--- a/채움_신사업_제안서.docx
+++ b/채움_신사업_제안서.docx
@@ -289,7 +289,7 @@
           <w:sz w:val="20"/>
           <w:szCs w:val="20"/>
         </w:rPr>
-        <w:t xml:space="preserve">   단계별 확장 전략</w:t>
+        <w:t xml:space="preserve">   확장 전략 — 왜 하필 이 순서인가</w:t>
       </w:r>
     </w:p>
     <w:p>
@@ -4566,7 +4566,255 @@
           <w:sz w:val="30"/>
           <w:szCs w:val="30"/>
         </w:rPr>
-        <w:t xml:space="preserve">6. 단계별 확장 전략 — "시간 재고의 구조"로 나눈다</w:t>
+        <w:t xml:space="preserve">6. 확장 전략 — 왜 하필 이 순서인가</w:t>
+      </w:r>
+    </w:p>
+    <w:p>
+      <w:pPr>
+        <w:pStyle w:val="Heading2"/>
+        <w:spacing w:after="120" w:before="280"/>
+      </w:pPr>
+      <w:r>
+        <w:rPr>
+          <w:rFonts w:ascii="맑은 고딕" w:cs="맑은 고딕" w:eastAsia="맑은 고딕" w:hAnsi="맑은 고딕"/>
+          <w:b/>
+          <w:bCs/>
+          <w:color w:val="2E5C8A"/>
+          <w:sz w:val="24"/>
+          <w:szCs w:val="24"/>
+        </w:rPr>
+        <w:t xml:space="preserve">6.1 원칙 — 한 번에 한 가지 역량만 더한다</w:t>
+      </w:r>
+    </w:p>
+    <w:p>
+      <w:pPr>
+        <w:spacing w:after="100" w:before="60" w:line="276"/>
+      </w:pPr>
+      <w:r>
+        <w:rPr>
+          <w:rFonts w:ascii="맑은 고딕" w:cs="맑은 고딕" w:eastAsia="맑은 고딕" w:hAnsi="맑은 고딕"/>
+          <w:color w:val="262626"/>
+          <w:sz w:val="20"/>
+          <w:szCs w:val="20"/>
+        </w:rPr>
+        <w:t xml:space="preserve">아마존은 </w:t>
+      </w:r>
+      <w:r>
+        <w:rPr>
+          <w:rFonts w:ascii="맑은 고딕" w:cs="맑은 고딕" w:eastAsia="맑은 고딕" w:hAnsi="맑은 고딕"/>
+          <w:b/>
+          <w:bCs/>
+          <w:color w:val="262626"/>
+          <w:sz w:val="20"/>
+          <w:szCs w:val="20"/>
+        </w:rPr>
+        <w:t xml:space="preserve">책</w:t>
+      </w:r>
+      <w:r>
+        <w:rPr>
+          <w:rFonts w:ascii="맑은 고딕" w:cs="맑은 고딕" w:eastAsia="맑은 고딕" w:hAnsi="맑은 고딕"/>
+          <w:color w:val="262626"/>
+          <w:sz w:val="20"/>
+          <w:szCs w:val="20"/>
+        </w:rPr>
+        <w:t xml:space="preserve">부터 시작했습니다. 책이 가장 잘 팔릴 것 같아서가 아니라, </w:t>
+      </w:r>
+      <w:r>
+        <w:rPr>
+          <w:rFonts w:ascii="맑은 고딕" w:cs="맑은 고딕" w:eastAsia="맑은 고딕" w:hAnsi="맑은 고딕"/>
+          <w:b/>
+          <w:bCs/>
+          <w:color w:val="262626"/>
+          <w:sz w:val="20"/>
+          <w:szCs w:val="20"/>
+        </w:rPr>
+        <w:t xml:space="preserve">온라인에서 팔기 가장 쉬운 물건</w:t>
+      </w:r>
+      <w:r>
+        <w:rPr>
+          <w:rFonts w:ascii="맑은 고딕" w:cs="맑은 고딕" w:eastAsia="맑은 고딕" w:hAnsi="맑은 고딕"/>
+          <w:color w:val="262626"/>
+          <w:sz w:val="20"/>
+          <w:szCs w:val="20"/>
+        </w:rPr>
+        <w:t xml:space="preserve">이었기 때문입니다. ISBN으로 완전히 표준화돼 실물을 확인할 필요가 없고, 상하지 않고, 가볍고, 반품이 드뭅니다. 창고와 배송이라는 기본기를 </w:t>
+      </w:r>
+      <w:r>
+        <w:rPr>
+          <w:rFonts w:ascii="맑은 고딕" w:cs="맑은 고딕" w:eastAsia="맑은 고딕" w:hAnsi="맑은 고딕"/>
+          <w:b/>
+          <w:bCs/>
+          <w:color w:val="262626"/>
+          <w:sz w:val="20"/>
+          <w:szCs w:val="20"/>
+        </w:rPr>
+        <w:t xml:space="preserve">가장 관대한 상품</w:t>
+      </w:r>
+      <w:r>
+        <w:rPr>
+          <w:rFonts w:ascii="맑은 고딕" w:cs="맑은 고딕" w:eastAsia="맑은 고딕" w:hAnsi="맑은 고딕"/>
+          <w:color w:val="262626"/>
+          <w:sz w:val="20"/>
+          <w:szCs w:val="20"/>
+        </w:rPr>
+        <w:t xml:space="preserve">으로 익힌 겁니다.</w:t>
+      </w:r>
+    </w:p>
+    <w:p>
+      <w:pPr>
+        <w:spacing w:after="100" w:before="60" w:line="276"/>
+      </w:pPr>
+      <w:r>
+        <w:rPr>
+          <w:rFonts w:ascii="맑은 고딕" w:cs="맑은 고딕" w:eastAsia="맑은 고딕" w:hAnsi="맑은 고딕"/>
+          <w:color w:val="262626"/>
+          <w:sz w:val="20"/>
+          <w:szCs w:val="20"/>
+        </w:rPr>
+        <w:t xml:space="preserve">그다음이 </w:t>
+      </w:r>
+      <w:r>
+        <w:rPr>
+          <w:rFonts w:ascii="맑은 고딕" w:cs="맑은 고딕" w:eastAsia="맑은 고딕" w:hAnsi="맑은 고딕"/>
+          <w:b/>
+          <w:bCs/>
+          <w:color w:val="262626"/>
+          <w:sz w:val="20"/>
+          <w:szCs w:val="20"/>
+        </w:rPr>
+        <w:t xml:space="preserve">음반</w:t>
+      </w:r>
+      <w:r>
+        <w:rPr>
+          <w:rFonts w:ascii="맑은 고딕" w:cs="맑은 고딕" w:eastAsia="맑은 고딕" w:hAnsi="맑은 고딕"/>
+          <w:color w:val="262626"/>
+          <w:sz w:val="20"/>
+          <w:szCs w:val="20"/>
+        </w:rPr>
+        <w:t xml:space="preserve">이었습니다. 책과 물류 구조가 거의 같아서 카탈로그만 늘리면 됐습니다. </w:t>
+      </w:r>
+      <w:r>
+        <w:rPr>
+          <w:rFonts w:ascii="맑은 고딕" w:cs="맑은 고딕" w:eastAsia="맑은 고딕" w:hAnsi="맑은 고딕"/>
+          <w:b/>
+          <w:bCs/>
+          <w:color w:val="262626"/>
+          <w:sz w:val="20"/>
+          <w:szCs w:val="20"/>
+        </w:rPr>
+        <w:t xml:space="preserve">전자제품</w:t>
+      </w:r>
+      <w:r>
+        <w:rPr>
+          <w:rFonts w:ascii="맑은 고딕" w:cs="맑은 고딕" w:eastAsia="맑은 고딕" w:hAnsi="맑은 고딕"/>
+          <w:color w:val="262626"/>
+          <w:sz w:val="20"/>
+          <w:szCs w:val="20"/>
+        </w:rPr>
+        <w:t xml:space="preserve">에서 처음으로 고단가·A/S·반품이라는 새 역량을 배웠고, </w:t>
+      </w:r>
+      <w:r>
+        <w:rPr>
+          <w:rFonts w:ascii="맑은 고딕" w:cs="맑은 고딕" w:eastAsia="맑은 고딕" w:hAnsi="맑은 고딕"/>
+          <w:b/>
+          <w:bCs/>
+          <w:color w:val="262626"/>
+          <w:sz w:val="20"/>
+          <w:szCs w:val="20"/>
+        </w:rPr>
+        <w:t xml:space="preserve">신선식품</w:t>
+      </w:r>
+      <w:r>
+        <w:rPr>
+          <w:rFonts w:ascii="맑은 고딕" w:cs="맑은 고딕" w:eastAsia="맑은 고딕" w:hAnsi="맑은 고딕"/>
+          <w:color w:val="262626"/>
+          <w:sz w:val="20"/>
+          <w:szCs w:val="20"/>
+        </w:rPr>
+        <w:t xml:space="preserve">은 맨 마지막이었습니다. 콜드체인과 유통기한은 앞의 모든 물류가 완성된 뒤에야 감당할 수 있었기 때문입니다.</w:t>
+      </w:r>
+    </w:p>
+    <w:p>
+      <w:pPr>
+        <w:pBdr>
+          <w:top w:val="single" w:color="1F3864" w:sz="14" w:space="8"/>
+        </w:pBdr>
+        <w:shd w:fill="F2F5F9" w:color="auto" w:val="clear"/>
+        <w:spacing w:after="30" w:before="160" w:line="276"/>
+        <w:ind w:left="200" w:right="200"/>
+      </w:pPr>
+      <w:r>
+        <w:rPr>
+          <w:rFonts w:ascii="맑은 고딕" w:cs="맑은 고딕" w:eastAsia="맑은 고딕" w:hAnsi="맑은 고딕"/>
+          <w:color w:val="262626"/>
+          <w:sz w:val="20"/>
+          <w:szCs w:val="20"/>
+        </w:rPr>
+        <w:t xml:space="preserve">원칙은 하나입니다. </w:t>
+      </w:r>
+      <w:r>
+        <w:rPr>
+          <w:rFonts w:ascii="맑은 고딕" w:cs="맑은 고딕" w:eastAsia="맑은 고딕" w:hAnsi="맑은 고딕"/>
+          <w:b/>
+          <w:bCs/>
+          <w:color w:val="1F3864"/>
+          <w:sz w:val="20"/>
+          <w:szCs w:val="20"/>
+        </w:rPr>
+        <w:t xml:space="preserve">단계마다 새로 배우는 역량은 딱 하나.</w:t>
+      </w:r>
+    </w:p>
+    <w:p>
+      <w:pPr>
+        <w:pBdr>
+          <w:bottom w:val="single" w:color="1F3864" w:sz="4" w:space="8"/>
+        </w:pBdr>
+        <w:shd w:fill="F2F5F9" w:color="auto" w:val="clear"/>
+        <w:spacing w:after="180" w:before="30" w:line="276"/>
+        <w:ind w:left="200" w:right="200"/>
+      </w:pPr>
+      <w:r>
+        <w:rPr>
+          <w:rFonts w:ascii="맑은 고딕" w:cs="맑은 고딕" w:eastAsia="맑은 고딕" w:hAnsi="맑은 고딕"/>
+          <w:color w:val="262626"/>
+          <w:sz w:val="20"/>
+          <w:szCs w:val="20"/>
+        </w:rPr>
+        <w:t xml:space="preserve">나머지는 전부 앞 단계에서 이미 갖춘 것으로 해결한다.</w:t>
+      </w:r>
+    </w:p>
+    <w:p>
+      <w:pPr>
+        <w:spacing w:after="100" w:before="60" w:line="276"/>
+      </w:pPr>
+      <w:r>
+        <w:rPr>
+          <w:rFonts w:ascii="맑은 고딕" w:cs="맑은 고딕" w:eastAsia="맑은 고딕" w:hAnsi="맑은 고딕"/>
+          <w:color w:val="262626"/>
+          <w:sz w:val="20"/>
+          <w:szCs w:val="20"/>
+        </w:rPr>
+        <w:t xml:space="preserve">채움의 재고는 물건이 아니라 </w:t>
+      </w:r>
+      <w:r>
+        <w:rPr>
+          <w:rFonts w:ascii="맑은 고딕" w:cs="맑은 고딕" w:eastAsia="맑은 고딕" w:hAnsi="맑은 고딕"/>
+          <w:b/>
+          <w:bCs/>
+          <w:color w:val="262626"/>
+          <w:sz w:val="20"/>
+          <w:szCs w:val="20"/>
+        </w:rPr>
+        <w:t xml:space="preserve">시간</w:t>
+      </w:r>
+      <w:r>
+        <w:rPr>
+          <w:rFonts w:ascii="맑은 고딕" w:cs="맑은 고딕" w:eastAsia="맑은 고딕" w:hAnsi="맑은 고딕"/>
+          <w:color w:val="262626"/>
+          <w:sz w:val="20"/>
+          <w:szCs w:val="20"/>
+        </w:rPr>
+        <w:t xml:space="preserve">입니다. 그리고 시간 재고에도 똑같은 난이도 사다리가 있습니다.</w:t>
       </w:r>
     </w:p>
     <w:tbl>
@@ -4582,10 +4830,9 @@
         </w:tblBorders>
       </w:tblPr>
       <w:tblGrid>
-        <w:gridCol w:w="1100"/>
-        <w:gridCol w:w="2900"/>
-        <w:gridCol w:w="3300"/>
-        <w:gridCol w:w="2338"/>
+        <w:gridCol w:w="1500"/>
+        <w:gridCol w:w="2200"/>
+        <w:gridCol w:w="5938"/>
       </w:tblGrid>
       <w:tr>
         <w:trPr>
@@ -4593,7 +4840,7 @@
         </w:trPr>
         <w:tc>
           <w:tcPr>
-            <w:tcW w:type="dxa" w:w="1100"/>
+            <w:tcW w:type="dxa" w:w="1500"/>
             <w:shd w:fill="1F3864" w:color="auto" w:val="clear"/>
             <w:tcMar>
               <w:top w:type="dxa" w:w="80"/>
@@ -4616,13 +4863,13 @@
                 <w:sz w:val="18"/>
                 <w:szCs w:val="18"/>
               </w:rPr>
-              <w:t xml:space="preserve">단계</w:t>
-            </w:r>
-          </w:p>
-        </w:tc>
-        <w:tc>
-          <w:tcPr>
-            <w:tcW w:type="dxa" w:w="2900"/>
+              <w:t xml:space="preserve">아마존</w:t>
+            </w:r>
+          </w:p>
+        </w:tc>
+        <w:tc>
+          <w:tcPr>
+            <w:tcW w:type="dxa" w:w="2200"/>
             <w:shd w:fill="1F3864" w:color="auto" w:val="clear"/>
             <w:tcMar>
               <w:top w:type="dxa" w:w="80"/>
@@ -4645,13 +4892,13 @@
                 <w:sz w:val="18"/>
                 <w:szCs w:val="18"/>
               </w:rPr>
-              <w:t xml:space="preserve">업종</w:t>
-            </w:r>
-          </w:p>
-        </w:tc>
-        <w:tc>
-          <w:tcPr>
-            <w:tcW w:type="dxa" w:w="3300"/>
+              <w:t xml:space="preserve">채움</w:t>
+            </w:r>
+          </w:p>
+        </w:tc>
+        <w:tc>
+          <w:tcPr>
+            <w:tcW w:type="dxa" w:w="5938"/>
             <w:shd w:fill="1F3864" w:color="auto" w:val="clear"/>
             <w:tcMar>
               <w:top w:type="dxa" w:w="80"/>
@@ -4674,13 +4921,395 @@
                 <w:sz w:val="18"/>
                 <w:szCs w:val="18"/>
               </w:rPr>
-              <w:t xml:space="preserve">시간 구조</w:t>
-            </w:r>
-          </w:p>
-        </w:tc>
-        <w:tc>
-          <w:tcPr>
-            <w:tcW w:type="dxa" w:w="2338"/>
+              <w:t xml:space="preserve">공통 원리</w:t>
+            </w:r>
+          </w:p>
+        </w:tc>
+      </w:tr>
+      <w:tr>
+        <w:tc>
+          <w:tcPr>
+            <w:tcW w:type="dxa" w:w="1500"/>
+            <w:shd w:fill="FFFFFF" w:color="auto" w:val="clear"/>
+            <w:tcMar>
+              <w:top w:type="dxa" w:w="70"/>
+              <w:left w:type="dxa" w:w="110"/>
+              <w:bottom w:type="dxa" w:w="70"/>
+              <w:right w:type="dxa" w:w="110"/>
+            </w:tcMar>
+            <w:vAlign w:val="center"/>
+          </w:tcPr>
+          <w:p>
+            <w:pPr>
+              <w:spacing w:after="0" w:before="0" w:line="252"/>
+            </w:pPr>
+            <w:r>
+              <w:rPr>
+                <w:rFonts w:ascii="맑은 고딕" w:cs="맑은 고딕" w:eastAsia="맑은 고딕" w:hAnsi="맑은 고딕"/>
+                <w:color w:val="262626"/>
+                <w:sz w:val="18"/>
+                <w:szCs w:val="18"/>
+              </w:rPr>
+              <w:t xml:space="preserve">책</w:t>
+            </w:r>
+          </w:p>
+        </w:tc>
+        <w:tc>
+          <w:tcPr>
+            <w:tcW w:type="dxa" w:w="2200"/>
+            <w:shd w:fill="FFFFFF" w:color="auto" w:val="clear"/>
+            <w:tcMar>
+              <w:top w:type="dxa" w:w="70"/>
+              <w:left w:type="dxa" w:w="110"/>
+              <w:bottom w:type="dxa" w:w="70"/>
+              <w:right w:type="dxa" w:w="110"/>
+            </w:tcMar>
+            <w:vAlign w:val="center"/>
+          </w:tcPr>
+          <w:p>
+            <w:pPr>
+              <w:spacing w:after="0" w:before="0" w:line="252"/>
+            </w:pPr>
+            <w:r>
+              <w:rPr>
+                <w:rFonts w:ascii="맑은 고딕" w:cs="맑은 고딕" w:eastAsia="맑은 고딕" w:hAnsi="맑은 고딕"/>
+                <w:b/>
+                <w:bCs/>
+                <w:color w:val="1F3864"/>
+                <w:sz w:val="18"/>
+                <w:szCs w:val="18"/>
+              </w:rPr>
+              <w:t xml:space="preserve">1단계 서비스업</w:t>
+            </w:r>
+          </w:p>
+        </w:tc>
+        <w:tc>
+          <w:tcPr>
+            <w:tcW w:type="dxa" w:w="5938"/>
+            <w:shd w:fill="FFFFFF" w:color="auto" w:val="clear"/>
+            <w:tcMar>
+              <w:top w:type="dxa" w:w="70"/>
+              <w:left w:type="dxa" w:w="110"/>
+              <w:bottom w:type="dxa" w:w="70"/>
+              <w:right w:type="dxa" w:w="110"/>
+            </w:tcMar>
+            <w:vAlign w:val="center"/>
+          </w:tcPr>
+          <w:p>
+            <w:pPr>
+              <w:spacing w:after="0" w:before="0" w:line="252"/>
+            </w:pPr>
+            <w:r>
+              <w:rPr>
+                <w:rFonts w:ascii="맑은 고딕" w:cs="맑은 고딕" w:eastAsia="맑은 고딕" w:hAnsi="맑은 고딕"/>
+                <w:color w:val="262626"/>
+                <w:sz w:val="18"/>
+                <w:szCs w:val="18"/>
+              </w:rPr>
+              <w:t xml:space="preserve">표준화·비부패·수량 없음 = 가장 관대한 재고로 엔진을 완성</w:t>
+            </w:r>
+          </w:p>
+        </w:tc>
+      </w:tr>
+      <w:tr>
+        <w:tc>
+          <w:tcPr>
+            <w:tcW w:type="dxa" w:w="1500"/>
+            <w:shd w:fill="F7F9FC" w:color="auto" w:val="clear"/>
+            <w:tcMar>
+              <w:top w:type="dxa" w:w="70"/>
+              <w:left w:type="dxa" w:w="110"/>
+              <w:bottom w:type="dxa" w:w="70"/>
+              <w:right w:type="dxa" w:w="110"/>
+            </w:tcMar>
+            <w:vAlign w:val="center"/>
+          </w:tcPr>
+          <w:p>
+            <w:pPr>
+              <w:spacing w:after="0" w:before="0" w:line="252"/>
+            </w:pPr>
+            <w:r>
+              <w:rPr>
+                <w:rFonts w:ascii="맑은 고딕" w:cs="맑은 고딕" w:eastAsia="맑은 고딕" w:hAnsi="맑은 고딕"/>
+                <w:color w:val="262626"/>
+                <w:sz w:val="18"/>
+                <w:szCs w:val="18"/>
+              </w:rPr>
+              <w:t xml:space="preserve">음반</w:t>
+            </w:r>
+          </w:p>
+        </w:tc>
+        <w:tc>
+          <w:tcPr>
+            <w:tcW w:type="dxa" w:w="2200"/>
+            <w:shd w:fill="F7F9FC" w:color="auto" w:val="clear"/>
+            <w:tcMar>
+              <w:top w:type="dxa" w:w="70"/>
+              <w:left w:type="dxa" w:w="110"/>
+              <w:bottom w:type="dxa" w:w="70"/>
+              <w:right w:type="dxa" w:w="110"/>
+            </w:tcMar>
+            <w:vAlign w:val="center"/>
+          </w:tcPr>
+          <w:p>
+            <w:pPr>
+              <w:spacing w:after="0" w:before="0" w:line="252"/>
+            </w:pPr>
+            <w:r>
+              <w:rPr>
+                <w:rFonts w:ascii="맑은 고딕" w:cs="맑은 고딕" w:eastAsia="맑은 고딕" w:hAnsi="맑은 고딕"/>
+                <w:b/>
+                <w:bCs/>
+                <w:color w:val="1F3864"/>
+                <w:sz w:val="18"/>
+                <w:szCs w:val="18"/>
+              </w:rPr>
+              <w:t xml:space="preserve">2단계 문화</w:t>
+            </w:r>
+          </w:p>
+        </w:tc>
+        <w:tc>
+          <w:tcPr>
+            <w:tcW w:type="dxa" w:w="5938"/>
+            <w:shd w:fill="F7F9FC" w:color="auto" w:val="clear"/>
+            <w:tcMar>
+              <w:top w:type="dxa" w:w="70"/>
+              <w:left w:type="dxa" w:w="110"/>
+              <w:bottom w:type="dxa" w:w="70"/>
+              <w:right w:type="dxa" w:w="110"/>
+            </w:tcMar>
+            <w:vAlign w:val="center"/>
+          </w:tcPr>
+          <w:p>
+            <w:pPr>
+              <w:spacing w:after="0" w:before="0" w:line="252"/>
+            </w:pPr>
+            <w:r>
+              <w:rPr>
+                <w:rFonts w:ascii="맑은 고딕" w:cs="맑은 고딕" w:eastAsia="맑은 고딕" w:hAnsi="맑은 고딕"/>
+                <w:color w:val="262626"/>
+                <w:sz w:val="18"/>
+                <w:szCs w:val="18"/>
+              </w:rPr>
+              <w:t xml:space="preserve">같은 엔진 위에 카탈로그와 수량만 확장</w:t>
+            </w:r>
+          </w:p>
+        </w:tc>
+      </w:tr>
+      <w:tr>
+        <w:tc>
+          <w:tcPr>
+            <w:tcW w:type="dxa" w:w="1500"/>
+            <w:shd w:fill="FFFFFF" w:color="auto" w:val="clear"/>
+            <w:tcMar>
+              <w:top w:type="dxa" w:w="70"/>
+              <w:left w:type="dxa" w:w="110"/>
+              <w:bottom w:type="dxa" w:w="70"/>
+              <w:right w:type="dxa" w:w="110"/>
+            </w:tcMar>
+            <w:vAlign w:val="center"/>
+          </w:tcPr>
+          <w:p>
+            <w:pPr>
+              <w:spacing w:after="0" w:before="0" w:line="252"/>
+            </w:pPr>
+            <w:r>
+              <w:rPr>
+                <w:rFonts w:ascii="맑은 고딕" w:cs="맑은 고딕" w:eastAsia="맑은 고딕" w:hAnsi="맑은 고딕"/>
+                <w:color w:val="262626"/>
+                <w:sz w:val="18"/>
+                <w:szCs w:val="18"/>
+              </w:rPr>
+              <w:t xml:space="preserve">전자제품</w:t>
+            </w:r>
+          </w:p>
+        </w:tc>
+        <w:tc>
+          <w:tcPr>
+            <w:tcW w:type="dxa" w:w="2200"/>
+            <w:shd w:fill="FFFFFF" w:color="auto" w:val="clear"/>
+            <w:tcMar>
+              <w:top w:type="dxa" w:w="70"/>
+              <w:left w:type="dxa" w:w="110"/>
+              <w:bottom w:type="dxa" w:w="70"/>
+              <w:right w:type="dxa" w:w="110"/>
+            </w:tcMar>
+            <w:vAlign w:val="center"/>
+          </w:tcPr>
+          <w:p>
+            <w:pPr>
+              <w:spacing w:after="0" w:before="0" w:line="252"/>
+            </w:pPr>
+            <w:r>
+              <w:rPr>
+                <w:rFonts w:ascii="맑은 고딕" w:cs="맑은 고딕" w:eastAsia="맑은 고딕" w:hAnsi="맑은 고딕"/>
+                <w:b/>
+                <w:bCs/>
+                <w:color w:val="1F3864"/>
+                <w:sz w:val="18"/>
+                <w:szCs w:val="18"/>
+              </w:rPr>
+              <w:t xml:space="preserve">3단계 숙박</w:t>
+            </w:r>
+          </w:p>
+        </w:tc>
+        <w:tc>
+          <w:tcPr>
+            <w:tcW w:type="dxa" w:w="5938"/>
+            <w:shd w:fill="FFFFFF" w:color="auto" w:val="clear"/>
+            <w:tcMar>
+              <w:top w:type="dxa" w:w="70"/>
+              <w:left w:type="dxa" w:w="110"/>
+              <w:bottom w:type="dxa" w:w="70"/>
+              <w:right w:type="dxa" w:w="110"/>
+            </w:tcMar>
+            <w:vAlign w:val="center"/>
+          </w:tcPr>
+          <w:p>
+            <w:pPr>
+              <w:spacing w:after="0" w:before="0" w:line="252"/>
+            </w:pPr>
+            <w:r>
+              <w:rPr>
+                <w:rFonts w:ascii="맑은 고딕" w:cs="맑은 고딕" w:eastAsia="맑은 고딕" w:hAnsi="맑은 고딕"/>
+                <w:color w:val="262626"/>
+                <w:sz w:val="18"/>
+                <w:szCs w:val="18"/>
+              </w:rPr>
+              <w:t xml:space="preserve">객단가↑ · 정책 복잡도↑ · 대형 공급자 본격 진입</w:t>
+            </w:r>
+          </w:p>
+        </w:tc>
+      </w:tr>
+      <w:tr>
+        <w:tc>
+          <w:tcPr>
+            <w:tcW w:type="dxa" w:w="1500"/>
+            <w:shd w:fill="F7F9FC" w:color="auto" w:val="clear"/>
+            <w:tcMar>
+              <w:top w:type="dxa" w:w="70"/>
+              <w:left w:type="dxa" w:w="110"/>
+              <w:bottom w:type="dxa" w:w="70"/>
+              <w:right w:type="dxa" w:w="110"/>
+            </w:tcMar>
+            <w:vAlign w:val="center"/>
+          </w:tcPr>
+          <w:p>
+            <w:pPr>
+              <w:spacing w:after="0" w:before="0" w:line="252"/>
+            </w:pPr>
+            <w:r>
+              <w:rPr>
+                <w:rFonts w:ascii="맑은 고딕" w:cs="맑은 고딕" w:eastAsia="맑은 고딕" w:hAnsi="맑은 고딕"/>
+                <w:color w:val="262626"/>
+                <w:sz w:val="18"/>
+                <w:szCs w:val="18"/>
+              </w:rPr>
+              <w:t xml:space="preserve">신선식품</w:t>
+            </w:r>
+          </w:p>
+        </w:tc>
+        <w:tc>
+          <w:tcPr>
+            <w:tcW w:type="dxa" w:w="2200"/>
+            <w:shd w:fill="F7F9FC" w:color="auto" w:val="clear"/>
+            <w:tcMar>
+              <w:top w:type="dxa" w:w="70"/>
+              <w:left w:type="dxa" w:w="110"/>
+              <w:bottom w:type="dxa" w:w="70"/>
+              <w:right w:type="dxa" w:w="110"/>
+            </w:tcMar>
+            <w:vAlign w:val="center"/>
+          </w:tcPr>
+          <w:p>
+            <w:pPr>
+              <w:spacing w:after="0" w:before="0" w:line="252"/>
+            </w:pPr>
+            <w:r>
+              <w:rPr>
+                <w:rFonts w:ascii="맑은 고딕" w:cs="맑은 고딕" w:eastAsia="맑은 고딕" w:hAnsi="맑은 고딕"/>
+                <w:b/>
+                <w:bCs/>
+                <w:color w:val="1F3864"/>
+                <w:sz w:val="18"/>
+                <w:szCs w:val="18"/>
+              </w:rPr>
+              <w:t xml:space="preserve">4단계 포장음식</w:t>
+            </w:r>
+          </w:p>
+        </w:tc>
+        <w:tc>
+          <w:tcPr>
+            <w:tcW w:type="dxa" w:w="5938"/>
+            <w:shd w:fill="F7F9FC" w:color="auto" w:val="clear"/>
+            <w:tcMar>
+              <w:top w:type="dxa" w:w="70"/>
+              <w:left w:type="dxa" w:w="110"/>
+              <w:bottom w:type="dxa" w:w="70"/>
+              <w:right w:type="dxa" w:w="110"/>
+            </w:tcMar>
+            <w:vAlign w:val="center"/>
+          </w:tcPr>
+          <w:p>
+            <w:pPr>
+              <w:spacing w:after="0" w:before="0" w:line="252"/>
+            </w:pPr>
+            <w:r>
+              <w:rPr>
+                <w:rFonts w:ascii="맑은 고딕" w:cs="맑은 고딕" w:eastAsia="맑은 고딕" w:hAnsi="맑은 고딕"/>
+                <w:color w:val="262626"/>
+                <w:sz w:val="18"/>
+                <w:szCs w:val="18"/>
+              </w:rPr>
+              <w:t xml:space="preserve">부패·실시간 재고. 앞의 모든 것이 완성된 뒤에만 가능</w:t>
+            </w:r>
+          </w:p>
+        </w:tc>
+      </w:tr>
+    </w:tbl>
+    <w:p>
+      <w:pPr>
+        <w:pStyle w:val="Heading2"/>
+        <w:spacing w:after="120" w:before="280"/>
+      </w:pPr>
+      <w:r>
+        <w:rPr>
+          <w:rFonts w:ascii="맑은 고딕" w:cs="맑은 고딕" w:eastAsia="맑은 고딕" w:hAnsi="맑은 고딕"/>
+          <w:b/>
+          <w:bCs/>
+          <w:color w:val="2E5C8A"/>
+          <w:sz w:val="24"/>
+          <w:szCs w:val="24"/>
+        </w:rPr>
+        <w:t xml:space="preserve">6.2 시간 재고의 난이도 4축</w:t>
+      </w:r>
+    </w:p>
+    <w:tbl>
+      <w:tblPr>
+        <w:tblW w:type="dxa" w:w="9640"/>
+        <w:tblBorders>
+          <w:top w:val="single" w:color="BFC9D6" w:sz="4"/>
+          <w:left w:val="single" w:color="BFC9D6" w:sz="4"/>
+          <w:bottom w:val="single" w:color="BFC9D6" w:sz="4"/>
+          <w:right w:val="single" w:color="BFC9D6" w:sz="4"/>
+          <w:insideH w:val="single" w:color="DCE3EC" w:sz="2"/>
+          <w:insideV w:val="single" w:color="DCE3EC" w:sz="2"/>
+        </w:tblBorders>
+      </w:tblPr>
+      <w:tblGrid>
+        <w:gridCol w:w="1900"/>
+        <w:gridCol w:w="1950"/>
+        <w:gridCol w:w="1950"/>
+        <w:gridCol w:w="1950"/>
+        <w:gridCol w:w="1888"/>
+      </w:tblGrid>
+      <w:tr>
+        <w:trPr>
+          <w:tblHeader/>
+        </w:trPr>
+        <w:tc>
+          <w:tcPr>
+            <w:tcW w:type="dxa" w:w="1900"/>
             <w:shd w:fill="1F3864" w:color="auto" w:val="clear"/>
             <w:tcMar>
               <w:top w:type="dxa" w:w="80"/>
@@ -4703,7 +5332,123 @@
                 <w:sz w:val="18"/>
                 <w:szCs w:val="18"/>
               </w:rPr>
-              <w:t xml:space="preserve">필요 핵심역량</w:t>
+              <w:t xml:space="preserve">축</w:t>
+            </w:r>
+          </w:p>
+        </w:tc>
+        <w:tc>
+          <w:tcPr>
+            <w:tcW w:type="dxa" w:w="1950"/>
+            <w:shd w:fill="1F3864" w:color="auto" w:val="clear"/>
+            <w:tcMar>
+              <w:top w:type="dxa" w:w="80"/>
+              <w:left w:type="dxa" w:w="110"/>
+              <w:bottom w:type="dxa" w:w="80"/>
+              <w:right w:type="dxa" w:w="110"/>
+            </w:tcMar>
+            <w:vAlign w:val="center"/>
+          </w:tcPr>
+          <w:p>
+            <w:pPr>
+              <w:spacing w:after="0" w:before="0"/>
+            </w:pPr>
+            <w:r>
+              <w:rPr>
+                <w:rFonts w:ascii="맑은 고딕" w:cs="맑은 고딕" w:eastAsia="맑은 고딕" w:hAnsi="맑은 고딕"/>
+                <w:b/>
+                <w:bCs/>
+                <w:color w:val="FFFFFF"/>
+                <w:sz w:val="18"/>
+                <w:szCs w:val="18"/>
+              </w:rPr>
+              <w:t xml:space="preserve">1단계 서비스업</w:t>
+            </w:r>
+          </w:p>
+        </w:tc>
+        <w:tc>
+          <w:tcPr>
+            <w:tcW w:type="dxa" w:w="1950"/>
+            <w:shd w:fill="1F3864" w:color="auto" w:val="clear"/>
+            <w:tcMar>
+              <w:top w:type="dxa" w:w="80"/>
+              <w:left w:type="dxa" w:w="110"/>
+              <w:bottom w:type="dxa" w:w="80"/>
+              <w:right w:type="dxa" w:w="110"/>
+            </w:tcMar>
+            <w:vAlign w:val="center"/>
+          </w:tcPr>
+          <w:p>
+            <w:pPr>
+              <w:spacing w:after="0" w:before="0"/>
+            </w:pPr>
+            <w:r>
+              <w:rPr>
+                <w:rFonts w:ascii="맑은 고딕" w:cs="맑은 고딕" w:eastAsia="맑은 고딕" w:hAnsi="맑은 고딕"/>
+                <w:b/>
+                <w:bCs/>
+                <w:color w:val="FFFFFF"/>
+                <w:sz w:val="18"/>
+                <w:szCs w:val="18"/>
+              </w:rPr>
+              <w:t xml:space="preserve">2단계 문화</w:t>
+            </w:r>
+          </w:p>
+        </w:tc>
+        <w:tc>
+          <w:tcPr>
+            <w:tcW w:type="dxa" w:w="1950"/>
+            <w:shd w:fill="1F3864" w:color="auto" w:val="clear"/>
+            <w:tcMar>
+              <w:top w:type="dxa" w:w="80"/>
+              <w:left w:type="dxa" w:w="110"/>
+              <w:bottom w:type="dxa" w:w="80"/>
+              <w:right w:type="dxa" w:w="110"/>
+            </w:tcMar>
+            <w:vAlign w:val="center"/>
+          </w:tcPr>
+          <w:p>
+            <w:pPr>
+              <w:spacing w:after="0" w:before="0"/>
+            </w:pPr>
+            <w:r>
+              <w:rPr>
+                <w:rFonts w:ascii="맑은 고딕" w:cs="맑은 고딕" w:eastAsia="맑은 고딕" w:hAnsi="맑은 고딕"/>
+                <w:b/>
+                <w:bCs/>
+                <w:color w:val="FFFFFF"/>
+                <w:sz w:val="18"/>
+                <w:szCs w:val="18"/>
+              </w:rPr>
+              <w:t xml:space="preserve">3단계 숙박</w:t>
+            </w:r>
+          </w:p>
+        </w:tc>
+        <w:tc>
+          <w:tcPr>
+            <w:tcW w:type="dxa" w:w="1888"/>
+            <w:shd w:fill="1F3864" w:color="auto" w:val="clear"/>
+            <w:tcMar>
+              <w:top w:type="dxa" w:w="80"/>
+              <w:left w:type="dxa" w:w="110"/>
+              <w:bottom w:type="dxa" w:w="80"/>
+              <w:right w:type="dxa" w:w="110"/>
+            </w:tcMar>
+            <w:vAlign w:val="center"/>
+          </w:tcPr>
+          <w:p>
+            <w:pPr>
+              <w:spacing w:after="0" w:before="0"/>
+            </w:pPr>
+            <w:r>
+              <w:rPr>
+                <w:rFonts w:ascii="맑은 고딕" w:cs="맑은 고딕" w:eastAsia="맑은 고딕" w:hAnsi="맑은 고딕"/>
+                <w:b/>
+                <w:bCs/>
+                <w:color w:val="FFFFFF"/>
+                <w:sz w:val="18"/>
+                <w:szCs w:val="18"/>
+              </w:rPr>
+              <w:t xml:space="preserve">4단계 포장음식</w:t>
             </w:r>
           </w:p>
         </w:tc>
@@ -4711,7 +5456,7 @@
       <w:tr>
         <w:tc>
           <w:tcPr>
-            <w:tcW w:type="dxa" w:w="1100"/>
+            <w:tcW w:type="dxa" w:w="1900"/>
             <w:shd w:fill="FFFFFF" w:color="auto" w:val="clear"/>
             <w:tcMar>
               <w:top w:type="dxa" w:w="70"/>
@@ -4734,7 +5479,2741 @@
                 <w:sz w:val="18"/>
                 <w:szCs w:val="18"/>
               </w:rPr>
+              <w:t xml:space="preserve">매칭 구조</w:t>
+            </w:r>
+          </w:p>
+        </w:tc>
+        <w:tc>
+          <w:tcPr>
+            <w:tcW w:type="dxa" w:w="1950"/>
+            <w:shd w:fill="FFFFFF" w:color="auto" w:val="clear"/>
+            <w:tcMar>
+              <w:top w:type="dxa" w:w="70"/>
+              <w:left w:type="dxa" w:w="110"/>
+              <w:bottom w:type="dxa" w:w="70"/>
+              <w:right w:type="dxa" w:w="110"/>
+            </w:tcMar>
+            <w:vAlign w:val="center"/>
+          </w:tcPr>
+          <w:p>
+            <w:pPr>
+              <w:spacing w:after="0" w:before="0" w:line="252"/>
+            </w:pPr>
+            <w:r>
+              <w:rPr>
+                <w:rFonts w:ascii="맑은 고딕" w:cs="맑은 고딕" w:eastAsia="맑은 고딕" w:hAnsi="맑은 고딕"/>
+                <w:color w:val="262626"/>
+                <w:sz w:val="18"/>
+                <w:szCs w:val="18"/>
+              </w:rPr>
+              <w:t xml:space="preserve">1:1</w:t>
+            </w:r>
+          </w:p>
+        </w:tc>
+        <w:tc>
+          <w:tcPr>
+            <w:tcW w:type="dxa" w:w="1950"/>
+            <w:shd w:fill="FFFFFF" w:color="auto" w:val="clear"/>
+            <w:tcMar>
+              <w:top w:type="dxa" w:w="70"/>
+              <w:left w:type="dxa" w:w="110"/>
+              <w:bottom w:type="dxa" w:w="70"/>
+              <w:right w:type="dxa" w:w="110"/>
+            </w:tcMar>
+            <w:vAlign w:val="center"/>
+          </w:tcPr>
+          <w:p>
+            <w:pPr>
+              <w:spacing w:after="0" w:before="0" w:line="252"/>
+            </w:pPr>
+            <w:r>
+              <w:rPr>
+                <w:rFonts w:ascii="맑은 고딕" w:cs="맑은 고딕" w:eastAsia="맑은 고딕" w:hAnsi="맑은 고딕"/>
+                <w:b/>
+                <w:bCs/>
+                <w:color w:val="2E5C8A"/>
+                <w:sz w:val="18"/>
+                <w:szCs w:val="18"/>
+              </w:rPr>
+              <w:t xml:space="preserve">1:다수</w:t>
+            </w:r>
+          </w:p>
+        </w:tc>
+        <w:tc>
+          <w:tcPr>
+            <w:tcW w:type="dxa" w:w="1950"/>
+            <w:shd w:fill="FFFFFF" w:color="auto" w:val="clear"/>
+            <w:tcMar>
+              <w:top w:type="dxa" w:w="70"/>
+              <w:left w:type="dxa" w:w="110"/>
+              <w:bottom w:type="dxa" w:w="70"/>
+              <w:right w:type="dxa" w:w="110"/>
+            </w:tcMar>
+            <w:vAlign w:val="center"/>
+          </w:tcPr>
+          <w:p>
+            <w:pPr>
+              <w:spacing w:after="0" w:before="0" w:line="252"/>
+            </w:pPr>
+            <w:r>
+              <w:rPr>
+                <w:rFonts w:ascii="맑은 고딕" w:cs="맑은 고딕" w:eastAsia="맑은 고딕" w:hAnsi="맑은 고딕"/>
+                <w:color w:val="262626"/>
+                <w:sz w:val="18"/>
+                <w:szCs w:val="18"/>
+              </w:rPr>
+              <w:t xml:space="preserve">1:다수 (객실)</w:t>
+            </w:r>
+          </w:p>
+        </w:tc>
+        <w:tc>
+          <w:tcPr>
+            <w:tcW w:type="dxa" w:w="1888"/>
+            <w:shd w:fill="FFFFFF" w:color="auto" w:val="clear"/>
+            <w:tcMar>
+              <w:top w:type="dxa" w:w="70"/>
+              <w:left w:type="dxa" w:w="110"/>
+              <w:bottom w:type="dxa" w:w="70"/>
+              <w:right w:type="dxa" w:w="110"/>
+            </w:tcMar>
+            <w:vAlign w:val="center"/>
+          </w:tcPr>
+          <w:p>
+            <w:pPr>
+              <w:spacing w:after="0" w:before="0" w:line="252"/>
+            </w:pPr>
+            <w:r>
+              <w:rPr>
+                <w:rFonts w:ascii="맑은 고딕" w:cs="맑은 고딕" w:eastAsia="맑은 고딕" w:hAnsi="맑은 고딕"/>
+                <w:color w:val="262626"/>
+                <w:sz w:val="18"/>
+                <w:szCs w:val="18"/>
+              </w:rPr>
+              <w:t xml:space="preserve">1:다수 (개수)</w:t>
+            </w:r>
+          </w:p>
+        </w:tc>
+      </w:tr>
+      <w:tr>
+        <w:tc>
+          <w:tcPr>
+            <w:tcW w:type="dxa" w:w="1900"/>
+            <w:shd w:fill="F7F9FC" w:color="auto" w:val="clear"/>
+            <w:tcMar>
+              <w:top w:type="dxa" w:w="70"/>
+              <w:left w:type="dxa" w:w="110"/>
+              <w:bottom w:type="dxa" w:w="70"/>
+              <w:right w:type="dxa" w:w="110"/>
+            </w:tcMar>
+            <w:vAlign w:val="center"/>
+          </w:tcPr>
+          <w:p>
+            <w:pPr>
+              <w:spacing w:after="0" w:before="0" w:line="252"/>
+            </w:pPr>
+            <w:r>
+              <w:rPr>
+                <w:rFonts w:ascii="맑은 고딕" w:cs="맑은 고딕" w:eastAsia="맑은 고딕" w:hAnsi="맑은 고딕"/>
+                <w:b/>
+                <w:bCs/>
+                <w:color w:val="262626"/>
+                <w:sz w:val="18"/>
+                <w:szCs w:val="18"/>
+              </w:rPr>
+              <w:t xml:space="preserve">재고 수량</w:t>
+            </w:r>
+          </w:p>
+        </w:tc>
+        <w:tc>
+          <w:tcPr>
+            <w:tcW w:type="dxa" w:w="1950"/>
+            <w:shd w:fill="F7F9FC" w:color="auto" w:val="clear"/>
+            <w:tcMar>
+              <w:top w:type="dxa" w:w="70"/>
+              <w:left w:type="dxa" w:w="110"/>
+              <w:bottom w:type="dxa" w:w="70"/>
+              <w:right w:type="dxa" w:w="110"/>
+            </w:tcMar>
+            <w:vAlign w:val="center"/>
+          </w:tcPr>
+          <w:p>
+            <w:pPr>
+              <w:spacing w:after="0" w:before="0" w:line="252"/>
+            </w:pPr>
+            <w:r>
+              <w:rPr>
+                <w:rFonts w:ascii="맑은 고딕" w:cs="맑은 고딕" w:eastAsia="맑은 고딕" w:hAnsi="맑은 고딕"/>
+                <w:color w:val="262626"/>
+                <w:sz w:val="18"/>
+                <w:szCs w:val="18"/>
+              </w:rPr>
+              <w:t xml:space="preserve">항상 1</w:t>
+            </w:r>
+          </w:p>
+        </w:tc>
+        <w:tc>
+          <w:tcPr>
+            <w:tcW w:type="dxa" w:w="1950"/>
+            <w:shd w:fill="F7F9FC" w:color="auto" w:val="clear"/>
+            <w:tcMar>
+              <w:top w:type="dxa" w:w="70"/>
+              <w:left w:type="dxa" w:w="110"/>
+              <w:bottom w:type="dxa" w:w="70"/>
+              <w:right w:type="dxa" w:w="110"/>
+            </w:tcMar>
+            <w:vAlign w:val="center"/>
+          </w:tcPr>
+          <w:p>
+            <w:pPr>
+              <w:spacing w:after="0" w:before="0" w:line="252"/>
+            </w:pPr>
+            <w:r>
+              <w:rPr>
+                <w:rFonts w:ascii="맑은 고딕" w:cs="맑은 고딕" w:eastAsia="맑은 고딕" w:hAnsi="맑은 고딕"/>
+                <w:color w:val="262626"/>
+                <w:sz w:val="18"/>
+                <w:szCs w:val="18"/>
+              </w:rPr>
+              <w:t xml:space="preserve">좌석 N</w:t>
+            </w:r>
+          </w:p>
+        </w:tc>
+        <w:tc>
+          <w:tcPr>
+            <w:tcW w:type="dxa" w:w="1950"/>
+            <w:shd w:fill="F7F9FC" w:color="auto" w:val="clear"/>
+            <w:tcMar>
+              <w:top w:type="dxa" w:w="70"/>
+              <w:left w:type="dxa" w:w="110"/>
+              <w:bottom w:type="dxa" w:w="70"/>
+              <w:right w:type="dxa" w:w="110"/>
+            </w:tcMar>
+            <w:vAlign w:val="center"/>
+          </w:tcPr>
+          <w:p>
+            <w:pPr>
+              <w:spacing w:after="0" w:before="0" w:line="252"/>
+            </w:pPr>
+            <w:r>
+              <w:rPr>
+                <w:rFonts w:ascii="맑은 고딕" w:cs="맑은 고딕" w:eastAsia="맑은 고딕" w:hAnsi="맑은 고딕"/>
+                <w:color w:val="262626"/>
+                <w:sz w:val="18"/>
+                <w:szCs w:val="18"/>
+              </w:rPr>
+              <w:t xml:space="preserve">객실 N</w:t>
+            </w:r>
+          </w:p>
+        </w:tc>
+        <w:tc>
+          <w:tcPr>
+            <w:tcW w:type="dxa" w:w="1888"/>
+            <w:shd w:fill="F7F9FC" w:color="auto" w:val="clear"/>
+            <w:tcMar>
+              <w:top w:type="dxa" w:w="70"/>
+              <w:left w:type="dxa" w:w="110"/>
+              <w:bottom w:type="dxa" w:w="70"/>
+              <w:right w:type="dxa" w:w="110"/>
+            </w:tcMar>
+            <w:vAlign w:val="center"/>
+          </w:tcPr>
+          <w:p>
+            <w:pPr>
+              <w:spacing w:after="0" w:before="0" w:line="252"/>
+            </w:pPr>
+            <w:r>
+              <w:rPr>
+                <w:rFonts w:ascii="맑은 고딕" w:cs="맑은 고딕" w:eastAsia="맑은 고딕" w:hAnsi="맑은 고딕"/>
+                <w:b/>
+                <w:bCs/>
+                <w:color w:val="B02A2A"/>
+                <w:sz w:val="18"/>
+                <w:szCs w:val="18"/>
+              </w:rPr>
+              <w:t xml:space="preserve">개수 N, 실시간 변동</w:t>
+            </w:r>
+          </w:p>
+        </w:tc>
+      </w:tr>
+      <w:tr>
+        <w:tc>
+          <w:tcPr>
+            <w:tcW w:type="dxa" w:w="1900"/>
+            <w:shd w:fill="FFFFFF" w:color="auto" w:val="clear"/>
+            <w:tcMar>
+              <w:top w:type="dxa" w:w="70"/>
+              <w:left w:type="dxa" w:w="110"/>
+              <w:bottom w:type="dxa" w:w="70"/>
+              <w:right w:type="dxa" w:w="110"/>
+            </w:tcMar>
+            <w:vAlign w:val="center"/>
+          </w:tcPr>
+          <w:p>
+            <w:pPr>
+              <w:spacing w:after="0" w:before="0" w:line="252"/>
+            </w:pPr>
+            <w:r>
+              <w:rPr>
+                <w:rFonts w:ascii="맑은 고딕" w:cs="맑은 고딕" w:eastAsia="맑은 고딕" w:hAnsi="맑은 고딕"/>
+                <w:b/>
+                <w:bCs/>
+                <w:color w:val="262626"/>
+                <w:sz w:val="18"/>
+                <w:szCs w:val="18"/>
+              </w:rPr>
+              <w:t xml:space="preserve">시간 결합</w:t>
+            </w:r>
+          </w:p>
+        </w:tc>
+        <w:tc>
+          <w:tcPr>
+            <w:tcW w:type="dxa" w:w="1950"/>
+            <w:shd w:fill="FFFFFF" w:color="auto" w:val="clear"/>
+            <w:tcMar>
+              <w:top w:type="dxa" w:w="70"/>
+              <w:left w:type="dxa" w:w="110"/>
+              <w:bottom w:type="dxa" w:w="70"/>
+              <w:right w:type="dxa" w:w="110"/>
+            </w:tcMar>
+            <w:vAlign w:val="center"/>
+          </w:tcPr>
+          <w:p>
+            <w:pPr>
+              <w:spacing w:after="0" w:before="0" w:line="252"/>
+            </w:pPr>
+            <w:r>
+              <w:rPr>
+                <w:rFonts w:ascii="맑은 고딕" w:cs="맑은 고딕" w:eastAsia="맑은 고딕" w:hAnsi="맑은 고딕"/>
+                <w:color w:val="262626"/>
+                <w:sz w:val="18"/>
+                <w:szCs w:val="18"/>
+              </w:rPr>
+              <w:t xml:space="preserve">완전 일치</w:t>
+            </w:r>
+          </w:p>
+        </w:tc>
+        <w:tc>
+          <w:tcPr>
+            <w:tcW w:type="dxa" w:w="1950"/>
+            <w:shd w:fill="FFFFFF" w:color="auto" w:val="clear"/>
+            <w:tcMar>
+              <w:top w:type="dxa" w:w="70"/>
+              <w:left w:type="dxa" w:w="110"/>
+              <w:bottom w:type="dxa" w:w="70"/>
+              <w:right w:type="dxa" w:w="110"/>
+            </w:tcMar>
+            <w:vAlign w:val="center"/>
+          </w:tcPr>
+          <w:p>
+            <w:pPr>
+              <w:spacing w:after="0" w:before="0" w:line="252"/>
+            </w:pPr>
+            <w:r>
+              <w:rPr>
+                <w:rFonts w:ascii="맑은 고딕" w:cs="맑은 고딕" w:eastAsia="맑은 고딕" w:hAnsi="맑은 고딕"/>
+                <w:color w:val="262626"/>
+                <w:sz w:val="18"/>
+                <w:szCs w:val="18"/>
+              </w:rPr>
+              <w:t xml:space="preserve">완전 일치</w:t>
+            </w:r>
+          </w:p>
+        </w:tc>
+        <w:tc>
+          <w:tcPr>
+            <w:tcW w:type="dxa" w:w="1950"/>
+            <w:shd w:fill="FFFFFF" w:color="auto" w:val="clear"/>
+            <w:tcMar>
+              <w:top w:type="dxa" w:w="70"/>
+              <w:left w:type="dxa" w:w="110"/>
+              <w:bottom w:type="dxa" w:w="70"/>
+              <w:right w:type="dxa" w:w="110"/>
+            </w:tcMar>
+            <w:vAlign w:val="center"/>
+          </w:tcPr>
+          <w:p>
+            <w:pPr>
+              <w:spacing w:after="0" w:before="0" w:line="252"/>
+            </w:pPr>
+            <w:r>
+              <w:rPr>
+                <w:rFonts w:ascii="맑은 고딕" w:cs="맑은 고딕" w:eastAsia="맑은 고딕" w:hAnsi="맑은 고딕"/>
+                <w:b/>
+                <w:bCs/>
+                <w:color w:val="2E5C8A"/>
+                <w:sz w:val="18"/>
+                <w:szCs w:val="18"/>
+              </w:rPr>
+              <w:t xml:space="preserve">분리</w:t>
+            </w:r>
+            <w:r>
+              <w:rPr>
+                <w:rFonts w:ascii="맑은 고딕" w:cs="맑은 고딕" w:eastAsia="맑은 고딕" w:hAnsi="맑은 고딕"/>
+                <w:color w:val="2E5C8A"/>
+                <w:sz w:val="18"/>
+                <w:szCs w:val="18"/>
+              </w:rPr>
+              <w:t xml:space="preserve"> (체크인~아웃)</w:t>
+            </w:r>
+          </w:p>
+        </w:tc>
+        <w:tc>
+          <w:tcPr>
+            <w:tcW w:type="dxa" w:w="1888"/>
+            <w:shd w:fill="FFFFFF" w:color="auto" w:val="clear"/>
+            <w:tcMar>
+              <w:top w:type="dxa" w:w="70"/>
+              <w:left w:type="dxa" w:w="110"/>
+              <w:bottom w:type="dxa" w:w="70"/>
+              <w:right w:type="dxa" w:w="110"/>
+            </w:tcMar>
+            <w:vAlign w:val="center"/>
+          </w:tcPr>
+          <w:p>
+            <w:pPr>
+              <w:spacing w:after="0" w:before="0" w:line="252"/>
+            </w:pPr>
+            <w:r>
+              <w:rPr>
+                <w:rFonts w:ascii="맑은 고딕" w:cs="맑은 고딕" w:eastAsia="맑은 고딕" w:hAnsi="맑은 고딕"/>
+                <w:b/>
+                <w:bCs/>
+                <w:color w:val="B02A2A"/>
+                <w:sz w:val="18"/>
+                <w:szCs w:val="18"/>
+              </w:rPr>
+              <w:t xml:space="preserve">분리</w:t>
+            </w:r>
+            <w:r>
+              <w:rPr>
+                <w:rFonts w:ascii="맑은 고딕" w:cs="맑은 고딕" w:eastAsia="맑은 고딕" w:hAnsi="맑은 고딕"/>
+                <w:color w:val="B02A2A"/>
+                <w:sz w:val="18"/>
+                <w:szCs w:val="18"/>
+              </w:rPr>
+              <w:t xml:space="preserve"> (픽업 시점)</w:t>
+            </w:r>
+          </w:p>
+        </w:tc>
+      </w:tr>
+      <w:tr>
+        <w:tc>
+          <w:tcPr>
+            <w:tcW w:type="dxa" w:w="1900"/>
+            <w:shd w:fill="F7F9FC" w:color="auto" w:val="clear"/>
+            <w:tcMar>
+              <w:top w:type="dxa" w:w="70"/>
+              <w:left w:type="dxa" w:w="110"/>
+              <w:bottom w:type="dxa" w:w="70"/>
+              <w:right w:type="dxa" w:w="110"/>
+            </w:tcMar>
+            <w:vAlign w:val="center"/>
+          </w:tcPr>
+          <w:p>
+            <w:pPr>
+              <w:spacing w:after="0" w:before="0" w:line="252"/>
+            </w:pPr>
+            <w:r>
+              <w:rPr>
+                <w:rFonts w:ascii="맑은 고딕" w:cs="맑은 고딕" w:eastAsia="맑은 고딕" w:hAnsi="맑은 고딕"/>
+                <w:b/>
+                <w:bCs/>
+                <w:color w:val="262626"/>
+                <w:sz w:val="18"/>
+                <w:szCs w:val="18"/>
+              </w:rPr>
+              <w:t xml:space="preserve">소멸 방식</w:t>
+            </w:r>
+          </w:p>
+        </w:tc>
+        <w:tc>
+          <w:tcPr>
+            <w:tcW w:type="dxa" w:w="1950"/>
+            <w:shd w:fill="F7F9FC" w:color="auto" w:val="clear"/>
+            <w:tcMar>
+              <w:top w:type="dxa" w:w="70"/>
+              <w:left w:type="dxa" w:w="110"/>
+              <w:bottom w:type="dxa" w:w="70"/>
+              <w:right w:type="dxa" w:w="110"/>
+            </w:tcMar>
+            <w:vAlign w:val="center"/>
+          </w:tcPr>
+          <w:p>
+            <w:pPr>
+              <w:spacing w:after="0" w:before="0" w:line="252"/>
+            </w:pPr>
+            <w:r>
+              <w:rPr>
+                <w:rFonts w:ascii="맑은 고딕" w:cs="맑은 고딕" w:eastAsia="맑은 고딕" w:hAnsi="맑은 고딕"/>
+                <w:color w:val="262626"/>
+                <w:sz w:val="18"/>
+                <w:szCs w:val="18"/>
+              </w:rPr>
+              <w:t xml:space="preserve">슬롯 소멸</w:t>
+            </w:r>
+          </w:p>
+        </w:tc>
+        <w:tc>
+          <w:tcPr>
+            <w:tcW w:type="dxa" w:w="1950"/>
+            <w:shd w:fill="F7F9FC" w:color="auto" w:val="clear"/>
+            <w:tcMar>
+              <w:top w:type="dxa" w:w="70"/>
+              <w:left w:type="dxa" w:w="110"/>
+              <w:bottom w:type="dxa" w:w="70"/>
+              <w:right w:type="dxa" w:w="110"/>
+            </w:tcMar>
+            <w:vAlign w:val="center"/>
+          </w:tcPr>
+          <w:p>
+            <w:pPr>
+              <w:spacing w:after="0" w:before="0" w:line="252"/>
+            </w:pPr>
+            <w:r>
+              <w:rPr>
+                <w:rFonts w:ascii="맑은 고딕" w:cs="맑은 고딕" w:eastAsia="맑은 고딕" w:hAnsi="맑은 고딕"/>
+                <w:color w:val="262626"/>
+                <w:sz w:val="18"/>
+                <w:szCs w:val="18"/>
+              </w:rPr>
+              <w:t xml:space="preserve">좌석 소멸</w:t>
+            </w:r>
+          </w:p>
+        </w:tc>
+        <w:tc>
+          <w:tcPr>
+            <w:tcW w:type="dxa" w:w="1950"/>
+            <w:shd w:fill="F7F9FC" w:color="auto" w:val="clear"/>
+            <w:tcMar>
+              <w:top w:type="dxa" w:w="70"/>
+              <w:left w:type="dxa" w:w="110"/>
+              <w:bottom w:type="dxa" w:w="70"/>
+              <w:right w:type="dxa" w:w="110"/>
+            </w:tcMar>
+            <w:vAlign w:val="center"/>
+          </w:tcPr>
+          <w:p>
+            <w:pPr>
+              <w:spacing w:after="0" w:before="0" w:line="252"/>
+            </w:pPr>
+            <w:r>
+              <w:rPr>
+                <w:rFonts w:ascii="맑은 고딕" w:cs="맑은 고딕" w:eastAsia="맑은 고딕" w:hAnsi="맑은 고딕"/>
+                <w:color w:val="262626"/>
+                <w:sz w:val="18"/>
+                <w:szCs w:val="18"/>
+              </w:rPr>
+              <w:t xml:space="preserve">1박 소멸</w:t>
+            </w:r>
+          </w:p>
+        </w:tc>
+        <w:tc>
+          <w:tcPr>
+            <w:tcW w:type="dxa" w:w="1888"/>
+            <w:shd w:fill="F7F9FC" w:color="auto" w:val="clear"/>
+            <w:tcMar>
+              <w:top w:type="dxa" w:w="70"/>
+              <w:left w:type="dxa" w:w="110"/>
+              <w:bottom w:type="dxa" w:w="70"/>
+              <w:right w:type="dxa" w:w="110"/>
+            </w:tcMar>
+            <w:vAlign w:val="center"/>
+          </w:tcPr>
+          <w:p>
+            <w:pPr>
+              <w:spacing w:after="0" w:before="0" w:line="252"/>
+            </w:pPr>
+            <w:r>
+              <w:rPr>
+                <w:rFonts w:ascii="맑은 고딕" w:cs="맑은 고딕" w:eastAsia="맑은 고딕" w:hAnsi="맑은 고딕"/>
+                <w:b/>
+                <w:bCs/>
+                <w:color w:val="B02A2A"/>
+                <w:sz w:val="18"/>
+                <w:szCs w:val="18"/>
+              </w:rPr>
+              <w:t xml:space="preserve">물리적 부패</w:t>
+            </w:r>
+          </w:p>
+        </w:tc>
+      </w:tr>
+      <w:tr>
+        <w:tc>
+          <w:tcPr>
+            <w:tcW w:type="dxa" w:w="1900"/>
+            <w:shd w:fill="FFFFFF" w:color="auto" w:val="clear"/>
+            <w:tcMar>
+              <w:top w:type="dxa" w:w="70"/>
+              <w:left w:type="dxa" w:w="110"/>
+              <w:bottom w:type="dxa" w:w="70"/>
+              <w:right w:type="dxa" w:w="110"/>
+            </w:tcMar>
+            <w:vAlign w:val="center"/>
+          </w:tcPr>
+          <w:p>
+            <w:pPr>
+              <w:spacing w:after="0" w:before="0" w:line="252"/>
+            </w:pPr>
+            <w:r>
+              <w:rPr>
+                <w:rFonts w:ascii="맑은 고딕" w:cs="맑은 고딕" w:eastAsia="맑은 고딕" w:hAnsi="맑은 고딕"/>
+                <w:b/>
+                <w:bCs/>
+                <w:color w:val="262626"/>
+                <w:sz w:val="18"/>
+                <w:szCs w:val="18"/>
+              </w:rPr>
+              <w:t xml:space="preserve">공급자</w:t>
+            </w:r>
+          </w:p>
+        </w:tc>
+        <w:tc>
+          <w:tcPr>
+            <w:tcW w:type="dxa" w:w="1950"/>
+            <w:shd w:fill="FFFFFF" w:color="auto" w:val="clear"/>
+            <w:tcMar>
+              <w:top w:type="dxa" w:w="70"/>
+              <w:left w:type="dxa" w:w="110"/>
+              <w:bottom w:type="dxa" w:w="70"/>
+              <w:right w:type="dxa" w:w="110"/>
+            </w:tcMar>
+            <w:vAlign w:val="center"/>
+          </w:tcPr>
+          <w:p>
+            <w:pPr>
+              <w:spacing w:after="0" w:before="0" w:line="252"/>
+            </w:pPr>
+            <w:r>
+              <w:rPr>
+                <w:rFonts w:ascii="맑은 고딕" w:cs="맑은 고딕" w:eastAsia="맑은 고딕" w:hAnsi="맑은 고딕"/>
+                <w:color w:val="262626"/>
+                <w:sz w:val="18"/>
+                <w:szCs w:val="18"/>
+              </w:rPr>
+              <w:t xml:space="preserve">소상공인</w:t>
+            </w:r>
+          </w:p>
+        </w:tc>
+        <w:tc>
+          <w:tcPr>
+            <w:tcW w:type="dxa" w:w="1950"/>
+            <w:shd w:fill="FFFFFF" w:color="auto" w:val="clear"/>
+            <w:tcMar>
+              <w:top w:type="dxa" w:w="70"/>
+              <w:left w:type="dxa" w:w="110"/>
+              <w:bottom w:type="dxa" w:w="70"/>
+              <w:right w:type="dxa" w:w="110"/>
+            </w:tcMar>
+            <w:vAlign w:val="center"/>
+          </w:tcPr>
+          <w:p>
+            <w:pPr>
+              <w:spacing w:after="0" w:before="0" w:line="252"/>
+            </w:pPr>
+            <w:r>
+              <w:rPr>
+                <w:rFonts w:ascii="맑은 고딕" w:cs="맑은 고딕" w:eastAsia="맑은 고딕" w:hAnsi="맑은 고딕"/>
+                <w:color w:val="262626"/>
+                <w:sz w:val="18"/>
+                <w:szCs w:val="18"/>
+              </w:rPr>
+              <w:t xml:space="preserve">소상공인 → 대기업</w:t>
+            </w:r>
+          </w:p>
+        </w:tc>
+        <w:tc>
+          <w:tcPr>
+            <w:tcW w:type="dxa" w:w="1950"/>
+            <w:shd w:fill="FFFFFF" w:color="auto" w:val="clear"/>
+            <w:tcMar>
+              <w:top w:type="dxa" w:w="70"/>
+              <w:left w:type="dxa" w:w="110"/>
+              <w:bottom w:type="dxa" w:w="70"/>
+              <w:right w:type="dxa" w:w="110"/>
+            </w:tcMar>
+            <w:vAlign w:val="center"/>
+          </w:tcPr>
+          <w:p>
+            <w:pPr>
+              <w:spacing w:after="0" w:before="0" w:line="252"/>
+            </w:pPr>
+            <w:r>
+              <w:rPr>
+                <w:rFonts w:ascii="맑은 고딕" w:cs="맑은 고딕" w:eastAsia="맑은 고딕" w:hAnsi="맑은 고딕"/>
+                <w:color w:val="262626"/>
+                <w:sz w:val="18"/>
+                <w:szCs w:val="18"/>
+              </w:rPr>
+              <w:t xml:space="preserve">대기업 중심</w:t>
+            </w:r>
+          </w:p>
+        </w:tc>
+        <w:tc>
+          <w:tcPr>
+            <w:tcW w:type="dxa" w:w="1888"/>
+            <w:shd w:fill="FFFFFF" w:color="auto" w:val="clear"/>
+            <w:tcMar>
+              <w:top w:type="dxa" w:w="70"/>
+              <w:left w:type="dxa" w:w="110"/>
+              <w:bottom w:type="dxa" w:w="70"/>
+              <w:right w:type="dxa" w:w="110"/>
+            </w:tcMar>
+            <w:vAlign w:val="center"/>
+          </w:tcPr>
+          <w:p>
+            <w:pPr>
+              <w:spacing w:after="0" w:before="0" w:line="252"/>
+            </w:pPr>
+            <w:r>
+              <w:rPr>
+                <w:rFonts w:ascii="맑은 고딕" w:cs="맑은 고딕" w:eastAsia="맑은 고딕" w:hAnsi="맑은 고딕"/>
+                <w:color w:val="262626"/>
+                <w:sz w:val="18"/>
+                <w:szCs w:val="18"/>
+              </w:rPr>
+              <w:t xml:space="preserve">소상공인</w:t>
+            </w:r>
+          </w:p>
+        </w:tc>
+      </w:tr>
+      <w:tr>
+        <w:tc>
+          <w:tcPr>
+            <w:tcW w:type="dxa" w:w="1900"/>
+            <w:shd w:fill="F7F9FC" w:color="auto" w:val="clear"/>
+            <w:tcMar>
+              <w:top w:type="dxa" w:w="70"/>
+              <w:left w:type="dxa" w:w="110"/>
+              <w:bottom w:type="dxa" w:w="70"/>
+              <w:right w:type="dxa" w:w="110"/>
+            </w:tcMar>
+            <w:vAlign w:val="center"/>
+          </w:tcPr>
+          <w:p>
+            <w:pPr>
+              <w:spacing w:after="0" w:before="0" w:line="252"/>
+            </w:pPr>
+            <w:r>
+              <w:rPr>
+                <w:rFonts w:ascii="맑은 고딕" w:cs="맑은 고딕" w:eastAsia="맑은 고딕" w:hAnsi="맑은 고딕"/>
+                <w:b/>
+                <w:bCs/>
+                <w:color w:val="262626"/>
+                <w:sz w:val="18"/>
+                <w:szCs w:val="18"/>
+              </w:rPr>
+              <w:t xml:space="preserve">객단가</w:t>
+            </w:r>
+          </w:p>
+        </w:tc>
+        <w:tc>
+          <w:tcPr>
+            <w:tcW w:type="dxa" w:w="1950"/>
+            <w:shd w:fill="F7F9FC" w:color="auto" w:val="clear"/>
+            <w:tcMar>
+              <w:top w:type="dxa" w:w="70"/>
+              <w:left w:type="dxa" w:w="110"/>
+              <w:bottom w:type="dxa" w:w="70"/>
+              <w:right w:type="dxa" w:w="110"/>
+            </w:tcMar>
+            <w:vAlign w:val="center"/>
+          </w:tcPr>
+          <w:p>
+            <w:pPr>
+              <w:spacing w:after="0" w:before="0" w:line="252"/>
+            </w:pPr>
+            <w:r>
+              <w:rPr>
+                <w:rFonts w:ascii="맑은 고딕" w:cs="맑은 고딕" w:eastAsia="맑은 고딕" w:hAnsi="맑은 고딕"/>
+                <w:color w:val="262626"/>
+                <w:sz w:val="18"/>
+                <w:szCs w:val="18"/>
+              </w:rPr>
+              <w:t xml:space="preserve">2~5만 원</w:t>
+            </w:r>
+          </w:p>
+        </w:tc>
+        <w:tc>
+          <w:tcPr>
+            <w:tcW w:type="dxa" w:w="1950"/>
+            <w:shd w:fill="F7F9FC" w:color="auto" w:val="clear"/>
+            <w:tcMar>
+              <w:top w:type="dxa" w:w="70"/>
+              <w:left w:type="dxa" w:w="110"/>
+              <w:bottom w:type="dxa" w:w="70"/>
+              <w:right w:type="dxa" w:w="110"/>
+            </w:tcMar>
+            <w:vAlign w:val="center"/>
+          </w:tcPr>
+          <w:p>
+            <w:pPr>
+              <w:spacing w:after="0" w:before="0" w:line="252"/>
+            </w:pPr>
+            <w:r>
+              <w:rPr>
+                <w:rFonts w:ascii="맑은 고딕" w:cs="맑은 고딕" w:eastAsia="맑은 고딕" w:hAnsi="맑은 고딕"/>
+                <w:color w:val="262626"/>
+                <w:sz w:val="18"/>
+                <w:szCs w:val="18"/>
+              </w:rPr>
+              <w:t xml:space="preserve">1~3만 원</w:t>
+            </w:r>
+          </w:p>
+        </w:tc>
+        <w:tc>
+          <w:tcPr>
+            <w:tcW w:type="dxa" w:w="1950"/>
+            <w:shd w:fill="F7F9FC" w:color="auto" w:val="clear"/>
+            <w:tcMar>
+              <w:top w:type="dxa" w:w="70"/>
+              <w:left w:type="dxa" w:w="110"/>
+              <w:bottom w:type="dxa" w:w="70"/>
+              <w:right w:type="dxa" w:w="110"/>
+            </w:tcMar>
+            <w:vAlign w:val="center"/>
+          </w:tcPr>
+          <w:p>
+            <w:pPr>
+              <w:spacing w:after="0" w:before="0" w:line="252"/>
+            </w:pPr>
+            <w:r>
+              <w:rPr>
+                <w:rFonts w:ascii="맑은 고딕" w:cs="맑은 고딕" w:eastAsia="맑은 고딕" w:hAnsi="맑은 고딕"/>
+                <w:color w:val="262626"/>
+                <w:sz w:val="18"/>
+                <w:szCs w:val="18"/>
+              </w:rPr>
+              <w:t xml:space="preserve">5~15만 원</w:t>
+            </w:r>
+          </w:p>
+        </w:tc>
+        <w:tc>
+          <w:tcPr>
+            <w:tcW w:type="dxa" w:w="1888"/>
+            <w:shd w:fill="F7F9FC" w:color="auto" w:val="clear"/>
+            <w:tcMar>
+              <w:top w:type="dxa" w:w="70"/>
+              <w:left w:type="dxa" w:w="110"/>
+              <w:bottom w:type="dxa" w:w="70"/>
+              <w:right w:type="dxa" w:w="110"/>
+            </w:tcMar>
+            <w:vAlign w:val="center"/>
+          </w:tcPr>
+          <w:p>
+            <w:pPr>
+              <w:spacing w:after="0" w:before="0" w:line="252"/>
+            </w:pPr>
+            <w:r>
+              <w:rPr>
+                <w:rFonts w:ascii="맑은 고딕" w:cs="맑은 고딕" w:eastAsia="맑은 고딕" w:hAnsi="맑은 고딕"/>
+                <w:b/>
+                <w:bCs/>
+                <w:color w:val="B02A2A"/>
+                <w:sz w:val="18"/>
+                <w:szCs w:val="18"/>
+              </w:rPr>
+              <w:t xml:space="preserve">3천~1만 원</w:t>
+            </w:r>
+          </w:p>
+        </w:tc>
+      </w:tr>
+      <w:tr>
+        <w:tc>
+          <w:tcPr>
+            <w:tcW w:type="dxa" w:w="1900"/>
+            <w:shd w:fill="FFFFFF" w:color="auto" w:val="clear"/>
+            <w:tcMar>
+              <w:top w:type="dxa" w:w="70"/>
+              <w:left w:type="dxa" w:w="110"/>
+              <w:bottom w:type="dxa" w:w="70"/>
+              <w:right w:type="dxa" w:w="110"/>
+            </w:tcMar>
+            <w:vAlign w:val="center"/>
+          </w:tcPr>
+          <w:p>
+            <w:pPr>
+              <w:spacing w:after="0" w:before="0" w:line="252"/>
+            </w:pPr>
+            <w:r>
+              <w:rPr>
+                <w:rFonts w:ascii="맑은 고딕" w:cs="맑은 고딕" w:eastAsia="맑은 고딕" w:hAnsi="맑은 고딕"/>
+                <w:b/>
+                <w:bCs/>
+                <w:color w:val="262626"/>
+                <w:sz w:val="18"/>
+                <w:szCs w:val="18"/>
+              </w:rPr>
+              <w:t xml:space="preserve">새로 필요한 역량</w:t>
+            </w:r>
+          </w:p>
+        </w:tc>
+        <w:tc>
+          <w:tcPr>
+            <w:tcW w:type="dxa" w:w="1950"/>
+            <w:shd w:fill="FFFFFF" w:color="auto" w:val="clear"/>
+            <w:tcMar>
+              <w:top w:type="dxa" w:w="70"/>
+              <w:left w:type="dxa" w:w="110"/>
+              <w:bottom w:type="dxa" w:w="70"/>
+              <w:right w:type="dxa" w:w="110"/>
+            </w:tcMar>
+            <w:vAlign w:val="center"/>
+          </w:tcPr>
+          <w:p>
+            <w:pPr>
+              <w:spacing w:after="0" w:before="0" w:line="252"/>
+            </w:pPr>
+            <w:r>
+              <w:rPr>
+                <w:rFonts w:ascii="맑은 고딕" w:cs="맑은 고딕" w:eastAsia="맑은 고딕" w:hAnsi="맑은 고딕"/>
+                <w:color w:val="262626"/>
+                <w:sz w:val="18"/>
+                <w:szCs w:val="18"/>
+              </w:rPr>
+              <w:t xml:space="preserve">(기반 엔진)</w:t>
+            </w:r>
+          </w:p>
+        </w:tc>
+        <w:tc>
+          <w:tcPr>
+            <w:tcW w:type="dxa" w:w="1950"/>
+            <w:shd w:fill="FFFFFF" w:color="auto" w:val="clear"/>
+            <w:tcMar>
+              <w:top w:type="dxa" w:w="70"/>
+              <w:left w:type="dxa" w:w="110"/>
+              <w:bottom w:type="dxa" w:w="70"/>
+              <w:right w:type="dxa" w:w="110"/>
+            </w:tcMar>
+            <w:vAlign w:val="center"/>
+          </w:tcPr>
+          <w:p>
+            <w:pPr>
+              <w:spacing w:after="0" w:before="0" w:line="252"/>
+            </w:pPr>
+            <w:r>
+              <w:rPr>
+                <w:rFonts w:ascii="맑은 고딕" w:cs="맑은 고딕" w:eastAsia="맑은 고딕" w:hAnsi="맑은 고딕"/>
+                <w:color w:val="262626"/>
+                <w:sz w:val="18"/>
+                <w:szCs w:val="18"/>
+              </w:rPr>
+              <w:t xml:space="preserve">수량·동시성 제어</w:t>
+            </w:r>
+          </w:p>
+        </w:tc>
+        <w:tc>
+          <w:tcPr>
+            <w:tcW w:type="dxa" w:w="1950"/>
+            <w:shd w:fill="FFFFFF" w:color="auto" w:val="clear"/>
+            <w:tcMar>
+              <w:top w:type="dxa" w:w="70"/>
+              <w:left w:type="dxa" w:w="110"/>
+              <w:bottom w:type="dxa" w:w="70"/>
+              <w:right w:type="dxa" w:w="110"/>
+            </w:tcMar>
+            <w:vAlign w:val="center"/>
+          </w:tcPr>
+          <w:p>
+            <w:pPr>
+              <w:spacing w:after="0" w:before="0" w:line="252"/>
+            </w:pPr>
+            <w:r>
+              <w:rPr>
+                <w:rFonts w:ascii="맑은 고딕" w:cs="맑은 고딕" w:eastAsia="맑은 고딕" w:hAnsi="맑은 고딕"/>
+                <w:color w:val="262626"/>
+                <w:sz w:val="18"/>
+                <w:szCs w:val="18"/>
+              </w:rPr>
+              <w:t xml:space="preserve">분리 재고·체인 연동</w:t>
+            </w:r>
+          </w:p>
+        </w:tc>
+        <w:tc>
+          <w:tcPr>
+            <w:tcW w:type="dxa" w:w="1888"/>
+            <w:shd w:fill="FFFFFF" w:color="auto" w:val="clear"/>
+            <w:tcMar>
+              <w:top w:type="dxa" w:w="70"/>
+              <w:left w:type="dxa" w:w="110"/>
+              <w:bottom w:type="dxa" w:w="70"/>
+              <w:right w:type="dxa" w:w="110"/>
+            </w:tcMar>
+            <w:vAlign w:val="center"/>
+          </w:tcPr>
+          <w:p>
+            <w:pPr>
+              <w:spacing w:after="0" w:before="0" w:line="252"/>
+            </w:pPr>
+            <w:r>
+              <w:rPr>
+                <w:rFonts w:ascii="맑은 고딕" w:cs="맑은 고딕" w:eastAsia="맑은 고딕" w:hAnsi="맑은 고딕"/>
+                <w:color w:val="262626"/>
+                <w:sz w:val="18"/>
+                <w:szCs w:val="18"/>
+              </w:rPr>
+              <w:t xml:space="preserve">실시간 물리재고·신선도</w:t>
+            </w:r>
+          </w:p>
+        </w:tc>
+      </w:tr>
+    </w:tbl>
+    <w:p>
+      <w:pPr>
+        <w:spacing w:after="120" w:before="0"/>
+      </w:pPr>
+    </w:p>
+    <w:p>
+      <w:pPr>
+        <w:spacing w:after="100" w:before="60" w:line="276"/>
+      </w:pPr>
+      <w:r>
+        <w:rPr>
+          <w:rFonts w:ascii="맑은 고딕" w:cs="맑은 고딕" w:eastAsia="맑은 고딕" w:hAnsi="맑은 고딕"/>
+          <w:color w:val="262626"/>
+          <w:sz w:val="20"/>
+          <w:szCs w:val="20"/>
+        </w:rPr>
+        <w:t xml:space="preserve">축이 </w:t>
+      </w:r>
+      <w:r>
+        <w:rPr>
+          <w:rFonts w:ascii="맑은 고딕" w:cs="맑은 고딕" w:eastAsia="맑은 고딕" w:hAnsi="맑은 고딕"/>
+          <w:b/>
+          <w:bCs/>
+          <w:color w:val="262626"/>
+          <w:sz w:val="20"/>
+          <w:szCs w:val="20"/>
+        </w:rPr>
+        <w:t xml:space="preserve">한 칸씩만</w:t>
+      </w:r>
+      <w:r>
+        <w:rPr>
+          <w:rFonts w:ascii="맑은 고딕" w:cs="맑은 고딕" w:eastAsia="맑은 고딕" w:hAnsi="맑은 고딕"/>
+          <w:color w:val="262626"/>
+          <w:sz w:val="20"/>
+          <w:szCs w:val="20"/>
+        </w:rPr>
+        <w:t xml:space="preserve"> 어려워집니다. 이것이 순서의 근거입니다.</w:t>
+      </w:r>
+    </w:p>
+    <w:p>
+      <w:pPr>
+        <w:pStyle w:val="Heading2"/>
+        <w:spacing w:after="120" w:before="280"/>
+      </w:pPr>
+      <w:r>
+        <w:rPr>
+          <w:rFonts w:ascii="맑은 고딕" w:cs="맑은 고딕" w:eastAsia="맑은 고딕" w:hAnsi="맑은 고딕"/>
+          <w:b/>
+          <w:bCs/>
+          <w:color w:val="2E5C8A"/>
+          <w:sz w:val="24"/>
+          <w:szCs w:val="24"/>
+        </w:rPr>
+        <w:t xml:space="preserve">6.3 1단계: 서비스업 — 채움의 "책"</w:t>
+      </w:r>
+    </w:p>
+    <w:p>
+      <w:pPr>
+        <w:spacing w:after="100" w:before="60" w:line="276"/>
+      </w:pPr>
+      <w:r>
+        <w:rPr>
+          <w:rFonts w:ascii="맑은 고딕" w:cs="맑은 고딕" w:eastAsia="맑은 고딕" w:hAnsi="맑은 고딕"/>
+          <w:color w:val="262626"/>
+          <w:sz w:val="20"/>
+          <w:szCs w:val="20"/>
+        </w:rPr>
+        <w:t xml:space="preserve">미용실 · 네일 · 마사지 · 피부관리. 시간 재고 중 </w:t>
+      </w:r>
+      <w:r>
+        <w:rPr>
+          <w:rFonts w:ascii="맑은 고딕" w:cs="맑은 고딕" w:eastAsia="맑은 고딕" w:hAnsi="맑은 고딕"/>
+          <w:b/>
+          <w:bCs/>
+          <w:color w:val="262626"/>
+          <w:sz w:val="20"/>
+          <w:szCs w:val="20"/>
+        </w:rPr>
+        <w:t xml:space="preserve">가장 다루기 쉬운 형태</w:t>
+      </w:r>
+      <w:r>
+        <w:rPr>
+          <w:rFonts w:ascii="맑은 고딕" w:cs="맑은 고딕" w:eastAsia="맑은 고딕" w:hAnsi="맑은 고딕"/>
+          <w:color w:val="262626"/>
+          <w:sz w:val="20"/>
+          <w:szCs w:val="20"/>
+        </w:rPr>
+        <w:t xml:space="preserve">입니다.</w:t>
+      </w:r>
+    </w:p>
+    <w:p>
+      <w:pPr>
+        <w:pStyle w:val="ListParagraph"/>
+        <w:numPr>
+          <w:ilvl w:val="0"/>
+          <w:numId w:val="2"/>
+        </w:numPr>
+        <w:spacing w:after="60" w:before="30" w:line="264"/>
+      </w:pPr>
+      <w:r>
+        <w:rPr>
+          <w:rFonts w:ascii="맑은 고딕" w:cs="맑은 고딕" w:eastAsia="맑은 고딕" w:hAnsi="맑은 고딕"/>
+          <w:b/>
+          <w:bCs/>
+          <w:color w:val="262626"/>
+          <w:sz w:val="20"/>
+          <w:szCs w:val="20"/>
+        </w:rPr>
+        <w:t xml:space="preserve">재고 수량이 항상 1</w:t>
+      </w:r>
+      <w:r>
+        <w:rPr>
+          <w:rFonts w:ascii="맑은 고딕" w:cs="맑은 고딕" w:eastAsia="맑은 고딕" w:hAnsi="맑은 고딕"/>
+          <w:color w:val="262626"/>
+          <w:sz w:val="20"/>
+          <w:szCs w:val="20"/>
+        </w:rPr>
+        <w:t xml:space="preserve"> — 1시 슬롯은 하나뿐이라 수량 관리도, 동시 예약 경합도 없다</w:t>
+      </w:r>
+    </w:p>
+    <w:p>
+      <w:pPr>
+        <w:pStyle w:val="ListParagraph"/>
+        <w:numPr>
+          <w:ilvl w:val="0"/>
+          <w:numId w:val="2"/>
+        </w:numPr>
+        <w:spacing w:after="60" w:before="30" w:line="264"/>
+      </w:pPr>
+      <w:r>
+        <w:rPr>
+          <w:rFonts w:ascii="맑은 고딕" w:cs="맑은 고딕" w:eastAsia="맑은 고딕" w:hAnsi="맑은 고딕"/>
+          <w:b/>
+          <w:bCs/>
+          <w:color w:val="262626"/>
+          <w:sz w:val="20"/>
+          <w:szCs w:val="20"/>
+        </w:rPr>
+        <w:t xml:space="preserve">공급자 시간과 소비자 시간이 완전히 일치</w:t>
+      </w:r>
+      <w:r>
+        <w:rPr>
+          <w:rFonts w:ascii="맑은 고딕" w:cs="맑은 고딕" w:eastAsia="맑은 고딕" w:hAnsi="맑은 고딕"/>
+          <w:color w:val="262626"/>
+          <w:sz w:val="20"/>
+          <w:szCs w:val="20"/>
+        </w:rPr>
+        <w:t xml:space="preserve"> — "1시부터 2시"가 양쪽 모두에게 같은 의미</w:t>
+      </w:r>
+    </w:p>
+    <w:p>
+      <w:pPr>
+        <w:pStyle w:val="ListParagraph"/>
+        <w:numPr>
+          <w:ilvl w:val="0"/>
+          <w:numId w:val="2"/>
+        </w:numPr>
+        <w:spacing w:after="60" w:before="30" w:line="264"/>
+      </w:pPr>
+      <w:r>
+        <w:rPr>
+          <w:rFonts w:ascii="맑은 고딕" w:cs="맑은 고딕" w:eastAsia="맑은 고딕" w:hAnsi="맑은 고딕"/>
+          <w:b/>
+          <w:bCs/>
+          <w:color w:val="262626"/>
+          <w:sz w:val="20"/>
+          <w:szCs w:val="20"/>
+        </w:rPr>
+        <w:t xml:space="preserve">물리적 재고가 없다</w:t>
+      </w:r>
+      <w:r>
+        <w:rPr>
+          <w:rFonts w:ascii="맑은 고딕" w:cs="맑은 고딕" w:eastAsia="맑은 고딕" w:hAnsi="맑은 고딕"/>
+          <w:color w:val="262626"/>
+          <w:sz w:val="20"/>
+          <w:szCs w:val="20"/>
+        </w:rPr>
+        <w:t xml:space="preserve"> — 썩지 않고, 내가 안 보는 사이에 수량이 줄지도 않는다</w:t>
+      </w:r>
+    </w:p>
+    <w:p>
+      <w:pPr>
+        <w:pStyle w:val="ListParagraph"/>
+        <w:numPr>
+          <w:ilvl w:val="0"/>
+          <w:numId w:val="2"/>
+        </w:numPr>
+        <w:spacing w:after="60" w:before="30" w:line="264"/>
+      </w:pPr>
+      <w:r>
+        <w:rPr>
+          <w:rFonts w:ascii="맑은 고딕" w:cs="맑은 고딕" w:eastAsia="맑은 고딕" w:hAnsi="맑은 고딕"/>
+          <w:b/>
+          <w:bCs/>
+          <w:color w:val="262626"/>
+          <w:sz w:val="20"/>
+          <w:szCs w:val="20"/>
+        </w:rPr>
+        <w:t xml:space="preserve">사장님 한 명이 결정한다</w:t>
+      </w:r>
+      <w:r>
+        <w:rPr>
+          <w:rFonts w:ascii="맑은 고딕" w:cs="맑은 고딕" w:eastAsia="맑은 고딕" w:hAnsi="맑은 고딕"/>
+          <w:color w:val="262626"/>
+          <w:sz w:val="20"/>
+          <w:szCs w:val="20"/>
+        </w:rPr>
+        <w:t xml:space="preserve"> — 품의도 전산 연동도 필요 없다. 문자 한 통으로 시작 가능</w:t>
+      </w:r>
+    </w:p>
+    <w:p>
+      <w:pPr>
+        <w:spacing w:after="100" w:before="60" w:line="276"/>
+      </w:pPr>
+      <w:r>
+        <w:rPr>
+          <w:rFonts w:ascii="맑은 고딕" w:cs="맑은 고딕" w:eastAsia="맑은 고딕" w:hAnsi="맑은 고딕"/>
+          <w:color w:val="262626"/>
+          <w:sz w:val="20"/>
+          <w:szCs w:val="20"/>
+        </w:rPr>
+        <w:t xml:space="preserve">여기서 얻는 것이 이 사업의 </w:t>
+      </w:r>
+      <w:r>
+        <w:rPr>
+          <w:rFonts w:ascii="맑은 고딕" w:cs="맑은 고딕" w:eastAsia="맑은 고딕" w:hAnsi="맑은 고딕"/>
+          <w:b/>
+          <w:bCs/>
+          <w:color w:val="262626"/>
+          <w:sz w:val="20"/>
+          <w:szCs w:val="20"/>
+        </w:rPr>
+        <w:t xml:space="preserve">기반 자산 4개</w:t>
+      </w:r>
+      <w:r>
+        <w:rPr>
+          <w:rFonts w:ascii="맑은 고딕" w:cs="맑은 고딕" w:eastAsia="맑은 고딕" w:hAnsi="맑은 고딕"/>
+          <w:color w:val="262626"/>
+          <w:sz w:val="20"/>
+          <w:szCs w:val="20"/>
+        </w:rPr>
+        <w:t xml:space="preserve">입니다.</w:t>
+      </w:r>
+    </w:p>
+    <w:p>
+      <w:pPr>
+        <w:pStyle w:val="ListParagraph"/>
+        <w:numPr>
+          <w:ilvl w:val="0"/>
+          <w:numId w:val="3"/>
+        </w:numPr>
+        <w:spacing w:after="60" w:before="30" w:line="264"/>
+      </w:pPr>
+      <w:r>
+        <w:rPr>
+          <w:rFonts w:ascii="맑은 고딕" w:cs="맑은 고딕" w:eastAsia="맑은 고딕" w:hAnsi="맑은 고딕"/>
+          <w:b/>
+          <w:bCs/>
+          <w:color w:val="262626"/>
+          <w:sz w:val="20"/>
+          <w:szCs w:val="20"/>
+        </w:rPr>
+        <w:t xml:space="preserve">도달가능성 엔진</w:t>
+      </w:r>
+      <w:r>
+        <w:rPr>
+          <w:rFonts w:ascii="맑은 고딕" w:cs="맑은 고딕" w:eastAsia="맑은 고딕" w:hAnsi="맑은 고딕"/>
+          <w:color w:val="262626"/>
+          <w:sz w:val="20"/>
+          <w:szCs w:val="20"/>
+        </w:rPr>
+        <w:t xml:space="preserve"> — 거리·이동수단·ETA·마감 카운트다운</w:t>
+      </w:r>
+    </w:p>
+    <w:p>
+      <w:pPr>
+        <w:pStyle w:val="ListParagraph"/>
+        <w:numPr>
+          <w:ilvl w:val="0"/>
+          <w:numId w:val="3"/>
+        </w:numPr>
+        <w:spacing w:after="60" w:before="30" w:line="264"/>
+      </w:pPr>
+      <w:r>
+        <w:rPr>
+          <w:rFonts w:ascii="맑은 고딕" w:cs="맑은 고딕" w:eastAsia="맑은 고딕" w:hAnsi="맑은 고딕"/>
+          <w:b/>
+          <w:bCs/>
+          <w:color w:val="262626"/>
+          <w:sz w:val="20"/>
+          <w:szCs w:val="20"/>
+        </w:rPr>
+        <w:t xml:space="preserve">선결제·환불·정산 파이프라인</w:t>
+      </w:r>
+    </w:p>
+    <w:p>
+      <w:pPr>
+        <w:pStyle w:val="ListParagraph"/>
+        <w:numPr>
+          <w:ilvl w:val="0"/>
+          <w:numId w:val="3"/>
+        </w:numPr>
+        <w:spacing w:after="60" w:before="30" w:line="264"/>
+      </w:pPr>
+      <w:r>
+        <w:rPr>
+          <w:rFonts w:ascii="맑은 고딕" w:cs="맑은 고딕" w:eastAsia="맑은 고딕" w:hAnsi="맑은 고딕"/>
+          <w:b/>
+          <w:bCs/>
+          <w:color w:val="262626"/>
+          <w:sz w:val="20"/>
+          <w:szCs w:val="20"/>
+        </w:rPr>
+        <w:t xml:space="preserve">"지금 시간이 빈" 즉흥 수요 사용자 풀</w:t>
+      </w:r>
+    </w:p>
+    <w:p>
+      <w:pPr>
+        <w:pStyle w:val="ListParagraph"/>
+        <w:numPr>
+          <w:ilvl w:val="0"/>
+          <w:numId w:val="3"/>
+        </w:numPr>
+        <w:spacing w:after="60" w:before="30" w:line="264"/>
+      </w:pPr>
+      <w:r>
+        <w:rPr>
+          <w:rFonts w:ascii="맑은 고딕" w:cs="맑은 고딕" w:eastAsia="맑은 고딕" w:hAnsi="맑은 고딕"/>
+          <w:b/>
+          <w:bCs/>
+          <w:color w:val="262626"/>
+          <w:sz w:val="20"/>
+          <w:szCs w:val="20"/>
+        </w:rPr>
+        <w:t xml:space="preserve">강남구라는 지역 밀도</w:t>
+      </w:r>
+    </w:p>
+    <w:p>
+      <w:pPr>
+        <w:pBdr>
+          <w:top w:val="single" w:color="1F3864" w:sz="14" w:space="8"/>
+        </w:pBdr>
+        <w:shd w:fill="F2F5F9" w:color="auto" w:val="clear"/>
+        <w:spacing w:after="30" w:before="160" w:line="276"/>
+        <w:ind w:left="200" w:right="200"/>
+      </w:pPr>
+      <w:r>
+        <w:rPr>
+          <w:rFonts w:ascii="맑은 고딕" w:cs="맑은 고딕" w:eastAsia="맑은 고딕" w:hAnsi="맑은 고딕"/>
+          <w:b/>
+          <w:bCs/>
+          <w:color w:val="1F3864"/>
+          <w:sz w:val="20"/>
+          <w:szCs w:val="20"/>
+        </w:rPr>
+        <w:t xml:space="preserve">1단계의 목적은 매출이 아니라 이 엔진을 완성하는 것입니다.</w:t>
+      </w:r>
+    </w:p>
+    <w:p>
+      <w:pPr>
+        <w:pBdr>
+          <w:bottom w:val="single" w:color="1F3864" w:sz="4" w:space="8"/>
+        </w:pBdr>
+        <w:shd w:fill="F2F5F9" w:color="auto" w:val="clear"/>
+        <w:spacing w:after="180" w:before="30" w:line="276"/>
+        <w:ind w:left="200" w:right="200"/>
+      </w:pPr>
+      <w:r>
+        <w:rPr>
+          <w:rFonts w:ascii="맑은 고딕" w:cs="맑은 고딕" w:eastAsia="맑은 고딕" w:hAnsi="맑은 고딕"/>
+          <w:color w:val="262626"/>
+          <w:sz w:val="20"/>
+          <w:szCs w:val="20"/>
+        </w:rPr>
+        <w:t xml:space="preserve">네 가지 모두 2·3·4단계에서 그대로 재사용됩니다.</w:t>
+      </w:r>
+    </w:p>
+    <w:p>
+      <w:pPr>
+        <w:pStyle w:val="Heading2"/>
+        <w:spacing w:after="120" w:before="280"/>
+      </w:pPr>
+      <w:r>
+        <w:rPr>
+          <w:rFonts w:ascii="맑은 고딕" w:cs="맑은 고딕" w:eastAsia="맑은 고딕" w:hAnsi="맑은 고딕"/>
+          <w:b/>
+          <w:bCs/>
+          <w:color w:val="2E5C8A"/>
+          <w:sz w:val="24"/>
+          <w:szCs w:val="24"/>
+        </w:rPr>
+        <w:t xml:space="preserve">6.4 2단계: 문화 — 수량과 동시성을 배운다</w:t>
+      </w:r>
+    </w:p>
+    <w:p>
+      <w:pPr>
+        <w:spacing w:after="100" w:before="60" w:line="276"/>
+      </w:pPr>
+      <w:r>
+        <w:rPr>
+          <w:rFonts w:ascii="맑은 고딕" w:cs="맑은 고딕" w:eastAsia="맑은 고딕" w:hAnsi="맑은 고딕"/>
+          <w:color w:val="262626"/>
+          <w:sz w:val="20"/>
+          <w:szCs w:val="20"/>
+        </w:rPr>
+        <w:t xml:space="preserve">연극, 영화, 방탈출, 보드게임카페. 전부 예약제이고, 전부 </w:t>
+      </w:r>
+      <w:r>
+        <w:rPr>
+          <w:rFonts w:ascii="맑은 고딕" w:cs="맑은 고딕" w:eastAsia="맑은 고딕" w:hAnsi="맑은 고딕"/>
+          <w:b/>
+          <w:bCs/>
+          <w:color w:val="262626"/>
+          <w:sz w:val="20"/>
+          <w:szCs w:val="20"/>
+        </w:rPr>
+        <w:t xml:space="preserve">오늘 저녁이 지나면 소멸</w:t>
+      </w:r>
+      <w:r>
+        <w:rPr>
+          <w:rFonts w:ascii="맑은 고딕" w:cs="맑은 고딕" w:eastAsia="맑은 고딕" w:hAnsi="맑은 고딕"/>
+          <w:color w:val="262626"/>
+          <w:sz w:val="20"/>
+          <w:szCs w:val="20"/>
+        </w:rPr>
+        <w:t xml:space="preserve">합니다.</w:t>
+      </w:r>
+    </w:p>
+    <w:p>
+      <w:pPr>
+        <w:spacing w:after="100" w:before="60" w:line="276"/>
+      </w:pPr>
+      <w:r>
+        <w:rPr>
+          <w:rFonts w:ascii="맑은 고딕" w:cs="맑은 고딕" w:eastAsia="맑은 고딕" w:hAnsi="맑은 고딕"/>
+          <w:color w:val="262626"/>
+          <w:sz w:val="20"/>
+          <w:szCs w:val="20"/>
+        </w:rPr>
+        <w:t xml:space="preserve">새로 배우는 역량은 딱 하나 — </w:t>
+      </w:r>
+      <w:r>
+        <w:rPr>
+          <w:rFonts w:ascii="맑은 고딕" w:cs="맑은 고딕" w:eastAsia="맑은 고딕" w:hAnsi="맑은 고딕"/>
+          <w:b/>
+          <w:bCs/>
+          <w:color w:val="262626"/>
+          <w:sz w:val="20"/>
+          <w:szCs w:val="20"/>
+        </w:rPr>
+        <w:t xml:space="preserve">1:다수, 즉 수량 재고와 동시성 제어</w:t>
+      </w:r>
+      <w:r>
+        <w:rPr>
+          <w:rFonts w:ascii="맑은 고딕" w:cs="맑은 고딕" w:eastAsia="맑은 고딕" w:hAnsi="맑은 고딕"/>
+          <w:color w:val="262626"/>
+          <w:sz w:val="20"/>
+          <w:szCs w:val="20"/>
+        </w:rPr>
+        <w:t xml:space="preserve">입니다.</w:t>
+      </w:r>
+    </w:p>
+    <w:p>
+      <w:pPr>
+        <w:pStyle w:val="ListParagraph"/>
+        <w:numPr>
+          <w:ilvl w:val="0"/>
+          <w:numId w:val="2"/>
+        </w:numPr>
+        <w:spacing w:after="60" w:before="30" w:line="264"/>
+      </w:pPr>
+      <w:r>
+        <w:rPr>
+          <w:rFonts w:ascii="맑은 고딕" w:cs="맑은 고딕" w:eastAsia="맑은 고딕" w:hAnsi="맑은 고딕"/>
+          <w:color w:val="262626"/>
+          <w:sz w:val="20"/>
+          <w:szCs w:val="20"/>
+        </w:rPr>
+        <w:t xml:space="preserve">남은 좌석 5석에 동시에 7명이 결제를 누르면? → </w:t>
+      </w:r>
+      <w:r>
+        <w:rPr>
+          <w:rFonts w:ascii="맑은 고딕" w:cs="맑은 고딕" w:eastAsia="맑은 고딕" w:hAnsi="맑은 고딕"/>
+          <w:b/>
+          <w:bCs/>
+          <w:color w:val="262626"/>
+          <w:sz w:val="20"/>
+          <w:szCs w:val="20"/>
+        </w:rPr>
+        <w:t xml:space="preserve">초과판매(oversell) 방지 로직</w:t>
+      </w:r>
+    </w:p>
+    <w:p>
+      <w:pPr>
+        <w:pStyle w:val="ListParagraph"/>
+        <w:numPr>
+          <w:ilvl w:val="0"/>
+          <w:numId w:val="2"/>
+        </w:numPr>
+        <w:spacing w:after="60" w:before="30" w:line="264"/>
+      </w:pPr>
+      <w:r>
+        <w:rPr>
+          <w:rFonts w:ascii="맑은 고딕" w:cs="맑은 고딕" w:eastAsia="맑은 고딕" w:hAnsi="맑은 고딕"/>
+          <w:color w:val="262626"/>
+          <w:sz w:val="20"/>
+          <w:szCs w:val="20"/>
+        </w:rPr>
+        <w:t xml:space="preserve">좌석 지정 / 인원 수 선택 / 2인 이상 예약</w:t>
+      </w:r>
+    </w:p>
+    <w:p>
+      <w:pPr>
+        <w:spacing w:after="100" w:before="60" w:line="276"/>
+      </w:pPr>
+      <w:r>
+        <w:rPr>
+          <w:rFonts w:ascii="맑은 고딕" w:cs="맑은 고딕" w:eastAsia="맑은 고딕" w:hAnsi="맑은 고딕"/>
+          <w:color w:val="262626"/>
+          <w:sz w:val="20"/>
+          <w:szCs w:val="20"/>
+        </w:rPr>
+        <w:t xml:space="preserve">시간 결합은 여전히 완전 일치이고(7시 공연은 7시에 같이 소비), 도달 마감 개념도 그대로입니다. </w:t>
+      </w:r>
+      <w:r>
+        <w:rPr>
+          <w:rFonts w:ascii="맑은 고딕" w:cs="맑은 고딕" w:eastAsia="맑은 고딕" w:hAnsi="맑은 고딕"/>
+          <w:b/>
+          <w:bCs/>
+          <w:color w:val="262626"/>
+          <w:sz w:val="20"/>
+          <w:szCs w:val="20"/>
+        </w:rPr>
+        <w:t xml:space="preserve">1단계 엔진의 90%가 손대지 않고 돌아갑니다.</w:t>
+      </w:r>
+    </w:p>
+    <w:p>
+      <w:pPr>
+        <w:spacing w:after="100" w:before="60" w:line="276"/>
+      </w:pPr>
+      <w:r>
+        <w:rPr>
+          <w:rFonts w:ascii="맑은 고딕" w:cs="맑은 고딕" w:eastAsia="맑은 고딕" w:hAnsi="맑은 고딕"/>
+          <w:color w:val="262626"/>
+          <w:sz w:val="20"/>
+          <w:szCs w:val="20"/>
+        </w:rPr>
+        <w:t xml:space="preserve">그리고 2단계는 </w:t>
+      </w:r>
+      <w:r>
+        <w:rPr>
+          <w:rFonts w:ascii="맑은 고딕" w:cs="맑은 고딕" w:eastAsia="맑은 고딕" w:hAnsi="맑은 고딕"/>
+          <w:b/>
+          <w:bCs/>
+          <w:color w:val="262626"/>
+          <w:sz w:val="20"/>
+          <w:szCs w:val="20"/>
+        </w:rPr>
+        <w:t xml:space="preserve">소상공인에서 대기업으로 건너가는 다리</w:t>
+      </w:r>
+      <w:r>
+        <w:rPr>
+          <w:rFonts w:ascii="맑은 고딕" w:cs="맑은 고딕" w:eastAsia="맑은 고딕" w:hAnsi="맑은 고딕"/>
+          <w:color w:val="262626"/>
+          <w:sz w:val="20"/>
+          <w:szCs w:val="20"/>
+        </w:rPr>
+        <w:t xml:space="preserve">입니다. 이 안에 난이도 계단이 한 번 더 있습니다.</w:t>
+      </w:r>
+    </w:p>
+    <w:tbl>
+      <w:tblPr>
+        <w:tblW w:type="dxa" w:w="9640"/>
+        <w:tblBorders>
+          <w:top w:val="single" w:color="BFC9D6" w:sz="4"/>
+          <w:left w:val="single" w:color="BFC9D6" w:sz="4"/>
+          <w:bottom w:val="single" w:color="BFC9D6" w:sz="4"/>
+          <w:right w:val="single" w:color="BFC9D6" w:sz="4"/>
+          <w:insideH w:val="single" w:color="DCE3EC" w:sz="2"/>
+          <w:insideV w:val="single" w:color="DCE3EC" w:sz="2"/>
+        </w:tblBorders>
+      </w:tblPr>
+      <w:tblGrid>
+        <w:gridCol w:w="2400"/>
+        <w:gridCol w:w="2600"/>
+        <w:gridCol w:w="4638"/>
+      </w:tblGrid>
+      <w:tr>
+        <w:trPr>
+          <w:tblHeader/>
+        </w:trPr>
+        <w:tc>
+          <w:tcPr>
+            <w:tcW w:type="dxa" w:w="2400"/>
+            <w:shd w:fill="1F3864" w:color="auto" w:val="clear"/>
+            <w:tcMar>
+              <w:top w:type="dxa" w:w="80"/>
+              <w:left w:type="dxa" w:w="110"/>
+              <w:bottom w:type="dxa" w:w="80"/>
+              <w:right w:type="dxa" w:w="110"/>
+            </w:tcMar>
+            <w:vAlign w:val="center"/>
+          </w:tcPr>
+          <w:p>
+            <w:pPr>
+              <w:spacing w:after="0" w:before="0"/>
+            </w:pPr>
+            <w:r>
+              <w:rPr>
+                <w:rFonts w:ascii="맑은 고딕" w:cs="맑은 고딕" w:eastAsia="맑은 고딕" w:hAnsi="맑은 고딕"/>
+                <w:b/>
+                <w:bCs/>
+                <w:color w:val="FFFFFF"/>
+                <w:sz w:val="18"/>
+                <w:szCs w:val="18"/>
+              </w:rPr>
+              <w:t xml:space="preserve">2단계 안의 계단</w:t>
+            </w:r>
+          </w:p>
+        </w:tc>
+        <w:tc>
+          <w:tcPr>
+            <w:tcW w:type="dxa" w:w="2600"/>
+            <w:shd w:fill="1F3864" w:color="auto" w:val="clear"/>
+            <w:tcMar>
+              <w:top w:type="dxa" w:w="80"/>
+              <w:left w:type="dxa" w:w="110"/>
+              <w:bottom w:type="dxa" w:w="80"/>
+              <w:right w:type="dxa" w:w="110"/>
+            </w:tcMar>
+            <w:vAlign w:val="center"/>
+          </w:tcPr>
+          <w:p>
+            <w:pPr>
+              <w:spacing w:after="0" w:before="0"/>
+            </w:pPr>
+            <w:r>
+              <w:rPr>
+                <w:rFonts w:ascii="맑은 고딕" w:cs="맑은 고딕" w:eastAsia="맑은 고딕" w:hAnsi="맑은 고딕"/>
+                <w:b/>
+                <w:bCs/>
+                <w:color w:val="FFFFFF"/>
+                <w:sz w:val="18"/>
+                <w:szCs w:val="18"/>
+              </w:rPr>
+              <w:t xml:space="preserve">공급자</w:t>
+            </w:r>
+          </w:p>
+        </w:tc>
+        <w:tc>
+          <w:tcPr>
+            <w:tcW w:type="dxa" w:w="4638"/>
+            <w:shd w:fill="1F3864" w:color="auto" w:val="clear"/>
+            <w:tcMar>
+              <w:top w:type="dxa" w:w="80"/>
+              <w:left w:type="dxa" w:w="110"/>
+              <w:bottom w:type="dxa" w:w="80"/>
+              <w:right w:type="dxa" w:w="110"/>
+            </w:tcMar>
+            <w:vAlign w:val="center"/>
+          </w:tcPr>
+          <w:p>
+            <w:pPr>
+              <w:spacing w:after="0" w:before="0"/>
+            </w:pPr>
+            <w:r>
+              <w:rPr>
+                <w:rFonts w:ascii="맑은 고딕" w:cs="맑은 고딕" w:eastAsia="맑은 고딕" w:hAnsi="맑은 고딕"/>
+                <w:b/>
+                <w:bCs/>
+                <w:color w:val="FFFFFF"/>
+                <w:sz w:val="18"/>
+                <w:szCs w:val="18"/>
+              </w:rPr>
+              <w:t xml:space="preserve">무엇을 더 배우나</w:t>
+            </w:r>
+          </w:p>
+        </w:tc>
+      </w:tr>
+      <w:tr>
+        <w:tc>
+          <w:tcPr>
+            <w:tcW w:type="dxa" w:w="2400"/>
+            <w:shd w:fill="FFFFFF" w:color="auto" w:val="clear"/>
+            <w:tcMar>
+              <w:top w:type="dxa" w:w="70"/>
+              <w:left w:type="dxa" w:w="110"/>
+              <w:bottom w:type="dxa" w:w="70"/>
+              <w:right w:type="dxa" w:w="110"/>
+            </w:tcMar>
+            <w:vAlign w:val="center"/>
+          </w:tcPr>
+          <w:p>
+            <w:pPr>
+              <w:spacing w:after="0" w:before="0" w:line="252"/>
+            </w:pPr>
+            <w:r>
+              <w:rPr>
+                <w:rFonts w:ascii="맑은 고딕" w:cs="맑은 고딕" w:eastAsia="맑은 고딕" w:hAnsi="맑은 고딕"/>
+                <w:color w:val="262626"/>
+                <w:sz w:val="18"/>
+                <w:szCs w:val="18"/>
+              </w:rPr>
+              <w:t xml:space="preserve">방탈출 · 보드게임카페</w:t>
+            </w:r>
+          </w:p>
+        </w:tc>
+        <w:tc>
+          <w:tcPr>
+            <w:tcW w:type="dxa" w:w="2600"/>
+            <w:shd w:fill="FFFFFF" w:color="auto" w:val="clear"/>
+            <w:tcMar>
+              <w:top w:type="dxa" w:w="70"/>
+              <w:left w:type="dxa" w:w="110"/>
+              <w:bottom w:type="dxa" w:w="70"/>
+              <w:right w:type="dxa" w:w="110"/>
+            </w:tcMar>
+            <w:vAlign w:val="center"/>
+          </w:tcPr>
+          <w:p>
+            <w:pPr>
+              <w:spacing w:after="0" w:before="0" w:line="252"/>
+            </w:pPr>
+            <w:r>
+              <w:rPr>
+                <w:rFonts w:ascii="맑은 고딕" w:cs="맑은 고딕" w:eastAsia="맑은 고딕" w:hAnsi="맑은 고딕"/>
+                <w:b/>
+                <w:bCs/>
+                <w:color w:val="262626"/>
+                <w:sz w:val="18"/>
+                <w:szCs w:val="18"/>
+              </w:rPr>
+              <w:t xml:space="preserve">소상공인</w:t>
+            </w:r>
+            <w:r>
+              <w:rPr>
+                <w:rFonts w:ascii="맑은 고딕" w:cs="맑은 고딕" w:eastAsia="맑은 고딕" w:hAnsi="맑은 고딕"/>
+                <w:color w:val="262626"/>
+                <w:sz w:val="18"/>
+                <w:szCs w:val="18"/>
+              </w:rPr>
+              <w:t xml:space="preserve">, 1:소수</w:t>
+            </w:r>
+          </w:p>
+        </w:tc>
+        <w:tc>
+          <w:tcPr>
+            <w:tcW w:type="dxa" w:w="4638"/>
+            <w:shd w:fill="FFFFFF" w:color="auto" w:val="clear"/>
+            <w:tcMar>
+              <w:top w:type="dxa" w:w="70"/>
+              <w:left w:type="dxa" w:w="110"/>
+              <w:bottom w:type="dxa" w:w="70"/>
+              <w:right w:type="dxa" w:w="110"/>
+            </w:tcMar>
+            <w:vAlign w:val="center"/>
+          </w:tcPr>
+          <w:p>
+            <w:pPr>
+              <w:spacing w:after="0" w:before="0" w:line="252"/>
+            </w:pPr>
+            <w:r>
+              <w:rPr>
+                <w:rFonts w:ascii="맑은 고딕" w:cs="맑은 고딕" w:eastAsia="맑은 고딕" w:hAnsi="맑은 고딕"/>
+                <w:color w:val="262626"/>
+                <w:sz w:val="18"/>
+                <w:szCs w:val="18"/>
+              </w:rPr>
+              <w:t xml:space="preserve">1단계 영업 방식 그대로 + 수량 개념만 추가</w:t>
+            </w:r>
+          </w:p>
+        </w:tc>
+      </w:tr>
+      <w:tr>
+        <w:tc>
+          <w:tcPr>
+            <w:tcW w:type="dxa" w:w="2400"/>
+            <w:shd w:fill="F7F9FC" w:color="auto" w:val="clear"/>
+            <w:tcMar>
+              <w:top w:type="dxa" w:w="70"/>
+              <w:left w:type="dxa" w:w="110"/>
+              <w:bottom w:type="dxa" w:w="70"/>
+              <w:right w:type="dxa" w:w="110"/>
+            </w:tcMar>
+            <w:vAlign w:val="center"/>
+          </w:tcPr>
+          <w:p>
+            <w:pPr>
+              <w:spacing w:after="0" w:before="0" w:line="252"/>
+            </w:pPr>
+            <w:r>
+              <w:rPr>
+                <w:rFonts w:ascii="맑은 고딕" w:cs="맑은 고딕" w:eastAsia="맑은 고딕" w:hAnsi="맑은 고딕"/>
+                <w:color w:val="262626"/>
+                <w:sz w:val="18"/>
+                <w:szCs w:val="18"/>
+              </w:rPr>
+              <w:t xml:space="preserve">소극장 · 연극</w:t>
+            </w:r>
+          </w:p>
+        </w:tc>
+        <w:tc>
+          <w:tcPr>
+            <w:tcW w:type="dxa" w:w="2600"/>
+            <w:shd w:fill="F7F9FC" w:color="auto" w:val="clear"/>
+            <w:tcMar>
+              <w:top w:type="dxa" w:w="70"/>
+              <w:left w:type="dxa" w:w="110"/>
+              <w:bottom w:type="dxa" w:w="70"/>
+              <w:right w:type="dxa" w:w="110"/>
+            </w:tcMar>
+            <w:vAlign w:val="center"/>
+          </w:tcPr>
+          <w:p>
+            <w:pPr>
+              <w:spacing w:after="0" w:before="0" w:line="252"/>
+            </w:pPr>
+            <w:r>
+              <w:rPr>
+                <w:rFonts w:ascii="맑은 고딕" w:cs="맑은 고딕" w:eastAsia="맑은 고딕" w:hAnsi="맑은 고딕"/>
+                <w:color w:val="262626"/>
+                <w:sz w:val="18"/>
+                <w:szCs w:val="18"/>
+              </w:rPr>
+              <w:t xml:space="preserve">중소 사업자, 좌석 수십 석</w:t>
+            </w:r>
+          </w:p>
+        </w:tc>
+        <w:tc>
+          <w:tcPr>
+            <w:tcW w:type="dxa" w:w="4638"/>
+            <w:shd w:fill="F7F9FC" w:color="auto" w:val="clear"/>
+            <w:tcMar>
+              <w:top w:type="dxa" w:w="70"/>
+              <w:left w:type="dxa" w:w="110"/>
+              <w:bottom w:type="dxa" w:w="70"/>
+              <w:right w:type="dxa" w:w="110"/>
+            </w:tcMar>
+            <w:vAlign w:val="center"/>
+          </w:tcPr>
+          <w:p>
+            <w:pPr>
+              <w:spacing w:after="0" w:before="0" w:line="252"/>
+            </w:pPr>
+            <w:r>
+              <w:rPr>
+                <w:rFonts w:ascii="맑은 고딕" w:cs="맑은 고딕" w:eastAsia="맑은 고딕" w:hAnsi="맑은 고딕"/>
+                <w:color w:val="262626"/>
+                <w:sz w:val="18"/>
+                <w:szCs w:val="18"/>
+              </w:rPr>
+              <w:t xml:space="preserve">회차 단위 재고, 좌석 지정</w:t>
+            </w:r>
+          </w:p>
+        </w:tc>
+      </w:tr>
+      <w:tr>
+        <w:tc>
+          <w:tcPr>
+            <w:tcW w:type="dxa" w:w="2400"/>
+            <w:shd w:fill="FFFFFF" w:color="auto" w:val="clear"/>
+            <w:tcMar>
+              <w:top w:type="dxa" w:w="70"/>
+              <w:left w:type="dxa" w:w="110"/>
+              <w:bottom w:type="dxa" w:w="70"/>
+              <w:right w:type="dxa" w:w="110"/>
+            </w:tcMar>
+            <w:vAlign w:val="center"/>
+          </w:tcPr>
+          <w:p>
+            <w:pPr>
+              <w:spacing w:after="0" w:before="0" w:line="252"/>
+            </w:pPr>
+            <w:r>
+              <w:rPr>
+                <w:rFonts w:ascii="맑은 고딕" w:cs="맑은 고딕" w:eastAsia="맑은 고딕" w:hAnsi="맑은 고딕"/>
+                <w:b/>
+                <w:bCs/>
+                <w:color w:val="1F3864"/>
+                <w:sz w:val="18"/>
+                <w:szCs w:val="18"/>
+              </w:rPr>
+              <w:t xml:space="preserve">영화관 체인</w:t>
+            </w:r>
+          </w:p>
+        </w:tc>
+        <w:tc>
+          <w:tcPr>
+            <w:tcW w:type="dxa" w:w="2600"/>
+            <w:shd w:fill="FFFFFF" w:color="auto" w:val="clear"/>
+            <w:tcMar>
+              <w:top w:type="dxa" w:w="70"/>
+              <w:left w:type="dxa" w:w="110"/>
+              <w:bottom w:type="dxa" w:w="70"/>
+              <w:right w:type="dxa" w:w="110"/>
+            </w:tcMar>
+            <w:vAlign w:val="center"/>
+          </w:tcPr>
+          <w:p>
+            <w:pPr>
+              <w:spacing w:after="0" w:before="0" w:line="252"/>
+            </w:pPr>
+            <w:r>
+              <w:rPr>
+                <w:rFonts w:ascii="맑은 고딕" w:cs="맑은 고딕" w:eastAsia="맑은 고딕" w:hAnsi="맑은 고딕"/>
+                <w:b/>
+                <w:bCs/>
+                <w:color w:val="1F3864"/>
+                <w:sz w:val="18"/>
+                <w:szCs w:val="18"/>
+              </w:rPr>
+              <w:t xml:space="preserve">대기업</w:t>
+            </w:r>
+            <w:r>
+              <w:rPr>
+                <w:rFonts w:ascii="맑은 고딕" w:cs="맑은 고딕" w:eastAsia="맑은 고딕" w:hAnsi="맑은 고딕"/>
+                <w:color w:val="1F3864"/>
+                <w:sz w:val="18"/>
+                <w:szCs w:val="18"/>
+              </w:rPr>
+              <w:t xml:space="preserve">, 좌석 시스템 보유</w:t>
+            </w:r>
+          </w:p>
+        </w:tc>
+        <w:tc>
+          <w:tcPr>
+            <w:tcW w:type="dxa" w:w="4638"/>
+            <w:shd w:fill="FFFFFF" w:color="auto" w:val="clear"/>
+            <w:tcMar>
+              <w:top w:type="dxa" w:w="70"/>
+              <w:left w:type="dxa" w:w="110"/>
+              <w:bottom w:type="dxa" w:w="70"/>
+              <w:right w:type="dxa" w:w="110"/>
+            </w:tcMar>
+            <w:vAlign w:val="center"/>
+          </w:tcPr>
+          <w:p>
+            <w:pPr>
+              <w:spacing w:after="0" w:before="0" w:line="252"/>
+            </w:pPr>
+            <w:r>
+              <w:rPr>
+                <w:rFonts w:ascii="맑은 고딕" w:cs="맑은 고딕" w:eastAsia="맑은 고딕" w:hAnsi="맑은 고딕"/>
+                <w:color w:val="1F3864"/>
+                <w:sz w:val="18"/>
+                <w:szCs w:val="18"/>
+              </w:rPr>
+              <w:t xml:space="preserve">수기 등록이 아닌 </w:t>
+            </w:r>
+            <w:r>
+              <w:rPr>
+                <w:rFonts w:ascii="맑은 고딕" w:cs="맑은 고딕" w:eastAsia="맑은 고딕" w:hAnsi="맑은 고딕"/>
+                <w:b/>
+                <w:bCs/>
+                <w:color w:val="1F3864"/>
+                <w:sz w:val="18"/>
+                <w:szCs w:val="18"/>
+              </w:rPr>
+              <w:t xml:space="preserve">API 연동</w:t>
+            </w:r>
+            <w:r>
+              <w:rPr>
+                <w:rFonts w:ascii="맑은 고딕" w:cs="맑은 고딕" w:eastAsia="맑은 고딕" w:hAnsi="맑은 고딕"/>
+                <w:color w:val="1F3864"/>
+                <w:sz w:val="18"/>
+                <w:szCs w:val="18"/>
+              </w:rPr>
+              <w:t xml:space="preserve">. "계약 1건 = 공급 수천 슬롯" 경험</w:t>
+            </w:r>
+          </w:p>
+        </w:tc>
+      </w:tr>
+    </w:tbl>
+    <w:p>
+      <w:pPr>
+        <w:spacing w:after="120" w:before="0"/>
+      </w:pPr>
+    </w:p>
+    <w:p>
+      <w:pPr>
+        <w:spacing w:after="100" w:before="60" w:line="276"/>
+      </w:pPr>
+      <w:r>
+        <w:rPr>
+          <w:rFonts w:ascii="맑은 고딕" w:cs="맑은 고딕" w:eastAsia="맑은 고딕" w:hAnsi="맑은 고딕"/>
+          <w:color w:val="262626"/>
+          <w:sz w:val="20"/>
+          <w:szCs w:val="20"/>
+        </w:rPr>
+        <w:t xml:space="preserve">즉흥 소비와의 궁합도 가장 좋습니다. </w:t>
+      </w:r>
+      <w:r>
+        <w:rPr>
+          <w:rFonts w:ascii="맑은 고딕" w:cs="맑은 고딕" w:eastAsia="맑은 고딕" w:hAnsi="맑은 고딕"/>
+          <w:b/>
+          <w:bCs/>
+          <w:color w:val="262626"/>
+          <w:sz w:val="20"/>
+          <w:szCs w:val="20"/>
+        </w:rPr>
+        <w:t xml:space="preserve">"20분 뒤 시작하는 회차", "지금 비어 있는 방탈출 한 타임"</w:t>
+      </w:r>
+      <w:r>
+        <w:rPr>
+          <w:rFonts w:ascii="맑은 고딕" w:cs="맑은 고딕" w:eastAsia="맑은 고딕" w:hAnsi="맑은 고딕"/>
+          <w:color w:val="262626"/>
+          <w:sz w:val="20"/>
+          <w:szCs w:val="20"/>
+        </w:rPr>
+        <w:t xml:space="preserve"> 은 채움의 도달 필터가 가장 아름답게 작동하는 지점입니다.</w:t>
+      </w:r>
+    </w:p>
+    <w:p>
+      <w:pPr>
+        <w:pStyle w:val="Heading2"/>
+        <w:spacing w:after="120" w:before="280"/>
+      </w:pPr>
+      <w:r>
+        <w:rPr>
+          <w:rFonts w:ascii="맑은 고딕" w:cs="맑은 고딕" w:eastAsia="맑은 고딕" w:hAnsi="맑은 고딕"/>
+          <w:b/>
+          <w:bCs/>
+          <w:color w:val="2E5C8A"/>
+          <w:sz w:val="24"/>
+          <w:szCs w:val="24"/>
+        </w:rPr>
+        <w:t xml:space="preserve">6.5 3단계: 숙박 — 시간이 분리되기 시작한다</w:t>
+      </w:r>
+    </w:p>
+    <w:p>
+      <w:pPr>
+        <w:spacing w:after="100" w:before="60" w:line="276"/>
+      </w:pPr>
+      <w:r>
+        <w:rPr>
+          <w:rFonts w:ascii="맑은 고딕" w:cs="맑은 고딕" w:eastAsia="맑은 고딕" w:hAnsi="맑은 고딕"/>
+          <w:color w:val="262626"/>
+          <w:sz w:val="20"/>
+          <w:szCs w:val="20"/>
+        </w:rPr>
+        <w:t xml:space="preserve">여기서 처음으로 </w:t>
+      </w:r>
+      <w:r>
+        <w:rPr>
+          <w:rFonts w:ascii="맑은 고딕" w:cs="맑은 고딕" w:eastAsia="맑은 고딕" w:hAnsi="맑은 고딕"/>
+          <w:b/>
+          <w:bCs/>
+          <w:color w:val="262626"/>
+          <w:sz w:val="20"/>
+          <w:szCs w:val="20"/>
+        </w:rPr>
+        <w:t xml:space="preserve">공급자의 시간과 소비자의 시간이 떨어집니다.</w:t>
+      </w:r>
+    </w:p>
+    <w:p>
+      <w:pPr>
+        <w:pStyle w:val="ListParagraph"/>
+        <w:numPr>
+          <w:ilvl w:val="0"/>
+          <w:numId w:val="2"/>
+        </w:numPr>
+        <w:spacing w:after="60" w:before="30" w:line="264"/>
+      </w:pPr>
+      <w:r>
+        <w:rPr>
+          <w:rFonts w:ascii="맑은 고딕" w:cs="맑은 고딕" w:eastAsia="맑은 고딕" w:hAnsi="맑은 고딕"/>
+          <w:color w:val="262626"/>
+          <w:sz w:val="20"/>
+          <w:szCs w:val="20"/>
+        </w:rPr>
+        <w:t xml:space="preserve">지금까지는 "지금부터 두 시간 안에 시작해서 그 자리에서 끝나는" 소비였습니다</w:t>
+      </w:r>
+    </w:p>
+    <w:p>
+      <w:pPr>
+        <w:pStyle w:val="ListParagraph"/>
+        <w:numPr>
+          <w:ilvl w:val="0"/>
+          <w:numId w:val="2"/>
+        </w:numPr>
+        <w:spacing w:after="60" w:before="30" w:line="264"/>
+      </w:pPr>
+      <w:r>
+        <w:rPr>
+          <w:rFonts w:ascii="맑은 고딕" w:cs="맑은 고딕" w:eastAsia="맑은 고딕" w:hAnsi="맑은 고딕"/>
+          <w:color w:val="262626"/>
+          <w:sz w:val="20"/>
+          <w:szCs w:val="20"/>
+        </w:rPr>
+        <w:t xml:space="preserve">숙박은 체크인 15시, 체크아웃 익일 11시. 소비 구간이 길고 사용자의 일정과 분리됩니다</w:t>
+      </w:r>
+    </w:p>
+    <w:p>
+      <w:pPr>
+        <w:spacing w:after="100" w:before="60" w:line="276"/>
+      </w:pPr>
+      <w:r>
+        <w:rPr>
+          <w:rFonts w:ascii="맑은 고딕" w:cs="맑은 고딕" w:eastAsia="맑은 고딕" w:hAnsi="맑은 고딕"/>
+          <w:color w:val="262626"/>
+          <w:sz w:val="20"/>
+          <w:szCs w:val="20"/>
+        </w:rPr>
+        <w:t xml:space="preserve">그래서 </w:t>
+      </w:r>
+      <w:r>
+        <w:rPr>
+          <w:rFonts w:ascii="맑은 고딕" w:cs="맑은 고딕" w:eastAsia="맑은 고딕" w:hAnsi="맑은 고딕"/>
+          <w:b/>
+          <w:bCs/>
+          <w:color w:val="262626"/>
+          <w:sz w:val="20"/>
+          <w:szCs w:val="20"/>
+        </w:rPr>
+        <w:t xml:space="preserve">"마감"의 정의가 바뀝니다.</w:t>
+      </w:r>
+      <w:r>
+        <w:rPr>
+          <w:rFonts w:ascii="맑은 고딕" w:cs="맑은 고딕" w:eastAsia="맑은 고딕" w:hAnsi="맑은 고딕"/>
+          <w:color w:val="262626"/>
+          <w:sz w:val="20"/>
+          <w:szCs w:val="20"/>
+        </w:rPr>
+        <w:t xml:space="preserve"> 1·2단계의 마감은 "지금부터 N분 안에 도착"이었지만, 숙박의 마감은 </w:t>
+      </w:r>
+      <w:r>
+        <w:rPr>
+          <w:rFonts w:ascii="맑은 고딕" w:cs="맑은 고딕" w:eastAsia="맑은 고딕" w:hAnsi="맑은 고딕"/>
+          <w:b/>
+          <w:bCs/>
+          <w:color w:val="262626"/>
+          <w:sz w:val="20"/>
+          <w:szCs w:val="20"/>
+        </w:rPr>
+        <w:t xml:space="preserve">"오늘 자정까지 팔면 됨"</w:t>
+      </w:r>
+      <w:r>
+        <w:rPr>
+          <w:rFonts w:ascii="맑은 고딕" w:cs="맑은 고딕" w:eastAsia="맑은 고딕" w:hAnsi="맑은 고딕"/>
+          <w:color w:val="262626"/>
+          <w:sz w:val="20"/>
+          <w:szCs w:val="20"/>
+        </w:rPr>
+        <w:t xml:space="preserve"> 입니다.</w:t>
+      </w:r>
+    </w:p>
+    <w:p>
+      <w:pPr>
+        <w:pBdr>
+          <w:top w:val="single" w:color="2E5C8A" w:sz="14" w:space="8"/>
+        </w:pBdr>
+        <w:shd w:fill="F2F5F9" w:color="auto" w:val="clear"/>
+        <w:spacing w:after="30" w:before="160" w:line="276"/>
+        <w:ind w:left="200" w:right="200"/>
+      </w:pPr>
+      <w:r>
+        <w:rPr>
+          <w:rFonts w:ascii="맑은 고딕" w:cs="맑은 고딕" w:eastAsia="맑은 고딕" w:hAnsi="맑은 고딕"/>
+          <w:color w:val="262626"/>
+          <w:sz w:val="20"/>
+          <w:szCs w:val="20"/>
+        </w:rPr>
+        <w:t xml:space="preserve">도달가능성 필터가 </w:t>
+      </w:r>
+      <w:r>
+        <w:rPr>
+          <w:rFonts w:ascii="맑은 고딕" w:cs="맑은 고딕" w:eastAsia="맑은 고딕" w:hAnsi="맑은 고딕"/>
+          <w:b/>
+          <w:bCs/>
+          <w:color w:val="2E5C8A"/>
+          <w:sz w:val="20"/>
+          <w:szCs w:val="20"/>
+        </w:rPr>
+        <w:t xml:space="preserve">"지금 갈 수 있는가"에서 "오늘 안에 갈 수 있는가"로 모드를 바꿔야 합니다.</w:t>
+      </w:r>
+    </w:p>
+    <w:p>
+      <w:pPr>
+        <w:pBdr>
+          <w:bottom w:val="single" w:color="2E5C8A" w:sz="4" w:space="8"/>
+        </w:pBdr>
+        <w:shd w:fill="F2F5F9" w:color="auto" w:val="clear"/>
+        <w:spacing w:after="180" w:before="30" w:line="276"/>
+        <w:ind w:left="200" w:right="200"/>
+      </w:pPr>
+      <w:r>
+        <w:rPr>
+          <w:rFonts w:ascii="맑은 고딕" w:cs="맑은 고딕" w:eastAsia="맑은 고딕" w:hAnsi="맑은 고딕"/>
+          <w:color w:val="262626"/>
+          <w:sz w:val="20"/>
+          <w:szCs w:val="20"/>
+        </w:rPr>
+        <w:t xml:space="preserve">이것이 3단계에서 새로 만드는 역량입니다.</w:t>
+      </w:r>
+    </w:p>
+    <w:p>
+      <w:pPr>
+        <w:spacing w:after="100" w:before="60" w:line="276"/>
+      </w:pPr>
+      <w:r>
+        <w:rPr>
+          <w:rFonts w:ascii="맑은 고딕" w:cs="맑은 고딕" w:eastAsia="맑은 고딕" w:hAnsi="맑은 고딕"/>
+          <w:color w:val="262626"/>
+          <w:sz w:val="20"/>
+          <w:szCs w:val="20"/>
+        </w:rPr>
+        <w:t xml:space="preserve">동시에 공급자가 본격적으로 대기업이 됩니다. 호텔 체인은 PMS·채널매니저로 객실 재고를 이미 관리하고 있어, </w:t>
+      </w:r>
+      <w:r>
+        <w:rPr>
+          <w:rFonts w:ascii="맑은 고딕" w:cs="맑은 고딕" w:eastAsia="맑은 고딕" w:hAnsi="맑은 고딕"/>
+          <w:b/>
+          <w:bCs/>
+          <w:color w:val="262626"/>
+          <w:sz w:val="20"/>
+          <w:szCs w:val="20"/>
+        </w:rPr>
+        <w:t xml:space="preserve">2단계에서 익힌 API 연동 역량이 여기서 값을 합니다.</w:t>
+      </w:r>
+      <w:r>
+        <w:rPr>
+          <w:rFonts w:ascii="맑은 고딕" w:cs="맑은 고딕" w:eastAsia="맑은 고딕" w:hAnsi="맑은 고딕"/>
+          <w:color w:val="262626"/>
+          <w:sz w:val="20"/>
+          <w:szCs w:val="20"/>
+        </w:rPr>
+        <w:t xml:space="preserve"> 객단가도 가장 높아(5~15만 원) 단위경제가 가장 좋은 구간입니다.</w:t>
+      </w:r>
+    </w:p>
+    <w:p>
+      <w:pPr>
+        <w:spacing w:after="100" w:before="60" w:line="276"/>
+      </w:pPr>
+      <w:r>
+        <w:rPr>
+          <w:rFonts w:ascii="맑은 고딕" w:cs="맑은 고딕" w:eastAsia="맑은 고딕" w:hAnsi="맑은 고딕"/>
+          <w:color w:val="262626"/>
+          <w:sz w:val="20"/>
+          <w:szCs w:val="20"/>
+        </w:rPr>
+        <w:t xml:space="preserve">숙박을 2단계보다 뒤에 두는 이유는 명확합니다. </w:t>
+      </w:r>
+      <w:r>
+        <w:rPr>
+          <w:rFonts w:ascii="맑은 고딕" w:cs="맑은 고딕" w:eastAsia="맑은 고딕" w:hAnsi="맑은 고딕"/>
+          <w:b/>
+          <w:bCs/>
+          <w:color w:val="262626"/>
+          <w:sz w:val="20"/>
+          <w:szCs w:val="20"/>
+        </w:rPr>
+        <w:t xml:space="preserve">대형 체인은 트래픽을 증명한 플랫폼에만 재고를 엽니다.</w:t>
+      </w:r>
+      <w:r>
+        <w:rPr>
+          <w:rFonts w:ascii="맑은 고딕" w:cs="맑은 고딕" w:eastAsia="맑은 고딕" w:hAnsi="맑은 고딕"/>
+          <w:color w:val="262626"/>
+          <w:sz w:val="20"/>
+          <w:szCs w:val="20"/>
+        </w:rPr>
+        <w:t xml:space="preserve"> 1·2단계의 거래량 없이 호텔 문을 두드리면 미팅조차 잡히지 않습니다.</w:t>
+      </w:r>
+    </w:p>
+    <w:p>
+      <w:pPr>
+        <w:pStyle w:val="Heading2"/>
+        <w:spacing w:after="120" w:before="280"/>
+      </w:pPr>
+      <w:r>
+        <w:rPr>
+          <w:rFonts w:ascii="맑은 고딕" w:cs="맑은 고딕" w:eastAsia="맑은 고딕" w:hAnsi="맑은 고딕"/>
+          <w:b/>
+          <w:bCs/>
+          <w:color w:val="2E5C8A"/>
+          <w:sz w:val="24"/>
+          <w:szCs w:val="24"/>
+        </w:rPr>
+        <w:t xml:space="preserve">6.6 4단계: 포장음식 — 채움의 "신선식품"</w:t>
+      </w:r>
+    </w:p>
+    <w:p>
+      <w:pPr>
+        <w:spacing w:after="100" w:before="60" w:line="276"/>
+      </w:pPr>
+      <w:r>
+        <w:rPr>
+          <w:rFonts w:ascii="맑은 고딕" w:cs="맑은 고딕" w:eastAsia="맑은 고딕" w:hAnsi="맑은 고딕"/>
+          <w:color w:val="262626"/>
+          <w:sz w:val="20"/>
+          <w:szCs w:val="20"/>
+        </w:rPr>
+        <w:t xml:space="preserve">만두집, 빵집, 동네 과일가게. </w:t>
+      </w:r>
+      <w:r>
+        <w:rPr>
+          <w:rFonts w:ascii="맑은 고딕" w:cs="맑은 고딕" w:eastAsia="맑은 고딕" w:hAnsi="맑은 고딕"/>
+          <w:b/>
+          <w:bCs/>
+          <w:color w:val="262626"/>
+          <w:sz w:val="20"/>
+          <w:szCs w:val="20"/>
+        </w:rPr>
+        <w:t xml:space="preserve">오늘 안 팔면 신선도가 떨어져 버려야 하는 것들.</w:t>
+      </w:r>
+      <w:r>
+        <w:rPr>
+          <w:rFonts w:ascii="맑은 고딕" w:cs="맑은 고딕" w:eastAsia="맑은 고딕" w:hAnsi="맑은 고딕"/>
+          <w:color w:val="262626"/>
+          <w:sz w:val="20"/>
+          <w:szCs w:val="20"/>
+        </w:rPr>
+        <w:t xml:space="preserve"> 사회적 가치가 가장 크고 빈도도 가장 높은데, </w:t>
+      </w:r>
+      <w:r>
+        <w:rPr>
+          <w:rFonts w:ascii="맑은 고딕" w:cs="맑은 고딕" w:eastAsia="맑은 고딕" w:hAnsi="맑은 고딕"/>
+          <w:b/>
+          <w:bCs/>
+          <w:color w:val="262626"/>
+          <w:sz w:val="20"/>
+          <w:szCs w:val="20"/>
+        </w:rPr>
+        <w:t xml:space="preserve">그래서 더더욱 마지막이어야 합니다.</w:t>
+      </w:r>
+    </w:p>
+    <w:p>
+      <w:pPr>
+        <w:spacing w:after="100" w:before="60" w:line="276"/>
+      </w:pPr>
+      <w:r>
+        <w:rPr>
+          <w:rFonts w:ascii="맑은 고딕" w:cs="맑은 고딕" w:eastAsia="맑은 고딕" w:hAnsi="맑은 고딕"/>
+          <w:color w:val="262626"/>
+          <w:sz w:val="20"/>
+          <w:szCs w:val="20"/>
+        </w:rPr>
+        <w:t xml:space="preserve">여기서 처음으로 시간이 아니라 </w:t>
+      </w:r>
+      <w:r>
+        <w:rPr>
+          <w:rFonts w:ascii="맑은 고딕" w:cs="맑은 고딕" w:eastAsia="맑은 고딕" w:hAnsi="맑은 고딕"/>
+          <w:b/>
+          <w:bCs/>
+          <w:color w:val="262626"/>
+          <w:sz w:val="20"/>
+          <w:szCs w:val="20"/>
+        </w:rPr>
+        <w:t xml:space="preserve">물건</w:t>
+      </w:r>
+      <w:r>
+        <w:rPr>
+          <w:rFonts w:ascii="맑은 고딕" w:cs="맑은 고딕" w:eastAsia="맑은 고딕" w:hAnsi="맑은 고딕"/>
+          <w:color w:val="262626"/>
+          <w:sz w:val="20"/>
+          <w:szCs w:val="20"/>
+        </w:rPr>
+        <w:t xml:space="preserve">을 팝니다. 그리고 물건은 시간과 다르게 행동합니다.</w:t>
+      </w:r>
+    </w:p>
+    <w:p>
+      <w:pPr>
+        <w:pStyle w:val="ListParagraph"/>
+        <w:numPr>
+          <w:ilvl w:val="0"/>
+          <w:numId w:val="2"/>
+        </w:numPr>
+        <w:spacing w:after="60" w:before="30" w:line="264"/>
+      </w:pPr>
+      <w:r>
+        <w:rPr>
+          <w:rFonts w:ascii="맑은 고딕" w:cs="맑은 고딕" w:eastAsia="맑은 고딕" w:hAnsi="맑은 고딕"/>
+          <w:b/>
+          <w:bCs/>
+          <w:color w:val="262626"/>
+          <w:sz w:val="20"/>
+          <w:szCs w:val="20"/>
+        </w:rPr>
+        <w:t xml:space="preserve">재고가 저절로 줄어든다</w:t>
+      </w:r>
+      <w:r>
+        <w:rPr>
+          <w:rFonts w:ascii="맑은 고딕" w:cs="맑은 고딕" w:eastAsia="맑은 고딕" w:hAnsi="맑은 고딕"/>
+          <w:color w:val="262626"/>
+          <w:sz w:val="20"/>
+          <w:szCs w:val="20"/>
+        </w:rPr>
+        <w:t xml:space="preserve"> — 서비스업 슬롯은 예약이 없으면 그대로지만, 빵은 앱에 올려둔 사이 매장 손님이 사갑니다. </w:t>
+      </w:r>
+      <w:r>
+        <w:rPr>
+          <w:rFonts w:ascii="맑은 고딕" w:cs="맑은 고딕" w:eastAsia="맑은 고딕" w:hAnsi="맑은 고딕"/>
+          <w:b/>
+          <w:bCs/>
+          <w:color w:val="262626"/>
+          <w:sz w:val="20"/>
+          <w:szCs w:val="20"/>
+        </w:rPr>
+        <w:t xml:space="preserve">오프라인 POS와의 실시간 동기화</w:t>
+      </w:r>
+      <w:r>
+        <w:rPr>
+          <w:rFonts w:ascii="맑은 고딕" w:cs="맑은 고딕" w:eastAsia="맑은 고딕" w:hAnsi="맑은 고딕"/>
+          <w:color w:val="262626"/>
+          <w:sz w:val="20"/>
+          <w:szCs w:val="20"/>
+        </w:rPr>
+        <w:t xml:space="preserve">가 필요합니다. 앞의 세 단계에 전혀 없던 문제입니다</w:t>
+      </w:r>
+    </w:p>
+    <w:p>
+      <w:pPr>
+        <w:pStyle w:val="ListParagraph"/>
+        <w:numPr>
+          <w:ilvl w:val="0"/>
+          <w:numId w:val="2"/>
+        </w:numPr>
+        <w:spacing w:after="60" w:before="30" w:line="264"/>
+      </w:pPr>
+      <w:r>
+        <w:rPr>
+          <w:rFonts w:ascii="맑은 고딕" w:cs="맑은 고딕" w:eastAsia="맑은 고딕" w:hAnsi="맑은 고딕"/>
+          <w:b/>
+          <w:bCs/>
+          <w:color w:val="262626"/>
+          <w:sz w:val="20"/>
+          <w:szCs w:val="20"/>
+        </w:rPr>
+        <w:t xml:space="preserve">품질이 시간에 따라 변한다</w:t>
+      </w:r>
+      <w:r>
+        <w:rPr>
+          <w:rFonts w:ascii="맑은 고딕" w:cs="맑은 고딕" w:eastAsia="맑은 고딕" w:hAnsi="맑은 고딕"/>
+          <w:color w:val="262626"/>
+          <w:sz w:val="20"/>
+          <w:szCs w:val="20"/>
+        </w:rPr>
+        <w:t xml:space="preserve"> — 신선도 표기, 식품위생법, 품질 클레임 처리</w:t>
+      </w:r>
+    </w:p>
+    <w:p>
+      <w:pPr>
+        <w:pStyle w:val="ListParagraph"/>
+        <w:numPr>
+          <w:ilvl w:val="0"/>
+          <w:numId w:val="2"/>
+        </w:numPr>
+        <w:spacing w:after="60" w:before="30" w:line="264"/>
+      </w:pPr>
+      <w:r>
+        <w:rPr>
+          <w:rFonts w:ascii="맑은 고딕" w:cs="맑은 고딕" w:eastAsia="맑은 고딕" w:hAnsi="맑은 고딕"/>
+          <w:b/>
+          <w:bCs/>
+          <w:color w:val="262626"/>
+          <w:sz w:val="20"/>
+          <w:szCs w:val="20"/>
+        </w:rPr>
+        <w:t xml:space="preserve">객단가가 가장 낮다</w:t>
+      </w:r>
+      <w:r>
+        <w:rPr>
+          <w:rFonts w:ascii="맑은 고딕" w:cs="맑은 고딕" w:eastAsia="맑은 고딕" w:hAnsi="맑은 고딕"/>
+          <w:color w:val="262626"/>
+          <w:sz w:val="20"/>
+          <w:szCs w:val="20"/>
+        </w:rPr>
+        <w:t xml:space="preserve"> — 3천~1만 원. 결제 수수료와 고객 응대 원가를 감당하기 가장 어려운 구간입니다</w:t>
+      </w:r>
+    </w:p>
+    <w:p>
+      <w:pPr>
+        <w:spacing w:after="100" w:before="60" w:line="276"/>
+      </w:pPr>
+      <w:r>
+        <w:rPr>
+          <w:rFonts w:ascii="맑은 고딕" w:cs="맑은 고딕" w:eastAsia="맑은 고딕" w:hAnsi="맑은 고딕"/>
+          <w:color w:val="262626"/>
+          <w:sz w:val="20"/>
+          <w:szCs w:val="20"/>
+        </w:rPr>
+        <w:t xml:space="preserve">대신 </w:t>
+      </w:r>
+      <w:r>
+        <w:rPr>
+          <w:rFonts w:ascii="맑은 고딕" w:cs="맑은 고딕" w:eastAsia="맑은 고딕" w:hAnsi="맑은 고딕"/>
+          <w:b/>
+          <w:bCs/>
+          <w:color w:val="262626"/>
+          <w:sz w:val="20"/>
+          <w:szCs w:val="20"/>
+        </w:rPr>
+        <w:t xml:space="preserve">빈도가 압도적으로 높습니다.</w:t>
+      </w:r>
+      <w:r>
+        <w:rPr>
+          <w:rFonts w:ascii="맑은 고딕" w:cs="맑은 고딕" w:eastAsia="맑은 고딕" w:hAnsi="맑은 고딕"/>
+          <w:color w:val="262626"/>
+          <w:sz w:val="20"/>
+          <w:szCs w:val="20"/>
+        </w:rPr>
+        <w:t xml:space="preserve"> 네일은 한 달에 한 번이지만 빵은 매일입니다.</w:t>
+      </w:r>
+    </w:p>
+    <w:p>
+      <w:pPr>
+        <w:pBdr>
+          <w:top w:val="single" w:color="1F3864" w:sz="14" w:space="8"/>
+        </w:pBdr>
+        <w:shd w:fill="F2F5F9" w:color="auto" w:val="clear"/>
+        <w:spacing w:after="30" w:before="160" w:line="276"/>
+        <w:ind w:left="200" w:right="200"/>
+      </w:pPr>
+      <w:r>
+        <w:rPr>
+          <w:rFonts w:ascii="맑은 고딕" w:cs="맑은 고딕" w:eastAsia="맑은 고딕" w:hAnsi="맑은 고딕"/>
+          <w:color w:val="262626"/>
+          <w:sz w:val="20"/>
+          <w:szCs w:val="20"/>
+        </w:rPr>
+        <w:t xml:space="preserve">4단계는 수익 단계가 아니라 </w:t>
+      </w:r>
+      <w:r>
+        <w:rPr>
+          <w:rFonts w:ascii="맑은 고딕" w:cs="맑은 고딕" w:eastAsia="맑은 고딕" w:hAnsi="맑은 고딕"/>
+          <w:b/>
+          <w:bCs/>
+          <w:color w:val="1F3864"/>
+          <w:sz w:val="20"/>
+          <w:szCs w:val="20"/>
+        </w:rPr>
+        <w:t xml:space="preserve">습관 형성 단계</w:t>
+      </w:r>
+      <w:r>
+        <w:rPr>
+          <w:rFonts w:ascii="맑은 고딕" w:cs="맑은 고딕" w:eastAsia="맑은 고딕" w:hAnsi="맑은 고딕"/>
+          <w:color w:val="262626"/>
+          <w:sz w:val="20"/>
+          <w:szCs w:val="20"/>
+        </w:rPr>
+        <w:t xml:space="preserve">입니다.</w:t>
+      </w:r>
+    </w:p>
+    <w:p>
+      <w:pPr>
+        <w:pBdr>
+          <w:bottom w:val="single" w:color="1F3864" w:sz="4" w:space="8"/>
+        </w:pBdr>
+        <w:shd w:fill="F2F5F9" w:color="auto" w:val="clear"/>
+        <w:spacing w:after="180" w:before="30" w:line="276"/>
+        <w:ind w:left="200" w:right="200"/>
+      </w:pPr>
+      <w:r>
+        <w:rPr>
+          <w:rFonts w:ascii="맑은 고딕" w:cs="맑은 고딕" w:eastAsia="맑은 고딕" w:hAnsi="맑은 고딕"/>
+          <w:color w:val="262626"/>
+          <w:sz w:val="20"/>
+          <w:szCs w:val="20"/>
+        </w:rPr>
+        <w:t xml:space="preserve">앞의 세 단계가 쌓아준 사용자 기반 위에서만 의미가 있습니다. 아마존이 신선식품을 물류가 완성된 뒤에 꺼낸 것과 정확히 같은 자리입니다.</w:t>
+      </w:r>
+    </w:p>
+    <w:p>
+      <w:pPr>
+        <w:spacing w:after="100" w:before="60" w:line="276"/>
+      </w:pPr>
+      <w:r>
+        <w:rPr>
+          <w:rFonts w:ascii="맑은 고딕" w:cs="맑은 고딕" w:eastAsia="맑은 고딕" w:hAnsi="맑은 고딕"/>
+          <w:color w:val="262626"/>
+          <w:sz w:val="20"/>
+          <w:szCs w:val="20"/>
+        </w:rPr>
+        <w:t xml:space="preserve">포지셔닝 이유도 그대로입니다. 음식부터 시작하면 </w:t>
+      </w:r>
+      <w:r>
+        <w:rPr>
+          <w:rFonts w:ascii="맑은 고딕" w:cs="맑은 고딕" w:eastAsia="맑은 고딕" w:hAnsi="맑은 고딕"/>
+          <w:b/>
+          <w:bCs/>
+          <w:color w:val="262626"/>
+          <w:sz w:val="20"/>
+          <w:szCs w:val="20"/>
+        </w:rPr>
+        <w:t xml:space="preserve">"음식 마감 앱"으로 고착돼 서비스업으로 올라가는 길이 막힙니다.</w:t>
+      </w:r>
+      <w:r>
+        <w:rPr>
+          <w:rFonts w:ascii="맑은 고딕" w:cs="맑은 고딕" w:eastAsia="맑은 고딕" w:hAnsi="맑은 고딕"/>
+          <w:color w:val="262626"/>
+          <w:sz w:val="20"/>
+          <w:szCs w:val="20"/>
+        </w:rPr>
+        <w:t xml:space="preserve"> 마감히어로가 이미 그 자리에 있습니다.</w:t>
+      </w:r>
+    </w:p>
+    <w:p>
+      <w:pPr>
+        <w:pStyle w:val="Heading2"/>
+        <w:spacing w:after="120" w:before="280"/>
+      </w:pPr>
+      <w:r>
+        <w:rPr>
+          <w:rFonts w:ascii="맑은 고딕" w:cs="맑은 고딕" w:eastAsia="맑은 고딕" w:hAnsi="맑은 고딕"/>
+          <w:b/>
+          <w:bCs/>
+          <w:color w:val="2E5C8A"/>
+          <w:sz w:val="24"/>
+          <w:szCs w:val="24"/>
+        </w:rPr>
+        <w:t xml:space="preserve">6.7 누적 역량 지도</w:t>
+      </w:r>
+    </w:p>
+    <w:tbl>
+      <w:tblPr>
+        <w:tblW w:type="dxa" w:w="9640"/>
+        <w:tblBorders>
+          <w:top w:val="single" w:color="BFC9D6" w:sz="4"/>
+          <w:left w:val="single" w:color="BFC9D6" w:sz="4"/>
+          <w:bottom w:val="single" w:color="BFC9D6" w:sz="4"/>
+          <w:right w:val="single" w:color="BFC9D6" w:sz="4"/>
+          <w:insideH w:val="single" w:color="DCE3EC" w:sz="2"/>
+          <w:insideV w:val="single" w:color="DCE3EC" w:sz="2"/>
+        </w:tblBorders>
+      </w:tblPr>
+      <w:tblGrid>
+        <w:gridCol w:w="1900"/>
+        <w:gridCol w:w="2900"/>
+        <w:gridCol w:w="4838"/>
+      </w:tblGrid>
+      <w:tr>
+        <w:trPr>
+          <w:tblHeader/>
+        </w:trPr>
+        <w:tc>
+          <w:tcPr>
+            <w:tcW w:type="dxa" w:w="1900"/>
+            <w:shd w:fill="1F3864" w:color="auto" w:val="clear"/>
+            <w:tcMar>
+              <w:top w:type="dxa" w:w="80"/>
+              <w:left w:type="dxa" w:w="110"/>
+              <w:bottom w:type="dxa" w:w="80"/>
+              <w:right w:type="dxa" w:w="110"/>
+            </w:tcMar>
+            <w:vAlign w:val="center"/>
+          </w:tcPr>
+          <w:p>
+            <w:pPr>
+              <w:spacing w:after="0" w:before="0"/>
+            </w:pPr>
+            <w:r>
+              <w:rPr>
+                <w:rFonts w:ascii="맑은 고딕" w:cs="맑은 고딕" w:eastAsia="맑은 고딕" w:hAnsi="맑은 고딕"/>
+                <w:b/>
+                <w:bCs/>
+                <w:color w:val="FFFFFF"/>
+                <w:sz w:val="18"/>
+                <w:szCs w:val="18"/>
+              </w:rPr>
+              <w:t xml:space="preserve">단계</w:t>
+            </w:r>
+          </w:p>
+        </w:tc>
+        <w:tc>
+          <w:tcPr>
+            <w:tcW w:type="dxa" w:w="2900"/>
+            <w:shd w:fill="1F3864" w:color="auto" w:val="clear"/>
+            <w:tcMar>
+              <w:top w:type="dxa" w:w="80"/>
+              <w:left w:type="dxa" w:w="110"/>
+              <w:bottom w:type="dxa" w:w="80"/>
+              <w:right w:type="dxa" w:w="110"/>
+            </w:tcMar>
+            <w:vAlign w:val="center"/>
+          </w:tcPr>
+          <w:p>
+            <w:pPr>
+              <w:spacing w:after="0" w:before="0"/>
+            </w:pPr>
+            <w:r>
+              <w:rPr>
+                <w:rFonts w:ascii="맑은 고딕" w:cs="맑은 고딕" w:eastAsia="맑은 고딕" w:hAnsi="맑은 고딕"/>
+                <w:b/>
+                <w:bCs/>
+                <w:color w:val="FFFFFF"/>
+                <w:sz w:val="18"/>
+                <w:szCs w:val="18"/>
+              </w:rPr>
+              <w:t xml:space="preserve">새로 배우는 역량 (딱 하나)</w:t>
+            </w:r>
+          </w:p>
+        </w:tc>
+        <w:tc>
+          <w:tcPr>
+            <w:tcW w:type="dxa" w:w="4838"/>
+            <w:shd w:fill="1F3864" w:color="auto" w:val="clear"/>
+            <w:tcMar>
+              <w:top w:type="dxa" w:w="80"/>
+              <w:left w:type="dxa" w:w="110"/>
+              <w:bottom w:type="dxa" w:w="80"/>
+              <w:right w:type="dxa" w:w="110"/>
+            </w:tcMar>
+            <w:vAlign w:val="center"/>
+          </w:tcPr>
+          <w:p>
+            <w:pPr>
+              <w:spacing w:after="0" w:before="0"/>
+            </w:pPr>
+            <w:r>
+              <w:rPr>
+                <w:rFonts w:ascii="맑은 고딕" w:cs="맑은 고딕" w:eastAsia="맑은 고딕" w:hAnsi="맑은 고딕"/>
+                <w:b/>
+                <w:bCs/>
+                <w:color w:val="FFFFFF"/>
+                <w:sz w:val="18"/>
+                <w:szCs w:val="18"/>
+              </w:rPr>
+              <w:t xml:space="preserve">다음 단계에 물려주는 자산</w:t>
+            </w:r>
+          </w:p>
+        </w:tc>
+      </w:tr>
+      <w:tr>
+        <w:tc>
+          <w:tcPr>
+            <w:tcW w:type="dxa" w:w="1900"/>
+            <w:shd w:fill="FFFFFF" w:color="auto" w:val="clear"/>
+            <w:tcMar>
+              <w:top w:type="dxa" w:w="70"/>
+              <w:left w:type="dxa" w:w="110"/>
+              <w:bottom w:type="dxa" w:w="70"/>
+              <w:right w:type="dxa" w:w="110"/>
+            </w:tcMar>
+            <w:vAlign w:val="center"/>
+          </w:tcPr>
+          <w:p>
+            <w:pPr>
+              <w:spacing w:after="0" w:before="0" w:line="252"/>
+            </w:pPr>
+            <w:r>
+              <w:rPr>
+                <w:rFonts w:ascii="맑은 고딕" w:cs="맑은 고딕" w:eastAsia="맑은 고딕" w:hAnsi="맑은 고딕"/>
+                <w:b/>
+                <w:bCs/>
+                <w:color w:val="262626"/>
+                <w:sz w:val="18"/>
+                <w:szCs w:val="18"/>
+              </w:rPr>
               <w:t xml:space="preserve">1단계</w:t>
+            </w:r>
+            <w:r>
+              <w:rPr>
+                <w:rFonts w:ascii="맑은 고딕" w:cs="맑은 고딕" w:eastAsia="맑은 고딕" w:hAnsi="맑은 고딕"/>
+                <w:color w:val="262626"/>
+                <w:sz w:val="18"/>
+                <w:szCs w:val="18"/>
+              </w:rPr>
+              <w:t xml:space="preserve"> 서비스업</w:t>
             </w:r>
           </w:p>
         </w:tc>
@@ -4761,13 +8240,13 @@
                 <w:sz w:val="18"/>
                 <w:szCs w:val="18"/>
               </w:rPr>
-              <w:t xml:space="preserve">미용실·네일·마사지·피부관리·PT</w:t>
-            </w:r>
-          </w:p>
-        </w:tc>
-        <w:tc>
-          <w:tcPr>
-            <w:tcW w:type="dxa" w:w="3300"/>
+              <w:t xml:space="preserve">(기반) 1:1 슬롯 매칭</w:t>
+            </w:r>
+          </w:p>
+        </w:tc>
+        <w:tc>
+          <w:tcPr>
+            <w:tcW w:type="dxa" w:w="4838"/>
             <w:shd w:fill="FFFFFF" w:color="auto" w:val="clear"/>
             <w:tcMar>
               <w:top w:type="dxa" w:w="70"/>
@@ -4788,8 +8267,28 @@
                 <w:sz w:val="18"/>
                 <w:szCs w:val="18"/>
               </w:rPr>
-              <w:t xml:space="preserve">제공자와 사용자의 시간이 </w:t>
-            </w:r>
+              <w:t xml:space="preserve">도달가능성 엔진 · 선결제/정산 · 즉흥 수요 사용자 · 지역 밀도</w:t>
+            </w:r>
+          </w:p>
+        </w:tc>
+      </w:tr>
+      <w:tr>
+        <w:tc>
+          <w:tcPr>
+            <w:tcW w:type="dxa" w:w="1900"/>
+            <w:shd w:fill="F7F9FC" w:color="auto" w:val="clear"/>
+            <w:tcMar>
+              <w:top w:type="dxa" w:w="70"/>
+              <w:left w:type="dxa" w:w="110"/>
+              <w:bottom w:type="dxa" w:w="70"/>
+              <w:right w:type="dxa" w:w="110"/>
+            </w:tcMar>
+            <w:vAlign w:val="center"/>
+          </w:tcPr>
+          <w:p>
+            <w:pPr>
+              <w:spacing w:after="0" w:before="0" w:line="252"/>
+            </w:pPr>
             <w:r>
               <w:rPr>
                 <w:rFonts w:ascii="맑은 고딕" w:cs="맑은 고딕" w:eastAsia="맑은 고딕" w:hAnsi="맑은 고딕"/>
@@ -4799,34 +8298,72 @@
                 <w:sz w:val="18"/>
                 <w:szCs w:val="18"/>
               </w:rPr>
-              <w:t xml:space="preserve">1:1 동시 소비</w:t>
-            </w:r>
-          </w:p>
-        </w:tc>
-        <w:tc>
-          <w:tcPr>
-            <w:tcW w:type="dxa" w:w="2338"/>
-            <w:shd w:fill="FFFFFF" w:color="auto" w:val="clear"/>
-            <w:tcMar>
-              <w:top w:type="dxa" w:w="70"/>
-              <w:left w:type="dxa" w:w="110"/>
-              <w:bottom w:type="dxa" w:w="70"/>
-              <w:right w:type="dxa" w:w="110"/>
-            </w:tcMar>
-            <w:vAlign w:val="center"/>
-          </w:tcPr>
-          <w:p>
-            <w:pPr>
-              <w:spacing w:after="0" w:before="0" w:line="252"/>
-            </w:pPr>
-            <w:r>
-              <w:rPr>
-                <w:rFonts w:ascii="맑은 고딕" w:cs="맑은 고딕" w:eastAsia="맑은 고딕" w:hAnsi="맑은 고딕"/>
-                <w:color w:val="262626"/>
-                <w:sz w:val="18"/>
-                <w:szCs w:val="18"/>
-              </w:rPr>
-              <w:t xml:space="preserve">1:1 슬롯 매칭</w:t>
+              <w:t xml:space="preserve">2단계</w:t>
+            </w:r>
+            <w:r>
+              <w:rPr>
+                <w:rFonts w:ascii="맑은 고딕" w:cs="맑은 고딕" w:eastAsia="맑은 고딕" w:hAnsi="맑은 고딕"/>
+                <w:color w:val="262626"/>
+                <w:sz w:val="18"/>
+                <w:szCs w:val="18"/>
+              </w:rPr>
+              <w:t xml:space="preserve"> 문화</w:t>
+            </w:r>
+          </w:p>
+        </w:tc>
+        <w:tc>
+          <w:tcPr>
+            <w:tcW w:type="dxa" w:w="2900"/>
+            <w:shd w:fill="F7F9FC" w:color="auto" w:val="clear"/>
+            <w:tcMar>
+              <w:top w:type="dxa" w:w="70"/>
+              <w:left w:type="dxa" w:w="110"/>
+              <w:bottom w:type="dxa" w:w="70"/>
+              <w:right w:type="dxa" w:w="110"/>
+            </w:tcMar>
+            <w:vAlign w:val="center"/>
+          </w:tcPr>
+          <w:p>
+            <w:pPr>
+              <w:spacing w:after="0" w:before="0" w:line="252"/>
+            </w:pPr>
+            <w:r>
+              <w:rPr>
+                <w:rFonts w:ascii="맑은 고딕" w:cs="맑은 고딕" w:eastAsia="맑은 고딕" w:hAnsi="맑은 고딕"/>
+                <w:b/>
+                <w:bCs/>
+                <w:color w:val="262626"/>
+                <w:sz w:val="18"/>
+                <w:szCs w:val="18"/>
+              </w:rPr>
+              <w:t xml:space="preserve">수량 재고와 동시성 제어</w:t>
+            </w:r>
+          </w:p>
+        </w:tc>
+        <w:tc>
+          <w:tcPr>
+            <w:tcW w:type="dxa" w:w="4838"/>
+            <w:shd w:fill="F7F9FC" w:color="auto" w:val="clear"/>
+            <w:tcMar>
+              <w:top w:type="dxa" w:w="70"/>
+              <w:left w:type="dxa" w:w="110"/>
+              <w:bottom w:type="dxa" w:w="70"/>
+              <w:right w:type="dxa" w:w="110"/>
+            </w:tcMar>
+            <w:vAlign w:val="center"/>
+          </w:tcPr>
+          <w:p>
+            <w:pPr>
+              <w:spacing w:after="0" w:before="0" w:line="252"/>
+            </w:pPr>
+            <w:r>
+              <w:rPr>
+                <w:rFonts w:ascii="맑은 고딕" w:cs="맑은 고딕" w:eastAsia="맑은 고딕" w:hAnsi="맑은 고딕"/>
+                <w:color w:val="262626"/>
+                <w:sz w:val="18"/>
+                <w:szCs w:val="18"/>
+              </w:rPr>
+              <w:t xml:space="preserve">+ 대기업 API 연동 경험 · 저녁 시간대 수요 · 체인 레퍼런스</w:t>
             </w:r>
           </w:p>
         </w:tc>
@@ -4834,8 +8371,8 @@
       <w:tr>
         <w:tc>
           <w:tcPr>
-            <w:tcW w:type="dxa" w:w="1100"/>
-            <w:shd w:fill="F7F9FC" w:color="auto" w:val="clear"/>
+            <w:tcW w:type="dxa" w:w="1900"/>
+            <w:shd w:fill="FFFFFF" w:color="auto" w:val="clear"/>
             <w:tcMar>
               <w:top w:type="dxa" w:w="70"/>
               <w:left w:type="dxa" w:w="110"/>
@@ -4857,7 +8394,112 @@
                 <w:sz w:val="18"/>
                 <w:szCs w:val="18"/>
               </w:rPr>
-              <w:t xml:space="preserve">2단계</w:t>
+              <w:t xml:space="preserve">3단계</w:t>
+            </w:r>
+            <w:r>
+              <w:rPr>
+                <w:rFonts w:ascii="맑은 고딕" w:cs="맑은 고딕" w:eastAsia="맑은 고딕" w:hAnsi="맑은 고딕"/>
+                <w:color w:val="262626"/>
+                <w:sz w:val="18"/>
+                <w:szCs w:val="18"/>
+              </w:rPr>
+              <w:t xml:space="preserve"> 숙박</w:t>
+            </w:r>
+          </w:p>
+        </w:tc>
+        <w:tc>
+          <w:tcPr>
+            <w:tcW w:type="dxa" w:w="2900"/>
+            <w:shd w:fill="FFFFFF" w:color="auto" w:val="clear"/>
+            <w:tcMar>
+              <w:top w:type="dxa" w:w="70"/>
+              <w:left w:type="dxa" w:w="110"/>
+              <w:bottom w:type="dxa" w:w="70"/>
+              <w:right w:type="dxa" w:w="110"/>
+            </w:tcMar>
+            <w:vAlign w:val="center"/>
+          </w:tcPr>
+          <w:p>
+            <w:pPr>
+              <w:spacing w:after="0" w:before="0" w:line="252"/>
+            </w:pPr>
+            <w:r>
+              <w:rPr>
+                <w:rFonts w:ascii="맑은 고딕" w:cs="맑은 고딕" w:eastAsia="맑은 고딕" w:hAnsi="맑은 고딕"/>
+                <w:b/>
+                <w:bCs/>
+                <w:color w:val="262626"/>
+                <w:sz w:val="18"/>
+                <w:szCs w:val="18"/>
+              </w:rPr>
+              <w:t xml:space="preserve">분리된 시간 재고 처리</w:t>
+            </w:r>
+          </w:p>
+        </w:tc>
+        <w:tc>
+          <w:tcPr>
+            <w:tcW w:type="dxa" w:w="4838"/>
+            <w:shd w:fill="FFFFFF" w:color="auto" w:val="clear"/>
+            <w:tcMar>
+              <w:top w:type="dxa" w:w="70"/>
+              <w:left w:type="dxa" w:w="110"/>
+              <w:bottom w:type="dxa" w:w="70"/>
+              <w:right w:type="dxa" w:w="110"/>
+            </w:tcMar>
+            <w:vAlign w:val="center"/>
+          </w:tcPr>
+          <w:p>
+            <w:pPr>
+              <w:spacing w:after="0" w:before="0" w:line="252"/>
+            </w:pPr>
+            <w:r>
+              <w:rPr>
+                <w:rFonts w:ascii="맑은 고딕" w:cs="맑은 고딕" w:eastAsia="맑은 고딕" w:hAnsi="맑은 고딕"/>
+                <w:color w:val="262626"/>
+                <w:sz w:val="18"/>
+                <w:szCs w:val="18"/>
+              </w:rPr>
+              <w:t xml:space="preserve">+ 체인 본사 영업 채널 · 높은 객단가 · 전국 단위 커버리지</w:t>
+            </w:r>
+          </w:p>
+        </w:tc>
+      </w:tr>
+      <w:tr>
+        <w:tc>
+          <w:tcPr>
+            <w:tcW w:type="dxa" w:w="1900"/>
+            <w:shd w:fill="F7F9FC" w:color="auto" w:val="clear"/>
+            <w:tcMar>
+              <w:top w:type="dxa" w:w="70"/>
+              <w:left w:type="dxa" w:w="110"/>
+              <w:bottom w:type="dxa" w:w="70"/>
+              <w:right w:type="dxa" w:w="110"/>
+            </w:tcMar>
+            <w:vAlign w:val="center"/>
+          </w:tcPr>
+          <w:p>
+            <w:pPr>
+              <w:spacing w:after="0" w:before="0" w:line="252"/>
+            </w:pPr>
+            <w:r>
+              <w:rPr>
+                <w:rFonts w:ascii="맑은 고딕" w:cs="맑은 고딕" w:eastAsia="맑은 고딕" w:hAnsi="맑은 고딕"/>
+                <w:b/>
+                <w:bCs/>
+                <w:color w:val="262626"/>
+                <w:sz w:val="18"/>
+                <w:szCs w:val="18"/>
+              </w:rPr>
+              <w:t xml:space="preserve">4단계</w:t>
+            </w:r>
+            <w:r>
+              <w:rPr>
+                <w:rFonts w:ascii="맑은 고딕" w:cs="맑은 고딕" w:eastAsia="맑은 고딕" w:hAnsi="맑은 고딕"/>
+                <w:color w:val="262626"/>
+                <w:sz w:val="18"/>
+                <w:szCs w:val="18"/>
+              </w:rPr>
+              <w:t xml:space="preserve"> 포장음식</w:t>
             </w:r>
           </w:p>
         </w:tc>
@@ -4880,64 +8522,19 @@
             <w:r>
               <w:rPr>
                 <w:rFonts w:ascii="맑은 고딕" w:cs="맑은 고딕" w:eastAsia="맑은 고딕" w:hAnsi="맑은 고딕"/>
-                <w:color w:val="262626"/>
-                <w:sz w:val="18"/>
-                <w:szCs w:val="18"/>
-              </w:rPr>
-              <w:t xml:space="preserve">연극·소극장·전시·원데이클래스</w:t>
-            </w:r>
-          </w:p>
-        </w:tc>
-        <w:tc>
-          <w:tcPr>
-            <w:tcW w:type="dxa" w:w="3300"/>
-            <w:shd w:fill="F7F9FC" w:color="auto" w:val="clear"/>
-            <w:tcMar>
-              <w:top w:type="dxa" w:w="70"/>
-              <w:left w:type="dxa" w:w="110"/>
-              <w:bottom w:type="dxa" w:w="70"/>
-              <w:right w:type="dxa" w:w="110"/>
-            </w:tcMar>
-            <w:vAlign w:val="center"/>
-          </w:tcPr>
-          <w:p>
-            <w:pPr>
-              <w:spacing w:after="0" w:before="0" w:line="252"/>
-            </w:pPr>
-            <w:r>
-              <w:rPr>
-                <w:rFonts w:ascii="맑은 고딕" w:cs="맑은 고딕" w:eastAsia="맑은 고딕" w:hAnsi="맑은 고딕"/>
-                <w:color w:val="262626"/>
-                <w:sz w:val="18"/>
-                <w:szCs w:val="18"/>
-              </w:rPr>
-              <w:t xml:space="preserve">소수 공급자 : 다수 소비자 (</w:t>
-            </w:r>
-            <w:r>
-              <w:rPr>
-                <w:rFonts w:ascii="맑은 고딕" w:cs="맑은 고딕" w:eastAsia="맑은 고딕" w:hAnsi="맑은 고딕"/>
                 <w:b/>
                 <w:bCs/>
                 <w:color w:val="262626"/>
                 <w:sz w:val="18"/>
                 <w:szCs w:val="18"/>
               </w:rPr>
-              <w:t xml:space="preserve">1:다수</w:t>
-            </w:r>
-            <w:r>
-              <w:rPr>
-                <w:rFonts w:ascii="맑은 고딕" w:cs="맑은 고딕" w:eastAsia="맑은 고딕" w:hAnsi="맑은 고딕"/>
-                <w:color w:val="262626"/>
-                <w:sz w:val="18"/>
-                <w:szCs w:val="18"/>
-              </w:rPr>
-              <w:t xml:space="preserve">)</w:t>
-            </w:r>
-          </w:p>
-        </w:tc>
-        <w:tc>
-          <w:tcPr>
-            <w:tcW w:type="dxa" w:w="2338"/>
+              <w:t xml:space="preserve">실시간 물리재고 · 신선도</w:t>
+            </w:r>
+          </w:p>
+        </w:tc>
+        <w:tc>
+          <w:tcPr>
+            <w:tcW w:type="dxa" w:w="4838"/>
             <w:shd w:fill="F7F9FC" w:color="auto" w:val="clear"/>
             <w:tcMar>
               <w:top w:type="dxa" w:w="70"/>
@@ -4958,7 +8555,198 @@
                 <w:sz w:val="18"/>
                 <w:szCs w:val="18"/>
               </w:rPr>
-              <w:t xml:space="preserve">좌석 재고 관리</w:t>
+              <w:t xml:space="preserve">+ 일상 빈도 → 플랫폼 습관화</w:t>
+            </w:r>
+          </w:p>
+        </w:tc>
+      </w:tr>
+    </w:tbl>
+    <w:p>
+      <w:pPr>
+        <w:spacing w:after="120" w:before="0"/>
+      </w:pPr>
+    </w:p>
+    <w:p>
+      <w:pPr>
+        <w:spacing w:after="100" w:before="60" w:line="276"/>
+      </w:pPr>
+      <w:r>
+        <w:rPr>
+          <w:rFonts w:ascii="맑은 고딕" w:cs="맑은 고딕" w:eastAsia="맑은 고딕" w:hAnsi="맑은 고딕"/>
+          <w:color w:val="262626"/>
+          <w:sz w:val="20"/>
+          <w:szCs w:val="20"/>
+        </w:rPr>
+        <w:t xml:space="preserve">각 단계가 </w:t>
+      </w:r>
+      <w:r>
+        <w:rPr>
+          <w:rFonts w:ascii="맑은 고딕" w:cs="맑은 고딕" w:eastAsia="맑은 고딕" w:hAnsi="맑은 고딕"/>
+          <w:b/>
+          <w:bCs/>
+          <w:color w:val="262626"/>
+          <w:sz w:val="20"/>
+          <w:szCs w:val="20"/>
+        </w:rPr>
+        <w:t xml:space="preserve">다음 단계의 진입 비용을 낮춥니다.</w:t>
+      </w:r>
+      <w:r>
+        <w:rPr>
+          <w:rFonts w:ascii="맑은 고딕" w:cs="맑은 고딕" w:eastAsia="맑은 고딕" w:hAnsi="맑은 고딕"/>
+          <w:color w:val="262626"/>
+          <w:sz w:val="20"/>
+          <w:szCs w:val="20"/>
+        </w:rPr>
+        <w:t xml:space="preserve"> 이것이 순서를 지켜야 하는 진짜 이유입니다.</w:t>
+      </w:r>
+    </w:p>
+    <w:p>
+      <w:pPr>
+        <w:pStyle w:val="Heading2"/>
+        <w:spacing w:after="120" w:before="280"/>
+      </w:pPr>
+      <w:r>
+        <w:rPr>
+          <w:rFonts w:ascii="맑은 고딕" w:cs="맑은 고딕" w:eastAsia="맑은 고딕" w:hAnsi="맑은 고딕"/>
+          <w:b/>
+          <w:bCs/>
+          <w:color w:val="2E5C8A"/>
+          <w:sz w:val="24"/>
+          <w:szCs w:val="24"/>
+        </w:rPr>
+        <w:t xml:space="preserve">6.8 소상공인에서 대기업으로 — 밀도와 규모, 두 개의 엔진</w:t>
+      </w:r>
+    </w:p>
+    <w:p>
+      <w:pPr>
+        <w:spacing w:after="100" w:before="60" w:line="276"/>
+      </w:pPr>
+      <w:r>
+        <w:rPr>
+          <w:rFonts w:ascii="맑은 고딕" w:cs="맑은 고딕" w:eastAsia="맑은 고딕" w:hAnsi="맑은 고딕"/>
+          <w:color w:val="262626"/>
+          <w:sz w:val="20"/>
+          <w:szCs w:val="20"/>
+        </w:rPr>
+        <w:t xml:space="preserve">채움은 소상공인으로 시작하지만 </w:t>
+      </w:r>
+      <w:r>
+        <w:rPr>
+          <w:rFonts w:ascii="맑은 고딕" w:cs="맑은 고딕" w:eastAsia="맑은 고딕" w:hAnsi="맑은 고딕"/>
+          <w:b/>
+          <w:bCs/>
+          <w:color w:val="262626"/>
+          <w:sz w:val="20"/>
+          <w:szCs w:val="20"/>
+        </w:rPr>
+        <w:t xml:space="preserve">소상공인 플랫폼으로 끝나지 않습니다.</w:t>
+      </w:r>
+    </w:p>
+    <w:tbl>
+      <w:tblPr>
+        <w:tblW w:type="dxa" w:w="9640"/>
+        <w:tblBorders>
+          <w:top w:val="single" w:color="BFC9D6" w:sz="4"/>
+          <w:left w:val="single" w:color="BFC9D6" w:sz="4"/>
+          <w:bottom w:val="single" w:color="BFC9D6" w:sz="4"/>
+          <w:right w:val="single" w:color="BFC9D6" w:sz="4"/>
+          <w:insideH w:val="single" w:color="DCE3EC" w:sz="2"/>
+          <w:insideV w:val="single" w:color="DCE3EC" w:sz="2"/>
+        </w:tblBorders>
+      </w:tblPr>
+      <w:tblGrid>
+        <w:gridCol w:w="1600"/>
+        <w:gridCol w:w="3600"/>
+        <w:gridCol w:w="4438"/>
+      </w:tblGrid>
+      <w:tr>
+        <w:trPr>
+          <w:tblHeader/>
+        </w:trPr>
+        <w:tc>
+          <w:tcPr>
+            <w:tcW w:type="dxa" w:w="1600"/>
+            <w:shd w:fill="1F3864" w:color="auto" w:val="clear"/>
+            <w:tcMar>
+              <w:top w:type="dxa" w:w="80"/>
+              <w:left w:type="dxa" w:w="110"/>
+              <w:bottom w:type="dxa" w:w="80"/>
+              <w:right w:type="dxa" w:w="110"/>
+            </w:tcMar>
+            <w:vAlign w:val="center"/>
+          </w:tcPr>
+          <w:p>
+            <w:pPr>
+              <w:spacing w:after="0" w:before="0"/>
+            </w:pPr>
+            <w:r>
+              <w:rPr>
+                <w:rFonts w:ascii="맑은 고딕" w:cs="맑은 고딕" w:eastAsia="맑은 고딕" w:hAnsi="맑은 고딕"/>
+                <w:b/>
+                <w:bCs/>
+                <w:color w:val="FFFFFF"/>
+                <w:sz w:val="18"/>
+                <w:szCs w:val="18"/>
+              </w:rPr>
+              <w:t xml:space="preserve">구분</w:t>
+            </w:r>
+          </w:p>
+        </w:tc>
+        <w:tc>
+          <w:tcPr>
+            <w:tcW w:type="dxa" w:w="3600"/>
+            <w:shd w:fill="1F3864" w:color="auto" w:val="clear"/>
+            <w:tcMar>
+              <w:top w:type="dxa" w:w="80"/>
+              <w:left w:type="dxa" w:w="110"/>
+              <w:bottom w:type="dxa" w:w="80"/>
+              <w:right w:type="dxa" w:w="110"/>
+            </w:tcMar>
+            <w:vAlign w:val="center"/>
+          </w:tcPr>
+          <w:p>
+            <w:pPr>
+              <w:spacing w:after="0" w:before="0"/>
+            </w:pPr>
+            <w:r>
+              <w:rPr>
+                <w:rFonts w:ascii="맑은 고딕" w:cs="맑은 고딕" w:eastAsia="맑은 고딕" w:hAnsi="맑은 고딕"/>
+                <w:b/>
+                <w:bCs/>
+                <w:color w:val="FFFFFF"/>
+                <w:sz w:val="18"/>
+                <w:szCs w:val="18"/>
+              </w:rPr>
+              <w:t xml:space="preserve">소상공인 공급 (1·4단계)</w:t>
+            </w:r>
+          </w:p>
+        </w:tc>
+        <w:tc>
+          <w:tcPr>
+            <w:tcW w:type="dxa" w:w="4438"/>
+            <w:shd w:fill="1F3864" w:color="auto" w:val="clear"/>
+            <w:tcMar>
+              <w:top w:type="dxa" w:w="80"/>
+              <w:left w:type="dxa" w:w="110"/>
+              <w:bottom w:type="dxa" w:w="80"/>
+              <w:right w:type="dxa" w:w="110"/>
+            </w:tcMar>
+            <w:vAlign w:val="center"/>
+          </w:tcPr>
+          <w:p>
+            <w:pPr>
+              <w:spacing w:after="0" w:before="0"/>
+            </w:pPr>
+            <w:r>
+              <w:rPr>
+                <w:rFonts w:ascii="맑은 고딕" w:cs="맑은 고딕" w:eastAsia="맑은 고딕" w:hAnsi="맑은 고딕"/>
+                <w:b/>
+                <w:bCs/>
+                <w:color w:val="FFFFFF"/>
+                <w:sz w:val="18"/>
+                <w:szCs w:val="18"/>
+              </w:rPr>
+              <w:t xml:space="preserve">대기업 공급 (2·3단계)</w:t>
             </w:r>
           </w:p>
         </w:tc>
@@ -4966,7 +8754,34 @@
       <w:tr>
         <w:tc>
           <w:tcPr>
-            <w:tcW w:type="dxa" w:w="1100"/>
+            <w:tcW w:type="dxa" w:w="1600"/>
+            <w:shd w:fill="FFFFFF" w:color="auto" w:val="clear"/>
+            <w:tcMar>
+              <w:top w:type="dxa" w:w="70"/>
+              <w:left w:type="dxa" w:w="110"/>
+              <w:bottom w:type="dxa" w:w="70"/>
+              <w:right w:type="dxa" w:w="110"/>
+            </w:tcMar>
+            <w:vAlign w:val="center"/>
+          </w:tcPr>
+          <w:p>
+            <w:pPr>
+              <w:spacing w:after="0" w:before="0" w:line="252"/>
+            </w:pPr>
+            <w:r>
+              <w:rPr>
+                <w:rFonts w:ascii="맑은 고딕" w:cs="맑은 고딕" w:eastAsia="맑은 고딕" w:hAnsi="맑은 고딕"/>
+                <w:color w:val="262626"/>
+                <w:sz w:val="18"/>
+                <w:szCs w:val="18"/>
+              </w:rPr>
+              <w:t xml:space="preserve">만들어내는 것</w:t>
+            </w:r>
+          </w:p>
+        </w:tc>
+        <w:tc>
+          <w:tcPr>
+            <w:tcW w:type="dxa" w:w="3600"/>
             <w:shd w:fill="FFFFFF" w:color="auto" w:val="clear"/>
             <w:tcMar>
               <w:top w:type="dxa" w:w="70"/>
@@ -4989,13 +8804,22 @@
                 <w:sz w:val="18"/>
                 <w:szCs w:val="18"/>
               </w:rPr>
-              <w:t xml:space="preserve">3단계</w:t>
-            </w:r>
-          </w:p>
-        </w:tc>
-        <w:tc>
-          <w:tcPr>
-            <w:tcW w:type="dxa" w:w="2900"/>
+              <w:t xml:space="preserve">밀도</w:t>
+            </w:r>
+            <w:r>
+              <w:rPr>
+                <w:rFonts w:ascii="맑은 고딕" w:cs="맑은 고딕" w:eastAsia="맑은 고딕" w:hAnsi="맑은 고딕"/>
+                <w:color w:val="262626"/>
+                <w:sz w:val="18"/>
+                <w:szCs w:val="18"/>
+              </w:rPr>
+              <w:t xml:space="preserve"> — 동네마다 촘촘하고 재방문 빈도가 높다</w:t>
+            </w:r>
+          </w:p>
+        </w:tc>
+        <w:tc>
+          <w:tcPr>
+            <w:tcW w:type="dxa" w:w="4438"/>
             <w:shd w:fill="FFFFFF" w:color="auto" w:val="clear"/>
             <w:tcMar>
               <w:top w:type="dxa" w:w="70"/>
@@ -5009,42 +8833,6 @@
             <w:pPr>
               <w:spacing w:after="0" w:before="0" w:line="252"/>
             </w:pPr>
-            <w:r>
-              <w:rPr>
-                <w:rFonts w:ascii="맑은 고딕" w:cs="맑은 고딕" w:eastAsia="맑은 고딕" w:hAnsi="맑은 고딕"/>
-                <w:color w:val="262626"/>
-                <w:sz w:val="18"/>
-                <w:szCs w:val="18"/>
-              </w:rPr>
-              <w:t xml:space="preserve">숙박 (당일 공실)</w:t>
-            </w:r>
-          </w:p>
-        </w:tc>
-        <w:tc>
-          <w:tcPr>
-            <w:tcW w:type="dxa" w:w="3300"/>
-            <w:shd w:fill="FFFFFF" w:color="auto" w:val="clear"/>
-            <w:tcMar>
-              <w:top w:type="dxa" w:w="70"/>
-              <w:left w:type="dxa" w:w="110"/>
-              <w:bottom w:type="dxa" w:w="70"/>
-              <w:right w:type="dxa" w:w="110"/>
-            </w:tcMar>
-            <w:vAlign w:val="center"/>
-          </w:tcPr>
-          <w:p>
-            <w:pPr>
-              <w:spacing w:after="0" w:before="0" w:line="252"/>
-            </w:pPr>
-            <w:r>
-              <w:rPr>
-                <w:rFonts w:ascii="맑은 고딕" w:cs="맑은 고딕" w:eastAsia="맑은 고딕" w:hAnsi="맑은 고딕"/>
-                <w:color w:val="262626"/>
-                <w:sz w:val="18"/>
-                <w:szCs w:val="18"/>
-              </w:rPr>
-              <w:t xml:space="preserve">공급자와 사용자의 시간이 </w:t>
-            </w:r>
             <w:r>
               <w:rPr>
                 <w:rFonts w:ascii="맑은 고딕" w:cs="맑은 고딕" w:eastAsia="맑은 고딕" w:hAnsi="맑은 고딕"/>
@@ -5054,34 +8842,16 @@
                 <w:sz w:val="18"/>
                 <w:szCs w:val="18"/>
               </w:rPr>
-              <w:t xml:space="preserve">분리</w:t>
-            </w:r>
-          </w:p>
-        </w:tc>
-        <w:tc>
-          <w:tcPr>
-            <w:tcW w:type="dxa" w:w="2338"/>
-            <w:shd w:fill="FFFFFF" w:color="auto" w:val="clear"/>
-            <w:tcMar>
-              <w:top w:type="dxa" w:w="70"/>
-              <w:left w:type="dxa" w:w="110"/>
-              <w:bottom w:type="dxa" w:w="70"/>
-              <w:right w:type="dxa" w:w="110"/>
-            </w:tcMar>
-            <w:vAlign w:val="center"/>
-          </w:tcPr>
-          <w:p>
-            <w:pPr>
-              <w:spacing w:after="0" w:before="0" w:line="252"/>
-            </w:pPr>
-            <w:r>
-              <w:rPr>
-                <w:rFonts w:ascii="맑은 고딕" w:cs="맑은 고딕" w:eastAsia="맑은 고딕" w:hAnsi="맑은 고딕"/>
-                <w:color w:val="262626"/>
-                <w:sz w:val="18"/>
-                <w:szCs w:val="18"/>
-              </w:rPr>
-              <w:t xml:space="preserve">체크인/아웃 분리 처리</w:t>
+              <w:t xml:space="preserve">규모</w:t>
+            </w:r>
+            <w:r>
+              <w:rPr>
+                <w:rFonts w:ascii="맑은 고딕" w:cs="맑은 고딕" w:eastAsia="맑은 고딕" w:hAnsi="맑은 고딕"/>
+                <w:color w:val="262626"/>
+                <w:sz w:val="18"/>
+                <w:szCs w:val="18"/>
+              </w:rPr>
+              <w:t xml:space="preserve"> — 계약 1건이 전국 수백 개 상영관 × 하루 수십 회차, 또는 수천 개 객실을 한 번에 연다</w:t>
             </w:r>
           </w:p>
         </w:tc>
@@ -5089,7 +8859,7 @@
       <w:tr>
         <w:tc>
           <w:tcPr>
-            <w:tcW w:type="dxa" w:w="1100"/>
+            <w:tcW w:type="dxa" w:w="1600"/>
             <w:shd w:fill="F7F9FC" w:color="auto" w:val="clear"/>
             <w:tcMar>
               <w:top w:type="dxa" w:w="70"/>
@@ -5102,79 +8872,434 @@
           <w:p>
             <w:pPr>
               <w:spacing w:after="0" w:before="0" w:line="252"/>
+            </w:pPr>
+            <w:r>
+              <w:rPr>
+                <w:rFonts w:ascii="맑은 고딕" w:cs="맑은 고딕" w:eastAsia="맑은 고딕" w:hAnsi="맑은 고딕"/>
+                <w:color w:val="262626"/>
+                <w:sz w:val="18"/>
+                <w:szCs w:val="18"/>
+              </w:rPr>
+              <w:t xml:space="preserve">확보 방식</w:t>
+            </w:r>
+          </w:p>
+        </w:tc>
+        <w:tc>
+          <w:tcPr>
+            <w:tcW w:type="dxa" w:w="3600"/>
+            <w:shd w:fill="F7F9FC" w:color="auto" w:val="clear"/>
+            <w:tcMar>
+              <w:top w:type="dxa" w:w="70"/>
+              <w:left w:type="dxa" w:w="110"/>
+              <w:bottom w:type="dxa" w:w="70"/>
+              <w:right w:type="dxa" w:w="110"/>
+            </w:tcMar>
+            <w:vAlign w:val="center"/>
+          </w:tcPr>
+          <w:p>
+            <w:pPr>
+              <w:spacing w:after="0" w:before="0" w:line="252"/>
+            </w:pPr>
+            <w:r>
+              <w:rPr>
+                <w:rFonts w:ascii="맑은 고딕" w:cs="맑은 고딕" w:eastAsia="맑은 고딕" w:hAnsi="맑은 고딕"/>
+                <w:color w:val="262626"/>
+                <w:sz w:val="18"/>
+                <w:szCs w:val="18"/>
+              </w:rPr>
+              <w:t xml:space="preserve">1:1 영업. 느리지만 확실</w:t>
+            </w:r>
+          </w:p>
+        </w:tc>
+        <w:tc>
+          <w:tcPr>
+            <w:tcW w:type="dxa" w:w="4438"/>
+            <w:shd w:fill="F7F9FC" w:color="auto" w:val="clear"/>
+            <w:tcMar>
+              <w:top w:type="dxa" w:w="70"/>
+              <w:left w:type="dxa" w:w="110"/>
+              <w:bottom w:type="dxa" w:w="70"/>
+              <w:right w:type="dxa" w:w="110"/>
+            </w:tcMar>
+            <w:vAlign w:val="center"/>
+          </w:tcPr>
+          <w:p>
+            <w:pPr>
+              <w:spacing w:after="0" w:before="0" w:line="252"/>
+            </w:pPr>
+            <w:r>
+              <w:rPr>
+                <w:rFonts w:ascii="맑은 고딕" w:cs="맑은 고딕" w:eastAsia="맑은 고딕" w:hAnsi="맑은 고딕"/>
+                <w:color w:val="262626"/>
+                <w:sz w:val="18"/>
+                <w:szCs w:val="18"/>
+              </w:rPr>
+              <w:t xml:space="preserve">본사 제휴 1건</w:t>
+            </w:r>
+          </w:p>
+        </w:tc>
+      </w:tr>
+      <w:tr>
+        <w:tc>
+          <w:tcPr>
+            <w:tcW w:type="dxa" w:w="1600"/>
+            <w:shd w:fill="FFFFFF" w:color="auto" w:val="clear"/>
+            <w:tcMar>
+              <w:top w:type="dxa" w:w="70"/>
+              <w:left w:type="dxa" w:w="110"/>
+              <w:bottom w:type="dxa" w:w="70"/>
+              <w:right w:type="dxa" w:w="110"/>
+            </w:tcMar>
+            <w:vAlign w:val="center"/>
+          </w:tcPr>
+          <w:p>
+            <w:pPr>
+              <w:spacing w:after="0" w:before="0" w:line="252"/>
+            </w:pPr>
+            <w:r>
+              <w:rPr>
+                <w:rFonts w:ascii="맑은 고딕" w:cs="맑은 고딕" w:eastAsia="맑은 고딕" w:hAnsi="맑은 고딕"/>
+                <w:color w:val="262626"/>
+                <w:sz w:val="18"/>
+                <w:szCs w:val="18"/>
+              </w:rPr>
+              <w:t xml:space="preserve">약점</w:t>
+            </w:r>
+          </w:p>
+        </w:tc>
+        <w:tc>
+          <w:tcPr>
+            <w:tcW w:type="dxa" w:w="3600"/>
+            <w:shd w:fill="FFFFFF" w:color="auto" w:val="clear"/>
+            <w:tcMar>
+              <w:top w:type="dxa" w:w="70"/>
+              <w:left w:type="dxa" w:w="110"/>
+              <w:bottom w:type="dxa" w:w="70"/>
+              <w:right w:type="dxa" w:w="110"/>
+            </w:tcMar>
+            <w:vAlign w:val="center"/>
+          </w:tcPr>
+          <w:p>
+            <w:pPr>
+              <w:spacing w:after="0" w:before="0" w:line="252"/>
+            </w:pPr>
+            <w:r>
+              <w:rPr>
+                <w:rFonts w:ascii="맑은 고딕" w:cs="맑은 고딕" w:eastAsia="맑은 고딕" w:hAnsi="맑은 고딕"/>
+                <w:color w:val="262626"/>
+                <w:sz w:val="18"/>
+                <w:szCs w:val="18"/>
+              </w:rPr>
+              <w:t xml:space="preserve">확장 속도가 느림</w:t>
+            </w:r>
+          </w:p>
+        </w:tc>
+        <w:tc>
+          <w:tcPr>
+            <w:tcW w:type="dxa" w:w="4438"/>
+            <w:shd w:fill="FFFFFF" w:color="auto" w:val="clear"/>
+            <w:tcMar>
+              <w:top w:type="dxa" w:w="70"/>
+              <w:left w:type="dxa" w:w="110"/>
+              <w:bottom w:type="dxa" w:w="70"/>
+              <w:right w:type="dxa" w:w="110"/>
+            </w:tcMar>
+            <w:vAlign w:val="center"/>
+          </w:tcPr>
+          <w:p>
+            <w:pPr>
+              <w:spacing w:after="0" w:before="0" w:line="252"/>
+            </w:pPr>
+            <w:r>
+              <w:rPr>
+                <w:rFonts w:ascii="맑은 고딕" w:cs="맑은 고딕" w:eastAsia="맑은 고딕" w:hAnsi="맑은 고딕"/>
+                <w:color w:val="262626"/>
+                <w:sz w:val="18"/>
+                <w:szCs w:val="18"/>
+              </w:rPr>
+              <w:t xml:space="preserve">밀도가 없으면 문을 열어주지 않음</w:t>
+            </w:r>
+          </w:p>
+        </w:tc>
+      </w:tr>
+    </w:tbl>
+    <w:p>
+      <w:pPr>
+        <w:spacing w:after="120" w:before="0"/>
+      </w:pPr>
+    </w:p>
+    <w:p>
+      <w:pPr>
+        <w:spacing w:after="100" w:before="60" w:line="276"/>
+      </w:pPr>
+      <w:r>
+        <w:rPr>
+          <w:rFonts w:ascii="맑은 고딕" w:cs="맑은 고딕" w:eastAsia="맑은 고딕" w:hAnsi="맑은 고딕"/>
+          <w:b/>
+          <w:bCs/>
+          <w:color w:val="262626"/>
+          <w:sz w:val="20"/>
+          <w:szCs w:val="20"/>
+        </w:rPr>
+        <w:t xml:space="preserve">두 엔진은 서로를 필요로 합니다.</w:t>
+      </w:r>
+      <w:r>
+        <w:rPr>
+          <w:rFonts w:ascii="맑은 고딕" w:cs="맑은 고딕" w:eastAsia="맑은 고딕" w:hAnsi="맑은 고딕"/>
+          <w:color w:val="262626"/>
+          <w:sz w:val="20"/>
+          <w:szCs w:val="20"/>
+        </w:rPr>
+        <w:t xml:space="preserve"> 밀도 없이는 대기업이 재고를 열어주지 않고, 규모 없이는 성장 곡선이 나오지 않습니다. 그래서 </w:t>
+      </w:r>
+      <w:r>
+        <w:rPr>
+          <w:rFonts w:ascii="맑은 고딕" w:cs="맑은 고딕" w:eastAsia="맑은 고딕" w:hAnsi="맑은 고딕"/>
+          <w:b/>
+          <w:bCs/>
+          <w:color w:val="262626"/>
+          <w:sz w:val="20"/>
+          <w:szCs w:val="20"/>
+        </w:rPr>
+        <w:t xml:space="preserve">순서가 강제됩니다 — 소상공인에서 대기업으로 가는 것 외의 경로는 없습니다.</w:t>
+      </w:r>
+    </w:p>
+    <w:p>
+      <w:pPr>
+        <w:pBdr>
+          <w:top w:val="single" w:color="1F3864" w:sz="14" w:space="8"/>
+        </w:pBdr>
+        <w:shd w:fill="F2F5F9" w:color="auto" w:val="clear"/>
+        <w:spacing w:after="30" w:before="160" w:line="276"/>
+        <w:ind w:left="200" w:right="200"/>
+      </w:pPr>
+      <w:r>
+        <w:rPr>
+          <w:rFonts w:ascii="맑은 고딕" w:cs="맑은 고딕" w:eastAsia="맑은 고딕" w:hAnsi="맑은 고딕"/>
+          <w:b/>
+          <w:bCs/>
+          <w:color w:val="1F3864"/>
+          <w:sz w:val="20"/>
+          <w:szCs w:val="20"/>
+        </w:rPr>
+        <w:t xml:space="preserve">대기업 확장의 출발점</w:t>
+      </w:r>
+    </w:p>
+    <w:p>
+      <w:pPr>
+        <w:shd w:fill="F2F5F9" w:color="auto" w:val="clear"/>
+        <w:spacing w:after="30" w:before="30" w:line="276"/>
+        <w:ind w:left="200" w:right="200"/>
+      </w:pPr>
+      <w:r>
+        <w:rPr>
+          <w:rFonts w:ascii="맑은 고딕" w:cs="맑은 고딕" w:eastAsia="맑은 고딕" w:hAnsi="맑은 고딕"/>
+          <w:color w:val="262626"/>
+          <w:sz w:val="20"/>
+          <w:szCs w:val="20"/>
+        </w:rPr>
+        <w:t xml:space="preserve">2단계 영화관과 3단계 숙박에서 </w:t>
+      </w:r>
+      <w:r>
+        <w:rPr>
+          <w:rFonts w:ascii="맑은 고딕" w:cs="맑은 고딕" w:eastAsia="맑은 고딕" w:hAnsi="맑은 고딕"/>
+          <w:b/>
+          <w:bCs/>
+          <w:color w:val="1F3864"/>
+          <w:sz w:val="20"/>
+          <w:szCs w:val="20"/>
+        </w:rPr>
+        <w:t xml:space="preserve">첫 대형 공급자(앵커 파트너)</w:t>
+      </w:r>
+      <w:r>
+        <w:rPr>
+          <w:rFonts w:ascii="맑은 고딕" w:cs="맑은 고딕" w:eastAsia="맑은 고딕" w:hAnsi="맑은 고딕"/>
+          <w:color w:val="262626"/>
+          <w:sz w:val="20"/>
+          <w:szCs w:val="20"/>
+        </w:rPr>
+        <w:t xml:space="preserve"> 한 곳이 문을 열어주면 됩니다. 레퍼런스 한 건이 생기면 나머지 체인은 따라옵니다.</w:t>
+      </w:r>
+    </w:p>
+    <w:p>
+      <w:pPr>
+        <w:pBdr>
+          <w:bottom w:val="single" w:color="1F3864" w:sz="4" w:space="8"/>
+        </w:pBdr>
+        <w:shd w:fill="F2F5F9" w:color="auto" w:val="clear"/>
+        <w:spacing w:after="180" w:before="30" w:line="276"/>
+        <w:ind w:left="200" w:right="200"/>
+      </w:pPr>
+      <w:r>
+        <w:rPr>
+          <w:rFonts w:ascii="맑은 고딕" w:cs="맑은 고딕" w:eastAsia="맑은 고딕" w:hAnsi="맑은 고딕"/>
+          <w:b/>
+          <w:bCs/>
+          <w:color w:val="1F3864"/>
+          <w:sz w:val="20"/>
+          <w:szCs w:val="20"/>
+        </w:rPr>
+        <w:t xml:space="preserve">롯데시네마와 롯데호텔이 그 출발점입니다.</w:t>
+      </w:r>
+    </w:p>
+    <w:p>
+      <w:pPr>
+        <w:pStyle w:val="Heading2"/>
+        <w:spacing w:after="120" w:before="280"/>
+      </w:pPr>
+      <w:r>
+        <w:rPr>
+          <w:rFonts w:ascii="맑은 고딕" w:cs="맑은 고딕" w:eastAsia="맑은 고딕" w:hAnsi="맑은 고딕"/>
+          <w:b/>
+          <w:bCs/>
+          <w:color w:val="2E5C8A"/>
+          <w:sz w:val="24"/>
+          <w:szCs w:val="24"/>
+        </w:rPr>
+        <w:t xml:space="preserve">6.9 순서를 뒤집으면 왜 망하는가</w:t>
+      </w:r>
+    </w:p>
+    <w:tbl>
+      <w:tblPr>
+        <w:tblW w:type="dxa" w:w="9640"/>
+        <w:tblBorders>
+          <w:top w:val="single" w:color="BFC9D6" w:sz="4"/>
+          <w:left w:val="single" w:color="BFC9D6" w:sz="4"/>
+          <w:bottom w:val="single" w:color="BFC9D6" w:sz="4"/>
+          <w:right w:val="single" w:color="BFC9D6" w:sz="4"/>
+          <w:insideH w:val="single" w:color="DCE3EC" w:sz="2"/>
+          <w:insideV w:val="single" w:color="DCE3EC" w:sz="2"/>
+        </w:tblBorders>
+      </w:tblPr>
+      <w:tblGrid>
+        <w:gridCol w:w="2600"/>
+        <w:gridCol w:w="7038"/>
+      </w:tblGrid>
+      <w:tr>
+        <w:trPr>
+          <w:tblHeader/>
+        </w:trPr>
+        <w:tc>
+          <w:tcPr>
+            <w:tcW w:type="dxa" w:w="2600"/>
+            <w:shd w:fill="1F3864" w:color="auto" w:val="clear"/>
+            <w:tcMar>
+              <w:top w:type="dxa" w:w="80"/>
+              <w:left w:type="dxa" w:w="110"/>
+              <w:bottom w:type="dxa" w:w="80"/>
+              <w:right w:type="dxa" w:w="110"/>
+            </w:tcMar>
+            <w:vAlign w:val="center"/>
+          </w:tcPr>
+          <w:p>
+            <w:pPr>
+              <w:spacing w:after="0" w:before="0"/>
             </w:pPr>
             <w:r>
               <w:rPr>
                 <w:rFonts w:ascii="맑은 고딕" w:cs="맑은 고딕" w:eastAsia="맑은 고딕" w:hAnsi="맑은 고딕"/>
                 <w:b/>
                 <w:bCs/>
-                <w:color w:val="262626"/>
-                <w:sz w:val="18"/>
-                <w:szCs w:val="18"/>
-              </w:rPr>
-              <w:t xml:space="preserve">4단계</w:t>
-            </w:r>
-          </w:p>
-        </w:tc>
-        <w:tc>
-          <w:tcPr>
-            <w:tcW w:type="dxa" w:w="2900"/>
-            <w:shd w:fill="F7F9FC" w:color="auto" w:val="clear"/>
-            <w:tcMar>
-              <w:top w:type="dxa" w:w="70"/>
-              <w:left w:type="dxa" w:w="110"/>
-              <w:bottom w:type="dxa" w:w="70"/>
-              <w:right w:type="dxa" w:w="110"/>
-            </w:tcMar>
-            <w:vAlign w:val="center"/>
-          </w:tcPr>
-          <w:p>
-            <w:pPr>
-              <w:spacing w:after="0" w:before="0" w:line="252"/>
-            </w:pPr>
-            <w:r>
-              <w:rPr>
-                <w:rFonts w:ascii="맑은 고딕" w:cs="맑은 고딕" w:eastAsia="맑은 고딕" w:hAnsi="맑은 고딕"/>
-                <w:color w:val="262626"/>
-                <w:sz w:val="18"/>
-                <w:szCs w:val="18"/>
-              </w:rPr>
-              <w:t xml:space="preserve">만두·빵 등 포장 음식</w:t>
-            </w:r>
-          </w:p>
-        </w:tc>
-        <w:tc>
-          <w:tcPr>
-            <w:tcW w:type="dxa" w:w="3300"/>
-            <w:shd w:fill="F7F9FC" w:color="auto" w:val="clear"/>
-            <w:tcMar>
-              <w:top w:type="dxa" w:w="70"/>
-              <w:left w:type="dxa" w:w="110"/>
-              <w:bottom w:type="dxa" w:w="70"/>
-              <w:right w:type="dxa" w:w="110"/>
-            </w:tcMar>
-            <w:vAlign w:val="center"/>
-          </w:tcPr>
-          <w:p>
-            <w:pPr>
-              <w:spacing w:after="0" w:before="0" w:line="252"/>
+                <w:color w:val="FFFFFF"/>
+                <w:sz w:val="18"/>
+                <w:szCs w:val="18"/>
+              </w:rPr>
+              <w:t xml:space="preserve">만약 여기부터 시작했다면</w:t>
+            </w:r>
+          </w:p>
+        </w:tc>
+        <w:tc>
+          <w:tcPr>
+            <w:tcW w:type="dxa" w:w="7038"/>
+            <w:shd w:fill="1F3864" w:color="auto" w:val="clear"/>
+            <w:tcMar>
+              <w:top w:type="dxa" w:w="80"/>
+              <w:left w:type="dxa" w:w="110"/>
+              <w:bottom w:type="dxa" w:w="80"/>
+              <w:right w:type="dxa" w:w="110"/>
+            </w:tcMar>
+            <w:vAlign w:val="center"/>
+          </w:tcPr>
+          <w:p>
+            <w:pPr>
+              <w:spacing w:after="0" w:before="0"/>
             </w:pPr>
             <w:r>
               <w:rPr>
                 <w:rFonts w:ascii="맑은 고딕" w:cs="맑은 고딕" w:eastAsia="맑은 고딕" w:hAnsi="맑은 고딕"/>
                 <w:b/>
                 <w:bCs/>
-                <w:color w:val="262626"/>
-                <w:sz w:val="18"/>
-                <w:szCs w:val="18"/>
-              </w:rPr>
-              <w:t xml:space="preserve">물리 재고 + 유통기한</w:t>
-            </w:r>
-          </w:p>
-        </w:tc>
-        <w:tc>
-          <w:tcPr>
-            <w:tcW w:type="dxa" w:w="2338"/>
+                <w:color w:val="FFFFFF"/>
+                <w:sz w:val="18"/>
+                <w:szCs w:val="18"/>
+              </w:rPr>
+              <w:t xml:space="preserve">무슨 일이 벌어지는가</w:t>
+            </w:r>
+          </w:p>
+        </w:tc>
+      </w:tr>
+      <w:tr>
+        <w:tc>
+          <w:tcPr>
+            <w:tcW w:type="dxa" w:w="2600"/>
+            <w:shd w:fill="FFFFFF" w:color="auto" w:val="clear"/>
+            <w:tcMar>
+              <w:top w:type="dxa" w:w="70"/>
+              <w:left w:type="dxa" w:w="110"/>
+              <w:bottom w:type="dxa" w:w="70"/>
+              <w:right w:type="dxa" w:w="110"/>
+            </w:tcMar>
+            <w:vAlign w:val="center"/>
+          </w:tcPr>
+          <w:p>
+            <w:pPr>
+              <w:spacing w:after="0" w:before="0" w:line="252"/>
+            </w:pPr>
+            <w:r>
+              <w:rPr>
+                <w:rFonts w:ascii="맑은 고딕" w:cs="맑은 고딕" w:eastAsia="맑은 고딕" w:hAnsi="맑은 고딕"/>
+                <w:b/>
+                <w:bCs/>
+                <w:color w:val="B02A2A"/>
+                <w:sz w:val="18"/>
+                <w:szCs w:val="18"/>
+              </w:rPr>
+              <w:t xml:space="preserve">4단계 (포장음식)</w:t>
+            </w:r>
+          </w:p>
+        </w:tc>
+        <w:tc>
+          <w:tcPr>
+            <w:tcW w:type="dxa" w:w="7038"/>
+            <w:shd w:fill="FFFFFF" w:color="auto" w:val="clear"/>
+            <w:tcMar>
+              <w:top w:type="dxa" w:w="70"/>
+              <w:left w:type="dxa" w:w="110"/>
+              <w:bottom w:type="dxa" w:w="70"/>
+              <w:right w:type="dxa" w:w="110"/>
+            </w:tcMar>
+            <w:vAlign w:val="center"/>
+          </w:tcPr>
+          <w:p>
+            <w:pPr>
+              <w:spacing w:after="0" w:before="0" w:line="252"/>
+            </w:pPr>
+            <w:r>
+              <w:rPr>
+                <w:rFonts w:ascii="맑은 고딕" w:cs="맑은 고딕" w:eastAsia="맑은 고딕" w:hAnsi="맑은 고딕"/>
+                <w:color w:val="262626"/>
+                <w:sz w:val="18"/>
+                <w:szCs w:val="18"/>
+              </w:rPr>
+              <w:t xml:space="preserve">가장 어려운 실시간 재고 동기화 + 가장 낮은 객단가 + 마감히어로가 이미 있는 레드오션. 게다가 "음식 앱"으로 포지셔닝이 고착돼 위로 못 올라감</w:t>
+            </w:r>
+          </w:p>
+        </w:tc>
+      </w:tr>
+      <w:tr>
+        <w:tc>
+          <w:tcPr>
+            <w:tcW w:type="dxa" w:w="2600"/>
             <w:shd w:fill="F7F9FC" w:color="auto" w:val="clear"/>
             <w:tcMar>
               <w:top w:type="dxa" w:w="70"/>
@@ -5191,11 +9316,156 @@
             <w:r>
               <w:rPr>
                 <w:rFonts w:ascii="맑은 고딕" w:cs="맑은 고딕" w:eastAsia="맑은 고딕" w:hAnsi="맑은 고딕"/>
-                <w:color w:val="262626"/>
-                <w:sz w:val="18"/>
-                <w:szCs w:val="18"/>
-              </w:rPr>
-              <w:t xml:space="preserve">신선도·수량 관리</w:t>
+                <w:b/>
+                <w:bCs/>
+                <w:color w:val="B02A2A"/>
+                <w:sz w:val="18"/>
+                <w:szCs w:val="18"/>
+              </w:rPr>
+              <w:t xml:space="preserve">3단계 (숙박)</w:t>
+            </w:r>
+          </w:p>
+        </w:tc>
+        <w:tc>
+          <w:tcPr>
+            <w:tcW w:type="dxa" w:w="7038"/>
+            <w:shd w:fill="F7F9FC" w:color="auto" w:val="clear"/>
+            <w:tcMar>
+              <w:top w:type="dxa" w:w="70"/>
+              <w:left w:type="dxa" w:w="110"/>
+              <w:bottom w:type="dxa" w:w="70"/>
+              <w:right w:type="dxa" w:w="110"/>
+            </w:tcMar>
+            <w:vAlign w:val="center"/>
+          </w:tcPr>
+          <w:p>
+            <w:pPr>
+              <w:spacing w:after="0" w:before="0" w:line="252"/>
+            </w:pPr>
+            <w:r>
+              <w:rPr>
+                <w:rFonts w:ascii="맑은 고딕" w:cs="맑은 고딕" w:eastAsia="맑은 고딕" w:hAnsi="맑은 고딕"/>
+                <w:color w:val="262626"/>
+                <w:sz w:val="18"/>
+                <w:szCs w:val="18"/>
+              </w:rPr>
+              <w:t xml:space="preserve">트래픽이 0인 플랫폼에 호텔 체인이 객실을 열어줄 이유가 없음. 미팅 자체가 안 잡힘</w:t>
+            </w:r>
+          </w:p>
+        </w:tc>
+      </w:tr>
+      <w:tr>
+        <w:tc>
+          <w:tcPr>
+            <w:tcW w:type="dxa" w:w="2600"/>
+            <w:shd w:fill="FFFFFF" w:color="auto" w:val="clear"/>
+            <w:tcMar>
+              <w:top w:type="dxa" w:w="70"/>
+              <w:left w:type="dxa" w:w="110"/>
+              <w:bottom w:type="dxa" w:w="70"/>
+              <w:right w:type="dxa" w:w="110"/>
+            </w:tcMar>
+            <w:vAlign w:val="center"/>
+          </w:tcPr>
+          <w:p>
+            <w:pPr>
+              <w:spacing w:after="0" w:before="0" w:line="252"/>
+            </w:pPr>
+            <w:r>
+              <w:rPr>
+                <w:rFonts w:ascii="맑은 고딕" w:cs="맑은 고딕" w:eastAsia="맑은 고딕" w:hAnsi="맑은 고딕"/>
+                <w:b/>
+                <w:bCs/>
+                <w:color w:val="B02A2A"/>
+                <w:sz w:val="18"/>
+                <w:szCs w:val="18"/>
+              </w:rPr>
+              <w:t xml:space="preserve">2단계 (문화)</w:t>
+            </w:r>
+          </w:p>
+        </w:tc>
+        <w:tc>
+          <w:tcPr>
+            <w:tcW w:type="dxa" w:w="7038"/>
+            <w:shd w:fill="FFFFFF" w:color="auto" w:val="clear"/>
+            <w:tcMar>
+              <w:top w:type="dxa" w:w="70"/>
+              <w:left w:type="dxa" w:w="110"/>
+              <w:bottom w:type="dxa" w:w="70"/>
+              <w:right w:type="dxa" w:w="110"/>
+            </w:tcMar>
+            <w:vAlign w:val="center"/>
+          </w:tcPr>
+          <w:p>
+            <w:pPr>
+              <w:spacing w:after="0" w:before="0" w:line="252"/>
+            </w:pPr>
+            <w:r>
+              <w:rPr>
+                <w:rFonts w:ascii="맑은 고딕" w:cs="맑은 고딕" w:eastAsia="맑은 고딕" w:hAnsi="맑은 고딕"/>
+                <w:color w:val="262626"/>
+                <w:sz w:val="18"/>
+                <w:szCs w:val="18"/>
+              </w:rPr>
+              <w:t xml:space="preserve">좌석 동시성 제어를 처음부터 만들어야 하고, 영화관 API 연동은 레퍼런스 없이는 불가능</w:t>
+            </w:r>
+          </w:p>
+        </w:tc>
+      </w:tr>
+      <w:tr>
+        <w:tc>
+          <w:tcPr>
+            <w:tcW w:type="dxa" w:w="2600"/>
+            <w:shd w:fill="F7F9FC" w:color="auto" w:val="clear"/>
+            <w:tcMar>
+              <w:top w:type="dxa" w:w="70"/>
+              <w:left w:type="dxa" w:w="110"/>
+              <w:bottom w:type="dxa" w:w="70"/>
+              <w:right w:type="dxa" w:w="110"/>
+            </w:tcMar>
+            <w:vAlign w:val="center"/>
+          </w:tcPr>
+          <w:p>
+            <w:pPr>
+              <w:spacing w:after="0" w:before="0" w:line="252"/>
+            </w:pPr>
+            <w:r>
+              <w:rPr>
+                <w:rFonts w:ascii="맑은 고딕" w:cs="맑은 고딕" w:eastAsia="맑은 고딕" w:hAnsi="맑은 고딕"/>
+                <w:b/>
+                <w:bCs/>
+                <w:color w:val="B02A2A"/>
+                <w:sz w:val="18"/>
+                <w:szCs w:val="18"/>
+              </w:rPr>
+              <w:t xml:space="preserve">전 단계 동시</w:t>
+            </w:r>
+          </w:p>
+        </w:tc>
+        <w:tc>
+          <w:tcPr>
+            <w:tcW w:type="dxa" w:w="7038"/>
+            <w:shd w:fill="F7F9FC" w:color="auto" w:val="clear"/>
+            <w:tcMar>
+              <w:top w:type="dxa" w:w="70"/>
+              <w:left w:type="dxa" w:w="110"/>
+              <w:bottom w:type="dxa" w:w="70"/>
+              <w:right w:type="dxa" w:w="110"/>
+            </w:tcMar>
+            <w:vAlign w:val="center"/>
+          </w:tcPr>
+          <w:p>
+            <w:pPr>
+              <w:spacing w:after="0" w:before="0" w:line="252"/>
+            </w:pPr>
+            <w:r>
+              <w:rPr>
+                <w:rFonts w:ascii="맑은 고딕" w:cs="맑은 고딕" w:eastAsia="맑은 고딕" w:hAnsi="맑은 고딕"/>
+                <w:color w:val="262626"/>
+                <w:sz w:val="18"/>
+                <w:szCs w:val="18"/>
+              </w:rPr>
+              <w:t xml:space="preserve">네 가지 다른 재고 모델을 한 번에 → 전부 어설퍼짐. 아마존이 피한 바로 그 실수</w:t>
             </w:r>
           </w:p>
         </w:tc>
@@ -5208,117 +9478,42 @@
     </w:p>
     <w:p>
       <w:pPr>
-        <w:spacing w:after="100" w:before="60" w:line="276"/>
-      </w:pPr>
-      <w:r>
-        <w:rPr>
-          <w:rFonts w:ascii="맑은 고딕" w:cs="맑은 고딕" w:eastAsia="맑은 고딕" w:hAnsi="맑은 고딕"/>
-          <w:b/>
-          <w:bCs/>
-          <w:color w:val="262626"/>
-          <w:sz w:val="20"/>
-          <w:szCs w:val="20"/>
-        </w:rPr>
-        <w:t xml:space="preserve">2·3단계 진입 전략</w:t>
-      </w:r>
-      <w:r>
-        <w:rPr>
-          <w:rFonts w:ascii="맑은 고딕" w:cs="맑은 고딕" w:eastAsia="맑은 고딕" w:hAnsi="맑은 고딕"/>
-          <w:color w:val="262626"/>
-          <w:sz w:val="20"/>
-          <w:szCs w:val="20"/>
-        </w:rPr>
-        <w:t xml:space="preserve">: 공연·숙박은 개별 소상공인보다 </w:t>
-      </w:r>
-      <w:r>
-        <w:rPr>
-          <w:rFonts w:ascii="맑은 고딕" w:cs="맑은 고딕" w:eastAsia="맑은 고딕" w:hAnsi="맑은 고딕"/>
-          <w:b/>
-          <w:bCs/>
-          <w:color w:val="262626"/>
-          <w:sz w:val="20"/>
-          <w:szCs w:val="20"/>
-        </w:rPr>
-        <w:t xml:space="preserve">체인 사업자 1곳과의 제휴가 공급 100개보다 빠릅니다.</w:t>
-      </w:r>
-      <w:r>
-        <w:rPr>
-          <w:rFonts w:ascii="맑은 고딕" w:cs="맑은 고딕" w:eastAsia="맑은 고딕" w:hAnsi="맑은 고딕"/>
-          <w:color w:val="262626"/>
-          <w:sz w:val="20"/>
-          <w:szCs w:val="20"/>
-        </w:rPr>
-        <w:t xml:space="preserve"> 영화관·호텔 체인처럼 당일 공석·공실이 상시 발생하는 대형 사업자를 우선 접촉하는 것이 현실적인 진입로입니다.</w:t>
-      </w:r>
-    </w:p>
-    <w:p>
-      <w:pPr>
-        <w:spacing w:after="100" w:before="60" w:line="276"/>
-      </w:pPr>
-      <w:r>
-        <w:rPr>
-          <w:rFonts w:ascii="맑은 고딕" w:cs="맑은 고딕" w:eastAsia="맑은 고딕" w:hAnsi="맑은 고딕"/>
-          <w:b/>
-          <w:bCs/>
-          <w:color w:val="262626"/>
-          <w:sz w:val="20"/>
-          <w:szCs w:val="20"/>
-        </w:rPr>
-        <w:t xml:space="preserve">왜 순차인가</w:t>
-      </w:r>
-      <w:r>
-        <w:rPr>
-          <w:rFonts w:ascii="맑은 고딕" w:cs="맑은 고딕" w:eastAsia="맑은 고딕" w:hAnsi="맑은 고딕"/>
-          <w:color w:val="262626"/>
-          <w:sz w:val="20"/>
-          <w:szCs w:val="20"/>
-        </w:rPr>
-        <w:t xml:space="preserve">: 각 단계의 핵심 역량이 완전히 다릅니다. 동시에 하면 전부 어설퍼집니다.</w:t>
-      </w:r>
-    </w:p>
-    <w:p>
-      <w:pPr>
-        <w:spacing w:after="100" w:before="60" w:line="276"/>
-      </w:pPr>
-      <w:r>
-        <w:rPr>
-          <w:rFonts w:ascii="맑은 고딕" w:cs="맑은 고딕" w:eastAsia="맑은 고딕" w:hAnsi="맑은 고딕"/>
-          <w:b/>
-          <w:bCs/>
-          <w:color w:val="262626"/>
-          <w:sz w:val="20"/>
-          <w:szCs w:val="20"/>
-        </w:rPr>
-        <w:t xml:space="preserve">왜 식품이 마지막인가</w:t>
-      </w:r>
-      <w:r>
-        <w:rPr>
-          <w:rFonts w:ascii="맑은 고딕" w:cs="맑은 고딕" w:eastAsia="맑은 고딕" w:hAnsi="맑은 고딕"/>
-          <w:color w:val="262626"/>
-          <w:sz w:val="20"/>
-          <w:szCs w:val="20"/>
-        </w:rPr>
-        <w:t xml:space="preserve">: 역량 문제이기도 하지만 </w:t>
-      </w:r>
-      <w:r>
-        <w:rPr>
-          <w:rFonts w:ascii="맑은 고딕" w:cs="맑은 고딕" w:eastAsia="맑은 고딕" w:hAnsi="맑은 고딕"/>
-          <w:b/>
-          <w:bCs/>
-          <w:color w:val="262626"/>
-          <w:sz w:val="20"/>
-          <w:szCs w:val="20"/>
-        </w:rPr>
-        <w:t xml:space="preserve">포지셔닝 문제</w:t>
-      </w:r>
-      <w:r>
-        <w:rPr>
-          <w:rFonts w:ascii="맑은 고딕" w:cs="맑은 고딕" w:eastAsia="맑은 고딕" w:hAnsi="맑은 고딕"/>
-          <w:color w:val="262626"/>
-          <w:sz w:val="20"/>
-          <w:szCs w:val="20"/>
-        </w:rPr>
-        <w:t xml:space="preserve">가 더 큽니다. "음식 마감 앱"으로 한 번 인식되면, 그 뒤에 서비스업으로 올라가는 길이 막힙니다.</w:t>
+        <w:pBdr>
+          <w:top w:val="single" w:color="1F3864" w:sz="14" w:space="8"/>
+        </w:pBdr>
+        <w:shd w:fill="F2F5F9" w:color="auto" w:val="clear"/>
+        <w:spacing w:after="30" w:before="160" w:line="276"/>
+        <w:ind w:left="200" w:right="200"/>
+      </w:pPr>
+      <w:r>
+        <w:rPr>
+          <w:rFonts w:ascii="맑은 고딕" w:cs="맑은 고딕" w:eastAsia="맑은 고딕" w:hAnsi="맑은 고딕"/>
+          <w:b/>
+          <w:bCs/>
+          <w:color w:val="1F3864"/>
+          <w:sz w:val="20"/>
+          <w:szCs w:val="20"/>
+        </w:rPr>
+        <w:t xml:space="preserve">원칙 한 줄</w:t>
+      </w:r>
+    </w:p>
+    <w:p>
+      <w:pPr>
+        <w:pBdr>
+          <w:bottom w:val="single" w:color="1F3864" w:sz="4" w:space="8"/>
+        </w:pBdr>
+        <w:shd w:fill="F2F5F9" w:color="auto" w:val="clear"/>
+        <w:spacing w:after="180" w:before="30" w:line="276"/>
+        <w:ind w:left="200" w:right="200"/>
+      </w:pPr>
+      <w:r>
+        <w:rPr>
+          <w:rFonts w:ascii="맑은 고딕" w:cs="맑은 고딕" w:eastAsia="맑은 고딕" w:hAnsi="맑은 고딕"/>
+          <w:color w:val="262626"/>
+          <w:sz w:val="20"/>
+          <w:szCs w:val="20"/>
+        </w:rPr>
+        <w:t xml:space="preserve">"가장 관대한 재고로 엔진을 완성하고, 그다음부터 한 칸씩 까다로운 재고로 올라간다."</w:t>
       </w:r>
     </w:p>
     <w:p>
@@ -10871,7 +15066,7 @@
                 <w:sz w:val="18"/>
                 <w:szCs w:val="18"/>
               </w:rPr>
-              <w:t xml:space="preserve">실내클라이밍 · 볼링 · 당구</w:t>
+              <w:t xml:space="preserve">방탈출 · 보드게임카페 · 실내클라이밍 · 볼링</w:t>
             </w:r>
           </w:p>
         </w:tc>
@@ -10894,11 +15089,11 @@
             <w:r>
               <w:rPr>
                 <w:rFonts w:ascii="맑은 고딕" w:cs="맑은 고딕" w:eastAsia="맑은 고딕" w:hAnsi="맑은 고딕"/>
-                <w:color w:val="B26A00"/>
-                <w:sz w:val="18"/>
-                <w:szCs w:val="18"/>
-              </w:rPr>
-              <w:t xml:space="preserve">보류</w:t>
+                <w:color w:val="2E5C8A"/>
+                <w:sz w:val="18"/>
+                <w:szCs w:val="18"/>
+              </w:rPr>
+              <w:t xml:space="preserve">2단계</w:t>
             </w:r>
           </w:p>
         </w:tc>
@@ -10925,7 +15120,7 @@
                 <w:sz w:val="18"/>
                 <w:szCs w:val="18"/>
               </w:rPr>
-              <w:t xml:space="preserve">1:다수 구조 → </w:t>
+              <w:t xml:space="preserve">1:다수(소수) 구조 → </w:t>
             </w:r>
             <w:r>
               <w:rPr>
@@ -10936,7 +15131,16 @@
                 <w:sz w:val="18"/>
                 <w:szCs w:val="18"/>
               </w:rPr>
-              <w:t xml:space="preserve">2단계로 이관 권고</w:t>
+              <w:t xml:space="preserve">2단계(문화)의 첫 관문으로 이관.</w:t>
+            </w:r>
+            <w:r>
+              <w:rPr>
+                <w:rFonts w:ascii="맑은 고딕" w:cs="맑은 고딕" w:eastAsia="맑은 고딕" w:hAnsi="맑은 고딕"/>
+                <w:color w:val="262626"/>
+                <w:sz w:val="18"/>
+                <w:szCs w:val="18"/>
+              </w:rPr>
+              <w:t xml:space="preserve"> 소상공인이면서 수량 재고를 다루므로 1→2단계 연결 고리 (6.4 참조)</w:t>
             </w:r>
           </w:p>
         </w:tc>
@@ -15020,7 +19224,7 @@
                 <w:sz w:val="18"/>
                 <w:szCs w:val="18"/>
               </w:rPr>
-              <w:t xml:space="preserve">1:00</w:t>
+              <w:t xml:space="preserve">0:50</w:t>
             </w:r>
           </w:p>
         </w:tc>
@@ -15275,7 +19479,7 @@
                 <w:sz w:val="18"/>
                 <w:szCs w:val="18"/>
               </w:rPr>
-              <w:t xml:space="preserve">1:00</w:t>
+              <w:t xml:space="preserve">0:50</w:t>
             </w:r>
           </w:p>
         </w:tc>
@@ -15327,11 +19531,13 @@
             <w:r>
               <w:rPr>
                 <w:rFonts w:ascii="맑은 고딕" w:cs="맑은 고딕" w:eastAsia="맑은 고딕" w:hAnsi="맑은 고딕"/>
-                <w:color w:val="262626"/>
-                <w:sz w:val="18"/>
-                <w:szCs w:val="18"/>
-              </w:rPr>
-              <w:t xml:space="preserve">단계별 확장 4단계</w:t>
+                <w:b/>
+                <w:bCs/>
+                <w:color w:val="262626"/>
+                <w:sz w:val="18"/>
+                <w:szCs w:val="18"/>
+              </w:rPr>
+              <w:t xml:space="preserve">확장 전략 — 아마존의 순서 논리 + 대기업으로의 확장</w:t>
             </w:r>
           </w:p>
         </w:tc>
@@ -15358,7 +19564,7 @@
                 <w:sz w:val="18"/>
                 <w:szCs w:val="18"/>
               </w:rPr>
-              <w:t xml:space="preserve">1:00</w:t>
+              <w:t xml:space="preserve">1:30</w:t>
             </w:r>
           </w:p>
         </w:tc>
@@ -15524,7 +19730,7 @@
                 <w:sz w:val="18"/>
                 <w:szCs w:val="18"/>
               </w:rPr>
-              <w:t xml:space="preserve">1:20</w:t>
+              <w:t xml:space="preserve">1:10</w:t>
             </w:r>
           </w:p>
         </w:tc>

--- a/채움_신사업_제안서.docx
+++ b/채움_신사업_제안서.docx
@@ -489,7 +489,7 @@
           <w:sz w:val="20"/>
           <w:szCs w:val="20"/>
         </w:rPr>
-        <w:t xml:space="preserve">   10분 발표 흐름</w:t>
+        <w:t xml:space="preserve">   10분 발표 대본 (15장) + 발표 운영 노트 · Q&amp;A</w:t>
       </w:r>
     </w:p>
     <w:p>
@@ -18951,7 +18951,3087 @@
           <w:sz w:val="30"/>
           <w:szCs w:val="30"/>
         </w:rPr>
-        <w:t xml:space="preserve">부록 C. 10분 발표 흐름 (초안)</w:t>
+        <w:t xml:space="preserve">부록 C. 10분 발표 대본</w:t>
+      </w:r>
+    </w:p>
+    <w:p>
+      <w:pPr>
+        <w:spacing w:after="100" w:before="60" w:line="276"/>
+      </w:pPr>
+      <w:r>
+        <w:rPr>
+          <w:rFonts w:ascii="맑은 고딕" w:cs="맑은 고딕" w:eastAsia="맑은 고딕" w:hAnsi="맑은 고딕"/>
+          <w:color w:val="595959"/>
+          <w:sz w:val="18"/>
+          <w:szCs w:val="18"/>
+        </w:rPr>
+        <w:t xml:space="preserve">기준 속도 </w:t>
+      </w:r>
+      <w:r>
+        <w:rPr>
+          <w:rFonts w:ascii="맑은 고딕" w:cs="맑은 고딕" w:eastAsia="맑은 고딕" w:hAnsi="맑은 고딕"/>
+          <w:b/>
+          <w:bCs/>
+          <w:color w:val="595959"/>
+          <w:sz w:val="18"/>
+          <w:szCs w:val="18"/>
+        </w:rPr>
+        <w:t xml:space="preserve">300자/분</w:t>
+      </w:r>
+      <w:r>
+        <w:rPr>
+          <w:rFonts w:ascii="맑은 고딕" w:cs="맑은 고딕" w:eastAsia="맑은 고딕" w:hAnsi="맑은 고딕"/>
+          <w:color w:val="595959"/>
+          <w:sz w:val="18"/>
+          <w:szCs w:val="18"/>
+        </w:rPr>
+        <w:t xml:space="preserve"> (발표용 호흡, 문장 사이 쉼 포함). 대본 안의 </w:t>
+      </w:r>
+      <w:r>
+        <w:rPr>
+          <w:rFonts w:ascii="맑은 고딕" w:cs="맑은 고딕" w:eastAsia="맑은 고딕" w:hAnsi="맑은 고딕"/>
+          <w:b/>
+          <w:bCs/>
+          <w:color w:val="595959"/>
+          <w:sz w:val="18"/>
+          <w:szCs w:val="18"/>
+        </w:rPr>
+        <w:t xml:space="preserve">/</w:t>
+      </w:r>
+      <w:r>
+        <w:rPr>
+          <w:rFonts w:ascii="맑은 고딕" w:cs="맑은 고딕" w:eastAsia="맑은 고딕" w:hAnsi="맑은 고딕"/>
+          <w:color w:val="595959"/>
+          <w:sz w:val="18"/>
+          <w:szCs w:val="18"/>
+        </w:rPr>
+        <w:t xml:space="preserve"> 는 한 박자 쉬는 지점, </w:t>
+      </w:r>
+      <w:r>
+        <w:rPr>
+          <w:rFonts w:ascii="맑은 고딕" w:cs="맑은 고딕" w:eastAsia="맑은 고딕" w:hAnsi="맑은 고딕"/>
+          <w:b/>
+          <w:bCs/>
+          <w:color w:val="595959"/>
+          <w:sz w:val="18"/>
+          <w:szCs w:val="18"/>
+        </w:rPr>
+        <w:t xml:space="preserve">굵은 글씨</w:t>
+      </w:r>
+      <w:r>
+        <w:rPr>
+          <w:rFonts w:ascii="맑은 고딕" w:cs="맑은 고딕" w:eastAsia="맑은 고딕" w:hAnsi="맑은 고딕"/>
+          <w:color w:val="595959"/>
+          <w:sz w:val="18"/>
+          <w:szCs w:val="18"/>
+        </w:rPr>
+        <w:t xml:space="preserve">는 힘주어 말할 지점입니다.</w:t>
+      </w:r>
+    </w:p>
+    <w:p>
+      <w:pPr>
+        <w:pStyle w:val="Heading2"/>
+        <w:spacing w:after="120" w:before="280"/>
+      </w:pPr>
+      <w:r>
+        <w:rPr>
+          <w:rFonts w:ascii="맑은 고딕" w:cs="맑은 고딕" w:eastAsia="맑은 고딕" w:hAnsi="맑은 고딕"/>
+          <w:b/>
+          <w:bCs/>
+          <w:color w:val="2E5C8A"/>
+          <w:sz w:val="24"/>
+          <w:szCs w:val="24"/>
+        </w:rPr>
+        <w:t xml:space="preserve">S1 · 두 사람  (0:44)</w:t>
+      </w:r>
+    </w:p>
+    <w:p>
+      <w:pPr>
+        <w:spacing w:after="100" w:before="60" w:line="276"/>
+      </w:pPr>
+      <w:r>
+        <w:rPr>
+          <w:rFonts w:ascii="맑은 고딕" w:cs="맑은 고딕" w:eastAsia="맑은 고딕" w:hAnsi="맑은 고딕"/>
+          <w:b/>
+          <w:bCs/>
+          <w:color w:val="595959"/>
+          <w:sz w:val="18"/>
+          <w:szCs w:val="18"/>
+        </w:rPr>
+        <w:t xml:space="preserve">화면</w:t>
+      </w:r>
+      <w:r>
+        <w:rPr>
+          <w:rFonts w:ascii="맑은 고딕" w:cs="맑은 고딕" w:eastAsia="맑은 고딕" w:hAnsi="맑은 고딕"/>
+          <w:color w:val="595959"/>
+          <w:sz w:val="18"/>
+          <w:szCs w:val="18"/>
+        </w:rPr>
+        <w:t xml:space="preserve"> — 좌우 2분할. 왼쪽은 카페 창가에 혼자 앉은 사람의 손(손톱 클로즈업), 오른쪽은 텅 빈 네일샵 의자 하나. 자막 없음.</w:t>
+      </w:r>
+    </w:p>
+    <w:p>
+      <w:pPr>
+        <w:pBdr>
+          <w:top w:val="single" w:color="1F3864" w:sz="14" w:space="8"/>
+        </w:pBdr>
+        <w:shd w:fill="F2F5F9" w:color="auto" w:val="clear"/>
+        <w:spacing w:after="30" w:before="160" w:line="276"/>
+        <w:ind w:left="200" w:right="200"/>
+      </w:pPr>
+      <w:r>
+        <w:rPr>
+          <w:rFonts w:ascii="맑은 고딕" w:cs="맑은 고딕" w:eastAsia="맑은 고딕" w:hAnsi="맑은 고딕"/>
+          <w:color w:val="262626"/>
+          <w:sz w:val="20"/>
+          <w:szCs w:val="20"/>
+        </w:rPr>
+        <w:t xml:space="preserve">여기 두 사람이 있습니다. /</w:t>
+      </w:r>
+    </w:p>
+    <w:p>
+      <w:pPr>
+        <w:shd w:fill="F2F5F9" w:color="auto" w:val="clear"/>
+        <w:spacing w:after="30" w:before="30" w:line="276"/>
+        <w:ind w:left="200" w:right="200"/>
+      </w:pPr>
+      <w:r>
+        <w:rPr>
+          <w:rFonts w:ascii="맑은 고딕" w:cs="맑은 고딕" w:eastAsia="맑은 고딕" w:hAnsi="맑은 고딕"/>
+          <w:color w:val="262626"/>
+          <w:sz w:val="20"/>
+          <w:szCs w:val="20"/>
+        </w:rPr>
+        <w:t xml:space="preserve">한 사람은 오랜만에 반차를 냈습니다. 오후 두 시, 회사 밖으로 나왔는데 막상 갈 데가 없습니다. 무심코 손을 내려다봅니다. 손톱 정리를 한 게 언제였더라. 바쁘다는 핑계로 나를 이렇게까지 내버려 뒀나, 조금 한심한 기분이 듭니다. /</w:t>
+      </w:r>
+    </w:p>
+    <w:p>
+      <w:pPr>
+        <w:shd w:fill="F2F5F9" w:color="auto" w:val="clear"/>
+        <w:spacing w:after="30" w:before="30" w:line="276"/>
+        <w:ind w:left="200" w:right="200"/>
+      </w:pPr>
+      <w:r>
+        <w:rPr>
+          <w:rFonts w:ascii="맑은 고딕" w:cs="맑은 고딕" w:eastAsia="맑은 고딕" w:hAnsi="맑은 고딕"/>
+          <w:color w:val="262626"/>
+          <w:sz w:val="20"/>
+          <w:szCs w:val="20"/>
+        </w:rPr>
+        <w:t xml:space="preserve">다른 한 사람은 방금 전화를 받았습니다. 한 시 예약이 취소됐습니다. 가게가 텅 비었습니다. /</w:t>
+      </w:r>
+    </w:p>
+    <w:p>
+      <w:pPr>
+        <w:shd w:fill="F2F5F9" w:color="auto" w:val="clear"/>
+        <w:spacing w:after="30" w:before="30" w:line="276"/>
+        <w:ind w:left="200" w:right="200"/>
+      </w:pPr>
+      <w:r>
+        <w:rPr>
+          <w:rFonts w:ascii="맑은 고딕" w:cs="맑은 고딕" w:eastAsia="맑은 고딕" w:hAnsi="맑은 고딕"/>
+          <w:color w:val="262626"/>
+          <w:sz w:val="20"/>
+          <w:szCs w:val="20"/>
+        </w:rPr>
+        <w:t xml:space="preserve">두 사람은 서로의 존재를 모릅니다. </w:t>
+      </w:r>
+      <w:r>
+        <w:rPr>
+          <w:rFonts w:ascii="맑은 고딕" w:cs="맑은 고딕" w:eastAsia="맑은 고딕" w:hAnsi="맑은 고딕"/>
+          <w:b/>
+          <w:bCs/>
+          <w:color w:val="1F3864"/>
+          <w:sz w:val="20"/>
+          <w:szCs w:val="20"/>
+        </w:rPr>
+        <w:t xml:space="preserve">걸어서 십오 분 거리에 있는데도요.</w:t>
+      </w:r>
+      <w:r>
+        <w:rPr>
+          <w:rFonts w:ascii="맑은 고딕" w:cs="맑은 고딕" w:eastAsia="맑은 고딕" w:hAnsi="맑은 고딕"/>
+          <w:color w:val="262626"/>
+          <w:sz w:val="20"/>
+          <w:szCs w:val="20"/>
+        </w:rPr>
+        <w:t xml:space="preserve"> /</w:t>
+      </w:r>
+    </w:p>
+    <w:p>
+      <w:pPr>
+        <w:pBdr>
+          <w:bottom w:val="single" w:color="1F3864" w:sz="4" w:space="8"/>
+        </w:pBdr>
+        <w:shd w:fill="F2F5F9" w:color="auto" w:val="clear"/>
+        <w:spacing w:after="180" w:before="30" w:line="276"/>
+        <w:ind w:left="200" w:right="200"/>
+      </w:pPr>
+      <w:r>
+        <w:rPr>
+          <w:rFonts w:ascii="맑은 고딕" w:cs="맑은 고딕" w:eastAsia="맑은 고딕" w:hAnsi="맑은 고딕"/>
+          <w:color w:val="262626"/>
+          <w:sz w:val="20"/>
+          <w:szCs w:val="20"/>
+        </w:rPr>
+        <w:t xml:space="preserve">하지만 두 사람은, </w:t>
+      </w:r>
+      <w:r>
+        <w:rPr>
+          <w:rFonts w:ascii="맑은 고딕" w:cs="맑은 고딕" w:eastAsia="맑은 고딕" w:hAnsi="맑은 고딕"/>
+          <w:b/>
+          <w:bCs/>
+          <w:color w:val="1F3864"/>
+          <w:sz w:val="20"/>
+          <w:szCs w:val="20"/>
+        </w:rPr>
+        <w:t xml:space="preserve">서로에게 정확히 필요한 사람입니다.</w:t>
+      </w:r>
+    </w:p>
+    <w:p>
+      <w:pPr>
+        <w:spacing w:after="100" w:before="60" w:line="276"/>
+      </w:pPr>
+      <w:r>
+        <w:rPr>
+          <w:rFonts w:ascii="맑은 고딕" w:cs="맑은 고딕" w:eastAsia="맑은 고딕" w:hAnsi="맑은 고딕"/>
+          <w:b/>
+          <w:bCs/>
+          <w:color w:val="595959"/>
+          <w:sz w:val="18"/>
+          <w:szCs w:val="18"/>
+        </w:rPr>
+        <w:t xml:space="preserve">전환</w:t>
+      </w:r>
+      <w:r>
+        <w:rPr>
+          <w:rFonts w:ascii="맑은 고딕" w:cs="맑은 고딕" w:eastAsia="맑은 고딕" w:hAnsi="맑은 고딕"/>
+          <w:color w:val="595959"/>
+          <w:sz w:val="18"/>
+          <w:szCs w:val="18"/>
+        </w:rPr>
+        <w:t xml:space="preserve"> — 화면 중앙에 선이 그어지며 두 이미지가 갈라진다</w:t>
+      </w:r>
+    </w:p>
+    <w:p>
+      <w:pPr>
+        <w:pStyle w:val="Heading2"/>
+        <w:spacing w:after="120" w:before="280"/>
+      </w:pPr>
+      <w:r>
+        <w:rPr>
+          <w:rFonts w:ascii="맑은 고딕" w:cs="맑은 고딕" w:eastAsia="맑은 고딕" w:hAnsi="맑은 고딕"/>
+          <w:b/>
+          <w:bCs/>
+          <w:color w:val="2E5C8A"/>
+          <w:sz w:val="24"/>
+          <w:szCs w:val="24"/>
+        </w:rPr>
+        <w:t xml:space="preserve">S2 · 두 개의 빈칸  (0:38)</w:t>
+      </w:r>
+    </w:p>
+    <w:p>
+      <w:pPr>
+        <w:spacing w:after="100" w:before="60" w:line="276"/>
+      </w:pPr>
+      <w:r>
+        <w:rPr>
+          <w:rFonts w:ascii="맑은 고딕" w:cs="맑은 고딕" w:eastAsia="맑은 고딕" w:hAnsi="맑은 고딕"/>
+          <w:b/>
+          <w:bCs/>
+          <w:color w:val="595959"/>
+          <w:sz w:val="18"/>
+          <w:szCs w:val="18"/>
+        </w:rPr>
+        <w:t xml:space="preserve">화면</w:t>
+      </w:r>
+      <w:r>
+        <w:rPr>
+          <w:rFonts w:ascii="맑은 고딕" w:cs="맑은 고딕" w:eastAsia="맑은 고딕" w:hAnsi="맑은 고딕"/>
+          <w:color w:val="595959"/>
+          <w:sz w:val="18"/>
+          <w:szCs w:val="18"/>
+        </w:rPr>
+        <w:t xml:space="preserve"> — 좌: 사장님 타임테이블의 13~14시 칸만 회색으로 빔. 우: 사용자 하루 일정의 14~16시가 빔. 가운데는 끊어진 선.</w:t>
+      </w:r>
+    </w:p>
+    <w:p>
+      <w:pPr>
+        <w:pBdr>
+          <w:top w:val="single" w:color="1F3864" w:sz="14" w:space="8"/>
+        </w:pBdr>
+        <w:shd w:fill="F2F5F9" w:color="auto" w:val="clear"/>
+        <w:spacing w:after="30" w:before="160" w:line="276"/>
+        <w:ind w:left="200" w:right="200"/>
+      </w:pPr>
+      <w:r>
+        <w:rPr>
+          <w:rFonts w:ascii="맑은 고딕" w:cs="맑은 고딕" w:eastAsia="맑은 고딕" w:hAnsi="맑은 고딕"/>
+          <w:color w:val="262626"/>
+          <w:sz w:val="20"/>
+          <w:szCs w:val="20"/>
+        </w:rPr>
+        <w:t xml:space="preserve">이 장면에는 빈칸이 두 개 있습니다. /</w:t>
+      </w:r>
+    </w:p>
+    <w:p>
+      <w:pPr>
+        <w:shd w:fill="F2F5F9" w:color="auto" w:val="clear"/>
+        <w:spacing w:after="30" w:before="30" w:line="276"/>
+        <w:ind w:left="200" w:right="200"/>
+      </w:pPr>
+      <w:r>
+        <w:rPr>
+          <w:rFonts w:ascii="맑은 고딕" w:cs="맑은 고딕" w:eastAsia="맑은 고딕" w:hAnsi="맑은 고딕"/>
+          <w:color w:val="262626"/>
+          <w:sz w:val="20"/>
+          <w:szCs w:val="20"/>
+        </w:rPr>
+        <w:t xml:space="preserve">예약 기반 서비스업의 재고는 물건이 아니라 </w:t>
+      </w:r>
+      <w:r>
+        <w:rPr>
+          <w:rFonts w:ascii="맑은 고딕" w:cs="맑은 고딕" w:eastAsia="맑은 고딕" w:hAnsi="맑은 고딕"/>
+          <w:b/>
+          <w:bCs/>
+          <w:color w:val="1F3864"/>
+          <w:sz w:val="20"/>
+          <w:szCs w:val="20"/>
+        </w:rPr>
+        <w:t xml:space="preserve">시간</w:t>
+      </w:r>
+      <w:r>
+        <w:rPr>
+          <w:rFonts w:ascii="맑은 고딕" w:cs="맑은 고딕" w:eastAsia="맑은 고딕" w:hAnsi="맑은 고딕"/>
+          <w:color w:val="262626"/>
+          <w:sz w:val="20"/>
+          <w:szCs w:val="20"/>
+        </w:rPr>
+        <w:t xml:space="preserve">입니다. 그리고 시간은 다음 날로 넘어가지 않습니다. 오늘 한 시부터 두 시는 그 자리에서 사라집니다. 매출은 백 퍼센트 손실인데, 임대료와 인건비는 그대로 나갑니다. /</w:t>
+      </w:r>
+    </w:p>
+    <w:p>
+      <w:pPr>
+        <w:shd w:fill="F2F5F9" w:color="auto" w:val="clear"/>
+        <w:spacing w:after="30" w:before="30" w:line="276"/>
+        <w:ind w:left="200" w:right="200"/>
+      </w:pPr>
+      <w:r>
+        <w:rPr>
+          <w:rFonts w:ascii="맑은 고딕" w:cs="맑은 고딕" w:eastAsia="맑은 고딕" w:hAnsi="맑은 고딕"/>
+          <w:color w:val="262626"/>
+          <w:sz w:val="20"/>
+          <w:szCs w:val="20"/>
+        </w:rPr>
+        <w:t xml:space="preserve">반대편에는 붕 떠버린 한두 시간이 있습니다. 그런데 지금 이 근처에서 뭘 할 수 있는지 알려주는 곳이 없습니다. /</w:t>
+      </w:r>
+    </w:p>
+    <w:p>
+      <w:pPr>
+        <w:pBdr>
+          <w:bottom w:val="single" w:color="1F3864" w:sz="4" w:space="8"/>
+        </w:pBdr>
+        <w:shd w:fill="F2F5F9" w:color="auto" w:val="clear"/>
+        <w:spacing w:after="180" w:before="30" w:line="276"/>
+        <w:ind w:left="200" w:right="200"/>
+      </w:pPr>
+      <w:r>
+        <w:rPr>
+          <w:rFonts w:ascii="맑은 고딕" w:cs="맑은 고딕" w:eastAsia="맑은 고딕" w:hAnsi="맑은 고딕"/>
+          <w:b/>
+          <w:bCs/>
+          <w:color w:val="1F3864"/>
+          <w:sz w:val="20"/>
+          <w:szCs w:val="20"/>
+        </w:rPr>
+        <w:t xml:space="preserve">남는 시간과 빈 시간. 이 둘이 만나지 않습니다.</w:t>
+      </w:r>
+    </w:p>
+    <w:p>
+      <w:pPr>
+        <w:spacing w:after="100" w:before="60" w:line="276"/>
+      </w:pPr>
+      <w:r>
+        <w:rPr>
+          <w:rFonts w:ascii="맑은 고딕" w:cs="맑은 고딕" w:eastAsia="맑은 고딕" w:hAnsi="맑은 고딕"/>
+          <w:b/>
+          <w:bCs/>
+          <w:color w:val="595959"/>
+          <w:sz w:val="18"/>
+          <w:szCs w:val="18"/>
+        </w:rPr>
+        <w:t xml:space="preserve">전환</w:t>
+      </w:r>
+      <w:r>
+        <w:rPr>
+          <w:rFonts w:ascii="맑은 고딕" w:cs="맑은 고딕" w:eastAsia="맑은 고딕" w:hAnsi="맑은 고딕"/>
+          <w:color w:val="595959"/>
+          <w:sz w:val="18"/>
+          <w:szCs w:val="18"/>
+        </w:rPr>
+        <w:t xml:space="preserve"> — 끊어진 선을 가리키며</w:t>
+      </w:r>
+    </w:p>
+    <w:p>
+      <w:pPr>
+        <w:pStyle w:val="Heading2"/>
+        <w:spacing w:after="120" w:before="280"/>
+      </w:pPr>
+      <w:r>
+        <w:rPr>
+          <w:rFonts w:ascii="맑은 고딕" w:cs="맑은 고딕" w:eastAsia="맑은 고딕" w:hAnsi="맑은 고딕"/>
+          <w:b/>
+          <w:bCs/>
+          <w:color w:val="2E5C8A"/>
+          <w:sz w:val="24"/>
+          <w:szCs w:val="24"/>
+        </w:rPr>
+        <w:t xml:space="preserve">S3 · 왜 안 만나는가  (0:29)</w:t>
+      </w:r>
+    </w:p>
+    <w:p>
+      <w:pPr>
+        <w:spacing w:after="100" w:before="60" w:line="276"/>
+      </w:pPr>
+      <w:r>
+        <w:rPr>
+          <w:rFonts w:ascii="맑은 고딕" w:cs="맑은 고딕" w:eastAsia="맑은 고딕" w:hAnsi="맑은 고딕"/>
+          <w:b/>
+          <w:bCs/>
+          <w:color w:val="595959"/>
+          <w:sz w:val="18"/>
+          <w:szCs w:val="18"/>
+        </w:rPr>
+        <w:t xml:space="preserve">화면</w:t>
+      </w:r>
+      <w:r>
+        <w:rPr>
+          <w:rFonts w:ascii="맑은 고딕" w:cs="맑은 고딕" w:eastAsia="맑은 고딕" w:hAnsi="맑은 고딕"/>
+          <w:color w:val="595959"/>
+          <w:sz w:val="18"/>
+          <w:szCs w:val="18"/>
+        </w:rPr>
+        <w:t xml:space="preserve"> — 4열 표. 네이버예약·카카오헤어샵 / 마감히어로 / 당근 / 채움. 행은 "다루는 시간축"과 "다루는 재고". 채움 칸만 비었다가 채워짐.</w:t>
+      </w:r>
+    </w:p>
+    <w:p>
+      <w:pPr>
+        <w:pBdr>
+          <w:top w:val="single" w:color="1F3864" w:sz="14" w:space="8"/>
+        </w:pBdr>
+        <w:shd w:fill="F2F5F9" w:color="auto" w:val="clear"/>
+        <w:spacing w:after="30" w:before="160" w:line="276"/>
+        <w:ind w:left="200" w:right="200"/>
+      </w:pPr>
+      <w:r>
+        <w:rPr>
+          <w:rFonts w:ascii="맑은 고딕" w:cs="맑은 고딕" w:eastAsia="맑은 고딕" w:hAnsi="맑은 고딕"/>
+          <w:color w:val="262626"/>
+          <w:sz w:val="20"/>
+          <w:szCs w:val="20"/>
+        </w:rPr>
+        <w:t xml:space="preserve">왜 안 만날까요. 기존 서비스들이 </w:t>
+      </w:r>
+      <w:r>
+        <w:rPr>
+          <w:rFonts w:ascii="맑은 고딕" w:cs="맑은 고딕" w:eastAsia="맑은 고딕" w:hAnsi="맑은 고딕"/>
+          <w:b/>
+          <w:bCs/>
+          <w:color w:val="1F3864"/>
+          <w:sz w:val="20"/>
+          <w:szCs w:val="20"/>
+        </w:rPr>
+        <w:t xml:space="preserve">서로 다른 시간을 다루기</w:t>
+      </w:r>
+      <w:r>
+        <w:rPr>
+          <w:rFonts w:ascii="맑은 고딕" w:cs="맑은 고딕" w:eastAsia="맑은 고딕" w:hAnsi="맑은 고딕"/>
+          <w:color w:val="262626"/>
+          <w:sz w:val="20"/>
+          <w:szCs w:val="20"/>
+        </w:rPr>
+        <w:t xml:space="preserve"> 때문입니다. /</w:t>
+      </w:r>
+    </w:p>
+    <w:p>
+      <w:pPr>
+        <w:shd w:fill="F2F5F9" w:color="auto" w:val="clear"/>
+        <w:spacing w:after="30" w:before="30" w:line="276"/>
+        <w:ind w:left="200" w:right="200"/>
+      </w:pPr>
+      <w:r>
+        <w:rPr>
+          <w:rFonts w:ascii="맑은 고딕" w:cs="맑은 고딕" w:eastAsia="맑은 고딕" w:hAnsi="맑은 고딕"/>
+          <w:color w:val="262626"/>
+          <w:sz w:val="20"/>
+          <w:szCs w:val="20"/>
+        </w:rPr>
+        <w:t xml:space="preserve">네이버예약과 카카오헤어샵은 내일과 다음 주를 답니다. 미래의 예약이죠. 마감히어로 같은 타임세일 앱은 오늘을 다루지만, 음식만 다룹니다. 당근은 지역을 잇지만 중고 물건입니다. /</w:t>
+      </w:r>
+    </w:p>
+    <w:p>
+      <w:pPr>
+        <w:pBdr>
+          <w:bottom w:val="single" w:color="1F3864" w:sz="4" w:space="8"/>
+        </w:pBdr>
+        <w:shd w:fill="F2F5F9" w:color="auto" w:val="clear"/>
+        <w:spacing w:after="180" w:before="30" w:line="276"/>
+        <w:ind w:left="200" w:right="200"/>
+      </w:pPr>
+      <w:r>
+        <w:rPr>
+          <w:rFonts w:ascii="맑은 고딕" w:cs="맑은 고딕" w:eastAsia="맑은 고딕" w:hAnsi="맑은 고딕"/>
+          <w:b/>
+          <w:bCs/>
+          <w:color w:val="1F3864"/>
+          <w:sz w:val="20"/>
+          <w:szCs w:val="20"/>
+        </w:rPr>
+        <w:t xml:space="preserve">지금부터 두 시간, 그리고 서비스업.</w:t>
+      </w:r>
+      <w:r>
+        <w:rPr>
+          <w:rFonts w:ascii="맑은 고딕" w:cs="맑은 고딕" w:eastAsia="맑은 고딕" w:hAnsi="맑은 고딕"/>
+          <w:color w:val="262626"/>
+          <w:sz w:val="20"/>
+          <w:szCs w:val="20"/>
+        </w:rPr>
+        <w:t xml:space="preserve"> 이 칸이 비어 있습니다.</w:t>
+      </w:r>
+    </w:p>
+    <w:p>
+      <w:pPr>
+        <w:spacing w:after="100" w:before="60" w:line="276"/>
+      </w:pPr>
+      <w:r>
+        <w:rPr>
+          <w:rFonts w:ascii="맑은 고딕" w:cs="맑은 고딕" w:eastAsia="맑은 고딕" w:hAnsi="맑은 고딕"/>
+          <w:b/>
+          <w:bCs/>
+          <w:color w:val="595959"/>
+          <w:sz w:val="18"/>
+          <w:szCs w:val="18"/>
+        </w:rPr>
+        <w:t xml:space="preserve">전환</w:t>
+      </w:r>
+      <w:r>
+        <w:rPr>
+          <w:rFonts w:ascii="맑은 고딕" w:cs="맑은 고딕" w:eastAsia="맑은 고딕" w:hAnsi="맑은 고딕"/>
+          <w:color w:val="595959"/>
+          <w:sz w:val="18"/>
+          <w:szCs w:val="18"/>
+        </w:rPr>
+        <w:t xml:space="preserve"> — 빈 칸에 채움 로고가 들어감</w:t>
+      </w:r>
+    </w:p>
+    <w:p>
+      <w:pPr>
+        <w:pStyle w:val="Heading2"/>
+        <w:spacing w:after="120" w:before="280"/>
+      </w:pPr>
+      <w:r>
+        <w:rPr>
+          <w:rFonts w:ascii="맑은 고딕" w:cs="맑은 고딕" w:eastAsia="맑은 고딕" w:hAnsi="맑은 고딕"/>
+          <w:b/>
+          <w:bCs/>
+          <w:color w:val="2E5C8A"/>
+          <w:sz w:val="24"/>
+          <w:szCs w:val="24"/>
+        </w:rPr>
+        <w:t xml:space="preserve">S4 · 채움  (0:19)</w:t>
+      </w:r>
+    </w:p>
+    <w:p>
+      <w:pPr>
+        <w:spacing w:after="100" w:before="60" w:line="276"/>
+      </w:pPr>
+      <w:r>
+        <w:rPr>
+          <w:rFonts w:ascii="맑은 고딕" w:cs="맑은 고딕" w:eastAsia="맑은 고딕" w:hAnsi="맑은 고딕"/>
+          <w:b/>
+          <w:bCs/>
+          <w:color w:val="595959"/>
+          <w:sz w:val="18"/>
+          <w:szCs w:val="18"/>
+        </w:rPr>
+        <w:t xml:space="preserve">화면</w:t>
+      </w:r>
+      <w:r>
+        <w:rPr>
+          <w:rFonts w:ascii="맑은 고딕" w:cs="맑은 고딕" w:eastAsia="맑은 고딕" w:hAnsi="맑은 고딕"/>
+          <w:color w:val="595959"/>
+          <w:sz w:val="18"/>
+          <w:szCs w:val="18"/>
+        </w:rPr>
+        <w:t xml:space="preserve"> — 검은 배경에 흰 글씨 한 줄. "지금, 내가 갈 수 있는 거리 안에서, 비어 있는 예약 한 자리를 채운다."</w:t>
+      </w:r>
+    </w:p>
+    <w:p>
+      <w:pPr>
+        <w:pBdr>
+          <w:top w:val="single" w:color="1F3864" w:sz="14" w:space="8"/>
+        </w:pBdr>
+        <w:shd w:fill="F2F5F9" w:color="auto" w:val="clear"/>
+        <w:spacing w:after="30" w:before="160" w:line="276"/>
+        <w:ind w:left="200" w:right="200"/>
+      </w:pPr>
+      <w:r>
+        <w:rPr>
+          <w:rFonts w:ascii="맑은 고딕" w:cs="맑은 고딕" w:eastAsia="맑은 고딕" w:hAnsi="맑은 고딕"/>
+          <w:color w:val="262626"/>
+          <w:sz w:val="20"/>
+          <w:szCs w:val="20"/>
+        </w:rPr>
+        <w:t xml:space="preserve">저희가 만들려는 것이 이 빈칸입니다. 이름은 </w:t>
+      </w:r>
+      <w:r>
+        <w:rPr>
+          <w:rFonts w:ascii="맑은 고딕" w:cs="맑은 고딕" w:eastAsia="맑은 고딕" w:hAnsi="맑은 고딕"/>
+          <w:b/>
+          <w:bCs/>
+          <w:color w:val="1F3864"/>
+          <w:sz w:val="20"/>
+          <w:szCs w:val="20"/>
+        </w:rPr>
+        <w:t xml:space="preserve">채움</w:t>
+      </w:r>
+      <w:r>
+        <w:rPr>
+          <w:rFonts w:ascii="맑은 고딕" w:cs="맑은 고딕" w:eastAsia="맑은 고딕" w:hAnsi="맑은 고딕"/>
+          <w:color w:val="262626"/>
+          <w:sz w:val="20"/>
+          <w:szCs w:val="20"/>
+        </w:rPr>
+        <w:t xml:space="preserve">입니다. /</w:t>
+      </w:r>
+    </w:p>
+    <w:p>
+      <w:pPr>
+        <w:shd w:fill="F2F5F9" w:color="auto" w:val="clear"/>
+        <w:spacing w:after="30" w:before="30" w:line="276"/>
+        <w:ind w:left="200" w:right="200"/>
+      </w:pPr>
+      <w:r>
+        <w:rPr>
+          <w:rFonts w:ascii="맑은 고딕" w:cs="맑은 고딕" w:eastAsia="맑은 고딕" w:hAnsi="맑은 고딕"/>
+          <w:color w:val="262626"/>
+          <w:sz w:val="20"/>
+          <w:szCs w:val="20"/>
+        </w:rPr>
+        <w:t xml:space="preserve">지금, 내가 갈 수 있는 거리 안에서, 비어 있는 예약 한 자리를 채운다. /</w:t>
+      </w:r>
+    </w:p>
+    <w:p>
+      <w:pPr>
+        <w:pBdr>
+          <w:bottom w:val="single" w:color="1F3864" w:sz="4" w:space="8"/>
+        </w:pBdr>
+        <w:shd w:fill="F2F5F9" w:color="auto" w:val="clear"/>
+        <w:spacing w:after="180" w:before="30" w:line="276"/>
+        <w:ind w:left="200" w:right="200"/>
+      </w:pPr>
+      <w:r>
+        <w:rPr>
+          <w:rFonts w:ascii="맑은 고딕" w:cs="맑은 고딕" w:eastAsia="맑은 고딕" w:hAnsi="맑은 고딕"/>
+          <w:color w:val="262626"/>
+          <w:sz w:val="20"/>
+          <w:szCs w:val="20"/>
+        </w:rPr>
+        <w:t xml:space="preserve">사장님의 빈 시간과 손님의 빈 시간을 </w:t>
+      </w:r>
+      <w:r>
+        <w:rPr>
+          <w:rFonts w:ascii="맑은 고딕" w:cs="맑은 고딕" w:eastAsia="맑은 고딕" w:hAnsi="맑은 고딕"/>
+          <w:b/>
+          <w:bCs/>
+          <w:color w:val="1F3864"/>
+          <w:sz w:val="20"/>
+          <w:szCs w:val="20"/>
+        </w:rPr>
+        <w:t xml:space="preserve">같이</w:t>
+      </w:r>
+      <w:r>
+        <w:rPr>
+          <w:rFonts w:ascii="맑은 고딕" w:cs="맑은 고딕" w:eastAsia="맑은 고딕" w:hAnsi="맑은 고딕"/>
+          <w:color w:val="262626"/>
+          <w:sz w:val="20"/>
+          <w:szCs w:val="20"/>
+        </w:rPr>
+        <w:t xml:space="preserve"> 채운다는 뜻입니다.</w:t>
+      </w:r>
+    </w:p>
+    <w:p>
+      <w:pPr>
+        <w:spacing w:after="100" w:before="60" w:line="276"/>
+      </w:pPr>
+      <w:r>
+        <w:rPr>
+          <w:rFonts w:ascii="맑은 고딕" w:cs="맑은 고딕" w:eastAsia="맑은 고딕" w:hAnsi="맑은 고딕"/>
+          <w:b/>
+          <w:bCs/>
+          <w:color w:val="595959"/>
+          <w:sz w:val="18"/>
+          <w:szCs w:val="18"/>
+        </w:rPr>
+        <w:t xml:space="preserve">전환</w:t>
+      </w:r>
+      <w:r>
+        <w:rPr>
+          <w:rFonts w:ascii="맑은 고딕" w:cs="맑은 고딕" w:eastAsia="맑은 고딕" w:hAnsi="맑은 고딕"/>
+          <w:color w:val="595959"/>
+          <w:sz w:val="18"/>
+          <w:szCs w:val="18"/>
+        </w:rPr>
+        <w:t xml:space="preserve"> — "그런데 여기서 가장 중요한 질문이 하나 남습니다" 하며 넘어감</w:t>
+      </w:r>
+    </w:p>
+    <w:p>
+      <w:pPr>
+        <w:pStyle w:val="Heading3"/>
+        <w:spacing w:after="90" w:before="220"/>
+      </w:pPr>
+      <w:r>
+        <w:rPr>
+          <w:rFonts w:ascii="맑은 고딕" w:cs="맑은 고딕" w:eastAsia="맑은 고딕" w:hAnsi="맑은 고딕"/>
+          <w:b/>
+          <w:bCs/>
+          <w:color w:val="B02A2A"/>
+          <w:sz w:val="21"/>
+          <w:szCs w:val="21"/>
+        </w:rPr>
+        <w:t xml:space="preserve">★ 다음 슬라이드가 이 발표의 심장입니다. 애니메이션에 가장 공을 들이십시오.</w:t>
+      </w:r>
+    </w:p>
+    <w:p>
+      <w:pPr>
+        <w:pStyle w:val="Heading2"/>
+        <w:spacing w:after="120" w:before="280"/>
+      </w:pPr>
+      <w:r>
+        <w:rPr>
+          <w:rFonts w:ascii="맑은 고딕" w:cs="맑은 고딕" w:eastAsia="맑은 고딕" w:hAnsi="맑은 고딕"/>
+          <w:b/>
+          <w:bCs/>
+          <w:color w:val="2E5C8A"/>
+          <w:sz w:val="24"/>
+          <w:szCs w:val="24"/>
+        </w:rPr>
+        <w:t xml:space="preserve">S5 · 핵심 데모 — 이동수단 필터  (1:17)</w:t>
+      </w:r>
+    </w:p>
+    <w:p>
+      <w:pPr>
+        <w:spacing w:after="100" w:before="60" w:line="276"/>
+      </w:pPr>
+      <w:r>
+        <w:rPr>
+          <w:rFonts w:ascii="맑은 고딕" w:cs="맑은 고딕" w:eastAsia="맑은 고딕" w:hAnsi="맑은 고딕"/>
+          <w:b/>
+          <w:bCs/>
+          <w:color w:val="595959"/>
+          <w:sz w:val="18"/>
+          <w:szCs w:val="18"/>
+        </w:rPr>
+        <w:t xml:space="preserve">화면</w:t>
+      </w:r>
+      <w:r>
+        <w:rPr>
+          <w:rFonts w:ascii="맑은 고딕" w:cs="맑은 고딕" w:eastAsia="맑은 고딕" w:hAnsi="맑은 고딕"/>
+          <w:color w:val="595959"/>
+          <w:sz w:val="18"/>
+          <w:szCs w:val="18"/>
+        </w:rPr>
+        <w:t xml:space="preserve"> — 3단 애니메이션. ① 사장님 등록 화면 ② 손님 화면의 마감 카운트다운 ③ 도보/자전거/차량 버튼을 누를 때마다 목록이 바뀌는 장면.</w:t>
+      </w:r>
+    </w:p>
+    <w:p>
+      <w:pPr>
+        <w:pBdr>
+          <w:top w:val="single" w:color="1F3864" w:sz="14" w:space="8"/>
+        </w:pBdr>
+        <w:shd w:fill="F2F5F9" w:color="auto" w:val="clear"/>
+        <w:spacing w:after="30" w:before="160" w:line="276"/>
+        <w:ind w:left="200" w:right="200"/>
+      </w:pPr>
+      <w:r>
+        <w:rPr>
+          <w:rFonts w:ascii="맑은 고딕" w:cs="맑은 고딕" w:eastAsia="맑은 고딕" w:hAnsi="맑은 고딕"/>
+          <w:color w:val="262626"/>
+          <w:sz w:val="20"/>
+          <w:szCs w:val="20"/>
+        </w:rPr>
+        <w:t xml:space="preserve">근처에 자리가 있다고 해서, </w:t>
+      </w:r>
+      <w:r>
+        <w:rPr>
+          <w:rFonts w:ascii="맑은 고딕" w:cs="맑은 고딕" w:eastAsia="맑은 고딕" w:hAnsi="맑은 고딕"/>
+          <w:b/>
+          <w:bCs/>
+          <w:color w:val="1F3864"/>
+          <w:sz w:val="20"/>
+          <w:szCs w:val="20"/>
+        </w:rPr>
+        <w:t xml:space="preserve">내가 정말 갈 수 있을까요.</w:t>
+      </w:r>
+      <w:r>
+        <w:rPr>
+          <w:rFonts w:ascii="맑은 고딕" w:cs="맑은 고딕" w:eastAsia="맑은 고딕" w:hAnsi="맑은 고딕"/>
+          <w:color w:val="262626"/>
+          <w:sz w:val="20"/>
+          <w:szCs w:val="20"/>
+        </w:rPr>
+        <w:t xml:space="preserve"> /</w:t>
+      </w:r>
+    </w:p>
+    <w:p>
+      <w:pPr>
+        <w:shd w:fill="F2F5F9" w:color="auto" w:val="clear"/>
+        <w:spacing w:after="30" w:before="30" w:line="276"/>
+        <w:ind w:left="200" w:right="200"/>
+      </w:pPr>
+      <w:r>
+        <w:rPr>
+          <w:rFonts w:ascii="맑은 고딕" w:cs="맑은 고딕" w:eastAsia="맑은 고딕" w:hAnsi="맑은 고딕"/>
+          <w:color w:val="262626"/>
+          <w:sz w:val="20"/>
+          <w:szCs w:val="20"/>
+        </w:rPr>
+        <w:t xml:space="preserve">기존 앱들은 거리순으로 보여줍니다. 1킬로, 2킬로. 제시간에 도착할 수 있는지는 사용자가 알아서 계산해야 합니다. 채움은 반대로 합니다. </w:t>
+      </w:r>
+      <w:r>
+        <w:rPr>
+          <w:rFonts w:ascii="맑은 고딕" w:cs="맑은 고딕" w:eastAsia="맑은 고딕" w:hAnsi="맑은 고딕"/>
+          <w:b/>
+          <w:bCs/>
+          <w:color w:val="1F3864"/>
+          <w:sz w:val="20"/>
+          <w:szCs w:val="20"/>
+        </w:rPr>
+        <w:t xml:space="preserve">갈 수 있는 것만 보여줍니다.</w:t>
+      </w:r>
+      <w:r>
+        <w:rPr>
+          <w:rFonts w:ascii="맑은 고딕" w:cs="맑은 고딕" w:eastAsia="맑은 고딕" w:hAnsi="맑은 고딕"/>
+          <w:color w:val="262626"/>
+          <w:sz w:val="20"/>
+          <w:szCs w:val="20"/>
+        </w:rPr>
+        <w:t xml:space="preserve"> /</w:t>
+      </w:r>
+    </w:p>
+    <w:p>
+      <w:pPr>
+        <w:shd w:fill="F2F5F9" w:color="auto" w:val="clear"/>
+        <w:spacing w:after="30" w:before="30" w:line="276"/>
+        <w:ind w:left="200" w:right="200"/>
+      </w:pPr>
+      <w:r>
+        <w:rPr>
+          <w:rFonts w:ascii="맑은 고딕" w:cs="맑은 고딕" w:eastAsia="맑은 고딕" w:hAnsi="맑은 고딕"/>
+          <w:color w:val="262626"/>
+          <w:sz w:val="20"/>
+          <w:szCs w:val="20"/>
+        </w:rPr>
+        <w:t xml:space="preserve">보시죠. 사장님이 등록합니다. 오늘 한 시부터 두 시, 마감은 열두 시 반. 정가 사만 원짜리 케어를 이만 사천 원에. /</w:t>
+      </w:r>
+    </w:p>
+    <w:p>
+      <w:pPr>
+        <w:shd w:fill="F2F5F9" w:color="auto" w:val="clear"/>
+        <w:spacing w:after="30" w:before="30" w:line="276"/>
+        <w:ind w:left="200" w:right="200"/>
+      </w:pPr>
+      <w:r>
+        <w:rPr>
+          <w:rFonts w:ascii="맑은 고딕" w:cs="맑은 고딕" w:eastAsia="맑은 고딕" w:hAnsi="맑은 고딕"/>
+          <w:color w:val="262626"/>
+          <w:sz w:val="20"/>
+          <w:szCs w:val="20"/>
+        </w:rPr>
+        <w:t xml:space="preserve">손님 화면에는 이렇게 뜹니다. </w:t>
+      </w:r>
+      <w:r>
+        <w:rPr>
+          <w:rFonts w:ascii="맑은 고딕" w:cs="맑은 고딕" w:eastAsia="맑은 고딕" w:hAnsi="맑은 고딕"/>
+          <w:b/>
+          <w:bCs/>
+          <w:color w:val="1F3864"/>
+          <w:sz w:val="20"/>
+          <w:szCs w:val="20"/>
+        </w:rPr>
+        <w:t xml:space="preserve">마감까지 38분.</w:t>
+      </w:r>
+      <w:r>
+        <w:rPr>
+          <w:rFonts w:ascii="맑은 고딕" w:cs="맑은 고딕" w:eastAsia="맑은 고딕" w:hAnsi="맑은 고딕"/>
+          <w:color w:val="262626"/>
+          <w:sz w:val="20"/>
+          <w:szCs w:val="20"/>
+        </w:rPr>
+        <w:t xml:space="preserve"> 이 숫자는 실시간으로 줄어듭니다. /</w:t>
+      </w:r>
+    </w:p>
+    <w:p>
+      <w:pPr>
+        <w:shd w:fill="F2F5F9" w:color="auto" w:val="clear"/>
+        <w:spacing w:after="30" w:before="30" w:line="276"/>
+        <w:ind w:left="200" w:right="200"/>
+      </w:pPr>
+      <w:r>
+        <w:rPr>
+          <w:rFonts w:ascii="맑은 고딕" w:cs="맑은 고딕" w:eastAsia="맑은 고딕" w:hAnsi="맑은 고딕"/>
+          <w:color w:val="262626"/>
+          <w:sz w:val="20"/>
+          <w:szCs w:val="20"/>
+        </w:rPr>
+        <w:t xml:space="preserve">그리고 버튼이 세 개 있습니다. 도보, 자전거, 차량. 지금 이 가게까지 2.5킬로입니다. /</w:t>
+      </w:r>
+    </w:p>
+    <w:p>
+      <w:pPr>
+        <w:shd w:fill="F2F5F9" w:color="auto" w:val="clear"/>
+        <w:spacing w:after="30" w:before="30" w:line="276"/>
+        <w:ind w:left="200" w:right="200"/>
+      </w:pPr>
+      <w:r>
+        <w:rPr>
+          <w:rFonts w:ascii="맑은 고딕" w:cs="맑은 고딕" w:eastAsia="맑은 고딕" w:hAnsi="맑은 고딕"/>
+          <w:b/>
+          <w:bCs/>
+          <w:color w:val="1F3864"/>
+          <w:sz w:val="20"/>
+          <w:szCs w:val="20"/>
+        </w:rPr>
+        <w:t xml:space="preserve">도보</w:t>
+      </w:r>
+      <w:r>
+        <w:rPr>
+          <w:rFonts w:ascii="맑은 고딕" w:cs="맑은 고딕" w:eastAsia="맑은 고딕" w:hAnsi="맑은 고딕"/>
+          <w:color w:val="262626"/>
+          <w:sz w:val="20"/>
+          <w:szCs w:val="20"/>
+        </w:rPr>
+        <w:t xml:space="preserve">를 누르면 38분, 준비 시간까지 43분. 38분 안에 못 갑니다. </w:t>
+      </w:r>
+      <w:r>
+        <w:rPr>
+          <w:rFonts w:ascii="맑은 고딕" w:cs="맑은 고딕" w:eastAsia="맑은 고딕" w:hAnsi="맑은 고딕"/>
+          <w:b/>
+          <w:bCs/>
+          <w:color w:val="1F3864"/>
+          <w:sz w:val="20"/>
+          <w:szCs w:val="20"/>
+        </w:rPr>
+        <w:t xml:space="preserve">화면에서 사라집니다.</w:t>
+      </w:r>
+      <w:r>
+        <w:rPr>
+          <w:rFonts w:ascii="맑은 고딕" w:cs="맑은 고딕" w:eastAsia="맑은 고딕" w:hAnsi="맑은 고딕"/>
+          <w:color w:val="262626"/>
+          <w:sz w:val="20"/>
+          <w:szCs w:val="20"/>
+        </w:rPr>
+        <w:t xml:space="preserve"> /</w:t>
+      </w:r>
+    </w:p>
+    <w:p>
+      <w:pPr>
+        <w:shd w:fill="F2F5F9" w:color="auto" w:val="clear"/>
+        <w:spacing w:after="30" w:before="30" w:line="276"/>
+        <w:ind w:left="200" w:right="200"/>
+      </w:pPr>
+      <w:r>
+        <w:rPr>
+          <w:rFonts w:ascii="맑은 고딕" w:cs="맑은 고딕" w:eastAsia="맑은 고딕" w:hAnsi="맑은 고딕"/>
+          <w:b/>
+          <w:bCs/>
+          <w:color w:val="1F3864"/>
+          <w:sz w:val="20"/>
+          <w:szCs w:val="20"/>
+        </w:rPr>
+        <w:t xml:space="preserve">자전거</w:t>
+      </w:r>
+      <w:r>
+        <w:rPr>
+          <w:rFonts w:ascii="맑은 고딕" w:cs="맑은 고딕" w:eastAsia="맑은 고딕" w:hAnsi="맑은 고딕"/>
+          <w:color w:val="262626"/>
+          <w:sz w:val="20"/>
+          <w:szCs w:val="20"/>
+        </w:rPr>
+        <w:t xml:space="preserve">를 누르면 10분. 여유가 23분 남습니다. </w:t>
+      </w:r>
+      <w:r>
+        <w:rPr>
+          <w:rFonts w:ascii="맑은 고딕" w:cs="맑은 고딕" w:eastAsia="맑은 고딕" w:hAnsi="맑은 고딕"/>
+          <w:b/>
+          <w:bCs/>
+          <w:color w:val="1F3864"/>
+          <w:sz w:val="20"/>
+          <w:szCs w:val="20"/>
+        </w:rPr>
+        <w:t xml:space="preserve">보입니다.</w:t>
+      </w:r>
+      <w:r>
+        <w:rPr>
+          <w:rFonts w:ascii="맑은 고딕" w:cs="맑은 고딕" w:eastAsia="맑은 고딕" w:hAnsi="맑은 고딕"/>
+          <w:color w:val="262626"/>
+          <w:sz w:val="20"/>
+          <w:szCs w:val="20"/>
+        </w:rPr>
+        <w:t xml:space="preserve"> /</w:t>
+      </w:r>
+    </w:p>
+    <w:p>
+      <w:pPr>
+        <w:shd w:fill="F2F5F9" w:color="auto" w:val="clear"/>
+        <w:spacing w:after="30" w:before="30" w:line="276"/>
+        <w:ind w:left="200" w:right="200"/>
+      </w:pPr>
+      <w:r>
+        <w:rPr>
+          <w:rFonts w:ascii="맑은 고딕" w:cs="맑은 고딕" w:eastAsia="맑은 고딕" w:hAnsi="맑은 고딕"/>
+          <w:color w:val="262626"/>
+          <w:sz w:val="20"/>
+          <w:szCs w:val="20"/>
+        </w:rPr>
+        <w:t xml:space="preserve">차량도 주차 시간까지 18분. 보입니다. /</w:t>
+      </w:r>
+    </w:p>
+    <w:p>
+      <w:pPr>
+        <w:pBdr>
+          <w:bottom w:val="single" w:color="1F3864" w:sz="4" w:space="8"/>
+        </w:pBdr>
+        <w:shd w:fill="F2F5F9" w:color="auto" w:val="clear"/>
+        <w:spacing w:after="180" w:before="30" w:line="276"/>
+        <w:ind w:left="200" w:right="200"/>
+      </w:pPr>
+      <w:r>
+        <w:rPr>
+          <w:rFonts w:ascii="맑은 고딕" w:cs="맑은 고딕" w:eastAsia="맑은 고딕" w:hAnsi="맑은 고딕"/>
+          <w:b/>
+          <w:bCs/>
+          <w:color w:val="1F3864"/>
+          <w:sz w:val="20"/>
+          <w:szCs w:val="20"/>
+        </w:rPr>
+        <w:t xml:space="preserve">같은 시각, 같은 자리에 서 있어도, 이동수단에 따라 완전히 다른 화면을 봅니다.</w:t>
+      </w:r>
+      <w:r>
+        <w:rPr>
+          <w:rFonts w:ascii="맑은 고딕" w:cs="맑은 고딕" w:eastAsia="맑은 고딕" w:hAnsi="맑은 고딕"/>
+          <w:color w:val="262626"/>
+          <w:sz w:val="20"/>
+          <w:szCs w:val="20"/>
+        </w:rPr>
+        <w:t xml:space="preserve"> 이것이 채움의 핵심입니다.</w:t>
+      </w:r>
+    </w:p>
+    <w:p>
+      <w:pPr>
+        <w:spacing w:after="100" w:before="60" w:line="276"/>
+      </w:pPr>
+      <w:r>
+        <w:rPr>
+          <w:rFonts w:ascii="맑은 고딕" w:cs="맑은 고딕" w:eastAsia="맑은 고딕" w:hAnsi="맑은 고딕"/>
+          <w:b/>
+          <w:bCs/>
+          <w:color w:val="595959"/>
+          <w:sz w:val="18"/>
+          <w:szCs w:val="18"/>
+        </w:rPr>
+        <w:t xml:space="preserve">전환</w:t>
+      </w:r>
+      <w:r>
+        <w:rPr>
+          <w:rFonts w:ascii="맑은 고딕" w:cs="맑은 고딕" w:eastAsia="맑은 고딕" w:hAnsi="맑은 고딕"/>
+          <w:color w:val="595959"/>
+          <w:sz w:val="18"/>
+          <w:szCs w:val="18"/>
+        </w:rPr>
+        <w:t xml:space="preserve"> — 화면을 그대로 둔 채 "이 작은 장치가 세 가지를 만듭니다"</w:t>
+      </w:r>
+    </w:p>
+    <w:p>
+      <w:pPr>
+        <w:pStyle w:val="Heading2"/>
+        <w:spacing w:after="120" w:before="280"/>
+      </w:pPr>
+      <w:r>
+        <w:rPr>
+          <w:rFonts w:ascii="맑은 고딕" w:cs="맑은 고딕" w:eastAsia="맑은 고딕" w:hAnsi="맑은 고딕"/>
+          <w:b/>
+          <w:bCs/>
+          <w:color w:val="2E5C8A"/>
+          <w:sz w:val="24"/>
+          <w:szCs w:val="24"/>
+        </w:rPr>
+        <w:t xml:space="preserve">S6 · 세 가지 효과  (0:28)</w:t>
+      </w:r>
+    </w:p>
+    <w:p>
+      <w:pPr>
+        <w:spacing w:after="100" w:before="60" w:line="276"/>
+      </w:pPr>
+      <w:r>
+        <w:rPr>
+          <w:rFonts w:ascii="맑은 고딕" w:cs="맑은 고딕" w:eastAsia="맑은 고딕" w:hAnsi="맑은 고딕"/>
+          <w:b/>
+          <w:bCs/>
+          <w:color w:val="595959"/>
+          <w:sz w:val="18"/>
+          <w:szCs w:val="18"/>
+        </w:rPr>
+        <w:t xml:space="preserve">화면</w:t>
+      </w:r>
+      <w:r>
+        <w:rPr>
+          <w:rFonts w:ascii="맑은 고딕" w:cs="맑은 고딕" w:eastAsia="맑은 고딕" w:hAnsi="맑은 고딕"/>
+          <w:color w:val="595959"/>
+          <w:sz w:val="18"/>
+          <w:szCs w:val="18"/>
+        </w:rPr>
+        <w:t xml:space="preserve"> — 아이콘 3개 가로 배열. ① 헛걸음 제로 ② 짧은 목록, 높은 전환 ③ 가장 비싼 트래픽.</w:t>
+      </w:r>
+    </w:p>
+    <w:p>
+      <w:pPr>
+        <w:pBdr>
+          <w:top w:val="single" w:color="1F3864" w:sz="14" w:space="8"/>
+        </w:pBdr>
+        <w:shd w:fill="F2F5F9" w:color="auto" w:val="clear"/>
+        <w:spacing w:after="30" w:before="160" w:line="276"/>
+        <w:ind w:left="200" w:right="200"/>
+      </w:pPr>
+      <w:r>
+        <w:rPr>
+          <w:rFonts w:ascii="맑은 고딕" w:cs="맑은 고딕" w:eastAsia="맑은 고딕" w:hAnsi="맑은 고딕"/>
+          <w:color w:val="262626"/>
+          <w:sz w:val="20"/>
+          <w:szCs w:val="20"/>
+        </w:rPr>
+        <w:t xml:space="preserve">첫째, </w:t>
+      </w:r>
+      <w:r>
+        <w:rPr>
+          <w:rFonts w:ascii="맑은 고딕" w:cs="맑은 고딕" w:eastAsia="맑은 고딕" w:hAnsi="맑은 고딕"/>
+          <w:b/>
+          <w:bCs/>
+          <w:color w:val="1F3864"/>
+          <w:sz w:val="20"/>
+          <w:szCs w:val="20"/>
+        </w:rPr>
+        <w:t xml:space="preserve">헛걸음이 사라집니다.</w:t>
+      </w:r>
+      <w:r>
+        <w:rPr>
+          <w:rFonts w:ascii="맑은 고딕" w:cs="맑은 고딕" w:eastAsia="맑은 고딕" w:hAnsi="맑은 고딕"/>
+          <w:color w:val="262626"/>
+          <w:sz w:val="20"/>
+          <w:szCs w:val="20"/>
+        </w:rPr>
+        <w:t xml:space="preserve"> 못 오는 사람에게는 애초에 안 보여주니까요. 노쇼를 정책이 아니라 </w:t>
+      </w:r>
+      <w:r>
+        <w:rPr>
+          <w:rFonts w:ascii="맑은 고딕" w:cs="맑은 고딕" w:eastAsia="맑은 고딕" w:hAnsi="맑은 고딕"/>
+          <w:b/>
+          <w:bCs/>
+          <w:color w:val="1F3864"/>
+          <w:sz w:val="20"/>
+          <w:szCs w:val="20"/>
+        </w:rPr>
+        <w:t xml:space="preserve">화면 설계로</w:t>
+      </w:r>
+      <w:r>
+        <w:rPr>
+          <w:rFonts w:ascii="맑은 고딕" w:cs="맑은 고딕" w:eastAsia="맑은 고딕" w:hAnsi="맑은 고딕"/>
+          <w:color w:val="262626"/>
+          <w:sz w:val="20"/>
+          <w:szCs w:val="20"/>
+        </w:rPr>
+        <w:t xml:space="preserve"> 막는 겁니다.</w:t>
+      </w:r>
+    </w:p>
+    <w:p>
+      <w:pPr>
+        <w:shd w:fill="F2F5F9" w:color="auto" w:val="clear"/>
+        <w:spacing w:after="30" w:before="30" w:line="276"/>
+        <w:ind w:left="200" w:right="200"/>
+      </w:pPr>
+      <w:r>
+        <w:rPr>
+          <w:rFonts w:ascii="맑은 고딕" w:cs="맑은 고딕" w:eastAsia="맑은 고딕" w:hAnsi="맑은 고딕"/>
+          <w:color w:val="262626"/>
+          <w:sz w:val="20"/>
+          <w:szCs w:val="20"/>
+        </w:rPr>
+        <w:t xml:space="preserve">둘째, 목록은 짧아지는데 </w:t>
+      </w:r>
+      <w:r>
+        <w:rPr>
+          <w:rFonts w:ascii="맑은 고딕" w:cs="맑은 고딕" w:eastAsia="맑은 고딕" w:hAnsi="맑은 고딕"/>
+          <w:b/>
+          <w:bCs/>
+          <w:color w:val="1F3864"/>
+          <w:sz w:val="20"/>
+          <w:szCs w:val="20"/>
+        </w:rPr>
+        <w:t xml:space="preserve">예약 전환율은 올라갑니다.</w:t>
+      </w:r>
+      <w:r>
+        <w:rPr>
+          <w:rFonts w:ascii="맑은 고딕" w:cs="맑은 고딕" w:eastAsia="맑은 고딕" w:hAnsi="맑은 고딕"/>
+          <w:color w:val="262626"/>
+          <w:sz w:val="20"/>
+          <w:szCs w:val="20"/>
+        </w:rPr>
+        <w:t xml:space="preserve"> 보이는 게 전부 진짜 갈 수 있는 것이니까요.</w:t>
+      </w:r>
+    </w:p>
+    <w:p>
+      <w:pPr>
+        <w:pBdr>
+          <w:bottom w:val="single" w:color="1F3864" w:sz="4" w:space="8"/>
+        </w:pBdr>
+        <w:shd w:fill="F2F5F9" w:color="auto" w:val="clear"/>
+        <w:spacing w:after="180" w:before="30" w:line="276"/>
+        <w:ind w:left="200" w:right="200"/>
+      </w:pPr>
+      <w:r>
+        <w:rPr>
+          <w:rFonts w:ascii="맑은 고딕" w:cs="맑은 고딕" w:eastAsia="맑은 고딕" w:hAnsi="맑은 고딕"/>
+          <w:color w:val="262626"/>
+          <w:sz w:val="20"/>
+          <w:szCs w:val="20"/>
+        </w:rPr>
+        <w:t xml:space="preserve">셋째, 광고 상품의 근거가 생깁니다. </w:t>
+      </w:r>
+      <w:r>
+        <w:rPr>
+          <w:rFonts w:ascii="맑은 고딕" w:cs="맑은 고딕" w:eastAsia="맑은 고딕" w:hAnsi="맑은 고딕"/>
+          <w:b/>
+          <w:bCs/>
+          <w:color w:val="1F3864"/>
+          <w:sz w:val="20"/>
+          <w:szCs w:val="20"/>
+        </w:rPr>
+        <w:t xml:space="preserve">지금 여기 올 수 있는 사람</w:t>
+      </w:r>
+      <w:r>
+        <w:rPr>
+          <w:rFonts w:ascii="맑은 고딕" w:cs="맑은 고딕" w:eastAsia="맑은 고딕" w:hAnsi="맑은 고딕"/>
+          <w:color w:val="262626"/>
+          <w:sz w:val="20"/>
+          <w:szCs w:val="20"/>
+        </w:rPr>
+        <w:t xml:space="preserve">은 광고주에게 가장 비싼 트래픽입니다.</w:t>
+      </w:r>
+    </w:p>
+    <w:p>
+      <w:pPr>
+        <w:spacing w:after="100" w:before="60" w:line="276"/>
+      </w:pPr>
+      <w:r>
+        <w:rPr>
+          <w:rFonts w:ascii="맑은 고딕" w:cs="맑은 고딕" w:eastAsia="맑은 고딕" w:hAnsi="맑은 고딕"/>
+          <w:b/>
+          <w:bCs/>
+          <w:color w:val="595959"/>
+          <w:sz w:val="18"/>
+          <w:szCs w:val="18"/>
+        </w:rPr>
+        <w:t xml:space="preserve">전환</w:t>
+      </w:r>
+      <w:r>
+        <w:rPr>
+          <w:rFonts w:ascii="맑은 고딕" w:cs="맑은 고딕" w:eastAsia="맑은 고딕" w:hAnsi="맑은 고딕"/>
+          <w:color w:val="595959"/>
+          <w:sz w:val="18"/>
+          <w:szCs w:val="18"/>
+        </w:rPr>
+        <w:t xml:space="preserve"> — "사장님 화면도 잠깐 보여드리겠습니다"</w:t>
+      </w:r>
+    </w:p>
+    <w:p>
+      <w:pPr>
+        <w:pStyle w:val="Heading2"/>
+        <w:spacing w:after="120" w:before="280"/>
+      </w:pPr>
+      <w:r>
+        <w:rPr>
+          <w:rFonts w:ascii="맑은 고딕" w:cs="맑은 고딕" w:eastAsia="맑은 고딕" w:hAnsi="맑은 고딕"/>
+          <w:b/>
+          <w:bCs/>
+          <w:color w:val="2E5C8A"/>
+          <w:sz w:val="24"/>
+          <w:szCs w:val="24"/>
+        </w:rPr>
+        <w:t xml:space="preserve">S7 · 사장님 화면  (0:23)</w:t>
+      </w:r>
+    </w:p>
+    <w:p>
+      <w:pPr>
+        <w:spacing w:after="100" w:before="60" w:line="276"/>
+      </w:pPr>
+      <w:r>
+        <w:rPr>
+          <w:rFonts w:ascii="맑은 고딕" w:cs="맑은 고딕" w:eastAsia="맑은 고딕" w:hAnsi="맑은 고딕"/>
+          <w:b/>
+          <w:bCs/>
+          <w:color w:val="595959"/>
+          <w:sz w:val="18"/>
+          <w:szCs w:val="18"/>
+        </w:rPr>
+        <w:t xml:space="preserve">화면</w:t>
+      </w:r>
+      <w:r>
+        <w:rPr>
+          <w:rFonts w:ascii="맑은 고딕" w:cs="맑은 고딕" w:eastAsia="맑은 고딕" w:hAnsi="맑은 고딕"/>
+          <w:color w:val="595959"/>
+          <w:sz w:val="18"/>
+          <w:szCs w:val="18"/>
+        </w:rPr>
+        <w:t xml:space="preserve"> — 사장님 앱 목업. "이 슬롯을 지금 볼 수 있는 사람 47명 (도보 6·자전거 18·차량 23)" / "마감을 15분 늦추면 → 112명"</w:t>
+      </w:r>
+    </w:p>
+    <w:p>
+      <w:pPr>
+        <w:pBdr>
+          <w:top w:val="single" w:color="1F3864" w:sz="14" w:space="8"/>
+        </w:pBdr>
+        <w:shd w:fill="F2F5F9" w:color="auto" w:val="clear"/>
+        <w:spacing w:after="30" w:before="160" w:line="276"/>
+        <w:ind w:left="200" w:right="200"/>
+      </w:pPr>
+      <w:r>
+        <w:rPr>
+          <w:rFonts w:ascii="맑은 고딕" w:cs="맑은 고딕" w:eastAsia="맑은 고딕" w:hAnsi="맑은 고딕"/>
+          <w:color w:val="262626"/>
+          <w:sz w:val="20"/>
+          <w:szCs w:val="20"/>
+        </w:rPr>
+        <w:t xml:space="preserve">이 슬롯을 지금 볼 수 있는 사람 47명. 도보 6, 자전거 18, 차량 23. /</w:t>
+      </w:r>
+    </w:p>
+    <w:p>
+      <w:pPr>
+        <w:shd w:fill="F2F5F9" w:color="auto" w:val="clear"/>
+        <w:spacing w:after="30" w:before="30" w:line="276"/>
+        <w:ind w:left="200" w:right="200"/>
+      </w:pPr>
+      <w:r>
+        <w:rPr>
+          <w:rFonts w:ascii="맑은 고딕" w:cs="맑은 고딕" w:eastAsia="맑은 고딕" w:hAnsi="맑은 고딕"/>
+          <w:color w:val="262626"/>
+          <w:sz w:val="20"/>
+          <w:szCs w:val="20"/>
+        </w:rPr>
+        <w:t xml:space="preserve">마감을 15분만 늦추면 47명이 112명이 됩니다. /</w:t>
+      </w:r>
+    </w:p>
+    <w:p>
+      <w:pPr>
+        <w:pBdr>
+          <w:bottom w:val="single" w:color="1F3864" w:sz="4" w:space="8"/>
+        </w:pBdr>
+        <w:shd w:fill="F2F5F9" w:color="auto" w:val="clear"/>
+        <w:spacing w:after="180" w:before="30" w:line="276"/>
+        <w:ind w:left="200" w:right="200"/>
+      </w:pPr>
+      <w:r>
+        <w:rPr>
+          <w:rFonts w:ascii="맑은 고딕" w:cs="맑은 고딕" w:eastAsia="맑은 고딕" w:hAnsi="맑은 고딕"/>
+          <w:b/>
+          <w:bCs/>
+          <w:color w:val="1F3864"/>
+          <w:sz w:val="20"/>
+          <w:szCs w:val="20"/>
+        </w:rPr>
+        <w:t xml:space="preserve">가격을 깎으라고 하지 않습니다. 시간을 조정하라고 합니다.</w:t>
+      </w:r>
+      <w:r>
+        <w:rPr>
+          <w:rFonts w:ascii="맑은 고딕" w:cs="맑은 고딕" w:eastAsia="맑은 고딕" w:hAnsi="맑은 고딕"/>
+          <w:color w:val="262626"/>
+          <w:sz w:val="20"/>
+          <w:szCs w:val="20"/>
+        </w:rPr>
+        <w:t xml:space="preserve"> 사장님에게 할인 말고 다른 레버를 하나 더 드리는 겁니다.</w:t>
+      </w:r>
+    </w:p>
+    <w:p>
+      <w:pPr>
+        <w:pStyle w:val="Heading2"/>
+        <w:spacing w:after="120" w:before="280"/>
+      </w:pPr>
+      <w:r>
+        <w:rPr>
+          <w:rFonts w:ascii="맑은 고딕" w:cs="맑은 고딕" w:eastAsia="맑은 고딕" w:hAnsi="맑은 고딕"/>
+          <w:b/>
+          <w:bCs/>
+          <w:color w:val="2E5C8A"/>
+          <w:sz w:val="24"/>
+          <w:szCs w:val="24"/>
+        </w:rPr>
+        <w:t xml:space="preserve">S8 · 경쟁 지도  (0:20)</w:t>
+      </w:r>
+    </w:p>
+    <w:p>
+      <w:pPr>
+        <w:spacing w:after="100" w:before="60" w:line="276"/>
+      </w:pPr>
+      <w:r>
+        <w:rPr>
+          <w:rFonts w:ascii="맑은 고딕" w:cs="맑은 고딕" w:eastAsia="맑은 고딕" w:hAnsi="맑은 고딕"/>
+          <w:b/>
+          <w:bCs/>
+          <w:color w:val="595959"/>
+          <w:sz w:val="18"/>
+          <w:szCs w:val="18"/>
+        </w:rPr>
+        <w:t xml:space="preserve">화면</w:t>
+      </w:r>
+      <w:r>
+        <w:rPr>
+          <w:rFonts w:ascii="맑은 고딕" w:cs="맑은 고딕" w:eastAsia="맑은 고딕" w:hAnsi="맑은 고딕"/>
+          <w:color w:val="595959"/>
+          <w:sz w:val="18"/>
+          <w:szCs w:val="18"/>
+        </w:rPr>
+        <w:t xml:space="preserve"> — 2축 포지셔닝 맵. X축 = 카테고리(음식 ↔ 서비스업), Y축 = 시간축(미래 예약 ↔ 지금). 우상단만 비어 있고 거기에 채움.</w:t>
+      </w:r>
+    </w:p>
+    <w:p>
+      <w:pPr>
+        <w:pBdr>
+          <w:top w:val="single" w:color="1F3864" w:sz="14" w:space="8"/>
+        </w:pBdr>
+        <w:shd w:fill="F2F5F9" w:color="auto" w:val="clear"/>
+        <w:spacing w:after="30" w:before="160" w:line="276"/>
+        <w:ind w:left="200" w:right="200"/>
+      </w:pPr>
+      <w:r>
+        <w:rPr>
+          <w:rFonts w:ascii="맑은 고딕" w:cs="맑은 고딕" w:eastAsia="맑은 고딕" w:hAnsi="맑은 고딕"/>
+          <w:color w:val="262626"/>
+          <w:sz w:val="20"/>
+          <w:szCs w:val="20"/>
+        </w:rPr>
+        <w:t xml:space="preserve">정리하면 이렇습니다. 서비스업을 다루는 앱은 할인이 없고, 할인을 하는 앱은 음식만 다룹니다. /</w:t>
+      </w:r>
+    </w:p>
+    <w:p>
+      <w:pPr>
+        <w:shd w:fill="F2F5F9" w:color="auto" w:val="clear"/>
+        <w:spacing w:after="30" w:before="30" w:line="276"/>
+        <w:ind w:left="200" w:right="200"/>
+      </w:pPr>
+      <w:r>
+        <w:rPr>
+          <w:rFonts w:ascii="맑은 고딕" w:cs="맑은 고딕" w:eastAsia="맑은 고딕" w:hAnsi="맑은 고딕"/>
+          <w:color w:val="262626"/>
+          <w:sz w:val="20"/>
+          <w:szCs w:val="20"/>
+        </w:rPr>
+        <w:t xml:space="preserve">그리고 </w:t>
+      </w:r>
+      <w:r>
+        <w:rPr>
+          <w:rFonts w:ascii="맑은 고딕" w:cs="맑은 고딕" w:eastAsia="맑은 고딕" w:hAnsi="맑은 고딕"/>
+          <w:b/>
+          <w:bCs/>
+          <w:color w:val="1F3864"/>
+          <w:sz w:val="20"/>
+          <w:szCs w:val="20"/>
+        </w:rPr>
+        <w:t xml:space="preserve">이동수단으로 도달 가능성을 거르는 앱은, 저희가 찾아본 한 아직 없습니다.</w:t>
+      </w:r>
+      <w:r>
+        <w:rPr>
+          <w:rFonts w:ascii="맑은 고딕" w:cs="맑은 고딕" w:eastAsia="맑은 고딕" w:hAnsi="맑은 고딕"/>
+          <w:color w:val="262626"/>
+          <w:sz w:val="20"/>
+          <w:szCs w:val="20"/>
+        </w:rPr>
+        <w:t xml:space="preserve"> /</w:t>
+      </w:r>
+    </w:p>
+    <w:p>
+      <w:pPr>
+        <w:pBdr>
+          <w:bottom w:val="single" w:color="1F3864" w:sz="4" w:space="8"/>
+        </w:pBdr>
+        <w:shd w:fill="F2F5F9" w:color="auto" w:val="clear"/>
+        <w:spacing w:after="180" w:before="30" w:line="276"/>
+        <w:ind w:left="200" w:right="200"/>
+      </w:pPr>
+      <w:r>
+        <w:rPr>
+          <w:rFonts w:ascii="맑은 고딕" w:cs="맑은 고딕" w:eastAsia="맑은 고딕" w:hAnsi="맑은 고딕"/>
+          <w:color w:val="262626"/>
+          <w:sz w:val="20"/>
+          <w:szCs w:val="20"/>
+        </w:rPr>
+        <w:t xml:space="preserve">여기가 저희 자리입니다.</w:t>
+      </w:r>
+    </w:p>
+    <w:p>
+      <w:pPr>
+        <w:spacing w:after="100" w:before="60" w:line="276"/>
+      </w:pPr>
+      <w:r>
+        <w:rPr>
+          <w:rFonts w:ascii="맑은 고딕" w:cs="맑은 고딕" w:eastAsia="맑은 고딕" w:hAnsi="맑은 고딕"/>
+          <w:b/>
+          <w:bCs/>
+          <w:color w:val="595959"/>
+          <w:sz w:val="18"/>
+          <w:szCs w:val="18"/>
+        </w:rPr>
+        <w:t xml:space="preserve">전환</w:t>
+      </w:r>
+      <w:r>
+        <w:rPr>
+          <w:rFonts w:ascii="맑은 고딕" w:cs="맑은 고딕" w:eastAsia="맑은 고딕" w:hAnsi="맑은 고딕"/>
+          <w:color w:val="595959"/>
+          <w:sz w:val="18"/>
+          <w:szCs w:val="18"/>
+        </w:rPr>
+        <w:t xml:space="preserve"> — "그럼 네일샵 몇 개로 뭘 하겠냐는 질문이 남습니다"</w:t>
+      </w:r>
+    </w:p>
+    <w:p>
+      <w:pPr>
+        <w:pStyle w:val="Heading2"/>
+        <w:spacing w:after="120" w:before="280"/>
+      </w:pPr>
+      <w:r>
+        <w:rPr>
+          <w:rFonts w:ascii="맑은 고딕" w:cs="맑은 고딕" w:eastAsia="맑은 고딕" w:hAnsi="맑은 고딕"/>
+          <w:b/>
+          <w:bCs/>
+          <w:color w:val="2E5C8A"/>
+          <w:sz w:val="24"/>
+          <w:szCs w:val="24"/>
+        </w:rPr>
+        <w:t xml:space="preserve">S9 · 확장 전략 — 아마존의 순서  (1:28)</w:t>
+      </w:r>
+    </w:p>
+    <w:p>
+      <w:pPr>
+        <w:spacing w:after="100" w:before="60" w:line="276"/>
+      </w:pPr>
+      <w:r>
+        <w:rPr>
+          <w:rFonts w:ascii="맑은 고딕" w:cs="맑은 고딕" w:eastAsia="맑은 고딕" w:hAnsi="맑은 고딕"/>
+          <w:b/>
+          <w:bCs/>
+          <w:color w:val="595959"/>
+          <w:sz w:val="18"/>
+          <w:szCs w:val="18"/>
+        </w:rPr>
+        <w:t xml:space="preserve">화면</w:t>
+      </w:r>
+      <w:r>
+        <w:rPr>
+          <w:rFonts w:ascii="맑은 고딕" w:cs="맑은 고딕" w:eastAsia="맑은 고딕" w:hAnsi="맑은 고딕"/>
+          <w:color w:val="595959"/>
+          <w:sz w:val="18"/>
+          <w:szCs w:val="18"/>
+        </w:rPr>
+        <w:t xml:space="preserve"> — 상단은 아마존 사다리(책 → 음반 → 전자제품 → 신선식품), 하단은 채움 사다리(서비스업 → 문화 → 숙박 → 포장음식). 같은 색으로 1:1 대응.</w:t>
+      </w:r>
+    </w:p>
+    <w:p>
+      <w:pPr>
+        <w:pBdr>
+          <w:top w:val="single" w:color="1F3864" w:sz="14" w:space="8"/>
+        </w:pBdr>
+        <w:shd w:fill="F2F5F9" w:color="auto" w:val="clear"/>
+        <w:spacing w:after="30" w:before="160" w:line="276"/>
+        <w:ind w:left="200" w:right="200"/>
+      </w:pPr>
+      <w:r>
+        <w:rPr>
+          <w:rFonts w:ascii="맑은 고딕" w:cs="맑은 고딕" w:eastAsia="맑은 고딕" w:hAnsi="맑은 고딕"/>
+          <w:color w:val="262626"/>
+          <w:sz w:val="20"/>
+          <w:szCs w:val="20"/>
+        </w:rPr>
+        <w:t xml:space="preserve">아마존은 </w:t>
+      </w:r>
+      <w:r>
+        <w:rPr>
+          <w:rFonts w:ascii="맑은 고딕" w:cs="맑은 고딕" w:eastAsia="맑은 고딕" w:hAnsi="맑은 고딕"/>
+          <w:b/>
+          <w:bCs/>
+          <w:color w:val="1F3864"/>
+          <w:sz w:val="20"/>
+          <w:szCs w:val="20"/>
+        </w:rPr>
+        <w:t xml:space="preserve">책</w:t>
+      </w:r>
+      <w:r>
+        <w:rPr>
+          <w:rFonts w:ascii="맑은 고딕" w:cs="맑은 고딕" w:eastAsia="맑은 고딕" w:hAnsi="맑은 고딕"/>
+          <w:color w:val="262626"/>
+          <w:sz w:val="20"/>
+          <w:szCs w:val="20"/>
+        </w:rPr>
+        <w:t xml:space="preserve">부터 시작했습니다. 책이 잘 팔려서가 아니라, </w:t>
+      </w:r>
+      <w:r>
+        <w:rPr>
+          <w:rFonts w:ascii="맑은 고딕" w:cs="맑은 고딕" w:eastAsia="맑은 고딕" w:hAnsi="맑은 고딕"/>
+          <w:b/>
+          <w:bCs/>
+          <w:color w:val="1F3864"/>
+          <w:sz w:val="20"/>
+          <w:szCs w:val="20"/>
+        </w:rPr>
+        <w:t xml:space="preserve">온라인에서 팔기 가장 쉬운 물건</w:t>
+      </w:r>
+      <w:r>
+        <w:rPr>
+          <w:rFonts w:ascii="맑은 고딕" w:cs="맑은 고딕" w:eastAsia="맑은 고딕" w:hAnsi="맑은 고딕"/>
+          <w:color w:val="262626"/>
+          <w:sz w:val="20"/>
+          <w:szCs w:val="20"/>
+        </w:rPr>
+        <w:t xml:space="preserve">이었기 때문입니다. 표준화돼 있고, 상하지 않고, 반품이 드뭅니다. 가장 관대한 상품으로 물류를 익힌 겁니다. 그다음이 음반, 전자제품, 마지막이 신선식품. </w:t>
+      </w:r>
+      <w:r>
+        <w:rPr>
+          <w:rFonts w:ascii="맑은 고딕" w:cs="맑은 고딕" w:eastAsia="맑은 고딕" w:hAnsi="맑은 고딕"/>
+          <w:b/>
+          <w:bCs/>
+          <w:color w:val="1F3864"/>
+          <w:sz w:val="20"/>
+          <w:szCs w:val="20"/>
+        </w:rPr>
+        <w:t xml:space="preserve">단계마다 새로 배우는 건 딱 하나였습니다.</w:t>
+      </w:r>
+      <w:r>
+        <w:rPr>
+          <w:rFonts w:ascii="맑은 고딕" w:cs="맑은 고딕" w:eastAsia="맑은 고딕" w:hAnsi="맑은 고딕"/>
+          <w:color w:val="262626"/>
+          <w:sz w:val="20"/>
+          <w:szCs w:val="20"/>
+        </w:rPr>
+        <w:t xml:space="preserve"> /</w:t>
+      </w:r>
+    </w:p>
+    <w:p>
+      <w:pPr>
+        <w:shd w:fill="F2F5F9" w:color="auto" w:val="clear"/>
+        <w:spacing w:after="30" w:before="30" w:line="276"/>
+        <w:ind w:left="200" w:right="200"/>
+      </w:pPr>
+      <w:r>
+        <w:rPr>
+          <w:rFonts w:ascii="맑은 고딕" w:cs="맑은 고딕" w:eastAsia="맑은 고딕" w:hAnsi="맑은 고딕"/>
+          <w:color w:val="262626"/>
+          <w:sz w:val="20"/>
+          <w:szCs w:val="20"/>
+        </w:rPr>
+        <w:t xml:space="preserve">채움의 재고는 시간입니다. 시간에도 똑같은 사다리가 있습니다. /</w:t>
+      </w:r>
+    </w:p>
+    <w:p>
+      <w:pPr>
+        <w:shd w:fill="F2F5F9" w:color="auto" w:val="clear"/>
+        <w:spacing w:after="30" w:before="30" w:line="276"/>
+        <w:ind w:left="200" w:right="200"/>
+      </w:pPr>
+      <w:r>
+        <w:rPr>
+          <w:rFonts w:ascii="맑은 고딕" w:cs="맑은 고딕" w:eastAsia="맑은 고딕" w:hAnsi="맑은 고딕"/>
+          <w:b/>
+          <w:bCs/>
+          <w:color w:val="1F3864"/>
+          <w:sz w:val="20"/>
+          <w:szCs w:val="20"/>
+        </w:rPr>
+        <w:t xml:space="preserve">1단계 서비스업이 채움의 책입니다.</w:t>
+      </w:r>
+      <w:r>
+        <w:rPr>
+          <w:rFonts w:ascii="맑은 고딕" w:cs="맑은 고딕" w:eastAsia="맑은 고딕" w:hAnsi="맑은 고딕"/>
+          <w:color w:val="262626"/>
+          <w:sz w:val="20"/>
+          <w:szCs w:val="20"/>
+        </w:rPr>
+        <w:t xml:space="preserve"> 재고가 항상 하나고, 썩지 않고, 사장님 한 분이 결정합니다. 여기서 엔진을 완성합니다. /</w:t>
+      </w:r>
+    </w:p>
+    <w:p>
+      <w:pPr>
+        <w:shd w:fill="F2F5F9" w:color="auto" w:val="clear"/>
+        <w:spacing w:after="30" w:before="30" w:line="276"/>
+        <w:ind w:left="200" w:right="200"/>
+      </w:pPr>
+      <w:r>
+        <w:rPr>
+          <w:rFonts w:ascii="맑은 고딕" w:cs="맑은 고딕" w:eastAsia="맑은 고딕" w:hAnsi="맑은 고딕"/>
+          <w:b/>
+          <w:bCs/>
+          <w:color w:val="1F3864"/>
+          <w:sz w:val="20"/>
+          <w:szCs w:val="20"/>
+        </w:rPr>
+        <w:t xml:space="preserve">2단계는 문화.</w:t>
+      </w:r>
+      <w:r>
+        <w:rPr>
+          <w:rFonts w:ascii="맑은 고딕" w:cs="맑은 고딕" w:eastAsia="맑은 고딕" w:hAnsi="맑은 고딕"/>
+          <w:color w:val="262626"/>
+          <w:sz w:val="20"/>
+          <w:szCs w:val="20"/>
+        </w:rPr>
+        <w:t xml:space="preserve"> 연극, 영화, 방탈출, 보드게임. 전부 예약이고 오늘 지나면 사라집니다. 새로 배우는 건 좌석이라는 </w:t>
+      </w:r>
+      <w:r>
+        <w:rPr>
+          <w:rFonts w:ascii="맑은 고딕" w:cs="맑은 고딕" w:eastAsia="맑은 고딕" w:hAnsi="맑은 고딕"/>
+          <w:b/>
+          <w:bCs/>
+          <w:color w:val="1F3864"/>
+          <w:sz w:val="20"/>
+          <w:szCs w:val="20"/>
+        </w:rPr>
+        <w:t xml:space="preserve">수량</w:t>
+      </w:r>
+      <w:r>
+        <w:rPr>
+          <w:rFonts w:ascii="맑은 고딕" w:cs="맑은 고딕" w:eastAsia="맑은 고딕" w:hAnsi="맑은 고딕"/>
+          <w:color w:val="262626"/>
+          <w:sz w:val="20"/>
+          <w:szCs w:val="20"/>
+        </w:rPr>
+        <w:t xml:space="preserve"> 하나뿐입니다. /</w:t>
+      </w:r>
+    </w:p>
+    <w:p>
+      <w:pPr>
+        <w:shd w:fill="F2F5F9" w:color="auto" w:val="clear"/>
+        <w:spacing w:after="30" w:before="30" w:line="276"/>
+        <w:ind w:left="200" w:right="200"/>
+      </w:pPr>
+      <w:r>
+        <w:rPr>
+          <w:rFonts w:ascii="맑은 고딕" w:cs="맑은 고딕" w:eastAsia="맑은 고딕" w:hAnsi="맑은 고딕"/>
+          <w:b/>
+          <w:bCs/>
+          <w:color w:val="1F3864"/>
+          <w:sz w:val="20"/>
+          <w:szCs w:val="20"/>
+        </w:rPr>
+        <w:t xml:space="preserve">3단계 숙박</w:t>
+      </w:r>
+      <w:r>
+        <w:rPr>
+          <w:rFonts w:ascii="맑은 고딕" w:cs="맑은 고딕" w:eastAsia="맑은 고딕" w:hAnsi="맑은 고딕"/>
+          <w:color w:val="262626"/>
+          <w:sz w:val="20"/>
+          <w:szCs w:val="20"/>
+        </w:rPr>
+        <w:t xml:space="preserve">에서 처음으로 시간이 분리됩니다. 마감이 "몇 분 안에"에서 "오늘 자정까지"로 바뀝니다. /</w:t>
+      </w:r>
+    </w:p>
+    <w:p>
+      <w:pPr>
+        <w:pBdr>
+          <w:bottom w:val="single" w:color="1F3864" w:sz="4" w:space="8"/>
+        </w:pBdr>
+        <w:shd w:fill="F2F5F9" w:color="auto" w:val="clear"/>
+        <w:spacing w:after="180" w:before="30" w:line="276"/>
+        <w:ind w:left="200" w:right="200"/>
+      </w:pPr>
+      <w:r>
+        <w:rPr>
+          <w:rFonts w:ascii="맑은 고딕" w:cs="맑은 고딕" w:eastAsia="맑은 고딕" w:hAnsi="맑은 고딕"/>
+          <w:b/>
+          <w:bCs/>
+          <w:color w:val="1F3864"/>
+          <w:sz w:val="20"/>
+          <w:szCs w:val="20"/>
+        </w:rPr>
+        <w:t xml:space="preserve">4단계가 포장음식입니다.</w:t>
+      </w:r>
+      <w:r>
+        <w:rPr>
+          <w:rFonts w:ascii="맑은 고딕" w:cs="맑은 고딕" w:eastAsia="맑은 고딕" w:hAnsi="맑은 고딕"/>
+          <w:color w:val="262626"/>
+          <w:sz w:val="20"/>
+          <w:szCs w:val="20"/>
+        </w:rPr>
+        <w:t xml:space="preserve"> 만두, 빵, 동네 과일가게. 사회적 가치는 가장 큰데 순서는 가장 마지막입니다. 여기서 처음으로 시간이 아니라 </w:t>
+      </w:r>
+      <w:r>
+        <w:rPr>
+          <w:rFonts w:ascii="맑은 고딕" w:cs="맑은 고딕" w:eastAsia="맑은 고딕" w:hAnsi="맑은 고딕"/>
+          <w:b/>
+          <w:bCs/>
+          <w:color w:val="1F3864"/>
+          <w:sz w:val="20"/>
+          <w:szCs w:val="20"/>
+        </w:rPr>
+        <w:t xml:space="preserve">물건</w:t>
+      </w:r>
+      <w:r>
+        <w:rPr>
+          <w:rFonts w:ascii="맑은 고딕" w:cs="맑은 고딕" w:eastAsia="맑은 고딕" w:hAnsi="맑은 고딕"/>
+          <w:color w:val="262626"/>
+          <w:sz w:val="20"/>
+          <w:szCs w:val="20"/>
+        </w:rPr>
+        <w:t xml:space="preserve">을 팔거든요. 앱에 올려둔 사이 매장 손님이 사갑니다. 아마존의 신선식품과 정확히 같은 자리입니다.</w:t>
+      </w:r>
+    </w:p>
+    <w:p>
+      <w:pPr>
+        <w:spacing w:after="100" w:before="60" w:line="276"/>
+      </w:pPr>
+      <w:r>
+        <w:rPr>
+          <w:rFonts w:ascii="맑은 고딕" w:cs="맑은 고딕" w:eastAsia="맑은 고딕" w:hAnsi="맑은 고딕"/>
+          <w:b/>
+          <w:bCs/>
+          <w:color w:val="595959"/>
+          <w:sz w:val="18"/>
+          <w:szCs w:val="18"/>
+        </w:rPr>
+        <w:t xml:space="preserve">전환</w:t>
+      </w:r>
+      <w:r>
+        <w:rPr>
+          <w:rFonts w:ascii="맑은 고딕" w:cs="맑은 고딕" w:eastAsia="맑은 고딕" w:hAnsi="맑은 고딕"/>
+          <w:color w:val="595959"/>
+          <w:sz w:val="18"/>
+          <w:szCs w:val="18"/>
+        </w:rPr>
+        <w:t xml:space="preserve"> — 사다리를 그대로 두고 색을 둘로 나누며</w:t>
+      </w:r>
+    </w:p>
+    <w:p>
+      <w:pPr>
+        <w:pStyle w:val="Heading2"/>
+        <w:spacing w:after="120" w:before="280"/>
+      </w:pPr>
+      <w:r>
+        <w:rPr>
+          <w:rFonts w:ascii="맑은 고딕" w:cs="맑은 고딕" w:eastAsia="맑은 고딕" w:hAnsi="맑은 고딕"/>
+          <w:b/>
+          <w:bCs/>
+          <w:color w:val="2E5C8A"/>
+          <w:sz w:val="24"/>
+          <w:szCs w:val="24"/>
+        </w:rPr>
+        <w:t xml:space="preserve">S10 · 소상공인에서 대기업으로  (0:38)</w:t>
+      </w:r>
+    </w:p>
+    <w:p>
+      <w:pPr>
+        <w:spacing w:after="100" w:before="60" w:line="276"/>
+      </w:pPr>
+      <w:r>
+        <w:rPr>
+          <w:rFonts w:ascii="맑은 고딕" w:cs="맑은 고딕" w:eastAsia="맑은 고딕" w:hAnsi="맑은 고딕"/>
+          <w:b/>
+          <w:bCs/>
+          <w:color w:val="595959"/>
+          <w:sz w:val="18"/>
+          <w:szCs w:val="18"/>
+        </w:rPr>
+        <w:t xml:space="preserve">화면</w:t>
+      </w:r>
+      <w:r>
+        <w:rPr>
+          <w:rFonts w:ascii="맑은 고딕" w:cs="맑은 고딕" w:eastAsia="맑은 고딕" w:hAnsi="맑은 고딕"/>
+          <w:color w:val="595959"/>
+          <w:sz w:val="18"/>
+          <w:szCs w:val="18"/>
+        </w:rPr>
+        <w:t xml:space="preserve"> — 같은 사다리에 색 오버레이. 1·4단계 = 소상공인(밀도), 2·3단계 = 대기업(규모). 오른쪽에 화살표: "첫 문 → 롯데시네마 · 롯데호텔"</w:t>
+      </w:r>
+    </w:p>
+    <w:p>
+      <w:pPr>
+        <w:pBdr>
+          <w:top w:val="single" w:color="1F3864" w:sz="14" w:space="8"/>
+        </w:pBdr>
+        <w:shd w:fill="F2F5F9" w:color="auto" w:val="clear"/>
+        <w:spacing w:after="30" w:before="160" w:line="276"/>
+        <w:ind w:left="200" w:right="200"/>
+      </w:pPr>
+      <w:r>
+        <w:rPr>
+          <w:rFonts w:ascii="맑은 고딕" w:cs="맑은 고딕" w:eastAsia="맑은 고딕" w:hAnsi="맑은 고딕"/>
+          <w:color w:val="262626"/>
+          <w:sz w:val="20"/>
+          <w:szCs w:val="20"/>
+        </w:rPr>
+        <w:t xml:space="preserve">여기서 한 가지가 더 보입니다. </w:t>
+      </w:r>
+      <w:r>
+        <w:rPr>
+          <w:rFonts w:ascii="맑은 고딕" w:cs="맑은 고딕" w:eastAsia="맑은 고딕" w:hAnsi="맑은 고딕"/>
+          <w:b/>
+          <w:bCs/>
+          <w:color w:val="1F3864"/>
+          <w:sz w:val="20"/>
+          <w:szCs w:val="20"/>
+        </w:rPr>
+        <w:t xml:space="preserve">1단계와 4단계는 소상공인이고, 2단계와 3단계는 대기업입니다.</w:t>
+      </w:r>
+      <w:r>
+        <w:rPr>
+          <w:rFonts w:ascii="맑은 고딕" w:cs="맑은 고딕" w:eastAsia="맑은 고딕" w:hAnsi="맑은 고딕"/>
+          <w:color w:val="262626"/>
+          <w:sz w:val="20"/>
+          <w:szCs w:val="20"/>
+        </w:rPr>
+        <w:t xml:space="preserve"> /</w:t>
+      </w:r>
+    </w:p>
+    <w:p>
+      <w:pPr>
+        <w:shd w:fill="F2F5F9" w:color="auto" w:val="clear"/>
+        <w:spacing w:after="30" w:before="30" w:line="276"/>
+        <w:ind w:left="200" w:right="200"/>
+      </w:pPr>
+      <w:r>
+        <w:rPr>
+          <w:rFonts w:ascii="맑은 고딕" w:cs="맑은 고딕" w:eastAsia="맑은 고딕" w:hAnsi="맑은 고딕"/>
+          <w:color w:val="262626"/>
+          <w:sz w:val="20"/>
+          <w:szCs w:val="20"/>
+        </w:rPr>
+        <w:t xml:space="preserve">소상공인은 </w:t>
+      </w:r>
+      <w:r>
+        <w:rPr>
+          <w:rFonts w:ascii="맑은 고딕" w:cs="맑은 고딕" w:eastAsia="맑은 고딕" w:hAnsi="맑은 고딕"/>
+          <w:b/>
+          <w:bCs/>
+          <w:color w:val="1F3864"/>
+          <w:sz w:val="20"/>
+          <w:szCs w:val="20"/>
+        </w:rPr>
+        <w:t xml:space="preserve">밀도</w:t>
+      </w:r>
+      <w:r>
+        <w:rPr>
+          <w:rFonts w:ascii="맑은 고딕" w:cs="맑은 고딕" w:eastAsia="맑은 고딕" w:hAnsi="맑은 고딕"/>
+          <w:color w:val="262626"/>
+          <w:sz w:val="20"/>
+          <w:szCs w:val="20"/>
+        </w:rPr>
+        <w:t xml:space="preserve">를 만들고, 대기업은 </w:t>
+      </w:r>
+      <w:r>
+        <w:rPr>
+          <w:rFonts w:ascii="맑은 고딕" w:cs="맑은 고딕" w:eastAsia="맑은 고딕" w:hAnsi="맑은 고딕"/>
+          <w:b/>
+          <w:bCs/>
+          <w:color w:val="1F3864"/>
+          <w:sz w:val="20"/>
+          <w:szCs w:val="20"/>
+        </w:rPr>
+        <w:t xml:space="preserve">규모</w:t>
+      </w:r>
+      <w:r>
+        <w:rPr>
+          <w:rFonts w:ascii="맑은 고딕" w:cs="맑은 고딕" w:eastAsia="맑은 고딕" w:hAnsi="맑은 고딕"/>
+          <w:color w:val="262626"/>
+          <w:sz w:val="20"/>
+          <w:szCs w:val="20"/>
+        </w:rPr>
+        <w:t xml:space="preserve">를 만듭니다. 영화관 체인 한 곳과 계약하면 전국 수백 개 관의 빈 좌석이 한 번에 열립니다. /</w:t>
+      </w:r>
+    </w:p>
+    <w:p>
+      <w:pPr>
+        <w:shd w:fill="F2F5F9" w:color="auto" w:val="clear"/>
+        <w:spacing w:after="30" w:before="30" w:line="276"/>
+        <w:ind w:left="200" w:right="200"/>
+      </w:pPr>
+      <w:r>
+        <w:rPr>
+          <w:rFonts w:ascii="맑은 고딕" w:cs="맑은 고딕" w:eastAsia="맑은 고딕" w:hAnsi="맑은 고딕"/>
+          <w:color w:val="262626"/>
+          <w:sz w:val="20"/>
+          <w:szCs w:val="20"/>
+        </w:rPr>
+        <w:t xml:space="preserve">다만 순서를 못 바꿉니다. </w:t>
+      </w:r>
+      <w:r>
+        <w:rPr>
+          <w:rFonts w:ascii="맑은 고딕" w:cs="맑은 고딕" w:eastAsia="맑은 고딕" w:hAnsi="맑은 고딕"/>
+          <w:b/>
+          <w:bCs/>
+          <w:color w:val="1F3864"/>
+          <w:sz w:val="20"/>
+          <w:szCs w:val="20"/>
+        </w:rPr>
+        <w:t xml:space="preserve">대형 체인은 트래픽을 증명한 플랫폼에만 재고를 엽니다.</w:t>
+      </w:r>
+      <w:r>
+        <w:rPr>
+          <w:rFonts w:ascii="맑은 고딕" w:cs="맑은 고딕" w:eastAsia="맑은 고딕" w:hAnsi="맑은 고딕"/>
+          <w:color w:val="262626"/>
+          <w:sz w:val="20"/>
+          <w:szCs w:val="20"/>
+        </w:rPr>
+        <w:t xml:space="preserve"> /</w:t>
+      </w:r>
+    </w:p>
+    <w:p>
+      <w:pPr>
+        <w:pBdr>
+          <w:bottom w:val="single" w:color="1F3864" w:sz="4" w:space="8"/>
+        </w:pBdr>
+        <w:shd w:fill="F2F5F9" w:color="auto" w:val="clear"/>
+        <w:spacing w:after="180" w:before="30" w:line="276"/>
+        <w:ind w:left="200" w:right="200"/>
+      </w:pPr>
+      <w:r>
+        <w:rPr>
+          <w:rFonts w:ascii="맑은 고딕" w:cs="맑은 고딕" w:eastAsia="맑은 고딕" w:hAnsi="맑은 고딕"/>
+          <w:color w:val="262626"/>
+          <w:sz w:val="20"/>
+          <w:szCs w:val="20"/>
+        </w:rPr>
+        <w:t xml:space="preserve">그 첫 문을 </w:t>
+      </w:r>
+      <w:r>
+        <w:rPr>
+          <w:rFonts w:ascii="맑은 고딕" w:cs="맑은 고딕" w:eastAsia="맑은 고딕" w:hAnsi="맑은 고딕"/>
+          <w:b/>
+          <w:bCs/>
+          <w:color w:val="1F3864"/>
+          <w:sz w:val="20"/>
+          <w:szCs w:val="20"/>
+        </w:rPr>
+        <w:t xml:space="preserve">롯데시네마와 롯데호텔</w:t>
+      </w:r>
+      <w:r>
+        <w:rPr>
+          <w:rFonts w:ascii="맑은 고딕" w:cs="맑은 고딕" w:eastAsia="맑은 고딕" w:hAnsi="맑은 고딕"/>
+          <w:color w:val="262626"/>
+          <w:sz w:val="20"/>
+          <w:szCs w:val="20"/>
+        </w:rPr>
+        <w:t xml:space="preserve">에서 열면 됩니다. 레퍼런스 한 건이면 나머지는 따라옵니다.</w:t>
+      </w:r>
+    </w:p>
+    <w:p>
+      <w:pPr>
+        <w:pStyle w:val="Heading2"/>
+        <w:spacing w:after="120" w:before="280"/>
+      </w:pPr>
+      <w:r>
+        <w:rPr>
+          <w:rFonts w:ascii="맑은 고딕" w:cs="맑은 고딕" w:eastAsia="맑은 고딕" w:hAnsi="맑은 고딕"/>
+          <w:b/>
+          <w:bCs/>
+          <w:color w:val="2E5C8A"/>
+          <w:sz w:val="24"/>
+          <w:szCs w:val="24"/>
+        </w:rPr>
+        <w:t xml:space="preserve">S11 · 운영 3원칙  (0:38)</w:t>
+      </w:r>
+    </w:p>
+    <w:p>
+      <w:pPr>
+        <w:spacing w:after="100" w:before="60" w:line="276"/>
+      </w:pPr>
+      <w:r>
+        <w:rPr>
+          <w:rFonts w:ascii="맑은 고딕" w:cs="맑은 고딕" w:eastAsia="맑은 고딕" w:hAnsi="맑은 고딕"/>
+          <w:b/>
+          <w:bCs/>
+          <w:color w:val="595959"/>
+          <w:sz w:val="18"/>
+          <w:szCs w:val="18"/>
+        </w:rPr>
+        <w:t xml:space="preserve">화면</w:t>
+      </w:r>
+      <w:r>
+        <w:rPr>
+          <w:rFonts w:ascii="맑은 고딕" w:cs="맑은 고딕" w:eastAsia="맑은 고딕" w:hAnsi="맑은 고딕"/>
+          <w:color w:val="595959"/>
+          <w:sz w:val="18"/>
+          <w:szCs w:val="18"/>
+        </w:rPr>
+        <w:t xml:space="preserve"> — 원칙 3개. ① 강남구 한 곳 ② 선결제 의무 ③ 단골에게는 안 보임.</w:t>
+      </w:r>
+    </w:p>
+    <w:p>
+      <w:pPr>
+        <w:pBdr>
+          <w:top w:val="single" w:color="1F3864" w:sz="14" w:space="8"/>
+        </w:pBdr>
+        <w:shd w:fill="F2F5F9" w:color="auto" w:val="clear"/>
+        <w:spacing w:after="30" w:before="160" w:line="276"/>
+        <w:ind w:left="200" w:right="200"/>
+      </w:pPr>
+      <w:r>
+        <w:rPr>
+          <w:rFonts w:ascii="맑은 고딕" w:cs="맑은 고딕" w:eastAsia="맑은 고딕" w:hAnsi="맑은 고딕"/>
+          <w:color w:val="262626"/>
+          <w:sz w:val="20"/>
+          <w:szCs w:val="20"/>
+        </w:rPr>
+        <w:t xml:space="preserve">운영은 세 가지 원칙으로 갑니다. /</w:t>
+      </w:r>
+    </w:p>
+    <w:p>
+      <w:pPr>
+        <w:shd w:fill="F2F5F9" w:color="auto" w:val="clear"/>
+        <w:spacing w:after="30" w:before="30" w:line="276"/>
+        <w:ind w:left="200" w:right="200"/>
+      </w:pPr>
+      <w:r>
+        <w:rPr>
+          <w:rFonts w:ascii="맑은 고딕" w:cs="맑은 고딕" w:eastAsia="맑은 고딕" w:hAnsi="맑은 고딕"/>
+          <w:color w:val="262626"/>
+          <w:sz w:val="20"/>
+          <w:szCs w:val="20"/>
+        </w:rPr>
+        <w:t xml:space="preserve">첫째, </w:t>
+      </w:r>
+      <w:r>
+        <w:rPr>
+          <w:rFonts w:ascii="맑은 고딕" w:cs="맑은 고딕" w:eastAsia="맑은 고딕" w:hAnsi="맑은 고딕"/>
+          <w:b/>
+          <w:bCs/>
+          <w:color w:val="1F3864"/>
+          <w:sz w:val="20"/>
+          <w:szCs w:val="20"/>
+        </w:rPr>
+        <w:t xml:space="preserve">강남구 한 곳에서만</w:t>
+      </w:r>
+      <w:r>
+        <w:rPr>
+          <w:rFonts w:ascii="맑은 고딕" w:cs="맑은 고딕" w:eastAsia="맑은 고딕" w:hAnsi="맑은 고딕"/>
+          <w:color w:val="262626"/>
+          <w:sz w:val="20"/>
+          <w:szCs w:val="20"/>
+        </w:rPr>
+        <w:t xml:space="preserve"> 시작합니다. 밀도가 곧 매칭률입니다. 공급 백 개를 전국에 흩뿌리면 실패하고, 강남구에 몰면 작동합니다. /</w:t>
+      </w:r>
+    </w:p>
+    <w:p>
+      <w:pPr>
+        <w:shd w:fill="F2F5F9" w:color="auto" w:val="clear"/>
+        <w:spacing w:after="30" w:before="30" w:line="276"/>
+        <w:ind w:left="200" w:right="200"/>
+      </w:pPr>
+      <w:r>
+        <w:rPr>
+          <w:rFonts w:ascii="맑은 고딕" w:cs="맑은 고딕" w:eastAsia="맑은 고딕" w:hAnsi="맑은 고딕"/>
+          <w:color w:val="262626"/>
+          <w:sz w:val="20"/>
+          <w:szCs w:val="20"/>
+        </w:rPr>
+        <w:t xml:space="preserve">둘째, </w:t>
+      </w:r>
+      <w:r>
+        <w:rPr>
+          <w:rFonts w:ascii="맑은 고딕" w:cs="맑은 고딕" w:eastAsia="맑은 고딕" w:hAnsi="맑은 고딕"/>
+          <w:b/>
+          <w:bCs/>
+          <w:color w:val="1F3864"/>
+          <w:sz w:val="20"/>
+          <w:szCs w:val="20"/>
+        </w:rPr>
+        <w:t xml:space="preserve">선결제를 의무화합니다.</w:t>
+      </w:r>
+      <w:r>
+        <w:rPr>
+          <w:rFonts w:ascii="맑은 고딕" w:cs="맑은 고딕" w:eastAsia="맑은 고딕" w:hAnsi="맑은 고딕"/>
+          <w:color w:val="262626"/>
+          <w:sz w:val="20"/>
+          <w:szCs w:val="20"/>
+        </w:rPr>
+        <w:t xml:space="preserve"> 크게 할인해준 사장님에게 노쇼는 재앙이니까요. /</w:t>
+      </w:r>
+    </w:p>
+    <w:p>
+      <w:pPr>
+        <w:pBdr>
+          <w:bottom w:val="single" w:color="1F3864" w:sz="4" w:space="8"/>
+        </w:pBdr>
+        <w:shd w:fill="F2F5F9" w:color="auto" w:val="clear"/>
+        <w:spacing w:after="180" w:before="30" w:line="276"/>
+        <w:ind w:left="200" w:right="200"/>
+      </w:pPr>
+      <w:r>
+        <w:rPr>
+          <w:rFonts w:ascii="맑은 고딕" w:cs="맑은 고딕" w:eastAsia="맑은 고딕" w:hAnsi="맑은 고딕"/>
+          <w:color w:val="262626"/>
+          <w:sz w:val="20"/>
+          <w:szCs w:val="20"/>
+        </w:rPr>
+        <w:t xml:space="preserve">셋째, </w:t>
+      </w:r>
+      <w:r>
+        <w:rPr>
+          <w:rFonts w:ascii="맑은 고딕" w:cs="맑은 고딕" w:eastAsia="맑은 고딕" w:hAnsi="맑은 고딕"/>
+          <w:b/>
+          <w:bCs/>
+          <w:color w:val="1F3864"/>
+          <w:sz w:val="20"/>
+          <w:szCs w:val="20"/>
+        </w:rPr>
+        <w:t xml:space="preserve">그 가게의 단골에게는 할인 슬롯을 보여주지 않습니다.</w:t>
+      </w:r>
+      <w:r>
+        <w:rPr>
+          <w:rFonts w:ascii="맑은 고딕" w:cs="맑은 고딕" w:eastAsia="맑은 고딕" w:hAnsi="맑은 고딕"/>
+          <w:color w:val="262626"/>
+          <w:sz w:val="20"/>
+          <w:szCs w:val="20"/>
+        </w:rPr>
+        <w:t xml:space="preserve"> 단골이 정가를 안 내게 되는 순간 사장님은 떠납니다. 이건 할인 채널이 아니라 </w:t>
+      </w:r>
+      <w:r>
+        <w:rPr>
+          <w:rFonts w:ascii="맑은 고딕" w:cs="맑은 고딕" w:eastAsia="맑은 고딕" w:hAnsi="맑은 고딕"/>
+          <w:b/>
+          <w:bCs/>
+          <w:color w:val="1F3864"/>
+          <w:sz w:val="20"/>
+          <w:szCs w:val="20"/>
+        </w:rPr>
+        <w:t xml:space="preserve">신규 고객 채널</w:t>
+      </w:r>
+      <w:r>
+        <w:rPr>
+          <w:rFonts w:ascii="맑은 고딕" w:cs="맑은 고딕" w:eastAsia="맑은 고딕" w:hAnsi="맑은 고딕"/>
+          <w:color w:val="262626"/>
+          <w:sz w:val="20"/>
+          <w:szCs w:val="20"/>
+        </w:rPr>
+        <w:t xml:space="preserve">입니다.</w:t>
+      </w:r>
+    </w:p>
+    <w:p>
+      <w:pPr>
+        <w:pStyle w:val="Heading2"/>
+        <w:spacing w:after="120" w:before="280"/>
+      </w:pPr>
+      <w:r>
+        <w:rPr>
+          <w:rFonts w:ascii="맑은 고딕" w:cs="맑은 고딕" w:eastAsia="맑은 고딕" w:hAnsi="맑은 고딕"/>
+          <w:b/>
+          <w:bCs/>
+          <w:color w:val="2E5C8A"/>
+          <w:sz w:val="24"/>
+          <w:szCs w:val="24"/>
+        </w:rPr>
+        <w:t xml:space="preserve">S12 · 수익 모델  (0:33)</w:t>
+      </w:r>
+    </w:p>
+    <w:p>
+      <w:pPr>
+        <w:spacing w:after="100" w:before="60" w:line="276"/>
+      </w:pPr>
+      <w:r>
+        <w:rPr>
+          <w:rFonts w:ascii="맑은 고딕" w:cs="맑은 고딕" w:eastAsia="맑은 고딕" w:hAnsi="맑은 고딕"/>
+          <w:b/>
+          <w:bCs/>
+          <w:color w:val="595959"/>
+          <w:sz w:val="18"/>
+          <w:szCs w:val="18"/>
+        </w:rPr>
+        <w:t xml:space="preserve">화면</w:t>
+      </w:r>
+      <w:r>
+        <w:rPr>
+          <w:rFonts w:ascii="맑은 고딕" w:cs="맑은 고딕" w:eastAsia="맑은 고딕" w:hAnsi="맑은 고딕"/>
+          <w:color w:val="595959"/>
+          <w:sz w:val="18"/>
+          <w:szCs w:val="18"/>
+        </w:rPr>
+        <w:t xml:space="preserve"> — 3단 타임라인. 수수료 0% → 광고 → 채움페이 · 인증 배지. 아래에 각 단계의 전환 조건.</w:t>
+      </w:r>
+    </w:p>
+    <w:p>
+      <w:pPr>
+        <w:pBdr>
+          <w:top w:val="single" w:color="1F3864" w:sz="14" w:space="8"/>
+        </w:pBdr>
+        <w:shd w:fill="F2F5F9" w:color="auto" w:val="clear"/>
+        <w:spacing w:after="30" w:before="160" w:line="276"/>
+        <w:ind w:left="200" w:right="200"/>
+      </w:pPr>
+      <w:r>
+        <w:rPr>
+          <w:rFonts w:ascii="맑은 고딕" w:cs="맑은 고딕" w:eastAsia="맑은 고딕" w:hAnsi="맑은 고딕"/>
+          <w:color w:val="262626"/>
+          <w:sz w:val="20"/>
+          <w:szCs w:val="20"/>
+        </w:rPr>
+        <w:t xml:space="preserve">수익은 서두르지 않습니다. 첫해는 </w:t>
+      </w:r>
+      <w:r>
+        <w:rPr>
+          <w:rFonts w:ascii="맑은 고딕" w:cs="맑은 고딕" w:eastAsia="맑은 고딕" w:hAnsi="맑은 고딕"/>
+          <w:b/>
+          <w:bCs/>
+          <w:color w:val="1F3864"/>
+          <w:sz w:val="20"/>
+          <w:szCs w:val="20"/>
+        </w:rPr>
+        <w:t xml:space="preserve">수수료 0</w:t>
+      </w:r>
+      <w:r>
+        <w:rPr>
+          <w:rFonts w:ascii="맑은 고딕" w:cs="맑은 고딕" w:eastAsia="맑은 고딕" w:hAnsi="맑은 고딕"/>
+          <w:color w:val="262626"/>
+          <w:sz w:val="20"/>
+          <w:szCs w:val="20"/>
+        </w:rPr>
+        <w:t xml:space="preserve">입니다. /</w:t>
+      </w:r>
+    </w:p>
+    <w:p>
+      <w:pPr>
+        <w:shd w:fill="F2F5F9" w:color="auto" w:val="clear"/>
+        <w:spacing w:after="30" w:before="30" w:line="276"/>
+        <w:ind w:left="200" w:right="200"/>
+      </w:pPr>
+      <w:r>
+        <w:rPr>
+          <w:rFonts w:ascii="맑은 고딕" w:cs="맑은 고딕" w:eastAsia="맑은 고딕" w:hAnsi="맑은 고딕"/>
+          <w:color w:val="262626"/>
+          <w:sz w:val="20"/>
+          <w:szCs w:val="20"/>
+        </w:rPr>
+        <w:t xml:space="preserve">팔릴 때마다 돈을 떼면 사장님이 슬롯을 안 엽니다. 당근이 그랬듯, 먼저 밀도를 만드는 게 순서입니다. /</w:t>
+      </w:r>
+    </w:p>
+    <w:p>
+      <w:pPr>
+        <w:shd w:fill="F2F5F9" w:color="auto" w:val="clear"/>
+        <w:spacing w:after="30" w:before="30" w:line="276"/>
+        <w:ind w:left="200" w:right="200"/>
+      </w:pPr>
+      <w:r>
+        <w:rPr>
+          <w:rFonts w:ascii="맑은 고딕" w:cs="맑은 고딕" w:eastAsia="맑은 고딕" w:hAnsi="맑은 고딕"/>
+          <w:color w:val="262626"/>
+          <w:sz w:val="20"/>
+          <w:szCs w:val="20"/>
+        </w:rPr>
+        <w:t xml:space="preserve">밀도가 생기면 </w:t>
+      </w:r>
+      <w:r>
+        <w:rPr>
+          <w:rFonts w:ascii="맑은 고딕" w:cs="맑은 고딕" w:eastAsia="맑은 고딕" w:hAnsi="맑은 고딕"/>
+          <w:b/>
+          <w:bCs/>
+          <w:color w:val="1F3864"/>
+          <w:sz w:val="20"/>
+          <w:szCs w:val="20"/>
+        </w:rPr>
+        <w:t xml:space="preserve">광고</w:t>
+      </w:r>
+      <w:r>
+        <w:rPr>
+          <w:rFonts w:ascii="맑은 고딕" w:cs="맑은 고딕" w:eastAsia="맑은 고딕" w:hAnsi="맑은 고딕"/>
+          <w:color w:val="262626"/>
+          <w:sz w:val="20"/>
+          <w:szCs w:val="20"/>
+        </w:rPr>
+        <w:t xml:space="preserve">로 전환합니다. 아까 말씀드린 </w:t>
+      </w:r>
+      <w:r>
+        <w:rPr>
+          <w:rFonts w:ascii="맑은 고딕" w:cs="맑은 고딕" w:eastAsia="맑은 고딕" w:hAnsi="맑은 고딕"/>
+          <w:b/>
+          <w:bCs/>
+          <w:color w:val="1F3864"/>
+          <w:sz w:val="20"/>
+          <w:szCs w:val="20"/>
+        </w:rPr>
+        <w:t xml:space="preserve">도달 반경 안의 상위 노출권</w:t>
+      </w:r>
+      <w:r>
+        <w:rPr>
+          <w:rFonts w:ascii="맑은 고딕" w:cs="맑은 고딕" w:eastAsia="맑은 고딕" w:hAnsi="맑은 고딕"/>
+          <w:color w:val="262626"/>
+          <w:sz w:val="20"/>
+          <w:szCs w:val="20"/>
+        </w:rPr>
+        <w:t xml:space="preserve">이 그대로 상품이 됩니다. 이미 갈 수 있는 사람에게만 보여주는 광고니까요. /</w:t>
+      </w:r>
+    </w:p>
+    <w:p>
+      <w:pPr>
+        <w:pBdr>
+          <w:bottom w:val="single" w:color="1F3864" w:sz="4" w:space="8"/>
+        </w:pBdr>
+        <w:shd w:fill="F2F5F9" w:color="auto" w:val="clear"/>
+        <w:spacing w:after="180" w:before="30" w:line="276"/>
+        <w:ind w:left="200" w:right="200"/>
+      </w:pPr>
+      <w:r>
+        <w:rPr>
+          <w:rFonts w:ascii="맑은 고딕" w:cs="맑은 고딕" w:eastAsia="맑은 고딕" w:hAnsi="맑은 고딕"/>
+          <w:color w:val="262626"/>
+          <w:sz w:val="20"/>
+          <w:szCs w:val="20"/>
+        </w:rPr>
+        <w:t xml:space="preserve">그다음이 채움페이와 인증 배지입니다.</w:t>
+      </w:r>
+    </w:p>
+    <w:p>
+      <w:pPr>
+        <w:pStyle w:val="Heading2"/>
+        <w:spacing w:after="120" w:before="280"/>
+      </w:pPr>
+      <w:r>
+        <w:rPr>
+          <w:rFonts w:ascii="맑은 고딕" w:cs="맑은 고딕" w:eastAsia="맑은 고딕" w:hAnsi="맑은 고딕"/>
+          <w:b/>
+          <w:bCs/>
+          <w:color w:val="2E5C8A"/>
+          <w:sz w:val="24"/>
+          <w:szCs w:val="24"/>
+        </w:rPr>
+        <w:t xml:space="preserve">S13 · 로드맵과 요청  (0:34)</w:t>
+      </w:r>
+    </w:p>
+    <w:p>
+      <w:pPr>
+        <w:spacing w:after="100" w:before="60" w:line="276"/>
+      </w:pPr>
+      <w:r>
+        <w:rPr>
+          <w:rFonts w:ascii="맑은 고딕" w:cs="맑은 고딕" w:eastAsia="맑은 고딕" w:hAnsi="맑은 고딕"/>
+          <w:b/>
+          <w:bCs/>
+          <w:color w:val="595959"/>
+          <w:sz w:val="18"/>
+          <w:szCs w:val="18"/>
+        </w:rPr>
+        <w:t xml:space="preserve">화면</w:t>
+      </w:r>
+      <w:r>
+        <w:rPr>
+          <w:rFonts w:ascii="맑은 고딕" w:cs="맑은 고딕" w:eastAsia="맑은 고딕" w:hAnsi="맑은 고딕"/>
+          <w:color w:val="595959"/>
+          <w:sz w:val="18"/>
+          <w:szCs w:val="18"/>
+        </w:rPr>
+        <w:t xml:space="preserve"> — 좌: 타임라인 3단(M3 / M6 / M12). 우: 큰 글씨로 North Star "채워진 슬롯 수". 하단에 요청 2줄.</w:t>
+      </w:r>
+    </w:p>
+    <w:p>
+      <w:pPr>
+        <w:pBdr>
+          <w:top w:val="single" w:color="1F3864" w:sz="14" w:space="8"/>
+        </w:pBdr>
+        <w:shd w:fill="F2F5F9" w:color="auto" w:val="clear"/>
+        <w:spacing w:after="30" w:before="160" w:line="276"/>
+        <w:ind w:left="200" w:right="200"/>
+      </w:pPr>
+      <w:r>
+        <w:rPr>
+          <w:rFonts w:ascii="맑은 고딕" w:cs="맑은 고딕" w:eastAsia="맑은 고딕" w:hAnsi="맑은 고딕"/>
+          <w:color w:val="262626"/>
+          <w:sz w:val="20"/>
+          <w:szCs w:val="20"/>
+        </w:rPr>
+        <w:t xml:space="preserve">일정은 이렇습니다. 석 달 안에 강남구 가맹 백 개와 MVP. 여섯 달째에 </w:t>
+      </w:r>
+      <w:r>
+        <w:rPr>
+          <w:rFonts w:ascii="맑은 고딕" w:cs="맑은 고딕" w:eastAsia="맑은 고딕" w:hAnsi="맑은 고딕"/>
+          <w:b/>
+          <w:bCs/>
+          <w:color w:val="1F3864"/>
+          <w:sz w:val="20"/>
+          <w:szCs w:val="20"/>
+        </w:rPr>
+        <w:t xml:space="preserve">슬롯 성사율</w:t>
+      </w:r>
+      <w:r>
+        <w:rPr>
+          <w:rFonts w:ascii="맑은 고딕" w:cs="맑은 고딕" w:eastAsia="맑은 고딕" w:hAnsi="맑은 고딕"/>
+          <w:color w:val="262626"/>
+          <w:sz w:val="20"/>
+          <w:szCs w:val="20"/>
+        </w:rPr>
+        <w:t xml:space="preserve">로 검증하고, 일 년 안에 문화 카테고리와 서초·송파로 넓힙니다. /</w:t>
+      </w:r>
+    </w:p>
+    <w:p>
+      <w:pPr>
+        <w:shd w:fill="F2F5F9" w:color="auto" w:val="clear"/>
+        <w:spacing w:after="30" w:before="30" w:line="276"/>
+        <w:ind w:left="200" w:right="200"/>
+      </w:pPr>
+      <w:r>
+        <w:rPr>
+          <w:rFonts w:ascii="맑은 고딕" w:cs="맑은 고딕" w:eastAsia="맑은 고딕" w:hAnsi="맑은 고딕"/>
+          <w:color w:val="262626"/>
+          <w:sz w:val="20"/>
+          <w:szCs w:val="20"/>
+        </w:rPr>
+        <w:t xml:space="preserve">저희가 보는 지표는 하나입니다. </w:t>
+      </w:r>
+      <w:r>
+        <w:rPr>
+          <w:rFonts w:ascii="맑은 고딕" w:cs="맑은 고딕" w:eastAsia="맑은 고딕" w:hAnsi="맑은 고딕"/>
+          <w:b/>
+          <w:bCs/>
+          <w:color w:val="1F3864"/>
+          <w:sz w:val="20"/>
+          <w:szCs w:val="20"/>
+        </w:rPr>
+        <w:t xml:space="preserve">채워진 슬롯 수.</w:t>
+      </w:r>
+      <w:r>
+        <w:rPr>
+          <w:rFonts w:ascii="맑은 고딕" w:cs="맑은 고딕" w:eastAsia="맑은 고딕" w:hAnsi="맑은 고딕"/>
+          <w:color w:val="262626"/>
+          <w:sz w:val="20"/>
+          <w:szCs w:val="20"/>
+        </w:rPr>
+        <w:t xml:space="preserve"> 그냥 사라졌을 시간 중에 매출로 바뀐 시간의 총량입니다. /</w:t>
+      </w:r>
+    </w:p>
+    <w:p>
+      <w:pPr>
+        <w:pBdr>
+          <w:bottom w:val="single" w:color="1F3864" w:sz="4" w:space="8"/>
+        </w:pBdr>
+        <w:shd w:fill="F2F5F9" w:color="auto" w:val="clear"/>
+        <w:spacing w:after="180" w:before="30" w:line="276"/>
+        <w:ind w:left="200" w:right="200"/>
+      </w:pPr>
+      <w:r>
+        <w:rPr>
+          <w:rFonts w:ascii="맑은 고딕" w:cs="맑은 고딕" w:eastAsia="맑은 고딕" w:hAnsi="맑은 고딕"/>
+          <w:color w:val="262626"/>
+          <w:sz w:val="20"/>
+          <w:szCs w:val="20"/>
+        </w:rPr>
+        <w:t xml:space="preserve">그래서 저희가 필요한 것은 두 가지입니다. </w:t>
+      </w:r>
+      <w:r>
+        <w:rPr>
+          <w:rFonts w:ascii="맑은 고딕" w:cs="맑은 고딕" w:eastAsia="맑은 고딕" w:hAnsi="맑은 고딕"/>
+          <w:b/>
+          <w:bCs/>
+          <w:color w:val="1F3864"/>
+          <w:sz w:val="20"/>
+          <w:szCs w:val="20"/>
+        </w:rPr>
+        <w:t xml:space="preserve">강남구에서의 여섯 달</w:t>
+      </w:r>
+      <w:r>
+        <w:rPr>
+          <w:rFonts w:ascii="맑은 고딕" w:cs="맑은 고딕" w:eastAsia="맑은 고딕" w:hAnsi="맑은 고딕"/>
+          <w:color w:val="262626"/>
+          <w:sz w:val="20"/>
+          <w:szCs w:val="20"/>
+        </w:rPr>
+        <w:t xml:space="preserve">, 그리고 2단계에서 문을 열어줄 </w:t>
+      </w:r>
+      <w:r>
+        <w:rPr>
+          <w:rFonts w:ascii="맑은 고딕" w:cs="맑은 고딕" w:eastAsia="맑은 고딕" w:hAnsi="맑은 고딕"/>
+          <w:b/>
+          <w:bCs/>
+          <w:color w:val="1F3864"/>
+          <w:sz w:val="20"/>
+          <w:szCs w:val="20"/>
+        </w:rPr>
+        <w:t xml:space="preserve">첫 대형 파트너 한 곳.</w:t>
+      </w:r>
+    </w:p>
+    <w:p>
+      <w:pPr>
+        <w:pStyle w:val="Heading2"/>
+        <w:spacing w:after="120" w:before="280"/>
+      </w:pPr>
+      <w:r>
+        <w:rPr>
+          <w:rFonts w:ascii="맑은 고딕" w:cs="맑은 고딕" w:eastAsia="맑은 고딕" w:hAnsi="맑은 고딕"/>
+          <w:b/>
+          <w:bCs/>
+          <w:color w:val="2E5C8A"/>
+          <w:sz w:val="24"/>
+          <w:szCs w:val="24"/>
+        </w:rPr>
+        <w:t xml:space="preserve">S14 · 정면으로 받는 두 가지 지적  (0:35)</w:t>
+      </w:r>
+    </w:p>
+    <w:p>
+      <w:pPr>
+        <w:spacing w:after="100" w:before="60" w:line="276"/>
+      </w:pPr>
+      <w:r>
+        <w:rPr>
+          <w:rFonts w:ascii="맑은 고딕" w:cs="맑은 고딕" w:eastAsia="맑은 고딕" w:hAnsi="맑은 고딕"/>
+          <w:b/>
+          <w:bCs/>
+          <w:color w:val="595959"/>
+          <w:sz w:val="18"/>
+          <w:szCs w:val="18"/>
+        </w:rPr>
+        <w:t xml:space="preserve">화면</w:t>
+      </w:r>
+      <w:r>
+        <w:rPr>
+          <w:rFonts w:ascii="맑은 고딕" w:cs="맑은 고딕" w:eastAsia="맑은 고딕" w:hAnsi="맑은 고딕"/>
+          <w:color w:val="595959"/>
+          <w:sz w:val="18"/>
+          <w:szCs w:val="18"/>
+        </w:rPr>
+        <w:t xml:space="preserve"> — 질문 두 개는 크게, 답은 아래에 작게.</w:t>
+      </w:r>
+    </w:p>
+    <w:p>
+      <w:pPr>
+        <w:pBdr>
+          <w:top w:val="single" w:color="1F3864" w:sz="14" w:space="8"/>
+        </w:pBdr>
+        <w:shd w:fill="F2F5F9" w:color="auto" w:val="clear"/>
+        <w:spacing w:after="30" w:before="160" w:line="276"/>
+        <w:ind w:left="200" w:right="200"/>
+      </w:pPr>
+      <w:r>
+        <w:rPr>
+          <w:rFonts w:ascii="맑은 고딕" w:cs="맑은 고딕" w:eastAsia="맑은 고딕" w:hAnsi="맑은 고딕"/>
+          <w:color w:val="262626"/>
+          <w:sz w:val="20"/>
+          <w:szCs w:val="20"/>
+        </w:rPr>
+        <w:t xml:space="preserve">가장 많이 받은 지적 두 가지를 미리 말씀드리겠습니다. /</w:t>
+      </w:r>
+    </w:p>
+    <w:p>
+      <w:pPr>
+        <w:shd w:fill="F2F5F9" w:color="auto" w:val="clear"/>
+        <w:spacing w:after="30" w:before="30" w:line="276"/>
+        <w:ind w:left="200" w:right="200"/>
+      </w:pPr>
+      <w:r>
+        <w:rPr>
+          <w:rFonts w:ascii="맑은 고딕" w:cs="맑은 고딕" w:eastAsia="맑은 고딕" w:hAnsi="맑은 고딕"/>
+          <w:color w:val="262626"/>
+          <w:sz w:val="20"/>
+          <w:szCs w:val="20"/>
+        </w:rPr>
+        <w:t xml:space="preserve">하나, </w:t>
+      </w:r>
+      <w:r>
+        <w:rPr>
+          <w:rFonts w:ascii="맑은 고딕" w:cs="맑은 고딕" w:eastAsia="맑은 고딕" w:hAnsi="맑은 고딕"/>
+          <w:b/>
+          <w:bCs/>
+          <w:color w:val="1F3864"/>
+          <w:sz w:val="20"/>
+          <w:szCs w:val="20"/>
+        </w:rPr>
+        <w:t xml:space="preserve">빈 슬롯을 파는 가게는 안 되는 가게 아니냐.</w:t>
+      </w:r>
+      <w:r>
+        <w:rPr>
+          <w:rFonts w:ascii="맑은 고딕" w:cs="맑은 고딕" w:eastAsia="맑은 고딕" w:hAnsi="맑은 고딕"/>
+          <w:color w:val="262626"/>
+          <w:sz w:val="20"/>
+          <w:szCs w:val="20"/>
+        </w:rPr>
+        <w:t xml:space="preserve"> 그래서 초기 백 개는 저희가 </w:t>
+      </w:r>
+      <w:r>
+        <w:rPr>
+          <w:rFonts w:ascii="맑은 고딕" w:cs="맑은 고딕" w:eastAsia="맑은 고딕" w:hAnsi="맑은 고딕"/>
+          <w:b/>
+          <w:bCs/>
+          <w:color w:val="1F3864"/>
+          <w:sz w:val="20"/>
+          <w:szCs w:val="20"/>
+        </w:rPr>
+        <w:t xml:space="preserve">직접 심사</w:t>
+      </w:r>
+      <w:r>
+        <w:rPr>
+          <w:rFonts w:ascii="맑은 고딕" w:cs="맑은 고딕" w:eastAsia="맑은 고딕" w:hAnsi="맑은 고딕"/>
+          <w:color w:val="262626"/>
+          <w:sz w:val="20"/>
+          <w:szCs w:val="20"/>
+        </w:rPr>
+        <w:t xml:space="preserve">합니다. 떨이가 아니라 </w:t>
+      </w:r>
+      <w:r>
+        <w:rPr>
+          <w:rFonts w:ascii="맑은 고딕" w:cs="맑은 고딕" w:eastAsia="맑은 고딕" w:hAnsi="맑은 고딕"/>
+          <w:b/>
+          <w:bCs/>
+          <w:color w:val="1F3864"/>
+          <w:sz w:val="20"/>
+          <w:szCs w:val="20"/>
+        </w:rPr>
+        <w:t xml:space="preserve">첫 방문 체험 슬롯</w:t>
+      </w:r>
+      <w:r>
+        <w:rPr>
+          <w:rFonts w:ascii="맑은 고딕" w:cs="맑은 고딕" w:eastAsia="맑은 고딕" w:hAnsi="맑은 고딕"/>
+          <w:color w:val="262626"/>
+          <w:sz w:val="20"/>
+          <w:szCs w:val="20"/>
+        </w:rPr>
+        <w:t xml:space="preserve">입니다. /</w:t>
+      </w:r>
+    </w:p>
+    <w:p>
+      <w:pPr>
+        <w:pBdr>
+          <w:bottom w:val="single" w:color="1F3864" w:sz="4" w:space="8"/>
+        </w:pBdr>
+        <w:shd w:fill="F2F5F9" w:color="auto" w:val="clear"/>
+        <w:spacing w:after="180" w:before="30" w:line="276"/>
+        <w:ind w:left="200" w:right="200"/>
+      </w:pPr>
+      <w:r>
+        <w:rPr>
+          <w:rFonts w:ascii="맑은 고딕" w:cs="맑은 고딕" w:eastAsia="맑은 고딕" w:hAnsi="맑은 고딕"/>
+          <w:color w:val="262626"/>
+          <w:sz w:val="20"/>
+          <w:szCs w:val="20"/>
+        </w:rPr>
+        <w:t xml:space="preserve">둘, </w:t>
+      </w:r>
+      <w:r>
+        <w:rPr>
+          <w:rFonts w:ascii="맑은 고딕" w:cs="맑은 고딕" w:eastAsia="맑은 고딕" w:hAnsi="맑은 고딕"/>
+          <w:b/>
+          <w:bCs/>
+          <w:color w:val="1F3864"/>
+          <w:sz w:val="20"/>
+          <w:szCs w:val="20"/>
+        </w:rPr>
+        <w:t xml:space="preserve">강남구 안에서는 자전거면 어차피 다 가지 않냐.</w:t>
+      </w:r>
+      <w:r>
+        <w:rPr>
+          <w:rFonts w:ascii="맑은 고딕" w:cs="맑은 고딕" w:eastAsia="맑은 고딕" w:hAnsi="맑은 고딕"/>
+          <w:color w:val="262626"/>
+          <w:sz w:val="20"/>
+          <w:szCs w:val="20"/>
+        </w:rPr>
+        <w:t xml:space="preserve"> 맞습니다. 그래서 이 기능은 거리 제한이 아니라 </w:t>
+      </w:r>
+      <w:r>
+        <w:rPr>
+          <w:rFonts w:ascii="맑은 고딕" w:cs="맑은 고딕" w:eastAsia="맑은 고딕" w:hAnsi="맑은 고딕"/>
+          <w:b/>
+          <w:bCs/>
+          <w:color w:val="1F3864"/>
+          <w:sz w:val="20"/>
+          <w:szCs w:val="20"/>
+        </w:rPr>
+        <w:t xml:space="preserve">도착 보증</w:t>
+      </w:r>
+      <w:r>
+        <w:rPr>
+          <w:rFonts w:ascii="맑은 고딕" w:cs="맑은 고딕" w:eastAsia="맑은 고딕" w:hAnsi="맑은 고딕"/>
+          <w:color w:val="262626"/>
+          <w:sz w:val="20"/>
+          <w:szCs w:val="20"/>
+        </w:rPr>
+        <w:t xml:space="preserve">입니다. 못 갈 곳을 안 띄워주는 신뢰 장치이고, </w:t>
+      </w:r>
+      <w:r>
+        <w:rPr>
+          <w:rFonts w:ascii="맑은 고딕" w:cs="맑은 고딕" w:eastAsia="맑은 고딕" w:hAnsi="맑은 고딕"/>
+          <w:b/>
+          <w:bCs/>
+          <w:color w:val="1F3864"/>
+          <w:sz w:val="20"/>
+          <w:szCs w:val="20"/>
+        </w:rPr>
+        <w:t xml:space="preserve">서울 전역으로 넓어질수록 강해집니다.</w:t>
+      </w:r>
+    </w:p>
+    <w:p>
+      <w:pPr>
+        <w:spacing w:after="100" w:before="60" w:line="276"/>
+      </w:pPr>
+      <w:r>
+        <w:rPr>
+          <w:rFonts w:ascii="맑은 고딕" w:cs="맑은 고딕" w:eastAsia="맑은 고딕" w:hAnsi="맑은 고딕"/>
+          <w:b/>
+          <w:bCs/>
+          <w:color w:val="595959"/>
+          <w:sz w:val="18"/>
+          <w:szCs w:val="18"/>
+        </w:rPr>
+        <w:t xml:space="preserve">전환</w:t>
+      </w:r>
+      <w:r>
+        <w:rPr>
+          <w:rFonts w:ascii="맑은 고딕" w:cs="맑은 고딕" w:eastAsia="맑은 고딕" w:hAnsi="맑은 고딕"/>
+          <w:color w:val="595959"/>
+          <w:sz w:val="18"/>
+          <w:szCs w:val="18"/>
+        </w:rPr>
+        <w:t xml:space="preserve"> — 화면을 어둡게 하고</w:t>
+      </w:r>
+    </w:p>
+    <w:p>
+      <w:pPr>
+        <w:pStyle w:val="Heading2"/>
+        <w:spacing w:after="120" w:before="280"/>
+      </w:pPr>
+      <w:r>
+        <w:rPr>
+          <w:rFonts w:ascii="맑은 고딕" w:cs="맑은 고딕" w:eastAsia="맑은 고딕" w:hAnsi="맑은 고딕"/>
+          <w:b/>
+          <w:bCs/>
+          <w:color w:val="2E5C8A"/>
+          <w:sz w:val="24"/>
+          <w:szCs w:val="24"/>
+        </w:rPr>
+        <w:t xml:space="preserve">S15 · 클로징 — 두 사람  (0:37)</w:t>
+      </w:r>
+    </w:p>
+    <w:p>
+      <w:pPr>
+        <w:spacing w:after="100" w:before="60" w:line="276"/>
+      </w:pPr>
+      <w:r>
+        <w:rPr>
+          <w:rFonts w:ascii="맑은 고딕" w:cs="맑은 고딕" w:eastAsia="맑은 고딕" w:hAnsi="맑은 고딕"/>
+          <w:b/>
+          <w:bCs/>
+          <w:color w:val="595959"/>
+          <w:sz w:val="18"/>
+          <w:szCs w:val="18"/>
+        </w:rPr>
+        <w:t xml:space="preserve">화면</w:t>
+      </w:r>
+      <w:r>
+        <w:rPr>
+          <w:rFonts w:ascii="맑은 고딕" w:cs="맑은 고딕" w:eastAsia="맑은 고딕" w:hAnsi="맑은 고딕"/>
+          <w:color w:val="595959"/>
+          <w:sz w:val="18"/>
+          <w:szCs w:val="18"/>
+        </w:rPr>
+        <w:t xml:space="preserve"> — S1과 같은 두 이미지. 이번에는 가운데 선이 이어져 있다. 마지막에 한 줄만 남는다.</w:t>
+      </w:r>
+    </w:p>
+    <w:p>
+      <w:pPr>
+        <w:pBdr>
+          <w:top w:val="single" w:color="1F3864" w:sz="14" w:space="8"/>
+        </w:pBdr>
+        <w:shd w:fill="F2F5F9" w:color="auto" w:val="clear"/>
+        <w:spacing w:after="30" w:before="160" w:line="276"/>
+        <w:ind w:left="200" w:right="200"/>
+      </w:pPr>
+      <w:r>
+        <w:rPr>
+          <w:rFonts w:ascii="맑은 고딕" w:cs="맑은 고딕" w:eastAsia="맑은 고딕" w:hAnsi="맑은 고딕"/>
+          <w:color w:val="262626"/>
+          <w:sz w:val="20"/>
+          <w:szCs w:val="20"/>
+        </w:rPr>
+        <w:t xml:space="preserve">처음의 두 사람으로 돌아가겠습니다. /</w:t>
+      </w:r>
+    </w:p>
+    <w:p>
+      <w:pPr>
+        <w:shd w:fill="F2F5F9" w:color="auto" w:val="clear"/>
+        <w:spacing w:after="30" w:before="30" w:line="276"/>
+        <w:ind w:left="200" w:right="200"/>
+      </w:pPr>
+      <w:r>
+        <w:rPr>
+          <w:rFonts w:ascii="맑은 고딕" w:cs="맑은 고딕" w:eastAsia="맑은 고딕" w:hAnsi="맑은 고딕"/>
+          <w:color w:val="262626"/>
+          <w:sz w:val="20"/>
+          <w:szCs w:val="20"/>
+        </w:rPr>
+        <w:t xml:space="preserve">반차를 낸 사람은 오후 두 시에 휴대폰을 엽니다. 자전거를 고릅니다. </w:t>
+      </w:r>
+      <w:r>
+        <w:rPr>
+          <w:rFonts w:ascii="맑은 고딕" w:cs="맑은 고딕" w:eastAsia="맑은 고딕" w:hAnsi="맑은 고딕"/>
+          <w:b/>
+          <w:bCs/>
+          <w:color w:val="1F3864"/>
+          <w:sz w:val="20"/>
+          <w:szCs w:val="20"/>
+        </w:rPr>
+        <w:t xml:space="preserve">12분 거리에 한 자리가 떠 있습니다.</w:t>
+      </w:r>
+      <w:r>
+        <w:rPr>
+          <w:rFonts w:ascii="맑은 고딕" w:cs="맑은 고딕" w:eastAsia="맑은 고딕" w:hAnsi="맑은 고딕"/>
+          <w:color w:val="262626"/>
+          <w:sz w:val="20"/>
+          <w:szCs w:val="20"/>
+        </w:rPr>
+        <w:t xml:space="preserve"> /</w:t>
+      </w:r>
+    </w:p>
+    <w:p>
+      <w:pPr>
+        <w:shd w:fill="F2F5F9" w:color="auto" w:val="clear"/>
+        <w:spacing w:after="30" w:before="30" w:line="276"/>
+        <w:ind w:left="200" w:right="200"/>
+      </w:pPr>
+      <w:r>
+        <w:rPr>
+          <w:rFonts w:ascii="맑은 고딕" w:cs="맑은 고딕" w:eastAsia="맑은 고딕" w:hAnsi="맑은 고딕"/>
+          <w:color w:val="262626"/>
+          <w:sz w:val="20"/>
+          <w:szCs w:val="20"/>
+        </w:rPr>
+        <w:t xml:space="preserve">그 시간, 취소 전화를 받았던 사장님의 한 시간이 채워집니다. /</w:t>
+      </w:r>
+    </w:p>
+    <w:p>
+      <w:pPr>
+        <w:shd w:fill="F2F5F9" w:color="auto" w:val="clear"/>
+        <w:spacing w:after="30" w:before="30" w:line="276"/>
+        <w:ind w:left="200" w:right="200"/>
+      </w:pPr>
+      <w:r>
+        <w:rPr>
+          <w:rFonts w:ascii="맑은 고딕" w:cs="맑은 고딕" w:eastAsia="맑은 고딕" w:hAnsi="맑은 고딕"/>
+          <w:color w:val="262626"/>
+          <w:sz w:val="20"/>
+          <w:szCs w:val="20"/>
+        </w:rPr>
+        <w:t xml:space="preserve">두 사람은 여전히 서로를 몰랐습니다. </w:t>
+      </w:r>
+      <w:r>
+        <w:rPr>
+          <w:rFonts w:ascii="맑은 고딕" w:cs="맑은 고딕" w:eastAsia="맑은 고딕" w:hAnsi="맑은 고딕"/>
+          <w:b/>
+          <w:bCs/>
+          <w:color w:val="1F3864"/>
+          <w:sz w:val="20"/>
+          <w:szCs w:val="20"/>
+        </w:rPr>
+        <w:t xml:space="preserve">저희가 그걸 알고 있었을 뿐입니다.</w:t>
+      </w:r>
+      <w:r>
+        <w:rPr>
+          <w:rFonts w:ascii="맑은 고딕" w:cs="맑은 고딕" w:eastAsia="맑은 고딕" w:hAnsi="맑은 고딕"/>
+          <w:color w:val="262626"/>
+          <w:sz w:val="20"/>
+          <w:szCs w:val="20"/>
+        </w:rPr>
+        <w:t xml:space="preserve"> /</w:t>
+      </w:r>
+    </w:p>
+    <w:p>
+      <w:pPr>
+        <w:shd w:fill="F2F5F9" w:color="auto" w:val="clear"/>
+        <w:spacing w:after="30" w:before="30" w:line="276"/>
+        <w:ind w:left="200" w:right="200"/>
+      </w:pPr>
+      <w:r>
+        <w:rPr>
+          <w:rFonts w:ascii="맑은 고딕" w:cs="맑은 고딕" w:eastAsia="맑은 고딕" w:hAnsi="맑은 고딕"/>
+          <w:color w:val="262626"/>
+          <w:sz w:val="20"/>
+          <w:szCs w:val="20"/>
+        </w:rPr>
+        <w:t xml:space="preserve">채움은 할인 앱이 아닙니다. </w:t>
+      </w:r>
+      <w:r>
+        <w:rPr>
+          <w:rFonts w:ascii="맑은 고딕" w:cs="맑은 고딕" w:eastAsia="맑은 고딕" w:hAnsi="맑은 고딕"/>
+          <w:b/>
+          <w:bCs/>
+          <w:color w:val="1F3864"/>
+          <w:sz w:val="20"/>
+          <w:szCs w:val="20"/>
+        </w:rPr>
+        <w:t xml:space="preserve">버려지는 시간을 거래 가능하게 만드는 인프라입니다.</w:t>
+      </w:r>
+      <w:r>
+        <w:rPr>
+          <w:rFonts w:ascii="맑은 고딕" w:cs="맑은 고딕" w:eastAsia="맑은 고딕" w:hAnsi="맑은 고딕"/>
+          <w:color w:val="262626"/>
+          <w:sz w:val="20"/>
+          <w:szCs w:val="20"/>
+        </w:rPr>
+        <w:t xml:space="preserve"> /</w:t>
+      </w:r>
+    </w:p>
+    <w:p>
+      <w:pPr>
+        <w:pBdr>
+          <w:bottom w:val="single" w:color="1F3864" w:sz="4" w:space="8"/>
+        </w:pBdr>
+        <w:shd w:fill="F2F5F9" w:color="auto" w:val="clear"/>
+        <w:spacing w:after="180" w:before="30" w:line="276"/>
+        <w:ind w:left="200" w:right="200"/>
+      </w:pPr>
+      <w:r>
+        <w:rPr>
+          <w:rFonts w:ascii="맑은 고딕" w:cs="맑은 고딕" w:eastAsia="맑은 고딕" w:hAnsi="맑은 고딕"/>
+          <w:color w:val="262626"/>
+          <w:sz w:val="20"/>
+          <w:szCs w:val="20"/>
+        </w:rPr>
+        <w:t xml:space="preserve">감사합니다.</w:t>
+      </w:r>
+    </w:p>
+    <w:p>
+      <w:r>
+        <w:br w:type="page"/>
+      </w:r>
+    </w:p>
+    <w:p>
+      <w:pPr>
+        <w:pStyle w:val="Heading1"/>
+        <w:pBdr>
+          <w:bottom w:val="single" w:color="1F3864" w:sz="12" w:space="6"/>
+        </w:pBdr>
+        <w:spacing w:after="180" w:before="360"/>
+      </w:pPr>
+      <w:r>
+        <w:rPr>
+          <w:rFonts w:ascii="맑은 고딕" w:cs="맑은 고딕" w:eastAsia="맑은 고딕" w:hAnsi="맑은 고딕"/>
+          <w:b/>
+          <w:bCs/>
+          <w:color w:val="1F3864"/>
+          <w:sz w:val="30"/>
+          <w:szCs w:val="30"/>
+        </w:rPr>
+        <w:t xml:space="preserve">부록 C-2. 발표 운영 노트</w:t>
+      </w:r>
+    </w:p>
+    <w:p>
+      <w:pPr>
+        <w:pStyle w:val="Heading2"/>
+        <w:spacing w:after="120" w:before="280"/>
+      </w:pPr>
+      <w:r>
+        <w:rPr>
+          <w:rFonts w:ascii="맑은 고딕" w:cs="맑은 고딕" w:eastAsia="맑은 고딕" w:hAnsi="맑은 고딕"/>
+          <w:b/>
+          <w:bCs/>
+          <w:color w:val="2E5C8A"/>
+          <w:sz w:val="24"/>
+          <w:szCs w:val="24"/>
+        </w:rPr>
+        <w:t xml:space="preserve">시간 배분</w:t>
       </w:r>
     </w:p>
     <w:tbl>
@@ -18967,8 +22047,1890 @@
         </w:tblBorders>
       </w:tblPr>
       <w:tblGrid>
-        <w:gridCol w:w="900"/>
-        <w:gridCol w:w="7200"/>
+        <w:gridCol w:w="2300"/>
+        <w:gridCol w:w="1100"/>
+        <w:gridCol w:w="1100"/>
+        <w:gridCol w:w="5138"/>
+      </w:tblGrid>
+      <w:tr>
+        <w:trPr>
+          <w:tblHeader/>
+        </w:trPr>
+        <w:tc>
+          <w:tcPr>
+            <w:tcW w:type="dxa" w:w="2300"/>
+            <w:shd w:fill="1F3864" w:color="auto" w:val="clear"/>
+            <w:tcMar>
+              <w:top w:type="dxa" w:w="80"/>
+              <w:left w:type="dxa" w:w="110"/>
+              <w:bottom w:type="dxa" w:w="80"/>
+              <w:right w:type="dxa" w:w="110"/>
+            </w:tcMar>
+            <w:vAlign w:val="center"/>
+          </w:tcPr>
+          <w:p>
+            <w:pPr>
+              <w:spacing w:after="0" w:before="0"/>
+            </w:pPr>
+            <w:r>
+              <w:rPr>
+                <w:rFonts w:ascii="맑은 고딕" w:cs="맑은 고딕" w:eastAsia="맑은 고딕" w:hAnsi="맑은 고딕"/>
+                <w:b/>
+                <w:bCs/>
+                <w:color w:val="FFFFFF"/>
+                <w:sz w:val="18"/>
+                <w:szCs w:val="18"/>
+              </w:rPr>
+              <w:t xml:space="preserve">슬라이드</w:t>
+            </w:r>
+          </w:p>
+        </w:tc>
+        <w:tc>
+          <w:tcPr>
+            <w:tcW w:type="dxa" w:w="1100"/>
+            <w:shd w:fill="1F3864" w:color="auto" w:val="clear"/>
+            <w:tcMar>
+              <w:top w:type="dxa" w:w="80"/>
+              <w:left w:type="dxa" w:w="110"/>
+              <w:bottom w:type="dxa" w:w="80"/>
+              <w:right w:type="dxa" w:w="110"/>
+            </w:tcMar>
+            <w:vAlign w:val="center"/>
+          </w:tcPr>
+          <w:p>
+            <w:pPr>
+              <w:spacing w:after="0" w:before="0"/>
+            </w:pPr>
+            <w:r>
+              <w:rPr>
+                <w:rFonts w:ascii="맑은 고딕" w:cs="맑은 고딕" w:eastAsia="맑은 고딕" w:hAnsi="맑은 고딕"/>
+                <w:b/>
+                <w:bCs/>
+                <w:color w:val="FFFFFF"/>
+                <w:sz w:val="18"/>
+                <w:szCs w:val="18"/>
+              </w:rPr>
+              <w:t xml:space="preserve">누적</w:t>
+            </w:r>
+          </w:p>
+        </w:tc>
+        <w:tc>
+          <w:tcPr>
+            <w:tcW w:type="dxa" w:w="1100"/>
+            <w:shd w:fill="1F3864" w:color="auto" w:val="clear"/>
+            <w:tcMar>
+              <w:top w:type="dxa" w:w="80"/>
+              <w:left w:type="dxa" w:w="110"/>
+              <w:bottom w:type="dxa" w:w="80"/>
+              <w:right w:type="dxa" w:w="110"/>
+            </w:tcMar>
+            <w:vAlign w:val="center"/>
+          </w:tcPr>
+          <w:p>
+            <w:pPr>
+              <w:spacing w:after="0" w:before="0"/>
+            </w:pPr>
+            <w:r>
+              <w:rPr>
+                <w:rFonts w:ascii="맑은 고딕" w:cs="맑은 고딕" w:eastAsia="맑은 고딕" w:hAnsi="맑은 고딕"/>
+                <w:b/>
+                <w:bCs/>
+                <w:color w:val="FFFFFF"/>
+                <w:sz w:val="18"/>
+                <w:szCs w:val="18"/>
+              </w:rPr>
+              <w:t xml:space="preserve">분량</w:t>
+            </w:r>
+          </w:p>
+        </w:tc>
+        <w:tc>
+          <w:tcPr>
+            <w:tcW w:type="dxa" w:w="5138"/>
+            <w:shd w:fill="1F3864" w:color="auto" w:val="clear"/>
+            <w:tcMar>
+              <w:top w:type="dxa" w:w="80"/>
+              <w:left w:type="dxa" w:w="110"/>
+              <w:bottom w:type="dxa" w:w="80"/>
+              <w:right w:type="dxa" w:w="110"/>
+            </w:tcMar>
+            <w:vAlign w:val="center"/>
+          </w:tcPr>
+          <w:p>
+            <w:pPr>
+              <w:spacing w:after="0" w:before="0"/>
+            </w:pPr>
+            <w:r>
+              <w:rPr>
+                <w:rFonts w:ascii="맑은 고딕" w:cs="맑은 고딕" w:eastAsia="맑은 고딕" w:hAnsi="맑은 고딕"/>
+                <w:b/>
+                <w:bCs/>
+                <w:color w:val="FFFFFF"/>
+                <w:sz w:val="18"/>
+                <w:szCs w:val="18"/>
+              </w:rPr>
+              <w:t xml:space="preserve">비고</w:t>
+            </w:r>
+          </w:p>
+        </w:tc>
+      </w:tr>
+      <w:tr>
+        <w:tc>
+          <w:tcPr>
+            <w:tcW w:type="dxa" w:w="2300"/>
+            <w:shd w:fill="FFFFFF" w:color="auto" w:val="clear"/>
+            <w:tcMar>
+              <w:top w:type="dxa" w:w="70"/>
+              <w:left w:type="dxa" w:w="110"/>
+              <w:bottom w:type="dxa" w:w="70"/>
+              <w:right w:type="dxa" w:w="110"/>
+            </w:tcMar>
+            <w:vAlign w:val="center"/>
+          </w:tcPr>
+          <w:p>
+            <w:pPr>
+              <w:spacing w:after="0" w:before="0" w:line="252"/>
+            </w:pPr>
+            <w:r>
+              <w:rPr>
+                <w:rFonts w:ascii="맑은 고딕" w:cs="맑은 고딕" w:eastAsia="맑은 고딕" w:hAnsi="맑은 고딕"/>
+                <w:color w:val="262626"/>
+                <w:sz w:val="18"/>
+                <w:szCs w:val="18"/>
+              </w:rPr>
+              <w:t xml:space="preserve">S1 두 사람</w:t>
+            </w:r>
+          </w:p>
+        </w:tc>
+        <w:tc>
+          <w:tcPr>
+            <w:tcW w:type="dxa" w:w="1100"/>
+            <w:shd w:fill="FFFFFF" w:color="auto" w:val="clear"/>
+            <w:tcMar>
+              <w:top w:type="dxa" w:w="70"/>
+              <w:left w:type="dxa" w:w="110"/>
+              <w:bottom w:type="dxa" w:w="70"/>
+              <w:right w:type="dxa" w:w="110"/>
+            </w:tcMar>
+            <w:vAlign w:val="center"/>
+          </w:tcPr>
+          <w:p>
+            <w:pPr>
+              <w:spacing w:after="0" w:before="0" w:line="252"/>
+            </w:pPr>
+            <w:r>
+              <w:rPr>
+                <w:rFonts w:ascii="맑은 고딕" w:cs="맑은 고딕" w:eastAsia="맑은 고딕" w:hAnsi="맑은 고딕"/>
+                <w:color w:val="262626"/>
+                <w:sz w:val="18"/>
+                <w:szCs w:val="18"/>
+              </w:rPr>
+              <w:t xml:space="preserve">0:00</w:t>
+            </w:r>
+          </w:p>
+        </w:tc>
+        <w:tc>
+          <w:tcPr>
+            <w:tcW w:type="dxa" w:w="1100"/>
+            <w:shd w:fill="FFFFFF" w:color="auto" w:val="clear"/>
+            <w:tcMar>
+              <w:top w:type="dxa" w:w="70"/>
+              <w:left w:type="dxa" w:w="110"/>
+              <w:bottom w:type="dxa" w:w="70"/>
+              <w:right w:type="dxa" w:w="110"/>
+            </w:tcMar>
+            <w:vAlign w:val="center"/>
+          </w:tcPr>
+          <w:p>
+            <w:pPr>
+              <w:spacing w:after="0" w:before="0" w:line="252"/>
+            </w:pPr>
+            <w:r>
+              <w:rPr>
+                <w:rFonts w:ascii="맑은 고딕" w:cs="맑은 고딕" w:eastAsia="맑은 고딕" w:hAnsi="맑은 고딕"/>
+                <w:color w:val="262626"/>
+                <w:sz w:val="18"/>
+                <w:szCs w:val="18"/>
+              </w:rPr>
+              <w:t xml:space="preserve">0:44</w:t>
+            </w:r>
+          </w:p>
+        </w:tc>
+        <w:tc>
+          <w:tcPr>
+            <w:tcW w:type="dxa" w:w="5138"/>
+            <w:shd w:fill="FFFFFF" w:color="auto" w:val="clear"/>
+            <w:tcMar>
+              <w:top w:type="dxa" w:w="70"/>
+              <w:left w:type="dxa" w:w="110"/>
+              <w:bottom w:type="dxa" w:w="70"/>
+              <w:right w:type="dxa" w:w="110"/>
+            </w:tcMar>
+            <w:vAlign w:val="center"/>
+          </w:tcPr>
+          <w:p>
+            <w:pPr>
+              <w:spacing w:after="0" w:before="0" w:line="252"/>
+            </w:pPr>
+            <w:r>
+              <w:rPr>
+                <w:rFonts w:ascii="맑은 고딕" w:cs="맑은 고딕" w:eastAsia="맑은 고딕" w:hAnsi="맑은 고딕"/>
+                <w:color w:val="262626"/>
+                <w:sz w:val="18"/>
+                <w:szCs w:val="18"/>
+              </w:rPr>
+              <w:t xml:space="preserve">천천히. 여기서 서두르면 전부 무너집니다</w:t>
+            </w:r>
+          </w:p>
+        </w:tc>
+      </w:tr>
+      <w:tr>
+        <w:tc>
+          <w:tcPr>
+            <w:tcW w:type="dxa" w:w="2300"/>
+            <w:shd w:fill="F7F9FC" w:color="auto" w:val="clear"/>
+            <w:tcMar>
+              <w:top w:type="dxa" w:w="70"/>
+              <w:left w:type="dxa" w:w="110"/>
+              <w:bottom w:type="dxa" w:w="70"/>
+              <w:right w:type="dxa" w:w="110"/>
+            </w:tcMar>
+            <w:vAlign w:val="center"/>
+          </w:tcPr>
+          <w:p>
+            <w:pPr>
+              <w:spacing w:after="0" w:before="0" w:line="252"/>
+            </w:pPr>
+            <w:r>
+              <w:rPr>
+                <w:rFonts w:ascii="맑은 고딕" w:cs="맑은 고딕" w:eastAsia="맑은 고딕" w:hAnsi="맑은 고딕"/>
+                <w:color w:val="262626"/>
+                <w:sz w:val="18"/>
+                <w:szCs w:val="18"/>
+              </w:rPr>
+              <w:t xml:space="preserve">S2 두 개의 빈칸</w:t>
+            </w:r>
+          </w:p>
+        </w:tc>
+        <w:tc>
+          <w:tcPr>
+            <w:tcW w:type="dxa" w:w="1100"/>
+            <w:shd w:fill="F7F9FC" w:color="auto" w:val="clear"/>
+            <w:tcMar>
+              <w:top w:type="dxa" w:w="70"/>
+              <w:left w:type="dxa" w:w="110"/>
+              <w:bottom w:type="dxa" w:w="70"/>
+              <w:right w:type="dxa" w:w="110"/>
+            </w:tcMar>
+            <w:vAlign w:val="center"/>
+          </w:tcPr>
+          <w:p>
+            <w:pPr>
+              <w:spacing w:after="0" w:before="0" w:line="252"/>
+            </w:pPr>
+            <w:r>
+              <w:rPr>
+                <w:rFonts w:ascii="맑은 고딕" w:cs="맑은 고딕" w:eastAsia="맑은 고딕" w:hAnsi="맑은 고딕"/>
+                <w:color w:val="262626"/>
+                <w:sz w:val="18"/>
+                <w:szCs w:val="18"/>
+              </w:rPr>
+              <w:t xml:space="preserve">0:44</w:t>
+            </w:r>
+          </w:p>
+        </w:tc>
+        <w:tc>
+          <w:tcPr>
+            <w:tcW w:type="dxa" w:w="1100"/>
+            <w:shd w:fill="F7F9FC" w:color="auto" w:val="clear"/>
+            <w:tcMar>
+              <w:top w:type="dxa" w:w="70"/>
+              <w:left w:type="dxa" w:w="110"/>
+              <w:bottom w:type="dxa" w:w="70"/>
+              <w:right w:type="dxa" w:w="110"/>
+            </w:tcMar>
+            <w:vAlign w:val="center"/>
+          </w:tcPr>
+          <w:p>
+            <w:pPr>
+              <w:spacing w:after="0" w:before="0" w:line="252"/>
+            </w:pPr>
+            <w:r>
+              <w:rPr>
+                <w:rFonts w:ascii="맑은 고딕" w:cs="맑은 고딕" w:eastAsia="맑은 고딕" w:hAnsi="맑은 고딕"/>
+                <w:color w:val="262626"/>
+                <w:sz w:val="18"/>
+                <w:szCs w:val="18"/>
+              </w:rPr>
+              <w:t xml:space="preserve">0:38</w:t>
+            </w:r>
+          </w:p>
+        </w:tc>
+        <w:tc>
+          <w:tcPr>
+            <w:tcW w:type="dxa" w:w="5138"/>
+            <w:shd w:fill="F7F9FC" w:color="auto" w:val="clear"/>
+            <w:tcMar>
+              <w:top w:type="dxa" w:w="70"/>
+              <w:left w:type="dxa" w:w="110"/>
+              <w:bottom w:type="dxa" w:w="70"/>
+              <w:right w:type="dxa" w:w="110"/>
+            </w:tcMar>
+            <w:vAlign w:val="center"/>
+          </w:tcPr>
+          <w:p>
+            <w:pPr>
+              <w:spacing w:after="0" w:before="0" w:line="252"/>
+            </w:pPr>
+          </w:p>
+        </w:tc>
+      </w:tr>
+      <w:tr>
+        <w:tc>
+          <w:tcPr>
+            <w:tcW w:type="dxa" w:w="2300"/>
+            <w:shd w:fill="FFFFFF" w:color="auto" w:val="clear"/>
+            <w:tcMar>
+              <w:top w:type="dxa" w:w="70"/>
+              <w:left w:type="dxa" w:w="110"/>
+              <w:bottom w:type="dxa" w:w="70"/>
+              <w:right w:type="dxa" w:w="110"/>
+            </w:tcMar>
+            <w:vAlign w:val="center"/>
+          </w:tcPr>
+          <w:p>
+            <w:pPr>
+              <w:spacing w:after="0" w:before="0" w:line="252"/>
+            </w:pPr>
+            <w:r>
+              <w:rPr>
+                <w:rFonts w:ascii="맑은 고딕" w:cs="맑은 고딕" w:eastAsia="맑은 고딕" w:hAnsi="맑은 고딕"/>
+                <w:color w:val="262626"/>
+                <w:sz w:val="18"/>
+                <w:szCs w:val="18"/>
+              </w:rPr>
+              <w:t xml:space="preserve">S3 왜 안 만나는가</w:t>
+            </w:r>
+          </w:p>
+        </w:tc>
+        <w:tc>
+          <w:tcPr>
+            <w:tcW w:type="dxa" w:w="1100"/>
+            <w:shd w:fill="FFFFFF" w:color="auto" w:val="clear"/>
+            <w:tcMar>
+              <w:top w:type="dxa" w:w="70"/>
+              <w:left w:type="dxa" w:w="110"/>
+              <w:bottom w:type="dxa" w:w="70"/>
+              <w:right w:type="dxa" w:w="110"/>
+            </w:tcMar>
+            <w:vAlign w:val="center"/>
+          </w:tcPr>
+          <w:p>
+            <w:pPr>
+              <w:spacing w:after="0" w:before="0" w:line="252"/>
+            </w:pPr>
+            <w:r>
+              <w:rPr>
+                <w:rFonts w:ascii="맑은 고딕" w:cs="맑은 고딕" w:eastAsia="맑은 고딕" w:hAnsi="맑은 고딕"/>
+                <w:color w:val="262626"/>
+                <w:sz w:val="18"/>
+                <w:szCs w:val="18"/>
+              </w:rPr>
+              <w:t xml:space="preserve">1:23</w:t>
+            </w:r>
+          </w:p>
+        </w:tc>
+        <w:tc>
+          <w:tcPr>
+            <w:tcW w:type="dxa" w:w="1100"/>
+            <w:shd w:fill="FFFFFF" w:color="auto" w:val="clear"/>
+            <w:tcMar>
+              <w:top w:type="dxa" w:w="70"/>
+              <w:left w:type="dxa" w:w="110"/>
+              <w:bottom w:type="dxa" w:w="70"/>
+              <w:right w:type="dxa" w:w="110"/>
+            </w:tcMar>
+            <w:vAlign w:val="center"/>
+          </w:tcPr>
+          <w:p>
+            <w:pPr>
+              <w:spacing w:after="0" w:before="0" w:line="252"/>
+            </w:pPr>
+            <w:r>
+              <w:rPr>
+                <w:rFonts w:ascii="맑은 고딕" w:cs="맑은 고딕" w:eastAsia="맑은 고딕" w:hAnsi="맑은 고딕"/>
+                <w:color w:val="262626"/>
+                <w:sz w:val="18"/>
+                <w:szCs w:val="18"/>
+              </w:rPr>
+              <w:t xml:space="preserve">0:29</w:t>
+            </w:r>
+          </w:p>
+        </w:tc>
+        <w:tc>
+          <w:tcPr>
+            <w:tcW w:type="dxa" w:w="5138"/>
+            <w:shd w:fill="FFFFFF" w:color="auto" w:val="clear"/>
+            <w:tcMar>
+              <w:top w:type="dxa" w:w="70"/>
+              <w:left w:type="dxa" w:w="110"/>
+              <w:bottom w:type="dxa" w:w="70"/>
+              <w:right w:type="dxa" w:w="110"/>
+            </w:tcMar>
+            <w:vAlign w:val="center"/>
+          </w:tcPr>
+          <w:p>
+            <w:pPr>
+              <w:spacing w:after="0" w:before="0" w:line="252"/>
+            </w:pPr>
+          </w:p>
+        </w:tc>
+      </w:tr>
+      <w:tr>
+        <w:tc>
+          <w:tcPr>
+            <w:tcW w:type="dxa" w:w="2300"/>
+            <w:shd w:fill="F7F9FC" w:color="auto" w:val="clear"/>
+            <w:tcMar>
+              <w:top w:type="dxa" w:w="70"/>
+              <w:left w:type="dxa" w:w="110"/>
+              <w:bottom w:type="dxa" w:w="70"/>
+              <w:right w:type="dxa" w:w="110"/>
+            </w:tcMar>
+            <w:vAlign w:val="center"/>
+          </w:tcPr>
+          <w:p>
+            <w:pPr>
+              <w:spacing w:after="0" w:before="0" w:line="252"/>
+            </w:pPr>
+            <w:r>
+              <w:rPr>
+                <w:rFonts w:ascii="맑은 고딕" w:cs="맑은 고딕" w:eastAsia="맑은 고딕" w:hAnsi="맑은 고딕"/>
+                <w:color w:val="262626"/>
+                <w:sz w:val="18"/>
+                <w:szCs w:val="18"/>
+              </w:rPr>
+              <w:t xml:space="preserve">S4 채움</w:t>
+            </w:r>
+          </w:p>
+        </w:tc>
+        <w:tc>
+          <w:tcPr>
+            <w:tcW w:type="dxa" w:w="1100"/>
+            <w:shd w:fill="F7F9FC" w:color="auto" w:val="clear"/>
+            <w:tcMar>
+              <w:top w:type="dxa" w:w="70"/>
+              <w:left w:type="dxa" w:w="110"/>
+              <w:bottom w:type="dxa" w:w="70"/>
+              <w:right w:type="dxa" w:w="110"/>
+            </w:tcMar>
+            <w:vAlign w:val="center"/>
+          </w:tcPr>
+          <w:p>
+            <w:pPr>
+              <w:spacing w:after="0" w:before="0" w:line="252"/>
+            </w:pPr>
+            <w:r>
+              <w:rPr>
+                <w:rFonts w:ascii="맑은 고딕" w:cs="맑은 고딕" w:eastAsia="맑은 고딕" w:hAnsi="맑은 고딕"/>
+                <w:color w:val="262626"/>
+                <w:sz w:val="18"/>
+                <w:szCs w:val="18"/>
+              </w:rPr>
+              <w:t xml:space="preserve">1:53</w:t>
+            </w:r>
+          </w:p>
+        </w:tc>
+        <w:tc>
+          <w:tcPr>
+            <w:tcW w:type="dxa" w:w="1100"/>
+            <w:shd w:fill="F7F9FC" w:color="auto" w:val="clear"/>
+            <w:tcMar>
+              <w:top w:type="dxa" w:w="70"/>
+              <w:left w:type="dxa" w:w="110"/>
+              <w:bottom w:type="dxa" w:w="70"/>
+              <w:right w:type="dxa" w:w="110"/>
+            </w:tcMar>
+            <w:vAlign w:val="center"/>
+          </w:tcPr>
+          <w:p>
+            <w:pPr>
+              <w:spacing w:after="0" w:before="0" w:line="252"/>
+            </w:pPr>
+            <w:r>
+              <w:rPr>
+                <w:rFonts w:ascii="맑은 고딕" w:cs="맑은 고딕" w:eastAsia="맑은 고딕" w:hAnsi="맑은 고딕"/>
+                <w:color w:val="262626"/>
+                <w:sz w:val="18"/>
+                <w:szCs w:val="18"/>
+              </w:rPr>
+              <w:t xml:space="preserve">0:19</w:t>
+            </w:r>
+          </w:p>
+        </w:tc>
+        <w:tc>
+          <w:tcPr>
+            <w:tcW w:type="dxa" w:w="5138"/>
+            <w:shd w:fill="F7F9FC" w:color="auto" w:val="clear"/>
+            <w:tcMar>
+              <w:top w:type="dxa" w:w="70"/>
+              <w:left w:type="dxa" w:w="110"/>
+              <w:bottom w:type="dxa" w:w="70"/>
+              <w:right w:type="dxa" w:w="110"/>
+            </w:tcMar>
+            <w:vAlign w:val="center"/>
+          </w:tcPr>
+          <w:p>
+            <w:pPr>
+              <w:spacing w:after="0" w:before="0" w:line="252"/>
+            </w:pPr>
+            <w:r>
+              <w:rPr>
+                <w:rFonts w:ascii="맑은 고딕" w:cs="맑은 고딕" w:eastAsia="맑은 고딕" w:hAnsi="맑은 고딕"/>
+                <w:color w:val="262626"/>
+                <w:sz w:val="18"/>
+                <w:szCs w:val="18"/>
+              </w:rPr>
+              <w:t xml:space="preserve">한 줄만 읽고 멈추기</w:t>
+            </w:r>
+          </w:p>
+        </w:tc>
+      </w:tr>
+      <w:tr>
+        <w:tc>
+          <w:tcPr>
+            <w:tcW w:type="dxa" w:w="2300"/>
+            <w:shd w:fill="FFFFFF" w:color="auto" w:val="clear"/>
+            <w:tcMar>
+              <w:top w:type="dxa" w:w="70"/>
+              <w:left w:type="dxa" w:w="110"/>
+              <w:bottom w:type="dxa" w:w="70"/>
+              <w:right w:type="dxa" w:w="110"/>
+            </w:tcMar>
+            <w:vAlign w:val="center"/>
+          </w:tcPr>
+          <w:p>
+            <w:pPr>
+              <w:spacing w:after="0" w:before="0" w:line="252"/>
+            </w:pPr>
+            <w:r>
+              <w:rPr>
+                <w:rFonts w:ascii="맑은 고딕" w:cs="맑은 고딕" w:eastAsia="맑은 고딕" w:hAnsi="맑은 고딕"/>
+                <w:b/>
+                <w:bCs/>
+                <w:color w:val="B02A2A"/>
+                <w:sz w:val="18"/>
+                <w:szCs w:val="18"/>
+              </w:rPr>
+              <w:t xml:space="preserve">S5 핵심 데모</w:t>
+            </w:r>
+          </w:p>
+        </w:tc>
+        <w:tc>
+          <w:tcPr>
+            <w:tcW w:type="dxa" w:w="1100"/>
+            <w:shd w:fill="FFFFFF" w:color="auto" w:val="clear"/>
+            <w:tcMar>
+              <w:top w:type="dxa" w:w="70"/>
+              <w:left w:type="dxa" w:w="110"/>
+              <w:bottom w:type="dxa" w:w="70"/>
+              <w:right w:type="dxa" w:w="110"/>
+            </w:tcMar>
+            <w:vAlign w:val="center"/>
+          </w:tcPr>
+          <w:p>
+            <w:pPr>
+              <w:spacing w:after="0" w:before="0" w:line="252"/>
+            </w:pPr>
+            <w:r>
+              <w:rPr>
+                <w:rFonts w:ascii="맑은 고딕" w:cs="맑은 고딕" w:eastAsia="맑은 고딕" w:hAnsi="맑은 고딕"/>
+                <w:color w:val="B02A2A"/>
+                <w:sz w:val="18"/>
+                <w:szCs w:val="18"/>
+              </w:rPr>
+              <w:t xml:space="preserve">2:12</w:t>
+            </w:r>
+          </w:p>
+        </w:tc>
+        <w:tc>
+          <w:tcPr>
+            <w:tcW w:type="dxa" w:w="1100"/>
+            <w:shd w:fill="FFFFFF" w:color="auto" w:val="clear"/>
+            <w:tcMar>
+              <w:top w:type="dxa" w:w="70"/>
+              <w:left w:type="dxa" w:w="110"/>
+              <w:bottom w:type="dxa" w:w="70"/>
+              <w:right w:type="dxa" w:w="110"/>
+            </w:tcMar>
+            <w:vAlign w:val="center"/>
+          </w:tcPr>
+          <w:p>
+            <w:pPr>
+              <w:spacing w:after="0" w:before="0" w:line="252"/>
+            </w:pPr>
+            <w:r>
+              <w:rPr>
+                <w:rFonts w:ascii="맑은 고딕" w:cs="맑은 고딕" w:eastAsia="맑은 고딕" w:hAnsi="맑은 고딕"/>
+                <w:b/>
+                <w:bCs/>
+                <w:color w:val="B02A2A"/>
+                <w:sz w:val="18"/>
+                <w:szCs w:val="18"/>
+              </w:rPr>
+              <w:t xml:space="preserve">1:17</w:t>
+            </w:r>
+          </w:p>
+        </w:tc>
+        <w:tc>
+          <w:tcPr>
+            <w:tcW w:type="dxa" w:w="5138"/>
+            <w:shd w:fill="FFFFFF" w:color="auto" w:val="clear"/>
+            <w:tcMar>
+              <w:top w:type="dxa" w:w="70"/>
+              <w:left w:type="dxa" w:w="110"/>
+              <w:bottom w:type="dxa" w:w="70"/>
+              <w:right w:type="dxa" w:w="110"/>
+            </w:tcMar>
+            <w:vAlign w:val="center"/>
+          </w:tcPr>
+          <w:p>
+            <w:pPr>
+              <w:spacing w:after="0" w:before="0" w:line="252"/>
+            </w:pPr>
+            <w:r>
+              <w:rPr>
+                <w:rFonts w:ascii="맑은 고딕" w:cs="맑은 고딕" w:eastAsia="맑은 고딕" w:hAnsi="맑은 고딕"/>
+                <w:b/>
+                <w:bCs/>
+                <w:color w:val="B02A2A"/>
+                <w:sz w:val="18"/>
+                <w:szCs w:val="18"/>
+              </w:rPr>
+              <w:t xml:space="preserve">발표의 심장. 절대 줄이지 말 것</w:t>
+            </w:r>
+          </w:p>
+        </w:tc>
+      </w:tr>
+      <w:tr>
+        <w:tc>
+          <w:tcPr>
+            <w:tcW w:type="dxa" w:w="2300"/>
+            <w:shd w:fill="F7F9FC" w:color="auto" w:val="clear"/>
+            <w:tcMar>
+              <w:top w:type="dxa" w:w="70"/>
+              <w:left w:type="dxa" w:w="110"/>
+              <w:bottom w:type="dxa" w:w="70"/>
+              <w:right w:type="dxa" w:w="110"/>
+            </w:tcMar>
+            <w:vAlign w:val="center"/>
+          </w:tcPr>
+          <w:p>
+            <w:pPr>
+              <w:spacing w:after="0" w:before="0" w:line="252"/>
+            </w:pPr>
+            <w:r>
+              <w:rPr>
+                <w:rFonts w:ascii="맑은 고딕" w:cs="맑은 고딕" w:eastAsia="맑은 고딕" w:hAnsi="맑은 고딕"/>
+                <w:color w:val="262626"/>
+                <w:sz w:val="18"/>
+                <w:szCs w:val="18"/>
+              </w:rPr>
+              <w:t xml:space="preserve">S6 세 가지 효과</w:t>
+            </w:r>
+          </w:p>
+        </w:tc>
+        <w:tc>
+          <w:tcPr>
+            <w:tcW w:type="dxa" w:w="1100"/>
+            <w:shd w:fill="F7F9FC" w:color="auto" w:val="clear"/>
+            <w:tcMar>
+              <w:top w:type="dxa" w:w="70"/>
+              <w:left w:type="dxa" w:w="110"/>
+              <w:bottom w:type="dxa" w:w="70"/>
+              <w:right w:type="dxa" w:w="110"/>
+            </w:tcMar>
+            <w:vAlign w:val="center"/>
+          </w:tcPr>
+          <w:p>
+            <w:pPr>
+              <w:spacing w:after="0" w:before="0" w:line="252"/>
+            </w:pPr>
+            <w:r>
+              <w:rPr>
+                <w:rFonts w:ascii="맑은 고딕" w:cs="맑은 고딕" w:eastAsia="맑은 고딕" w:hAnsi="맑은 고딕"/>
+                <w:color w:val="262626"/>
+                <w:sz w:val="18"/>
+                <w:szCs w:val="18"/>
+              </w:rPr>
+              <w:t xml:space="preserve">3:30</w:t>
+            </w:r>
+          </w:p>
+        </w:tc>
+        <w:tc>
+          <w:tcPr>
+            <w:tcW w:type="dxa" w:w="1100"/>
+            <w:shd w:fill="F7F9FC" w:color="auto" w:val="clear"/>
+            <w:tcMar>
+              <w:top w:type="dxa" w:w="70"/>
+              <w:left w:type="dxa" w:w="110"/>
+              <w:bottom w:type="dxa" w:w="70"/>
+              <w:right w:type="dxa" w:w="110"/>
+            </w:tcMar>
+            <w:vAlign w:val="center"/>
+          </w:tcPr>
+          <w:p>
+            <w:pPr>
+              <w:spacing w:after="0" w:before="0" w:line="252"/>
+            </w:pPr>
+            <w:r>
+              <w:rPr>
+                <w:rFonts w:ascii="맑은 고딕" w:cs="맑은 고딕" w:eastAsia="맑은 고딕" w:hAnsi="맑은 고딕"/>
+                <w:color w:val="262626"/>
+                <w:sz w:val="18"/>
+                <w:szCs w:val="18"/>
+              </w:rPr>
+              <w:t xml:space="preserve">0:28</w:t>
+            </w:r>
+          </w:p>
+        </w:tc>
+        <w:tc>
+          <w:tcPr>
+            <w:tcW w:type="dxa" w:w="5138"/>
+            <w:shd w:fill="F7F9FC" w:color="auto" w:val="clear"/>
+            <w:tcMar>
+              <w:top w:type="dxa" w:w="70"/>
+              <w:left w:type="dxa" w:w="110"/>
+              <w:bottom w:type="dxa" w:w="70"/>
+              <w:right w:type="dxa" w:w="110"/>
+            </w:tcMar>
+            <w:vAlign w:val="center"/>
+          </w:tcPr>
+          <w:p>
+            <w:pPr>
+              <w:spacing w:after="0" w:before="0" w:line="252"/>
+            </w:pPr>
+          </w:p>
+        </w:tc>
+      </w:tr>
+      <w:tr>
+        <w:tc>
+          <w:tcPr>
+            <w:tcW w:type="dxa" w:w="2300"/>
+            <w:shd w:fill="FFFFFF" w:color="auto" w:val="clear"/>
+            <w:tcMar>
+              <w:top w:type="dxa" w:w="70"/>
+              <w:left w:type="dxa" w:w="110"/>
+              <w:bottom w:type="dxa" w:w="70"/>
+              <w:right w:type="dxa" w:w="110"/>
+            </w:tcMar>
+            <w:vAlign w:val="center"/>
+          </w:tcPr>
+          <w:p>
+            <w:pPr>
+              <w:spacing w:after="0" w:before="0" w:line="252"/>
+            </w:pPr>
+            <w:r>
+              <w:rPr>
+                <w:rFonts w:ascii="맑은 고딕" w:cs="맑은 고딕" w:eastAsia="맑은 고딕" w:hAnsi="맑은 고딕"/>
+                <w:color w:val="262626"/>
+                <w:sz w:val="18"/>
+                <w:szCs w:val="18"/>
+              </w:rPr>
+              <w:t xml:space="preserve">S7 사장님 화면</w:t>
+            </w:r>
+          </w:p>
+        </w:tc>
+        <w:tc>
+          <w:tcPr>
+            <w:tcW w:type="dxa" w:w="1100"/>
+            <w:shd w:fill="FFFFFF" w:color="auto" w:val="clear"/>
+            <w:tcMar>
+              <w:top w:type="dxa" w:w="70"/>
+              <w:left w:type="dxa" w:w="110"/>
+              <w:bottom w:type="dxa" w:w="70"/>
+              <w:right w:type="dxa" w:w="110"/>
+            </w:tcMar>
+            <w:vAlign w:val="center"/>
+          </w:tcPr>
+          <w:p>
+            <w:pPr>
+              <w:spacing w:after="0" w:before="0" w:line="252"/>
+            </w:pPr>
+            <w:r>
+              <w:rPr>
+                <w:rFonts w:ascii="맑은 고딕" w:cs="맑은 고딕" w:eastAsia="맑은 고딕" w:hAnsi="맑은 고딕"/>
+                <w:color w:val="262626"/>
+                <w:sz w:val="18"/>
+                <w:szCs w:val="18"/>
+              </w:rPr>
+              <w:t xml:space="preserve">3:58</w:t>
+            </w:r>
+          </w:p>
+        </w:tc>
+        <w:tc>
+          <w:tcPr>
+            <w:tcW w:type="dxa" w:w="1100"/>
+            <w:shd w:fill="FFFFFF" w:color="auto" w:val="clear"/>
+            <w:tcMar>
+              <w:top w:type="dxa" w:w="70"/>
+              <w:left w:type="dxa" w:w="110"/>
+              <w:bottom w:type="dxa" w:w="70"/>
+              <w:right w:type="dxa" w:w="110"/>
+            </w:tcMar>
+            <w:vAlign w:val="center"/>
+          </w:tcPr>
+          <w:p>
+            <w:pPr>
+              <w:spacing w:after="0" w:before="0" w:line="252"/>
+            </w:pPr>
+            <w:r>
+              <w:rPr>
+                <w:rFonts w:ascii="맑은 고딕" w:cs="맑은 고딕" w:eastAsia="맑은 고딕" w:hAnsi="맑은 고딕"/>
+                <w:color w:val="262626"/>
+                <w:sz w:val="18"/>
+                <w:szCs w:val="18"/>
+              </w:rPr>
+              <w:t xml:space="preserve">0:23</w:t>
+            </w:r>
+          </w:p>
+        </w:tc>
+        <w:tc>
+          <w:tcPr>
+            <w:tcW w:type="dxa" w:w="5138"/>
+            <w:shd w:fill="FFFFFF" w:color="auto" w:val="clear"/>
+            <w:tcMar>
+              <w:top w:type="dxa" w:w="70"/>
+              <w:left w:type="dxa" w:w="110"/>
+              <w:bottom w:type="dxa" w:w="70"/>
+              <w:right w:type="dxa" w:w="110"/>
+            </w:tcMar>
+            <w:vAlign w:val="center"/>
+          </w:tcPr>
+          <w:p>
+            <w:pPr>
+              <w:spacing w:after="0" w:before="0" w:line="252"/>
+            </w:pPr>
+          </w:p>
+        </w:tc>
+      </w:tr>
+      <w:tr>
+        <w:tc>
+          <w:tcPr>
+            <w:tcW w:type="dxa" w:w="2300"/>
+            <w:shd w:fill="F7F9FC" w:color="auto" w:val="clear"/>
+            <w:tcMar>
+              <w:top w:type="dxa" w:w="70"/>
+              <w:left w:type="dxa" w:w="110"/>
+              <w:bottom w:type="dxa" w:w="70"/>
+              <w:right w:type="dxa" w:w="110"/>
+            </w:tcMar>
+            <w:vAlign w:val="center"/>
+          </w:tcPr>
+          <w:p>
+            <w:pPr>
+              <w:spacing w:after="0" w:before="0" w:line="252"/>
+            </w:pPr>
+            <w:r>
+              <w:rPr>
+                <w:rFonts w:ascii="맑은 고딕" w:cs="맑은 고딕" w:eastAsia="맑은 고딕" w:hAnsi="맑은 고딕"/>
+                <w:color w:val="262626"/>
+                <w:sz w:val="18"/>
+                <w:szCs w:val="18"/>
+              </w:rPr>
+              <w:t xml:space="preserve">S8 경쟁 지도</w:t>
+            </w:r>
+          </w:p>
+        </w:tc>
+        <w:tc>
+          <w:tcPr>
+            <w:tcW w:type="dxa" w:w="1100"/>
+            <w:shd w:fill="F7F9FC" w:color="auto" w:val="clear"/>
+            <w:tcMar>
+              <w:top w:type="dxa" w:w="70"/>
+              <w:left w:type="dxa" w:w="110"/>
+              <w:bottom w:type="dxa" w:w="70"/>
+              <w:right w:type="dxa" w:w="110"/>
+            </w:tcMar>
+            <w:vAlign w:val="center"/>
+          </w:tcPr>
+          <w:p>
+            <w:pPr>
+              <w:spacing w:after="0" w:before="0" w:line="252"/>
+            </w:pPr>
+            <w:r>
+              <w:rPr>
+                <w:rFonts w:ascii="맑은 고딕" w:cs="맑은 고딕" w:eastAsia="맑은 고딕" w:hAnsi="맑은 고딕"/>
+                <w:color w:val="262626"/>
+                <w:sz w:val="18"/>
+                <w:szCs w:val="18"/>
+              </w:rPr>
+              <w:t xml:space="preserve">4:22</w:t>
+            </w:r>
+          </w:p>
+        </w:tc>
+        <w:tc>
+          <w:tcPr>
+            <w:tcW w:type="dxa" w:w="1100"/>
+            <w:shd w:fill="F7F9FC" w:color="auto" w:val="clear"/>
+            <w:tcMar>
+              <w:top w:type="dxa" w:w="70"/>
+              <w:left w:type="dxa" w:w="110"/>
+              <w:bottom w:type="dxa" w:w="70"/>
+              <w:right w:type="dxa" w:w="110"/>
+            </w:tcMar>
+            <w:vAlign w:val="center"/>
+          </w:tcPr>
+          <w:p>
+            <w:pPr>
+              <w:spacing w:after="0" w:before="0" w:line="252"/>
+            </w:pPr>
+            <w:r>
+              <w:rPr>
+                <w:rFonts w:ascii="맑은 고딕" w:cs="맑은 고딕" w:eastAsia="맑은 고딕" w:hAnsi="맑은 고딕"/>
+                <w:color w:val="262626"/>
+                <w:sz w:val="18"/>
+                <w:szCs w:val="18"/>
+              </w:rPr>
+              <w:t xml:space="preserve">0:20</w:t>
+            </w:r>
+          </w:p>
+        </w:tc>
+        <w:tc>
+          <w:tcPr>
+            <w:tcW w:type="dxa" w:w="5138"/>
+            <w:shd w:fill="F7F9FC" w:color="auto" w:val="clear"/>
+            <w:tcMar>
+              <w:top w:type="dxa" w:w="70"/>
+              <w:left w:type="dxa" w:w="110"/>
+              <w:bottom w:type="dxa" w:w="70"/>
+              <w:right w:type="dxa" w:w="110"/>
+            </w:tcMar>
+            <w:vAlign w:val="center"/>
+          </w:tcPr>
+          <w:p>
+            <w:pPr>
+              <w:spacing w:after="0" w:before="0" w:line="252"/>
+            </w:pPr>
+          </w:p>
+        </w:tc>
+      </w:tr>
+      <w:tr>
+        <w:tc>
+          <w:tcPr>
+            <w:tcW w:type="dxa" w:w="2300"/>
+            <w:shd w:fill="FFFFFF" w:color="auto" w:val="clear"/>
+            <w:tcMar>
+              <w:top w:type="dxa" w:w="70"/>
+              <w:left w:type="dxa" w:w="110"/>
+              <w:bottom w:type="dxa" w:w="70"/>
+              <w:right w:type="dxa" w:w="110"/>
+            </w:tcMar>
+            <w:vAlign w:val="center"/>
+          </w:tcPr>
+          <w:p>
+            <w:pPr>
+              <w:spacing w:after="0" w:before="0" w:line="252"/>
+            </w:pPr>
+            <w:r>
+              <w:rPr>
+                <w:rFonts w:ascii="맑은 고딕" w:cs="맑은 고딕" w:eastAsia="맑은 고딕" w:hAnsi="맑은 고딕"/>
+                <w:color w:val="262626"/>
+                <w:sz w:val="18"/>
+                <w:szCs w:val="18"/>
+              </w:rPr>
+              <w:t xml:space="preserve">S9 확장 — 아마존</w:t>
+            </w:r>
+          </w:p>
+        </w:tc>
+        <w:tc>
+          <w:tcPr>
+            <w:tcW w:type="dxa" w:w="1100"/>
+            <w:shd w:fill="FFFFFF" w:color="auto" w:val="clear"/>
+            <w:tcMar>
+              <w:top w:type="dxa" w:w="70"/>
+              <w:left w:type="dxa" w:w="110"/>
+              <w:bottom w:type="dxa" w:w="70"/>
+              <w:right w:type="dxa" w:w="110"/>
+            </w:tcMar>
+            <w:vAlign w:val="center"/>
+          </w:tcPr>
+          <w:p>
+            <w:pPr>
+              <w:spacing w:after="0" w:before="0" w:line="252"/>
+            </w:pPr>
+            <w:r>
+              <w:rPr>
+                <w:rFonts w:ascii="맑은 고딕" w:cs="맑은 고딕" w:eastAsia="맑은 고딕" w:hAnsi="맑은 고딕"/>
+                <w:color w:val="262626"/>
+                <w:sz w:val="18"/>
+                <w:szCs w:val="18"/>
+              </w:rPr>
+              <w:t xml:space="preserve">4:43</w:t>
+            </w:r>
+          </w:p>
+        </w:tc>
+        <w:tc>
+          <w:tcPr>
+            <w:tcW w:type="dxa" w:w="1100"/>
+            <w:shd w:fill="FFFFFF" w:color="auto" w:val="clear"/>
+            <w:tcMar>
+              <w:top w:type="dxa" w:w="70"/>
+              <w:left w:type="dxa" w:w="110"/>
+              <w:bottom w:type="dxa" w:w="70"/>
+              <w:right w:type="dxa" w:w="110"/>
+            </w:tcMar>
+            <w:vAlign w:val="center"/>
+          </w:tcPr>
+          <w:p>
+            <w:pPr>
+              <w:spacing w:after="0" w:before="0" w:line="252"/>
+            </w:pPr>
+            <w:r>
+              <w:rPr>
+                <w:rFonts w:ascii="맑은 고딕" w:cs="맑은 고딕" w:eastAsia="맑은 고딕" w:hAnsi="맑은 고딕"/>
+                <w:color w:val="262626"/>
+                <w:sz w:val="18"/>
+                <w:szCs w:val="18"/>
+              </w:rPr>
+              <w:t xml:space="preserve">1:28</w:t>
+            </w:r>
+          </w:p>
+        </w:tc>
+        <w:tc>
+          <w:tcPr>
+            <w:tcW w:type="dxa" w:w="5138"/>
+            <w:shd w:fill="FFFFFF" w:color="auto" w:val="clear"/>
+            <w:tcMar>
+              <w:top w:type="dxa" w:w="70"/>
+              <w:left w:type="dxa" w:w="110"/>
+              <w:bottom w:type="dxa" w:w="70"/>
+              <w:right w:type="dxa" w:w="110"/>
+            </w:tcMar>
+            <w:vAlign w:val="center"/>
+          </w:tcPr>
+          <w:p>
+            <w:pPr>
+              <w:spacing w:after="0" w:before="0" w:line="252"/>
+            </w:pPr>
+            <w:r>
+              <w:rPr>
+                <w:rFonts w:ascii="맑은 고딕" w:cs="맑은 고딕" w:eastAsia="맑은 고딕" w:hAnsi="맑은 고딕"/>
+                <w:color w:val="262626"/>
+                <w:sz w:val="18"/>
+                <w:szCs w:val="18"/>
+              </w:rPr>
+              <w:t xml:space="preserve">두 번째로 중요한 슬라이드</w:t>
+            </w:r>
+          </w:p>
+        </w:tc>
+      </w:tr>
+      <w:tr>
+        <w:tc>
+          <w:tcPr>
+            <w:tcW w:type="dxa" w:w="2300"/>
+            <w:shd w:fill="F7F9FC" w:color="auto" w:val="clear"/>
+            <w:tcMar>
+              <w:top w:type="dxa" w:w="70"/>
+              <w:left w:type="dxa" w:w="110"/>
+              <w:bottom w:type="dxa" w:w="70"/>
+              <w:right w:type="dxa" w:w="110"/>
+            </w:tcMar>
+            <w:vAlign w:val="center"/>
+          </w:tcPr>
+          <w:p>
+            <w:pPr>
+              <w:spacing w:after="0" w:before="0" w:line="252"/>
+            </w:pPr>
+            <w:r>
+              <w:rPr>
+                <w:rFonts w:ascii="맑은 고딕" w:cs="맑은 고딕" w:eastAsia="맑은 고딕" w:hAnsi="맑은 고딕"/>
+                <w:color w:val="262626"/>
+                <w:sz w:val="18"/>
+                <w:szCs w:val="18"/>
+              </w:rPr>
+              <w:t xml:space="preserve">S10 소상공인 → 대기업</w:t>
+            </w:r>
+          </w:p>
+        </w:tc>
+        <w:tc>
+          <w:tcPr>
+            <w:tcW w:type="dxa" w:w="1100"/>
+            <w:shd w:fill="F7F9FC" w:color="auto" w:val="clear"/>
+            <w:tcMar>
+              <w:top w:type="dxa" w:w="70"/>
+              <w:left w:type="dxa" w:w="110"/>
+              <w:bottom w:type="dxa" w:w="70"/>
+              <w:right w:type="dxa" w:w="110"/>
+            </w:tcMar>
+            <w:vAlign w:val="center"/>
+          </w:tcPr>
+          <w:p>
+            <w:pPr>
+              <w:spacing w:after="0" w:before="0" w:line="252"/>
+            </w:pPr>
+            <w:r>
+              <w:rPr>
+                <w:rFonts w:ascii="맑은 고딕" w:cs="맑은 고딕" w:eastAsia="맑은 고딕" w:hAnsi="맑은 고딕"/>
+                <w:color w:val="262626"/>
+                <w:sz w:val="18"/>
+                <w:szCs w:val="18"/>
+              </w:rPr>
+              <w:t xml:space="preserve">6:11</w:t>
+            </w:r>
+          </w:p>
+        </w:tc>
+        <w:tc>
+          <w:tcPr>
+            <w:tcW w:type="dxa" w:w="1100"/>
+            <w:shd w:fill="F7F9FC" w:color="auto" w:val="clear"/>
+            <w:tcMar>
+              <w:top w:type="dxa" w:w="70"/>
+              <w:left w:type="dxa" w:w="110"/>
+              <w:bottom w:type="dxa" w:w="70"/>
+              <w:right w:type="dxa" w:w="110"/>
+            </w:tcMar>
+            <w:vAlign w:val="center"/>
+          </w:tcPr>
+          <w:p>
+            <w:pPr>
+              <w:spacing w:after="0" w:before="0" w:line="252"/>
+            </w:pPr>
+            <w:r>
+              <w:rPr>
+                <w:rFonts w:ascii="맑은 고딕" w:cs="맑은 고딕" w:eastAsia="맑은 고딕" w:hAnsi="맑은 고딕"/>
+                <w:color w:val="262626"/>
+                <w:sz w:val="18"/>
+                <w:szCs w:val="18"/>
+              </w:rPr>
+              <w:t xml:space="preserve">0:38</w:t>
+            </w:r>
+          </w:p>
+        </w:tc>
+        <w:tc>
+          <w:tcPr>
+            <w:tcW w:type="dxa" w:w="5138"/>
+            <w:shd w:fill="F7F9FC" w:color="auto" w:val="clear"/>
+            <w:tcMar>
+              <w:top w:type="dxa" w:w="70"/>
+              <w:left w:type="dxa" w:w="110"/>
+              <w:bottom w:type="dxa" w:w="70"/>
+              <w:right w:type="dxa" w:w="110"/>
+            </w:tcMar>
+            <w:vAlign w:val="center"/>
+          </w:tcPr>
+          <w:p>
+            <w:pPr>
+              <w:spacing w:after="0" w:before="0" w:line="252"/>
+            </w:pPr>
+          </w:p>
+        </w:tc>
+      </w:tr>
+      <w:tr>
+        <w:tc>
+          <w:tcPr>
+            <w:tcW w:type="dxa" w:w="2300"/>
+            <w:shd w:fill="FFFFFF" w:color="auto" w:val="clear"/>
+            <w:tcMar>
+              <w:top w:type="dxa" w:w="70"/>
+              <w:left w:type="dxa" w:w="110"/>
+              <w:bottom w:type="dxa" w:w="70"/>
+              <w:right w:type="dxa" w:w="110"/>
+            </w:tcMar>
+            <w:vAlign w:val="center"/>
+          </w:tcPr>
+          <w:p>
+            <w:pPr>
+              <w:spacing w:after="0" w:before="0" w:line="252"/>
+            </w:pPr>
+            <w:r>
+              <w:rPr>
+                <w:rFonts w:ascii="맑은 고딕" w:cs="맑은 고딕" w:eastAsia="맑은 고딕" w:hAnsi="맑은 고딕"/>
+                <w:color w:val="262626"/>
+                <w:sz w:val="18"/>
+                <w:szCs w:val="18"/>
+              </w:rPr>
+              <w:t xml:space="preserve">S11 운영 3원칙</w:t>
+            </w:r>
+          </w:p>
+        </w:tc>
+        <w:tc>
+          <w:tcPr>
+            <w:tcW w:type="dxa" w:w="1100"/>
+            <w:shd w:fill="FFFFFF" w:color="auto" w:val="clear"/>
+            <w:tcMar>
+              <w:top w:type="dxa" w:w="70"/>
+              <w:left w:type="dxa" w:w="110"/>
+              <w:bottom w:type="dxa" w:w="70"/>
+              <w:right w:type="dxa" w:w="110"/>
+            </w:tcMar>
+            <w:vAlign w:val="center"/>
+          </w:tcPr>
+          <w:p>
+            <w:pPr>
+              <w:spacing w:after="0" w:before="0" w:line="252"/>
+            </w:pPr>
+            <w:r>
+              <w:rPr>
+                <w:rFonts w:ascii="맑은 고딕" w:cs="맑은 고딕" w:eastAsia="맑은 고딕" w:hAnsi="맑은 고딕"/>
+                <w:color w:val="262626"/>
+                <w:sz w:val="18"/>
+                <w:szCs w:val="18"/>
+              </w:rPr>
+              <w:t xml:space="preserve">6:50</w:t>
+            </w:r>
+          </w:p>
+        </w:tc>
+        <w:tc>
+          <w:tcPr>
+            <w:tcW w:type="dxa" w:w="1100"/>
+            <w:shd w:fill="FFFFFF" w:color="auto" w:val="clear"/>
+            <w:tcMar>
+              <w:top w:type="dxa" w:w="70"/>
+              <w:left w:type="dxa" w:w="110"/>
+              <w:bottom w:type="dxa" w:w="70"/>
+              <w:right w:type="dxa" w:w="110"/>
+            </w:tcMar>
+            <w:vAlign w:val="center"/>
+          </w:tcPr>
+          <w:p>
+            <w:pPr>
+              <w:spacing w:after="0" w:before="0" w:line="252"/>
+            </w:pPr>
+            <w:r>
+              <w:rPr>
+                <w:rFonts w:ascii="맑은 고딕" w:cs="맑은 고딕" w:eastAsia="맑은 고딕" w:hAnsi="맑은 고딕"/>
+                <w:color w:val="262626"/>
+                <w:sz w:val="18"/>
+                <w:szCs w:val="18"/>
+              </w:rPr>
+              <w:t xml:space="preserve">0:38</w:t>
+            </w:r>
+          </w:p>
+        </w:tc>
+        <w:tc>
+          <w:tcPr>
+            <w:tcW w:type="dxa" w:w="5138"/>
+            <w:shd w:fill="FFFFFF" w:color="auto" w:val="clear"/>
+            <w:tcMar>
+              <w:top w:type="dxa" w:w="70"/>
+              <w:left w:type="dxa" w:w="110"/>
+              <w:bottom w:type="dxa" w:w="70"/>
+              <w:right w:type="dxa" w:w="110"/>
+            </w:tcMar>
+            <w:vAlign w:val="center"/>
+          </w:tcPr>
+          <w:p>
+            <w:pPr>
+              <w:spacing w:after="0" w:before="0" w:line="252"/>
+            </w:pPr>
+          </w:p>
+        </w:tc>
+      </w:tr>
+      <w:tr>
+        <w:tc>
+          <w:tcPr>
+            <w:tcW w:type="dxa" w:w="2300"/>
+            <w:shd w:fill="F7F9FC" w:color="auto" w:val="clear"/>
+            <w:tcMar>
+              <w:top w:type="dxa" w:w="70"/>
+              <w:left w:type="dxa" w:w="110"/>
+              <w:bottom w:type="dxa" w:w="70"/>
+              <w:right w:type="dxa" w:w="110"/>
+            </w:tcMar>
+            <w:vAlign w:val="center"/>
+          </w:tcPr>
+          <w:p>
+            <w:pPr>
+              <w:spacing w:after="0" w:before="0" w:line="252"/>
+            </w:pPr>
+            <w:r>
+              <w:rPr>
+                <w:rFonts w:ascii="맑은 고딕" w:cs="맑은 고딕" w:eastAsia="맑은 고딕" w:hAnsi="맑은 고딕"/>
+                <w:color w:val="262626"/>
+                <w:sz w:val="18"/>
+                <w:szCs w:val="18"/>
+              </w:rPr>
+              <w:t xml:space="preserve">S12 수익 모델</w:t>
+            </w:r>
+          </w:p>
+        </w:tc>
+        <w:tc>
+          <w:tcPr>
+            <w:tcW w:type="dxa" w:w="1100"/>
+            <w:shd w:fill="F7F9FC" w:color="auto" w:val="clear"/>
+            <w:tcMar>
+              <w:top w:type="dxa" w:w="70"/>
+              <w:left w:type="dxa" w:w="110"/>
+              <w:bottom w:type="dxa" w:w="70"/>
+              <w:right w:type="dxa" w:w="110"/>
+            </w:tcMar>
+            <w:vAlign w:val="center"/>
+          </w:tcPr>
+          <w:p>
+            <w:pPr>
+              <w:spacing w:after="0" w:before="0" w:line="252"/>
+            </w:pPr>
+            <w:r>
+              <w:rPr>
+                <w:rFonts w:ascii="맑은 고딕" w:cs="맑은 고딕" w:eastAsia="맑은 고딕" w:hAnsi="맑은 고딕"/>
+                <w:color w:val="262626"/>
+                <w:sz w:val="18"/>
+                <w:szCs w:val="18"/>
+              </w:rPr>
+              <w:t xml:space="preserve">7:28</w:t>
+            </w:r>
+          </w:p>
+        </w:tc>
+        <w:tc>
+          <w:tcPr>
+            <w:tcW w:type="dxa" w:w="1100"/>
+            <w:shd w:fill="F7F9FC" w:color="auto" w:val="clear"/>
+            <w:tcMar>
+              <w:top w:type="dxa" w:w="70"/>
+              <w:left w:type="dxa" w:w="110"/>
+              <w:bottom w:type="dxa" w:w="70"/>
+              <w:right w:type="dxa" w:w="110"/>
+            </w:tcMar>
+            <w:vAlign w:val="center"/>
+          </w:tcPr>
+          <w:p>
+            <w:pPr>
+              <w:spacing w:after="0" w:before="0" w:line="252"/>
+            </w:pPr>
+            <w:r>
+              <w:rPr>
+                <w:rFonts w:ascii="맑은 고딕" w:cs="맑은 고딕" w:eastAsia="맑은 고딕" w:hAnsi="맑은 고딕"/>
+                <w:color w:val="262626"/>
+                <w:sz w:val="18"/>
+                <w:szCs w:val="18"/>
+              </w:rPr>
+              <w:t xml:space="preserve">0:33</w:t>
+            </w:r>
+          </w:p>
+        </w:tc>
+        <w:tc>
+          <w:tcPr>
+            <w:tcW w:type="dxa" w:w="5138"/>
+            <w:shd w:fill="F7F9FC" w:color="auto" w:val="clear"/>
+            <w:tcMar>
+              <w:top w:type="dxa" w:w="70"/>
+              <w:left w:type="dxa" w:w="110"/>
+              <w:bottom w:type="dxa" w:w="70"/>
+              <w:right w:type="dxa" w:w="110"/>
+            </w:tcMar>
+            <w:vAlign w:val="center"/>
+          </w:tcPr>
+          <w:p>
+            <w:pPr>
+              <w:spacing w:after="0" w:before="0" w:line="252"/>
+            </w:pPr>
+          </w:p>
+        </w:tc>
+      </w:tr>
+      <w:tr>
+        <w:tc>
+          <w:tcPr>
+            <w:tcW w:type="dxa" w:w="2300"/>
+            <w:shd w:fill="FFFFFF" w:color="auto" w:val="clear"/>
+            <w:tcMar>
+              <w:top w:type="dxa" w:w="70"/>
+              <w:left w:type="dxa" w:w="110"/>
+              <w:bottom w:type="dxa" w:w="70"/>
+              <w:right w:type="dxa" w:w="110"/>
+            </w:tcMar>
+            <w:vAlign w:val="center"/>
+          </w:tcPr>
+          <w:p>
+            <w:pPr>
+              <w:spacing w:after="0" w:before="0" w:line="252"/>
+            </w:pPr>
+            <w:r>
+              <w:rPr>
+                <w:rFonts w:ascii="맑은 고딕" w:cs="맑은 고딕" w:eastAsia="맑은 고딕" w:hAnsi="맑은 고딕"/>
+                <w:color w:val="262626"/>
+                <w:sz w:val="18"/>
+                <w:szCs w:val="18"/>
+              </w:rPr>
+              <w:t xml:space="preserve">S13 로드맵과 요청</w:t>
+            </w:r>
+          </w:p>
+        </w:tc>
+        <w:tc>
+          <w:tcPr>
+            <w:tcW w:type="dxa" w:w="1100"/>
+            <w:shd w:fill="FFFFFF" w:color="auto" w:val="clear"/>
+            <w:tcMar>
+              <w:top w:type="dxa" w:w="70"/>
+              <w:left w:type="dxa" w:w="110"/>
+              <w:bottom w:type="dxa" w:w="70"/>
+              <w:right w:type="dxa" w:w="110"/>
+            </w:tcMar>
+            <w:vAlign w:val="center"/>
+          </w:tcPr>
+          <w:p>
+            <w:pPr>
+              <w:spacing w:after="0" w:before="0" w:line="252"/>
+            </w:pPr>
+            <w:r>
+              <w:rPr>
+                <w:rFonts w:ascii="맑은 고딕" w:cs="맑은 고딕" w:eastAsia="맑은 고딕" w:hAnsi="맑은 고딕"/>
+                <w:color w:val="262626"/>
+                <w:sz w:val="18"/>
+                <w:szCs w:val="18"/>
+              </w:rPr>
+              <w:t xml:space="preserve">8:02</w:t>
+            </w:r>
+          </w:p>
+        </w:tc>
+        <w:tc>
+          <w:tcPr>
+            <w:tcW w:type="dxa" w:w="1100"/>
+            <w:shd w:fill="FFFFFF" w:color="auto" w:val="clear"/>
+            <w:tcMar>
+              <w:top w:type="dxa" w:w="70"/>
+              <w:left w:type="dxa" w:w="110"/>
+              <w:bottom w:type="dxa" w:w="70"/>
+              <w:right w:type="dxa" w:w="110"/>
+            </w:tcMar>
+            <w:vAlign w:val="center"/>
+          </w:tcPr>
+          <w:p>
+            <w:pPr>
+              <w:spacing w:after="0" w:before="0" w:line="252"/>
+            </w:pPr>
+            <w:r>
+              <w:rPr>
+                <w:rFonts w:ascii="맑은 고딕" w:cs="맑은 고딕" w:eastAsia="맑은 고딕" w:hAnsi="맑은 고딕"/>
+                <w:color w:val="262626"/>
+                <w:sz w:val="18"/>
+                <w:szCs w:val="18"/>
+              </w:rPr>
+              <w:t xml:space="preserve">0:34</w:t>
+            </w:r>
+          </w:p>
+        </w:tc>
+        <w:tc>
+          <w:tcPr>
+            <w:tcW w:type="dxa" w:w="5138"/>
+            <w:shd w:fill="FFFFFF" w:color="auto" w:val="clear"/>
+            <w:tcMar>
+              <w:top w:type="dxa" w:w="70"/>
+              <w:left w:type="dxa" w:w="110"/>
+              <w:bottom w:type="dxa" w:w="70"/>
+              <w:right w:type="dxa" w:w="110"/>
+            </w:tcMar>
+            <w:vAlign w:val="center"/>
+          </w:tcPr>
+          <w:p>
+            <w:pPr>
+              <w:spacing w:after="0" w:before="0" w:line="252"/>
+            </w:pPr>
+            <w:r>
+              <w:rPr>
+                <w:rFonts w:ascii="맑은 고딕" w:cs="맑은 고딕" w:eastAsia="맑은 고딕" w:hAnsi="맑은 고딕"/>
+                <w:color w:val="262626"/>
+                <w:sz w:val="18"/>
+                <w:szCs w:val="18"/>
+              </w:rPr>
+              <w:t xml:space="preserve">요청 문장은 또박또박</w:t>
+            </w:r>
+          </w:p>
+        </w:tc>
+      </w:tr>
+      <w:tr>
+        <w:tc>
+          <w:tcPr>
+            <w:tcW w:type="dxa" w:w="2300"/>
+            <w:shd w:fill="F7F9FC" w:color="auto" w:val="clear"/>
+            <w:tcMar>
+              <w:top w:type="dxa" w:w="70"/>
+              <w:left w:type="dxa" w:w="110"/>
+              <w:bottom w:type="dxa" w:w="70"/>
+              <w:right w:type="dxa" w:w="110"/>
+            </w:tcMar>
+            <w:vAlign w:val="center"/>
+          </w:tcPr>
+          <w:p>
+            <w:pPr>
+              <w:spacing w:after="0" w:before="0" w:line="252"/>
+            </w:pPr>
+            <w:r>
+              <w:rPr>
+                <w:rFonts w:ascii="맑은 고딕" w:cs="맑은 고딕" w:eastAsia="맑은 고딕" w:hAnsi="맑은 고딕"/>
+                <w:color w:val="262626"/>
+                <w:sz w:val="18"/>
+                <w:szCs w:val="18"/>
+              </w:rPr>
+              <w:t xml:space="preserve">S14 두 가지 지적</w:t>
+            </w:r>
+          </w:p>
+        </w:tc>
+        <w:tc>
+          <w:tcPr>
+            <w:tcW w:type="dxa" w:w="1100"/>
+            <w:shd w:fill="F7F9FC" w:color="auto" w:val="clear"/>
+            <w:tcMar>
+              <w:top w:type="dxa" w:w="70"/>
+              <w:left w:type="dxa" w:w="110"/>
+              <w:bottom w:type="dxa" w:w="70"/>
+              <w:right w:type="dxa" w:w="110"/>
+            </w:tcMar>
+            <w:vAlign w:val="center"/>
+          </w:tcPr>
+          <w:p>
+            <w:pPr>
+              <w:spacing w:after="0" w:before="0" w:line="252"/>
+            </w:pPr>
+            <w:r>
+              <w:rPr>
+                <w:rFonts w:ascii="맑은 고딕" w:cs="맑은 고딕" w:eastAsia="맑은 고딕" w:hAnsi="맑은 고딕"/>
+                <w:color w:val="262626"/>
+                <w:sz w:val="18"/>
+                <w:szCs w:val="18"/>
+              </w:rPr>
+              <w:t xml:space="preserve">8:36</w:t>
+            </w:r>
+          </w:p>
+        </w:tc>
+        <w:tc>
+          <w:tcPr>
+            <w:tcW w:type="dxa" w:w="1100"/>
+            <w:shd w:fill="F7F9FC" w:color="auto" w:val="clear"/>
+            <w:tcMar>
+              <w:top w:type="dxa" w:w="70"/>
+              <w:left w:type="dxa" w:w="110"/>
+              <w:bottom w:type="dxa" w:w="70"/>
+              <w:right w:type="dxa" w:w="110"/>
+            </w:tcMar>
+            <w:vAlign w:val="center"/>
+          </w:tcPr>
+          <w:p>
+            <w:pPr>
+              <w:spacing w:after="0" w:before="0" w:line="252"/>
+            </w:pPr>
+            <w:r>
+              <w:rPr>
+                <w:rFonts w:ascii="맑은 고딕" w:cs="맑은 고딕" w:eastAsia="맑은 고딕" w:hAnsi="맑은 고딕"/>
+                <w:color w:val="262626"/>
+                <w:sz w:val="18"/>
+                <w:szCs w:val="18"/>
+              </w:rPr>
+              <w:t xml:space="preserve">0:35</w:t>
+            </w:r>
+          </w:p>
+        </w:tc>
+        <w:tc>
+          <w:tcPr>
+            <w:tcW w:type="dxa" w:w="5138"/>
+            <w:shd w:fill="F7F9FC" w:color="auto" w:val="clear"/>
+            <w:tcMar>
+              <w:top w:type="dxa" w:w="70"/>
+              <w:left w:type="dxa" w:w="110"/>
+              <w:bottom w:type="dxa" w:w="70"/>
+              <w:right w:type="dxa" w:w="110"/>
+            </w:tcMar>
+            <w:vAlign w:val="center"/>
+          </w:tcPr>
+          <w:p>
+            <w:pPr>
+              <w:spacing w:after="0" w:before="0" w:line="252"/>
+            </w:pPr>
+          </w:p>
+        </w:tc>
+      </w:tr>
+      <w:tr>
+        <w:tc>
+          <w:tcPr>
+            <w:tcW w:type="dxa" w:w="2300"/>
+            <w:shd w:fill="FFFFFF" w:color="auto" w:val="clear"/>
+            <w:tcMar>
+              <w:top w:type="dxa" w:w="70"/>
+              <w:left w:type="dxa" w:w="110"/>
+              <w:bottom w:type="dxa" w:w="70"/>
+              <w:right w:type="dxa" w:w="110"/>
+            </w:tcMar>
+            <w:vAlign w:val="center"/>
+          </w:tcPr>
+          <w:p>
+            <w:pPr>
+              <w:spacing w:after="0" w:before="0" w:line="252"/>
+            </w:pPr>
+            <w:r>
+              <w:rPr>
+                <w:rFonts w:ascii="맑은 고딕" w:cs="맑은 고딕" w:eastAsia="맑은 고딕" w:hAnsi="맑은 고딕"/>
+                <w:color w:val="262626"/>
+                <w:sz w:val="18"/>
+                <w:szCs w:val="18"/>
+              </w:rPr>
+              <w:t xml:space="preserve">S15 클로징</w:t>
+            </w:r>
+          </w:p>
+        </w:tc>
+        <w:tc>
+          <w:tcPr>
+            <w:tcW w:type="dxa" w:w="1100"/>
+            <w:shd w:fill="FFFFFF" w:color="auto" w:val="clear"/>
+            <w:tcMar>
+              <w:top w:type="dxa" w:w="70"/>
+              <w:left w:type="dxa" w:w="110"/>
+              <w:bottom w:type="dxa" w:w="70"/>
+              <w:right w:type="dxa" w:w="110"/>
+            </w:tcMar>
+            <w:vAlign w:val="center"/>
+          </w:tcPr>
+          <w:p>
+            <w:pPr>
+              <w:spacing w:after="0" w:before="0" w:line="252"/>
+            </w:pPr>
+            <w:r>
+              <w:rPr>
+                <w:rFonts w:ascii="맑은 고딕" w:cs="맑은 고딕" w:eastAsia="맑은 고딕" w:hAnsi="맑은 고딕"/>
+                <w:color w:val="262626"/>
+                <w:sz w:val="18"/>
+                <w:szCs w:val="18"/>
+              </w:rPr>
+              <w:t xml:space="preserve">9:12</w:t>
+            </w:r>
+          </w:p>
+        </w:tc>
+        <w:tc>
+          <w:tcPr>
+            <w:tcW w:type="dxa" w:w="1100"/>
+            <w:shd w:fill="FFFFFF" w:color="auto" w:val="clear"/>
+            <w:tcMar>
+              <w:top w:type="dxa" w:w="70"/>
+              <w:left w:type="dxa" w:w="110"/>
+              <w:bottom w:type="dxa" w:w="70"/>
+              <w:right w:type="dxa" w:w="110"/>
+            </w:tcMar>
+            <w:vAlign w:val="center"/>
+          </w:tcPr>
+          <w:p>
+            <w:pPr>
+              <w:spacing w:after="0" w:before="0" w:line="252"/>
+            </w:pPr>
+            <w:r>
+              <w:rPr>
+                <w:rFonts w:ascii="맑은 고딕" w:cs="맑은 고딕" w:eastAsia="맑은 고딕" w:hAnsi="맑은 고딕"/>
+                <w:color w:val="262626"/>
+                <w:sz w:val="18"/>
+                <w:szCs w:val="18"/>
+              </w:rPr>
+              <w:t xml:space="preserve">0:37</w:t>
+            </w:r>
+          </w:p>
+        </w:tc>
+        <w:tc>
+          <w:tcPr>
+            <w:tcW w:type="dxa" w:w="5138"/>
+            <w:shd w:fill="FFFFFF" w:color="auto" w:val="clear"/>
+            <w:tcMar>
+              <w:top w:type="dxa" w:w="70"/>
+              <w:left w:type="dxa" w:w="110"/>
+              <w:bottom w:type="dxa" w:w="70"/>
+              <w:right w:type="dxa" w:w="110"/>
+            </w:tcMar>
+            <w:vAlign w:val="center"/>
+          </w:tcPr>
+          <w:p>
+            <w:pPr>
+              <w:spacing w:after="0" w:before="0" w:line="252"/>
+            </w:pPr>
+            <w:r>
+              <w:rPr>
+                <w:rFonts w:ascii="맑은 고딕" w:cs="맑은 고딕" w:eastAsia="맑은 고딕" w:hAnsi="맑은 고딕"/>
+                <w:color w:val="262626"/>
+                <w:sz w:val="18"/>
+                <w:szCs w:val="18"/>
+              </w:rPr>
+              <w:t xml:space="preserve">마지막 2초 침묵</w:t>
+            </w:r>
+          </w:p>
+        </w:tc>
+      </w:tr>
+      <w:tr>
+        <w:tc>
+          <w:tcPr>
+            <w:tcW w:type="dxa" w:w="2300"/>
+            <w:shd w:fill="F7F9FC" w:color="auto" w:val="clear"/>
+            <w:tcMar>
+              <w:top w:type="dxa" w:w="70"/>
+              <w:left w:type="dxa" w:w="110"/>
+              <w:bottom w:type="dxa" w:w="70"/>
+              <w:right w:type="dxa" w:w="110"/>
+            </w:tcMar>
+            <w:vAlign w:val="center"/>
+          </w:tcPr>
+          <w:p>
+            <w:pPr>
+              <w:spacing w:after="0" w:before="0" w:line="252"/>
+            </w:pPr>
+            <w:r>
+              <w:rPr>
+                <w:rFonts w:ascii="맑은 고딕" w:cs="맑은 고딕" w:eastAsia="맑은 고딕" w:hAnsi="맑은 고딕"/>
+                <w:b/>
+                <w:bCs/>
+                <w:color w:val="1F3864"/>
+                <w:sz w:val="18"/>
+                <w:szCs w:val="18"/>
+              </w:rPr>
+              <w:t xml:space="preserve">합계</w:t>
+            </w:r>
+          </w:p>
+        </w:tc>
+        <w:tc>
+          <w:tcPr>
+            <w:tcW w:type="dxa" w:w="1100"/>
+            <w:shd w:fill="F7F9FC" w:color="auto" w:val="clear"/>
+            <w:tcMar>
+              <w:top w:type="dxa" w:w="70"/>
+              <w:left w:type="dxa" w:w="110"/>
+              <w:bottom w:type="dxa" w:w="70"/>
+              <w:right w:type="dxa" w:w="110"/>
+            </w:tcMar>
+            <w:vAlign w:val="center"/>
+          </w:tcPr>
+          <w:p>
+            <w:pPr>
+              <w:spacing w:after="0" w:before="0" w:line="252"/>
+            </w:pPr>
+          </w:p>
+        </w:tc>
+        <w:tc>
+          <w:tcPr>
+            <w:tcW w:type="dxa" w:w="1100"/>
+            <w:shd w:fill="F7F9FC" w:color="auto" w:val="clear"/>
+            <w:tcMar>
+              <w:top w:type="dxa" w:w="70"/>
+              <w:left w:type="dxa" w:w="110"/>
+              <w:bottom w:type="dxa" w:w="70"/>
+              <w:right w:type="dxa" w:w="110"/>
+            </w:tcMar>
+            <w:vAlign w:val="center"/>
+          </w:tcPr>
+          <w:p>
+            <w:pPr>
+              <w:spacing w:after="0" w:before="0" w:line="252"/>
+            </w:pPr>
+            <w:r>
+              <w:rPr>
+                <w:rFonts w:ascii="맑은 고딕" w:cs="맑은 고딕" w:eastAsia="맑은 고딕" w:hAnsi="맑은 고딕"/>
+                <w:b/>
+                <w:bCs/>
+                <w:color w:val="1F3864"/>
+                <w:sz w:val="18"/>
+                <w:szCs w:val="18"/>
+              </w:rPr>
+              <w:t xml:space="preserve">9:49</w:t>
+            </w:r>
+          </w:p>
+        </w:tc>
+        <w:tc>
+          <w:tcPr>
+            <w:tcW w:type="dxa" w:w="5138"/>
+            <w:shd w:fill="F7F9FC" w:color="auto" w:val="clear"/>
+            <w:tcMar>
+              <w:top w:type="dxa" w:w="70"/>
+              <w:left w:type="dxa" w:w="110"/>
+              <w:bottom w:type="dxa" w:w="70"/>
+              <w:right w:type="dxa" w:w="110"/>
+            </w:tcMar>
+            <w:vAlign w:val="center"/>
+          </w:tcPr>
+          <w:p>
+            <w:pPr>
+              <w:spacing w:after="0" w:before="0" w:line="252"/>
+            </w:pPr>
+            <w:r>
+              <w:rPr>
+                <w:rFonts w:ascii="맑은 고딕" w:cs="맑은 고딕" w:eastAsia="맑은 고딕" w:hAnsi="맑은 고딕"/>
+                <w:color w:val="1F3864"/>
+                <w:sz w:val="18"/>
+                <w:szCs w:val="18"/>
+              </w:rPr>
+              <w:t xml:space="preserve">10:00까지 여유 10초</w:t>
+            </w:r>
+          </w:p>
+        </w:tc>
+      </w:tr>
+    </w:tbl>
+    <w:p>
+      <w:pPr>
+        <w:pStyle w:val="Heading2"/>
+        <w:spacing w:after="120" w:before="280"/>
+      </w:pPr>
+      <w:r>
+        <w:rPr>
+          <w:rFonts w:ascii="맑은 고딕" w:cs="맑은 고딕" w:eastAsia="맑은 고딕" w:hAnsi="맑은 고딕"/>
+          <w:b/>
+          <w:bCs/>
+          <w:color w:val="2E5C8A"/>
+          <w:sz w:val="24"/>
+          <w:szCs w:val="24"/>
+        </w:rPr>
+        <w:t xml:space="preserve">시간이 밀릴 때 버릴 순서</w:t>
+      </w:r>
+    </w:p>
+    <w:p>
+      <w:pPr>
+        <w:spacing w:after="100" w:before="60" w:line="276"/>
+      </w:pPr>
+      <w:r>
+        <w:rPr>
+          <w:rFonts w:ascii="맑은 고딕" w:cs="맑은 고딕" w:eastAsia="맑은 고딕" w:hAnsi="맑은 고딕"/>
+          <w:color w:val="262626"/>
+          <w:sz w:val="20"/>
+          <w:szCs w:val="20"/>
+        </w:rPr>
+        <w:t xml:space="preserve">실전에서는 거의 항상 밀립니다. </w:t>
+      </w:r>
+      <w:r>
+        <w:rPr>
+          <w:rFonts w:ascii="맑은 고딕" w:cs="맑은 고딕" w:eastAsia="맑은 고딕" w:hAnsi="맑은 고딕"/>
+          <w:b/>
+          <w:bCs/>
+          <w:color w:val="262626"/>
+          <w:sz w:val="20"/>
+          <w:szCs w:val="20"/>
+        </w:rPr>
+        <w:t xml:space="preserve">아래 순서대로, 표시된 문장만</w:t>
+      </w:r>
+      <w:r>
+        <w:rPr>
+          <w:rFonts w:ascii="맑은 고딕" w:cs="맑은 고딕" w:eastAsia="맑은 고딕" w:hAnsi="맑은 고딕"/>
+          <w:color w:val="262626"/>
+          <w:sz w:val="20"/>
+          <w:szCs w:val="20"/>
+        </w:rPr>
+        <w:t xml:space="preserve"> 통째로 빼십시오. </w:t>
+      </w:r>
+      <w:r>
+        <w:rPr>
+          <w:rFonts w:ascii="맑은 고딕" w:cs="맑은 고딕" w:eastAsia="맑은 고딕" w:hAnsi="맑은 고딕"/>
+          <w:b/>
+          <w:bCs/>
+          <w:color w:val="262626"/>
+          <w:sz w:val="20"/>
+          <w:szCs w:val="20"/>
+        </w:rPr>
+        <w:t xml:space="preserve">S5·S9·S15는 어떤 경우에도 건드리지 않습니다.</w:t>
+      </w:r>
+    </w:p>
+    <w:tbl>
+      <w:tblPr>
+        <w:tblW w:type="dxa" w:w="9640"/>
+        <w:tblBorders>
+          <w:top w:val="single" w:color="BFC9D6" w:sz="4"/>
+          <w:left w:val="single" w:color="BFC9D6" w:sz="4"/>
+          <w:bottom w:val="single" w:color="BFC9D6" w:sz="4"/>
+          <w:right w:val="single" w:color="BFC9D6" w:sz="4"/>
+          <w:insideH w:val="single" w:color="DCE3EC" w:sz="2"/>
+          <w:insideV w:val="single" w:color="DCE3EC" w:sz="2"/>
+        </w:tblBorders>
+      </w:tblPr>
+      <w:tblGrid>
+        <w:gridCol w:w="700"/>
+        <w:gridCol w:w="7400"/>
         <w:gridCol w:w="1538"/>
       </w:tblGrid>
       <w:tr>
@@ -18977,7 +23939,7 @@
         </w:trPr>
         <w:tc>
           <w:tcPr>
-            <w:tcW w:type="dxa" w:w="900"/>
+            <w:tcW w:type="dxa" w:w="700"/>
             <w:shd w:fill="1F3864" w:color="auto" w:val="clear"/>
             <w:tcMar>
               <w:top w:type="dxa" w:w="80"/>
@@ -19006,7 +23968,7 @@
         </w:tc>
         <w:tc>
           <w:tcPr>
-            <w:tcW w:type="dxa" w:w="7200"/>
+            <w:tcW w:type="dxa" w:w="7400"/>
             <w:shd w:fill="1F3864" w:color="auto" w:val="clear"/>
             <w:tcMar>
               <w:top w:type="dxa" w:w="80"/>
@@ -19029,7 +23991,7 @@
                 <w:sz w:val="18"/>
                 <w:szCs w:val="18"/>
               </w:rPr>
-              <w:t xml:space="preserve">내용</w:t>
+              <w:t xml:space="preserve">버릴 문장</w:t>
             </w:r>
           </w:p>
         </w:tc>
@@ -19058,7 +24020,7 @@
                 <w:sz w:val="18"/>
                 <w:szCs w:val="18"/>
               </w:rPr>
-              <w:t xml:space="preserve">시간</w:t>
+              <w:t xml:space="preserve">회수</w:t>
             </w:r>
           </w:p>
         </w:tc>
@@ -19066,7 +24028,7 @@
       <w:tr>
         <w:tc>
           <w:tcPr>
-            <w:tcW w:type="dxa" w:w="900"/>
+            <w:tcW w:type="dxa" w:w="700"/>
             <w:shd w:fill="FFFFFF" w:color="auto" w:val="clear"/>
             <w:tcMar>
               <w:top w:type="dxa" w:w="70"/>
@@ -19093,7 +24055,7 @@
         </w:tc>
         <w:tc>
           <w:tcPr>
-            <w:tcW w:type="dxa" w:w="7200"/>
+            <w:tcW w:type="dxa" w:w="7400"/>
             <w:shd w:fill="FFFFFF" w:color="auto" w:val="clear"/>
             <w:tcMar>
               <w:top w:type="dxa" w:w="70"/>
@@ -19114,7 +24076,7 @@
                 <w:sz w:val="18"/>
                 <w:szCs w:val="18"/>
               </w:rPr>
-              <w:t xml:space="preserve">빈 의자 사진 한 장 — "이 1시간은 다시 팔 수 없습니다"</w:t>
+              <w:t xml:space="preserve">S12의 "팔릴 때마다 돈을 떼면 사장님이 슬롯을 안 엽니다. 당근이 그랬듯, 먼저 밀도를 만드는 게 순서입니다."</w:t>
             </w:r>
           </w:p>
         </w:tc>
@@ -19141,7 +24103,7 @@
                 <w:sz w:val="18"/>
                 <w:szCs w:val="18"/>
               </w:rPr>
-              <w:t xml:space="preserve">0:40</w:t>
+              <w:t xml:space="preserve">약 12초</w:t>
             </w:r>
           </w:p>
         </w:tc>
@@ -19149,7 +24111,7 @@
       <w:tr>
         <w:tc>
           <w:tcPr>
-            <w:tcW w:type="dxa" w:w="900"/>
+            <w:tcW w:type="dxa" w:w="700"/>
             <w:shd w:fill="F7F9FC" w:color="auto" w:val="clear"/>
             <w:tcMar>
               <w:top w:type="dxa" w:w="70"/>
@@ -19176,7 +24138,7 @@
         </w:tc>
         <w:tc>
           <w:tcPr>
-            <w:tcW w:type="dxa" w:w="7200"/>
+            <w:tcW w:type="dxa" w:w="7400"/>
             <w:shd w:fill="F7F9FC" w:color="auto" w:val="clear"/>
             <w:tcMar>
               <w:top w:type="dxa" w:w="70"/>
@@ -19197,7 +24159,7 @@
                 <w:sz w:val="18"/>
                 <w:szCs w:val="18"/>
               </w:rPr>
-              <w:t xml:space="preserve">두 개의 빈칸 (사장님 / 나)</w:t>
+              <w:t xml:space="preserve">S6의 셋째 항목(광고 트래픽) 전체 — S12에서 어차피 다시 나옵니다</w:t>
             </w:r>
           </w:p>
         </w:tc>
@@ -19224,7 +24186,7 @@
                 <w:sz w:val="18"/>
                 <w:szCs w:val="18"/>
               </w:rPr>
-              <w:t xml:space="preserve">0:50</w:t>
+              <w:t xml:space="preserve">약 10초</w:t>
             </w:r>
           </w:p>
         </w:tc>
@@ -19232,7 +24194,7 @@
       <w:tr>
         <w:tc>
           <w:tcPr>
-            <w:tcW w:type="dxa" w:w="900"/>
+            <w:tcW w:type="dxa" w:w="700"/>
             <w:shd w:fill="FFFFFF" w:color="auto" w:val="clear"/>
             <w:tcMar>
               <w:top w:type="dxa" w:w="70"/>
@@ -19259,7 +24221,7 @@
         </w:tc>
         <w:tc>
           <w:tcPr>
-            <w:tcW w:type="dxa" w:w="7200"/>
+            <w:tcW w:type="dxa" w:w="7400"/>
             <w:shd w:fill="FFFFFF" w:color="auto" w:val="clear"/>
             <w:tcMar>
               <w:top w:type="dxa" w:w="70"/>
@@ -19280,7 +24242,7 @@
                 <w:sz w:val="18"/>
                 <w:szCs w:val="18"/>
               </w:rPr>
-              <w:t xml:space="preserve">채움 = 두 빈칸을 잇는다 (한 줄 정의)</w:t>
+              <w:t xml:space="preserve">S11의 "공급 백 개를 전국에 흩뿌리면 실패하고, 강남구에 몰면 작동합니다."</w:t>
             </w:r>
           </w:p>
         </w:tc>
@@ -19307,7 +24269,7 @@
                 <w:sz w:val="18"/>
                 <w:szCs w:val="18"/>
               </w:rPr>
-              <w:t xml:space="preserve">0:40</w:t>
+              <w:t xml:space="preserve">약 8초</w:t>
             </w:r>
           </w:p>
         </w:tc>
@@ -19315,7 +24277,7 @@
       <w:tr>
         <w:tc>
           <w:tcPr>
-            <w:tcW w:type="dxa" w:w="900"/>
+            <w:tcW w:type="dxa" w:w="700"/>
             <w:shd w:fill="F7F9FC" w:color="auto" w:val="clear"/>
             <w:tcMar>
               <w:top w:type="dxa" w:w="70"/>
@@ -19332,9 +24294,7 @@
             <w:r>
               <w:rPr>
                 <w:rFonts w:ascii="맑은 고딕" w:cs="맑은 고딕" w:eastAsia="맑은 고딕" w:hAnsi="맑은 고딕"/>
-                <w:b/>
-                <w:bCs/>
-                <w:color w:val="1F3864"/>
+                <w:color w:val="262626"/>
                 <w:sz w:val="18"/>
                 <w:szCs w:val="18"/>
               </w:rPr>
@@ -19344,7 +24304,7 @@
         </w:tc>
         <w:tc>
           <w:tcPr>
-            <w:tcW w:type="dxa" w:w="7200"/>
+            <w:tcW w:type="dxa" w:w="7400"/>
             <w:shd w:fill="F7F9FC" w:color="auto" w:val="clear"/>
             <w:tcMar>
               <w:top w:type="dxa" w:w="70"/>
@@ -19361,13 +24321,11 @@
             <w:r>
               <w:rPr>
                 <w:rFonts w:ascii="맑은 고딕" w:cs="맑은 고딕" w:eastAsia="맑은 고딕" w:hAnsi="맑은 고딕"/>
-                <w:b/>
-                <w:bCs/>
-                <w:color w:val="1F3864"/>
-                <w:sz w:val="18"/>
-                <w:szCs w:val="18"/>
-              </w:rPr>
-              <w:t xml:space="preserve">핵심 데모 — 도보/자전거/차량에 따라 화면이 달라진다</w:t>
+                <w:color w:val="262626"/>
+                <w:sz w:val="18"/>
+                <w:szCs w:val="18"/>
+              </w:rPr>
+              <w:t xml:space="preserve">S14의 둘째 지적(자전거·강남구) 전체 — Q&amp;A로 넘기면 됩니다</w:t>
             </w:r>
           </w:p>
         </w:tc>
@@ -19390,13 +24348,11 @@
             <w:r>
               <w:rPr>
                 <w:rFonts w:ascii="맑은 고딕" w:cs="맑은 고딕" w:eastAsia="맑은 고딕" w:hAnsi="맑은 고딕"/>
-                <w:b/>
-                <w:bCs/>
-                <w:color w:val="1F3864"/>
-                <w:sz w:val="18"/>
-                <w:szCs w:val="18"/>
-              </w:rPr>
-              <w:t xml:space="preserve">2:00</w:t>
+                <w:color w:val="262626"/>
+                <w:sz w:val="18"/>
+                <w:szCs w:val="18"/>
+              </w:rPr>
+              <w:t xml:space="preserve">약 16초</w:t>
             </w:r>
           </w:p>
         </w:tc>
@@ -19404,7 +24360,7 @@
       <w:tr>
         <w:tc>
           <w:tcPr>
-            <w:tcW w:type="dxa" w:w="900"/>
+            <w:tcW w:type="dxa" w:w="700"/>
             <w:shd w:fill="FFFFFF" w:color="auto" w:val="clear"/>
             <w:tcMar>
               <w:top w:type="dxa" w:w="70"/>
@@ -19431,7 +24387,7 @@
         </w:tc>
         <w:tc>
           <w:tcPr>
-            <w:tcW w:type="dxa" w:w="7200"/>
+            <w:tcW w:type="dxa" w:w="7400"/>
             <w:shd w:fill="FFFFFF" w:color="auto" w:val="clear"/>
             <w:tcMar>
               <w:top w:type="dxa" w:w="70"/>
@@ -19452,7 +24408,7 @@
                 <w:sz w:val="18"/>
                 <w:szCs w:val="18"/>
               </w:rPr>
-              <w:t xml:space="preserve">왜 아무도 못 했나 (경쟁 지도)</w:t>
+              <w:t xml:space="preserve">S10의 "영화관 체인 한 곳과 계약하면 전국 수백 개 관의 빈 좌석이 한 번에 열립니다."</w:t>
             </w:r>
           </w:p>
         </w:tc>
@@ -19479,424 +24435,7 @@
                 <w:sz w:val="18"/>
                 <w:szCs w:val="18"/>
               </w:rPr>
-              <w:t xml:space="preserve">0:50</w:t>
-            </w:r>
-          </w:p>
-        </w:tc>
-      </w:tr>
-      <w:tr>
-        <w:tc>
-          <w:tcPr>
-            <w:tcW w:type="dxa" w:w="900"/>
-            <w:shd w:fill="F7F9FC" w:color="auto" w:val="clear"/>
-            <w:tcMar>
-              <w:top w:type="dxa" w:w="70"/>
-              <w:left w:type="dxa" w:w="110"/>
-              <w:bottom w:type="dxa" w:w="70"/>
-              <w:right w:type="dxa" w:w="110"/>
-            </w:tcMar>
-            <w:vAlign w:val="center"/>
-          </w:tcPr>
-          <w:p>
-            <w:pPr>
-              <w:spacing w:after="0" w:before="0" w:line="252"/>
-            </w:pPr>
-            <w:r>
-              <w:rPr>
-                <w:rFonts w:ascii="맑은 고딕" w:cs="맑은 고딕" w:eastAsia="맑은 고딕" w:hAnsi="맑은 고딕"/>
-                <w:color w:val="262626"/>
-                <w:sz w:val="18"/>
-                <w:szCs w:val="18"/>
-              </w:rPr>
-              <w:t xml:space="preserve">6</w:t>
-            </w:r>
-          </w:p>
-        </w:tc>
-        <w:tc>
-          <w:tcPr>
-            <w:tcW w:type="dxa" w:w="7200"/>
-            <w:shd w:fill="F7F9FC" w:color="auto" w:val="clear"/>
-            <w:tcMar>
-              <w:top w:type="dxa" w:w="70"/>
-              <w:left w:type="dxa" w:w="110"/>
-              <w:bottom w:type="dxa" w:w="70"/>
-              <w:right w:type="dxa" w:w="110"/>
-            </w:tcMar>
-            <w:vAlign w:val="center"/>
-          </w:tcPr>
-          <w:p>
-            <w:pPr>
-              <w:spacing w:after="0" w:before="0" w:line="252"/>
-            </w:pPr>
-            <w:r>
-              <w:rPr>
-                <w:rFonts w:ascii="맑은 고딕" w:cs="맑은 고딕" w:eastAsia="맑은 고딕" w:hAnsi="맑은 고딕"/>
-                <w:b/>
-                <w:bCs/>
-                <w:color w:val="262626"/>
-                <w:sz w:val="18"/>
-                <w:szCs w:val="18"/>
-              </w:rPr>
-              <w:t xml:space="preserve">확장 전략 — 아마존의 순서 논리 + 대기업으로의 확장</w:t>
-            </w:r>
-          </w:p>
-        </w:tc>
-        <w:tc>
-          <w:tcPr>
-            <w:tcW w:type="dxa" w:w="1538"/>
-            <w:shd w:fill="F7F9FC" w:color="auto" w:val="clear"/>
-            <w:tcMar>
-              <w:top w:type="dxa" w:w="70"/>
-              <w:left w:type="dxa" w:w="110"/>
-              <w:bottom w:type="dxa" w:w="70"/>
-              <w:right w:type="dxa" w:w="110"/>
-            </w:tcMar>
-            <w:vAlign w:val="center"/>
-          </w:tcPr>
-          <w:p>
-            <w:pPr>
-              <w:spacing w:after="0" w:before="0" w:line="252"/>
-            </w:pPr>
-            <w:r>
-              <w:rPr>
-                <w:rFonts w:ascii="맑은 고딕" w:cs="맑은 고딕" w:eastAsia="맑은 고딕" w:hAnsi="맑은 고딕"/>
-                <w:color w:val="262626"/>
-                <w:sz w:val="18"/>
-                <w:szCs w:val="18"/>
-              </w:rPr>
-              <w:t xml:space="preserve">1:30</w:t>
-            </w:r>
-          </w:p>
-        </w:tc>
-      </w:tr>
-      <w:tr>
-        <w:tc>
-          <w:tcPr>
-            <w:tcW w:type="dxa" w:w="900"/>
-            <w:shd w:fill="FFFFFF" w:color="auto" w:val="clear"/>
-            <w:tcMar>
-              <w:top w:type="dxa" w:w="70"/>
-              <w:left w:type="dxa" w:w="110"/>
-              <w:bottom w:type="dxa" w:w="70"/>
-              <w:right w:type="dxa" w:w="110"/>
-            </w:tcMar>
-            <w:vAlign w:val="center"/>
-          </w:tcPr>
-          <w:p>
-            <w:pPr>
-              <w:spacing w:after="0" w:before="0" w:line="252"/>
-            </w:pPr>
-            <w:r>
-              <w:rPr>
-                <w:rFonts w:ascii="맑은 고딕" w:cs="맑은 고딕" w:eastAsia="맑은 고딕" w:hAnsi="맑은 고딕"/>
-                <w:color w:val="262626"/>
-                <w:sz w:val="18"/>
-                <w:szCs w:val="18"/>
-              </w:rPr>
-              <w:t xml:space="preserve">7</w:t>
-            </w:r>
-          </w:p>
-        </w:tc>
-        <w:tc>
-          <w:tcPr>
-            <w:tcW w:type="dxa" w:w="7200"/>
-            <w:shd w:fill="FFFFFF" w:color="auto" w:val="clear"/>
-            <w:tcMar>
-              <w:top w:type="dxa" w:w="70"/>
-              <w:left w:type="dxa" w:w="110"/>
-              <w:bottom w:type="dxa" w:w="70"/>
-              <w:right w:type="dxa" w:w="110"/>
-            </w:tcMar>
-            <w:vAlign w:val="center"/>
-          </w:tcPr>
-          <w:p>
-            <w:pPr>
-              <w:spacing w:after="0" w:before="0" w:line="252"/>
-            </w:pPr>
-            <w:r>
-              <w:rPr>
-                <w:rFonts w:ascii="맑은 고딕" w:cs="맑은 고딕" w:eastAsia="맑은 고딕" w:hAnsi="맑은 고딕"/>
-                <w:color w:val="262626"/>
-                <w:sz w:val="18"/>
-                <w:szCs w:val="18"/>
-              </w:rPr>
-              <w:t xml:space="preserve">강남구 · 선결제 · 무수수료 (운영 3원칙)</w:t>
-            </w:r>
-          </w:p>
-        </w:tc>
-        <w:tc>
-          <w:tcPr>
-            <w:tcW w:type="dxa" w:w="1538"/>
-            <w:shd w:fill="FFFFFF" w:color="auto" w:val="clear"/>
-            <w:tcMar>
-              <w:top w:type="dxa" w:w="70"/>
-              <w:left w:type="dxa" w:w="110"/>
-              <w:bottom w:type="dxa" w:w="70"/>
-              <w:right w:type="dxa" w:w="110"/>
-            </w:tcMar>
-            <w:vAlign w:val="center"/>
-          </w:tcPr>
-          <w:p>
-            <w:pPr>
-              <w:spacing w:after="0" w:before="0" w:line="252"/>
-            </w:pPr>
-            <w:r>
-              <w:rPr>
-                <w:rFonts w:ascii="맑은 고딕" w:cs="맑은 고딕" w:eastAsia="맑은 고딕" w:hAnsi="맑은 고딕"/>
-                <w:color w:val="262626"/>
-                <w:sz w:val="18"/>
-                <w:szCs w:val="18"/>
-              </w:rPr>
-              <w:t xml:space="preserve">1:00</w:t>
-            </w:r>
-          </w:p>
-        </w:tc>
-      </w:tr>
-      <w:tr>
-        <w:tc>
-          <w:tcPr>
-            <w:tcW w:type="dxa" w:w="900"/>
-            <w:shd w:fill="F7F9FC" w:color="auto" w:val="clear"/>
-            <w:tcMar>
-              <w:top w:type="dxa" w:w="70"/>
-              <w:left w:type="dxa" w:w="110"/>
-              <w:bottom w:type="dxa" w:w="70"/>
-              <w:right w:type="dxa" w:w="110"/>
-            </w:tcMar>
-            <w:vAlign w:val="center"/>
-          </w:tcPr>
-          <w:p>
-            <w:pPr>
-              <w:spacing w:after="0" w:before="0" w:line="252"/>
-            </w:pPr>
-            <w:r>
-              <w:rPr>
-                <w:rFonts w:ascii="맑은 고딕" w:cs="맑은 고딕" w:eastAsia="맑은 고딕" w:hAnsi="맑은 고딕"/>
-                <w:color w:val="262626"/>
-                <w:sz w:val="18"/>
-                <w:szCs w:val="18"/>
-              </w:rPr>
-              <w:t xml:space="preserve">8</w:t>
-            </w:r>
-          </w:p>
-        </w:tc>
-        <w:tc>
-          <w:tcPr>
-            <w:tcW w:type="dxa" w:w="7200"/>
-            <w:shd w:fill="F7F9FC" w:color="auto" w:val="clear"/>
-            <w:tcMar>
-              <w:top w:type="dxa" w:w="70"/>
-              <w:left w:type="dxa" w:w="110"/>
-              <w:bottom w:type="dxa" w:w="70"/>
-              <w:right w:type="dxa" w:w="110"/>
-            </w:tcMar>
-            <w:vAlign w:val="center"/>
-          </w:tcPr>
-          <w:p>
-            <w:pPr>
-              <w:spacing w:after="0" w:before="0" w:line="252"/>
-            </w:pPr>
-            <w:r>
-              <w:rPr>
-                <w:rFonts w:ascii="맑은 고딕" w:cs="맑은 고딕" w:eastAsia="맑은 고딕" w:hAnsi="맑은 고딕"/>
-                <w:color w:val="262626"/>
-                <w:sz w:val="18"/>
-                <w:szCs w:val="18"/>
-              </w:rPr>
-              <w:t xml:space="preserve">수익 모델 3단계 + ESG</w:t>
-            </w:r>
-          </w:p>
-        </w:tc>
-        <w:tc>
-          <w:tcPr>
-            <w:tcW w:type="dxa" w:w="1538"/>
-            <w:shd w:fill="F7F9FC" w:color="auto" w:val="clear"/>
-            <w:tcMar>
-              <w:top w:type="dxa" w:w="70"/>
-              <w:left w:type="dxa" w:w="110"/>
-              <w:bottom w:type="dxa" w:w="70"/>
-              <w:right w:type="dxa" w:w="110"/>
-            </w:tcMar>
-            <w:vAlign w:val="center"/>
-          </w:tcPr>
-          <w:p>
-            <w:pPr>
-              <w:spacing w:after="0" w:before="0" w:line="252"/>
-            </w:pPr>
-            <w:r>
-              <w:rPr>
-                <w:rFonts w:ascii="맑은 고딕" w:cs="맑은 고딕" w:eastAsia="맑은 고딕" w:hAnsi="맑은 고딕"/>
-                <w:color w:val="262626"/>
-                <w:sz w:val="18"/>
-                <w:szCs w:val="18"/>
-              </w:rPr>
-              <w:t xml:space="preserve">1:10</w:t>
-            </w:r>
-          </w:p>
-        </w:tc>
-      </w:tr>
-      <w:tr>
-        <w:tc>
-          <w:tcPr>
-            <w:tcW w:type="dxa" w:w="900"/>
-            <w:shd w:fill="FFFFFF" w:color="auto" w:val="clear"/>
-            <w:tcMar>
-              <w:top w:type="dxa" w:w="70"/>
-              <w:left w:type="dxa" w:w="110"/>
-              <w:bottom w:type="dxa" w:w="70"/>
-              <w:right w:type="dxa" w:w="110"/>
-            </w:tcMar>
-            <w:vAlign w:val="center"/>
-          </w:tcPr>
-          <w:p>
-            <w:pPr>
-              <w:spacing w:after="0" w:before="0" w:line="252"/>
-            </w:pPr>
-            <w:r>
-              <w:rPr>
-                <w:rFonts w:ascii="맑은 고딕" w:cs="맑은 고딕" w:eastAsia="맑은 고딕" w:hAnsi="맑은 고딕"/>
-                <w:color w:val="262626"/>
-                <w:sz w:val="18"/>
-                <w:szCs w:val="18"/>
-              </w:rPr>
-              <w:t xml:space="preserve">9</w:t>
-            </w:r>
-          </w:p>
-        </w:tc>
-        <w:tc>
-          <w:tcPr>
-            <w:tcW w:type="dxa" w:w="7200"/>
-            <w:shd w:fill="FFFFFF" w:color="auto" w:val="clear"/>
-            <w:tcMar>
-              <w:top w:type="dxa" w:w="70"/>
-              <w:left w:type="dxa" w:w="110"/>
-              <w:bottom w:type="dxa" w:w="70"/>
-              <w:right w:type="dxa" w:w="110"/>
-            </w:tcMar>
-            <w:vAlign w:val="center"/>
-          </w:tcPr>
-          <w:p>
-            <w:pPr>
-              <w:spacing w:after="0" w:before="0" w:line="252"/>
-            </w:pPr>
-            <w:r>
-              <w:rPr>
-                <w:rFonts w:ascii="맑은 고딕" w:cs="맑은 고딕" w:eastAsia="맑은 고딕" w:hAnsi="맑은 고딕"/>
-                <w:color w:val="262626"/>
-                <w:sz w:val="18"/>
-                <w:szCs w:val="18"/>
-              </w:rPr>
-              <w:t xml:space="preserve">리스크(역선택·카니발라이제이션)와 대응</w:t>
-            </w:r>
-          </w:p>
-        </w:tc>
-        <w:tc>
-          <w:tcPr>
-            <w:tcW w:type="dxa" w:w="1538"/>
-            <w:shd w:fill="FFFFFF" w:color="auto" w:val="clear"/>
-            <w:tcMar>
-              <w:top w:type="dxa" w:w="70"/>
-              <w:left w:type="dxa" w:w="110"/>
-              <w:bottom w:type="dxa" w:w="70"/>
-              <w:right w:type="dxa" w:w="110"/>
-            </w:tcMar>
-            <w:vAlign w:val="center"/>
-          </w:tcPr>
-          <w:p>
-            <w:pPr>
-              <w:spacing w:after="0" w:before="0" w:line="252"/>
-            </w:pPr>
-            <w:r>
-              <w:rPr>
-                <w:rFonts w:ascii="맑은 고딕" w:cs="맑은 고딕" w:eastAsia="맑은 고딕" w:hAnsi="맑은 고딕"/>
-                <w:color w:val="262626"/>
-                <w:sz w:val="18"/>
-                <w:szCs w:val="18"/>
-              </w:rPr>
-              <w:t xml:space="preserve">0:40</w:t>
-            </w:r>
-          </w:p>
-        </w:tc>
-      </w:tr>
-      <w:tr>
-        <w:tc>
-          <w:tcPr>
-            <w:tcW w:type="dxa" w:w="900"/>
-            <w:shd w:fill="F7F9FC" w:color="auto" w:val="clear"/>
-            <w:tcMar>
-              <w:top w:type="dxa" w:w="70"/>
-              <w:left w:type="dxa" w:w="110"/>
-              <w:bottom w:type="dxa" w:w="70"/>
-              <w:right w:type="dxa" w:w="110"/>
-            </w:tcMar>
-            <w:vAlign w:val="center"/>
-          </w:tcPr>
-          <w:p>
-            <w:pPr>
-              <w:spacing w:after="0" w:before="0" w:line="252"/>
-            </w:pPr>
-            <w:r>
-              <w:rPr>
-                <w:rFonts w:ascii="맑은 고딕" w:cs="맑은 고딕" w:eastAsia="맑은 고딕" w:hAnsi="맑은 고딕"/>
-                <w:color w:val="262626"/>
-                <w:sz w:val="18"/>
-                <w:szCs w:val="18"/>
-              </w:rPr>
-              <w:t xml:space="preserve">10</w:t>
-            </w:r>
-          </w:p>
-        </w:tc>
-        <w:tc>
-          <w:tcPr>
-            <w:tcW w:type="dxa" w:w="7200"/>
-            <w:shd w:fill="F7F9FC" w:color="auto" w:val="clear"/>
-            <w:tcMar>
-              <w:top w:type="dxa" w:w="70"/>
-              <w:left w:type="dxa" w:w="110"/>
-              <w:bottom w:type="dxa" w:w="70"/>
-              <w:right w:type="dxa" w:w="110"/>
-            </w:tcMar>
-            <w:vAlign w:val="center"/>
-          </w:tcPr>
-          <w:p>
-            <w:pPr>
-              <w:spacing w:after="0" w:before="0" w:line="252"/>
-            </w:pPr>
-            <w:r>
-              <w:rPr>
-                <w:rFonts w:ascii="맑은 고딕" w:cs="맑은 고딕" w:eastAsia="맑은 고딕" w:hAnsi="맑은 고딕"/>
-                <w:color w:val="262626"/>
-                <w:sz w:val="18"/>
-                <w:szCs w:val="18"/>
-              </w:rPr>
-              <w:t xml:space="preserve">로드맵 · Ask</w:t>
-            </w:r>
-          </w:p>
-        </w:tc>
-        <w:tc>
-          <w:tcPr>
-            <w:tcW w:type="dxa" w:w="1538"/>
-            <w:shd w:fill="F7F9FC" w:color="auto" w:val="clear"/>
-            <w:tcMar>
-              <w:top w:type="dxa" w:w="70"/>
-              <w:left w:type="dxa" w:w="110"/>
-              <w:bottom w:type="dxa" w:w="70"/>
-              <w:right w:type="dxa" w:w="110"/>
-            </w:tcMar>
-            <w:vAlign w:val="center"/>
-          </w:tcPr>
-          <w:p>
-            <w:pPr>
-              <w:spacing w:after="0" w:before="0" w:line="252"/>
-            </w:pPr>
-            <w:r>
-              <w:rPr>
-                <w:rFonts w:ascii="맑은 고딕" w:cs="맑은 고딕" w:eastAsia="맑은 고딕" w:hAnsi="맑은 고딕"/>
-                <w:color w:val="262626"/>
-                <w:sz w:val="18"/>
-                <w:szCs w:val="18"/>
-              </w:rPr>
-              <w:t xml:space="preserve">0:40</w:t>
+              <w:t xml:space="preserve">약 10초</w:t>
             </w:r>
           </w:p>
         </w:tc>
@@ -19909,8 +24448,548 @@
     </w:p>
     <w:p>
       <w:pPr>
+        <w:spacing w:after="100" w:before="60" w:line="276"/>
+      </w:pPr>
+      <w:r>
+        <w:rPr>
+          <w:rFonts w:ascii="맑은 고딕" w:cs="맑은 고딕" w:eastAsia="맑은 고딕" w:hAnsi="맑은 고딕"/>
+          <w:b/>
+          <w:bCs/>
+          <w:color w:val="262626"/>
+          <w:sz w:val="20"/>
+          <w:szCs w:val="20"/>
+        </w:rPr>
+        <w:t xml:space="preserve">전부 빼면 8:49. 1~3번만 빼도 9:15로 안전권입니다.</w:t>
+      </w:r>
+    </w:p>
+    <w:p>
+      <w:pPr>
+        <w:pStyle w:val="Heading2"/>
+        <w:spacing w:after="120" w:before="280"/>
+      </w:pPr>
+      <w:r>
+        <w:rPr>
+          <w:rFonts w:ascii="맑은 고딕" w:cs="맑은 고딕" w:eastAsia="맑은 고딕" w:hAnsi="맑은 고딕"/>
+          <w:b/>
+          <w:bCs/>
+          <w:color w:val="2E5C8A"/>
+          <w:sz w:val="24"/>
+          <w:szCs w:val="24"/>
+        </w:rPr>
+        <w:t xml:space="preserve">전달 지침</w:t>
+      </w:r>
+    </w:p>
+    <w:p>
+      <w:pPr>
+        <w:pStyle w:val="ListParagraph"/>
+        <w:numPr>
+          <w:ilvl w:val="0"/>
+          <w:numId w:val="2"/>
+        </w:numPr>
+        <w:spacing w:after="60" w:before="30" w:line="264"/>
+      </w:pPr>
+      <w:r>
+        <w:rPr>
+          <w:rFonts w:ascii="맑은 고딕" w:cs="맑은 고딕" w:eastAsia="맑은 고딕" w:hAnsi="맑은 고딕"/>
+          <w:b/>
+          <w:bCs/>
+          <w:color w:val="262626"/>
+          <w:sz w:val="20"/>
+          <w:szCs w:val="20"/>
+        </w:rPr>
+        <w:t xml:space="preserve">S1은 낭독이 아니라 묘사입니다.</w:t>
+      </w:r>
+      <w:r>
+        <w:rPr>
+          <w:rFonts w:ascii="맑은 고딕" w:cs="맑은 고딕" w:eastAsia="맑은 고딕" w:hAnsi="맑은 고딕"/>
+          <w:color w:val="262626"/>
+          <w:sz w:val="20"/>
+          <w:szCs w:val="20"/>
+        </w:rPr>
+        <w:t xml:space="preserve"> "손톱 정리를 한 게 언제였더라"에서 실제로 자기 손을 한 번 내려다보십시오. 청중이 같이 봅니다</w:t>
+      </w:r>
+    </w:p>
+    <w:p>
+      <w:pPr>
+        <w:pStyle w:val="ListParagraph"/>
+        <w:numPr>
+          <w:ilvl w:val="0"/>
+          <w:numId w:val="2"/>
+        </w:numPr>
+        <w:spacing w:after="60" w:before="30" w:line="264"/>
+      </w:pPr>
+      <w:r>
+        <w:rPr>
+          <w:rFonts w:ascii="맑은 고딕" w:cs="맑은 고딕" w:eastAsia="맑은 고딕" w:hAnsi="맑은 고딕"/>
+          <w:b/>
+          <w:bCs/>
+          <w:color w:val="262626"/>
+          <w:sz w:val="20"/>
+          <w:szCs w:val="20"/>
+        </w:rPr>
+        <w:t xml:space="preserve">"/" 는 한 박자입니다.</w:t>
+      </w:r>
+      <w:r>
+        <w:rPr>
+          <w:rFonts w:ascii="맑은 고딕" w:cs="맑은 고딕" w:eastAsia="맑은 고딕" w:hAnsi="맑은 고딕"/>
+          <w:color w:val="262626"/>
+          <w:sz w:val="20"/>
+          <w:szCs w:val="20"/>
+        </w:rPr>
+        <w:t xml:space="preserve"> 특히 S1의 마지막 두 줄 사이는 두 박자. "두 사람은 서로의 존재를 모릅니다" 다음의 침묵이 이 발표에서 가장 비싼 2초입니다</w:t>
+      </w:r>
+    </w:p>
+    <w:p>
+      <w:pPr>
+        <w:pStyle w:val="ListParagraph"/>
+        <w:numPr>
+          <w:ilvl w:val="0"/>
+          <w:numId w:val="2"/>
+        </w:numPr>
+        <w:spacing w:after="60" w:before="30" w:line="264"/>
+      </w:pPr>
+      <w:r>
+        <w:rPr>
+          <w:rFonts w:ascii="맑은 고딕" w:cs="맑은 고딕" w:eastAsia="맑은 고딕" w:hAnsi="맑은 고딕"/>
+          <w:b/>
+          <w:bCs/>
+          <w:color w:val="262626"/>
+          <w:sz w:val="20"/>
+          <w:szCs w:val="20"/>
+        </w:rPr>
+        <w:t xml:space="preserve">S5에서는 화면을 보고 말하십시오.</w:t>
+      </w:r>
+      <w:r>
+        <w:rPr>
+          <w:rFonts w:ascii="맑은 고딕" w:cs="맑은 고딕" w:eastAsia="맑은 고딕" w:hAnsi="맑은 고딕"/>
+          <w:color w:val="262626"/>
+          <w:sz w:val="20"/>
+          <w:szCs w:val="20"/>
+        </w:rPr>
+        <w:t xml:space="preserve"> 청중이 화면을 봐야 하는 유일한 슬라이드입니다. 도보에서 "사라집니다"라고 할 때 실제로 항목이 사라지는 타이밍에 맞추십시오</w:t>
+      </w:r>
+    </w:p>
+    <w:p>
+      <w:pPr>
+        <w:pStyle w:val="ListParagraph"/>
+        <w:numPr>
+          <w:ilvl w:val="0"/>
+          <w:numId w:val="2"/>
+        </w:numPr>
+        <w:spacing w:after="60" w:before="30" w:line="264"/>
+      </w:pPr>
+      <w:r>
+        <w:rPr>
+          <w:rFonts w:ascii="맑은 고딕" w:cs="맑은 고딕" w:eastAsia="맑은 고딕" w:hAnsi="맑은 고딕"/>
+          <w:b/>
+          <w:bCs/>
+          <w:color w:val="262626"/>
+          <w:sz w:val="20"/>
+          <w:szCs w:val="20"/>
+        </w:rPr>
+        <w:t xml:space="preserve">S9는 리듬입니다.</w:t>
+      </w:r>
+      <w:r>
+        <w:rPr>
+          <w:rFonts w:ascii="맑은 고딕" w:cs="맑은 고딕" w:eastAsia="맑은 고딕" w:hAnsi="맑은 고딕"/>
+          <w:color w:val="262626"/>
+          <w:sz w:val="20"/>
+          <w:szCs w:val="20"/>
+        </w:rPr>
+        <w:t xml:space="preserve"> 1·2·3·4단계를 같은 억양으로 네 번 반복하면 사다리가 귀로 들립니다</w:t>
+      </w:r>
+    </w:p>
+    <w:p>
+      <w:pPr>
+        <w:pStyle w:val="ListParagraph"/>
+        <w:numPr>
+          <w:ilvl w:val="0"/>
+          <w:numId w:val="2"/>
+        </w:numPr>
+        <w:spacing w:after="60" w:before="30" w:line="264"/>
+      </w:pPr>
+      <w:r>
+        <w:rPr>
+          <w:rFonts w:ascii="맑은 고딕" w:cs="맑은 고딕" w:eastAsia="맑은 고딕" w:hAnsi="맑은 고딕"/>
+          <w:b/>
+          <w:bCs/>
+          <w:color w:val="262626"/>
+          <w:sz w:val="20"/>
+          <w:szCs w:val="20"/>
+        </w:rPr>
+        <w:t xml:space="preserve">S13의 마지막 문장(요청)은 천천히.</w:t>
+      </w:r>
+      <w:r>
+        <w:rPr>
+          <w:rFonts w:ascii="맑은 고딕" w:cs="맑은 고딕" w:eastAsia="맑은 고딕" w:hAnsi="맑은 고딕"/>
+          <w:color w:val="262626"/>
+          <w:sz w:val="20"/>
+          <w:szCs w:val="20"/>
+        </w:rPr>
+        <w:t xml:space="preserve"> 상대가 기억해야 할 유일한 행동 항목입니다</w:t>
+      </w:r>
+    </w:p>
+    <w:p>
+      <w:pPr>
+        <w:pStyle w:val="ListParagraph"/>
+        <w:numPr>
+          <w:ilvl w:val="0"/>
+          <w:numId w:val="2"/>
+        </w:numPr>
+        <w:spacing w:after="60" w:before="30" w:line="264"/>
+      </w:pPr>
+      <w:r>
+        <w:rPr>
+          <w:rFonts w:ascii="맑은 고딕" w:cs="맑은 고딕" w:eastAsia="맑은 고딕" w:hAnsi="맑은 고딕"/>
+          <w:b/>
+          <w:bCs/>
+          <w:color w:val="262626"/>
+          <w:sz w:val="20"/>
+          <w:szCs w:val="20"/>
+        </w:rPr>
+        <w:t xml:space="preserve">S15 "감사합니다" 전에 2초 멈추십시오.</w:t>
+      </w:r>
+      <w:r>
+        <w:rPr>
+          <w:rFonts w:ascii="맑은 고딕" w:cs="맑은 고딕" w:eastAsia="맑은 고딕" w:hAnsi="맑은 고딕"/>
+          <w:color w:val="262626"/>
+          <w:sz w:val="20"/>
+          <w:szCs w:val="20"/>
+        </w:rPr>
+        <w:t xml:space="preserve"> "인프라"라는 단어가 착지할 시간을 주십시오</w:t>
+      </w:r>
+    </w:p>
+    <w:p>
+      <w:pPr>
+        <w:pStyle w:val="ListParagraph"/>
+        <w:numPr>
+          <w:ilvl w:val="0"/>
+          <w:numId w:val="2"/>
+        </w:numPr>
+        <w:spacing w:after="60" w:before="30" w:line="264"/>
+      </w:pPr>
+      <w:r>
+        <w:rPr>
+          <w:rFonts w:ascii="맑은 고딕" w:cs="맑은 고딕" w:eastAsia="맑은 고딕" w:hAnsi="맑은 고딕"/>
+          <w:color w:val="262626"/>
+          <w:sz w:val="20"/>
+          <w:szCs w:val="20"/>
+        </w:rPr>
+        <w:t xml:space="preserve">숫자는 </w:t>
+      </w:r>
+      <w:r>
+        <w:rPr>
+          <w:rFonts w:ascii="맑은 고딕" w:cs="맑은 고딕" w:eastAsia="맑은 고딕" w:hAnsi="맑은 고딕"/>
+          <w:b/>
+          <w:bCs/>
+          <w:color w:val="262626"/>
+          <w:sz w:val="20"/>
+          <w:szCs w:val="20"/>
+        </w:rPr>
+        <w:t xml:space="preserve">38분 · 2.5킬로 · 47명 · 112명</w:t>
+      </w:r>
+      <w:r>
+        <w:rPr>
+          <w:rFonts w:ascii="맑은 고딕" w:cs="맑은 고딕" w:eastAsia="맑은 고딕" w:hAnsi="맑은 고딕"/>
+          <w:color w:val="262626"/>
+          <w:sz w:val="20"/>
+          <w:szCs w:val="20"/>
+        </w:rPr>
+        <w:t xml:space="preserve"> 네 개만 입으로 말합니다. 나머지는 슬라이드에만 두십시오</w:t>
+      </w:r>
+    </w:p>
+    <w:p>
+      <w:pPr>
+        <w:pStyle w:val="Heading2"/>
+        <w:spacing w:after="120" w:before="280"/>
+      </w:pPr>
+      <w:r>
+        <w:rPr>
+          <w:rFonts w:ascii="맑은 고딕" w:cs="맑은 고딕" w:eastAsia="맑은 고딕" w:hAnsi="맑은 고딕"/>
+          <w:b/>
+          <w:bCs/>
+          <w:color w:val="2E5C8A"/>
+          <w:sz w:val="24"/>
+          <w:szCs w:val="24"/>
+        </w:rPr>
+        <w:t xml:space="preserve">Q&amp;A 대비 — 예상 질문 5개와 30초 답변</w:t>
+      </w:r>
+    </w:p>
+    <w:p>
+      <w:pPr>
+        <w:pStyle w:val="Heading3"/>
+        <w:spacing w:after="90" w:before="220"/>
+      </w:pPr>
+      <w:r>
+        <w:rPr>
+          <w:rFonts w:ascii="맑은 고딕" w:cs="맑은 고딕" w:eastAsia="맑은 고딕" w:hAnsi="맑은 고딕"/>
+          <w:b/>
+          <w:bCs/>
+          <w:color w:val="1F3864"/>
+          <w:sz w:val="21"/>
+          <w:szCs w:val="21"/>
+        </w:rPr>
+        <w:t xml:space="preserve">Q1. 빈 슬롯을 파는 가게는 결국 안 되는 가게 아닌가요?</w:t>
+      </w:r>
+    </w:p>
+    <w:p>
+      <w:pPr>
+        <w:spacing w:after="100" w:before="60" w:line="276"/>
+      </w:pPr>
+      <w:r>
+        <w:rPr>
+          <w:rFonts w:ascii="맑은 고딕" w:cs="맑은 고딕" w:eastAsia="맑은 고딕" w:hAnsi="맑은 고딕"/>
+          <w:color w:val="262626"/>
+          <w:sz w:val="20"/>
+          <w:szCs w:val="20"/>
+        </w:rPr>
+        <w:t xml:space="preserve">맞는 지적입니다. 그래서 초기 백 개는 자동 등록을 열지 않고 저희가 직접 심사합니다. 그리고 프레임을 바꿉니다. 안 팔려서 내놓는 떨이가 아니라, </w:t>
+      </w:r>
+      <w:r>
+        <w:rPr>
+          <w:rFonts w:ascii="맑은 고딕" w:cs="맑은 고딕" w:eastAsia="맑은 고딕" w:hAnsi="맑은 고딕"/>
+          <w:b/>
+          <w:bCs/>
+          <w:color w:val="262626"/>
+          <w:sz w:val="20"/>
+          <w:szCs w:val="20"/>
+        </w:rPr>
+        <w:t xml:space="preserve">신규 고객을 위한 첫 방문 체험 슬롯</w:t>
+      </w:r>
+      <w:r>
+        <w:rPr>
+          <w:rFonts w:ascii="맑은 고딕" w:cs="맑은 고딕" w:eastAsia="맑은 고딕" w:hAnsi="맑은 고딕"/>
+          <w:color w:val="262626"/>
+          <w:sz w:val="20"/>
+          <w:szCs w:val="20"/>
+        </w:rPr>
+        <w:t xml:space="preserve">입니다. 잘 되는 가게도 신규 고객은 필요하고, 그 가게들이 들어와야 플랫폼이 삽니다.</w:t>
+      </w:r>
+    </w:p>
+    <w:p>
+      <w:pPr>
+        <w:pStyle w:val="Heading3"/>
+        <w:spacing w:after="90" w:before="220"/>
+      </w:pPr>
+      <w:r>
+        <w:rPr>
+          <w:rFonts w:ascii="맑은 고딕" w:cs="맑은 고딕" w:eastAsia="맑은 고딕" w:hAnsi="맑은 고딕"/>
+          <w:b/>
+          <w:bCs/>
+          <w:color w:val="1F3864"/>
+          <w:sz w:val="21"/>
+          <w:szCs w:val="21"/>
+        </w:rPr>
+        <w:t xml:space="preserve">Q2. 단골이 할인가를 알게 되면 사장님만 손해 아닌가요?</w:t>
+      </w:r>
+    </w:p>
+    <w:p>
+      <w:pPr>
+        <w:spacing w:after="100" w:before="60" w:line="276"/>
+      </w:pPr>
+      <w:r>
+        <w:rPr>
+          <w:rFonts w:ascii="맑은 고딕" w:cs="맑은 고딕" w:eastAsia="맑은 고딕" w:hAnsi="맑은 고딕"/>
+          <w:color w:val="262626"/>
+          <w:sz w:val="20"/>
+          <w:szCs w:val="20"/>
+        </w:rPr>
+        <w:t xml:space="preserve">저희가 가장 크게 본 리스크가 그겁니다. 그래서 </w:t>
+      </w:r>
+      <w:r>
+        <w:rPr>
+          <w:rFonts w:ascii="맑은 고딕" w:cs="맑은 고딕" w:eastAsia="맑은 고딕" w:hAnsi="맑은 고딕"/>
+          <w:b/>
+          <w:bCs/>
+          <w:color w:val="262626"/>
+          <w:sz w:val="20"/>
+          <w:szCs w:val="20"/>
+        </w:rPr>
+        <w:t xml:space="preserve">결제 전화번호를 대조해서, 그 가게의 기존 고객에게는 그 가게의 할인 슬롯을 숨깁니다.</w:t>
+      </w:r>
+      <w:r>
+        <w:rPr>
+          <w:rFonts w:ascii="맑은 고딕" w:cs="맑은 고딕" w:eastAsia="맑은 고딕" w:hAnsi="맑은 고딕"/>
+          <w:color w:val="262626"/>
+          <w:sz w:val="20"/>
+          <w:szCs w:val="20"/>
+        </w:rPr>
+        <w:t xml:space="preserve"> 기술적으로 어렵지 않고, 이 한 줄이 이 서비스를 할인 채널이 아니라 신규 고객 획득 채널로 바꿉니다.</w:t>
+      </w:r>
+    </w:p>
+    <w:p>
+      <w:pPr>
+        <w:pStyle w:val="Heading3"/>
+        <w:spacing w:after="90" w:before="220"/>
+      </w:pPr>
+      <w:r>
+        <w:rPr>
+          <w:rFonts w:ascii="맑은 고딕" w:cs="맑은 고딕" w:eastAsia="맑은 고딕" w:hAnsi="맑은 고딕"/>
+          <w:b/>
+          <w:bCs/>
+          <w:color w:val="1F3864"/>
+          <w:sz w:val="21"/>
+          <w:szCs w:val="21"/>
+        </w:rPr>
+        <w:t xml:space="preserve">Q3. 강남구 안에서 자전거 30분이면 어차피 다 가는데, 그 필터가 왜 필요합니까?</w:t>
+      </w:r>
+    </w:p>
+    <w:p>
+      <w:pPr>
+        <w:spacing w:after="100" w:before="60" w:line="276"/>
+      </w:pPr>
+      <w:r>
+        <w:rPr>
+          <w:rFonts w:ascii="맑은 고딕" w:cs="맑은 고딕" w:eastAsia="맑은 고딕" w:hAnsi="맑은 고딕"/>
+          <w:color w:val="262626"/>
+          <w:sz w:val="20"/>
+          <w:szCs w:val="20"/>
+        </w:rPr>
+        <w:t xml:space="preserve">정확합니다. 강남구는 39제곱킬로미터라 자전거 반경이 구 전체를 덮습니다. 그래서 저희는 이 기능을 </w:t>
+      </w:r>
+      <w:r>
+        <w:rPr>
+          <w:rFonts w:ascii="맑은 고딕" w:cs="맑은 고딕" w:eastAsia="맑은 고딕" w:hAnsi="맑은 고딕"/>
+          <w:b/>
+          <w:bCs/>
+          <w:color w:val="262626"/>
+          <w:sz w:val="20"/>
+          <w:szCs w:val="20"/>
+        </w:rPr>
+        <w:t xml:space="preserve">거리 제한이 아니라 도착 보증</w:t>
+      </w:r>
+      <w:r>
+        <w:rPr>
+          <w:rFonts w:ascii="맑은 고딕" w:cs="맑은 고딕" w:eastAsia="맑은 고딕" w:hAnsi="맑은 고딕"/>
+          <w:color w:val="262626"/>
+          <w:sz w:val="20"/>
+          <w:szCs w:val="20"/>
+        </w:rPr>
+        <w:t xml:space="preserve">으로 정의합니다. 못 갈 곳을 안 띄워서 헛걸음을 0으로 만드는 신뢰 장치입니다. 그리고 서울 전역으로 넓어질수록 이 기능은 </w:t>
+      </w:r>
+      <w:r>
+        <w:rPr>
+          <w:rFonts w:ascii="맑은 고딕" w:cs="맑은 고딕" w:eastAsia="맑은 고딕" w:hAnsi="맑은 고딕"/>
+          <w:b/>
+          <w:bCs/>
+          <w:color w:val="262626"/>
+          <w:sz w:val="20"/>
+          <w:szCs w:val="20"/>
+        </w:rPr>
+        <w:t xml:space="preserve">강해집니다.</w:t>
+      </w:r>
+    </w:p>
+    <w:p>
+      <w:pPr>
+        <w:pStyle w:val="Heading3"/>
+        <w:spacing w:after="90" w:before="220"/>
+      </w:pPr>
+      <w:r>
+        <w:rPr>
+          <w:rFonts w:ascii="맑은 고딕" w:cs="맑은 고딕" w:eastAsia="맑은 고딕" w:hAnsi="맑은 고딕"/>
+          <w:b/>
+          <w:bCs/>
+          <w:color w:val="1F3864"/>
+          <w:sz w:val="21"/>
+          <w:szCs w:val="21"/>
+        </w:rPr>
+        <w:t xml:space="preserve">Q4. 지금 시간이 비어 있고 네일을 받고 싶은 사람이 몇 명이나 됩니까?</w:t>
+      </w:r>
+    </w:p>
+    <w:p>
+      <w:pPr>
+        <w:spacing w:after="100" w:before="60" w:line="276"/>
+      </w:pPr>
+      <w:r>
+        <w:rPr>
+          <w:rFonts w:ascii="맑은 고딕" w:cs="맑은 고딕" w:eastAsia="맑은 고딕" w:hAnsi="맑은 고딕"/>
+          <w:color w:val="262626"/>
+          <w:sz w:val="20"/>
+          <w:szCs w:val="20"/>
+        </w:rPr>
+        <w:t xml:space="preserve">교집합이 얇다는 것이 이 사업의 진짜 병목이고, 저희도 그렇게 봅니다. 그래서 </w:t>
+      </w:r>
+      <w:r>
+        <w:rPr>
+          <w:rFonts w:ascii="맑은 고딕" w:cs="맑은 고딕" w:eastAsia="맑은 고딕" w:hAnsi="맑은 고딕"/>
+          <w:b/>
+          <w:bCs/>
+          <w:color w:val="262626"/>
+          <w:sz w:val="20"/>
+          <w:szCs w:val="20"/>
+        </w:rPr>
+        <w:t xml:space="preserve">조건 예약 알림을 초기 제품에 필수로 넣습니다.</w:t>
+      </w:r>
+      <w:r>
+        <w:rPr>
+          <w:rFonts w:ascii="맑은 고딕" w:cs="맑은 고딕" w:eastAsia="맑은 고딕" w:hAnsi="맑은 고딕"/>
+          <w:color w:val="262626"/>
+          <w:sz w:val="20"/>
+          <w:szCs w:val="20"/>
+        </w:rPr>
+        <w:t xml:space="preserve"> "강남역 네일, 평일 오후, 30퍼센트 이상"을 걸어두면 슬롯이 뜨는 순간 푸시가 갑니다. 앱을 켜고 있는 사람만 상대하면 이 사업은 성립하지 않습니다.</w:t>
+      </w:r>
+    </w:p>
+    <w:p>
+      <w:pPr>
+        <w:pStyle w:val="Heading3"/>
+        <w:spacing w:after="90" w:before="220"/>
+      </w:pPr>
+      <w:r>
+        <w:rPr>
+          <w:rFonts w:ascii="맑은 고딕" w:cs="맑은 고딕" w:eastAsia="맑은 고딕" w:hAnsi="맑은 고딕"/>
+          <w:b/>
+          <w:bCs/>
+          <w:color w:val="1F3864"/>
+          <w:sz w:val="21"/>
+          <w:szCs w:val="21"/>
+        </w:rPr>
+        <w:t xml:space="preserve">Q5. 네이버나 카카오가 그대로 따라 하면요?</w:t>
+      </w:r>
+    </w:p>
+    <w:p>
+      <w:pPr>
+        <w:spacing w:after="100" w:before="60" w:line="276"/>
+      </w:pPr>
+      <w:r>
+        <w:rPr>
+          <w:rFonts w:ascii="맑은 고딕" w:cs="맑은 고딕" w:eastAsia="맑은 고딕" w:hAnsi="맑은 고딕"/>
+          <w:color w:val="262626"/>
+          <w:sz w:val="20"/>
+          <w:szCs w:val="20"/>
+        </w:rPr>
+        <w:t xml:space="preserve">그쪽은 미래 예약에 최적화된 구조라, 즉흥 할인 수요는 자기 정가 예약을 갉아먹습니다. 쉽게 안 건드립니다. 그 사이에 저희가 확보해야 하는 건 기술이 아니라 </w:t>
+      </w:r>
+      <w:r>
+        <w:rPr>
+          <w:rFonts w:ascii="맑은 고딕" w:cs="맑은 고딕" w:eastAsia="맑은 고딕" w:hAnsi="맑은 고딕"/>
+          <w:b/>
+          <w:bCs/>
+          <w:color w:val="262626"/>
+          <w:sz w:val="20"/>
+          <w:szCs w:val="20"/>
+        </w:rPr>
+        <w:t xml:space="preserve">공급자 관계와 큐레이션 자산</w:t>
+      </w:r>
+      <w:r>
+        <w:rPr>
+          <w:rFonts w:ascii="맑은 고딕" w:cs="맑은 고딕" w:eastAsia="맑은 고딕" w:hAnsi="맑은 고딕"/>
+          <w:color w:val="262626"/>
+          <w:sz w:val="20"/>
+          <w:szCs w:val="20"/>
+        </w:rPr>
+        <w:t xml:space="preserve">입니다. 강남구 백 개를 직접 심사해서 모으는 6개월이 그 해자입니다.</w:t>
+      </w:r>
+    </w:p>
+    <w:p>
+      <w:pPr>
+        <w:spacing w:after="120" w:before="0"/>
+      </w:pPr>
+    </w:p>
+    <w:p>
+      <w:pPr>
         <w:pBdr>
-          <w:top w:val="single" w:color="1F3864" w:sz="14" w:space="8"/>
+          <w:top w:val="single" w:color="B02A2A" w:sz="14" w:space="8"/>
         </w:pBdr>
         <w:shd w:fill="F2F5F9" w:color="auto" w:val="clear"/>
         <w:spacing w:after="30" w:before="160" w:line="276"/>
@@ -19921,17 +25000,26 @@
           <w:rFonts w:ascii="맑은 고딕" w:cs="맑은 고딕" w:eastAsia="맑은 고딕" w:hAnsi="맑은 고딕"/>
           <w:b/>
           <w:bCs/>
-          <w:color w:val="1F3864"/>
-          <w:sz w:val="20"/>
-          <w:szCs w:val="20"/>
-        </w:rPr>
-        <w:t xml:space="preserve">발표 전체를 관통하는 한 문장</w:t>
+          <w:color w:val="B02A2A"/>
+          <w:sz w:val="20"/>
+          <w:szCs w:val="20"/>
+        </w:rPr>
+        <w:t xml:space="preserve">답변 원칙</w:t>
+      </w:r>
+      <w:r>
+        <w:rPr>
+          <w:rFonts w:ascii="맑은 고딕" w:cs="맑은 고딕" w:eastAsia="맑은 고딕" w:hAnsi="맑은 고딕"/>
+          <w:color w:val="262626"/>
+          <w:sz w:val="20"/>
+          <w:szCs w:val="20"/>
+        </w:rPr>
+        <w:t xml:space="preserve"> — 지적을 먼저 인정하고("맞는 지적입니다", "정확합니다"), 그다음 설계로 답하십시오.</w:t>
       </w:r>
     </w:p>
     <w:p>
       <w:pPr>
         <w:pBdr>
-          <w:bottom w:val="single" w:color="1F3864" w:sz="4" w:space="8"/>
+          <w:bottom w:val="single" w:color="B02A2A" w:sz="4" w:space="8"/>
         </w:pBdr>
         <w:shd w:fill="F2F5F9" w:color="auto" w:val="clear"/>
         <w:spacing w:after="180" w:before="30" w:line="276"/>
@@ -19940,31 +25028,13 @@
       <w:r>
         <w:rPr>
           <w:rFonts w:ascii="맑은 고딕" w:cs="맑은 고딕" w:eastAsia="맑은 고딕" w:hAnsi="맑은 고딕"/>
-          <w:color w:val="262626"/>
-          <w:sz w:val="20"/>
-          <w:szCs w:val="20"/>
-        </w:rPr>
-        <w:t xml:space="preserve">"채움은 할인 앱이 아닙니다. </w:t>
-      </w:r>
-      <w:r>
-        <w:rPr>
-          <w:rFonts w:ascii="맑은 고딕" w:cs="맑은 고딕" w:eastAsia="맑은 고딕" w:hAnsi="맑은 고딕"/>
-          <w:b/>
-          <w:bCs/>
-          <w:color w:val="1F3864"/>
-          <w:sz w:val="20"/>
-          <w:szCs w:val="20"/>
-        </w:rPr>
-        <w:t xml:space="preserve">버려지는 시간을 거래 가능하게 만드는 인프라</w:t>
-      </w:r>
-      <w:r>
-        <w:rPr>
-          <w:rFonts w:ascii="맑은 고딕" w:cs="맑은 고딕" w:eastAsia="맑은 고딕" w:hAnsi="맑은 고딕"/>
-          <w:color w:val="262626"/>
-          <w:sz w:val="20"/>
-          <w:szCs w:val="20"/>
-        </w:rPr>
-        <w:t xml:space="preserve">입니다."</w:t>
+          <w:b/>
+          <w:bCs/>
+          <w:color w:val="B02A2A"/>
+          <w:sz w:val="20"/>
+          <w:szCs w:val="20"/>
+        </w:rPr>
+        <w:t xml:space="preserve">방어하면 집니다.</w:t>
       </w:r>
     </w:p>
     <w:p>

--- a/채움_신사업_제안서.docx
+++ b/채움_신사업_제안서.docx
@@ -339,7 +339,7 @@
           <w:sz w:val="20"/>
           <w:szCs w:val="20"/>
         </w:rPr>
-        <w:t xml:space="preserve">   수익 모델</w:t>
+        <w:t xml:space="preserve">   수익 모델과 재무 추정</w:t>
       </w:r>
     </w:p>
     <w:p>
@@ -489,7 +489,7 @@
           <w:sz w:val="20"/>
           <w:szCs w:val="20"/>
         </w:rPr>
-        <w:t xml:space="preserve">   10분 발표 대본 (15장) + 발표 운영 노트 · Q&amp;A</w:t>
+        <w:t xml:space="preserve">   10분 발표 대본 (12장) + 발표 운영 노트 · Q&amp;A</w:t>
       </w:r>
     </w:p>
     <w:p>
@@ -9916,7 +9916,24 @@
           <w:sz w:val="30"/>
           <w:szCs w:val="30"/>
         </w:rPr>
-        <w:t xml:space="preserve">8. 수익 모델</w:t>
+        <w:t xml:space="preserve">8. 수익 모델과 재무 추정</w:t>
+      </w:r>
+    </w:p>
+    <w:p>
+      <w:pPr>
+        <w:pStyle w:val="Heading2"/>
+        <w:spacing w:after="120" w:before="280"/>
+      </w:pPr>
+      <w:r>
+        <w:rPr>
+          <w:rFonts w:ascii="맑은 고딕" w:cs="맑은 고딕" w:eastAsia="맑은 고딕" w:hAnsi="맑은 고딕"/>
+          <w:b/>
+          <w:bCs/>
+          <w:color w:val="2E5C8A"/>
+          <w:sz w:val="24"/>
+          <w:szCs w:val="24"/>
+        </w:rPr>
+        <w:t xml:space="preserve">8.1 수익 모델 3단계</w:t>
       </w:r>
     </w:p>
     <w:tbl>
@@ -10546,6 +10563,2920 @@
         </w:tc>
       </w:tr>
     </w:tbl>
+    <w:p>
+      <w:pPr>
+        <w:pStyle w:val="Heading2"/>
+        <w:spacing w:after="120" w:before="280"/>
+      </w:pPr>
+      <w:r>
+        <w:rPr>
+          <w:rFonts w:ascii="맑은 고딕" w:cs="맑은 고딕" w:eastAsia="맑은 고딕" w:hAnsi="맑은 고딕"/>
+          <w:b/>
+          <w:bCs/>
+          <w:color w:val="2E5C8A"/>
+          <w:sz w:val="24"/>
+          <w:szCs w:val="24"/>
+        </w:rPr>
+        <w:t xml:space="preserve">8.2 4개년 재무 추정</w:t>
+      </w:r>
+    </w:p>
+    <w:p>
+      <w:pPr>
+        <w:pBdr>
+          <w:top w:val="single" w:color="1F3864" w:sz="14" w:space="8"/>
+        </w:pBdr>
+        <w:shd w:fill="F2F5F9" w:color="auto" w:val="clear"/>
+        <w:spacing w:after="30" w:before="160" w:line="276"/>
+        <w:ind w:left="200" w:right="200"/>
+      </w:pPr>
+      <w:r>
+        <w:rPr>
+          <w:rFonts w:ascii="맑은 고딕" w:cs="맑은 고딕" w:eastAsia="맑은 고딕" w:hAnsi="맑은 고딕"/>
+          <w:color w:val="262626"/>
+          <w:sz w:val="20"/>
+          <w:szCs w:val="20"/>
+        </w:rPr>
+        <w:t xml:space="preserve">시장 규모에서 역산하지 않고 </w:t>
+      </w:r>
+      <w:r>
+        <w:rPr>
+          <w:rFonts w:ascii="맑은 고딕" w:cs="맑은 고딕" w:eastAsia="맑은 고딕" w:hAnsi="맑은 고딕"/>
+          <w:b/>
+          <w:bCs/>
+          <w:color w:val="1F3864"/>
+          <w:sz w:val="20"/>
+          <w:szCs w:val="20"/>
+        </w:rPr>
+        <w:t xml:space="preserve">단위 경제에서 쌓아 올린 추정치</w:t>
+      </w:r>
+      <w:r>
+        <w:rPr>
+          <w:rFonts w:ascii="맑은 고딕" w:cs="맑은 고딕" w:eastAsia="맑은 고딕" w:hAnsi="맑은 고딕"/>
+          <w:color w:val="262626"/>
+          <w:sz w:val="20"/>
+          <w:szCs w:val="20"/>
+        </w:rPr>
+        <w:t xml:space="preserve">입니다.</w:t>
+      </w:r>
+    </w:p>
+    <w:p>
+      <w:pPr>
+        <w:pBdr>
+          <w:bottom w:val="single" w:color="1F3864" w:sz="4" w:space="8"/>
+        </w:pBdr>
+        <w:shd w:fill="F2F5F9" w:color="auto" w:val="clear"/>
+        <w:spacing w:after="180" w:before="30" w:line="276"/>
+        <w:ind w:left="200" w:right="200"/>
+      </w:pPr>
+      <w:r>
+        <w:rPr>
+          <w:rFonts w:ascii="맑은 고딕" w:cs="맑은 고딕" w:eastAsia="맑은 고딕" w:hAnsi="맑은 고딕"/>
+          <w:color w:val="262626"/>
+          <w:sz w:val="20"/>
+          <w:szCs w:val="20"/>
+        </w:rPr>
+        <w:t xml:space="preserve">전부 가정이며, 1년차의 검증 대상은 </w:t>
+      </w:r>
+      <w:r>
+        <w:rPr>
+          <w:rFonts w:ascii="맑은 고딕" w:cs="맑은 고딕" w:eastAsia="맑은 고딕" w:hAnsi="맑은 고딕"/>
+          <w:b/>
+          <w:bCs/>
+          <w:color w:val="1F3864"/>
+          <w:sz w:val="20"/>
+          <w:szCs w:val="20"/>
+        </w:rPr>
+        <w:t xml:space="preserve">"가맹당 월 성사 슬롯"</w:t>
+      </w:r>
+      <w:r>
+        <w:rPr>
+          <w:rFonts w:ascii="맑은 고딕" w:cs="맑은 고딕" w:eastAsia="맑은 고딕" w:hAnsi="맑은 고딕"/>
+          <w:color w:val="262626"/>
+          <w:sz w:val="20"/>
+          <w:szCs w:val="20"/>
+        </w:rPr>
+        <w:t xml:space="preserve"> 하나입니다.</w:t>
+      </w:r>
+    </w:p>
+    <w:p>
+      <w:pPr>
+        <w:pStyle w:val="Heading3"/>
+        <w:spacing w:after="90" w:before="220"/>
+      </w:pPr>
+      <w:r>
+        <w:rPr>
+          <w:rFonts w:ascii="맑은 고딕" w:cs="맑은 고딕" w:eastAsia="맑은 고딕" w:hAnsi="맑은 고딕"/>
+          <w:b/>
+          <w:bCs/>
+          <w:color w:val="262626"/>
+          <w:sz w:val="21"/>
+          <w:szCs w:val="21"/>
+        </w:rPr>
+        <w:t xml:space="preserve">입력 가정</w:t>
+      </w:r>
+    </w:p>
+    <w:tbl>
+      <w:tblPr>
+        <w:tblW w:type="dxa" w:w="9640"/>
+        <w:tblBorders>
+          <w:top w:val="single" w:color="BFC9D6" w:sz="4"/>
+          <w:left w:val="single" w:color="BFC9D6" w:sz="4"/>
+          <w:bottom w:val="single" w:color="BFC9D6" w:sz="4"/>
+          <w:right w:val="single" w:color="BFC9D6" w:sz="4"/>
+          <w:insideH w:val="single" w:color="DCE3EC" w:sz="2"/>
+          <w:insideV w:val="single" w:color="DCE3EC" w:sz="2"/>
+        </w:tblBorders>
+      </w:tblPr>
+      <w:tblGrid>
+        <w:gridCol w:w="2400"/>
+        <w:gridCol w:w="1810"/>
+        <w:gridCol w:w="1810"/>
+        <w:gridCol w:w="1810"/>
+        <w:gridCol w:w="1808"/>
+      </w:tblGrid>
+      <w:tr>
+        <w:trPr>
+          <w:tblHeader/>
+        </w:trPr>
+        <w:tc>
+          <w:tcPr>
+            <w:tcW w:type="dxa" w:w="2400"/>
+            <w:shd w:fill="1F3864" w:color="auto" w:val="clear"/>
+            <w:tcMar>
+              <w:top w:type="dxa" w:w="80"/>
+              <w:left w:type="dxa" w:w="110"/>
+              <w:bottom w:type="dxa" w:w="80"/>
+              <w:right w:type="dxa" w:w="110"/>
+            </w:tcMar>
+            <w:vAlign w:val="center"/>
+          </w:tcPr>
+          <w:p>
+            <w:pPr>
+              <w:spacing w:after="0" w:before="0"/>
+            </w:pPr>
+            <w:r>
+              <w:rPr>
+                <w:rFonts w:ascii="맑은 고딕" w:cs="맑은 고딕" w:eastAsia="맑은 고딕" w:hAnsi="맑은 고딕"/>
+                <w:b/>
+                <w:bCs/>
+                <w:color w:val="FFFFFF"/>
+                <w:sz w:val="18"/>
+                <w:szCs w:val="18"/>
+              </w:rPr>
+              <w:t xml:space="preserve">변수</w:t>
+            </w:r>
+          </w:p>
+        </w:tc>
+        <w:tc>
+          <w:tcPr>
+            <w:tcW w:type="dxa" w:w="1810"/>
+            <w:shd w:fill="1F3864" w:color="auto" w:val="clear"/>
+            <w:tcMar>
+              <w:top w:type="dxa" w:w="80"/>
+              <w:left w:type="dxa" w:w="110"/>
+              <w:bottom w:type="dxa" w:w="80"/>
+              <w:right w:type="dxa" w:w="110"/>
+            </w:tcMar>
+            <w:vAlign w:val="center"/>
+          </w:tcPr>
+          <w:p>
+            <w:pPr>
+              <w:spacing w:after="0" w:before="0"/>
+            </w:pPr>
+            <w:r>
+              <w:rPr>
+                <w:rFonts w:ascii="맑은 고딕" w:cs="맑은 고딕" w:eastAsia="맑은 고딕" w:hAnsi="맑은 고딕"/>
+                <w:b/>
+                <w:bCs/>
+                <w:color w:val="FFFFFF"/>
+                <w:sz w:val="18"/>
+                <w:szCs w:val="18"/>
+              </w:rPr>
+              <w:t xml:space="preserve">1년차</w:t>
+            </w:r>
+          </w:p>
+        </w:tc>
+        <w:tc>
+          <w:tcPr>
+            <w:tcW w:type="dxa" w:w="1810"/>
+            <w:shd w:fill="1F3864" w:color="auto" w:val="clear"/>
+            <w:tcMar>
+              <w:top w:type="dxa" w:w="80"/>
+              <w:left w:type="dxa" w:w="110"/>
+              <w:bottom w:type="dxa" w:w="80"/>
+              <w:right w:type="dxa" w:w="110"/>
+            </w:tcMar>
+            <w:vAlign w:val="center"/>
+          </w:tcPr>
+          <w:p>
+            <w:pPr>
+              <w:spacing w:after="0" w:before="0"/>
+            </w:pPr>
+            <w:r>
+              <w:rPr>
+                <w:rFonts w:ascii="맑은 고딕" w:cs="맑은 고딕" w:eastAsia="맑은 고딕" w:hAnsi="맑은 고딕"/>
+                <w:b/>
+                <w:bCs/>
+                <w:color w:val="FFFFFF"/>
+                <w:sz w:val="18"/>
+                <w:szCs w:val="18"/>
+              </w:rPr>
+              <w:t xml:space="preserve">2년차</w:t>
+            </w:r>
+          </w:p>
+        </w:tc>
+        <w:tc>
+          <w:tcPr>
+            <w:tcW w:type="dxa" w:w="1810"/>
+            <w:shd w:fill="1F3864" w:color="auto" w:val="clear"/>
+            <w:tcMar>
+              <w:top w:type="dxa" w:w="80"/>
+              <w:left w:type="dxa" w:w="110"/>
+              <w:bottom w:type="dxa" w:w="80"/>
+              <w:right w:type="dxa" w:w="110"/>
+            </w:tcMar>
+            <w:vAlign w:val="center"/>
+          </w:tcPr>
+          <w:p>
+            <w:pPr>
+              <w:spacing w:after="0" w:before="0"/>
+            </w:pPr>
+            <w:r>
+              <w:rPr>
+                <w:rFonts w:ascii="맑은 고딕" w:cs="맑은 고딕" w:eastAsia="맑은 고딕" w:hAnsi="맑은 고딕"/>
+                <w:b/>
+                <w:bCs/>
+                <w:color w:val="FFFFFF"/>
+                <w:sz w:val="18"/>
+                <w:szCs w:val="18"/>
+              </w:rPr>
+              <w:t xml:space="preserve">3년차</w:t>
+            </w:r>
+          </w:p>
+        </w:tc>
+        <w:tc>
+          <w:tcPr>
+            <w:tcW w:type="dxa" w:w="1808"/>
+            <w:shd w:fill="1F3864" w:color="auto" w:val="clear"/>
+            <w:tcMar>
+              <w:top w:type="dxa" w:w="80"/>
+              <w:left w:type="dxa" w:w="110"/>
+              <w:bottom w:type="dxa" w:w="80"/>
+              <w:right w:type="dxa" w:w="110"/>
+            </w:tcMar>
+            <w:vAlign w:val="center"/>
+          </w:tcPr>
+          <w:p>
+            <w:pPr>
+              <w:spacing w:after="0" w:before="0"/>
+            </w:pPr>
+            <w:r>
+              <w:rPr>
+                <w:rFonts w:ascii="맑은 고딕" w:cs="맑은 고딕" w:eastAsia="맑은 고딕" w:hAnsi="맑은 고딕"/>
+                <w:b/>
+                <w:bCs/>
+                <w:color w:val="FFFFFF"/>
+                <w:sz w:val="18"/>
+                <w:szCs w:val="18"/>
+              </w:rPr>
+              <w:t xml:space="preserve">4년차</w:t>
+            </w:r>
+          </w:p>
+        </w:tc>
+      </w:tr>
+      <w:tr>
+        <w:tc>
+          <w:tcPr>
+            <w:tcW w:type="dxa" w:w="2400"/>
+            <w:shd w:fill="FFFFFF" w:color="auto" w:val="clear"/>
+            <w:tcMar>
+              <w:top w:type="dxa" w:w="70"/>
+              <w:left w:type="dxa" w:w="110"/>
+              <w:bottom w:type="dxa" w:w="70"/>
+              <w:right w:type="dxa" w:w="110"/>
+            </w:tcMar>
+            <w:vAlign w:val="center"/>
+          </w:tcPr>
+          <w:p>
+            <w:pPr>
+              <w:spacing w:after="0" w:before="0" w:line="252"/>
+            </w:pPr>
+            <w:r>
+              <w:rPr>
+                <w:rFonts w:ascii="맑은 고딕" w:cs="맑은 고딕" w:eastAsia="맑은 고딕" w:hAnsi="맑은 고딕"/>
+                <w:color w:val="262626"/>
+                <w:sz w:val="18"/>
+                <w:szCs w:val="18"/>
+              </w:rPr>
+              <w:t xml:space="preserve">지역</w:t>
+            </w:r>
+          </w:p>
+        </w:tc>
+        <w:tc>
+          <w:tcPr>
+            <w:tcW w:type="dxa" w:w="1810"/>
+            <w:shd w:fill="FFFFFF" w:color="auto" w:val="clear"/>
+            <w:tcMar>
+              <w:top w:type="dxa" w:w="70"/>
+              <w:left w:type="dxa" w:w="110"/>
+              <w:bottom w:type="dxa" w:w="70"/>
+              <w:right w:type="dxa" w:w="110"/>
+            </w:tcMar>
+            <w:vAlign w:val="center"/>
+          </w:tcPr>
+          <w:p>
+            <w:pPr>
+              <w:spacing w:after="0" w:before="0" w:line="252"/>
+            </w:pPr>
+            <w:r>
+              <w:rPr>
+                <w:rFonts w:ascii="맑은 고딕" w:cs="맑은 고딕" w:eastAsia="맑은 고딕" w:hAnsi="맑은 고딕"/>
+                <w:color w:val="262626"/>
+                <w:sz w:val="18"/>
+                <w:szCs w:val="18"/>
+              </w:rPr>
+              <w:t xml:space="preserve">강남구</w:t>
+            </w:r>
+          </w:p>
+        </w:tc>
+        <w:tc>
+          <w:tcPr>
+            <w:tcW w:type="dxa" w:w="1810"/>
+            <w:shd w:fill="FFFFFF" w:color="auto" w:val="clear"/>
+            <w:tcMar>
+              <w:top w:type="dxa" w:w="70"/>
+              <w:left w:type="dxa" w:w="110"/>
+              <w:bottom w:type="dxa" w:w="70"/>
+              <w:right w:type="dxa" w:w="110"/>
+            </w:tcMar>
+            <w:vAlign w:val="center"/>
+          </w:tcPr>
+          <w:p>
+            <w:pPr>
+              <w:spacing w:after="0" w:before="0" w:line="252"/>
+            </w:pPr>
+            <w:r>
+              <w:rPr>
+                <w:rFonts w:ascii="맑은 고딕" w:cs="맑은 고딕" w:eastAsia="맑은 고딕" w:hAnsi="맑은 고딕"/>
+                <w:color w:val="262626"/>
+                <w:sz w:val="18"/>
+                <w:szCs w:val="18"/>
+              </w:rPr>
+              <w:t xml:space="preserve">서울 5개 구</w:t>
+            </w:r>
+          </w:p>
+        </w:tc>
+        <w:tc>
+          <w:tcPr>
+            <w:tcW w:type="dxa" w:w="1810"/>
+            <w:shd w:fill="FFFFFF" w:color="auto" w:val="clear"/>
+            <w:tcMar>
+              <w:top w:type="dxa" w:w="70"/>
+              <w:left w:type="dxa" w:w="110"/>
+              <w:bottom w:type="dxa" w:w="70"/>
+              <w:right w:type="dxa" w:w="110"/>
+            </w:tcMar>
+            <w:vAlign w:val="center"/>
+          </w:tcPr>
+          <w:p>
+            <w:pPr>
+              <w:spacing w:after="0" w:before="0" w:line="252"/>
+            </w:pPr>
+            <w:r>
+              <w:rPr>
+                <w:rFonts w:ascii="맑은 고딕" w:cs="맑은 고딕" w:eastAsia="맑은 고딕" w:hAnsi="맑은 고딕"/>
+                <w:color w:val="262626"/>
+                <w:sz w:val="18"/>
+                <w:szCs w:val="18"/>
+              </w:rPr>
+              <w:t xml:space="preserve">서울 전역</w:t>
+            </w:r>
+          </w:p>
+        </w:tc>
+        <w:tc>
+          <w:tcPr>
+            <w:tcW w:type="dxa" w:w="1808"/>
+            <w:shd w:fill="FFFFFF" w:color="auto" w:val="clear"/>
+            <w:tcMar>
+              <w:top w:type="dxa" w:w="70"/>
+              <w:left w:type="dxa" w:w="110"/>
+              <w:bottom w:type="dxa" w:w="70"/>
+              <w:right w:type="dxa" w:w="110"/>
+            </w:tcMar>
+            <w:vAlign w:val="center"/>
+          </w:tcPr>
+          <w:p>
+            <w:pPr>
+              <w:spacing w:after="0" w:before="0" w:line="252"/>
+            </w:pPr>
+            <w:r>
+              <w:rPr>
+                <w:rFonts w:ascii="맑은 고딕" w:cs="맑은 고딕" w:eastAsia="맑은 고딕" w:hAnsi="맑은 고딕"/>
+                <w:color w:val="262626"/>
+                <w:sz w:val="18"/>
+                <w:szCs w:val="18"/>
+              </w:rPr>
+              <w:t xml:space="preserve">수도권</w:t>
+            </w:r>
+          </w:p>
+        </w:tc>
+      </w:tr>
+      <w:tr>
+        <w:tc>
+          <w:tcPr>
+            <w:tcW w:type="dxa" w:w="2400"/>
+            <w:shd w:fill="F7F9FC" w:color="auto" w:val="clear"/>
+            <w:tcMar>
+              <w:top w:type="dxa" w:w="70"/>
+              <w:left w:type="dxa" w:w="110"/>
+              <w:bottom w:type="dxa" w:w="70"/>
+              <w:right w:type="dxa" w:w="110"/>
+            </w:tcMar>
+            <w:vAlign w:val="center"/>
+          </w:tcPr>
+          <w:p>
+            <w:pPr>
+              <w:spacing w:after="0" w:before="0" w:line="252"/>
+            </w:pPr>
+            <w:r>
+              <w:rPr>
+                <w:rFonts w:ascii="맑은 고딕" w:cs="맑은 고딕" w:eastAsia="맑은 고딕" w:hAnsi="맑은 고딕"/>
+                <w:color w:val="262626"/>
+                <w:sz w:val="18"/>
+                <w:szCs w:val="18"/>
+              </w:rPr>
+              <w:t xml:space="preserve">진입 단계</w:t>
+            </w:r>
+          </w:p>
+        </w:tc>
+        <w:tc>
+          <w:tcPr>
+            <w:tcW w:type="dxa" w:w="1810"/>
+            <w:shd w:fill="F7F9FC" w:color="auto" w:val="clear"/>
+            <w:tcMar>
+              <w:top w:type="dxa" w:w="70"/>
+              <w:left w:type="dxa" w:w="110"/>
+              <w:bottom w:type="dxa" w:w="70"/>
+              <w:right w:type="dxa" w:w="110"/>
+            </w:tcMar>
+            <w:vAlign w:val="center"/>
+          </w:tcPr>
+          <w:p>
+            <w:pPr>
+              <w:spacing w:after="0" w:before="0" w:line="252"/>
+            </w:pPr>
+            <w:r>
+              <w:rPr>
+                <w:rFonts w:ascii="맑은 고딕" w:cs="맑은 고딕" w:eastAsia="맑은 고딕" w:hAnsi="맑은 고딕"/>
+                <w:color w:val="262626"/>
+                <w:sz w:val="18"/>
+                <w:szCs w:val="18"/>
+              </w:rPr>
+              <w:t xml:space="preserve">서비스업</w:t>
+            </w:r>
+          </w:p>
+        </w:tc>
+        <w:tc>
+          <w:tcPr>
+            <w:tcW w:type="dxa" w:w="1810"/>
+            <w:shd w:fill="F7F9FC" w:color="auto" w:val="clear"/>
+            <w:tcMar>
+              <w:top w:type="dxa" w:w="70"/>
+              <w:left w:type="dxa" w:w="110"/>
+              <w:bottom w:type="dxa" w:w="70"/>
+              <w:right w:type="dxa" w:w="110"/>
+            </w:tcMar>
+            <w:vAlign w:val="center"/>
+          </w:tcPr>
+          <w:p>
+            <w:pPr>
+              <w:spacing w:after="0" w:before="0" w:line="252"/>
+            </w:pPr>
+            <w:r>
+              <w:rPr>
+                <w:rFonts w:ascii="맑은 고딕" w:cs="맑은 고딕" w:eastAsia="맑은 고딕" w:hAnsi="맑은 고딕"/>
+                <w:color w:val="262626"/>
+                <w:sz w:val="18"/>
+                <w:szCs w:val="18"/>
+              </w:rPr>
+              <w:t xml:space="preserve">+ 문화</w:t>
+            </w:r>
+          </w:p>
+        </w:tc>
+        <w:tc>
+          <w:tcPr>
+            <w:tcW w:type="dxa" w:w="1810"/>
+            <w:shd w:fill="F7F9FC" w:color="auto" w:val="clear"/>
+            <w:tcMar>
+              <w:top w:type="dxa" w:w="70"/>
+              <w:left w:type="dxa" w:w="110"/>
+              <w:bottom w:type="dxa" w:w="70"/>
+              <w:right w:type="dxa" w:w="110"/>
+            </w:tcMar>
+            <w:vAlign w:val="center"/>
+          </w:tcPr>
+          <w:p>
+            <w:pPr>
+              <w:spacing w:after="0" w:before="0" w:line="252"/>
+            </w:pPr>
+            <w:r>
+              <w:rPr>
+                <w:rFonts w:ascii="맑은 고딕" w:cs="맑은 고딕" w:eastAsia="맑은 고딕" w:hAnsi="맑은 고딕"/>
+                <w:color w:val="262626"/>
+                <w:sz w:val="18"/>
+                <w:szCs w:val="18"/>
+              </w:rPr>
+              <w:t xml:space="preserve">+ 숙박</w:t>
+            </w:r>
+          </w:p>
+        </w:tc>
+        <w:tc>
+          <w:tcPr>
+            <w:tcW w:type="dxa" w:w="1808"/>
+            <w:shd w:fill="F7F9FC" w:color="auto" w:val="clear"/>
+            <w:tcMar>
+              <w:top w:type="dxa" w:w="70"/>
+              <w:left w:type="dxa" w:w="110"/>
+              <w:bottom w:type="dxa" w:w="70"/>
+              <w:right w:type="dxa" w:w="110"/>
+            </w:tcMar>
+            <w:vAlign w:val="center"/>
+          </w:tcPr>
+          <w:p>
+            <w:pPr>
+              <w:spacing w:after="0" w:before="0" w:line="252"/>
+            </w:pPr>
+            <w:r>
+              <w:rPr>
+                <w:rFonts w:ascii="맑은 고딕" w:cs="맑은 고딕" w:eastAsia="맑은 고딕" w:hAnsi="맑은 고딕"/>
+                <w:color w:val="262626"/>
+                <w:sz w:val="18"/>
+                <w:szCs w:val="18"/>
+              </w:rPr>
+              <w:t xml:space="preserve">+ 포장음식</w:t>
+            </w:r>
+          </w:p>
+        </w:tc>
+      </w:tr>
+      <w:tr>
+        <w:tc>
+          <w:tcPr>
+            <w:tcW w:type="dxa" w:w="2400"/>
+            <w:shd w:fill="FFFFFF" w:color="auto" w:val="clear"/>
+            <w:tcMar>
+              <w:top w:type="dxa" w:w="70"/>
+              <w:left w:type="dxa" w:w="110"/>
+              <w:bottom w:type="dxa" w:w="70"/>
+              <w:right w:type="dxa" w:w="110"/>
+            </w:tcMar>
+            <w:vAlign w:val="center"/>
+          </w:tcPr>
+          <w:p>
+            <w:pPr>
+              <w:spacing w:after="0" w:before="0" w:line="252"/>
+            </w:pPr>
+            <w:r>
+              <w:rPr>
+                <w:rFonts w:ascii="맑은 고딕" w:cs="맑은 고딕" w:eastAsia="맑은 고딕" w:hAnsi="맑은 고딕"/>
+                <w:color w:val="262626"/>
+                <w:sz w:val="18"/>
+                <w:szCs w:val="18"/>
+              </w:rPr>
+              <w:t xml:space="preserve">가맹 (기말)</w:t>
+            </w:r>
+          </w:p>
+        </w:tc>
+        <w:tc>
+          <w:tcPr>
+            <w:tcW w:type="dxa" w:w="1810"/>
+            <w:shd w:fill="FFFFFF" w:color="auto" w:val="clear"/>
+            <w:tcMar>
+              <w:top w:type="dxa" w:w="70"/>
+              <w:left w:type="dxa" w:w="110"/>
+              <w:bottom w:type="dxa" w:w="70"/>
+              <w:right w:type="dxa" w:w="110"/>
+            </w:tcMar>
+            <w:vAlign w:val="center"/>
+          </w:tcPr>
+          <w:p>
+            <w:pPr>
+              <w:spacing w:after="0" w:before="0" w:line="252"/>
+            </w:pPr>
+            <w:r>
+              <w:rPr>
+                <w:rFonts w:ascii="맑은 고딕" w:cs="맑은 고딕" w:eastAsia="맑은 고딕" w:hAnsi="맑은 고딕"/>
+                <w:color w:val="262626"/>
+                <w:sz w:val="18"/>
+                <w:szCs w:val="18"/>
+              </w:rPr>
+              <w:t xml:space="preserve">400</w:t>
+            </w:r>
+          </w:p>
+        </w:tc>
+        <w:tc>
+          <w:tcPr>
+            <w:tcW w:type="dxa" w:w="1810"/>
+            <w:shd w:fill="FFFFFF" w:color="auto" w:val="clear"/>
+            <w:tcMar>
+              <w:top w:type="dxa" w:w="70"/>
+              <w:left w:type="dxa" w:w="110"/>
+              <w:bottom w:type="dxa" w:w="70"/>
+              <w:right w:type="dxa" w:w="110"/>
+            </w:tcMar>
+            <w:vAlign w:val="center"/>
+          </w:tcPr>
+          <w:p>
+            <w:pPr>
+              <w:spacing w:after="0" w:before="0" w:line="252"/>
+            </w:pPr>
+            <w:r>
+              <w:rPr>
+                <w:rFonts w:ascii="맑은 고딕" w:cs="맑은 고딕" w:eastAsia="맑은 고딕" w:hAnsi="맑은 고딕"/>
+                <w:color w:val="262626"/>
+                <w:sz w:val="18"/>
+                <w:szCs w:val="18"/>
+              </w:rPr>
+              <w:t xml:space="preserve">2,000</w:t>
+            </w:r>
+          </w:p>
+        </w:tc>
+        <w:tc>
+          <w:tcPr>
+            <w:tcW w:type="dxa" w:w="1810"/>
+            <w:shd w:fill="FFFFFF" w:color="auto" w:val="clear"/>
+            <w:tcMar>
+              <w:top w:type="dxa" w:w="70"/>
+              <w:left w:type="dxa" w:w="110"/>
+              <w:bottom w:type="dxa" w:w="70"/>
+              <w:right w:type="dxa" w:w="110"/>
+            </w:tcMar>
+            <w:vAlign w:val="center"/>
+          </w:tcPr>
+          <w:p>
+            <w:pPr>
+              <w:spacing w:after="0" w:before="0" w:line="252"/>
+            </w:pPr>
+            <w:r>
+              <w:rPr>
+                <w:rFonts w:ascii="맑은 고딕" w:cs="맑은 고딕" w:eastAsia="맑은 고딕" w:hAnsi="맑은 고딕"/>
+                <w:color w:val="262626"/>
+                <w:sz w:val="18"/>
+                <w:szCs w:val="18"/>
+              </w:rPr>
+              <w:t xml:space="preserve">6,000</w:t>
+            </w:r>
+          </w:p>
+        </w:tc>
+        <w:tc>
+          <w:tcPr>
+            <w:tcW w:type="dxa" w:w="1808"/>
+            <w:shd w:fill="FFFFFF" w:color="auto" w:val="clear"/>
+            <w:tcMar>
+              <w:top w:type="dxa" w:w="70"/>
+              <w:left w:type="dxa" w:w="110"/>
+              <w:bottom w:type="dxa" w:w="70"/>
+              <w:right w:type="dxa" w:w="110"/>
+            </w:tcMar>
+            <w:vAlign w:val="center"/>
+          </w:tcPr>
+          <w:p>
+            <w:pPr>
+              <w:spacing w:after="0" w:before="0" w:line="252"/>
+            </w:pPr>
+            <w:r>
+              <w:rPr>
+                <w:rFonts w:ascii="맑은 고딕" w:cs="맑은 고딕" w:eastAsia="맑은 고딕" w:hAnsi="맑은 고딕"/>
+                <w:color w:val="262626"/>
+                <w:sz w:val="18"/>
+                <w:szCs w:val="18"/>
+              </w:rPr>
+              <w:t xml:space="preserve">12,000</w:t>
+            </w:r>
+          </w:p>
+        </w:tc>
+      </w:tr>
+      <w:tr>
+        <w:tc>
+          <w:tcPr>
+            <w:tcW w:type="dxa" w:w="2400"/>
+            <w:shd w:fill="F7F9FC" w:color="auto" w:val="clear"/>
+            <w:tcMar>
+              <w:top w:type="dxa" w:w="70"/>
+              <w:left w:type="dxa" w:w="110"/>
+              <w:bottom w:type="dxa" w:w="70"/>
+              <w:right w:type="dxa" w:w="110"/>
+            </w:tcMar>
+            <w:vAlign w:val="center"/>
+          </w:tcPr>
+          <w:p>
+            <w:pPr>
+              <w:spacing w:after="0" w:before="0" w:line="252"/>
+            </w:pPr>
+            <w:r>
+              <w:rPr>
+                <w:rFonts w:ascii="맑은 고딕" w:cs="맑은 고딕" w:eastAsia="맑은 고딕" w:hAnsi="맑은 고딕"/>
+                <w:color w:val="262626"/>
+                <w:sz w:val="18"/>
+                <w:szCs w:val="18"/>
+              </w:rPr>
+              <w:t xml:space="preserve">가맹 (연평균)</w:t>
+            </w:r>
+          </w:p>
+        </w:tc>
+        <w:tc>
+          <w:tcPr>
+            <w:tcW w:type="dxa" w:w="1810"/>
+            <w:shd w:fill="F7F9FC" w:color="auto" w:val="clear"/>
+            <w:tcMar>
+              <w:top w:type="dxa" w:w="70"/>
+              <w:left w:type="dxa" w:w="110"/>
+              <w:bottom w:type="dxa" w:w="70"/>
+              <w:right w:type="dxa" w:w="110"/>
+            </w:tcMar>
+            <w:vAlign w:val="center"/>
+          </w:tcPr>
+          <w:p>
+            <w:pPr>
+              <w:spacing w:after="0" w:before="0" w:line="252"/>
+            </w:pPr>
+            <w:r>
+              <w:rPr>
+                <w:rFonts w:ascii="맑은 고딕" w:cs="맑은 고딕" w:eastAsia="맑은 고딕" w:hAnsi="맑은 고딕"/>
+                <w:color w:val="262626"/>
+                <w:sz w:val="18"/>
+                <w:szCs w:val="18"/>
+              </w:rPr>
+              <w:t xml:space="preserve">200</w:t>
+            </w:r>
+          </w:p>
+        </w:tc>
+        <w:tc>
+          <w:tcPr>
+            <w:tcW w:type="dxa" w:w="1810"/>
+            <w:shd w:fill="F7F9FC" w:color="auto" w:val="clear"/>
+            <w:tcMar>
+              <w:top w:type="dxa" w:w="70"/>
+              <w:left w:type="dxa" w:w="110"/>
+              <w:bottom w:type="dxa" w:w="70"/>
+              <w:right w:type="dxa" w:w="110"/>
+            </w:tcMar>
+            <w:vAlign w:val="center"/>
+          </w:tcPr>
+          <w:p>
+            <w:pPr>
+              <w:spacing w:after="0" w:before="0" w:line="252"/>
+            </w:pPr>
+            <w:r>
+              <w:rPr>
+                <w:rFonts w:ascii="맑은 고딕" w:cs="맑은 고딕" w:eastAsia="맑은 고딕" w:hAnsi="맑은 고딕"/>
+                <w:color w:val="262626"/>
+                <w:sz w:val="18"/>
+                <w:szCs w:val="18"/>
+              </w:rPr>
+              <w:t xml:space="preserve">1,200</w:t>
+            </w:r>
+          </w:p>
+        </w:tc>
+        <w:tc>
+          <w:tcPr>
+            <w:tcW w:type="dxa" w:w="1810"/>
+            <w:shd w:fill="F7F9FC" w:color="auto" w:val="clear"/>
+            <w:tcMar>
+              <w:top w:type="dxa" w:w="70"/>
+              <w:left w:type="dxa" w:w="110"/>
+              <w:bottom w:type="dxa" w:w="70"/>
+              <w:right w:type="dxa" w:w="110"/>
+            </w:tcMar>
+            <w:vAlign w:val="center"/>
+          </w:tcPr>
+          <w:p>
+            <w:pPr>
+              <w:spacing w:after="0" w:before="0" w:line="252"/>
+            </w:pPr>
+            <w:r>
+              <w:rPr>
+                <w:rFonts w:ascii="맑은 고딕" w:cs="맑은 고딕" w:eastAsia="맑은 고딕" w:hAnsi="맑은 고딕"/>
+                <w:color w:val="262626"/>
+                <w:sz w:val="18"/>
+                <w:szCs w:val="18"/>
+              </w:rPr>
+              <w:t xml:space="preserve">4,000</w:t>
+            </w:r>
+          </w:p>
+        </w:tc>
+        <w:tc>
+          <w:tcPr>
+            <w:tcW w:type="dxa" w:w="1808"/>
+            <w:shd w:fill="F7F9FC" w:color="auto" w:val="clear"/>
+            <w:tcMar>
+              <w:top w:type="dxa" w:w="70"/>
+              <w:left w:type="dxa" w:w="110"/>
+              <w:bottom w:type="dxa" w:w="70"/>
+              <w:right w:type="dxa" w:w="110"/>
+            </w:tcMar>
+            <w:vAlign w:val="center"/>
+          </w:tcPr>
+          <w:p>
+            <w:pPr>
+              <w:spacing w:after="0" w:before="0" w:line="252"/>
+            </w:pPr>
+            <w:r>
+              <w:rPr>
+                <w:rFonts w:ascii="맑은 고딕" w:cs="맑은 고딕" w:eastAsia="맑은 고딕" w:hAnsi="맑은 고딕"/>
+                <w:color w:val="262626"/>
+                <w:sz w:val="18"/>
+                <w:szCs w:val="18"/>
+              </w:rPr>
+              <w:t xml:space="preserve">10,000</w:t>
+            </w:r>
+          </w:p>
+        </w:tc>
+      </w:tr>
+      <w:tr>
+        <w:tc>
+          <w:tcPr>
+            <w:tcW w:type="dxa" w:w="2400"/>
+            <w:shd w:fill="FFFFFF" w:color="auto" w:val="clear"/>
+            <w:tcMar>
+              <w:top w:type="dxa" w:w="70"/>
+              <w:left w:type="dxa" w:w="110"/>
+              <w:bottom w:type="dxa" w:w="70"/>
+              <w:right w:type="dxa" w:w="110"/>
+            </w:tcMar>
+            <w:vAlign w:val="center"/>
+          </w:tcPr>
+          <w:p>
+            <w:pPr>
+              <w:spacing w:after="0" w:before="0" w:line="252"/>
+            </w:pPr>
+            <w:r>
+              <w:rPr>
+                <w:rFonts w:ascii="맑은 고딕" w:cs="맑은 고딕" w:eastAsia="맑은 고딕" w:hAnsi="맑은 고딕"/>
+                <w:b/>
+                <w:bCs/>
+                <w:color w:val="262626"/>
+                <w:sz w:val="18"/>
+                <w:szCs w:val="18"/>
+              </w:rPr>
+              <w:t xml:space="preserve">가맹당 월 성사 슬롯</w:t>
+            </w:r>
+          </w:p>
+        </w:tc>
+        <w:tc>
+          <w:tcPr>
+            <w:tcW w:type="dxa" w:w="1810"/>
+            <w:shd w:fill="FFFFFF" w:color="auto" w:val="clear"/>
+            <w:tcMar>
+              <w:top w:type="dxa" w:w="70"/>
+              <w:left w:type="dxa" w:w="110"/>
+              <w:bottom w:type="dxa" w:w="70"/>
+              <w:right w:type="dxa" w:w="110"/>
+            </w:tcMar>
+            <w:vAlign w:val="center"/>
+          </w:tcPr>
+          <w:p>
+            <w:pPr>
+              <w:spacing w:after="0" w:before="0" w:line="252"/>
+            </w:pPr>
+            <w:r>
+              <w:rPr>
+                <w:rFonts w:ascii="맑은 고딕" w:cs="맑은 고딕" w:eastAsia="맑은 고딕" w:hAnsi="맑은 고딕"/>
+                <w:b/>
+                <w:bCs/>
+                <w:color w:val="B02A2A"/>
+                <w:sz w:val="18"/>
+                <w:szCs w:val="18"/>
+              </w:rPr>
+              <w:t xml:space="preserve">8건</w:t>
+            </w:r>
+          </w:p>
+        </w:tc>
+        <w:tc>
+          <w:tcPr>
+            <w:tcW w:type="dxa" w:w="1810"/>
+            <w:shd w:fill="FFFFFF" w:color="auto" w:val="clear"/>
+            <w:tcMar>
+              <w:top w:type="dxa" w:w="70"/>
+              <w:left w:type="dxa" w:w="110"/>
+              <w:bottom w:type="dxa" w:w="70"/>
+              <w:right w:type="dxa" w:w="110"/>
+            </w:tcMar>
+            <w:vAlign w:val="center"/>
+          </w:tcPr>
+          <w:p>
+            <w:pPr>
+              <w:spacing w:after="0" w:before="0" w:line="252"/>
+            </w:pPr>
+            <w:r>
+              <w:rPr>
+                <w:rFonts w:ascii="맑은 고딕" w:cs="맑은 고딕" w:eastAsia="맑은 고딕" w:hAnsi="맑은 고딕"/>
+                <w:color w:val="262626"/>
+                <w:sz w:val="18"/>
+                <w:szCs w:val="18"/>
+              </w:rPr>
+              <w:t xml:space="preserve">12건</w:t>
+            </w:r>
+          </w:p>
+        </w:tc>
+        <w:tc>
+          <w:tcPr>
+            <w:tcW w:type="dxa" w:w="1810"/>
+            <w:shd w:fill="FFFFFF" w:color="auto" w:val="clear"/>
+            <w:tcMar>
+              <w:top w:type="dxa" w:w="70"/>
+              <w:left w:type="dxa" w:w="110"/>
+              <w:bottom w:type="dxa" w:w="70"/>
+              <w:right w:type="dxa" w:w="110"/>
+            </w:tcMar>
+            <w:vAlign w:val="center"/>
+          </w:tcPr>
+          <w:p>
+            <w:pPr>
+              <w:spacing w:after="0" w:before="0" w:line="252"/>
+            </w:pPr>
+            <w:r>
+              <w:rPr>
+                <w:rFonts w:ascii="맑은 고딕" w:cs="맑은 고딕" w:eastAsia="맑은 고딕" w:hAnsi="맑은 고딕"/>
+                <w:color w:val="262626"/>
+                <w:sz w:val="18"/>
+                <w:szCs w:val="18"/>
+              </w:rPr>
+              <w:t xml:space="preserve">14건</w:t>
+            </w:r>
+          </w:p>
+        </w:tc>
+        <w:tc>
+          <w:tcPr>
+            <w:tcW w:type="dxa" w:w="1808"/>
+            <w:shd w:fill="FFFFFF" w:color="auto" w:val="clear"/>
+            <w:tcMar>
+              <w:top w:type="dxa" w:w="70"/>
+              <w:left w:type="dxa" w:w="110"/>
+              <w:bottom w:type="dxa" w:w="70"/>
+              <w:right w:type="dxa" w:w="110"/>
+            </w:tcMar>
+            <w:vAlign w:val="center"/>
+          </w:tcPr>
+          <w:p>
+            <w:pPr>
+              <w:spacing w:after="0" w:before="0" w:line="252"/>
+            </w:pPr>
+            <w:r>
+              <w:rPr>
+                <w:rFonts w:ascii="맑은 고딕" w:cs="맑은 고딕" w:eastAsia="맑은 고딕" w:hAnsi="맑은 고딕"/>
+                <w:color w:val="262626"/>
+                <w:sz w:val="18"/>
+                <w:szCs w:val="18"/>
+              </w:rPr>
+              <w:t xml:space="preserve">16건</w:t>
+            </w:r>
+          </w:p>
+        </w:tc>
+      </w:tr>
+      <w:tr>
+        <w:tc>
+          <w:tcPr>
+            <w:tcW w:type="dxa" w:w="2400"/>
+            <w:shd w:fill="F7F9FC" w:color="auto" w:val="clear"/>
+            <w:tcMar>
+              <w:top w:type="dxa" w:w="70"/>
+              <w:left w:type="dxa" w:w="110"/>
+              <w:bottom w:type="dxa" w:w="70"/>
+              <w:right w:type="dxa" w:w="110"/>
+            </w:tcMar>
+            <w:vAlign w:val="center"/>
+          </w:tcPr>
+          <w:p>
+            <w:pPr>
+              <w:spacing w:after="0" w:before="0" w:line="252"/>
+            </w:pPr>
+            <w:r>
+              <w:rPr>
+                <w:rFonts w:ascii="맑은 고딕" w:cs="맑은 고딕" w:eastAsia="맑은 고딕" w:hAnsi="맑은 고딕"/>
+                <w:color w:val="262626"/>
+                <w:sz w:val="18"/>
+                <w:szCs w:val="18"/>
+              </w:rPr>
+              <w:t xml:space="preserve">평균 객단가</w:t>
+            </w:r>
+          </w:p>
+        </w:tc>
+        <w:tc>
+          <w:tcPr>
+            <w:tcW w:type="dxa" w:w="1810"/>
+            <w:shd w:fill="F7F9FC" w:color="auto" w:val="clear"/>
+            <w:tcMar>
+              <w:top w:type="dxa" w:w="70"/>
+              <w:left w:type="dxa" w:w="110"/>
+              <w:bottom w:type="dxa" w:w="70"/>
+              <w:right w:type="dxa" w:w="110"/>
+            </w:tcMar>
+            <w:vAlign w:val="center"/>
+          </w:tcPr>
+          <w:p>
+            <w:pPr>
+              <w:spacing w:after="0" w:before="0" w:line="252"/>
+            </w:pPr>
+            <w:r>
+              <w:rPr>
+                <w:rFonts w:ascii="맑은 고딕" w:cs="맑은 고딕" w:eastAsia="맑은 고딕" w:hAnsi="맑은 고딕"/>
+                <w:color w:val="262626"/>
+                <w:sz w:val="18"/>
+                <w:szCs w:val="18"/>
+              </w:rPr>
+              <w:t xml:space="preserve">25,000원</w:t>
+            </w:r>
+          </w:p>
+        </w:tc>
+        <w:tc>
+          <w:tcPr>
+            <w:tcW w:type="dxa" w:w="1810"/>
+            <w:shd w:fill="F7F9FC" w:color="auto" w:val="clear"/>
+            <w:tcMar>
+              <w:top w:type="dxa" w:w="70"/>
+              <w:left w:type="dxa" w:w="110"/>
+              <w:bottom w:type="dxa" w:w="70"/>
+              <w:right w:type="dxa" w:w="110"/>
+            </w:tcMar>
+            <w:vAlign w:val="center"/>
+          </w:tcPr>
+          <w:p>
+            <w:pPr>
+              <w:spacing w:after="0" w:before="0" w:line="252"/>
+            </w:pPr>
+            <w:r>
+              <w:rPr>
+                <w:rFonts w:ascii="맑은 고딕" w:cs="맑은 고딕" w:eastAsia="맑은 고딕" w:hAnsi="맑은 고딕"/>
+                <w:color w:val="262626"/>
+                <w:sz w:val="18"/>
+                <w:szCs w:val="18"/>
+              </w:rPr>
+              <w:t xml:space="preserve">25,000원</w:t>
+            </w:r>
+          </w:p>
+        </w:tc>
+        <w:tc>
+          <w:tcPr>
+            <w:tcW w:type="dxa" w:w="1810"/>
+            <w:shd w:fill="F7F9FC" w:color="auto" w:val="clear"/>
+            <w:tcMar>
+              <w:top w:type="dxa" w:w="70"/>
+              <w:left w:type="dxa" w:w="110"/>
+              <w:bottom w:type="dxa" w:w="70"/>
+              <w:right w:type="dxa" w:w="110"/>
+            </w:tcMar>
+            <w:vAlign w:val="center"/>
+          </w:tcPr>
+          <w:p>
+            <w:pPr>
+              <w:spacing w:after="0" w:before="0" w:line="252"/>
+            </w:pPr>
+            <w:r>
+              <w:rPr>
+                <w:rFonts w:ascii="맑은 고딕" w:cs="맑은 고딕" w:eastAsia="맑은 고딕" w:hAnsi="맑은 고딕"/>
+                <w:color w:val="262626"/>
+                <w:sz w:val="18"/>
+                <w:szCs w:val="18"/>
+              </w:rPr>
+              <w:t xml:space="preserve">30,000원</w:t>
+            </w:r>
+          </w:p>
+        </w:tc>
+        <w:tc>
+          <w:tcPr>
+            <w:tcW w:type="dxa" w:w="1808"/>
+            <w:shd w:fill="F7F9FC" w:color="auto" w:val="clear"/>
+            <w:tcMar>
+              <w:top w:type="dxa" w:w="70"/>
+              <w:left w:type="dxa" w:w="110"/>
+              <w:bottom w:type="dxa" w:w="70"/>
+              <w:right w:type="dxa" w:w="110"/>
+            </w:tcMar>
+            <w:vAlign w:val="center"/>
+          </w:tcPr>
+          <w:p>
+            <w:pPr>
+              <w:spacing w:after="0" w:before="0" w:line="252"/>
+            </w:pPr>
+            <w:r>
+              <w:rPr>
+                <w:rFonts w:ascii="맑은 고딕" w:cs="맑은 고딕" w:eastAsia="맑은 고딕" w:hAnsi="맑은 고딕"/>
+                <w:color w:val="262626"/>
+                <w:sz w:val="18"/>
+                <w:szCs w:val="18"/>
+              </w:rPr>
+              <w:t xml:space="preserve">30,000원</w:t>
+            </w:r>
+          </w:p>
+        </w:tc>
+      </w:tr>
+      <w:tr>
+        <w:tc>
+          <w:tcPr>
+            <w:tcW w:type="dxa" w:w="2400"/>
+            <w:shd w:fill="FFFFFF" w:color="auto" w:val="clear"/>
+            <w:tcMar>
+              <w:top w:type="dxa" w:w="70"/>
+              <w:left w:type="dxa" w:w="110"/>
+              <w:bottom w:type="dxa" w:w="70"/>
+              <w:right w:type="dxa" w:w="110"/>
+            </w:tcMar>
+            <w:vAlign w:val="center"/>
+          </w:tcPr>
+          <w:p>
+            <w:pPr>
+              <w:spacing w:after="0" w:before="0" w:line="252"/>
+            </w:pPr>
+            <w:r>
+              <w:rPr>
+                <w:rFonts w:ascii="맑은 고딕" w:cs="맑은 고딕" w:eastAsia="맑은 고딕" w:hAnsi="맑은 고딕"/>
+                <w:color w:val="262626"/>
+                <w:sz w:val="18"/>
+                <w:szCs w:val="18"/>
+              </w:rPr>
+              <w:t xml:space="preserve">거래액 대비 수익률</w:t>
+            </w:r>
+          </w:p>
+        </w:tc>
+        <w:tc>
+          <w:tcPr>
+            <w:tcW w:type="dxa" w:w="1810"/>
+            <w:shd w:fill="FFFFFF" w:color="auto" w:val="clear"/>
+            <w:tcMar>
+              <w:top w:type="dxa" w:w="70"/>
+              <w:left w:type="dxa" w:w="110"/>
+              <w:bottom w:type="dxa" w:w="70"/>
+              <w:right w:type="dxa" w:w="110"/>
+            </w:tcMar>
+            <w:vAlign w:val="center"/>
+          </w:tcPr>
+          <w:p>
+            <w:pPr>
+              <w:spacing w:after="0" w:before="0" w:line="252"/>
+            </w:pPr>
+            <w:r>
+              <w:rPr>
+                <w:rFonts w:ascii="맑은 고딕" w:cs="맑은 고딕" w:eastAsia="맑은 고딕" w:hAnsi="맑은 고딕"/>
+                <w:b/>
+                <w:bCs/>
+                <w:color w:val="1F3864"/>
+                <w:sz w:val="18"/>
+                <w:szCs w:val="18"/>
+              </w:rPr>
+              <w:t xml:space="preserve">0%</w:t>
+            </w:r>
+          </w:p>
+        </w:tc>
+        <w:tc>
+          <w:tcPr>
+            <w:tcW w:type="dxa" w:w="1810"/>
+            <w:shd w:fill="FFFFFF" w:color="auto" w:val="clear"/>
+            <w:tcMar>
+              <w:top w:type="dxa" w:w="70"/>
+              <w:left w:type="dxa" w:w="110"/>
+              <w:bottom w:type="dxa" w:w="70"/>
+              <w:right w:type="dxa" w:w="110"/>
+            </w:tcMar>
+            <w:vAlign w:val="center"/>
+          </w:tcPr>
+          <w:p>
+            <w:pPr>
+              <w:spacing w:after="0" w:before="0" w:line="252"/>
+            </w:pPr>
+            <w:r>
+              <w:rPr>
+                <w:rFonts w:ascii="맑은 고딕" w:cs="맑은 고딕" w:eastAsia="맑은 고딕" w:hAnsi="맑은 고딕"/>
+                <w:color w:val="262626"/>
+                <w:sz w:val="18"/>
+                <w:szCs w:val="18"/>
+              </w:rPr>
+              <w:t xml:space="preserve">5%</w:t>
+            </w:r>
+          </w:p>
+        </w:tc>
+        <w:tc>
+          <w:tcPr>
+            <w:tcW w:type="dxa" w:w="1810"/>
+            <w:shd w:fill="FFFFFF" w:color="auto" w:val="clear"/>
+            <w:tcMar>
+              <w:top w:type="dxa" w:w="70"/>
+              <w:left w:type="dxa" w:w="110"/>
+              <w:bottom w:type="dxa" w:w="70"/>
+              <w:right w:type="dxa" w:w="110"/>
+            </w:tcMar>
+            <w:vAlign w:val="center"/>
+          </w:tcPr>
+          <w:p>
+            <w:pPr>
+              <w:spacing w:after="0" w:before="0" w:line="252"/>
+            </w:pPr>
+            <w:r>
+              <w:rPr>
+                <w:rFonts w:ascii="맑은 고딕" w:cs="맑은 고딕" w:eastAsia="맑은 고딕" w:hAnsi="맑은 고딕"/>
+                <w:color w:val="262626"/>
+                <w:sz w:val="18"/>
+                <w:szCs w:val="18"/>
+              </w:rPr>
+              <w:t xml:space="preserve">8%</w:t>
+            </w:r>
+          </w:p>
+        </w:tc>
+        <w:tc>
+          <w:tcPr>
+            <w:tcW w:type="dxa" w:w="1808"/>
+            <w:shd w:fill="FFFFFF" w:color="auto" w:val="clear"/>
+            <w:tcMar>
+              <w:top w:type="dxa" w:w="70"/>
+              <w:left w:type="dxa" w:w="110"/>
+              <w:bottom w:type="dxa" w:w="70"/>
+              <w:right w:type="dxa" w:w="110"/>
+            </w:tcMar>
+            <w:vAlign w:val="center"/>
+          </w:tcPr>
+          <w:p>
+            <w:pPr>
+              <w:spacing w:after="0" w:before="0" w:line="252"/>
+            </w:pPr>
+            <w:r>
+              <w:rPr>
+                <w:rFonts w:ascii="맑은 고딕" w:cs="맑은 고딕" w:eastAsia="맑은 고딕" w:hAnsi="맑은 고딕"/>
+                <w:color w:val="262626"/>
+                <w:sz w:val="18"/>
+                <w:szCs w:val="18"/>
+              </w:rPr>
+              <w:t xml:space="preserve">9%</w:t>
+            </w:r>
+          </w:p>
+        </w:tc>
+      </w:tr>
+      <w:tr>
+        <w:tc>
+          <w:tcPr>
+            <w:tcW w:type="dxa" w:w="2400"/>
+            <w:shd w:fill="F7F9FC" w:color="auto" w:val="clear"/>
+            <w:tcMar>
+              <w:top w:type="dxa" w:w="70"/>
+              <w:left w:type="dxa" w:w="110"/>
+              <w:bottom w:type="dxa" w:w="70"/>
+              <w:right w:type="dxa" w:w="110"/>
+            </w:tcMar>
+            <w:vAlign w:val="center"/>
+          </w:tcPr>
+          <w:p>
+            <w:pPr>
+              <w:spacing w:after="0" w:before="0" w:line="252"/>
+            </w:pPr>
+            <w:r>
+              <w:rPr>
+                <w:rFonts w:ascii="맑은 고딕" w:cs="맑은 고딕" w:eastAsia="맑은 고딕" w:hAnsi="맑은 고딕"/>
+                <w:color w:val="262626"/>
+                <w:sz w:val="18"/>
+                <w:szCs w:val="18"/>
+              </w:rPr>
+              <w:t xml:space="preserve">인원</w:t>
+            </w:r>
+          </w:p>
+        </w:tc>
+        <w:tc>
+          <w:tcPr>
+            <w:tcW w:type="dxa" w:w="1810"/>
+            <w:shd w:fill="F7F9FC" w:color="auto" w:val="clear"/>
+            <w:tcMar>
+              <w:top w:type="dxa" w:w="70"/>
+              <w:left w:type="dxa" w:w="110"/>
+              <w:bottom w:type="dxa" w:w="70"/>
+              <w:right w:type="dxa" w:w="110"/>
+            </w:tcMar>
+            <w:vAlign w:val="center"/>
+          </w:tcPr>
+          <w:p>
+            <w:pPr>
+              <w:spacing w:after="0" w:before="0" w:line="252"/>
+            </w:pPr>
+            <w:r>
+              <w:rPr>
+                <w:rFonts w:ascii="맑은 고딕" w:cs="맑은 고딕" w:eastAsia="맑은 고딕" w:hAnsi="맑은 고딕"/>
+                <w:color w:val="262626"/>
+                <w:sz w:val="18"/>
+                <w:szCs w:val="18"/>
+              </w:rPr>
+              <w:t xml:space="preserve">5명</w:t>
+            </w:r>
+          </w:p>
+        </w:tc>
+        <w:tc>
+          <w:tcPr>
+            <w:tcW w:type="dxa" w:w="1810"/>
+            <w:shd w:fill="F7F9FC" w:color="auto" w:val="clear"/>
+            <w:tcMar>
+              <w:top w:type="dxa" w:w="70"/>
+              <w:left w:type="dxa" w:w="110"/>
+              <w:bottom w:type="dxa" w:w="70"/>
+              <w:right w:type="dxa" w:w="110"/>
+            </w:tcMar>
+            <w:vAlign w:val="center"/>
+          </w:tcPr>
+          <w:p>
+            <w:pPr>
+              <w:spacing w:after="0" w:before="0" w:line="252"/>
+            </w:pPr>
+            <w:r>
+              <w:rPr>
+                <w:rFonts w:ascii="맑은 고딕" w:cs="맑은 고딕" w:eastAsia="맑은 고딕" w:hAnsi="맑은 고딕"/>
+                <w:color w:val="262626"/>
+                <w:sz w:val="18"/>
+                <w:szCs w:val="18"/>
+              </w:rPr>
+              <w:t xml:space="preserve">15명</w:t>
+            </w:r>
+          </w:p>
+        </w:tc>
+        <w:tc>
+          <w:tcPr>
+            <w:tcW w:type="dxa" w:w="1810"/>
+            <w:shd w:fill="F7F9FC" w:color="auto" w:val="clear"/>
+            <w:tcMar>
+              <w:top w:type="dxa" w:w="70"/>
+              <w:left w:type="dxa" w:w="110"/>
+              <w:bottom w:type="dxa" w:w="70"/>
+              <w:right w:type="dxa" w:w="110"/>
+            </w:tcMar>
+            <w:vAlign w:val="center"/>
+          </w:tcPr>
+          <w:p>
+            <w:pPr>
+              <w:spacing w:after="0" w:before="0" w:line="252"/>
+            </w:pPr>
+            <w:r>
+              <w:rPr>
+                <w:rFonts w:ascii="맑은 고딕" w:cs="맑은 고딕" w:eastAsia="맑은 고딕" w:hAnsi="맑은 고딕"/>
+                <w:color w:val="262626"/>
+                <w:sz w:val="18"/>
+                <w:szCs w:val="18"/>
+              </w:rPr>
+              <w:t xml:space="preserve">25명</w:t>
+            </w:r>
+          </w:p>
+        </w:tc>
+        <w:tc>
+          <w:tcPr>
+            <w:tcW w:type="dxa" w:w="1808"/>
+            <w:shd w:fill="F7F9FC" w:color="auto" w:val="clear"/>
+            <w:tcMar>
+              <w:top w:type="dxa" w:w="70"/>
+              <w:left w:type="dxa" w:w="110"/>
+              <w:bottom w:type="dxa" w:w="70"/>
+              <w:right w:type="dxa" w:w="110"/>
+            </w:tcMar>
+            <w:vAlign w:val="center"/>
+          </w:tcPr>
+          <w:p>
+            <w:pPr>
+              <w:spacing w:after="0" w:before="0" w:line="252"/>
+            </w:pPr>
+            <w:r>
+              <w:rPr>
+                <w:rFonts w:ascii="맑은 고딕" w:cs="맑은 고딕" w:eastAsia="맑은 고딕" w:hAnsi="맑은 고딕"/>
+                <w:color w:val="262626"/>
+                <w:sz w:val="18"/>
+                <w:szCs w:val="18"/>
+              </w:rPr>
+              <w:t xml:space="preserve">40명</w:t>
+            </w:r>
+          </w:p>
+        </w:tc>
+      </w:tr>
+    </w:tbl>
+    <w:p>
+      <w:pPr>
+        <w:spacing w:after="120" w:before="0"/>
+      </w:pPr>
+    </w:p>
+    <w:p>
+      <w:pPr>
+        <w:spacing w:after="100" w:before="60" w:line="276"/>
+      </w:pPr>
+      <w:r>
+        <w:rPr>
+          <w:rFonts w:ascii="맑은 고딕" w:cs="맑은 고딕" w:eastAsia="맑은 고딕" w:hAnsi="맑은 고딕"/>
+          <w:b/>
+          <w:bCs/>
+          <w:color w:val="262626"/>
+          <w:sz w:val="20"/>
+          <w:szCs w:val="20"/>
+        </w:rPr>
+        <w:t xml:space="preserve">수수료는 전 기간 0%입니다.</w:t>
+      </w:r>
+      <w:r>
+        <w:rPr>
+          <w:rFonts w:ascii="맑은 고딕" w:cs="맑은 고딕" w:eastAsia="맑은 고딕" w:hAnsi="맑은 고딕"/>
+          <w:color w:val="262626"/>
+          <w:sz w:val="20"/>
+          <w:szCs w:val="20"/>
+        </w:rPr>
+        <w:t xml:space="preserve"> 위 "수익률"은 광고·채움페이·인증 배지 수익을 거래액 대비로 환산한 값입니다.</w:t>
+      </w:r>
+    </w:p>
+    <w:p>
+      <w:pPr>
+        <w:pStyle w:val="Heading3"/>
+        <w:spacing w:after="90" w:before="220"/>
+      </w:pPr>
+      <w:r>
+        <w:rPr>
+          <w:rFonts w:ascii="맑은 고딕" w:cs="맑은 고딕" w:eastAsia="맑은 고딕" w:hAnsi="맑은 고딕"/>
+          <w:b/>
+          <w:bCs/>
+          <w:color w:val="262626"/>
+          <w:sz w:val="21"/>
+          <w:szCs w:val="21"/>
+        </w:rPr>
+        <w:t xml:space="preserve">추정 손익 (억 원)</w:t>
+      </w:r>
+    </w:p>
+    <w:tbl>
+      <w:tblPr>
+        <w:tblW w:type="dxa" w:w="9640"/>
+        <w:tblBorders>
+          <w:top w:val="single" w:color="BFC9D6" w:sz="4"/>
+          <w:left w:val="single" w:color="BFC9D6" w:sz="4"/>
+          <w:bottom w:val="single" w:color="BFC9D6" w:sz="4"/>
+          <w:right w:val="single" w:color="BFC9D6" w:sz="4"/>
+          <w:insideH w:val="single" w:color="DCE3EC" w:sz="2"/>
+          <w:insideV w:val="single" w:color="DCE3EC" w:sz="2"/>
+        </w:tblBorders>
+      </w:tblPr>
+      <w:tblGrid>
+        <w:gridCol w:w="2400"/>
+        <w:gridCol w:w="1810"/>
+        <w:gridCol w:w="1810"/>
+        <w:gridCol w:w="1810"/>
+        <w:gridCol w:w="1808"/>
+      </w:tblGrid>
+      <w:tr>
+        <w:trPr>
+          <w:tblHeader/>
+        </w:trPr>
+        <w:tc>
+          <w:tcPr>
+            <w:tcW w:type="dxa" w:w="2400"/>
+            <w:shd w:fill="1F3864" w:color="auto" w:val="clear"/>
+            <w:tcMar>
+              <w:top w:type="dxa" w:w="80"/>
+              <w:left w:type="dxa" w:w="110"/>
+              <w:bottom w:type="dxa" w:w="80"/>
+              <w:right w:type="dxa" w:w="110"/>
+            </w:tcMar>
+            <w:vAlign w:val="center"/>
+          </w:tcPr>
+          <w:p>
+            <w:pPr>
+              <w:spacing w:after="0" w:before="0"/>
+            </w:pPr>
+            <w:r>
+              <w:rPr>
+                <w:rFonts w:ascii="맑은 고딕" w:cs="맑은 고딕" w:eastAsia="맑은 고딕" w:hAnsi="맑은 고딕"/>
+                <w:b/>
+                <w:bCs/>
+                <w:color w:val="FFFFFF"/>
+                <w:sz w:val="18"/>
+                <w:szCs w:val="18"/>
+              </w:rPr>
+              <w:t xml:space="preserve"/>
+            </w:r>
+          </w:p>
+        </w:tc>
+        <w:tc>
+          <w:tcPr>
+            <w:tcW w:type="dxa" w:w="1810"/>
+            <w:shd w:fill="1F3864" w:color="auto" w:val="clear"/>
+            <w:tcMar>
+              <w:top w:type="dxa" w:w="80"/>
+              <w:left w:type="dxa" w:w="110"/>
+              <w:bottom w:type="dxa" w:w="80"/>
+              <w:right w:type="dxa" w:w="110"/>
+            </w:tcMar>
+            <w:vAlign w:val="center"/>
+          </w:tcPr>
+          <w:p>
+            <w:pPr>
+              <w:spacing w:after="0" w:before="0"/>
+            </w:pPr>
+            <w:r>
+              <w:rPr>
+                <w:rFonts w:ascii="맑은 고딕" w:cs="맑은 고딕" w:eastAsia="맑은 고딕" w:hAnsi="맑은 고딕"/>
+                <w:b/>
+                <w:bCs/>
+                <w:color w:val="FFFFFF"/>
+                <w:sz w:val="18"/>
+                <w:szCs w:val="18"/>
+              </w:rPr>
+              <w:t xml:space="preserve">1년차</w:t>
+            </w:r>
+          </w:p>
+        </w:tc>
+        <w:tc>
+          <w:tcPr>
+            <w:tcW w:type="dxa" w:w="1810"/>
+            <w:shd w:fill="1F3864" w:color="auto" w:val="clear"/>
+            <w:tcMar>
+              <w:top w:type="dxa" w:w="80"/>
+              <w:left w:type="dxa" w:w="110"/>
+              <w:bottom w:type="dxa" w:w="80"/>
+              <w:right w:type="dxa" w:w="110"/>
+            </w:tcMar>
+            <w:vAlign w:val="center"/>
+          </w:tcPr>
+          <w:p>
+            <w:pPr>
+              <w:spacing w:after="0" w:before="0"/>
+            </w:pPr>
+            <w:r>
+              <w:rPr>
+                <w:rFonts w:ascii="맑은 고딕" w:cs="맑은 고딕" w:eastAsia="맑은 고딕" w:hAnsi="맑은 고딕"/>
+                <w:b/>
+                <w:bCs/>
+                <w:color w:val="FFFFFF"/>
+                <w:sz w:val="18"/>
+                <w:szCs w:val="18"/>
+              </w:rPr>
+              <w:t xml:space="preserve">2년차</w:t>
+            </w:r>
+          </w:p>
+        </w:tc>
+        <w:tc>
+          <w:tcPr>
+            <w:tcW w:type="dxa" w:w="1810"/>
+            <w:shd w:fill="1F3864" w:color="auto" w:val="clear"/>
+            <w:tcMar>
+              <w:top w:type="dxa" w:w="80"/>
+              <w:left w:type="dxa" w:w="110"/>
+              <w:bottom w:type="dxa" w:w="80"/>
+              <w:right w:type="dxa" w:w="110"/>
+            </w:tcMar>
+            <w:vAlign w:val="center"/>
+          </w:tcPr>
+          <w:p>
+            <w:pPr>
+              <w:spacing w:after="0" w:before="0"/>
+            </w:pPr>
+            <w:r>
+              <w:rPr>
+                <w:rFonts w:ascii="맑은 고딕" w:cs="맑은 고딕" w:eastAsia="맑은 고딕" w:hAnsi="맑은 고딕"/>
+                <w:b/>
+                <w:bCs/>
+                <w:color w:val="FFFFFF"/>
+                <w:sz w:val="18"/>
+                <w:szCs w:val="18"/>
+              </w:rPr>
+              <w:t xml:space="preserve">3년차</w:t>
+            </w:r>
+          </w:p>
+        </w:tc>
+        <w:tc>
+          <w:tcPr>
+            <w:tcW w:type="dxa" w:w="1808"/>
+            <w:shd w:fill="1F3864" w:color="auto" w:val="clear"/>
+            <w:tcMar>
+              <w:top w:type="dxa" w:w="80"/>
+              <w:left w:type="dxa" w:w="110"/>
+              <w:bottom w:type="dxa" w:w="80"/>
+              <w:right w:type="dxa" w:w="110"/>
+            </w:tcMar>
+            <w:vAlign w:val="center"/>
+          </w:tcPr>
+          <w:p>
+            <w:pPr>
+              <w:spacing w:after="0" w:before="0"/>
+            </w:pPr>
+            <w:r>
+              <w:rPr>
+                <w:rFonts w:ascii="맑은 고딕" w:cs="맑은 고딕" w:eastAsia="맑은 고딕" w:hAnsi="맑은 고딕"/>
+                <w:b/>
+                <w:bCs/>
+                <w:color w:val="FFFFFF"/>
+                <w:sz w:val="18"/>
+                <w:szCs w:val="18"/>
+              </w:rPr>
+              <w:t xml:space="preserve">4년차</w:t>
+            </w:r>
+          </w:p>
+        </w:tc>
+      </w:tr>
+      <w:tr>
+        <w:tc>
+          <w:tcPr>
+            <w:tcW w:type="dxa" w:w="2400"/>
+            <w:shd w:fill="FFFFFF" w:color="auto" w:val="clear"/>
+            <w:tcMar>
+              <w:top w:type="dxa" w:w="70"/>
+              <w:left w:type="dxa" w:w="110"/>
+              <w:bottom w:type="dxa" w:w="70"/>
+              <w:right w:type="dxa" w:w="110"/>
+            </w:tcMar>
+            <w:vAlign w:val="center"/>
+          </w:tcPr>
+          <w:p>
+            <w:pPr>
+              <w:spacing w:after="0" w:before="0" w:line="252"/>
+            </w:pPr>
+            <w:r>
+              <w:rPr>
+                <w:rFonts w:ascii="맑은 고딕" w:cs="맑은 고딕" w:eastAsia="맑은 고딕" w:hAnsi="맑은 고딕"/>
+                <w:color w:val="262626"/>
+                <w:sz w:val="18"/>
+                <w:szCs w:val="18"/>
+              </w:rPr>
+              <w:t xml:space="preserve">거래액 (GMV)</w:t>
+            </w:r>
+          </w:p>
+        </w:tc>
+        <w:tc>
+          <w:tcPr>
+            <w:tcW w:type="dxa" w:w="1810"/>
+            <w:shd w:fill="FFFFFF" w:color="auto" w:val="clear"/>
+            <w:tcMar>
+              <w:top w:type="dxa" w:w="70"/>
+              <w:left w:type="dxa" w:w="110"/>
+              <w:bottom w:type="dxa" w:w="70"/>
+              <w:right w:type="dxa" w:w="110"/>
+            </w:tcMar>
+            <w:vAlign w:val="center"/>
+          </w:tcPr>
+          <w:p>
+            <w:pPr>
+              <w:spacing w:after="0" w:before="0" w:line="252"/>
+            </w:pPr>
+            <w:r>
+              <w:rPr>
+                <w:rFonts w:ascii="맑은 고딕" w:cs="맑은 고딕" w:eastAsia="맑은 고딕" w:hAnsi="맑은 고딕"/>
+                <w:color w:val="262626"/>
+                <w:sz w:val="18"/>
+                <w:szCs w:val="18"/>
+              </w:rPr>
+              <w:t xml:space="preserve">5</w:t>
+            </w:r>
+          </w:p>
+        </w:tc>
+        <w:tc>
+          <w:tcPr>
+            <w:tcW w:type="dxa" w:w="1810"/>
+            <w:shd w:fill="FFFFFF" w:color="auto" w:val="clear"/>
+            <w:tcMar>
+              <w:top w:type="dxa" w:w="70"/>
+              <w:left w:type="dxa" w:w="110"/>
+              <w:bottom w:type="dxa" w:w="70"/>
+              <w:right w:type="dxa" w:w="110"/>
+            </w:tcMar>
+            <w:vAlign w:val="center"/>
+          </w:tcPr>
+          <w:p>
+            <w:pPr>
+              <w:spacing w:after="0" w:before="0" w:line="252"/>
+            </w:pPr>
+            <w:r>
+              <w:rPr>
+                <w:rFonts w:ascii="맑은 고딕" w:cs="맑은 고딕" w:eastAsia="맑은 고딕" w:hAnsi="맑은 고딕"/>
+                <w:color w:val="262626"/>
+                <w:sz w:val="18"/>
+                <w:szCs w:val="18"/>
+              </w:rPr>
+              <w:t xml:space="preserve">43</w:t>
+            </w:r>
+          </w:p>
+        </w:tc>
+        <w:tc>
+          <w:tcPr>
+            <w:tcW w:type="dxa" w:w="1810"/>
+            <w:shd w:fill="FFFFFF" w:color="auto" w:val="clear"/>
+            <w:tcMar>
+              <w:top w:type="dxa" w:w="70"/>
+              <w:left w:type="dxa" w:w="110"/>
+              <w:bottom w:type="dxa" w:w="70"/>
+              <w:right w:type="dxa" w:w="110"/>
+            </w:tcMar>
+            <w:vAlign w:val="center"/>
+          </w:tcPr>
+          <w:p>
+            <w:pPr>
+              <w:spacing w:after="0" w:before="0" w:line="252"/>
+            </w:pPr>
+            <w:r>
+              <w:rPr>
+                <w:rFonts w:ascii="맑은 고딕" w:cs="맑은 고딕" w:eastAsia="맑은 고딕" w:hAnsi="맑은 고딕"/>
+                <w:color w:val="262626"/>
+                <w:sz w:val="18"/>
+                <w:szCs w:val="18"/>
+              </w:rPr>
+              <w:t xml:space="preserve">202</w:t>
+            </w:r>
+          </w:p>
+        </w:tc>
+        <w:tc>
+          <w:tcPr>
+            <w:tcW w:type="dxa" w:w="1808"/>
+            <w:shd w:fill="FFFFFF" w:color="auto" w:val="clear"/>
+            <w:tcMar>
+              <w:top w:type="dxa" w:w="70"/>
+              <w:left w:type="dxa" w:w="110"/>
+              <w:bottom w:type="dxa" w:w="70"/>
+              <w:right w:type="dxa" w:w="110"/>
+            </w:tcMar>
+            <w:vAlign w:val="center"/>
+          </w:tcPr>
+          <w:p>
+            <w:pPr>
+              <w:spacing w:after="0" w:before="0" w:line="252"/>
+            </w:pPr>
+            <w:r>
+              <w:rPr>
+                <w:rFonts w:ascii="맑은 고딕" w:cs="맑은 고딕" w:eastAsia="맑은 고딕" w:hAnsi="맑은 고딕"/>
+                <w:color w:val="262626"/>
+                <w:sz w:val="18"/>
+                <w:szCs w:val="18"/>
+              </w:rPr>
+              <w:t xml:space="preserve">576</w:t>
+            </w:r>
+          </w:p>
+        </w:tc>
+      </w:tr>
+      <w:tr>
+        <w:tc>
+          <w:tcPr>
+            <w:tcW w:type="dxa" w:w="2400"/>
+            <w:shd w:fill="F7F9FC" w:color="auto" w:val="clear"/>
+            <w:tcMar>
+              <w:top w:type="dxa" w:w="70"/>
+              <w:left w:type="dxa" w:w="110"/>
+              <w:bottom w:type="dxa" w:w="70"/>
+              <w:right w:type="dxa" w:w="110"/>
+            </w:tcMar>
+            <w:vAlign w:val="center"/>
+          </w:tcPr>
+          <w:p>
+            <w:pPr>
+              <w:spacing w:after="0" w:before="0" w:line="252"/>
+            </w:pPr>
+            <w:r>
+              <w:rPr>
+                <w:rFonts w:ascii="맑은 고딕" w:cs="맑은 고딕" w:eastAsia="맑은 고딕" w:hAnsi="맑은 고딕"/>
+                <w:color w:val="262626"/>
+                <w:sz w:val="18"/>
+                <w:szCs w:val="18"/>
+              </w:rPr>
+              <w:t xml:space="preserve">매출</w:t>
+            </w:r>
+          </w:p>
+        </w:tc>
+        <w:tc>
+          <w:tcPr>
+            <w:tcW w:type="dxa" w:w="1810"/>
+            <w:shd w:fill="F7F9FC" w:color="auto" w:val="clear"/>
+            <w:tcMar>
+              <w:top w:type="dxa" w:w="70"/>
+              <w:left w:type="dxa" w:w="110"/>
+              <w:bottom w:type="dxa" w:w="70"/>
+              <w:right w:type="dxa" w:w="110"/>
+            </w:tcMar>
+            <w:vAlign w:val="center"/>
+          </w:tcPr>
+          <w:p>
+            <w:pPr>
+              <w:spacing w:after="0" w:before="0" w:line="252"/>
+            </w:pPr>
+            <w:r>
+              <w:rPr>
+                <w:rFonts w:ascii="맑은 고딕" w:cs="맑은 고딕" w:eastAsia="맑은 고딕" w:hAnsi="맑은 고딕"/>
+                <w:b/>
+                <w:bCs/>
+                <w:color w:val="1F3864"/>
+                <w:sz w:val="18"/>
+                <w:szCs w:val="18"/>
+              </w:rPr>
+              <w:t xml:space="preserve">0</w:t>
+            </w:r>
+          </w:p>
+        </w:tc>
+        <w:tc>
+          <w:tcPr>
+            <w:tcW w:type="dxa" w:w="1810"/>
+            <w:shd w:fill="F7F9FC" w:color="auto" w:val="clear"/>
+            <w:tcMar>
+              <w:top w:type="dxa" w:w="70"/>
+              <w:left w:type="dxa" w:w="110"/>
+              <w:bottom w:type="dxa" w:w="70"/>
+              <w:right w:type="dxa" w:w="110"/>
+            </w:tcMar>
+            <w:vAlign w:val="center"/>
+          </w:tcPr>
+          <w:p>
+            <w:pPr>
+              <w:spacing w:after="0" w:before="0" w:line="252"/>
+            </w:pPr>
+            <w:r>
+              <w:rPr>
+                <w:rFonts w:ascii="맑은 고딕" w:cs="맑은 고딕" w:eastAsia="맑은 고딕" w:hAnsi="맑은 고딕"/>
+                <w:color w:val="262626"/>
+                <w:sz w:val="18"/>
+                <w:szCs w:val="18"/>
+              </w:rPr>
+              <w:t xml:space="preserve">2.2</w:t>
+            </w:r>
+          </w:p>
+        </w:tc>
+        <w:tc>
+          <w:tcPr>
+            <w:tcW w:type="dxa" w:w="1810"/>
+            <w:shd w:fill="F7F9FC" w:color="auto" w:val="clear"/>
+            <w:tcMar>
+              <w:top w:type="dxa" w:w="70"/>
+              <w:left w:type="dxa" w:w="110"/>
+              <w:bottom w:type="dxa" w:w="70"/>
+              <w:right w:type="dxa" w:w="110"/>
+            </w:tcMar>
+            <w:vAlign w:val="center"/>
+          </w:tcPr>
+          <w:p>
+            <w:pPr>
+              <w:spacing w:after="0" w:before="0" w:line="252"/>
+            </w:pPr>
+            <w:r>
+              <w:rPr>
+                <w:rFonts w:ascii="맑은 고딕" w:cs="맑은 고딕" w:eastAsia="맑은 고딕" w:hAnsi="맑은 고딕"/>
+                <w:color w:val="262626"/>
+                <w:sz w:val="18"/>
+                <w:szCs w:val="18"/>
+              </w:rPr>
+              <w:t xml:space="preserve">16.1</w:t>
+            </w:r>
+          </w:p>
+        </w:tc>
+        <w:tc>
+          <w:tcPr>
+            <w:tcW w:type="dxa" w:w="1808"/>
+            <w:shd w:fill="F7F9FC" w:color="auto" w:val="clear"/>
+            <w:tcMar>
+              <w:top w:type="dxa" w:w="70"/>
+              <w:left w:type="dxa" w:w="110"/>
+              <w:bottom w:type="dxa" w:w="70"/>
+              <w:right w:type="dxa" w:w="110"/>
+            </w:tcMar>
+            <w:vAlign w:val="center"/>
+          </w:tcPr>
+          <w:p>
+            <w:pPr>
+              <w:spacing w:after="0" w:before="0" w:line="252"/>
+            </w:pPr>
+            <w:r>
+              <w:rPr>
+                <w:rFonts w:ascii="맑은 고딕" w:cs="맑은 고딕" w:eastAsia="맑은 고딕" w:hAnsi="맑은 고딕"/>
+                <w:color w:val="262626"/>
+                <w:sz w:val="18"/>
+                <w:szCs w:val="18"/>
+              </w:rPr>
+              <w:t xml:space="preserve">51.8</w:t>
+            </w:r>
+          </w:p>
+        </w:tc>
+      </w:tr>
+      <w:tr>
+        <w:tc>
+          <w:tcPr>
+            <w:tcW w:type="dxa" w:w="2400"/>
+            <w:shd w:fill="FFFFFF" w:color="auto" w:val="clear"/>
+            <w:tcMar>
+              <w:top w:type="dxa" w:w="70"/>
+              <w:left w:type="dxa" w:w="110"/>
+              <w:bottom w:type="dxa" w:w="70"/>
+              <w:right w:type="dxa" w:w="110"/>
+            </w:tcMar>
+            <w:vAlign w:val="center"/>
+          </w:tcPr>
+          <w:p>
+            <w:pPr>
+              <w:spacing w:after="0" w:before="0" w:line="252"/>
+            </w:pPr>
+            <w:r>
+              <w:rPr>
+                <w:rFonts w:ascii="맑은 고딕" w:cs="맑은 고딕" w:eastAsia="맑은 고딕" w:hAnsi="맑은 고딕"/>
+                <w:color w:val="262626"/>
+                <w:sz w:val="18"/>
+                <w:szCs w:val="18"/>
+              </w:rPr>
+              <w:t xml:space="preserve">비용</w:t>
+            </w:r>
+          </w:p>
+        </w:tc>
+        <w:tc>
+          <w:tcPr>
+            <w:tcW w:type="dxa" w:w="1810"/>
+            <w:shd w:fill="FFFFFF" w:color="auto" w:val="clear"/>
+            <w:tcMar>
+              <w:top w:type="dxa" w:w="70"/>
+              <w:left w:type="dxa" w:w="110"/>
+              <w:bottom w:type="dxa" w:w="70"/>
+              <w:right w:type="dxa" w:w="110"/>
+            </w:tcMar>
+            <w:vAlign w:val="center"/>
+          </w:tcPr>
+          <w:p>
+            <w:pPr>
+              <w:spacing w:after="0" w:before="0" w:line="252"/>
+            </w:pPr>
+            <w:r>
+              <w:rPr>
+                <w:rFonts w:ascii="맑은 고딕" w:cs="맑은 고딕" w:eastAsia="맑은 고딕" w:hAnsi="맑은 고딕"/>
+                <w:color w:val="262626"/>
+                <w:sz w:val="18"/>
+                <w:szCs w:val="18"/>
+              </w:rPr>
+              <w:t xml:space="preserve">5.0</w:t>
+            </w:r>
+          </w:p>
+        </w:tc>
+        <w:tc>
+          <w:tcPr>
+            <w:tcW w:type="dxa" w:w="1810"/>
+            <w:shd w:fill="FFFFFF" w:color="auto" w:val="clear"/>
+            <w:tcMar>
+              <w:top w:type="dxa" w:w="70"/>
+              <w:left w:type="dxa" w:w="110"/>
+              <w:bottom w:type="dxa" w:w="70"/>
+              <w:right w:type="dxa" w:w="110"/>
+            </w:tcMar>
+            <w:vAlign w:val="center"/>
+          </w:tcPr>
+          <w:p>
+            <w:pPr>
+              <w:spacing w:after="0" w:before="0" w:line="252"/>
+            </w:pPr>
+            <w:r>
+              <w:rPr>
+                <w:rFonts w:ascii="맑은 고딕" w:cs="맑은 고딕" w:eastAsia="맑은 고딕" w:hAnsi="맑은 고딕"/>
+                <w:color w:val="262626"/>
+                <w:sz w:val="18"/>
+                <w:szCs w:val="18"/>
+              </w:rPr>
+              <w:t xml:space="preserve">12.2</w:t>
+            </w:r>
+          </w:p>
+        </w:tc>
+        <w:tc>
+          <w:tcPr>
+            <w:tcW w:type="dxa" w:w="1810"/>
+            <w:shd w:fill="FFFFFF" w:color="auto" w:val="clear"/>
+            <w:tcMar>
+              <w:top w:type="dxa" w:w="70"/>
+              <w:left w:type="dxa" w:w="110"/>
+              <w:bottom w:type="dxa" w:w="70"/>
+              <w:right w:type="dxa" w:w="110"/>
+            </w:tcMar>
+            <w:vAlign w:val="center"/>
+          </w:tcPr>
+          <w:p>
+            <w:pPr>
+              <w:spacing w:after="0" w:before="0" w:line="252"/>
+            </w:pPr>
+            <w:r>
+              <w:rPr>
+                <w:rFonts w:ascii="맑은 고딕" w:cs="맑은 고딕" w:eastAsia="맑은 고딕" w:hAnsi="맑은 고딕"/>
+                <w:color w:val="262626"/>
+                <w:sz w:val="18"/>
+                <w:szCs w:val="18"/>
+              </w:rPr>
+              <w:t xml:space="preserve">20.0</w:t>
+            </w:r>
+          </w:p>
+        </w:tc>
+        <w:tc>
+          <w:tcPr>
+            <w:tcW w:type="dxa" w:w="1808"/>
+            <w:shd w:fill="FFFFFF" w:color="auto" w:val="clear"/>
+            <w:tcMar>
+              <w:top w:type="dxa" w:w="70"/>
+              <w:left w:type="dxa" w:w="110"/>
+              <w:bottom w:type="dxa" w:w="70"/>
+              <w:right w:type="dxa" w:w="110"/>
+            </w:tcMar>
+            <w:vAlign w:val="center"/>
+          </w:tcPr>
+          <w:p>
+            <w:pPr>
+              <w:spacing w:after="0" w:before="0" w:line="252"/>
+            </w:pPr>
+            <w:r>
+              <w:rPr>
+                <w:rFonts w:ascii="맑은 고딕" w:cs="맑은 고딕" w:eastAsia="맑은 고딕" w:hAnsi="맑은 고딕"/>
+                <w:color w:val="262626"/>
+                <w:sz w:val="18"/>
+                <w:szCs w:val="18"/>
+              </w:rPr>
+              <w:t xml:space="preserve">35.0</w:t>
+            </w:r>
+          </w:p>
+        </w:tc>
+      </w:tr>
+      <w:tr>
+        <w:tc>
+          <w:tcPr>
+            <w:tcW w:type="dxa" w:w="2400"/>
+            <w:shd w:fill="F7F9FC" w:color="auto" w:val="clear"/>
+            <w:tcMar>
+              <w:top w:type="dxa" w:w="70"/>
+              <w:left w:type="dxa" w:w="110"/>
+              <w:bottom w:type="dxa" w:w="70"/>
+              <w:right w:type="dxa" w:w="110"/>
+            </w:tcMar>
+            <w:vAlign w:val="center"/>
+          </w:tcPr>
+          <w:p>
+            <w:pPr>
+              <w:spacing w:after="0" w:before="0" w:line="252"/>
+            </w:pPr>
+            <w:r>
+              <w:rPr>
+                <w:rFonts w:ascii="맑은 고딕" w:cs="맑은 고딕" w:eastAsia="맑은 고딕" w:hAnsi="맑은 고딕"/>
+                <w:b/>
+                <w:bCs/>
+                <w:color w:val="262626"/>
+                <w:sz w:val="18"/>
+                <w:szCs w:val="18"/>
+              </w:rPr>
+              <w:t xml:space="preserve">영업손익</w:t>
+            </w:r>
+          </w:p>
+        </w:tc>
+        <w:tc>
+          <w:tcPr>
+            <w:tcW w:type="dxa" w:w="1810"/>
+            <w:shd w:fill="F7F9FC" w:color="auto" w:val="clear"/>
+            <w:tcMar>
+              <w:top w:type="dxa" w:w="70"/>
+              <w:left w:type="dxa" w:w="110"/>
+              <w:bottom w:type="dxa" w:w="70"/>
+              <w:right w:type="dxa" w:w="110"/>
+            </w:tcMar>
+            <w:vAlign w:val="center"/>
+          </w:tcPr>
+          <w:p>
+            <w:pPr>
+              <w:spacing w:after="0" w:before="0" w:line="252"/>
+            </w:pPr>
+            <w:r>
+              <w:rPr>
+                <w:rFonts w:ascii="맑은 고딕" w:cs="맑은 고딕" w:eastAsia="맑은 고딕" w:hAnsi="맑은 고딕"/>
+                <w:color w:val="B02A2A"/>
+                <w:sz w:val="18"/>
+                <w:szCs w:val="18"/>
+              </w:rPr>
+              <w:t xml:space="preserve">-5.0</w:t>
+            </w:r>
+          </w:p>
+        </w:tc>
+        <w:tc>
+          <w:tcPr>
+            <w:tcW w:type="dxa" w:w="1810"/>
+            <w:shd w:fill="F7F9FC" w:color="auto" w:val="clear"/>
+            <w:tcMar>
+              <w:top w:type="dxa" w:w="70"/>
+              <w:left w:type="dxa" w:w="110"/>
+              <w:bottom w:type="dxa" w:w="70"/>
+              <w:right w:type="dxa" w:w="110"/>
+            </w:tcMar>
+            <w:vAlign w:val="center"/>
+          </w:tcPr>
+          <w:p>
+            <w:pPr>
+              <w:spacing w:after="0" w:before="0" w:line="252"/>
+            </w:pPr>
+            <w:r>
+              <w:rPr>
+                <w:rFonts w:ascii="맑은 고딕" w:cs="맑은 고딕" w:eastAsia="맑은 고딕" w:hAnsi="맑은 고딕"/>
+                <w:color w:val="B02A2A"/>
+                <w:sz w:val="18"/>
+                <w:szCs w:val="18"/>
+              </w:rPr>
+              <w:t xml:space="preserve">-10.0</w:t>
+            </w:r>
+          </w:p>
+        </w:tc>
+        <w:tc>
+          <w:tcPr>
+            <w:tcW w:type="dxa" w:w="1810"/>
+            <w:shd w:fill="F7F9FC" w:color="auto" w:val="clear"/>
+            <w:tcMar>
+              <w:top w:type="dxa" w:w="70"/>
+              <w:left w:type="dxa" w:w="110"/>
+              <w:bottom w:type="dxa" w:w="70"/>
+              <w:right w:type="dxa" w:w="110"/>
+            </w:tcMar>
+            <w:vAlign w:val="center"/>
+          </w:tcPr>
+          <w:p>
+            <w:pPr>
+              <w:spacing w:after="0" w:before="0" w:line="252"/>
+            </w:pPr>
+            <w:r>
+              <w:rPr>
+                <w:rFonts w:ascii="맑은 고딕" w:cs="맑은 고딕" w:eastAsia="맑은 고딕" w:hAnsi="맑은 고딕"/>
+                <w:color w:val="B02A2A"/>
+                <w:sz w:val="18"/>
+                <w:szCs w:val="18"/>
+              </w:rPr>
+              <w:t xml:space="preserve">-3.9</w:t>
+            </w:r>
+          </w:p>
+        </w:tc>
+        <w:tc>
+          <w:tcPr>
+            <w:tcW w:type="dxa" w:w="1808"/>
+            <w:shd w:fill="F7F9FC" w:color="auto" w:val="clear"/>
+            <w:tcMar>
+              <w:top w:type="dxa" w:w="70"/>
+              <w:left w:type="dxa" w:w="110"/>
+              <w:bottom w:type="dxa" w:w="70"/>
+              <w:right w:type="dxa" w:w="110"/>
+            </w:tcMar>
+            <w:vAlign w:val="center"/>
+          </w:tcPr>
+          <w:p>
+            <w:pPr>
+              <w:spacing w:after="0" w:before="0" w:line="252"/>
+            </w:pPr>
+            <w:r>
+              <w:rPr>
+                <w:rFonts w:ascii="맑은 고딕" w:cs="맑은 고딕" w:eastAsia="맑은 고딕" w:hAnsi="맑은 고딕"/>
+                <w:b/>
+                <w:bCs/>
+                <w:color w:val="2E6B3E"/>
+                <w:sz w:val="18"/>
+                <w:szCs w:val="18"/>
+              </w:rPr>
+              <w:t xml:space="preserve">+16.8</w:t>
+            </w:r>
+          </w:p>
+        </w:tc>
+      </w:tr>
+      <w:tr>
+        <w:tc>
+          <w:tcPr>
+            <w:tcW w:type="dxa" w:w="2400"/>
+            <w:shd w:fill="FFFFFF" w:color="auto" w:val="clear"/>
+            <w:tcMar>
+              <w:top w:type="dxa" w:w="70"/>
+              <w:left w:type="dxa" w:w="110"/>
+              <w:bottom w:type="dxa" w:w="70"/>
+              <w:right w:type="dxa" w:w="110"/>
+            </w:tcMar>
+            <w:vAlign w:val="center"/>
+          </w:tcPr>
+          <w:p>
+            <w:pPr>
+              <w:spacing w:after="0" w:before="0" w:line="252"/>
+            </w:pPr>
+            <w:r>
+              <w:rPr>
+                <w:rFonts w:ascii="맑은 고딕" w:cs="맑은 고딕" w:eastAsia="맑은 고딕" w:hAnsi="맑은 고딕"/>
+                <w:b/>
+                <w:bCs/>
+                <w:color w:val="262626"/>
+                <w:sz w:val="18"/>
+                <w:szCs w:val="18"/>
+              </w:rPr>
+              <w:t xml:space="preserve">누적 손익</w:t>
+            </w:r>
+          </w:p>
+        </w:tc>
+        <w:tc>
+          <w:tcPr>
+            <w:tcW w:type="dxa" w:w="1810"/>
+            <w:shd w:fill="FFFFFF" w:color="auto" w:val="clear"/>
+            <w:tcMar>
+              <w:top w:type="dxa" w:w="70"/>
+              <w:left w:type="dxa" w:w="110"/>
+              <w:bottom w:type="dxa" w:w="70"/>
+              <w:right w:type="dxa" w:w="110"/>
+            </w:tcMar>
+            <w:vAlign w:val="center"/>
+          </w:tcPr>
+          <w:p>
+            <w:pPr>
+              <w:spacing w:after="0" w:before="0" w:line="252"/>
+            </w:pPr>
+            <w:r>
+              <w:rPr>
+                <w:rFonts w:ascii="맑은 고딕" w:cs="맑은 고딕" w:eastAsia="맑은 고딕" w:hAnsi="맑은 고딕"/>
+                <w:color w:val="262626"/>
+                <w:sz w:val="18"/>
+                <w:szCs w:val="18"/>
+              </w:rPr>
+              <w:t xml:space="preserve">-5.0</w:t>
+            </w:r>
+          </w:p>
+        </w:tc>
+        <w:tc>
+          <w:tcPr>
+            <w:tcW w:type="dxa" w:w="1810"/>
+            <w:shd w:fill="FFFFFF" w:color="auto" w:val="clear"/>
+            <w:tcMar>
+              <w:top w:type="dxa" w:w="70"/>
+              <w:left w:type="dxa" w:w="110"/>
+              <w:bottom w:type="dxa" w:w="70"/>
+              <w:right w:type="dxa" w:w="110"/>
+            </w:tcMar>
+            <w:vAlign w:val="center"/>
+          </w:tcPr>
+          <w:p>
+            <w:pPr>
+              <w:spacing w:after="0" w:before="0" w:line="252"/>
+            </w:pPr>
+            <w:r>
+              <w:rPr>
+                <w:rFonts w:ascii="맑은 고딕" w:cs="맑은 고딕" w:eastAsia="맑은 고딕" w:hAnsi="맑은 고딕"/>
+                <w:color w:val="262626"/>
+                <w:sz w:val="18"/>
+                <w:szCs w:val="18"/>
+              </w:rPr>
+              <w:t xml:space="preserve">-15.0</w:t>
+            </w:r>
+          </w:p>
+        </w:tc>
+        <w:tc>
+          <w:tcPr>
+            <w:tcW w:type="dxa" w:w="1810"/>
+            <w:shd w:fill="FFFFFF" w:color="auto" w:val="clear"/>
+            <w:tcMar>
+              <w:top w:type="dxa" w:w="70"/>
+              <w:left w:type="dxa" w:w="110"/>
+              <w:bottom w:type="dxa" w:w="70"/>
+              <w:right w:type="dxa" w:w="110"/>
+            </w:tcMar>
+            <w:vAlign w:val="center"/>
+          </w:tcPr>
+          <w:p>
+            <w:pPr>
+              <w:spacing w:after="0" w:before="0" w:line="252"/>
+            </w:pPr>
+            <w:r>
+              <w:rPr>
+                <w:rFonts w:ascii="맑은 고딕" w:cs="맑은 고딕" w:eastAsia="맑은 고딕" w:hAnsi="맑은 고딕"/>
+                <w:b/>
+                <w:bCs/>
+                <w:color w:val="B02A2A"/>
+                <w:sz w:val="18"/>
+                <w:szCs w:val="18"/>
+              </w:rPr>
+              <w:t xml:space="preserve">-18.9</w:t>
+            </w:r>
+          </w:p>
+        </w:tc>
+        <w:tc>
+          <w:tcPr>
+            <w:tcW w:type="dxa" w:w="1808"/>
+            <w:shd w:fill="FFFFFF" w:color="auto" w:val="clear"/>
+            <w:tcMar>
+              <w:top w:type="dxa" w:w="70"/>
+              <w:left w:type="dxa" w:w="110"/>
+              <w:bottom w:type="dxa" w:w="70"/>
+              <w:right w:type="dxa" w:w="110"/>
+            </w:tcMar>
+            <w:vAlign w:val="center"/>
+          </w:tcPr>
+          <w:p>
+            <w:pPr>
+              <w:spacing w:after="0" w:before="0" w:line="252"/>
+            </w:pPr>
+            <w:r>
+              <w:rPr>
+                <w:rFonts w:ascii="맑은 고딕" w:cs="맑은 고딕" w:eastAsia="맑은 고딕" w:hAnsi="맑은 고딕"/>
+                <w:color w:val="262626"/>
+                <w:sz w:val="18"/>
+                <w:szCs w:val="18"/>
+              </w:rPr>
+              <w:t xml:space="preserve">-2.1</w:t>
+            </w:r>
+          </w:p>
+        </w:tc>
+      </w:tr>
+    </w:tbl>
+    <w:p>
+      <w:pPr>
+        <w:spacing w:after="120" w:before="0"/>
+      </w:pPr>
+    </w:p>
+    <w:p>
+      <w:pPr>
+        <w:pStyle w:val="ListParagraph"/>
+        <w:numPr>
+          <w:ilvl w:val="0"/>
+          <w:numId w:val="2"/>
+        </w:numPr>
+        <w:spacing w:after="60" w:before="30" w:line="264"/>
+      </w:pPr>
+      <w:r>
+        <w:rPr>
+          <w:rFonts w:ascii="맑은 고딕" w:cs="맑은 고딕" w:eastAsia="맑은 고딕" w:hAnsi="맑은 고딕"/>
+          <w:b/>
+          <w:bCs/>
+          <w:color w:val="262626"/>
+          <w:sz w:val="20"/>
+          <w:szCs w:val="20"/>
+        </w:rPr>
+        <w:t xml:space="preserve">월 단위 흑자 전환</w:t>
+      </w:r>
+      <w:r>
+        <w:rPr>
+          <w:rFonts w:ascii="맑은 고딕" w:cs="맑은 고딕" w:eastAsia="맑은 고딕" w:hAnsi="맑은 고딕"/>
+          <w:color w:val="262626"/>
+          <w:sz w:val="20"/>
+          <w:szCs w:val="20"/>
+        </w:rPr>
+        <w:t xml:space="preserve">: 3년차 4분기</w:t>
+      </w:r>
+    </w:p>
+    <w:p>
+      <w:pPr>
+        <w:pStyle w:val="ListParagraph"/>
+        <w:numPr>
+          <w:ilvl w:val="0"/>
+          <w:numId w:val="2"/>
+        </w:numPr>
+        <w:spacing w:after="60" w:before="30" w:line="264"/>
+      </w:pPr>
+      <w:r>
+        <w:rPr>
+          <w:rFonts w:ascii="맑은 고딕" w:cs="맑은 고딕" w:eastAsia="맑은 고딕" w:hAnsi="맑은 고딕"/>
+          <w:b/>
+          <w:bCs/>
+          <w:color w:val="262626"/>
+          <w:sz w:val="20"/>
+          <w:szCs w:val="20"/>
+        </w:rPr>
+        <w:t xml:space="preserve">연 단위 흑자 전환</w:t>
+      </w:r>
+      <w:r>
+        <w:rPr>
+          <w:rFonts w:ascii="맑은 고딕" w:cs="맑은 고딕" w:eastAsia="맑은 고딕" w:hAnsi="맑은 고딕"/>
+          <w:color w:val="262626"/>
+          <w:sz w:val="20"/>
+          <w:szCs w:val="20"/>
+        </w:rPr>
+        <w:t xml:space="preserve">: 4년차</w:t>
+      </w:r>
+    </w:p>
+    <w:p>
+      <w:pPr>
+        <w:pStyle w:val="ListParagraph"/>
+        <w:numPr>
+          <w:ilvl w:val="0"/>
+          <w:numId w:val="2"/>
+        </w:numPr>
+        <w:spacing w:after="60" w:before="30" w:line="264"/>
+      </w:pPr>
+      <w:r>
+        <w:rPr>
+          <w:rFonts w:ascii="맑은 고딕" w:cs="맑은 고딕" w:eastAsia="맑은 고딕" w:hAnsi="맑은 고딕"/>
+          <w:b/>
+          <w:bCs/>
+          <w:color w:val="262626"/>
+          <w:sz w:val="20"/>
+          <w:szCs w:val="20"/>
+        </w:rPr>
+        <w:t xml:space="preserve">필요 투자액</w:t>
+      </w:r>
+      <w:r>
+        <w:rPr>
+          <w:rFonts w:ascii="맑은 고딕" w:cs="맑은 고딕" w:eastAsia="맑은 고딕" w:hAnsi="맑은 고딕"/>
+          <w:color w:val="262626"/>
+          <w:sz w:val="20"/>
+          <w:szCs w:val="20"/>
+        </w:rPr>
+        <w:t xml:space="preserve"> (최대 누적 적자): 약 </w:t>
+      </w:r>
+      <w:r>
+        <w:rPr>
+          <w:rFonts w:ascii="맑은 고딕" w:cs="맑은 고딕" w:eastAsia="맑은 고딕" w:hAnsi="맑은 고딕"/>
+          <w:b/>
+          <w:bCs/>
+          <w:color w:val="262626"/>
+          <w:sz w:val="20"/>
+          <w:szCs w:val="20"/>
+        </w:rPr>
+        <w:t xml:space="preserve">20억 원</w:t>
+      </w:r>
+      <w:r>
+        <w:rPr>
+          <w:rFonts w:ascii="맑은 고딕" w:cs="맑은 고딕" w:eastAsia="맑은 고딕" w:hAnsi="맑은 고딕"/>
+          <w:color w:val="262626"/>
+          <w:sz w:val="20"/>
+          <w:szCs w:val="20"/>
+        </w:rPr>
+        <w:t xml:space="preserve"> — 3년차 말</w:t>
+      </w:r>
+    </w:p>
+    <w:p>
+      <w:pPr>
+        <w:pStyle w:val="ListParagraph"/>
+        <w:numPr>
+          <w:ilvl w:val="0"/>
+          <w:numId w:val="2"/>
+        </w:numPr>
+        <w:spacing w:after="60" w:before="30" w:line="264"/>
+      </w:pPr>
+      <w:r>
+        <w:rPr>
+          <w:rFonts w:ascii="맑은 고딕" w:cs="맑은 고딕" w:eastAsia="맑은 고딕" w:hAnsi="맑은 고딕"/>
+          <w:b/>
+          <w:bCs/>
+          <w:color w:val="262626"/>
+          <w:sz w:val="20"/>
+          <w:szCs w:val="20"/>
+        </w:rPr>
+        <w:t xml:space="preserve">누적 회수</w:t>
+      </w:r>
+      <w:r>
+        <w:rPr>
+          <w:rFonts w:ascii="맑은 고딕" w:cs="맑은 고딕" w:eastAsia="맑은 고딕" w:hAnsi="맑은 고딕"/>
+          <w:color w:val="262626"/>
+          <w:sz w:val="20"/>
+          <w:szCs w:val="20"/>
+        </w:rPr>
+        <w:t xml:space="preserve">: 5년차 초</w:t>
+      </w:r>
+    </w:p>
+    <w:p>
+      <w:pPr>
+        <w:pStyle w:val="Heading3"/>
+        <w:spacing w:after="90" w:before="220"/>
+      </w:pPr>
+      <w:r>
+        <w:rPr>
+          <w:rFonts w:ascii="맑은 고딕" w:cs="맑은 고딕" w:eastAsia="맑은 고딕" w:hAnsi="맑은 고딕"/>
+          <w:b/>
+          <w:bCs/>
+          <w:color w:val="262626"/>
+          <w:sz w:val="21"/>
+          <w:szCs w:val="21"/>
+        </w:rPr>
+        <w:t xml:space="preserve">1년차 비용 구성 (5.0억)</w:t>
+      </w:r>
+    </w:p>
+    <w:tbl>
+      <w:tblPr>
+        <w:tblW w:type="dxa" w:w="9640"/>
+        <w:tblBorders>
+          <w:top w:val="single" w:color="BFC9D6" w:sz="4"/>
+          <w:left w:val="single" w:color="BFC9D6" w:sz="4"/>
+          <w:bottom w:val="single" w:color="BFC9D6" w:sz="4"/>
+          <w:right w:val="single" w:color="BFC9D6" w:sz="4"/>
+          <w:insideH w:val="single" w:color="DCE3EC" w:sz="2"/>
+          <w:insideV w:val="single" w:color="DCE3EC" w:sz="2"/>
+        </w:tblBorders>
+      </w:tblPr>
+      <w:tblGrid>
+        <w:gridCol w:w="4800"/>
+        <w:gridCol w:w="4838"/>
+      </w:tblGrid>
+      <w:tr>
+        <w:trPr>
+          <w:tblHeader/>
+        </w:trPr>
+        <w:tc>
+          <w:tcPr>
+            <w:tcW w:type="dxa" w:w="4800"/>
+            <w:shd w:fill="1F3864" w:color="auto" w:val="clear"/>
+            <w:tcMar>
+              <w:top w:type="dxa" w:w="80"/>
+              <w:left w:type="dxa" w:w="110"/>
+              <w:bottom w:type="dxa" w:w="80"/>
+              <w:right w:type="dxa" w:w="110"/>
+            </w:tcMar>
+            <w:vAlign w:val="center"/>
+          </w:tcPr>
+          <w:p>
+            <w:pPr>
+              <w:spacing w:after="0" w:before="0"/>
+            </w:pPr>
+            <w:r>
+              <w:rPr>
+                <w:rFonts w:ascii="맑은 고딕" w:cs="맑은 고딕" w:eastAsia="맑은 고딕" w:hAnsi="맑은 고딕"/>
+                <w:b/>
+                <w:bCs/>
+                <w:color w:val="FFFFFF"/>
+                <w:sz w:val="18"/>
+                <w:szCs w:val="18"/>
+              </w:rPr>
+              <w:t xml:space="preserve">항목</w:t>
+            </w:r>
+          </w:p>
+        </w:tc>
+        <w:tc>
+          <w:tcPr>
+            <w:tcW w:type="dxa" w:w="4838"/>
+            <w:shd w:fill="1F3864" w:color="auto" w:val="clear"/>
+            <w:tcMar>
+              <w:top w:type="dxa" w:w="80"/>
+              <w:left w:type="dxa" w:w="110"/>
+              <w:bottom w:type="dxa" w:w="80"/>
+              <w:right w:type="dxa" w:w="110"/>
+            </w:tcMar>
+            <w:vAlign w:val="center"/>
+          </w:tcPr>
+          <w:p>
+            <w:pPr>
+              <w:spacing w:after="0" w:before="0"/>
+            </w:pPr>
+            <w:r>
+              <w:rPr>
+                <w:rFonts w:ascii="맑은 고딕" w:cs="맑은 고딕" w:eastAsia="맑은 고딕" w:hAnsi="맑은 고딕"/>
+                <w:b/>
+                <w:bCs/>
+                <w:color w:val="FFFFFF"/>
+                <w:sz w:val="18"/>
+                <w:szCs w:val="18"/>
+              </w:rPr>
+              <w:t xml:space="preserve">금액</w:t>
+            </w:r>
+          </w:p>
+        </w:tc>
+      </w:tr>
+      <w:tr>
+        <w:tc>
+          <w:tcPr>
+            <w:tcW w:type="dxa" w:w="4800"/>
+            <w:shd w:fill="FFFFFF" w:color="auto" w:val="clear"/>
+            <w:tcMar>
+              <w:top w:type="dxa" w:w="70"/>
+              <w:left w:type="dxa" w:w="110"/>
+              <w:bottom w:type="dxa" w:w="70"/>
+              <w:right w:type="dxa" w:w="110"/>
+            </w:tcMar>
+            <w:vAlign w:val="center"/>
+          </w:tcPr>
+          <w:p>
+            <w:pPr>
+              <w:spacing w:after="0" w:before="0" w:line="252"/>
+            </w:pPr>
+            <w:r>
+              <w:rPr>
+                <w:rFonts w:ascii="맑은 고딕" w:cs="맑은 고딕" w:eastAsia="맑은 고딕" w:hAnsi="맑은 고딕"/>
+                <w:color w:val="262626"/>
+                <w:sz w:val="18"/>
+                <w:szCs w:val="18"/>
+              </w:rPr>
+              <w:t xml:space="preserve">인건비 (5명)</w:t>
+            </w:r>
+          </w:p>
+        </w:tc>
+        <w:tc>
+          <w:tcPr>
+            <w:tcW w:type="dxa" w:w="4838"/>
+            <w:shd w:fill="FFFFFF" w:color="auto" w:val="clear"/>
+            <w:tcMar>
+              <w:top w:type="dxa" w:w="70"/>
+              <w:left w:type="dxa" w:w="110"/>
+              <w:bottom w:type="dxa" w:w="70"/>
+              <w:right w:type="dxa" w:w="110"/>
+            </w:tcMar>
+            <w:vAlign w:val="center"/>
+          </w:tcPr>
+          <w:p>
+            <w:pPr>
+              <w:spacing w:after="0" w:before="0" w:line="252"/>
+            </w:pPr>
+            <w:r>
+              <w:rPr>
+                <w:rFonts w:ascii="맑은 고딕" w:cs="맑은 고딕" w:eastAsia="맑은 고딕" w:hAnsi="맑은 고딕"/>
+                <w:color w:val="262626"/>
+                <w:sz w:val="18"/>
+                <w:szCs w:val="18"/>
+              </w:rPr>
+              <w:t xml:space="preserve">2.5억</w:t>
+            </w:r>
+          </w:p>
+        </w:tc>
+      </w:tr>
+      <w:tr>
+        <w:tc>
+          <w:tcPr>
+            <w:tcW w:type="dxa" w:w="4800"/>
+            <w:shd w:fill="F7F9FC" w:color="auto" w:val="clear"/>
+            <w:tcMar>
+              <w:top w:type="dxa" w:w="70"/>
+              <w:left w:type="dxa" w:w="110"/>
+              <w:bottom w:type="dxa" w:w="70"/>
+              <w:right w:type="dxa" w:w="110"/>
+            </w:tcMar>
+            <w:vAlign w:val="center"/>
+          </w:tcPr>
+          <w:p>
+            <w:pPr>
+              <w:spacing w:after="0" w:before="0" w:line="252"/>
+            </w:pPr>
+            <w:r>
+              <w:rPr>
+                <w:rFonts w:ascii="맑은 고딕" w:cs="맑은 고딕" w:eastAsia="맑은 고딕" w:hAnsi="맑은 고딕"/>
+                <w:color w:val="262626"/>
+                <w:sz w:val="18"/>
+                <w:szCs w:val="18"/>
+              </w:rPr>
+              <w:t xml:space="preserve">마케팅 (강남구 한정)</w:t>
+            </w:r>
+          </w:p>
+        </w:tc>
+        <w:tc>
+          <w:tcPr>
+            <w:tcW w:type="dxa" w:w="4838"/>
+            <w:shd w:fill="F7F9FC" w:color="auto" w:val="clear"/>
+            <w:tcMar>
+              <w:top w:type="dxa" w:w="70"/>
+              <w:left w:type="dxa" w:w="110"/>
+              <w:bottom w:type="dxa" w:w="70"/>
+              <w:right w:type="dxa" w:w="110"/>
+            </w:tcMar>
+            <w:vAlign w:val="center"/>
+          </w:tcPr>
+          <w:p>
+            <w:pPr>
+              <w:spacing w:after="0" w:before="0" w:line="252"/>
+            </w:pPr>
+            <w:r>
+              <w:rPr>
+                <w:rFonts w:ascii="맑은 고딕" w:cs="맑은 고딕" w:eastAsia="맑은 고딕" w:hAnsi="맑은 고딕"/>
+                <w:color w:val="262626"/>
+                <w:sz w:val="18"/>
+                <w:szCs w:val="18"/>
+              </w:rPr>
+              <w:t xml:space="preserve">1.3억</w:t>
+            </w:r>
+          </w:p>
+        </w:tc>
+      </w:tr>
+      <w:tr>
+        <w:tc>
+          <w:tcPr>
+            <w:tcW w:type="dxa" w:w="4800"/>
+            <w:shd w:fill="FFFFFF" w:color="auto" w:val="clear"/>
+            <w:tcMar>
+              <w:top w:type="dxa" w:w="70"/>
+              <w:left w:type="dxa" w:w="110"/>
+              <w:bottom w:type="dxa" w:w="70"/>
+              <w:right w:type="dxa" w:w="110"/>
+            </w:tcMar>
+            <w:vAlign w:val="center"/>
+          </w:tcPr>
+          <w:p>
+            <w:pPr>
+              <w:spacing w:after="0" w:before="0" w:line="252"/>
+            </w:pPr>
+            <w:r>
+              <w:rPr>
+                <w:rFonts w:ascii="맑은 고딕" w:cs="맑은 고딕" w:eastAsia="맑은 고딕" w:hAnsi="맑은 고딕"/>
+                <w:color w:val="262626"/>
+                <w:sz w:val="18"/>
+                <w:szCs w:val="18"/>
+              </w:rPr>
+              <w:t xml:space="preserve">개발 · 서버</w:t>
+            </w:r>
+          </w:p>
+        </w:tc>
+        <w:tc>
+          <w:tcPr>
+            <w:tcW w:type="dxa" w:w="4838"/>
+            <w:shd w:fill="FFFFFF" w:color="auto" w:val="clear"/>
+            <w:tcMar>
+              <w:top w:type="dxa" w:w="70"/>
+              <w:left w:type="dxa" w:w="110"/>
+              <w:bottom w:type="dxa" w:w="70"/>
+              <w:right w:type="dxa" w:w="110"/>
+            </w:tcMar>
+            <w:vAlign w:val="center"/>
+          </w:tcPr>
+          <w:p>
+            <w:pPr>
+              <w:spacing w:after="0" w:before="0" w:line="252"/>
+            </w:pPr>
+            <w:r>
+              <w:rPr>
+                <w:rFonts w:ascii="맑은 고딕" w:cs="맑은 고딕" w:eastAsia="맑은 고딕" w:hAnsi="맑은 고딕"/>
+                <w:color w:val="262626"/>
+                <w:sz w:val="18"/>
+                <w:szCs w:val="18"/>
+              </w:rPr>
+              <w:t xml:space="preserve">0.7억</w:t>
+            </w:r>
+          </w:p>
+        </w:tc>
+      </w:tr>
+      <w:tr>
+        <w:tc>
+          <w:tcPr>
+            <w:tcW w:type="dxa" w:w="4800"/>
+            <w:shd w:fill="F7F9FC" w:color="auto" w:val="clear"/>
+            <w:tcMar>
+              <w:top w:type="dxa" w:w="70"/>
+              <w:left w:type="dxa" w:w="110"/>
+              <w:bottom w:type="dxa" w:w="70"/>
+              <w:right w:type="dxa" w:w="110"/>
+            </w:tcMar>
+            <w:vAlign w:val="center"/>
+          </w:tcPr>
+          <w:p>
+            <w:pPr>
+              <w:spacing w:after="0" w:before="0" w:line="252"/>
+            </w:pPr>
+            <w:r>
+              <w:rPr>
+                <w:rFonts w:ascii="맑은 고딕" w:cs="맑은 고딕" w:eastAsia="맑은 고딕" w:hAnsi="맑은 고딕"/>
+                <w:color w:val="262626"/>
+                <w:sz w:val="18"/>
+                <w:szCs w:val="18"/>
+              </w:rPr>
+              <w:t xml:space="preserve">운영 · 기타</w:t>
+            </w:r>
+          </w:p>
+        </w:tc>
+        <w:tc>
+          <w:tcPr>
+            <w:tcW w:type="dxa" w:w="4838"/>
+            <w:shd w:fill="F7F9FC" w:color="auto" w:val="clear"/>
+            <w:tcMar>
+              <w:top w:type="dxa" w:w="70"/>
+              <w:left w:type="dxa" w:w="110"/>
+              <w:bottom w:type="dxa" w:w="70"/>
+              <w:right w:type="dxa" w:w="110"/>
+            </w:tcMar>
+            <w:vAlign w:val="center"/>
+          </w:tcPr>
+          <w:p>
+            <w:pPr>
+              <w:spacing w:after="0" w:before="0" w:line="252"/>
+            </w:pPr>
+            <w:r>
+              <w:rPr>
+                <w:rFonts w:ascii="맑은 고딕" w:cs="맑은 고딕" w:eastAsia="맑은 고딕" w:hAnsi="맑은 고딕"/>
+                <w:color w:val="262626"/>
+                <w:sz w:val="18"/>
+                <w:szCs w:val="18"/>
+              </w:rPr>
+              <w:t xml:space="preserve">0.5억</w:t>
+            </w:r>
+          </w:p>
+        </w:tc>
+      </w:tr>
+    </w:tbl>
+    <w:p>
+      <w:pPr>
+        <w:pStyle w:val="Heading3"/>
+        <w:spacing w:after="90" w:before="220"/>
+      </w:pPr>
+      <w:r>
+        <w:rPr>
+          <w:rFonts w:ascii="맑은 고딕" w:cs="맑은 고딕" w:eastAsia="맑은 고딕" w:hAnsi="맑은 고딕"/>
+          <w:b/>
+          <w:bCs/>
+          <w:color w:val="B02A2A"/>
+          <w:sz w:val="21"/>
+          <w:szCs w:val="21"/>
+        </w:rPr>
+        <w:t xml:space="preserve">이 숫자가 틀릴 수 있는 지점 3가지</w:t>
+      </w:r>
+    </w:p>
+    <w:p>
+      <w:pPr>
+        <w:pStyle w:val="ListParagraph"/>
+        <w:numPr>
+          <w:ilvl w:val="0"/>
+          <w:numId w:val="3"/>
+        </w:numPr>
+        <w:spacing w:after="60" w:before="30" w:line="264"/>
+      </w:pPr>
+      <w:r>
+        <w:rPr>
+          <w:rFonts w:ascii="맑은 고딕" w:cs="맑은 고딕" w:eastAsia="맑은 고딕" w:hAnsi="맑은 고딕"/>
+          <w:b/>
+          <w:bCs/>
+          <w:color w:val="262626"/>
+          <w:sz w:val="20"/>
+          <w:szCs w:val="20"/>
+        </w:rPr>
+        <w:t xml:space="preserve">가맹당 월 8건</w:t>
+      </w:r>
+      <w:r>
+        <w:rPr>
+          <w:rFonts w:ascii="맑은 고딕" w:cs="맑은 고딕" w:eastAsia="맑은 고딕" w:hAnsi="맑은 고딕"/>
+          <w:color w:val="262626"/>
+          <w:sz w:val="20"/>
+          <w:szCs w:val="20"/>
+        </w:rPr>
+        <w:t xml:space="preserve"> — 가장 취약합니다. 4건이면 1년차 거래액이 반토막 나고 흑자 전환이 1년 밀립니다</w:t>
+      </w:r>
+    </w:p>
+    <w:p>
+      <w:pPr>
+        <w:pStyle w:val="ListParagraph"/>
+        <w:numPr>
+          <w:ilvl w:val="0"/>
+          <w:numId w:val="3"/>
+        </w:numPr>
+        <w:spacing w:after="60" w:before="30" w:line="264"/>
+      </w:pPr>
+      <w:r>
+        <w:rPr>
+          <w:rFonts w:ascii="맑은 고딕" w:cs="맑은 고딕" w:eastAsia="맑은 고딕" w:hAnsi="맑은 고딕"/>
+          <w:b/>
+          <w:bCs/>
+          <w:color w:val="262626"/>
+          <w:sz w:val="20"/>
+          <w:szCs w:val="20"/>
+        </w:rPr>
+        <w:t xml:space="preserve">거래액 대비 수익률 5→9%</w:t>
+      </w:r>
+      <w:r>
+        <w:rPr>
+          <w:rFonts w:ascii="맑은 고딕" w:cs="맑은 고딕" w:eastAsia="맑은 고딕" w:hAnsi="맑은 고딕"/>
+          <w:color w:val="262626"/>
+          <w:sz w:val="20"/>
+          <w:szCs w:val="20"/>
+        </w:rPr>
+        <w:t xml:space="preserve"> — 광고 단가가 검증되지 않은 값입니다. 3%에 그치면 4년차 매출이 52억에서 17억으로 떨어집니다</w:t>
+      </w:r>
+    </w:p>
+    <w:p>
+      <w:pPr>
+        <w:pStyle w:val="ListParagraph"/>
+        <w:numPr>
+          <w:ilvl w:val="0"/>
+          <w:numId w:val="3"/>
+        </w:numPr>
+        <w:spacing w:after="60" w:before="30" w:line="264"/>
+      </w:pPr>
+      <w:r>
+        <w:rPr>
+          <w:rFonts w:ascii="맑은 고딕" w:cs="맑은 고딕" w:eastAsia="맑은 고딕" w:hAnsi="맑은 고딕"/>
+          <w:b/>
+          <w:bCs/>
+          <w:color w:val="262626"/>
+          <w:sz w:val="20"/>
+          <w:szCs w:val="20"/>
+        </w:rPr>
+        <w:t xml:space="preserve">가맹 확보 속도</w:t>
+      </w:r>
+      <w:r>
+        <w:rPr>
+          <w:rFonts w:ascii="맑은 고딕" w:cs="맑은 고딕" w:eastAsia="맑은 고딕" w:hAnsi="맑은 고딕"/>
+          <w:color w:val="262626"/>
+          <w:sz w:val="20"/>
+          <w:szCs w:val="20"/>
+        </w:rPr>
+        <w:t xml:space="preserve"> — 소상공인 1:1 영업은 인력에 선형으로 묶입니다. 2년차 2,000개는 영업 인력 확보가 전제입니다</w:t>
+      </w:r>
+    </w:p>
+    <w:p>
+      <w:pPr>
+        <w:spacing w:after="120" w:before="0"/>
+      </w:pPr>
+    </w:p>
+    <w:p>
+      <w:pPr>
+        <w:pBdr>
+          <w:top w:val="single" w:color="B02A2A" w:sz="14" w:space="8"/>
+          <w:bottom w:val="single" w:color="B02A2A" w:sz="4" w:space="8"/>
+        </w:pBdr>
+        <w:shd w:fill="F2F5F9" w:color="auto" w:val="clear"/>
+        <w:spacing w:after="180" w:before="160" w:line="276"/>
+        <w:ind w:left="200" w:right="200"/>
+      </w:pPr>
+      <w:r>
+        <w:rPr>
+          <w:rFonts w:ascii="맑은 고딕" w:cs="맑은 고딕" w:eastAsia="맑은 고딕" w:hAnsi="맑은 고딕"/>
+          <w:color w:val="262626"/>
+          <w:sz w:val="20"/>
+          <w:szCs w:val="20"/>
+        </w:rPr>
+        <w:t xml:space="preserve">발표에서 이 세 가지를 </w:t>
+      </w:r>
+      <w:r>
+        <w:rPr>
+          <w:rFonts w:ascii="맑은 고딕" w:cs="맑은 고딕" w:eastAsia="맑은 고딕" w:hAnsi="맑은 고딕"/>
+          <w:b/>
+          <w:bCs/>
+          <w:color w:val="B02A2A"/>
+          <w:sz w:val="20"/>
+          <w:szCs w:val="20"/>
+        </w:rPr>
+        <w:t xml:space="preserve">먼저 말하십시오.</w:t>
+      </w:r>
+      <w:r>
+        <w:rPr>
+          <w:rFonts w:ascii="맑은 고딕" w:cs="맑은 고딕" w:eastAsia="맑은 고딕" w:hAnsi="맑은 고딕"/>
+          <w:color w:val="262626"/>
+          <w:sz w:val="20"/>
+          <w:szCs w:val="20"/>
+        </w:rPr>
+        <w:t xml:space="preserve"> 숨기면 질문으로 돌아오고, 먼저 말하면 신뢰가 됩니다.</w:t>
+      </w:r>
+    </w:p>
     <w:p>
       <w:pPr>
         <w:pStyle w:val="Heading1"/>
@@ -18985,7 +21916,7 @@
           <w:sz w:val="18"/>
           <w:szCs w:val="18"/>
         </w:rPr>
-        <w:t xml:space="preserve"> (발표용 호흡, 문장 사이 쉼 포함). 대본 안의 </w:t>
+        <w:t xml:space="preserve"> (발표용 호흡 포함). 대본 안의 </w:t>
       </w:r>
       <w:r>
         <w:rPr>
@@ -19025,7 +21956,38 @@
           <w:sz w:val="18"/>
           <w:szCs w:val="18"/>
         </w:rPr>
-        <w:t xml:space="preserve">는 힘주어 말할 지점입니다.</w:t>
+        <w:t xml:space="preserve">는 힘주어 말할 지점입니다. 총 </w:t>
+      </w:r>
+      <w:r>
+        <w:rPr>
+          <w:rFonts w:ascii="맑은 고딕" w:cs="맑은 고딕" w:eastAsia="맑은 고딕" w:hAnsi="맑은 고딕"/>
+          <w:b/>
+          <w:bCs/>
+          <w:color w:val="595959"/>
+          <w:sz w:val="18"/>
+          <w:szCs w:val="18"/>
+        </w:rPr>
+        <w:t xml:space="preserve">12장</w:t>
+      </w:r>
+      <w:r>
+        <w:rPr>
+          <w:rFonts w:ascii="맑은 고딕" w:cs="맑은 고딕" w:eastAsia="맑은 고딕" w:hAnsi="맑은 고딕"/>
+          <w:color w:val="595959"/>
+          <w:sz w:val="18"/>
+          <w:szCs w:val="18"/>
+        </w:rPr>
+        <w:t xml:space="preserve"> — 문제 정의 슬라이드를 따로 두지 않고 </w:t>
+      </w:r>
+      <w:r>
+        <w:rPr>
+          <w:rFonts w:ascii="맑은 고딕" w:cs="맑은 고딕" w:eastAsia="맑은 고딕" w:hAnsi="맑은 고딕"/>
+          <w:b/>
+          <w:bCs/>
+          <w:color w:val="595959"/>
+          <w:sz w:val="18"/>
+          <w:szCs w:val="18"/>
+        </w:rPr>
+        <w:t xml:space="preserve">오프닝 한 장에서 곧바로 데모로 넘어갑니다.</w:t>
       </w:r>
     </w:p>
     <w:p>
@@ -19042,7 +22004,7 @@
           <w:sz w:val="24"/>
           <w:szCs w:val="24"/>
         </w:rPr>
-        <w:t xml:space="preserve">S1 · 두 사람  (0:44)</w:t>
+        <w:t xml:space="preserve">S1 · 두 사람 → 브리지  (1:09)</w:t>
       </w:r>
     </w:p>
     <w:p>
@@ -19067,7 +22029,7 @@
           <w:sz w:val="18"/>
           <w:szCs w:val="18"/>
         </w:rPr>
-        <w:t xml:space="preserve"> — 좌우 2분할. 왼쪽은 카페 창가에 혼자 앉은 사람의 손(손톱 클로즈업), 오른쪽은 텅 빈 네일샵 의자 하나. 자막 없음.</w:t>
+        <w:t xml:space="preserve"> — 좌우 2분할. 왼쪽은 카페 창가에 혼자 앉은 사람의 손(손톱 클로즈업), 오른쪽은 텅 빈 네일샵 의자 하나. 자막 없음. 마지막에 두 이미지 사이에 "채움" 한 단어만 뜬다.</w:t>
       </w:r>
     </w:p>
     <w:p>
@@ -19159,6 +22121,118 @@
     </w:p>
     <w:p>
       <w:pPr>
+        <w:shd w:fill="F2F5F9" w:color="auto" w:val="clear"/>
+        <w:spacing w:after="30" w:before="30" w:line="276"/>
+        <w:ind w:left="200" w:right="200"/>
+      </w:pPr>
+      <w:r>
+        <w:rPr>
+          <w:rFonts w:ascii="맑은 고딕" w:cs="맑은 고딕" w:eastAsia="맑은 고딕" w:hAnsi="맑은 고딕"/>
+          <w:color w:val="262626"/>
+          <w:sz w:val="20"/>
+          <w:szCs w:val="20"/>
+        </w:rPr>
+        <w:t xml:space="preserve">하지만 두 사람은, </w:t>
+      </w:r>
+      <w:r>
+        <w:rPr>
+          <w:rFonts w:ascii="맑은 고딕" w:cs="맑은 고딕" w:eastAsia="맑은 고딕" w:hAnsi="맑은 고딕"/>
+          <w:b/>
+          <w:bCs/>
+          <w:color w:val="1F3864"/>
+          <w:sz w:val="20"/>
+          <w:szCs w:val="20"/>
+        </w:rPr>
+        <w:t xml:space="preserve">서로에게 정확히 필요한 사람입니다.</w:t>
+      </w:r>
+      <w:r>
+        <w:rPr>
+          <w:rFonts w:ascii="맑은 고딕" w:cs="맑은 고딕" w:eastAsia="맑은 고딕" w:hAnsi="맑은 고딕"/>
+          <w:color w:val="262626"/>
+          <w:sz w:val="20"/>
+          <w:szCs w:val="20"/>
+        </w:rPr>
+        <w:t xml:space="preserve"> /</w:t>
+      </w:r>
+    </w:p>
+    <w:p>
+      <w:pPr>
+        <w:shd w:fill="F2F5F9" w:color="auto" w:val="clear"/>
+        <w:spacing w:after="30" w:before="30" w:line="276"/>
+        <w:ind w:left="200" w:right="200"/>
+      </w:pPr>
+      <w:r>
+        <w:rPr>
+          <w:rFonts w:ascii="맑은 고딕" w:cs="맑은 고딕" w:eastAsia="맑은 고딕" w:hAnsi="맑은 고딕"/>
+          <w:color w:val="262626"/>
+          <w:sz w:val="20"/>
+          <w:szCs w:val="20"/>
+        </w:rPr>
+        <w:t xml:space="preserve">두 사람 사이에 있는 건 딱 두 가지입니다. </w:t>
+      </w:r>
+      <w:r>
+        <w:rPr>
+          <w:rFonts w:ascii="맑은 고딕" w:cs="맑은 고딕" w:eastAsia="맑은 고딕" w:hAnsi="맑은 고딕"/>
+          <w:b/>
+          <w:bCs/>
+          <w:color w:val="1F3864"/>
+          <w:sz w:val="20"/>
+          <w:szCs w:val="20"/>
+        </w:rPr>
+        <w:t xml:space="preserve">팔지 못하면 그대로 사라지는 한 시간</w:t>
+      </w:r>
+      <w:r>
+        <w:rPr>
+          <w:rFonts w:ascii="맑은 고딕" w:cs="맑은 고딕" w:eastAsia="맑은 고딕" w:hAnsi="맑은 고딕"/>
+          <w:color w:val="262626"/>
+          <w:sz w:val="20"/>
+          <w:szCs w:val="20"/>
+        </w:rPr>
+        <w:t xml:space="preserve">, 그리고 </w:t>
+      </w:r>
+      <w:r>
+        <w:rPr>
+          <w:rFonts w:ascii="맑은 고딕" w:cs="맑은 고딕" w:eastAsia="맑은 고딕" w:hAnsi="맑은 고딕"/>
+          <w:b/>
+          <w:bCs/>
+          <w:color w:val="1F3864"/>
+          <w:sz w:val="20"/>
+          <w:szCs w:val="20"/>
+        </w:rPr>
+        <w:t xml:space="preserve">어디로 갈지 모르는 두 시간.</w:t>
+      </w:r>
+      <w:r>
+        <w:rPr>
+          <w:rFonts w:ascii="맑은 고딕" w:cs="맑은 고딕" w:eastAsia="맑은 고딕" w:hAnsi="맑은 고딕"/>
+          <w:color w:val="262626"/>
+          <w:sz w:val="20"/>
+          <w:szCs w:val="20"/>
+        </w:rPr>
+        <w:t xml:space="preserve"> 저희는 이 둘을 잇는 앱을 만들려고 합니다. 이름은 </w:t>
+      </w:r>
+      <w:r>
+        <w:rPr>
+          <w:rFonts w:ascii="맑은 고딕" w:cs="맑은 고딕" w:eastAsia="맑은 고딕" w:hAnsi="맑은 고딕"/>
+          <w:b/>
+          <w:bCs/>
+          <w:color w:val="1F3864"/>
+          <w:sz w:val="20"/>
+          <w:szCs w:val="20"/>
+        </w:rPr>
+        <w:t xml:space="preserve">채움</w:t>
+      </w:r>
+      <w:r>
+        <w:rPr>
+          <w:rFonts w:ascii="맑은 고딕" w:cs="맑은 고딕" w:eastAsia="맑은 고딕" w:hAnsi="맑은 고딕"/>
+          <w:color w:val="262626"/>
+          <w:sz w:val="20"/>
+          <w:szCs w:val="20"/>
+        </w:rPr>
+        <w:t xml:space="preserve">입니다. /</w:t>
+      </w:r>
+    </w:p>
+    <w:p>
+      <w:pPr>
         <w:pBdr>
           <w:bottom w:val="single" w:color="1F3864" w:sz="4" w:space="8"/>
         </w:pBdr>
@@ -19173,7 +22247,7 @@
           <w:sz w:val="20"/>
           <w:szCs w:val="20"/>
         </w:rPr>
-        <w:t xml:space="preserve">하지만 두 사람은, </w:t>
+        <w:t xml:space="preserve">그런데 여기서 진짜 질문이 하나 남습니다. </w:t>
       </w:r>
       <w:r>
         <w:rPr>
@@ -19184,7 +22258,7 @@
           <w:sz w:val="20"/>
           <w:szCs w:val="20"/>
         </w:rPr>
-        <w:t xml:space="preserve">서로에게 정확히 필요한 사람입니다.</w:t>
+        <w:t xml:space="preserve">근처에 자리가 있다고 해서, 내가 정말 갈 수 있을까요.</w:t>
       </w:r>
     </w:p>
     <w:p>
@@ -19209,7 +22283,24 @@
           <w:sz w:val="18"/>
           <w:szCs w:val="18"/>
         </w:rPr>
-        <w:t xml:space="preserve"> — 화면 중앙에 선이 그어지며 두 이미지가 갈라진다</w:t>
+        <w:t xml:space="preserve"> — 말을 끊지 말고 그대로 데모 화면으로</w:t>
+      </w:r>
+    </w:p>
+    <w:p>
+      <w:pPr>
+        <w:pStyle w:val="Heading3"/>
+        <w:spacing w:after="90" w:before="220"/>
+      </w:pPr>
+      <w:r>
+        <w:rPr>
+          <w:rFonts w:ascii="맑은 고딕" w:cs="맑은 고딕" w:eastAsia="맑은 고딕" w:hAnsi="맑은 고딕"/>
+          <w:b/>
+          <w:bCs/>
+          <w:color w:val="B02A2A"/>
+          <w:sz w:val="21"/>
+          <w:szCs w:val="21"/>
+        </w:rPr>
+        <w:t xml:space="preserve">★ 다음 슬라이드가 이 발표의 심장입니다. 애니메이션에 가장 공을 들이십시오.</w:t>
       </w:r>
     </w:p>
     <w:p>
@@ -19226,7 +22317,7 @@
           <w:sz w:val="24"/>
           <w:szCs w:val="24"/>
         </w:rPr>
-        <w:t xml:space="preserve">S2 · 두 개의 빈칸  (0:38)</w:t>
+        <w:t xml:space="preserve">S2 · 핵심 데모 — 이동수단 필터  (1:18)</w:t>
       </w:r>
     </w:p>
     <w:p>
@@ -19251,7 +22342,7 @@
           <w:sz w:val="18"/>
           <w:szCs w:val="18"/>
         </w:rPr>
-        <w:t xml:space="preserve"> — 좌: 사장님 타임테이블의 13~14시 칸만 회색으로 빔. 우: 사용자 하루 일정의 14~16시가 빔. 가운데는 끊어진 선.</w:t>
+        <w:t xml:space="preserve"> — 3단 애니메이션. ① 사장님 등록 화면 ② 손님 화면의 마감 카운트다운 ③ 도보/자전거/차량 버튼을 누를 때마다 목록이 바뀌는 장면. 마지막에 한 줄 정의가 뜬다.</w:t>
       </w:r>
     </w:p>
     <w:p>
@@ -19270,7 +22361,27 @@
           <w:sz w:val="20"/>
           <w:szCs w:val="20"/>
         </w:rPr>
-        <w:t xml:space="preserve">이 장면에는 빈칸이 두 개 있습니다. /</w:t>
+        <w:t xml:space="preserve">기존 앱들은 거리순으로 보여줍니다. 1킬로, 2킬로. 제시간에 도착할 수 있는지는 사용자가 알아서 계산해야 합니다. 채움은 반대로 합니다. </w:t>
+      </w:r>
+      <w:r>
+        <w:rPr>
+          <w:rFonts w:ascii="맑은 고딕" w:cs="맑은 고딕" w:eastAsia="맑은 고딕" w:hAnsi="맑은 고딕"/>
+          <w:b/>
+          <w:bCs/>
+          <w:color w:val="1F3864"/>
+          <w:sz w:val="20"/>
+          <w:szCs w:val="20"/>
+        </w:rPr>
+        <w:t xml:space="preserve">갈 수 있는 것만 보여줍니다.</w:t>
+      </w:r>
+      <w:r>
+        <w:rPr>
+          <w:rFonts w:ascii="맑은 고딕" w:cs="맑은 고딕" w:eastAsia="맑은 고딕" w:hAnsi="맑은 고딕"/>
+          <w:color w:val="262626"/>
+          <w:sz w:val="20"/>
+          <w:szCs w:val="20"/>
+        </w:rPr>
+        <w:t xml:space="preserve"> /</w:t>
       </w:r>
     </w:p>
     <w:p>
@@ -19286,27 +22397,7 @@
           <w:sz w:val="20"/>
           <w:szCs w:val="20"/>
         </w:rPr>
-        <w:t xml:space="preserve">예약 기반 서비스업의 재고는 물건이 아니라 </w:t>
-      </w:r>
-      <w:r>
-        <w:rPr>
-          <w:rFonts w:ascii="맑은 고딕" w:cs="맑은 고딕" w:eastAsia="맑은 고딕" w:hAnsi="맑은 고딕"/>
-          <w:b/>
-          <w:bCs/>
-          <w:color w:val="1F3864"/>
-          <w:sz w:val="20"/>
-          <w:szCs w:val="20"/>
-        </w:rPr>
-        <w:t xml:space="preserve">시간</w:t>
-      </w:r>
-      <w:r>
-        <w:rPr>
-          <w:rFonts w:ascii="맑은 고딕" w:cs="맑은 고딕" w:eastAsia="맑은 고딕" w:hAnsi="맑은 고딕"/>
-          <w:color w:val="262626"/>
-          <w:sz w:val="20"/>
-          <w:szCs w:val="20"/>
-        </w:rPr>
-        <w:t xml:space="preserve">입니다. 그리고 시간은 다음 날로 넘어가지 않습니다. 오늘 한 시부터 두 시는 그 자리에서 사라집니다. 매출은 백 퍼센트 손실인데, 임대료와 인건비는 그대로 나갑니다. /</w:t>
+        <w:t xml:space="preserve">보시죠. 사장님이 등록합니다. 오늘 한 시부터 두 시, 마감은 열두 시 반. 정가 사만 원짜리 케어를 이만 사천 원에. /</w:t>
       </w:r>
     </w:p>
     <w:p>
@@ -19322,7 +22413,180 @@
           <w:sz w:val="20"/>
           <w:szCs w:val="20"/>
         </w:rPr>
-        <w:t xml:space="preserve">반대편에는 붕 떠버린 한두 시간이 있습니다. 그런데 지금 이 근처에서 뭘 할 수 있는지 알려주는 곳이 없습니다. /</w:t>
+        <w:t xml:space="preserve">손님 화면에는 이렇게 뜹니다. </w:t>
+      </w:r>
+      <w:r>
+        <w:rPr>
+          <w:rFonts w:ascii="맑은 고딕" w:cs="맑은 고딕" w:eastAsia="맑은 고딕" w:hAnsi="맑은 고딕"/>
+          <w:b/>
+          <w:bCs/>
+          <w:color w:val="1F3864"/>
+          <w:sz w:val="20"/>
+          <w:szCs w:val="20"/>
+        </w:rPr>
+        <w:t xml:space="preserve">마감까지 38분.</w:t>
+      </w:r>
+      <w:r>
+        <w:rPr>
+          <w:rFonts w:ascii="맑은 고딕" w:cs="맑은 고딕" w:eastAsia="맑은 고딕" w:hAnsi="맑은 고딕"/>
+          <w:color w:val="262626"/>
+          <w:sz w:val="20"/>
+          <w:szCs w:val="20"/>
+        </w:rPr>
+        <w:t xml:space="preserve"> 이 숫자는 실시간으로 줄어듭니다. /</w:t>
+      </w:r>
+    </w:p>
+    <w:p>
+      <w:pPr>
+        <w:shd w:fill="F2F5F9" w:color="auto" w:val="clear"/>
+        <w:spacing w:after="30" w:before="30" w:line="276"/>
+        <w:ind w:left="200" w:right="200"/>
+      </w:pPr>
+      <w:r>
+        <w:rPr>
+          <w:rFonts w:ascii="맑은 고딕" w:cs="맑은 고딕" w:eastAsia="맑은 고딕" w:hAnsi="맑은 고딕"/>
+          <w:color w:val="262626"/>
+          <w:sz w:val="20"/>
+          <w:szCs w:val="20"/>
+        </w:rPr>
+        <w:t xml:space="preserve">그리고 버튼이 세 개 있습니다. 도보, 자전거, 차량. 지금 이 가게까지 2.5킬로입니다. /</w:t>
+      </w:r>
+    </w:p>
+    <w:p>
+      <w:pPr>
+        <w:shd w:fill="F2F5F9" w:color="auto" w:val="clear"/>
+        <w:spacing w:after="30" w:before="30" w:line="276"/>
+        <w:ind w:left="200" w:right="200"/>
+      </w:pPr>
+      <w:r>
+        <w:rPr>
+          <w:rFonts w:ascii="맑은 고딕" w:cs="맑은 고딕" w:eastAsia="맑은 고딕" w:hAnsi="맑은 고딕"/>
+          <w:b/>
+          <w:bCs/>
+          <w:color w:val="1F3864"/>
+          <w:sz w:val="20"/>
+          <w:szCs w:val="20"/>
+        </w:rPr>
+        <w:t xml:space="preserve">도보</w:t>
+      </w:r>
+      <w:r>
+        <w:rPr>
+          <w:rFonts w:ascii="맑은 고딕" w:cs="맑은 고딕" w:eastAsia="맑은 고딕" w:hAnsi="맑은 고딕"/>
+          <w:color w:val="262626"/>
+          <w:sz w:val="20"/>
+          <w:szCs w:val="20"/>
+        </w:rPr>
+        <w:t xml:space="preserve">를 누르면 38분, 준비 시간까지 43분. 38분 안에 못 갑니다. </w:t>
+      </w:r>
+      <w:r>
+        <w:rPr>
+          <w:rFonts w:ascii="맑은 고딕" w:cs="맑은 고딕" w:eastAsia="맑은 고딕" w:hAnsi="맑은 고딕"/>
+          <w:b/>
+          <w:bCs/>
+          <w:color w:val="1F3864"/>
+          <w:sz w:val="20"/>
+          <w:szCs w:val="20"/>
+        </w:rPr>
+        <w:t xml:space="preserve">화면에서 사라집니다.</w:t>
+      </w:r>
+      <w:r>
+        <w:rPr>
+          <w:rFonts w:ascii="맑은 고딕" w:cs="맑은 고딕" w:eastAsia="맑은 고딕" w:hAnsi="맑은 고딕"/>
+          <w:color w:val="262626"/>
+          <w:sz w:val="20"/>
+          <w:szCs w:val="20"/>
+        </w:rPr>
+        <w:t xml:space="preserve"> /</w:t>
+      </w:r>
+    </w:p>
+    <w:p>
+      <w:pPr>
+        <w:shd w:fill="F2F5F9" w:color="auto" w:val="clear"/>
+        <w:spacing w:after="30" w:before="30" w:line="276"/>
+        <w:ind w:left="200" w:right="200"/>
+      </w:pPr>
+      <w:r>
+        <w:rPr>
+          <w:rFonts w:ascii="맑은 고딕" w:cs="맑은 고딕" w:eastAsia="맑은 고딕" w:hAnsi="맑은 고딕"/>
+          <w:b/>
+          <w:bCs/>
+          <w:color w:val="1F3864"/>
+          <w:sz w:val="20"/>
+          <w:szCs w:val="20"/>
+        </w:rPr>
+        <w:t xml:space="preserve">자전거</w:t>
+      </w:r>
+      <w:r>
+        <w:rPr>
+          <w:rFonts w:ascii="맑은 고딕" w:cs="맑은 고딕" w:eastAsia="맑은 고딕" w:hAnsi="맑은 고딕"/>
+          <w:color w:val="262626"/>
+          <w:sz w:val="20"/>
+          <w:szCs w:val="20"/>
+        </w:rPr>
+        <w:t xml:space="preserve">를 누르면 10분. 여유가 23분 남습니다. </w:t>
+      </w:r>
+      <w:r>
+        <w:rPr>
+          <w:rFonts w:ascii="맑은 고딕" w:cs="맑은 고딕" w:eastAsia="맑은 고딕" w:hAnsi="맑은 고딕"/>
+          <w:b/>
+          <w:bCs/>
+          <w:color w:val="1F3864"/>
+          <w:sz w:val="20"/>
+          <w:szCs w:val="20"/>
+        </w:rPr>
+        <w:t xml:space="preserve">보입니다.</w:t>
+      </w:r>
+      <w:r>
+        <w:rPr>
+          <w:rFonts w:ascii="맑은 고딕" w:cs="맑은 고딕" w:eastAsia="맑은 고딕" w:hAnsi="맑은 고딕"/>
+          <w:color w:val="262626"/>
+          <w:sz w:val="20"/>
+          <w:szCs w:val="20"/>
+        </w:rPr>
+        <w:t xml:space="preserve"> /</w:t>
+      </w:r>
+    </w:p>
+    <w:p>
+      <w:pPr>
+        <w:shd w:fill="F2F5F9" w:color="auto" w:val="clear"/>
+        <w:spacing w:after="30" w:before="30" w:line="276"/>
+        <w:ind w:left="200" w:right="200"/>
+      </w:pPr>
+      <w:r>
+        <w:rPr>
+          <w:rFonts w:ascii="맑은 고딕" w:cs="맑은 고딕" w:eastAsia="맑은 고딕" w:hAnsi="맑은 고딕"/>
+          <w:color w:val="262626"/>
+          <w:sz w:val="20"/>
+          <w:szCs w:val="20"/>
+        </w:rPr>
+        <w:t xml:space="preserve">차량도 주차 시간까지 18분. 보입니다. /</w:t>
+      </w:r>
+    </w:p>
+    <w:p>
+      <w:pPr>
+        <w:shd w:fill="F2F5F9" w:color="auto" w:val="clear"/>
+        <w:spacing w:after="30" w:before="30" w:line="276"/>
+        <w:ind w:left="200" w:right="200"/>
+      </w:pPr>
+      <w:r>
+        <w:rPr>
+          <w:rFonts w:ascii="맑은 고딕" w:cs="맑은 고딕" w:eastAsia="맑은 고딕" w:hAnsi="맑은 고딕"/>
+          <w:b/>
+          <w:bCs/>
+          <w:color w:val="1F3864"/>
+          <w:sz w:val="20"/>
+          <w:szCs w:val="20"/>
+        </w:rPr>
+        <w:t xml:space="preserve">같은 시각, 같은 자리에 서 있어도, 이동수단에 따라 완전히 다른 화면을 봅니다.</w:t>
+      </w:r>
+      <w:r>
+        <w:rPr>
+          <w:rFonts w:ascii="맑은 고딕" w:cs="맑은 고딕" w:eastAsia="맑은 고딕" w:hAnsi="맑은 고딕"/>
+          <w:color w:val="262626"/>
+          <w:sz w:val="20"/>
+          <w:szCs w:val="20"/>
+        </w:rPr>
+        <w:t xml:space="preserve"> /</w:t>
       </w:r>
     </w:p>
     <w:p>
@@ -19337,13 +22601,22 @@
       <w:r>
         <w:rPr>
           <w:rFonts w:ascii="맑은 고딕" w:cs="맑은 고딕" w:eastAsia="맑은 고딕" w:hAnsi="맑은 고딕"/>
+          <w:color w:val="262626"/>
+          <w:sz w:val="20"/>
+          <w:szCs w:val="20"/>
+        </w:rPr>
+        <w:t xml:space="preserve">지금, 내가 갈 수 있는 거리 안에서, 비어 있는 예약 한 자리를 채운다. </w:t>
+      </w:r>
+      <w:r>
+        <w:rPr>
+          <w:rFonts w:ascii="맑은 고딕" w:cs="맑은 고딕" w:eastAsia="맑은 고딕" w:hAnsi="맑은 고딕"/>
           <w:b/>
           <w:bCs/>
           <w:color w:val="1F3864"/>
           <w:sz w:val="20"/>
           <w:szCs w:val="20"/>
         </w:rPr>
-        <w:t xml:space="preserve">남는 시간과 빈 시간. 이 둘이 만나지 않습니다.</w:t>
+        <w:t xml:space="preserve">이게 채움입니다.</w:t>
       </w:r>
     </w:p>
     <w:p>
@@ -19368,7 +22641,7 @@
           <w:sz w:val="18"/>
           <w:szCs w:val="18"/>
         </w:rPr>
-        <w:t xml:space="preserve"> — 끊어진 선을 가리키며</w:t>
+        <w:t xml:space="preserve"> — 화면을 그대로 둔 채 "이 작은 장치가 세 가지를 만듭니다"</w:t>
       </w:r>
     </w:p>
     <w:p>
@@ -19385,7 +22658,7 @@
           <w:sz w:val="24"/>
           <w:szCs w:val="24"/>
         </w:rPr>
-        <w:t xml:space="preserve">S3 · 왜 안 만나는가  (0:29)</w:t>
+        <w:t xml:space="preserve">S3 · 세 가지 효과  (0:28)</w:t>
       </w:r>
     </w:p>
     <w:p>
@@ -19410,7 +22683,7 @@
           <w:sz w:val="18"/>
           <w:szCs w:val="18"/>
         </w:rPr>
-        <w:t xml:space="preserve"> — 4열 표. 네이버예약·카카오헤어샵 / 마감히어로 / 당근 / 채움. 행은 "다루는 시간축"과 "다루는 재고". 채움 칸만 비었다가 채워짐.</w:t>
+        <w:t xml:space="preserve"> — 아이콘 3개 가로 배열. ① 헛걸음 제로 ② 짧은 목록, 높은 전환 ③ 가장 비싼 트래픽.</w:t>
       </w:r>
     </w:p>
     <w:p>
@@ -19429,7 +22702,7 @@
           <w:sz w:val="20"/>
           <w:szCs w:val="20"/>
         </w:rPr>
-        <w:t xml:space="preserve">왜 안 만날까요. 기존 서비스들이 </w:t>
+        <w:t xml:space="preserve">첫째, </w:t>
       </w:r>
       <w:r>
         <w:rPr>
@@ -19440,16 +22713,36 @@
           <w:sz w:val="20"/>
           <w:szCs w:val="20"/>
         </w:rPr>
-        <w:t xml:space="preserve">서로 다른 시간을 다루기</w:t>
-      </w:r>
-      <w:r>
-        <w:rPr>
-          <w:rFonts w:ascii="맑은 고딕" w:cs="맑은 고딕" w:eastAsia="맑은 고딕" w:hAnsi="맑은 고딕"/>
-          <w:color w:val="262626"/>
-          <w:sz w:val="20"/>
-          <w:szCs w:val="20"/>
-        </w:rPr>
-        <w:t xml:space="preserve"> 때문입니다. /</w:t>
+        <w:t xml:space="preserve">헛걸음이 사라집니다.</w:t>
+      </w:r>
+      <w:r>
+        <w:rPr>
+          <w:rFonts w:ascii="맑은 고딕" w:cs="맑은 고딕" w:eastAsia="맑은 고딕" w:hAnsi="맑은 고딕"/>
+          <w:color w:val="262626"/>
+          <w:sz w:val="20"/>
+          <w:szCs w:val="20"/>
+        </w:rPr>
+        <w:t xml:space="preserve"> 못 오는 사람에게는 애초에 안 보여주니까요. 노쇼를 정책이 아니라 </w:t>
+      </w:r>
+      <w:r>
+        <w:rPr>
+          <w:rFonts w:ascii="맑은 고딕" w:cs="맑은 고딕" w:eastAsia="맑은 고딕" w:hAnsi="맑은 고딕"/>
+          <w:b/>
+          <w:bCs/>
+          <w:color w:val="1F3864"/>
+          <w:sz w:val="20"/>
+          <w:szCs w:val="20"/>
+        </w:rPr>
+        <w:t xml:space="preserve">화면 설계로</w:t>
+      </w:r>
+      <w:r>
+        <w:rPr>
+          <w:rFonts w:ascii="맑은 고딕" w:cs="맑은 고딕" w:eastAsia="맑은 고딕" w:hAnsi="맑은 고딕"/>
+          <w:color w:val="262626"/>
+          <w:sz w:val="20"/>
+          <w:szCs w:val="20"/>
+        </w:rPr>
+        <w:t xml:space="preserve"> 막는 겁니다.</w:t>
       </w:r>
     </w:p>
     <w:p>
@@ -19465,7 +22758,27 @@
           <w:sz w:val="20"/>
           <w:szCs w:val="20"/>
         </w:rPr>
-        <w:t xml:space="preserve">네이버예약과 카카오헤어샵은 내일과 다음 주를 답니다. 미래의 예약이죠. 마감히어로 같은 타임세일 앱은 오늘을 다루지만, 음식만 다룹니다. 당근은 지역을 잇지만 중고 물건입니다. /</w:t>
+        <w:t xml:space="preserve">둘째, 목록은 짧아지는데 </w:t>
+      </w:r>
+      <w:r>
+        <w:rPr>
+          <w:rFonts w:ascii="맑은 고딕" w:cs="맑은 고딕" w:eastAsia="맑은 고딕" w:hAnsi="맑은 고딕"/>
+          <w:b/>
+          <w:bCs/>
+          <w:color w:val="1F3864"/>
+          <w:sz w:val="20"/>
+          <w:szCs w:val="20"/>
+        </w:rPr>
+        <w:t xml:space="preserve">예약 전환율은 올라갑니다.</w:t>
+      </w:r>
+      <w:r>
+        <w:rPr>
+          <w:rFonts w:ascii="맑은 고딕" w:cs="맑은 고딕" w:eastAsia="맑은 고딕" w:hAnsi="맑은 고딕"/>
+          <w:color w:val="262626"/>
+          <w:sz w:val="20"/>
+          <w:szCs w:val="20"/>
+        </w:rPr>
+        <w:t xml:space="preserve"> 보이는 게 전부 진짜 갈 수 있는 것이니까요.</w:t>
       </w:r>
     </w:p>
     <w:p>
@@ -19480,22 +22793,31 @@
       <w:r>
         <w:rPr>
           <w:rFonts w:ascii="맑은 고딕" w:cs="맑은 고딕" w:eastAsia="맑은 고딕" w:hAnsi="맑은 고딕"/>
+          <w:color w:val="262626"/>
+          <w:sz w:val="20"/>
+          <w:szCs w:val="20"/>
+        </w:rPr>
+        <w:t xml:space="preserve">셋째, 광고 상품의 근거가 생깁니다. </w:t>
+      </w:r>
+      <w:r>
+        <w:rPr>
+          <w:rFonts w:ascii="맑은 고딕" w:cs="맑은 고딕" w:eastAsia="맑은 고딕" w:hAnsi="맑은 고딕"/>
           <w:b/>
           <w:bCs/>
           <w:color w:val="1F3864"/>
           <w:sz w:val="20"/>
           <w:szCs w:val="20"/>
         </w:rPr>
-        <w:t xml:space="preserve">지금부터 두 시간, 그리고 서비스업.</w:t>
-      </w:r>
-      <w:r>
-        <w:rPr>
-          <w:rFonts w:ascii="맑은 고딕" w:cs="맑은 고딕" w:eastAsia="맑은 고딕" w:hAnsi="맑은 고딕"/>
-          <w:color w:val="262626"/>
-          <w:sz w:val="20"/>
-          <w:szCs w:val="20"/>
-        </w:rPr>
-        <w:t xml:space="preserve"> 이 칸이 비어 있습니다.</w:t>
+        <w:t xml:space="preserve">지금 여기 올 수 있는 사람</w:t>
+      </w:r>
+      <w:r>
+        <w:rPr>
+          <w:rFonts w:ascii="맑은 고딕" w:cs="맑은 고딕" w:eastAsia="맑은 고딕" w:hAnsi="맑은 고딕"/>
+          <w:color w:val="262626"/>
+          <w:sz w:val="20"/>
+          <w:szCs w:val="20"/>
+        </w:rPr>
+        <w:t xml:space="preserve">은 광고주에게 가장 비싼 트래픽입니다.</w:t>
       </w:r>
     </w:p>
     <w:p>
@@ -19520,7 +22842,7 @@
           <w:sz w:val="18"/>
           <w:szCs w:val="18"/>
         </w:rPr>
-        <w:t xml:space="preserve"> — 빈 칸에 채움 로고가 들어감</w:t>
+        <w:t xml:space="preserve"> — "사장님 화면도 잠깐 보여드리겠습니다"</w:t>
       </w:r>
     </w:p>
     <w:p>
@@ -19537,7 +22859,7 @@
           <w:sz w:val="24"/>
           <w:szCs w:val="24"/>
         </w:rPr>
-        <w:t xml:space="preserve">S4 · 채움  (0:19)</w:t>
+        <w:t xml:space="preserve">S4 · 사장님 화면  (0:23)</w:t>
       </w:r>
     </w:p>
     <w:p>
@@ -19562,7 +22884,7 @@
           <w:sz w:val="18"/>
           <w:szCs w:val="18"/>
         </w:rPr>
-        <w:t xml:space="preserve"> — 검은 배경에 흰 글씨 한 줄. "지금, 내가 갈 수 있는 거리 안에서, 비어 있는 예약 한 자리를 채운다."</w:t>
+        <w:t xml:space="preserve"> — 사장님 앱 목업. "이 슬롯을 지금 볼 수 있는 사람 47명 (도보 6·자전거 18·차량 23)" / "마감을 15분 늦추면 → 112명"</w:t>
       </w:r>
     </w:p>
     <w:p>
@@ -19581,27 +22903,7 @@
           <w:sz w:val="20"/>
           <w:szCs w:val="20"/>
         </w:rPr>
-        <w:t xml:space="preserve">저희가 만들려는 것이 이 빈칸입니다. 이름은 </w:t>
-      </w:r>
-      <w:r>
-        <w:rPr>
-          <w:rFonts w:ascii="맑은 고딕" w:cs="맑은 고딕" w:eastAsia="맑은 고딕" w:hAnsi="맑은 고딕"/>
-          <w:b/>
-          <w:bCs/>
-          <w:color w:val="1F3864"/>
-          <w:sz w:val="20"/>
-          <w:szCs w:val="20"/>
-        </w:rPr>
-        <w:t xml:space="preserve">채움</w:t>
-      </w:r>
-      <w:r>
-        <w:rPr>
-          <w:rFonts w:ascii="맑은 고딕" w:cs="맑은 고딕" w:eastAsia="맑은 고딕" w:hAnsi="맑은 고딕"/>
-          <w:color w:val="262626"/>
-          <w:sz w:val="20"/>
-          <w:szCs w:val="20"/>
-        </w:rPr>
-        <w:t xml:space="preserve">입니다. /</w:t>
+        <w:t xml:space="preserve">이 슬롯을 지금 볼 수 있는 사람 47명. 도보 6, 자전거 18, 차량 23. /</w:t>
       </w:r>
     </w:p>
     <w:p>
@@ -19617,7 +22919,7 @@
           <w:sz w:val="20"/>
           <w:szCs w:val="20"/>
         </w:rPr>
-        <w:t xml:space="preserve">지금, 내가 갈 수 있는 거리 안에서, 비어 있는 예약 한 자리를 채운다. /</w:t>
+        <w:t xml:space="preserve">마감을 15분만 늦추면 47명이 112명이 됩니다. /</w:t>
       </w:r>
     </w:p>
     <w:p>
@@ -19632,31 +22934,39 @@
       <w:r>
         <w:rPr>
           <w:rFonts w:ascii="맑은 고딕" w:cs="맑은 고딕" w:eastAsia="맑은 고딕" w:hAnsi="맑은 고딕"/>
-          <w:color w:val="262626"/>
-          <w:sz w:val="20"/>
-          <w:szCs w:val="20"/>
-        </w:rPr>
-        <w:t xml:space="preserve">사장님의 빈 시간과 손님의 빈 시간을 </w:t>
-      </w:r>
-      <w:r>
-        <w:rPr>
-          <w:rFonts w:ascii="맑은 고딕" w:cs="맑은 고딕" w:eastAsia="맑은 고딕" w:hAnsi="맑은 고딕"/>
           <w:b/>
           <w:bCs/>
           <w:color w:val="1F3864"/>
           <w:sz w:val="20"/>
           <w:szCs w:val="20"/>
         </w:rPr>
-        <w:t xml:space="preserve">같이</w:t>
-      </w:r>
-      <w:r>
-        <w:rPr>
-          <w:rFonts w:ascii="맑은 고딕" w:cs="맑은 고딕" w:eastAsia="맑은 고딕" w:hAnsi="맑은 고딕"/>
-          <w:color w:val="262626"/>
-          <w:sz w:val="20"/>
-          <w:szCs w:val="20"/>
-        </w:rPr>
-        <w:t xml:space="preserve"> 채운다는 뜻입니다.</w:t>
+        <w:t xml:space="preserve">가격을 깎으라고 하지 않습니다. 시간을 조정하라고 합니다.</w:t>
+      </w:r>
+      <w:r>
+        <w:rPr>
+          <w:rFonts w:ascii="맑은 고딕" w:cs="맑은 고딕" w:eastAsia="맑은 고딕" w:hAnsi="맑은 고딕"/>
+          <w:color w:val="262626"/>
+          <w:sz w:val="20"/>
+          <w:szCs w:val="20"/>
+        </w:rPr>
+        <w:t xml:space="preserve"> 사장님에게 할인 말고 다른 레버를 하나 더 드리는 겁니다.</w:t>
+      </w:r>
+    </w:p>
+    <w:p>
+      <w:pPr>
+        <w:pStyle w:val="Heading2"/>
+        <w:spacing w:after="120" w:before="280"/>
+      </w:pPr>
+      <w:r>
+        <w:rPr>
+          <w:rFonts w:ascii="맑은 고딕" w:cs="맑은 고딕" w:eastAsia="맑은 고딕" w:hAnsi="맑은 고딕"/>
+          <w:b/>
+          <w:bCs/>
+          <w:color w:val="2E5C8A"/>
+          <w:sz w:val="24"/>
+          <w:szCs w:val="24"/>
+        </w:rPr>
+        <w:t xml:space="preserve">S5 · 경쟁 지도  (0:32)</w:t>
       </w:r>
     </w:p>
     <w:p>
@@ -19672,7 +22982,7 @@
           <w:sz w:val="18"/>
           <w:szCs w:val="18"/>
         </w:rPr>
-        <w:t xml:space="preserve">전환</w:t>
+        <w:t xml:space="preserve">화면</w:t>
       </w:r>
       <w:r>
         <w:rPr>
@@ -19681,66 +22991,7 @@
           <w:sz w:val="18"/>
           <w:szCs w:val="18"/>
         </w:rPr>
-        <w:t xml:space="preserve"> — "그런데 여기서 가장 중요한 질문이 하나 남습니다" 하며 넘어감</w:t>
-      </w:r>
-    </w:p>
-    <w:p>
-      <w:pPr>
-        <w:pStyle w:val="Heading3"/>
-        <w:spacing w:after="90" w:before="220"/>
-      </w:pPr>
-      <w:r>
-        <w:rPr>
-          <w:rFonts w:ascii="맑은 고딕" w:cs="맑은 고딕" w:eastAsia="맑은 고딕" w:hAnsi="맑은 고딕"/>
-          <w:b/>
-          <w:bCs/>
-          <w:color w:val="B02A2A"/>
-          <w:sz w:val="21"/>
-          <w:szCs w:val="21"/>
-        </w:rPr>
-        <w:t xml:space="preserve">★ 다음 슬라이드가 이 발표의 심장입니다. 애니메이션에 가장 공을 들이십시오.</w:t>
-      </w:r>
-    </w:p>
-    <w:p>
-      <w:pPr>
-        <w:pStyle w:val="Heading2"/>
-        <w:spacing w:after="120" w:before="280"/>
-      </w:pPr>
-      <w:r>
-        <w:rPr>
-          <w:rFonts w:ascii="맑은 고딕" w:cs="맑은 고딕" w:eastAsia="맑은 고딕" w:hAnsi="맑은 고딕"/>
-          <w:b/>
-          <w:bCs/>
-          <w:color w:val="2E5C8A"/>
-          <w:sz w:val="24"/>
-          <w:szCs w:val="24"/>
-        </w:rPr>
-        <w:t xml:space="preserve">S5 · 핵심 데모 — 이동수단 필터  (1:17)</w:t>
-      </w:r>
-    </w:p>
-    <w:p>
-      <w:pPr>
-        <w:spacing w:after="100" w:before="60" w:line="276"/>
-      </w:pPr>
-      <w:r>
-        <w:rPr>
-          <w:rFonts w:ascii="맑은 고딕" w:cs="맑은 고딕" w:eastAsia="맑은 고딕" w:hAnsi="맑은 고딕"/>
-          <w:b/>
-          <w:bCs/>
-          <w:color w:val="595959"/>
-          <w:sz w:val="18"/>
-          <w:szCs w:val="18"/>
-        </w:rPr>
-        <w:t xml:space="preserve">화면</w:t>
-      </w:r>
-      <w:r>
-        <w:rPr>
-          <w:rFonts w:ascii="맑은 고딕" w:cs="맑은 고딕" w:eastAsia="맑은 고딕" w:hAnsi="맑은 고딕"/>
-          <w:color w:val="595959"/>
-          <w:sz w:val="18"/>
-          <w:szCs w:val="18"/>
-        </w:rPr>
-        <w:t xml:space="preserve"> — 3단 애니메이션. ① 사장님 등록 화면 ② 손님 화면의 마감 카운트다운 ③ 도보/자전거/차량 버튼을 누를 때마다 목록이 바뀌는 장면.</w:t>
+        <w:t xml:space="preserve"> — 2축 포지셔닝 맵. X축 = 카테고리(음식 ↔ 서비스업), Y축 = 시간축(미래 예약 ↔ 지금). 우상단만 비어 있고 거기에 채움.</w:t>
       </w:r>
     </w:p>
     <w:p>
@@ -19759,27 +23010,7 @@
           <w:sz w:val="20"/>
           <w:szCs w:val="20"/>
         </w:rPr>
-        <w:t xml:space="preserve">근처에 자리가 있다고 해서, </w:t>
-      </w:r>
-      <w:r>
-        <w:rPr>
-          <w:rFonts w:ascii="맑은 고딕" w:cs="맑은 고딕" w:eastAsia="맑은 고딕" w:hAnsi="맑은 고딕"/>
-          <w:b/>
-          <w:bCs/>
-          <w:color w:val="1F3864"/>
-          <w:sz w:val="20"/>
-          <w:szCs w:val="20"/>
-        </w:rPr>
-        <w:t xml:space="preserve">내가 정말 갈 수 있을까요.</w:t>
-      </w:r>
-      <w:r>
-        <w:rPr>
-          <w:rFonts w:ascii="맑은 고딕" w:cs="맑은 고딕" w:eastAsia="맑은 고딕" w:hAnsi="맑은 고딕"/>
-          <w:color w:val="262626"/>
-          <w:sz w:val="20"/>
-          <w:szCs w:val="20"/>
-        </w:rPr>
-        <w:t xml:space="preserve"> /</w:t>
+        <w:t xml:space="preserve">기존 서비스들은 서로 다른 시간을 다룹니다. 네이버예약과 카카오헤어샵은 내일과 다음 주, 미래의 예약입니다. 마감히어로 같은 타임세일 앱은 오늘을 다루지만 음식만 다룹니다. /</w:t>
       </w:r>
     </w:p>
     <w:p>
@@ -19791,209 +23022,22 @@
       <w:r>
         <w:rPr>
           <w:rFonts w:ascii="맑은 고딕" w:cs="맑은 고딕" w:eastAsia="맑은 고딕" w:hAnsi="맑은 고딕"/>
-          <w:color w:val="262626"/>
-          <w:sz w:val="20"/>
-          <w:szCs w:val="20"/>
-        </w:rPr>
-        <w:t xml:space="preserve">기존 앱들은 거리순으로 보여줍니다. 1킬로, 2킬로. 제시간에 도착할 수 있는지는 사용자가 알아서 계산해야 합니다. 채움은 반대로 합니다. </w:t>
-      </w:r>
-      <w:r>
-        <w:rPr>
-          <w:rFonts w:ascii="맑은 고딕" w:cs="맑은 고딕" w:eastAsia="맑은 고딕" w:hAnsi="맑은 고딕"/>
           <w:b/>
           <w:bCs/>
           <w:color w:val="1F3864"/>
           <w:sz w:val="20"/>
           <w:szCs w:val="20"/>
         </w:rPr>
-        <w:t xml:space="preserve">갈 수 있는 것만 보여줍니다.</w:t>
-      </w:r>
-      <w:r>
-        <w:rPr>
-          <w:rFonts w:ascii="맑은 고딕" w:cs="맑은 고딕" w:eastAsia="맑은 고딕" w:hAnsi="맑은 고딕"/>
-          <w:color w:val="262626"/>
-          <w:sz w:val="20"/>
-          <w:szCs w:val="20"/>
-        </w:rPr>
-        <w:t xml:space="preserve"> /</w:t>
-      </w:r>
-    </w:p>
-    <w:p>
-      <w:pPr>
-        <w:shd w:fill="F2F5F9" w:color="auto" w:val="clear"/>
-        <w:spacing w:after="30" w:before="30" w:line="276"/>
-        <w:ind w:left="200" w:right="200"/>
-      </w:pPr>
-      <w:r>
-        <w:rPr>
-          <w:rFonts w:ascii="맑은 고딕" w:cs="맑은 고딕" w:eastAsia="맑은 고딕" w:hAnsi="맑은 고딕"/>
-          <w:color w:val="262626"/>
-          <w:sz w:val="20"/>
-          <w:szCs w:val="20"/>
-        </w:rPr>
-        <w:t xml:space="preserve">보시죠. 사장님이 등록합니다. 오늘 한 시부터 두 시, 마감은 열두 시 반. 정가 사만 원짜리 케어를 이만 사천 원에. /</w:t>
-      </w:r>
-    </w:p>
-    <w:p>
-      <w:pPr>
-        <w:shd w:fill="F2F5F9" w:color="auto" w:val="clear"/>
-        <w:spacing w:after="30" w:before="30" w:line="276"/>
-        <w:ind w:left="200" w:right="200"/>
-      </w:pPr>
-      <w:r>
-        <w:rPr>
-          <w:rFonts w:ascii="맑은 고딕" w:cs="맑은 고딕" w:eastAsia="맑은 고딕" w:hAnsi="맑은 고딕"/>
-          <w:color w:val="262626"/>
-          <w:sz w:val="20"/>
-          <w:szCs w:val="20"/>
-        </w:rPr>
-        <w:t xml:space="preserve">손님 화면에는 이렇게 뜹니다. </w:t>
-      </w:r>
-      <w:r>
-        <w:rPr>
-          <w:rFonts w:ascii="맑은 고딕" w:cs="맑은 고딕" w:eastAsia="맑은 고딕" w:hAnsi="맑은 고딕"/>
-          <w:b/>
-          <w:bCs/>
-          <w:color w:val="1F3864"/>
-          <w:sz w:val="20"/>
-          <w:szCs w:val="20"/>
-        </w:rPr>
-        <w:t xml:space="preserve">마감까지 38분.</w:t>
-      </w:r>
-      <w:r>
-        <w:rPr>
-          <w:rFonts w:ascii="맑은 고딕" w:cs="맑은 고딕" w:eastAsia="맑은 고딕" w:hAnsi="맑은 고딕"/>
-          <w:color w:val="262626"/>
-          <w:sz w:val="20"/>
-          <w:szCs w:val="20"/>
-        </w:rPr>
-        <w:t xml:space="preserve"> 이 숫자는 실시간으로 줄어듭니다. /</w:t>
-      </w:r>
-    </w:p>
-    <w:p>
-      <w:pPr>
-        <w:shd w:fill="F2F5F9" w:color="auto" w:val="clear"/>
-        <w:spacing w:after="30" w:before="30" w:line="276"/>
-        <w:ind w:left="200" w:right="200"/>
-      </w:pPr>
-      <w:r>
-        <w:rPr>
-          <w:rFonts w:ascii="맑은 고딕" w:cs="맑은 고딕" w:eastAsia="맑은 고딕" w:hAnsi="맑은 고딕"/>
-          <w:color w:val="262626"/>
-          <w:sz w:val="20"/>
-          <w:szCs w:val="20"/>
-        </w:rPr>
-        <w:t xml:space="preserve">그리고 버튼이 세 개 있습니다. 도보, 자전거, 차량. 지금 이 가게까지 2.5킬로입니다. /</w:t>
-      </w:r>
-    </w:p>
-    <w:p>
-      <w:pPr>
-        <w:shd w:fill="F2F5F9" w:color="auto" w:val="clear"/>
-        <w:spacing w:after="30" w:before="30" w:line="276"/>
-        <w:ind w:left="200" w:right="200"/>
-      </w:pPr>
-      <w:r>
-        <w:rPr>
-          <w:rFonts w:ascii="맑은 고딕" w:cs="맑은 고딕" w:eastAsia="맑은 고딕" w:hAnsi="맑은 고딕"/>
-          <w:b/>
-          <w:bCs/>
-          <w:color w:val="1F3864"/>
-          <w:sz w:val="20"/>
-          <w:szCs w:val="20"/>
-        </w:rPr>
-        <w:t xml:space="preserve">도보</w:t>
-      </w:r>
-      <w:r>
-        <w:rPr>
-          <w:rFonts w:ascii="맑은 고딕" w:cs="맑은 고딕" w:eastAsia="맑은 고딕" w:hAnsi="맑은 고딕"/>
-          <w:color w:val="262626"/>
-          <w:sz w:val="20"/>
-          <w:szCs w:val="20"/>
-        </w:rPr>
-        <w:t xml:space="preserve">를 누르면 38분, 준비 시간까지 43분. 38분 안에 못 갑니다. </w:t>
-      </w:r>
-      <w:r>
-        <w:rPr>
-          <w:rFonts w:ascii="맑은 고딕" w:cs="맑은 고딕" w:eastAsia="맑은 고딕" w:hAnsi="맑은 고딕"/>
-          <w:b/>
-          <w:bCs/>
-          <w:color w:val="1F3864"/>
-          <w:sz w:val="20"/>
-          <w:szCs w:val="20"/>
-        </w:rPr>
-        <w:t xml:space="preserve">화면에서 사라집니다.</w:t>
-      </w:r>
-      <w:r>
-        <w:rPr>
-          <w:rFonts w:ascii="맑은 고딕" w:cs="맑은 고딕" w:eastAsia="맑은 고딕" w:hAnsi="맑은 고딕"/>
-          <w:color w:val="262626"/>
-          <w:sz w:val="20"/>
-          <w:szCs w:val="20"/>
-        </w:rPr>
-        <w:t xml:space="preserve"> /</w:t>
-      </w:r>
-    </w:p>
-    <w:p>
-      <w:pPr>
-        <w:shd w:fill="F2F5F9" w:color="auto" w:val="clear"/>
-        <w:spacing w:after="30" w:before="30" w:line="276"/>
-        <w:ind w:left="200" w:right="200"/>
-      </w:pPr>
-      <w:r>
-        <w:rPr>
-          <w:rFonts w:ascii="맑은 고딕" w:cs="맑은 고딕" w:eastAsia="맑은 고딕" w:hAnsi="맑은 고딕"/>
-          <w:b/>
-          <w:bCs/>
-          <w:color w:val="1F3864"/>
-          <w:sz w:val="20"/>
-          <w:szCs w:val="20"/>
-        </w:rPr>
-        <w:t xml:space="preserve">자전거</w:t>
-      </w:r>
-      <w:r>
-        <w:rPr>
-          <w:rFonts w:ascii="맑은 고딕" w:cs="맑은 고딕" w:eastAsia="맑은 고딕" w:hAnsi="맑은 고딕"/>
-          <w:color w:val="262626"/>
-          <w:sz w:val="20"/>
-          <w:szCs w:val="20"/>
-        </w:rPr>
-        <w:t xml:space="preserve">를 누르면 10분. 여유가 23분 남습니다. </w:t>
-      </w:r>
-      <w:r>
-        <w:rPr>
-          <w:rFonts w:ascii="맑은 고딕" w:cs="맑은 고딕" w:eastAsia="맑은 고딕" w:hAnsi="맑은 고딕"/>
-          <w:b/>
-          <w:bCs/>
-          <w:color w:val="1F3864"/>
-          <w:sz w:val="20"/>
-          <w:szCs w:val="20"/>
-        </w:rPr>
-        <w:t xml:space="preserve">보입니다.</w:t>
-      </w:r>
-      <w:r>
-        <w:rPr>
-          <w:rFonts w:ascii="맑은 고딕" w:cs="맑은 고딕" w:eastAsia="맑은 고딕" w:hAnsi="맑은 고딕"/>
-          <w:color w:val="262626"/>
-          <w:sz w:val="20"/>
-          <w:szCs w:val="20"/>
-        </w:rPr>
-        <w:t xml:space="preserve"> /</w:t>
-      </w:r>
-    </w:p>
-    <w:p>
-      <w:pPr>
-        <w:shd w:fill="F2F5F9" w:color="auto" w:val="clear"/>
-        <w:spacing w:after="30" w:before="30" w:line="276"/>
-        <w:ind w:left="200" w:right="200"/>
-      </w:pPr>
-      <w:r>
-        <w:rPr>
-          <w:rFonts w:ascii="맑은 고딕" w:cs="맑은 고딕" w:eastAsia="맑은 고딕" w:hAnsi="맑은 고딕"/>
-          <w:color w:val="262626"/>
-          <w:sz w:val="20"/>
-          <w:szCs w:val="20"/>
-        </w:rPr>
-        <w:t xml:space="preserve">차량도 주차 시간까지 18분. 보입니다. /</w:t>
+        <w:t xml:space="preserve">지금부터 두 시간, 그리고 서비스업.</w:t>
+      </w:r>
+      <w:r>
+        <w:rPr>
+          <w:rFonts w:ascii="맑은 고딕" w:cs="맑은 고딕" w:eastAsia="맑은 고딕" w:hAnsi="맑은 고딕"/>
+          <w:color w:val="262626"/>
+          <w:sz w:val="20"/>
+          <w:szCs w:val="20"/>
+        </w:rPr>
+        <w:t xml:space="preserve"> 이 칸이 비어 있습니다. /</w:t>
       </w:r>
     </w:p>
     <w:p>
@@ -20008,22 +23052,31 @@
       <w:r>
         <w:rPr>
           <w:rFonts w:ascii="맑은 고딕" w:cs="맑은 고딕" w:eastAsia="맑은 고딕" w:hAnsi="맑은 고딕"/>
+          <w:color w:val="262626"/>
+          <w:sz w:val="20"/>
+          <w:szCs w:val="20"/>
+        </w:rPr>
+        <w:t xml:space="preserve">그리고 </w:t>
+      </w:r>
+      <w:r>
+        <w:rPr>
+          <w:rFonts w:ascii="맑은 고딕" w:cs="맑은 고딕" w:eastAsia="맑은 고딕" w:hAnsi="맑은 고딕"/>
           <w:b/>
           <w:bCs/>
           <w:color w:val="1F3864"/>
           <w:sz w:val="20"/>
           <w:szCs w:val="20"/>
         </w:rPr>
-        <w:t xml:space="preserve">같은 시각, 같은 자리에 서 있어도, 이동수단에 따라 완전히 다른 화면을 봅니다.</w:t>
-      </w:r>
-      <w:r>
-        <w:rPr>
-          <w:rFonts w:ascii="맑은 고딕" w:cs="맑은 고딕" w:eastAsia="맑은 고딕" w:hAnsi="맑은 고딕"/>
-          <w:color w:val="262626"/>
-          <w:sz w:val="20"/>
-          <w:szCs w:val="20"/>
-        </w:rPr>
-        <w:t xml:space="preserve"> 이것이 채움의 핵심입니다.</w:t>
+        <w:t xml:space="preserve">이동수단으로 도달 가능성을 거르는 앱은, 저희가 찾아본 한 아직 없습니다.</w:t>
+      </w:r>
+      <w:r>
+        <w:rPr>
+          <w:rFonts w:ascii="맑은 고딕" w:cs="맑은 고딕" w:eastAsia="맑은 고딕" w:hAnsi="맑은 고딕"/>
+          <w:color w:val="262626"/>
+          <w:sz w:val="20"/>
+          <w:szCs w:val="20"/>
+        </w:rPr>
+        <w:t xml:space="preserve"> 여기가 저희 자리입니다.</w:t>
       </w:r>
     </w:p>
     <w:p>
@@ -20048,7 +23101,7 @@
           <w:sz w:val="18"/>
           <w:szCs w:val="18"/>
         </w:rPr>
-        <w:t xml:space="preserve"> — 화면을 그대로 둔 채 "이 작은 장치가 세 가지를 만듭니다"</w:t>
+        <w:t xml:space="preserve"> — "그럼 네일샵 몇 개로 뭘 하겠냐는 질문이 남습니다"</w:t>
       </w:r>
     </w:p>
     <w:p>
@@ -20065,7 +23118,7 @@
           <w:sz w:val="24"/>
           <w:szCs w:val="24"/>
         </w:rPr>
-        <w:t xml:space="preserve">S6 · 세 가지 효과  (0:28)</w:t>
+        <w:t xml:space="preserve">S6 · 확장 4단계  (1:28)</w:t>
       </w:r>
     </w:p>
     <w:p>
@@ -20090,7 +23143,7 @@
           <w:sz w:val="18"/>
           <w:szCs w:val="18"/>
         </w:rPr>
-        <w:t xml:space="preserve"> — 아이콘 3개 가로 배열. ① 헛걸음 제로 ② 짧은 목록, 높은 전환 ③ 가장 비싼 트래픽.</w:t>
+        <w:t xml:space="preserve"> — 채움 사다리 4칸(서비스업 → 문화 → 숙박 → 포장음식). 각 칸 아래에 "새로 배우는 역량" 한 줄씩. 맨 마지막에 하단 작게 아마존 사다리가 겹쳐 뜬다.</w:t>
       </w:r>
     </w:p>
     <w:p>
@@ -20109,47 +23162,7 @@
           <w:sz w:val="20"/>
           <w:szCs w:val="20"/>
         </w:rPr>
-        <w:t xml:space="preserve">첫째, </w:t>
-      </w:r>
-      <w:r>
-        <w:rPr>
-          <w:rFonts w:ascii="맑은 고딕" w:cs="맑은 고딕" w:eastAsia="맑은 고딕" w:hAnsi="맑은 고딕"/>
-          <w:b/>
-          <w:bCs/>
-          <w:color w:val="1F3864"/>
-          <w:sz w:val="20"/>
-          <w:szCs w:val="20"/>
-        </w:rPr>
-        <w:t xml:space="preserve">헛걸음이 사라집니다.</w:t>
-      </w:r>
-      <w:r>
-        <w:rPr>
-          <w:rFonts w:ascii="맑은 고딕" w:cs="맑은 고딕" w:eastAsia="맑은 고딕" w:hAnsi="맑은 고딕"/>
-          <w:color w:val="262626"/>
-          <w:sz w:val="20"/>
-          <w:szCs w:val="20"/>
-        </w:rPr>
-        <w:t xml:space="preserve"> 못 오는 사람에게는 애초에 안 보여주니까요. 노쇼를 정책이 아니라 </w:t>
-      </w:r>
-      <w:r>
-        <w:rPr>
-          <w:rFonts w:ascii="맑은 고딕" w:cs="맑은 고딕" w:eastAsia="맑은 고딕" w:hAnsi="맑은 고딕"/>
-          <w:b/>
-          <w:bCs/>
-          <w:color w:val="1F3864"/>
-          <w:sz w:val="20"/>
-          <w:szCs w:val="20"/>
-        </w:rPr>
-        <w:t xml:space="preserve">화면 설계로</w:t>
-      </w:r>
-      <w:r>
-        <w:rPr>
-          <w:rFonts w:ascii="맑은 고딕" w:cs="맑은 고딕" w:eastAsia="맑은 고딕" w:hAnsi="맑은 고딕"/>
-          <w:color w:val="262626"/>
-          <w:sz w:val="20"/>
-          <w:szCs w:val="20"/>
-        </w:rPr>
-        <w:t xml:space="preserve"> 막는 겁니다.</w:t>
+        <w:t xml:space="preserve">확장은 네 단계로 갑니다. 그리고 이 순서에는 이유가 있습니다. /</w:t>
       </w:r>
     </w:p>
     <w:p>
@@ -20161,31 +23174,179 @@
       <w:r>
         <w:rPr>
           <w:rFonts w:ascii="맑은 고딕" w:cs="맑은 고딕" w:eastAsia="맑은 고딕" w:hAnsi="맑은 고딕"/>
-          <w:color w:val="262626"/>
-          <w:sz w:val="20"/>
-          <w:szCs w:val="20"/>
-        </w:rPr>
-        <w:t xml:space="preserve">둘째, 목록은 짧아지는데 </w:t>
-      </w:r>
-      <w:r>
-        <w:rPr>
-          <w:rFonts w:ascii="맑은 고딕" w:cs="맑은 고딕" w:eastAsia="맑은 고딕" w:hAnsi="맑은 고딕"/>
           <w:b/>
           <w:bCs/>
           <w:color w:val="1F3864"/>
           <w:sz w:val="20"/>
           <w:szCs w:val="20"/>
         </w:rPr>
-        <w:t xml:space="preserve">예약 전환율은 올라갑니다.</w:t>
-      </w:r>
-      <w:r>
-        <w:rPr>
-          <w:rFonts w:ascii="맑은 고딕" w:cs="맑은 고딕" w:eastAsia="맑은 고딕" w:hAnsi="맑은 고딕"/>
-          <w:color w:val="262626"/>
-          <w:sz w:val="20"/>
-          <w:szCs w:val="20"/>
-        </w:rPr>
-        <w:t xml:space="preserve"> 보이는 게 전부 진짜 갈 수 있는 것이니까요.</w:t>
+        <w:t xml:space="preserve">1단계는 지금 보신 서비스업.</w:t>
+      </w:r>
+      <w:r>
+        <w:rPr>
+          <w:rFonts w:ascii="맑은 고딕" w:cs="맑은 고딕" w:eastAsia="맑은 고딕" w:hAnsi="맑은 고딕"/>
+          <w:color w:val="262626"/>
+          <w:sz w:val="20"/>
+          <w:szCs w:val="20"/>
+        </w:rPr>
+        <w:t xml:space="preserve"> 재고 수량이 항상 하나고, 썩지 않고, 사장님 한 분이 결정합니다. 시간 재고 중에 가장 다루기 쉬운 형태입니다. 여기서 도달 엔진과 선결제를 완성합니다. /</w:t>
+      </w:r>
+    </w:p>
+    <w:p>
+      <w:pPr>
+        <w:shd w:fill="F2F5F9" w:color="auto" w:val="clear"/>
+        <w:spacing w:after="30" w:before="30" w:line="276"/>
+        <w:ind w:left="200" w:right="200"/>
+      </w:pPr>
+      <w:r>
+        <w:rPr>
+          <w:rFonts w:ascii="맑은 고딕" w:cs="맑은 고딕" w:eastAsia="맑은 고딕" w:hAnsi="맑은 고딕"/>
+          <w:b/>
+          <w:bCs/>
+          <w:color w:val="1F3864"/>
+          <w:sz w:val="20"/>
+          <w:szCs w:val="20"/>
+        </w:rPr>
+        <w:t xml:space="preserve">2단계는 문화.</w:t>
+      </w:r>
+      <w:r>
+        <w:rPr>
+          <w:rFonts w:ascii="맑은 고딕" w:cs="맑은 고딕" w:eastAsia="맑은 고딕" w:hAnsi="맑은 고딕"/>
+          <w:color w:val="262626"/>
+          <w:sz w:val="20"/>
+          <w:szCs w:val="20"/>
+        </w:rPr>
+        <w:t xml:space="preserve"> 연극, 영화, 방탈출, 보드게임. 전부 예약이고 오늘 지나면 사라집니다. 1단계 엔진을 그대로 쓰고, 새로 배우는 건 좌석이라는 </w:t>
+      </w:r>
+      <w:r>
+        <w:rPr>
+          <w:rFonts w:ascii="맑은 고딕" w:cs="맑은 고딕" w:eastAsia="맑은 고딕" w:hAnsi="맑은 고딕"/>
+          <w:b/>
+          <w:bCs/>
+          <w:color w:val="1F3864"/>
+          <w:sz w:val="20"/>
+          <w:szCs w:val="20"/>
+        </w:rPr>
+        <w:t xml:space="preserve">수량</w:t>
+      </w:r>
+      <w:r>
+        <w:rPr>
+          <w:rFonts w:ascii="맑은 고딕" w:cs="맑은 고딕" w:eastAsia="맑은 고딕" w:hAnsi="맑은 고딕"/>
+          <w:color w:val="262626"/>
+          <w:sz w:val="20"/>
+          <w:szCs w:val="20"/>
+        </w:rPr>
+        <w:t xml:space="preserve"> 하나뿐입니다. /</w:t>
+      </w:r>
+    </w:p>
+    <w:p>
+      <w:pPr>
+        <w:shd w:fill="F2F5F9" w:color="auto" w:val="clear"/>
+        <w:spacing w:after="30" w:before="30" w:line="276"/>
+        <w:ind w:left="200" w:right="200"/>
+      </w:pPr>
+      <w:r>
+        <w:rPr>
+          <w:rFonts w:ascii="맑은 고딕" w:cs="맑은 고딕" w:eastAsia="맑은 고딕" w:hAnsi="맑은 고딕"/>
+          <w:b/>
+          <w:bCs/>
+          <w:color w:val="1F3864"/>
+          <w:sz w:val="20"/>
+          <w:szCs w:val="20"/>
+        </w:rPr>
+        <w:t xml:space="preserve">3단계는 숙박.</w:t>
+      </w:r>
+      <w:r>
+        <w:rPr>
+          <w:rFonts w:ascii="맑은 고딕" w:cs="맑은 고딕" w:eastAsia="맑은 고딕" w:hAnsi="맑은 고딕"/>
+          <w:color w:val="262626"/>
+          <w:sz w:val="20"/>
+          <w:szCs w:val="20"/>
+        </w:rPr>
+        <w:t xml:space="preserve"> 여기서 처음으로 공급자와 손님의 시간이 분리됩니다. 마감이 "몇 분 안에"에서 "오늘 자정까지"로 바뀝니다. /</w:t>
+      </w:r>
+    </w:p>
+    <w:p>
+      <w:pPr>
+        <w:shd w:fill="F2F5F9" w:color="auto" w:val="clear"/>
+        <w:spacing w:after="30" w:before="30" w:line="276"/>
+        <w:ind w:left="200" w:right="200"/>
+      </w:pPr>
+      <w:r>
+        <w:rPr>
+          <w:rFonts w:ascii="맑은 고딕" w:cs="맑은 고딕" w:eastAsia="맑은 고딕" w:hAnsi="맑은 고딕"/>
+          <w:b/>
+          <w:bCs/>
+          <w:color w:val="1F3864"/>
+          <w:sz w:val="20"/>
+          <w:szCs w:val="20"/>
+        </w:rPr>
+        <w:t xml:space="preserve">4단계가 포장음식입니다.</w:t>
+      </w:r>
+      <w:r>
+        <w:rPr>
+          <w:rFonts w:ascii="맑은 고딕" w:cs="맑은 고딕" w:eastAsia="맑은 고딕" w:hAnsi="맑은 고딕"/>
+          <w:color w:val="262626"/>
+          <w:sz w:val="20"/>
+          <w:szCs w:val="20"/>
+        </w:rPr>
+        <w:t xml:space="preserve"> 만두, 빵, 동네 과일가게. 사회적 가치는 가장 큰데 순서는 마지막입니다. 여기서 처음으로 시간이 아니라 </w:t>
+      </w:r>
+      <w:r>
+        <w:rPr>
+          <w:rFonts w:ascii="맑은 고딕" w:cs="맑은 고딕" w:eastAsia="맑은 고딕" w:hAnsi="맑은 고딕"/>
+          <w:b/>
+          <w:bCs/>
+          <w:color w:val="1F3864"/>
+          <w:sz w:val="20"/>
+          <w:szCs w:val="20"/>
+        </w:rPr>
+        <w:t xml:space="preserve">물건</w:t>
+      </w:r>
+      <w:r>
+        <w:rPr>
+          <w:rFonts w:ascii="맑은 고딕" w:cs="맑은 고딕" w:eastAsia="맑은 고딕" w:hAnsi="맑은 고딕"/>
+          <w:color w:val="262626"/>
+          <w:sz w:val="20"/>
+          <w:szCs w:val="20"/>
+        </w:rPr>
+        <w:t xml:space="preserve">을 팔거든요. 앱에 올려둔 사이 매장 손님이 사갑니다. /</w:t>
+      </w:r>
+    </w:p>
+    <w:p>
+      <w:pPr>
+        <w:shd w:fill="F2F5F9" w:color="auto" w:val="clear"/>
+        <w:spacing w:after="30" w:before="30" w:line="276"/>
+        <w:ind w:left="200" w:right="200"/>
+      </w:pPr>
+      <w:r>
+        <w:rPr>
+          <w:rFonts w:ascii="맑은 고딕" w:cs="맑은 고딕" w:eastAsia="맑은 고딕" w:hAnsi="맑은 고딕"/>
+          <w:color w:val="262626"/>
+          <w:sz w:val="20"/>
+          <w:szCs w:val="20"/>
+        </w:rPr>
+        <w:t xml:space="preserve">정리하면, </w:t>
+      </w:r>
+      <w:r>
+        <w:rPr>
+          <w:rFonts w:ascii="맑은 고딕" w:cs="맑은 고딕" w:eastAsia="맑은 고딕" w:hAnsi="맑은 고딕"/>
+          <w:b/>
+          <w:bCs/>
+          <w:color w:val="1F3864"/>
+          <w:sz w:val="20"/>
+          <w:szCs w:val="20"/>
+        </w:rPr>
+        <w:t xml:space="preserve">단계마다 새로 배우는 건 딱 하나입니다.</w:t>
+      </w:r>
+      <w:r>
+        <w:rPr>
+          <w:rFonts w:ascii="맑은 고딕" w:cs="맑은 고딕" w:eastAsia="맑은 고딕" w:hAnsi="맑은 고딕"/>
+          <w:color w:val="262626"/>
+          <w:sz w:val="20"/>
+          <w:szCs w:val="20"/>
+        </w:rPr>
+        <w:t xml:space="preserve"> 나머지는 앞 단계에서 이미 만든 걸로 해결합니다. /</w:t>
       </w:r>
     </w:p>
     <w:p>
@@ -20204,7 +23365,7 @@
           <w:sz w:val="20"/>
           <w:szCs w:val="20"/>
         </w:rPr>
-        <w:t xml:space="preserve">셋째, 광고 상품의 근거가 생깁니다. </w:t>
+        <w:t xml:space="preserve">아마존도 이렇게 갔습니다. 책, 음반, 전자제품, 마지막이 신선식품. </w:t>
       </w:r>
       <w:r>
         <w:rPr>
@@ -20215,16 +23376,7 @@
           <w:sz w:val="20"/>
           <w:szCs w:val="20"/>
         </w:rPr>
-        <w:t xml:space="preserve">지금 여기 올 수 있는 사람</w:t>
-      </w:r>
-      <w:r>
-        <w:rPr>
-          <w:rFonts w:ascii="맑은 고딕" w:cs="맑은 고딕" w:eastAsia="맑은 고딕" w:hAnsi="맑은 고딕"/>
-          <w:color w:val="262626"/>
-          <w:sz w:val="20"/>
-          <w:szCs w:val="20"/>
-        </w:rPr>
-        <w:t xml:space="preserve">은 광고주에게 가장 비싼 트래픽입니다.</w:t>
+        <w:t xml:space="preserve">가장 관대한 상품으로 기본기를 익히고 한 칸씩 올라간 겁니다.</w:t>
       </w:r>
     </w:p>
     <w:p>
@@ -20249,7 +23401,7 @@
           <w:sz w:val="18"/>
           <w:szCs w:val="18"/>
         </w:rPr>
-        <w:t xml:space="preserve"> — "사장님 화면도 잠깐 보여드리겠습니다"</w:t>
+        <w:t xml:space="preserve"> — 사다리를 그대로 두고 색을 둘로 나누며</w:t>
       </w:r>
     </w:p>
     <w:p>
@@ -20266,7 +23418,7 @@
           <w:sz w:val="24"/>
           <w:szCs w:val="24"/>
         </w:rPr>
-        <w:t xml:space="preserve">S7 · 사장님 화면  (0:23)</w:t>
+        <w:t xml:space="preserve">S7 · 소상공인에서 대기업으로  (0:38)</w:t>
       </w:r>
     </w:p>
     <w:p>
@@ -20291,7 +23443,7 @@
           <w:sz w:val="18"/>
           <w:szCs w:val="18"/>
         </w:rPr>
-        <w:t xml:space="preserve"> — 사장님 앱 목업. "이 슬롯을 지금 볼 수 있는 사람 47명 (도보 6·자전거 18·차량 23)" / "마감을 15분 늦추면 → 112명"</w:t>
+        <w:t xml:space="preserve"> — 같은 사다리에 색 오버레이. 1·4단계 = 소상공인(밀도), 2·3단계 = 대기업(규모). 오른쪽에 화살표: "첫 문 → 롯데시네마 · 롯데호텔"</w:t>
       </w:r>
     </w:p>
     <w:p>
@@ -20310,7 +23462,27 @@
           <w:sz w:val="20"/>
           <w:szCs w:val="20"/>
         </w:rPr>
-        <w:t xml:space="preserve">이 슬롯을 지금 볼 수 있는 사람 47명. 도보 6, 자전거 18, 차량 23. /</w:t>
+        <w:t xml:space="preserve">여기서 한 가지가 더 보입니다. </w:t>
+      </w:r>
+      <w:r>
+        <w:rPr>
+          <w:rFonts w:ascii="맑은 고딕" w:cs="맑은 고딕" w:eastAsia="맑은 고딕" w:hAnsi="맑은 고딕"/>
+          <w:b/>
+          <w:bCs/>
+          <w:color w:val="1F3864"/>
+          <w:sz w:val="20"/>
+          <w:szCs w:val="20"/>
+        </w:rPr>
+        <w:t xml:space="preserve">1단계와 4단계는 소상공인이고, 2단계와 3단계는 대기업입니다.</w:t>
+      </w:r>
+      <w:r>
+        <w:rPr>
+          <w:rFonts w:ascii="맑은 고딕" w:cs="맑은 고딕" w:eastAsia="맑은 고딕" w:hAnsi="맑은 고딕"/>
+          <w:color w:val="262626"/>
+          <w:sz w:val="20"/>
+          <w:szCs w:val="20"/>
+        </w:rPr>
+        <w:t xml:space="preserve"> /</w:t>
       </w:r>
     </w:p>
     <w:p>
@@ -20326,7 +23498,83 @@
           <w:sz w:val="20"/>
           <w:szCs w:val="20"/>
         </w:rPr>
-        <w:t xml:space="preserve">마감을 15분만 늦추면 47명이 112명이 됩니다. /</w:t>
+        <w:t xml:space="preserve">소상공인은 </w:t>
+      </w:r>
+      <w:r>
+        <w:rPr>
+          <w:rFonts w:ascii="맑은 고딕" w:cs="맑은 고딕" w:eastAsia="맑은 고딕" w:hAnsi="맑은 고딕"/>
+          <w:b/>
+          <w:bCs/>
+          <w:color w:val="1F3864"/>
+          <w:sz w:val="20"/>
+          <w:szCs w:val="20"/>
+        </w:rPr>
+        <w:t xml:space="preserve">밀도</w:t>
+      </w:r>
+      <w:r>
+        <w:rPr>
+          <w:rFonts w:ascii="맑은 고딕" w:cs="맑은 고딕" w:eastAsia="맑은 고딕" w:hAnsi="맑은 고딕"/>
+          <w:color w:val="262626"/>
+          <w:sz w:val="20"/>
+          <w:szCs w:val="20"/>
+        </w:rPr>
+        <w:t xml:space="preserve">를 만들고, 대기업은 </w:t>
+      </w:r>
+      <w:r>
+        <w:rPr>
+          <w:rFonts w:ascii="맑은 고딕" w:cs="맑은 고딕" w:eastAsia="맑은 고딕" w:hAnsi="맑은 고딕"/>
+          <w:b/>
+          <w:bCs/>
+          <w:color w:val="1F3864"/>
+          <w:sz w:val="20"/>
+          <w:szCs w:val="20"/>
+        </w:rPr>
+        <w:t xml:space="preserve">규모</w:t>
+      </w:r>
+      <w:r>
+        <w:rPr>
+          <w:rFonts w:ascii="맑은 고딕" w:cs="맑은 고딕" w:eastAsia="맑은 고딕" w:hAnsi="맑은 고딕"/>
+          <w:color w:val="262626"/>
+          <w:sz w:val="20"/>
+          <w:szCs w:val="20"/>
+        </w:rPr>
+        <w:t xml:space="preserve">를 만듭니다. 영화관 체인 한 곳과 계약하면 전국 수백 개 관의 빈 좌석이 한 번에 열립니다. /</w:t>
+      </w:r>
+    </w:p>
+    <w:p>
+      <w:pPr>
+        <w:shd w:fill="F2F5F9" w:color="auto" w:val="clear"/>
+        <w:spacing w:after="30" w:before="30" w:line="276"/>
+        <w:ind w:left="200" w:right="200"/>
+      </w:pPr>
+      <w:r>
+        <w:rPr>
+          <w:rFonts w:ascii="맑은 고딕" w:cs="맑은 고딕" w:eastAsia="맑은 고딕" w:hAnsi="맑은 고딕"/>
+          <w:color w:val="262626"/>
+          <w:sz w:val="20"/>
+          <w:szCs w:val="20"/>
+        </w:rPr>
+        <w:t xml:space="preserve">다만 순서를 못 바꿉니다. </w:t>
+      </w:r>
+      <w:r>
+        <w:rPr>
+          <w:rFonts w:ascii="맑은 고딕" w:cs="맑은 고딕" w:eastAsia="맑은 고딕" w:hAnsi="맑은 고딕"/>
+          <w:b/>
+          <w:bCs/>
+          <w:color w:val="1F3864"/>
+          <w:sz w:val="20"/>
+          <w:szCs w:val="20"/>
+        </w:rPr>
+        <w:t xml:space="preserve">대형 체인은 트래픽을 증명한 플랫폼에만 재고를 엽니다.</w:t>
+      </w:r>
+      <w:r>
+        <w:rPr>
+          <w:rFonts w:ascii="맑은 고딕" w:cs="맑은 고딕" w:eastAsia="맑은 고딕" w:hAnsi="맑은 고딕"/>
+          <w:color w:val="262626"/>
+          <w:sz w:val="20"/>
+          <w:szCs w:val="20"/>
+        </w:rPr>
+        <w:t xml:space="preserve"> /</w:t>
       </w:r>
     </w:p>
     <w:p>
@@ -20341,22 +23589,31 @@
       <w:r>
         <w:rPr>
           <w:rFonts w:ascii="맑은 고딕" w:cs="맑은 고딕" w:eastAsia="맑은 고딕" w:hAnsi="맑은 고딕"/>
+          <w:color w:val="262626"/>
+          <w:sz w:val="20"/>
+          <w:szCs w:val="20"/>
+        </w:rPr>
+        <w:t xml:space="preserve">그 첫 문을 </w:t>
+      </w:r>
+      <w:r>
+        <w:rPr>
+          <w:rFonts w:ascii="맑은 고딕" w:cs="맑은 고딕" w:eastAsia="맑은 고딕" w:hAnsi="맑은 고딕"/>
           <w:b/>
           <w:bCs/>
           <w:color w:val="1F3864"/>
           <w:sz w:val="20"/>
           <w:szCs w:val="20"/>
         </w:rPr>
-        <w:t xml:space="preserve">가격을 깎으라고 하지 않습니다. 시간을 조정하라고 합니다.</w:t>
-      </w:r>
-      <w:r>
-        <w:rPr>
-          <w:rFonts w:ascii="맑은 고딕" w:cs="맑은 고딕" w:eastAsia="맑은 고딕" w:hAnsi="맑은 고딕"/>
-          <w:color w:val="262626"/>
-          <w:sz w:val="20"/>
-          <w:szCs w:val="20"/>
-        </w:rPr>
-        <w:t xml:space="preserve"> 사장님에게 할인 말고 다른 레버를 하나 더 드리는 겁니다.</w:t>
+        <w:t xml:space="preserve">롯데시네마와 롯데호텔</w:t>
+      </w:r>
+      <w:r>
+        <w:rPr>
+          <w:rFonts w:ascii="맑은 고딕" w:cs="맑은 고딕" w:eastAsia="맑은 고딕" w:hAnsi="맑은 고딕"/>
+          <w:color w:val="262626"/>
+          <w:sz w:val="20"/>
+          <w:szCs w:val="20"/>
+        </w:rPr>
+        <w:t xml:space="preserve">에서 열면 됩니다. 레퍼런스 한 건이면 나머지는 따라옵니다.</w:t>
       </w:r>
     </w:p>
     <w:p>
@@ -20373,7 +23630,7 @@
           <w:sz w:val="24"/>
           <w:szCs w:val="24"/>
         </w:rPr>
-        <w:t xml:space="preserve">S8 · 경쟁 지도  (0:20)</w:t>
+        <w:t xml:space="preserve">S8 · 운영 3원칙  (0:38)</w:t>
       </w:r>
     </w:p>
     <w:p>
@@ -20398,7 +23655,7 @@
           <w:sz w:val="18"/>
           <w:szCs w:val="18"/>
         </w:rPr>
-        <w:t xml:space="preserve"> — 2축 포지셔닝 맵. X축 = 카테고리(음식 ↔ 서비스업), Y축 = 시간축(미래 예약 ↔ 지금). 우상단만 비어 있고 거기에 채움.</w:t>
+        <w:t xml:space="preserve"> — 원칙 3개. ① 강남구 한 곳 ② 선결제 의무 ③ 단골에게는 안 보임.</w:t>
       </w:r>
     </w:p>
     <w:p>
@@ -20417,7 +23674,7 @@
           <w:sz w:val="20"/>
           <w:szCs w:val="20"/>
         </w:rPr>
-        <w:t xml:space="preserve">정리하면 이렇습니다. 서비스업을 다루는 앱은 할인이 없고, 할인을 하는 앱은 음식만 다룹니다. /</w:t>
+        <w:t xml:space="preserve">운영은 세 가지 원칙으로 갑니다. /</w:t>
       </w:r>
     </w:p>
     <w:p>
@@ -20433,7 +23690,7 @@
           <w:sz w:val="20"/>
           <w:szCs w:val="20"/>
         </w:rPr>
-        <w:t xml:space="preserve">그리고 </w:t>
+        <w:t xml:space="preserve">첫째, </w:t>
       </w:r>
       <w:r>
         <w:rPr>
@@ -20444,16 +23701,52 @@
           <w:sz w:val="20"/>
           <w:szCs w:val="20"/>
         </w:rPr>
-        <w:t xml:space="preserve">이동수단으로 도달 가능성을 거르는 앱은, 저희가 찾아본 한 아직 없습니다.</w:t>
-      </w:r>
-      <w:r>
-        <w:rPr>
-          <w:rFonts w:ascii="맑은 고딕" w:cs="맑은 고딕" w:eastAsia="맑은 고딕" w:hAnsi="맑은 고딕"/>
-          <w:color w:val="262626"/>
-          <w:sz w:val="20"/>
-          <w:szCs w:val="20"/>
-        </w:rPr>
-        <w:t xml:space="preserve"> /</w:t>
+        <w:t xml:space="preserve">강남구 한 곳에서만</w:t>
+      </w:r>
+      <w:r>
+        <w:rPr>
+          <w:rFonts w:ascii="맑은 고딕" w:cs="맑은 고딕" w:eastAsia="맑은 고딕" w:hAnsi="맑은 고딕"/>
+          <w:color w:val="262626"/>
+          <w:sz w:val="20"/>
+          <w:szCs w:val="20"/>
+        </w:rPr>
+        <w:t xml:space="preserve"> 시작합니다. 밀도가 곧 매칭률입니다. 공급 백 개를 전국에 흩뿌리면 실패하고, 강남구에 몰면 작동합니다. /</w:t>
+      </w:r>
+    </w:p>
+    <w:p>
+      <w:pPr>
+        <w:shd w:fill="F2F5F9" w:color="auto" w:val="clear"/>
+        <w:spacing w:after="30" w:before="30" w:line="276"/>
+        <w:ind w:left="200" w:right="200"/>
+      </w:pPr>
+      <w:r>
+        <w:rPr>
+          <w:rFonts w:ascii="맑은 고딕" w:cs="맑은 고딕" w:eastAsia="맑은 고딕" w:hAnsi="맑은 고딕"/>
+          <w:color w:val="262626"/>
+          <w:sz w:val="20"/>
+          <w:szCs w:val="20"/>
+        </w:rPr>
+        <w:t xml:space="preserve">둘째, </w:t>
+      </w:r>
+      <w:r>
+        <w:rPr>
+          <w:rFonts w:ascii="맑은 고딕" w:cs="맑은 고딕" w:eastAsia="맑은 고딕" w:hAnsi="맑은 고딕"/>
+          <w:b/>
+          <w:bCs/>
+          <w:color w:val="1F3864"/>
+          <w:sz w:val="20"/>
+          <w:szCs w:val="20"/>
+        </w:rPr>
+        <w:t xml:space="preserve">선결제를 의무화합니다.</w:t>
+      </w:r>
+      <w:r>
+        <w:rPr>
+          <w:rFonts w:ascii="맑은 고딕" w:cs="맑은 고딕" w:eastAsia="맑은 고딕" w:hAnsi="맑은 고딕"/>
+          <w:color w:val="262626"/>
+          <w:sz w:val="20"/>
+          <w:szCs w:val="20"/>
+        </w:rPr>
+        <w:t xml:space="preserve"> 크게 할인해준 사장님에게 노쇼는 재앙이니까요. /</w:t>
       </w:r>
     </w:p>
     <w:p>
@@ -20472,7 +23765,47 @@
           <w:sz w:val="20"/>
           <w:szCs w:val="20"/>
         </w:rPr>
-        <w:t xml:space="preserve">여기가 저희 자리입니다.</w:t>
+        <w:t xml:space="preserve">셋째, </w:t>
+      </w:r>
+      <w:r>
+        <w:rPr>
+          <w:rFonts w:ascii="맑은 고딕" w:cs="맑은 고딕" w:eastAsia="맑은 고딕" w:hAnsi="맑은 고딕"/>
+          <w:b/>
+          <w:bCs/>
+          <w:color w:val="1F3864"/>
+          <w:sz w:val="20"/>
+          <w:szCs w:val="20"/>
+        </w:rPr>
+        <w:t xml:space="preserve">그 가게의 단골에게는 할인 슬롯을 보여주지 않습니다.</w:t>
+      </w:r>
+      <w:r>
+        <w:rPr>
+          <w:rFonts w:ascii="맑은 고딕" w:cs="맑은 고딕" w:eastAsia="맑은 고딕" w:hAnsi="맑은 고딕"/>
+          <w:color w:val="262626"/>
+          <w:sz w:val="20"/>
+          <w:szCs w:val="20"/>
+        </w:rPr>
+        <w:t xml:space="preserve"> 단골이 정가를 안 내게 되는 순간 사장님은 떠납니다. 이건 할인 채널이 아니라 </w:t>
+      </w:r>
+      <w:r>
+        <w:rPr>
+          <w:rFonts w:ascii="맑은 고딕" w:cs="맑은 고딕" w:eastAsia="맑은 고딕" w:hAnsi="맑은 고딕"/>
+          <w:b/>
+          <w:bCs/>
+          <w:color w:val="1F3864"/>
+          <w:sz w:val="20"/>
+          <w:szCs w:val="20"/>
+        </w:rPr>
+        <w:t xml:space="preserve">신규 고객 채널</w:t>
+      </w:r>
+      <w:r>
+        <w:rPr>
+          <w:rFonts w:ascii="맑은 고딕" w:cs="맑은 고딕" w:eastAsia="맑은 고딕" w:hAnsi="맑은 고딕"/>
+          <w:color w:val="262626"/>
+          <w:sz w:val="20"/>
+          <w:szCs w:val="20"/>
+        </w:rPr>
+        <w:t xml:space="preserve">입니다.</w:t>
       </w:r>
     </w:p>
     <w:p>
@@ -20497,7 +23830,7 @@
           <w:sz w:val="18"/>
           <w:szCs w:val="18"/>
         </w:rPr>
-        <w:t xml:space="preserve"> — "그럼 네일샵 몇 개로 뭘 하겠냐는 질문이 남습니다"</w:t>
+        <w:t xml:space="preserve"> — "그래서 언제, 얼마를 버느냐"</w:t>
       </w:r>
     </w:p>
     <w:p>
@@ -20514,7 +23847,7 @@
           <w:sz w:val="24"/>
           <w:szCs w:val="24"/>
         </w:rPr>
-        <w:t xml:space="preserve">S9 · 확장 전략 — 아마존의 순서  (1:28)</w:t>
+        <w:t xml:space="preserve">S9 · 수익 — 언제, 얼마  (0:52)</w:t>
       </w:r>
     </w:p>
     <w:p>
@@ -20539,7 +23872,7 @@
           <w:sz w:val="18"/>
           <w:szCs w:val="18"/>
         </w:rPr>
-        <w:t xml:space="preserve"> — 상단은 아마존 사다리(책 → 음반 → 전자제품 → 신선식품), 하단은 채움 사다리(서비스업 → 문화 → 숙박 → 포장음식). 같은 색으로 1:1 대응.</w:t>
+        <w:t xml:space="preserve"> — 4개년 표(거래액 / 매출 / 영업손익 / 누적)와 꺾은선 하나. 3년차 4분기에 0선을 통과하는 지점을 굵게 표시. 근거는 8.2절.</w:t>
       </w:r>
     </w:p>
     <w:p>
@@ -20554,71 +23887,22 @@
       <w:r>
         <w:rPr>
           <w:rFonts w:ascii="맑은 고딕" w:cs="맑은 고딕" w:eastAsia="맑은 고딕" w:hAnsi="맑은 고딕"/>
-          <w:color w:val="262626"/>
-          <w:sz w:val="20"/>
-          <w:szCs w:val="20"/>
-        </w:rPr>
-        <w:t xml:space="preserve">아마존은 </w:t>
-      </w:r>
-      <w:r>
-        <w:rPr>
-          <w:rFonts w:ascii="맑은 고딕" w:cs="맑은 고딕" w:eastAsia="맑은 고딕" w:hAnsi="맑은 고딕"/>
           <w:b/>
           <w:bCs/>
           <w:color w:val="1F3864"/>
           <w:sz w:val="20"/>
           <w:szCs w:val="20"/>
         </w:rPr>
-        <w:t xml:space="preserve">책</w:t>
-      </w:r>
-      <w:r>
-        <w:rPr>
-          <w:rFonts w:ascii="맑은 고딕" w:cs="맑은 고딕" w:eastAsia="맑은 고딕" w:hAnsi="맑은 고딕"/>
-          <w:color w:val="262626"/>
-          <w:sz w:val="20"/>
-          <w:szCs w:val="20"/>
-        </w:rPr>
-        <w:t xml:space="preserve">부터 시작했습니다. 책이 잘 팔려서가 아니라, </w:t>
-      </w:r>
-      <w:r>
-        <w:rPr>
-          <w:rFonts w:ascii="맑은 고딕" w:cs="맑은 고딕" w:eastAsia="맑은 고딕" w:hAnsi="맑은 고딕"/>
-          <w:b/>
-          <w:bCs/>
-          <w:color w:val="1F3864"/>
-          <w:sz w:val="20"/>
-          <w:szCs w:val="20"/>
-        </w:rPr>
-        <w:t xml:space="preserve">온라인에서 팔기 가장 쉬운 물건</w:t>
-      </w:r>
-      <w:r>
-        <w:rPr>
-          <w:rFonts w:ascii="맑은 고딕" w:cs="맑은 고딕" w:eastAsia="맑은 고딕" w:hAnsi="맑은 고딕"/>
-          <w:color w:val="262626"/>
-          <w:sz w:val="20"/>
-          <w:szCs w:val="20"/>
-        </w:rPr>
-        <w:t xml:space="preserve">이었기 때문입니다. 표준화돼 있고, 상하지 않고, 반품이 드뭅니다. 가장 관대한 상품으로 물류를 익힌 겁니다. 그다음이 음반, 전자제품, 마지막이 신선식품. </w:t>
-      </w:r>
-      <w:r>
-        <w:rPr>
-          <w:rFonts w:ascii="맑은 고딕" w:cs="맑은 고딕" w:eastAsia="맑은 고딕" w:hAnsi="맑은 고딕"/>
-          <w:b/>
-          <w:bCs/>
-          <w:color w:val="1F3864"/>
-          <w:sz w:val="20"/>
-          <w:szCs w:val="20"/>
-        </w:rPr>
-        <w:t xml:space="preserve">단계마다 새로 배우는 건 딱 하나였습니다.</w:t>
-      </w:r>
-      <w:r>
-        <w:rPr>
-          <w:rFonts w:ascii="맑은 고딕" w:cs="맑은 고딕" w:eastAsia="맑은 고딕" w:hAnsi="맑은 고딕"/>
-          <w:color w:val="262626"/>
-          <w:sz w:val="20"/>
-          <w:szCs w:val="20"/>
-        </w:rPr>
-        <w:t xml:space="preserve"> /</w:t>
+        <w:t xml:space="preserve">1년차는 매출이 0입니다.</w:t>
+      </w:r>
+      <w:r>
+        <w:rPr>
+          <w:rFonts w:ascii="맑은 고딕" w:cs="맑은 고딕" w:eastAsia="맑은 고딕" w:hAnsi="맑은 고딕"/>
+          <w:color w:val="262626"/>
+          <w:sz w:val="20"/>
+          <w:szCs w:val="20"/>
+        </w:rPr>
+        <w:t xml:space="preserve"> 의도한 겁니다. 수수료를 받지 않고, 강남구에서 가맹 400개와 거래액 5억을 만드는 게 전부입니다. /</w:t>
       </w:r>
     </w:p>
     <w:p>
@@ -20634,7 +23918,7 @@
           <w:sz w:val="20"/>
           <w:szCs w:val="20"/>
         </w:rPr>
-        <w:t xml:space="preserve">채움의 재고는 시간입니다. 시간에도 똑같은 사다리가 있습니다. /</w:t>
+        <w:t xml:space="preserve">2년차에 광고를 켭니다. 서울 다섯 개 구로 넓히고 거래액 43억, 매출 2억. /</w:t>
       </w:r>
     </w:p>
     <w:p>
@@ -20646,22 +23930,31 @@
       <w:r>
         <w:rPr>
           <w:rFonts w:ascii="맑은 고딕" w:cs="맑은 고딕" w:eastAsia="맑은 고딕" w:hAnsi="맑은 고딕"/>
+          <w:color w:val="262626"/>
+          <w:sz w:val="20"/>
+          <w:szCs w:val="20"/>
+        </w:rPr>
+        <w:t xml:space="preserve">3년차에 숙박까지 올라가면 거래액 200억, 매출 16억. </w:t>
+      </w:r>
+      <w:r>
+        <w:rPr>
+          <w:rFonts w:ascii="맑은 고딕" w:cs="맑은 고딕" w:eastAsia="맑은 고딕" w:hAnsi="맑은 고딕"/>
           <w:b/>
           <w:bCs/>
           <w:color w:val="1F3864"/>
           <w:sz w:val="20"/>
           <w:szCs w:val="20"/>
         </w:rPr>
-        <w:t xml:space="preserve">1단계 서비스업이 채움의 책입니다.</w:t>
-      </w:r>
-      <w:r>
-        <w:rPr>
-          <w:rFonts w:ascii="맑은 고딕" w:cs="맑은 고딕" w:eastAsia="맑은 고딕" w:hAnsi="맑은 고딕"/>
-          <w:color w:val="262626"/>
-          <w:sz w:val="20"/>
-          <w:szCs w:val="20"/>
-        </w:rPr>
-        <w:t xml:space="preserve"> 재고가 항상 하나고, 썩지 않고, 사장님 한 분이 결정합니다. 여기서 엔진을 완성합니다. /</w:t>
+        <w:t xml:space="preserve">여기 4분기에 월 단위 흑자로 돌아섭니다.</w:t>
+      </w:r>
+      <w:r>
+        <w:rPr>
+          <w:rFonts w:ascii="맑은 고딕" w:cs="맑은 고딕" w:eastAsia="맑은 고딕" w:hAnsi="맑은 고딕"/>
+          <w:color w:val="262626"/>
+          <w:sz w:val="20"/>
+          <w:szCs w:val="20"/>
+        </w:rPr>
+        <w:t xml:space="preserve"> /</w:t>
       </w:r>
     </w:p>
     <w:p>
@@ -20673,69 +23966,31 @@
       <w:r>
         <w:rPr>
           <w:rFonts w:ascii="맑은 고딕" w:cs="맑은 고딕" w:eastAsia="맑은 고딕" w:hAnsi="맑은 고딕"/>
+          <w:color w:val="262626"/>
+          <w:sz w:val="20"/>
+          <w:szCs w:val="20"/>
+        </w:rPr>
+        <w:t xml:space="preserve">4년차에 연간 흑자 전환입니다. 매출 52억에 영업이익 17억. 누적 적자 최대치가 19억이니까 </w:t>
+      </w:r>
+      <w:r>
+        <w:rPr>
+          <w:rFonts w:ascii="맑은 고딕" w:cs="맑은 고딕" w:eastAsia="맑은 고딕" w:hAnsi="맑은 고딕"/>
           <w:b/>
           <w:bCs/>
           <w:color w:val="1F3864"/>
           <w:sz w:val="20"/>
           <w:szCs w:val="20"/>
         </w:rPr>
-        <w:t xml:space="preserve">2단계는 문화.</w:t>
-      </w:r>
-      <w:r>
-        <w:rPr>
-          <w:rFonts w:ascii="맑은 고딕" w:cs="맑은 고딕" w:eastAsia="맑은 고딕" w:hAnsi="맑은 고딕"/>
-          <w:color w:val="262626"/>
-          <w:sz w:val="20"/>
-          <w:szCs w:val="20"/>
-        </w:rPr>
-        <w:t xml:space="preserve"> 연극, 영화, 방탈출, 보드게임. 전부 예약이고 오늘 지나면 사라집니다. 새로 배우는 건 좌석이라는 </w:t>
-      </w:r>
-      <w:r>
-        <w:rPr>
-          <w:rFonts w:ascii="맑은 고딕" w:cs="맑은 고딕" w:eastAsia="맑은 고딕" w:hAnsi="맑은 고딕"/>
-          <w:b/>
-          <w:bCs/>
-          <w:color w:val="1F3864"/>
-          <w:sz w:val="20"/>
-          <w:szCs w:val="20"/>
-        </w:rPr>
-        <w:t xml:space="preserve">수량</w:t>
-      </w:r>
-      <w:r>
-        <w:rPr>
-          <w:rFonts w:ascii="맑은 고딕" w:cs="맑은 고딕" w:eastAsia="맑은 고딕" w:hAnsi="맑은 고딕"/>
-          <w:color w:val="262626"/>
-          <w:sz w:val="20"/>
-          <w:szCs w:val="20"/>
-        </w:rPr>
-        <w:t xml:space="preserve"> 하나뿐입니다. /</w:t>
-      </w:r>
-    </w:p>
-    <w:p>
-      <w:pPr>
-        <w:shd w:fill="F2F5F9" w:color="auto" w:val="clear"/>
-        <w:spacing w:after="30" w:before="30" w:line="276"/>
-        <w:ind w:left="200" w:right="200"/>
-      </w:pPr>
-      <w:r>
-        <w:rPr>
-          <w:rFonts w:ascii="맑은 고딕" w:cs="맑은 고딕" w:eastAsia="맑은 고딕" w:hAnsi="맑은 고딕"/>
-          <w:b/>
-          <w:bCs/>
-          <w:color w:val="1F3864"/>
-          <w:sz w:val="20"/>
-          <w:szCs w:val="20"/>
-        </w:rPr>
-        <w:t xml:space="preserve">3단계 숙박</w:t>
-      </w:r>
-      <w:r>
-        <w:rPr>
-          <w:rFonts w:ascii="맑은 고딕" w:cs="맑은 고딕" w:eastAsia="맑은 고딕" w:hAnsi="맑은 고딕"/>
-          <w:color w:val="262626"/>
-          <w:sz w:val="20"/>
-          <w:szCs w:val="20"/>
-        </w:rPr>
-        <w:t xml:space="preserve">에서 처음으로 시간이 분리됩니다. 마감이 "몇 분 안에"에서 "오늘 자정까지"로 바뀝니다. /</w:t>
+        <w:t xml:space="preserve">필요한 투자는 약 20억, 회수 시점은 5년차 초입니다.</w:t>
+      </w:r>
+      <w:r>
+        <w:rPr>
+          <w:rFonts w:ascii="맑은 고딕" w:cs="맑은 고딕" w:eastAsia="맑은 고딕" w:hAnsi="맑은 고딕"/>
+          <w:color w:val="262626"/>
+          <w:sz w:val="20"/>
+          <w:szCs w:val="20"/>
+        </w:rPr>
+        <w:t xml:space="preserve"> /</w:t>
       </w:r>
     </w:p>
     <w:p>
@@ -20750,42 +24005,48 @@
       <w:r>
         <w:rPr>
           <w:rFonts w:ascii="맑은 고딕" w:cs="맑은 고딕" w:eastAsia="맑은 고딕" w:hAnsi="맑은 고딕"/>
+          <w:color w:val="262626"/>
+          <w:sz w:val="20"/>
+          <w:szCs w:val="20"/>
+        </w:rPr>
+        <w:t xml:space="preserve">하나만 강조드리면, </w:t>
+      </w:r>
+      <w:r>
+        <w:rPr>
+          <w:rFonts w:ascii="맑은 고딕" w:cs="맑은 고딕" w:eastAsia="맑은 고딕" w:hAnsi="맑은 고딕"/>
           <w:b/>
           <w:bCs/>
           <w:color w:val="1F3864"/>
           <w:sz w:val="20"/>
           <w:szCs w:val="20"/>
         </w:rPr>
-        <w:t xml:space="preserve">4단계가 포장음식입니다.</w:t>
-      </w:r>
-      <w:r>
-        <w:rPr>
-          <w:rFonts w:ascii="맑은 고딕" w:cs="맑은 고딕" w:eastAsia="맑은 고딕" w:hAnsi="맑은 고딕"/>
-          <w:color w:val="262626"/>
-          <w:sz w:val="20"/>
-          <w:szCs w:val="20"/>
-        </w:rPr>
-        <w:t xml:space="preserve"> 만두, 빵, 동네 과일가게. 사회적 가치는 가장 큰데 순서는 가장 마지막입니다. 여기서 처음으로 시간이 아니라 </w:t>
-      </w:r>
-      <w:r>
-        <w:rPr>
-          <w:rFonts w:ascii="맑은 고딕" w:cs="맑은 고딕" w:eastAsia="맑은 고딕" w:hAnsi="맑은 고딕"/>
-          <w:b/>
-          <w:bCs/>
-          <w:color w:val="1F3864"/>
-          <w:sz w:val="20"/>
-          <w:szCs w:val="20"/>
-        </w:rPr>
-        <w:t xml:space="preserve">물건</w:t>
-      </w:r>
-      <w:r>
-        <w:rPr>
-          <w:rFonts w:ascii="맑은 고딕" w:cs="맑은 고딕" w:eastAsia="맑은 고딕" w:hAnsi="맑은 고딕"/>
-          <w:color w:val="262626"/>
-          <w:sz w:val="20"/>
-          <w:szCs w:val="20"/>
-        </w:rPr>
-        <w:t xml:space="preserve">을 팔거든요. 앱에 올려둔 사이 매장 손님이 사갑니다. 아마존의 신선식품과 정확히 같은 자리입니다.</w:t>
+        <w:t xml:space="preserve">수수료는 끝까지 0입니다.</w:t>
+      </w:r>
+      <w:r>
+        <w:rPr>
+          <w:rFonts w:ascii="맑은 고딕" w:cs="맑은 고딕" w:eastAsia="맑은 고딕" w:hAnsi="맑은 고딕"/>
+          <w:color w:val="262626"/>
+          <w:sz w:val="20"/>
+          <w:szCs w:val="20"/>
+        </w:rPr>
+        <w:t xml:space="preserve"> 이 매출은 전부 광고와 결제, 인증에서 나옵니다.</w:t>
+      </w:r>
+    </w:p>
+    <w:p>
+      <w:pPr>
+        <w:pStyle w:val="Heading2"/>
+        <w:spacing w:after="120" w:before="280"/>
+      </w:pPr>
+      <w:r>
+        <w:rPr>
+          <w:rFonts w:ascii="맑은 고딕" w:cs="맑은 고딕" w:eastAsia="맑은 고딕" w:hAnsi="맑은 고딕"/>
+          <w:b/>
+          <w:bCs/>
+          <w:color w:val="2E5C8A"/>
+          <w:sz w:val="24"/>
+          <w:szCs w:val="24"/>
+        </w:rPr>
+        <w:t xml:space="preserve">S10 · 요청  (0:20)</w:t>
       </w:r>
     </w:p>
     <w:p>
@@ -20801,7 +24062,7 @@
           <w:sz w:val="18"/>
           <w:szCs w:val="18"/>
         </w:rPr>
-        <w:t xml:space="preserve">전환</w:t>
+        <w:t xml:space="preserve">화면</w:t>
       </w:r>
       <w:r>
         <w:rPr>
@@ -20810,49 +24071,7 @@
           <w:sz w:val="18"/>
           <w:szCs w:val="18"/>
         </w:rPr>
-        <w:t xml:space="preserve"> — 사다리를 그대로 두고 색을 둘로 나누며</w:t>
-      </w:r>
-    </w:p>
-    <w:p>
-      <w:pPr>
-        <w:pStyle w:val="Heading2"/>
-        <w:spacing w:after="120" w:before="280"/>
-      </w:pPr>
-      <w:r>
-        <w:rPr>
-          <w:rFonts w:ascii="맑은 고딕" w:cs="맑은 고딕" w:eastAsia="맑은 고딕" w:hAnsi="맑은 고딕"/>
-          <w:b/>
-          <w:bCs/>
-          <w:color w:val="2E5C8A"/>
-          <w:sz w:val="24"/>
-          <w:szCs w:val="24"/>
-        </w:rPr>
-        <w:t xml:space="preserve">S10 · 소상공인에서 대기업으로  (0:38)</w:t>
-      </w:r>
-    </w:p>
-    <w:p>
-      <w:pPr>
-        <w:spacing w:after="100" w:before="60" w:line="276"/>
-      </w:pPr>
-      <w:r>
-        <w:rPr>
-          <w:rFonts w:ascii="맑은 고딕" w:cs="맑은 고딕" w:eastAsia="맑은 고딕" w:hAnsi="맑은 고딕"/>
-          <w:b/>
-          <w:bCs/>
-          <w:color w:val="595959"/>
-          <w:sz w:val="18"/>
-          <w:szCs w:val="18"/>
-        </w:rPr>
-        <w:t xml:space="preserve">화면</w:t>
-      </w:r>
-      <w:r>
-        <w:rPr>
-          <w:rFonts w:ascii="맑은 고딕" w:cs="맑은 고딕" w:eastAsia="맑은 고딕" w:hAnsi="맑은 고딕"/>
-          <w:color w:val="595959"/>
-          <w:sz w:val="18"/>
-          <w:szCs w:val="18"/>
-        </w:rPr>
-        <w:t xml:space="preserve"> — 같은 사다리에 색 오버레이. 1·4단계 = 소상공인(밀도), 2·3단계 = 대기업(규모). 오른쪽에 화살표: "첫 문 → 롯데시네마 · 롯데호텔"</w:t>
+        <w:t xml:space="preserve"> — 큰 글씨로 North Star "채워진 슬롯 수". 아래에 요청 두 줄.</w:t>
       </w:r>
     </w:p>
     <w:p>
@@ -20871,7 +24090,7 @@
           <w:sz w:val="20"/>
           <w:szCs w:val="20"/>
         </w:rPr>
-        <w:t xml:space="preserve">여기서 한 가지가 더 보입니다. </w:t>
+        <w:t xml:space="preserve">저희가 보는 지표는 하나입니다. </w:t>
       </w:r>
       <w:r>
         <w:rPr>
@@ -20882,108 +24101,16 @@
           <w:sz w:val="20"/>
           <w:szCs w:val="20"/>
         </w:rPr>
-        <w:t xml:space="preserve">1단계와 4단계는 소상공인이고, 2단계와 3단계는 대기업입니다.</w:t>
-      </w:r>
-      <w:r>
-        <w:rPr>
-          <w:rFonts w:ascii="맑은 고딕" w:cs="맑은 고딕" w:eastAsia="맑은 고딕" w:hAnsi="맑은 고딕"/>
-          <w:color w:val="262626"/>
-          <w:sz w:val="20"/>
-          <w:szCs w:val="20"/>
-        </w:rPr>
-        <w:t xml:space="preserve"> /</w:t>
-      </w:r>
-    </w:p>
-    <w:p>
-      <w:pPr>
-        <w:shd w:fill="F2F5F9" w:color="auto" w:val="clear"/>
-        <w:spacing w:after="30" w:before="30" w:line="276"/>
-        <w:ind w:left="200" w:right="200"/>
-      </w:pPr>
-      <w:r>
-        <w:rPr>
-          <w:rFonts w:ascii="맑은 고딕" w:cs="맑은 고딕" w:eastAsia="맑은 고딕" w:hAnsi="맑은 고딕"/>
-          <w:color w:val="262626"/>
-          <w:sz w:val="20"/>
-          <w:szCs w:val="20"/>
-        </w:rPr>
-        <w:t xml:space="preserve">소상공인은 </w:t>
-      </w:r>
-      <w:r>
-        <w:rPr>
-          <w:rFonts w:ascii="맑은 고딕" w:cs="맑은 고딕" w:eastAsia="맑은 고딕" w:hAnsi="맑은 고딕"/>
-          <w:b/>
-          <w:bCs/>
-          <w:color w:val="1F3864"/>
-          <w:sz w:val="20"/>
-          <w:szCs w:val="20"/>
-        </w:rPr>
-        <w:t xml:space="preserve">밀도</w:t>
-      </w:r>
-      <w:r>
-        <w:rPr>
-          <w:rFonts w:ascii="맑은 고딕" w:cs="맑은 고딕" w:eastAsia="맑은 고딕" w:hAnsi="맑은 고딕"/>
-          <w:color w:val="262626"/>
-          <w:sz w:val="20"/>
-          <w:szCs w:val="20"/>
-        </w:rPr>
-        <w:t xml:space="preserve">를 만들고, 대기업은 </w:t>
-      </w:r>
-      <w:r>
-        <w:rPr>
-          <w:rFonts w:ascii="맑은 고딕" w:cs="맑은 고딕" w:eastAsia="맑은 고딕" w:hAnsi="맑은 고딕"/>
-          <w:b/>
-          <w:bCs/>
-          <w:color w:val="1F3864"/>
-          <w:sz w:val="20"/>
-          <w:szCs w:val="20"/>
-        </w:rPr>
-        <w:t xml:space="preserve">규모</w:t>
-      </w:r>
-      <w:r>
-        <w:rPr>
-          <w:rFonts w:ascii="맑은 고딕" w:cs="맑은 고딕" w:eastAsia="맑은 고딕" w:hAnsi="맑은 고딕"/>
-          <w:color w:val="262626"/>
-          <w:sz w:val="20"/>
-          <w:szCs w:val="20"/>
-        </w:rPr>
-        <w:t xml:space="preserve">를 만듭니다. 영화관 체인 한 곳과 계약하면 전국 수백 개 관의 빈 좌석이 한 번에 열립니다. /</w:t>
-      </w:r>
-    </w:p>
-    <w:p>
-      <w:pPr>
-        <w:shd w:fill="F2F5F9" w:color="auto" w:val="clear"/>
-        <w:spacing w:after="30" w:before="30" w:line="276"/>
-        <w:ind w:left="200" w:right="200"/>
-      </w:pPr>
-      <w:r>
-        <w:rPr>
-          <w:rFonts w:ascii="맑은 고딕" w:cs="맑은 고딕" w:eastAsia="맑은 고딕" w:hAnsi="맑은 고딕"/>
-          <w:color w:val="262626"/>
-          <w:sz w:val="20"/>
-          <w:szCs w:val="20"/>
-        </w:rPr>
-        <w:t xml:space="preserve">다만 순서를 못 바꿉니다. </w:t>
-      </w:r>
-      <w:r>
-        <w:rPr>
-          <w:rFonts w:ascii="맑은 고딕" w:cs="맑은 고딕" w:eastAsia="맑은 고딕" w:hAnsi="맑은 고딕"/>
-          <w:b/>
-          <w:bCs/>
-          <w:color w:val="1F3864"/>
-          <w:sz w:val="20"/>
-          <w:szCs w:val="20"/>
-        </w:rPr>
-        <w:t xml:space="preserve">대형 체인은 트래픽을 증명한 플랫폼에만 재고를 엽니다.</w:t>
-      </w:r>
-      <w:r>
-        <w:rPr>
-          <w:rFonts w:ascii="맑은 고딕" w:cs="맑은 고딕" w:eastAsia="맑은 고딕" w:hAnsi="맑은 고딕"/>
-          <w:color w:val="262626"/>
-          <w:sz w:val="20"/>
-          <w:szCs w:val="20"/>
-        </w:rPr>
-        <w:t xml:space="preserve"> /</w:t>
+        <w:t xml:space="preserve">채워진 슬롯 수.</w:t>
+      </w:r>
+      <w:r>
+        <w:rPr>
+          <w:rFonts w:ascii="맑은 고딕" w:cs="맑은 고딕" w:eastAsia="맑은 고딕" w:hAnsi="맑은 고딕"/>
+          <w:color w:val="262626"/>
+          <w:sz w:val="20"/>
+          <w:szCs w:val="20"/>
+        </w:rPr>
+        <w:t xml:space="preserve"> 그냥 사라졌을 시간 중에 매출로 바뀐 시간의 총량입니다. /</w:t>
       </w:r>
     </w:p>
     <w:p>
@@ -21002,7 +24129,7 @@
           <w:sz w:val="20"/>
           <w:szCs w:val="20"/>
         </w:rPr>
-        <w:t xml:space="preserve">그 첫 문을 </w:t>
+        <w:t xml:space="preserve">그래서 필요한 것도 두 가지뿐입니다. </w:t>
       </w:r>
       <w:r>
         <w:rPr>
@@ -21013,16 +24140,27 @@
           <w:sz w:val="20"/>
           <w:szCs w:val="20"/>
         </w:rPr>
-        <w:t xml:space="preserve">롯데시네마와 롯데호텔</w:t>
-      </w:r>
-      <w:r>
-        <w:rPr>
-          <w:rFonts w:ascii="맑은 고딕" w:cs="맑은 고딕" w:eastAsia="맑은 고딕" w:hAnsi="맑은 고딕"/>
-          <w:color w:val="262626"/>
-          <w:sz w:val="20"/>
-          <w:szCs w:val="20"/>
-        </w:rPr>
-        <w:t xml:space="preserve">에서 열면 됩니다. 레퍼런스 한 건이면 나머지는 따라옵니다.</w:t>
+        <w:t xml:space="preserve">강남구에서의 여섯 달</w:t>
+      </w:r>
+      <w:r>
+        <w:rPr>
+          <w:rFonts w:ascii="맑은 고딕" w:cs="맑은 고딕" w:eastAsia="맑은 고딕" w:hAnsi="맑은 고딕"/>
+          <w:color w:val="262626"/>
+          <w:sz w:val="20"/>
+          <w:szCs w:val="20"/>
+        </w:rPr>
+        <w:t xml:space="preserve">, 그리고 2단계에서 문을 열어줄 </w:t>
+      </w:r>
+      <w:r>
+        <w:rPr>
+          <w:rFonts w:ascii="맑은 고딕" w:cs="맑은 고딕" w:eastAsia="맑은 고딕" w:hAnsi="맑은 고딕"/>
+          <w:b/>
+          <w:bCs/>
+          <w:color w:val="1F3864"/>
+          <w:sz w:val="20"/>
+          <w:szCs w:val="20"/>
+        </w:rPr>
+        <w:t xml:space="preserve">첫 대형 파트너 한 곳.</w:t>
       </w:r>
     </w:p>
     <w:p>
@@ -21039,7 +24177,7 @@
           <w:sz w:val="24"/>
           <w:szCs w:val="24"/>
         </w:rPr>
-        <w:t xml:space="preserve">S11 · 운영 3원칙  (0:38)</w:t>
+        <w:t xml:space="preserve">S11 · 정면으로 받는 두 가지 지적  (0:35)</w:t>
       </w:r>
     </w:p>
     <w:p>
@@ -21064,7 +24202,7 @@
           <w:sz w:val="18"/>
           <w:szCs w:val="18"/>
         </w:rPr>
-        <w:t xml:space="preserve"> — 원칙 3개. ① 강남구 한 곳 ② 선결제 의무 ③ 단골에게는 안 보임.</w:t>
+        <w:t xml:space="preserve"> — 질문 두 개는 크게, 답은 아래에 작게.</w:t>
       </w:r>
     </w:p>
     <w:p>
@@ -21083,7 +24221,7 @@
           <w:sz w:val="20"/>
           <w:szCs w:val="20"/>
         </w:rPr>
-        <w:t xml:space="preserve">운영은 세 가지 원칙으로 갑니다. /</w:t>
+        <w:t xml:space="preserve">가장 많이 받은 지적 두 가지를 미리 말씀드리겠습니다. /</w:t>
       </w:r>
     </w:p>
     <w:p>
@@ -21099,7 +24237,7 @@
           <w:sz w:val="20"/>
           <w:szCs w:val="20"/>
         </w:rPr>
-        <w:t xml:space="preserve">첫째, </w:t>
+        <w:t xml:space="preserve">하나, </w:t>
       </w:r>
       <w:r>
         <w:rPr>
@@ -21110,32 +24248,16 @@
           <w:sz w:val="20"/>
           <w:szCs w:val="20"/>
         </w:rPr>
-        <w:t xml:space="preserve">강남구 한 곳에서만</w:t>
-      </w:r>
-      <w:r>
-        <w:rPr>
-          <w:rFonts w:ascii="맑은 고딕" w:cs="맑은 고딕" w:eastAsia="맑은 고딕" w:hAnsi="맑은 고딕"/>
-          <w:color w:val="262626"/>
-          <w:sz w:val="20"/>
-          <w:szCs w:val="20"/>
-        </w:rPr>
-        <w:t xml:space="preserve"> 시작합니다. 밀도가 곧 매칭률입니다. 공급 백 개를 전국에 흩뿌리면 실패하고, 강남구에 몰면 작동합니다. /</w:t>
-      </w:r>
-    </w:p>
-    <w:p>
-      <w:pPr>
-        <w:shd w:fill="F2F5F9" w:color="auto" w:val="clear"/>
-        <w:spacing w:after="30" w:before="30" w:line="276"/>
-        <w:ind w:left="200" w:right="200"/>
-      </w:pPr>
-      <w:r>
-        <w:rPr>
-          <w:rFonts w:ascii="맑은 고딕" w:cs="맑은 고딕" w:eastAsia="맑은 고딕" w:hAnsi="맑은 고딕"/>
-          <w:color w:val="262626"/>
-          <w:sz w:val="20"/>
-          <w:szCs w:val="20"/>
-        </w:rPr>
-        <w:t xml:space="preserve">둘째, </w:t>
+        <w:t xml:space="preserve">빈 슬롯을 파는 가게는 안 되는 가게 아니냐.</w:t>
+      </w:r>
+      <w:r>
+        <w:rPr>
+          <w:rFonts w:ascii="맑은 고딕" w:cs="맑은 고딕" w:eastAsia="맑은 고딕" w:hAnsi="맑은 고딕"/>
+          <w:color w:val="262626"/>
+          <w:sz w:val="20"/>
+          <w:szCs w:val="20"/>
+        </w:rPr>
+        <w:t xml:space="preserve"> 그래서 초기 백 개는 저희가 </w:t>
       </w:r>
       <w:r>
         <w:rPr>
@@ -21146,16 +24268,36 @@
           <w:sz w:val="20"/>
           <w:szCs w:val="20"/>
         </w:rPr>
-        <w:t xml:space="preserve">선결제를 의무화합니다.</w:t>
-      </w:r>
-      <w:r>
-        <w:rPr>
-          <w:rFonts w:ascii="맑은 고딕" w:cs="맑은 고딕" w:eastAsia="맑은 고딕" w:hAnsi="맑은 고딕"/>
-          <w:color w:val="262626"/>
-          <w:sz w:val="20"/>
-          <w:szCs w:val="20"/>
-        </w:rPr>
-        <w:t xml:space="preserve"> 크게 할인해준 사장님에게 노쇼는 재앙이니까요. /</w:t>
+        <w:t xml:space="preserve">직접 심사</w:t>
+      </w:r>
+      <w:r>
+        <w:rPr>
+          <w:rFonts w:ascii="맑은 고딕" w:cs="맑은 고딕" w:eastAsia="맑은 고딕" w:hAnsi="맑은 고딕"/>
+          <w:color w:val="262626"/>
+          <w:sz w:val="20"/>
+          <w:szCs w:val="20"/>
+        </w:rPr>
+        <w:t xml:space="preserve">합니다. 떨이가 아니라 </w:t>
+      </w:r>
+      <w:r>
+        <w:rPr>
+          <w:rFonts w:ascii="맑은 고딕" w:cs="맑은 고딕" w:eastAsia="맑은 고딕" w:hAnsi="맑은 고딕"/>
+          <w:b/>
+          <w:bCs/>
+          <w:color w:val="1F3864"/>
+          <w:sz w:val="20"/>
+          <w:szCs w:val="20"/>
+        </w:rPr>
+        <w:t xml:space="preserve">첫 방문 체험 슬롯</w:t>
+      </w:r>
+      <w:r>
+        <w:rPr>
+          <w:rFonts w:ascii="맑은 고딕" w:cs="맑은 고딕" w:eastAsia="맑은 고딕" w:hAnsi="맑은 고딕"/>
+          <w:color w:val="262626"/>
+          <w:sz w:val="20"/>
+          <w:szCs w:val="20"/>
+        </w:rPr>
+        <w:t xml:space="preserve">입니다. /</w:t>
       </w:r>
     </w:p>
     <w:p>
@@ -21174,7 +24316,7 @@
           <w:sz w:val="20"/>
           <w:szCs w:val="20"/>
         </w:rPr>
-        <w:t xml:space="preserve">셋째, </w:t>
+        <w:t xml:space="preserve">둘, </w:t>
       </w:r>
       <w:r>
         <w:rPr>
@@ -21185,16 +24327,16 @@
           <w:sz w:val="20"/>
           <w:szCs w:val="20"/>
         </w:rPr>
-        <w:t xml:space="preserve">그 가게의 단골에게는 할인 슬롯을 보여주지 않습니다.</w:t>
-      </w:r>
-      <w:r>
-        <w:rPr>
-          <w:rFonts w:ascii="맑은 고딕" w:cs="맑은 고딕" w:eastAsia="맑은 고딕" w:hAnsi="맑은 고딕"/>
-          <w:color w:val="262626"/>
-          <w:sz w:val="20"/>
-          <w:szCs w:val="20"/>
-        </w:rPr>
-        <w:t xml:space="preserve"> 단골이 정가를 안 내게 되는 순간 사장님은 떠납니다. 이건 할인 채널이 아니라 </w:t>
+        <w:t xml:space="preserve">강남구 안에서는 자전거면 어차피 다 가지 않냐.</w:t>
+      </w:r>
+      <w:r>
+        <w:rPr>
+          <w:rFonts w:ascii="맑은 고딕" w:cs="맑은 고딕" w:eastAsia="맑은 고딕" w:hAnsi="맑은 고딕"/>
+          <w:color w:val="262626"/>
+          <w:sz w:val="20"/>
+          <w:szCs w:val="20"/>
+        </w:rPr>
+        <w:t xml:space="preserve"> 맞습니다. 그래서 이 기능은 거리 제한이 아니라 </w:t>
       </w:r>
       <w:r>
         <w:rPr>
@@ -21205,16 +24347,52 @@
           <w:sz w:val="20"/>
           <w:szCs w:val="20"/>
         </w:rPr>
-        <w:t xml:space="preserve">신규 고객 채널</w:t>
-      </w:r>
-      <w:r>
-        <w:rPr>
-          <w:rFonts w:ascii="맑은 고딕" w:cs="맑은 고딕" w:eastAsia="맑은 고딕" w:hAnsi="맑은 고딕"/>
-          <w:color w:val="262626"/>
-          <w:sz w:val="20"/>
-          <w:szCs w:val="20"/>
-        </w:rPr>
-        <w:t xml:space="preserve">입니다.</w:t>
+        <w:t xml:space="preserve">도착 보증</w:t>
+      </w:r>
+      <w:r>
+        <w:rPr>
+          <w:rFonts w:ascii="맑은 고딕" w:cs="맑은 고딕" w:eastAsia="맑은 고딕" w:hAnsi="맑은 고딕"/>
+          <w:color w:val="262626"/>
+          <w:sz w:val="20"/>
+          <w:szCs w:val="20"/>
+        </w:rPr>
+        <w:t xml:space="preserve">입니다. 못 갈 곳을 안 띄워주는 신뢰 장치이고, </w:t>
+      </w:r>
+      <w:r>
+        <w:rPr>
+          <w:rFonts w:ascii="맑은 고딕" w:cs="맑은 고딕" w:eastAsia="맑은 고딕" w:hAnsi="맑은 고딕"/>
+          <w:b/>
+          <w:bCs/>
+          <w:color w:val="1F3864"/>
+          <w:sz w:val="20"/>
+          <w:szCs w:val="20"/>
+        </w:rPr>
+        <w:t xml:space="preserve">서울 전역으로 넓어질수록 강해집니다.</w:t>
+      </w:r>
+    </w:p>
+    <w:p>
+      <w:pPr>
+        <w:spacing w:after="100" w:before="60" w:line="276"/>
+      </w:pPr>
+      <w:r>
+        <w:rPr>
+          <w:rFonts w:ascii="맑은 고딕" w:cs="맑은 고딕" w:eastAsia="맑은 고딕" w:hAnsi="맑은 고딕"/>
+          <w:b/>
+          <w:bCs/>
+          <w:color w:val="595959"/>
+          <w:sz w:val="18"/>
+          <w:szCs w:val="18"/>
+        </w:rPr>
+        <w:t xml:space="preserve">전환</w:t>
+      </w:r>
+      <w:r>
+        <w:rPr>
+          <w:rFonts w:ascii="맑은 고딕" w:cs="맑은 고딕" w:eastAsia="맑은 고딕" w:hAnsi="맑은 고딕"/>
+          <w:color w:val="595959"/>
+          <w:sz w:val="18"/>
+          <w:szCs w:val="18"/>
+        </w:rPr>
+        <w:t xml:space="preserve"> — 화면을 어둡게 하고</w:t>
       </w:r>
     </w:p>
     <w:p>
@@ -21231,578 +24409,7 @@
           <w:sz w:val="24"/>
           <w:szCs w:val="24"/>
         </w:rPr>
-        <w:t xml:space="preserve">S12 · 수익 모델  (0:33)</w:t>
-      </w:r>
-    </w:p>
-    <w:p>
-      <w:pPr>
-        <w:spacing w:after="100" w:before="60" w:line="276"/>
-      </w:pPr>
-      <w:r>
-        <w:rPr>
-          <w:rFonts w:ascii="맑은 고딕" w:cs="맑은 고딕" w:eastAsia="맑은 고딕" w:hAnsi="맑은 고딕"/>
-          <w:b/>
-          <w:bCs/>
-          <w:color w:val="595959"/>
-          <w:sz w:val="18"/>
-          <w:szCs w:val="18"/>
-        </w:rPr>
-        <w:t xml:space="preserve">화면</w:t>
-      </w:r>
-      <w:r>
-        <w:rPr>
-          <w:rFonts w:ascii="맑은 고딕" w:cs="맑은 고딕" w:eastAsia="맑은 고딕" w:hAnsi="맑은 고딕"/>
-          <w:color w:val="595959"/>
-          <w:sz w:val="18"/>
-          <w:szCs w:val="18"/>
-        </w:rPr>
-        <w:t xml:space="preserve"> — 3단 타임라인. 수수료 0% → 광고 → 채움페이 · 인증 배지. 아래에 각 단계의 전환 조건.</w:t>
-      </w:r>
-    </w:p>
-    <w:p>
-      <w:pPr>
-        <w:pBdr>
-          <w:top w:val="single" w:color="1F3864" w:sz="14" w:space="8"/>
-        </w:pBdr>
-        <w:shd w:fill="F2F5F9" w:color="auto" w:val="clear"/>
-        <w:spacing w:after="30" w:before="160" w:line="276"/>
-        <w:ind w:left="200" w:right="200"/>
-      </w:pPr>
-      <w:r>
-        <w:rPr>
-          <w:rFonts w:ascii="맑은 고딕" w:cs="맑은 고딕" w:eastAsia="맑은 고딕" w:hAnsi="맑은 고딕"/>
-          <w:color w:val="262626"/>
-          <w:sz w:val="20"/>
-          <w:szCs w:val="20"/>
-        </w:rPr>
-        <w:t xml:space="preserve">수익은 서두르지 않습니다. 첫해는 </w:t>
-      </w:r>
-      <w:r>
-        <w:rPr>
-          <w:rFonts w:ascii="맑은 고딕" w:cs="맑은 고딕" w:eastAsia="맑은 고딕" w:hAnsi="맑은 고딕"/>
-          <w:b/>
-          <w:bCs/>
-          <w:color w:val="1F3864"/>
-          <w:sz w:val="20"/>
-          <w:szCs w:val="20"/>
-        </w:rPr>
-        <w:t xml:space="preserve">수수료 0</w:t>
-      </w:r>
-      <w:r>
-        <w:rPr>
-          <w:rFonts w:ascii="맑은 고딕" w:cs="맑은 고딕" w:eastAsia="맑은 고딕" w:hAnsi="맑은 고딕"/>
-          <w:color w:val="262626"/>
-          <w:sz w:val="20"/>
-          <w:szCs w:val="20"/>
-        </w:rPr>
-        <w:t xml:space="preserve">입니다. /</w:t>
-      </w:r>
-    </w:p>
-    <w:p>
-      <w:pPr>
-        <w:shd w:fill="F2F5F9" w:color="auto" w:val="clear"/>
-        <w:spacing w:after="30" w:before="30" w:line="276"/>
-        <w:ind w:left="200" w:right="200"/>
-      </w:pPr>
-      <w:r>
-        <w:rPr>
-          <w:rFonts w:ascii="맑은 고딕" w:cs="맑은 고딕" w:eastAsia="맑은 고딕" w:hAnsi="맑은 고딕"/>
-          <w:color w:val="262626"/>
-          <w:sz w:val="20"/>
-          <w:szCs w:val="20"/>
-        </w:rPr>
-        <w:t xml:space="preserve">팔릴 때마다 돈을 떼면 사장님이 슬롯을 안 엽니다. 당근이 그랬듯, 먼저 밀도를 만드는 게 순서입니다. /</w:t>
-      </w:r>
-    </w:p>
-    <w:p>
-      <w:pPr>
-        <w:shd w:fill="F2F5F9" w:color="auto" w:val="clear"/>
-        <w:spacing w:after="30" w:before="30" w:line="276"/>
-        <w:ind w:left="200" w:right="200"/>
-      </w:pPr>
-      <w:r>
-        <w:rPr>
-          <w:rFonts w:ascii="맑은 고딕" w:cs="맑은 고딕" w:eastAsia="맑은 고딕" w:hAnsi="맑은 고딕"/>
-          <w:color w:val="262626"/>
-          <w:sz w:val="20"/>
-          <w:szCs w:val="20"/>
-        </w:rPr>
-        <w:t xml:space="preserve">밀도가 생기면 </w:t>
-      </w:r>
-      <w:r>
-        <w:rPr>
-          <w:rFonts w:ascii="맑은 고딕" w:cs="맑은 고딕" w:eastAsia="맑은 고딕" w:hAnsi="맑은 고딕"/>
-          <w:b/>
-          <w:bCs/>
-          <w:color w:val="1F3864"/>
-          <w:sz w:val="20"/>
-          <w:szCs w:val="20"/>
-        </w:rPr>
-        <w:t xml:space="preserve">광고</w:t>
-      </w:r>
-      <w:r>
-        <w:rPr>
-          <w:rFonts w:ascii="맑은 고딕" w:cs="맑은 고딕" w:eastAsia="맑은 고딕" w:hAnsi="맑은 고딕"/>
-          <w:color w:val="262626"/>
-          <w:sz w:val="20"/>
-          <w:szCs w:val="20"/>
-        </w:rPr>
-        <w:t xml:space="preserve">로 전환합니다. 아까 말씀드린 </w:t>
-      </w:r>
-      <w:r>
-        <w:rPr>
-          <w:rFonts w:ascii="맑은 고딕" w:cs="맑은 고딕" w:eastAsia="맑은 고딕" w:hAnsi="맑은 고딕"/>
-          <w:b/>
-          <w:bCs/>
-          <w:color w:val="1F3864"/>
-          <w:sz w:val="20"/>
-          <w:szCs w:val="20"/>
-        </w:rPr>
-        <w:t xml:space="preserve">도달 반경 안의 상위 노출권</w:t>
-      </w:r>
-      <w:r>
-        <w:rPr>
-          <w:rFonts w:ascii="맑은 고딕" w:cs="맑은 고딕" w:eastAsia="맑은 고딕" w:hAnsi="맑은 고딕"/>
-          <w:color w:val="262626"/>
-          <w:sz w:val="20"/>
-          <w:szCs w:val="20"/>
-        </w:rPr>
-        <w:t xml:space="preserve">이 그대로 상품이 됩니다. 이미 갈 수 있는 사람에게만 보여주는 광고니까요. /</w:t>
-      </w:r>
-    </w:p>
-    <w:p>
-      <w:pPr>
-        <w:pBdr>
-          <w:bottom w:val="single" w:color="1F3864" w:sz="4" w:space="8"/>
-        </w:pBdr>
-        <w:shd w:fill="F2F5F9" w:color="auto" w:val="clear"/>
-        <w:spacing w:after="180" w:before="30" w:line="276"/>
-        <w:ind w:left="200" w:right="200"/>
-      </w:pPr>
-      <w:r>
-        <w:rPr>
-          <w:rFonts w:ascii="맑은 고딕" w:cs="맑은 고딕" w:eastAsia="맑은 고딕" w:hAnsi="맑은 고딕"/>
-          <w:color w:val="262626"/>
-          <w:sz w:val="20"/>
-          <w:szCs w:val="20"/>
-        </w:rPr>
-        <w:t xml:space="preserve">그다음이 채움페이와 인증 배지입니다.</w:t>
-      </w:r>
-    </w:p>
-    <w:p>
-      <w:pPr>
-        <w:pStyle w:val="Heading2"/>
-        <w:spacing w:after="120" w:before="280"/>
-      </w:pPr>
-      <w:r>
-        <w:rPr>
-          <w:rFonts w:ascii="맑은 고딕" w:cs="맑은 고딕" w:eastAsia="맑은 고딕" w:hAnsi="맑은 고딕"/>
-          <w:b/>
-          <w:bCs/>
-          <w:color w:val="2E5C8A"/>
-          <w:sz w:val="24"/>
-          <w:szCs w:val="24"/>
-        </w:rPr>
-        <w:t xml:space="preserve">S13 · 로드맵과 요청  (0:34)</w:t>
-      </w:r>
-    </w:p>
-    <w:p>
-      <w:pPr>
-        <w:spacing w:after="100" w:before="60" w:line="276"/>
-      </w:pPr>
-      <w:r>
-        <w:rPr>
-          <w:rFonts w:ascii="맑은 고딕" w:cs="맑은 고딕" w:eastAsia="맑은 고딕" w:hAnsi="맑은 고딕"/>
-          <w:b/>
-          <w:bCs/>
-          <w:color w:val="595959"/>
-          <w:sz w:val="18"/>
-          <w:szCs w:val="18"/>
-        </w:rPr>
-        <w:t xml:space="preserve">화면</w:t>
-      </w:r>
-      <w:r>
-        <w:rPr>
-          <w:rFonts w:ascii="맑은 고딕" w:cs="맑은 고딕" w:eastAsia="맑은 고딕" w:hAnsi="맑은 고딕"/>
-          <w:color w:val="595959"/>
-          <w:sz w:val="18"/>
-          <w:szCs w:val="18"/>
-        </w:rPr>
-        <w:t xml:space="preserve"> — 좌: 타임라인 3단(M3 / M6 / M12). 우: 큰 글씨로 North Star "채워진 슬롯 수". 하단에 요청 2줄.</w:t>
-      </w:r>
-    </w:p>
-    <w:p>
-      <w:pPr>
-        <w:pBdr>
-          <w:top w:val="single" w:color="1F3864" w:sz="14" w:space="8"/>
-        </w:pBdr>
-        <w:shd w:fill="F2F5F9" w:color="auto" w:val="clear"/>
-        <w:spacing w:after="30" w:before="160" w:line="276"/>
-        <w:ind w:left="200" w:right="200"/>
-      </w:pPr>
-      <w:r>
-        <w:rPr>
-          <w:rFonts w:ascii="맑은 고딕" w:cs="맑은 고딕" w:eastAsia="맑은 고딕" w:hAnsi="맑은 고딕"/>
-          <w:color w:val="262626"/>
-          <w:sz w:val="20"/>
-          <w:szCs w:val="20"/>
-        </w:rPr>
-        <w:t xml:space="preserve">일정은 이렇습니다. 석 달 안에 강남구 가맹 백 개와 MVP. 여섯 달째에 </w:t>
-      </w:r>
-      <w:r>
-        <w:rPr>
-          <w:rFonts w:ascii="맑은 고딕" w:cs="맑은 고딕" w:eastAsia="맑은 고딕" w:hAnsi="맑은 고딕"/>
-          <w:b/>
-          <w:bCs/>
-          <w:color w:val="1F3864"/>
-          <w:sz w:val="20"/>
-          <w:szCs w:val="20"/>
-        </w:rPr>
-        <w:t xml:space="preserve">슬롯 성사율</w:t>
-      </w:r>
-      <w:r>
-        <w:rPr>
-          <w:rFonts w:ascii="맑은 고딕" w:cs="맑은 고딕" w:eastAsia="맑은 고딕" w:hAnsi="맑은 고딕"/>
-          <w:color w:val="262626"/>
-          <w:sz w:val="20"/>
-          <w:szCs w:val="20"/>
-        </w:rPr>
-        <w:t xml:space="preserve">로 검증하고, 일 년 안에 문화 카테고리와 서초·송파로 넓힙니다. /</w:t>
-      </w:r>
-    </w:p>
-    <w:p>
-      <w:pPr>
-        <w:shd w:fill="F2F5F9" w:color="auto" w:val="clear"/>
-        <w:spacing w:after="30" w:before="30" w:line="276"/>
-        <w:ind w:left="200" w:right="200"/>
-      </w:pPr>
-      <w:r>
-        <w:rPr>
-          <w:rFonts w:ascii="맑은 고딕" w:cs="맑은 고딕" w:eastAsia="맑은 고딕" w:hAnsi="맑은 고딕"/>
-          <w:color w:val="262626"/>
-          <w:sz w:val="20"/>
-          <w:szCs w:val="20"/>
-        </w:rPr>
-        <w:t xml:space="preserve">저희가 보는 지표는 하나입니다. </w:t>
-      </w:r>
-      <w:r>
-        <w:rPr>
-          <w:rFonts w:ascii="맑은 고딕" w:cs="맑은 고딕" w:eastAsia="맑은 고딕" w:hAnsi="맑은 고딕"/>
-          <w:b/>
-          <w:bCs/>
-          <w:color w:val="1F3864"/>
-          <w:sz w:val="20"/>
-          <w:szCs w:val="20"/>
-        </w:rPr>
-        <w:t xml:space="preserve">채워진 슬롯 수.</w:t>
-      </w:r>
-      <w:r>
-        <w:rPr>
-          <w:rFonts w:ascii="맑은 고딕" w:cs="맑은 고딕" w:eastAsia="맑은 고딕" w:hAnsi="맑은 고딕"/>
-          <w:color w:val="262626"/>
-          <w:sz w:val="20"/>
-          <w:szCs w:val="20"/>
-        </w:rPr>
-        <w:t xml:space="preserve"> 그냥 사라졌을 시간 중에 매출로 바뀐 시간의 총량입니다. /</w:t>
-      </w:r>
-    </w:p>
-    <w:p>
-      <w:pPr>
-        <w:pBdr>
-          <w:bottom w:val="single" w:color="1F3864" w:sz="4" w:space="8"/>
-        </w:pBdr>
-        <w:shd w:fill="F2F5F9" w:color="auto" w:val="clear"/>
-        <w:spacing w:after="180" w:before="30" w:line="276"/>
-        <w:ind w:left="200" w:right="200"/>
-      </w:pPr>
-      <w:r>
-        <w:rPr>
-          <w:rFonts w:ascii="맑은 고딕" w:cs="맑은 고딕" w:eastAsia="맑은 고딕" w:hAnsi="맑은 고딕"/>
-          <w:color w:val="262626"/>
-          <w:sz w:val="20"/>
-          <w:szCs w:val="20"/>
-        </w:rPr>
-        <w:t xml:space="preserve">그래서 저희가 필요한 것은 두 가지입니다. </w:t>
-      </w:r>
-      <w:r>
-        <w:rPr>
-          <w:rFonts w:ascii="맑은 고딕" w:cs="맑은 고딕" w:eastAsia="맑은 고딕" w:hAnsi="맑은 고딕"/>
-          <w:b/>
-          <w:bCs/>
-          <w:color w:val="1F3864"/>
-          <w:sz w:val="20"/>
-          <w:szCs w:val="20"/>
-        </w:rPr>
-        <w:t xml:space="preserve">강남구에서의 여섯 달</w:t>
-      </w:r>
-      <w:r>
-        <w:rPr>
-          <w:rFonts w:ascii="맑은 고딕" w:cs="맑은 고딕" w:eastAsia="맑은 고딕" w:hAnsi="맑은 고딕"/>
-          <w:color w:val="262626"/>
-          <w:sz w:val="20"/>
-          <w:szCs w:val="20"/>
-        </w:rPr>
-        <w:t xml:space="preserve">, 그리고 2단계에서 문을 열어줄 </w:t>
-      </w:r>
-      <w:r>
-        <w:rPr>
-          <w:rFonts w:ascii="맑은 고딕" w:cs="맑은 고딕" w:eastAsia="맑은 고딕" w:hAnsi="맑은 고딕"/>
-          <w:b/>
-          <w:bCs/>
-          <w:color w:val="1F3864"/>
-          <w:sz w:val="20"/>
-          <w:szCs w:val="20"/>
-        </w:rPr>
-        <w:t xml:space="preserve">첫 대형 파트너 한 곳.</w:t>
-      </w:r>
-    </w:p>
-    <w:p>
-      <w:pPr>
-        <w:pStyle w:val="Heading2"/>
-        <w:spacing w:after="120" w:before="280"/>
-      </w:pPr>
-      <w:r>
-        <w:rPr>
-          <w:rFonts w:ascii="맑은 고딕" w:cs="맑은 고딕" w:eastAsia="맑은 고딕" w:hAnsi="맑은 고딕"/>
-          <w:b/>
-          <w:bCs/>
-          <w:color w:val="2E5C8A"/>
-          <w:sz w:val="24"/>
-          <w:szCs w:val="24"/>
-        </w:rPr>
-        <w:t xml:space="preserve">S14 · 정면으로 받는 두 가지 지적  (0:35)</w:t>
-      </w:r>
-    </w:p>
-    <w:p>
-      <w:pPr>
-        <w:spacing w:after="100" w:before="60" w:line="276"/>
-      </w:pPr>
-      <w:r>
-        <w:rPr>
-          <w:rFonts w:ascii="맑은 고딕" w:cs="맑은 고딕" w:eastAsia="맑은 고딕" w:hAnsi="맑은 고딕"/>
-          <w:b/>
-          <w:bCs/>
-          <w:color w:val="595959"/>
-          <w:sz w:val="18"/>
-          <w:szCs w:val="18"/>
-        </w:rPr>
-        <w:t xml:space="preserve">화면</w:t>
-      </w:r>
-      <w:r>
-        <w:rPr>
-          <w:rFonts w:ascii="맑은 고딕" w:cs="맑은 고딕" w:eastAsia="맑은 고딕" w:hAnsi="맑은 고딕"/>
-          <w:color w:val="595959"/>
-          <w:sz w:val="18"/>
-          <w:szCs w:val="18"/>
-        </w:rPr>
-        <w:t xml:space="preserve"> — 질문 두 개는 크게, 답은 아래에 작게.</w:t>
-      </w:r>
-    </w:p>
-    <w:p>
-      <w:pPr>
-        <w:pBdr>
-          <w:top w:val="single" w:color="1F3864" w:sz="14" w:space="8"/>
-        </w:pBdr>
-        <w:shd w:fill="F2F5F9" w:color="auto" w:val="clear"/>
-        <w:spacing w:after="30" w:before="160" w:line="276"/>
-        <w:ind w:left="200" w:right="200"/>
-      </w:pPr>
-      <w:r>
-        <w:rPr>
-          <w:rFonts w:ascii="맑은 고딕" w:cs="맑은 고딕" w:eastAsia="맑은 고딕" w:hAnsi="맑은 고딕"/>
-          <w:color w:val="262626"/>
-          <w:sz w:val="20"/>
-          <w:szCs w:val="20"/>
-        </w:rPr>
-        <w:t xml:space="preserve">가장 많이 받은 지적 두 가지를 미리 말씀드리겠습니다. /</w:t>
-      </w:r>
-    </w:p>
-    <w:p>
-      <w:pPr>
-        <w:shd w:fill="F2F5F9" w:color="auto" w:val="clear"/>
-        <w:spacing w:after="30" w:before="30" w:line="276"/>
-        <w:ind w:left="200" w:right="200"/>
-      </w:pPr>
-      <w:r>
-        <w:rPr>
-          <w:rFonts w:ascii="맑은 고딕" w:cs="맑은 고딕" w:eastAsia="맑은 고딕" w:hAnsi="맑은 고딕"/>
-          <w:color w:val="262626"/>
-          <w:sz w:val="20"/>
-          <w:szCs w:val="20"/>
-        </w:rPr>
-        <w:t xml:space="preserve">하나, </w:t>
-      </w:r>
-      <w:r>
-        <w:rPr>
-          <w:rFonts w:ascii="맑은 고딕" w:cs="맑은 고딕" w:eastAsia="맑은 고딕" w:hAnsi="맑은 고딕"/>
-          <w:b/>
-          <w:bCs/>
-          <w:color w:val="1F3864"/>
-          <w:sz w:val="20"/>
-          <w:szCs w:val="20"/>
-        </w:rPr>
-        <w:t xml:space="preserve">빈 슬롯을 파는 가게는 안 되는 가게 아니냐.</w:t>
-      </w:r>
-      <w:r>
-        <w:rPr>
-          <w:rFonts w:ascii="맑은 고딕" w:cs="맑은 고딕" w:eastAsia="맑은 고딕" w:hAnsi="맑은 고딕"/>
-          <w:color w:val="262626"/>
-          <w:sz w:val="20"/>
-          <w:szCs w:val="20"/>
-        </w:rPr>
-        <w:t xml:space="preserve"> 그래서 초기 백 개는 저희가 </w:t>
-      </w:r>
-      <w:r>
-        <w:rPr>
-          <w:rFonts w:ascii="맑은 고딕" w:cs="맑은 고딕" w:eastAsia="맑은 고딕" w:hAnsi="맑은 고딕"/>
-          <w:b/>
-          <w:bCs/>
-          <w:color w:val="1F3864"/>
-          <w:sz w:val="20"/>
-          <w:szCs w:val="20"/>
-        </w:rPr>
-        <w:t xml:space="preserve">직접 심사</w:t>
-      </w:r>
-      <w:r>
-        <w:rPr>
-          <w:rFonts w:ascii="맑은 고딕" w:cs="맑은 고딕" w:eastAsia="맑은 고딕" w:hAnsi="맑은 고딕"/>
-          <w:color w:val="262626"/>
-          <w:sz w:val="20"/>
-          <w:szCs w:val="20"/>
-        </w:rPr>
-        <w:t xml:space="preserve">합니다. 떨이가 아니라 </w:t>
-      </w:r>
-      <w:r>
-        <w:rPr>
-          <w:rFonts w:ascii="맑은 고딕" w:cs="맑은 고딕" w:eastAsia="맑은 고딕" w:hAnsi="맑은 고딕"/>
-          <w:b/>
-          <w:bCs/>
-          <w:color w:val="1F3864"/>
-          <w:sz w:val="20"/>
-          <w:szCs w:val="20"/>
-        </w:rPr>
-        <w:t xml:space="preserve">첫 방문 체험 슬롯</w:t>
-      </w:r>
-      <w:r>
-        <w:rPr>
-          <w:rFonts w:ascii="맑은 고딕" w:cs="맑은 고딕" w:eastAsia="맑은 고딕" w:hAnsi="맑은 고딕"/>
-          <w:color w:val="262626"/>
-          <w:sz w:val="20"/>
-          <w:szCs w:val="20"/>
-        </w:rPr>
-        <w:t xml:space="preserve">입니다. /</w:t>
-      </w:r>
-    </w:p>
-    <w:p>
-      <w:pPr>
-        <w:pBdr>
-          <w:bottom w:val="single" w:color="1F3864" w:sz="4" w:space="8"/>
-        </w:pBdr>
-        <w:shd w:fill="F2F5F9" w:color="auto" w:val="clear"/>
-        <w:spacing w:after="180" w:before="30" w:line="276"/>
-        <w:ind w:left="200" w:right="200"/>
-      </w:pPr>
-      <w:r>
-        <w:rPr>
-          <w:rFonts w:ascii="맑은 고딕" w:cs="맑은 고딕" w:eastAsia="맑은 고딕" w:hAnsi="맑은 고딕"/>
-          <w:color w:val="262626"/>
-          <w:sz w:val="20"/>
-          <w:szCs w:val="20"/>
-        </w:rPr>
-        <w:t xml:space="preserve">둘, </w:t>
-      </w:r>
-      <w:r>
-        <w:rPr>
-          <w:rFonts w:ascii="맑은 고딕" w:cs="맑은 고딕" w:eastAsia="맑은 고딕" w:hAnsi="맑은 고딕"/>
-          <w:b/>
-          <w:bCs/>
-          <w:color w:val="1F3864"/>
-          <w:sz w:val="20"/>
-          <w:szCs w:val="20"/>
-        </w:rPr>
-        <w:t xml:space="preserve">강남구 안에서는 자전거면 어차피 다 가지 않냐.</w:t>
-      </w:r>
-      <w:r>
-        <w:rPr>
-          <w:rFonts w:ascii="맑은 고딕" w:cs="맑은 고딕" w:eastAsia="맑은 고딕" w:hAnsi="맑은 고딕"/>
-          <w:color w:val="262626"/>
-          <w:sz w:val="20"/>
-          <w:szCs w:val="20"/>
-        </w:rPr>
-        <w:t xml:space="preserve"> 맞습니다. 그래서 이 기능은 거리 제한이 아니라 </w:t>
-      </w:r>
-      <w:r>
-        <w:rPr>
-          <w:rFonts w:ascii="맑은 고딕" w:cs="맑은 고딕" w:eastAsia="맑은 고딕" w:hAnsi="맑은 고딕"/>
-          <w:b/>
-          <w:bCs/>
-          <w:color w:val="1F3864"/>
-          <w:sz w:val="20"/>
-          <w:szCs w:val="20"/>
-        </w:rPr>
-        <w:t xml:space="preserve">도착 보증</w:t>
-      </w:r>
-      <w:r>
-        <w:rPr>
-          <w:rFonts w:ascii="맑은 고딕" w:cs="맑은 고딕" w:eastAsia="맑은 고딕" w:hAnsi="맑은 고딕"/>
-          <w:color w:val="262626"/>
-          <w:sz w:val="20"/>
-          <w:szCs w:val="20"/>
-        </w:rPr>
-        <w:t xml:space="preserve">입니다. 못 갈 곳을 안 띄워주는 신뢰 장치이고, </w:t>
-      </w:r>
-      <w:r>
-        <w:rPr>
-          <w:rFonts w:ascii="맑은 고딕" w:cs="맑은 고딕" w:eastAsia="맑은 고딕" w:hAnsi="맑은 고딕"/>
-          <w:b/>
-          <w:bCs/>
-          <w:color w:val="1F3864"/>
-          <w:sz w:val="20"/>
-          <w:szCs w:val="20"/>
-        </w:rPr>
-        <w:t xml:space="preserve">서울 전역으로 넓어질수록 강해집니다.</w:t>
-      </w:r>
-    </w:p>
-    <w:p>
-      <w:pPr>
-        <w:spacing w:after="100" w:before="60" w:line="276"/>
-      </w:pPr>
-      <w:r>
-        <w:rPr>
-          <w:rFonts w:ascii="맑은 고딕" w:cs="맑은 고딕" w:eastAsia="맑은 고딕" w:hAnsi="맑은 고딕"/>
-          <w:b/>
-          <w:bCs/>
-          <w:color w:val="595959"/>
-          <w:sz w:val="18"/>
-          <w:szCs w:val="18"/>
-        </w:rPr>
-        <w:t xml:space="preserve">전환</w:t>
-      </w:r>
-      <w:r>
-        <w:rPr>
-          <w:rFonts w:ascii="맑은 고딕" w:cs="맑은 고딕" w:eastAsia="맑은 고딕" w:hAnsi="맑은 고딕"/>
-          <w:color w:val="595959"/>
-          <w:sz w:val="18"/>
-          <w:szCs w:val="18"/>
-        </w:rPr>
-        <w:t xml:space="preserve"> — 화면을 어둡게 하고</w:t>
-      </w:r>
-    </w:p>
-    <w:p>
-      <w:pPr>
-        <w:pStyle w:val="Heading2"/>
-        <w:spacing w:after="120" w:before="280"/>
-      </w:pPr>
-      <w:r>
-        <w:rPr>
-          <w:rFonts w:ascii="맑은 고딕" w:cs="맑은 고딕" w:eastAsia="맑은 고딕" w:hAnsi="맑은 고딕"/>
-          <w:b/>
-          <w:bCs/>
-          <w:color w:val="2E5C8A"/>
-          <w:sz w:val="24"/>
-          <w:szCs w:val="24"/>
-        </w:rPr>
-        <w:t xml:space="preserve">S15 · 클로징 — 두 사람  (0:37)</w:t>
+        <w:t xml:space="preserve">S12 · 클로징 — 두 사람  (0:37)</w:t>
       </w:r>
     </w:p>
     <w:p>
@@ -22197,7 +24804,7 @@
                 <w:sz w:val="18"/>
                 <w:szCs w:val="18"/>
               </w:rPr>
-              <w:t xml:space="preserve">S1 두 사람</w:t>
+              <w:t xml:space="preserve">S1 두 사람 → 브리지</w:t>
             </w:r>
           </w:p>
         </w:tc>
@@ -22251,7 +24858,7 @@
                 <w:sz w:val="18"/>
                 <w:szCs w:val="18"/>
               </w:rPr>
-              <w:t xml:space="preserve">0:44</w:t>
+              <w:t xml:space="preserve">1:09</w:t>
             </w:r>
           </w:p>
         </w:tc>
@@ -22288,318 +24895,6 @@
           <w:tcPr>
             <w:tcW w:type="dxa" w:w="2300"/>
             <w:shd w:fill="F7F9FC" w:color="auto" w:val="clear"/>
-            <w:tcMar>
-              <w:top w:type="dxa" w:w="70"/>
-              <w:left w:type="dxa" w:w="110"/>
-              <w:bottom w:type="dxa" w:w="70"/>
-              <w:right w:type="dxa" w:w="110"/>
-            </w:tcMar>
-            <w:vAlign w:val="center"/>
-          </w:tcPr>
-          <w:p>
-            <w:pPr>
-              <w:spacing w:after="0" w:before="0" w:line="252"/>
-            </w:pPr>
-            <w:r>
-              <w:rPr>
-                <w:rFonts w:ascii="맑은 고딕" w:cs="맑은 고딕" w:eastAsia="맑은 고딕" w:hAnsi="맑은 고딕"/>
-                <w:color w:val="262626"/>
-                <w:sz w:val="18"/>
-                <w:szCs w:val="18"/>
-              </w:rPr>
-              <w:t xml:space="preserve">S2 두 개의 빈칸</w:t>
-            </w:r>
-          </w:p>
-        </w:tc>
-        <w:tc>
-          <w:tcPr>
-            <w:tcW w:type="dxa" w:w="1100"/>
-            <w:shd w:fill="F7F9FC" w:color="auto" w:val="clear"/>
-            <w:tcMar>
-              <w:top w:type="dxa" w:w="70"/>
-              <w:left w:type="dxa" w:w="110"/>
-              <w:bottom w:type="dxa" w:w="70"/>
-              <w:right w:type="dxa" w:w="110"/>
-            </w:tcMar>
-            <w:vAlign w:val="center"/>
-          </w:tcPr>
-          <w:p>
-            <w:pPr>
-              <w:spacing w:after="0" w:before="0" w:line="252"/>
-            </w:pPr>
-            <w:r>
-              <w:rPr>
-                <w:rFonts w:ascii="맑은 고딕" w:cs="맑은 고딕" w:eastAsia="맑은 고딕" w:hAnsi="맑은 고딕"/>
-                <w:color w:val="262626"/>
-                <w:sz w:val="18"/>
-                <w:szCs w:val="18"/>
-              </w:rPr>
-              <w:t xml:space="preserve">0:44</w:t>
-            </w:r>
-          </w:p>
-        </w:tc>
-        <w:tc>
-          <w:tcPr>
-            <w:tcW w:type="dxa" w:w="1100"/>
-            <w:shd w:fill="F7F9FC" w:color="auto" w:val="clear"/>
-            <w:tcMar>
-              <w:top w:type="dxa" w:w="70"/>
-              <w:left w:type="dxa" w:w="110"/>
-              <w:bottom w:type="dxa" w:w="70"/>
-              <w:right w:type="dxa" w:w="110"/>
-            </w:tcMar>
-            <w:vAlign w:val="center"/>
-          </w:tcPr>
-          <w:p>
-            <w:pPr>
-              <w:spacing w:after="0" w:before="0" w:line="252"/>
-            </w:pPr>
-            <w:r>
-              <w:rPr>
-                <w:rFonts w:ascii="맑은 고딕" w:cs="맑은 고딕" w:eastAsia="맑은 고딕" w:hAnsi="맑은 고딕"/>
-                <w:color w:val="262626"/>
-                <w:sz w:val="18"/>
-                <w:szCs w:val="18"/>
-              </w:rPr>
-              <w:t xml:space="preserve">0:38</w:t>
-            </w:r>
-          </w:p>
-        </w:tc>
-        <w:tc>
-          <w:tcPr>
-            <w:tcW w:type="dxa" w:w="5138"/>
-            <w:shd w:fill="F7F9FC" w:color="auto" w:val="clear"/>
-            <w:tcMar>
-              <w:top w:type="dxa" w:w="70"/>
-              <w:left w:type="dxa" w:w="110"/>
-              <w:bottom w:type="dxa" w:w="70"/>
-              <w:right w:type="dxa" w:w="110"/>
-            </w:tcMar>
-            <w:vAlign w:val="center"/>
-          </w:tcPr>
-          <w:p>
-            <w:pPr>
-              <w:spacing w:after="0" w:before="0" w:line="252"/>
-            </w:pPr>
-          </w:p>
-        </w:tc>
-      </w:tr>
-      <w:tr>
-        <w:tc>
-          <w:tcPr>
-            <w:tcW w:type="dxa" w:w="2300"/>
-            <w:shd w:fill="FFFFFF" w:color="auto" w:val="clear"/>
-            <w:tcMar>
-              <w:top w:type="dxa" w:w="70"/>
-              <w:left w:type="dxa" w:w="110"/>
-              <w:bottom w:type="dxa" w:w="70"/>
-              <w:right w:type="dxa" w:w="110"/>
-            </w:tcMar>
-            <w:vAlign w:val="center"/>
-          </w:tcPr>
-          <w:p>
-            <w:pPr>
-              <w:spacing w:after="0" w:before="0" w:line="252"/>
-            </w:pPr>
-            <w:r>
-              <w:rPr>
-                <w:rFonts w:ascii="맑은 고딕" w:cs="맑은 고딕" w:eastAsia="맑은 고딕" w:hAnsi="맑은 고딕"/>
-                <w:color w:val="262626"/>
-                <w:sz w:val="18"/>
-                <w:szCs w:val="18"/>
-              </w:rPr>
-              <w:t xml:space="preserve">S3 왜 안 만나는가</w:t>
-            </w:r>
-          </w:p>
-        </w:tc>
-        <w:tc>
-          <w:tcPr>
-            <w:tcW w:type="dxa" w:w="1100"/>
-            <w:shd w:fill="FFFFFF" w:color="auto" w:val="clear"/>
-            <w:tcMar>
-              <w:top w:type="dxa" w:w="70"/>
-              <w:left w:type="dxa" w:w="110"/>
-              <w:bottom w:type="dxa" w:w="70"/>
-              <w:right w:type="dxa" w:w="110"/>
-            </w:tcMar>
-            <w:vAlign w:val="center"/>
-          </w:tcPr>
-          <w:p>
-            <w:pPr>
-              <w:spacing w:after="0" w:before="0" w:line="252"/>
-            </w:pPr>
-            <w:r>
-              <w:rPr>
-                <w:rFonts w:ascii="맑은 고딕" w:cs="맑은 고딕" w:eastAsia="맑은 고딕" w:hAnsi="맑은 고딕"/>
-                <w:color w:val="262626"/>
-                <w:sz w:val="18"/>
-                <w:szCs w:val="18"/>
-              </w:rPr>
-              <w:t xml:space="preserve">1:23</w:t>
-            </w:r>
-          </w:p>
-        </w:tc>
-        <w:tc>
-          <w:tcPr>
-            <w:tcW w:type="dxa" w:w="1100"/>
-            <w:shd w:fill="FFFFFF" w:color="auto" w:val="clear"/>
-            <w:tcMar>
-              <w:top w:type="dxa" w:w="70"/>
-              <w:left w:type="dxa" w:w="110"/>
-              <w:bottom w:type="dxa" w:w="70"/>
-              <w:right w:type="dxa" w:w="110"/>
-            </w:tcMar>
-            <w:vAlign w:val="center"/>
-          </w:tcPr>
-          <w:p>
-            <w:pPr>
-              <w:spacing w:after="0" w:before="0" w:line="252"/>
-            </w:pPr>
-            <w:r>
-              <w:rPr>
-                <w:rFonts w:ascii="맑은 고딕" w:cs="맑은 고딕" w:eastAsia="맑은 고딕" w:hAnsi="맑은 고딕"/>
-                <w:color w:val="262626"/>
-                <w:sz w:val="18"/>
-                <w:szCs w:val="18"/>
-              </w:rPr>
-              <w:t xml:space="preserve">0:29</w:t>
-            </w:r>
-          </w:p>
-        </w:tc>
-        <w:tc>
-          <w:tcPr>
-            <w:tcW w:type="dxa" w:w="5138"/>
-            <w:shd w:fill="FFFFFF" w:color="auto" w:val="clear"/>
-            <w:tcMar>
-              <w:top w:type="dxa" w:w="70"/>
-              <w:left w:type="dxa" w:w="110"/>
-              <w:bottom w:type="dxa" w:w="70"/>
-              <w:right w:type="dxa" w:w="110"/>
-            </w:tcMar>
-            <w:vAlign w:val="center"/>
-          </w:tcPr>
-          <w:p>
-            <w:pPr>
-              <w:spacing w:after="0" w:before="0" w:line="252"/>
-            </w:pPr>
-          </w:p>
-        </w:tc>
-      </w:tr>
-      <w:tr>
-        <w:tc>
-          <w:tcPr>
-            <w:tcW w:type="dxa" w:w="2300"/>
-            <w:shd w:fill="F7F9FC" w:color="auto" w:val="clear"/>
-            <w:tcMar>
-              <w:top w:type="dxa" w:w="70"/>
-              <w:left w:type="dxa" w:w="110"/>
-              <w:bottom w:type="dxa" w:w="70"/>
-              <w:right w:type="dxa" w:w="110"/>
-            </w:tcMar>
-            <w:vAlign w:val="center"/>
-          </w:tcPr>
-          <w:p>
-            <w:pPr>
-              <w:spacing w:after="0" w:before="0" w:line="252"/>
-            </w:pPr>
-            <w:r>
-              <w:rPr>
-                <w:rFonts w:ascii="맑은 고딕" w:cs="맑은 고딕" w:eastAsia="맑은 고딕" w:hAnsi="맑은 고딕"/>
-                <w:color w:val="262626"/>
-                <w:sz w:val="18"/>
-                <w:szCs w:val="18"/>
-              </w:rPr>
-              <w:t xml:space="preserve">S4 채움</w:t>
-            </w:r>
-          </w:p>
-        </w:tc>
-        <w:tc>
-          <w:tcPr>
-            <w:tcW w:type="dxa" w:w="1100"/>
-            <w:shd w:fill="F7F9FC" w:color="auto" w:val="clear"/>
-            <w:tcMar>
-              <w:top w:type="dxa" w:w="70"/>
-              <w:left w:type="dxa" w:w="110"/>
-              <w:bottom w:type="dxa" w:w="70"/>
-              <w:right w:type="dxa" w:w="110"/>
-            </w:tcMar>
-            <w:vAlign w:val="center"/>
-          </w:tcPr>
-          <w:p>
-            <w:pPr>
-              <w:spacing w:after="0" w:before="0" w:line="252"/>
-            </w:pPr>
-            <w:r>
-              <w:rPr>
-                <w:rFonts w:ascii="맑은 고딕" w:cs="맑은 고딕" w:eastAsia="맑은 고딕" w:hAnsi="맑은 고딕"/>
-                <w:color w:val="262626"/>
-                <w:sz w:val="18"/>
-                <w:szCs w:val="18"/>
-              </w:rPr>
-              <w:t xml:space="preserve">1:53</w:t>
-            </w:r>
-          </w:p>
-        </w:tc>
-        <w:tc>
-          <w:tcPr>
-            <w:tcW w:type="dxa" w:w="1100"/>
-            <w:shd w:fill="F7F9FC" w:color="auto" w:val="clear"/>
-            <w:tcMar>
-              <w:top w:type="dxa" w:w="70"/>
-              <w:left w:type="dxa" w:w="110"/>
-              <w:bottom w:type="dxa" w:w="70"/>
-              <w:right w:type="dxa" w:w="110"/>
-            </w:tcMar>
-            <w:vAlign w:val="center"/>
-          </w:tcPr>
-          <w:p>
-            <w:pPr>
-              <w:spacing w:after="0" w:before="0" w:line="252"/>
-            </w:pPr>
-            <w:r>
-              <w:rPr>
-                <w:rFonts w:ascii="맑은 고딕" w:cs="맑은 고딕" w:eastAsia="맑은 고딕" w:hAnsi="맑은 고딕"/>
-                <w:color w:val="262626"/>
-                <w:sz w:val="18"/>
-                <w:szCs w:val="18"/>
-              </w:rPr>
-              <w:t xml:space="preserve">0:19</w:t>
-            </w:r>
-          </w:p>
-        </w:tc>
-        <w:tc>
-          <w:tcPr>
-            <w:tcW w:type="dxa" w:w="5138"/>
-            <w:shd w:fill="F7F9FC" w:color="auto" w:val="clear"/>
-            <w:tcMar>
-              <w:top w:type="dxa" w:w="70"/>
-              <w:left w:type="dxa" w:w="110"/>
-              <w:bottom w:type="dxa" w:w="70"/>
-              <w:right w:type="dxa" w:w="110"/>
-            </w:tcMar>
-            <w:vAlign w:val="center"/>
-          </w:tcPr>
-          <w:p>
-            <w:pPr>
-              <w:spacing w:after="0" w:before="0" w:line="252"/>
-            </w:pPr>
-            <w:r>
-              <w:rPr>
-                <w:rFonts w:ascii="맑은 고딕" w:cs="맑은 고딕" w:eastAsia="맑은 고딕" w:hAnsi="맑은 고딕"/>
-                <w:color w:val="262626"/>
-                <w:sz w:val="18"/>
-                <w:szCs w:val="18"/>
-              </w:rPr>
-              <w:t xml:space="preserve">한 줄만 읽고 멈추기</w:t>
-            </w:r>
-          </w:p>
-        </w:tc>
-      </w:tr>
-      <w:tr>
-        <w:tc>
-          <w:tcPr>
-            <w:tcW w:type="dxa" w:w="2300"/>
-            <w:shd w:fill="FFFFFF" w:color="auto" w:val="clear"/>
             <w:tcMar>
               <w:top w:type="dxa" w:w="70"/>
               <w:left w:type="dxa" w:w="110"/>
@@ -22621,14 +24916,14 @@
                 <w:sz w:val="18"/>
                 <w:szCs w:val="18"/>
               </w:rPr>
-              <w:t xml:space="preserve">S5 핵심 데모</w:t>
+              <w:t xml:space="preserve">S2 핵심 데모</w:t>
             </w:r>
           </w:p>
         </w:tc>
         <w:tc>
           <w:tcPr>
             <w:tcW w:type="dxa" w:w="1100"/>
-            <w:shd w:fill="FFFFFF" w:color="auto" w:val="clear"/>
+            <w:shd w:fill="F7F9FC" w:color="auto" w:val="clear"/>
             <w:tcMar>
               <w:top w:type="dxa" w:w="70"/>
               <w:left w:type="dxa" w:w="110"/>
@@ -22648,14 +24943,14 @@
                 <w:sz w:val="18"/>
                 <w:szCs w:val="18"/>
               </w:rPr>
-              <w:t xml:space="preserve">2:12</w:t>
+              <w:t xml:space="preserve">1:09</w:t>
             </w:r>
           </w:p>
         </w:tc>
         <w:tc>
           <w:tcPr>
             <w:tcW w:type="dxa" w:w="1100"/>
-            <w:shd w:fill="FFFFFF" w:color="auto" w:val="clear"/>
+            <w:shd w:fill="F7F9FC" w:color="auto" w:val="clear"/>
             <w:tcMar>
               <w:top w:type="dxa" w:w="70"/>
               <w:left w:type="dxa" w:w="110"/>
@@ -22677,14 +24972,14 @@
                 <w:sz w:val="18"/>
                 <w:szCs w:val="18"/>
               </w:rPr>
-              <w:t xml:space="preserve">1:17</w:t>
+              <w:t xml:space="preserve">1:18</w:t>
             </w:r>
           </w:p>
         </w:tc>
         <w:tc>
           <w:tcPr>
             <w:tcW w:type="dxa" w:w="5138"/>
-            <w:shd w:fill="FFFFFF" w:color="auto" w:val="clear"/>
+            <w:shd w:fill="F7F9FC" w:color="auto" w:val="clear"/>
             <w:tcMar>
               <w:top w:type="dxa" w:w="70"/>
               <w:left w:type="dxa" w:w="110"/>
@@ -22715,6 +25010,107 @@
         <w:tc>
           <w:tcPr>
             <w:tcW w:type="dxa" w:w="2300"/>
+            <w:shd w:fill="FFFFFF" w:color="auto" w:val="clear"/>
+            <w:tcMar>
+              <w:top w:type="dxa" w:w="70"/>
+              <w:left w:type="dxa" w:w="110"/>
+              <w:bottom w:type="dxa" w:w="70"/>
+              <w:right w:type="dxa" w:w="110"/>
+            </w:tcMar>
+            <w:vAlign w:val="center"/>
+          </w:tcPr>
+          <w:p>
+            <w:pPr>
+              <w:spacing w:after="0" w:before="0" w:line="252"/>
+            </w:pPr>
+            <w:r>
+              <w:rPr>
+                <w:rFonts w:ascii="맑은 고딕" w:cs="맑은 고딕" w:eastAsia="맑은 고딕" w:hAnsi="맑은 고딕"/>
+                <w:color w:val="262626"/>
+                <w:sz w:val="18"/>
+                <w:szCs w:val="18"/>
+              </w:rPr>
+              <w:t xml:space="preserve">S3 세 가지 효과</w:t>
+            </w:r>
+          </w:p>
+        </w:tc>
+        <w:tc>
+          <w:tcPr>
+            <w:tcW w:type="dxa" w:w="1100"/>
+            <w:shd w:fill="FFFFFF" w:color="auto" w:val="clear"/>
+            <w:tcMar>
+              <w:top w:type="dxa" w:w="70"/>
+              <w:left w:type="dxa" w:w="110"/>
+              <w:bottom w:type="dxa" w:w="70"/>
+              <w:right w:type="dxa" w:w="110"/>
+            </w:tcMar>
+            <w:vAlign w:val="center"/>
+          </w:tcPr>
+          <w:p>
+            <w:pPr>
+              <w:spacing w:after="0" w:before="0" w:line="252"/>
+            </w:pPr>
+            <w:r>
+              <w:rPr>
+                <w:rFonts w:ascii="맑은 고딕" w:cs="맑은 고딕" w:eastAsia="맑은 고딕" w:hAnsi="맑은 고딕"/>
+                <w:color w:val="262626"/>
+                <w:sz w:val="18"/>
+                <w:szCs w:val="18"/>
+              </w:rPr>
+              <w:t xml:space="preserve">2:28</w:t>
+            </w:r>
+          </w:p>
+        </w:tc>
+        <w:tc>
+          <w:tcPr>
+            <w:tcW w:type="dxa" w:w="1100"/>
+            <w:shd w:fill="FFFFFF" w:color="auto" w:val="clear"/>
+            <w:tcMar>
+              <w:top w:type="dxa" w:w="70"/>
+              <w:left w:type="dxa" w:w="110"/>
+              <w:bottom w:type="dxa" w:w="70"/>
+              <w:right w:type="dxa" w:w="110"/>
+            </w:tcMar>
+            <w:vAlign w:val="center"/>
+          </w:tcPr>
+          <w:p>
+            <w:pPr>
+              <w:spacing w:after="0" w:before="0" w:line="252"/>
+            </w:pPr>
+            <w:r>
+              <w:rPr>
+                <w:rFonts w:ascii="맑은 고딕" w:cs="맑은 고딕" w:eastAsia="맑은 고딕" w:hAnsi="맑은 고딕"/>
+                <w:color w:val="262626"/>
+                <w:sz w:val="18"/>
+                <w:szCs w:val="18"/>
+              </w:rPr>
+              <w:t xml:space="preserve">0:28</w:t>
+            </w:r>
+          </w:p>
+        </w:tc>
+        <w:tc>
+          <w:tcPr>
+            <w:tcW w:type="dxa" w:w="5138"/>
+            <w:shd w:fill="FFFFFF" w:color="auto" w:val="clear"/>
+            <w:tcMar>
+              <w:top w:type="dxa" w:w="70"/>
+              <w:left w:type="dxa" w:w="110"/>
+              <w:bottom w:type="dxa" w:w="70"/>
+              <w:right w:type="dxa" w:w="110"/>
+            </w:tcMar>
+            <w:vAlign w:val="center"/>
+          </w:tcPr>
+          <w:p>
+            <w:pPr>
+              <w:spacing w:after="0" w:before="0" w:line="252"/>
+            </w:pPr>
+          </w:p>
+        </w:tc>
+      </w:tr>
+      <w:tr>
+        <w:tc>
+          <w:tcPr>
+            <w:tcW w:type="dxa" w:w="2300"/>
             <w:shd w:fill="F7F9FC" w:color="auto" w:val="clear"/>
             <w:tcMar>
               <w:top w:type="dxa" w:w="70"/>
@@ -22735,7 +25131,7 @@
                 <w:sz w:val="18"/>
                 <w:szCs w:val="18"/>
               </w:rPr>
-              <w:t xml:space="preserve">S6 세 가지 효과</w:t>
+              <w:t xml:space="preserve">S4 사장님 화면</w:t>
             </w:r>
           </w:p>
         </w:tc>
@@ -22762,7 +25158,7 @@
                 <w:sz w:val="18"/>
                 <w:szCs w:val="18"/>
               </w:rPr>
-              <w:t xml:space="preserve">3:30</w:t>
+              <w:t xml:space="preserve">2:56</w:t>
             </w:r>
           </w:p>
         </w:tc>
@@ -22789,7 +25185,7 @@
                 <w:sz w:val="18"/>
                 <w:szCs w:val="18"/>
               </w:rPr>
-              <w:t xml:space="preserve">0:28</w:t>
+              <w:t xml:space="preserve">0:23</w:t>
             </w:r>
           </w:p>
         </w:tc>
@@ -22836,7 +25232,7 @@
                 <w:sz w:val="18"/>
                 <w:szCs w:val="18"/>
               </w:rPr>
-              <w:t xml:space="preserve">S7 사장님 화면</w:t>
+              <w:t xml:space="preserve">S5 경쟁 지도</w:t>
             </w:r>
           </w:p>
         </w:tc>
@@ -22863,7 +25259,7 @@
                 <w:sz w:val="18"/>
                 <w:szCs w:val="18"/>
               </w:rPr>
-              <w:t xml:space="preserve">3:58</w:t>
+              <w:t xml:space="preserve">3:20</w:t>
             </w:r>
           </w:p>
         </w:tc>
@@ -22890,7 +25286,7 @@
                 <w:sz w:val="18"/>
                 <w:szCs w:val="18"/>
               </w:rPr>
-              <w:t xml:space="preserve">0:23</w:t>
+              <w:t xml:space="preserve">0:32</w:t>
             </w:r>
           </w:p>
         </w:tc>
@@ -22937,7 +25333,7 @@
                 <w:sz w:val="18"/>
                 <w:szCs w:val="18"/>
               </w:rPr>
-              <w:t xml:space="preserve">S8 경쟁 지도</w:t>
+              <w:t xml:space="preserve">S6 확장 4단계</w:t>
             </w:r>
           </w:p>
         </w:tc>
@@ -22964,7 +25360,7 @@
                 <w:sz w:val="18"/>
                 <w:szCs w:val="18"/>
               </w:rPr>
-              <w:t xml:space="preserve">4:22</w:t>
+              <w:t xml:space="preserve">3:53</w:t>
             </w:r>
           </w:p>
         </w:tc>
@@ -22991,7 +25387,7 @@
                 <w:sz w:val="18"/>
                 <w:szCs w:val="18"/>
               </w:rPr>
-              <w:t xml:space="preserve">0:20</w:t>
+              <w:t xml:space="preserve">1:28</w:t>
             </w:r>
           </w:p>
         </w:tc>
@@ -23011,6 +25407,15 @@
             <w:pPr>
               <w:spacing w:after="0" w:before="0" w:line="252"/>
             </w:pPr>
+            <w:r>
+              <w:rPr>
+                <w:rFonts w:ascii="맑은 고딕" w:cs="맑은 고딕" w:eastAsia="맑은 고딕" w:hAnsi="맑은 고딕"/>
+                <w:color w:val="262626"/>
+                <w:sz w:val="18"/>
+                <w:szCs w:val="18"/>
+              </w:rPr>
+              <w:t xml:space="preserve">두 번째로 중요한 슬라이드</w:t>
+            </w:r>
           </w:p>
         </w:tc>
       </w:tr>
@@ -23038,7 +25443,7 @@
                 <w:sz w:val="18"/>
                 <w:szCs w:val="18"/>
               </w:rPr>
-              <w:t xml:space="preserve">S9 확장 — 아마존</w:t>
+              <w:t xml:space="preserve">S7 소상공인 → 대기업</w:t>
             </w:r>
           </w:p>
         </w:tc>
@@ -23065,7 +25470,7 @@
                 <w:sz w:val="18"/>
                 <w:szCs w:val="18"/>
               </w:rPr>
-              <w:t xml:space="preserve">4:43</w:t>
+              <w:t xml:space="preserve">5:22</w:t>
             </w:r>
           </w:p>
         </w:tc>
@@ -23092,7 +25497,7 @@
                 <w:sz w:val="18"/>
                 <w:szCs w:val="18"/>
               </w:rPr>
-              <w:t xml:space="preserve">1:28</w:t>
+              <w:t xml:space="preserve">0:38</w:t>
             </w:r>
           </w:p>
         </w:tc>
@@ -23112,15 +25517,6 @@
             <w:pPr>
               <w:spacing w:after="0" w:before="0" w:line="252"/>
             </w:pPr>
-            <w:r>
-              <w:rPr>
-                <w:rFonts w:ascii="맑은 고딕" w:cs="맑은 고딕" w:eastAsia="맑은 고딕" w:hAnsi="맑은 고딕"/>
-                <w:color w:val="262626"/>
-                <w:sz w:val="18"/>
-                <w:szCs w:val="18"/>
-              </w:rPr>
-              <w:t xml:space="preserve">두 번째로 중요한 슬라이드</w:t>
-            </w:r>
           </w:p>
         </w:tc>
       </w:tr>
@@ -23148,7 +25544,7 @@
                 <w:sz w:val="18"/>
                 <w:szCs w:val="18"/>
               </w:rPr>
-              <w:t xml:space="preserve">S10 소상공인 → 대기업</w:t>
+              <w:t xml:space="preserve">S8 운영 3원칙</w:t>
             </w:r>
           </w:p>
         </w:tc>
@@ -23175,7 +25571,7 @@
                 <w:sz w:val="18"/>
                 <w:szCs w:val="18"/>
               </w:rPr>
-              <w:t xml:space="preserve">6:11</w:t>
+              <w:t xml:space="preserve">6:00</w:t>
             </w:r>
           </w:p>
         </w:tc>
@@ -23249,7 +25645,7 @@
                 <w:sz w:val="18"/>
                 <w:szCs w:val="18"/>
               </w:rPr>
-              <w:t xml:space="preserve">S11 운영 3원칙</w:t>
+              <w:t xml:space="preserve">S9 수익 — 언제, 얼마</w:t>
             </w:r>
           </w:p>
         </w:tc>
@@ -23276,7 +25672,7 @@
                 <w:sz w:val="18"/>
                 <w:szCs w:val="18"/>
               </w:rPr>
-              <w:t xml:space="preserve">6:50</w:t>
+              <w:t xml:space="preserve">6:39</w:t>
             </w:r>
           </w:p>
         </w:tc>
@@ -23303,7 +25699,7 @@
                 <w:sz w:val="18"/>
                 <w:szCs w:val="18"/>
               </w:rPr>
-              <w:t xml:space="preserve">0:38</w:t>
+              <w:t xml:space="preserve">0:52</w:t>
             </w:r>
           </w:p>
         </w:tc>
@@ -23323,6 +25719,15 @@
             <w:pPr>
               <w:spacing w:after="0" w:before="0" w:line="252"/>
             </w:pPr>
+            <w:r>
+              <w:rPr>
+                <w:rFonts w:ascii="맑은 고딕" w:cs="맑은 고딕" w:eastAsia="맑은 고딕" w:hAnsi="맑은 고딕"/>
+                <w:color w:val="262626"/>
+                <w:sz w:val="18"/>
+                <w:szCs w:val="18"/>
+              </w:rPr>
+              <w:t xml:space="preserve">표를 손으로 짚으며</w:t>
+            </w:r>
           </w:p>
         </w:tc>
       </w:tr>
@@ -23350,7 +25755,7 @@
                 <w:sz w:val="18"/>
                 <w:szCs w:val="18"/>
               </w:rPr>
-              <w:t xml:space="preserve">S12 수익 모델</w:t>
+              <w:t xml:space="preserve">S10 요청</w:t>
             </w:r>
           </w:p>
         </w:tc>
@@ -23377,7 +25782,7 @@
                 <w:sz w:val="18"/>
                 <w:szCs w:val="18"/>
               </w:rPr>
-              <w:t xml:space="preserve">7:28</w:t>
+              <w:t xml:space="preserve">7:32</w:t>
             </w:r>
           </w:p>
         </w:tc>
@@ -23404,7 +25809,7 @@
                 <w:sz w:val="18"/>
                 <w:szCs w:val="18"/>
               </w:rPr>
-              <w:t xml:space="preserve">0:33</w:t>
+              <w:t xml:space="preserve">0:20</w:t>
             </w:r>
           </w:p>
         </w:tc>
@@ -23424,6 +25829,15 @@
             <w:pPr>
               <w:spacing w:after="0" w:before="0" w:line="252"/>
             </w:pPr>
+            <w:r>
+              <w:rPr>
+                <w:rFonts w:ascii="맑은 고딕" w:cs="맑은 고딕" w:eastAsia="맑은 고딕" w:hAnsi="맑은 고딕"/>
+                <w:color w:val="262626"/>
+                <w:sz w:val="18"/>
+                <w:szCs w:val="18"/>
+              </w:rPr>
+              <w:t xml:space="preserve">또박또박</w:t>
+            </w:r>
           </w:p>
         </w:tc>
       </w:tr>
@@ -23451,7 +25865,7 @@
                 <w:sz w:val="18"/>
                 <w:szCs w:val="18"/>
               </w:rPr>
-              <w:t xml:space="preserve">S13 로드맵과 요청</w:t>
+              <w:t xml:space="preserve">S11 두 가지 지적</w:t>
             </w:r>
           </w:p>
         </w:tc>
@@ -23478,7 +25892,7 @@
                 <w:sz w:val="18"/>
                 <w:szCs w:val="18"/>
               </w:rPr>
-              <w:t xml:space="preserve">8:02</w:t>
+              <w:t xml:space="preserve">7:53</w:t>
             </w:r>
           </w:p>
         </w:tc>
@@ -23505,7 +25919,7 @@
                 <w:sz w:val="18"/>
                 <w:szCs w:val="18"/>
               </w:rPr>
-              <w:t xml:space="preserve">0:34</w:t>
+              <w:t xml:space="preserve">0:35</w:t>
             </w:r>
           </w:p>
         </w:tc>
@@ -23525,15 +25939,6 @@
             <w:pPr>
               <w:spacing w:after="0" w:before="0" w:line="252"/>
             </w:pPr>
-            <w:r>
-              <w:rPr>
-                <w:rFonts w:ascii="맑은 고딕" w:cs="맑은 고딕" w:eastAsia="맑은 고딕" w:hAnsi="맑은 고딕"/>
-                <w:color w:val="262626"/>
-                <w:sz w:val="18"/>
-                <w:szCs w:val="18"/>
-              </w:rPr>
-              <w:t xml:space="preserve">요청 문장은 또박또박</w:t>
-            </w:r>
           </w:p>
         </w:tc>
       </w:tr>
@@ -23561,7 +25966,7 @@
                 <w:sz w:val="18"/>
                 <w:szCs w:val="18"/>
               </w:rPr>
-              <w:t xml:space="preserve">S14 두 가지 지적</w:t>
+              <w:t xml:space="preserve">S12 클로징</w:t>
             </w:r>
           </w:p>
         </w:tc>
@@ -23588,7 +25993,7 @@
                 <w:sz w:val="18"/>
                 <w:szCs w:val="18"/>
               </w:rPr>
-              <w:t xml:space="preserve">8:36</w:t>
+              <w:t xml:space="preserve">8:28</w:t>
             </w:r>
           </w:p>
         </w:tc>
@@ -23615,7 +26020,7 @@
                 <w:sz w:val="18"/>
                 <w:szCs w:val="18"/>
               </w:rPr>
-              <w:t xml:space="preserve">0:35</w:t>
+              <w:t xml:space="preserve">0:37</w:t>
             </w:r>
           </w:p>
         </w:tc>
@@ -23635,6 +26040,15 @@
             <w:pPr>
               <w:spacing w:after="0" w:before="0" w:line="252"/>
             </w:pPr>
+            <w:r>
+              <w:rPr>
+                <w:rFonts w:ascii="맑은 고딕" w:cs="맑은 고딕" w:eastAsia="맑은 고딕" w:hAnsi="맑은 고딕"/>
+                <w:color w:val="262626"/>
+                <w:sz w:val="18"/>
+                <w:szCs w:val="18"/>
+              </w:rPr>
+              <w:t xml:space="preserve">마지막 2초 침묵</w:t>
+            </w:r>
           </w:p>
         </w:tc>
       </w:tr>
@@ -23643,116 +26057,6 @@
           <w:tcPr>
             <w:tcW w:type="dxa" w:w="2300"/>
             <w:shd w:fill="FFFFFF" w:color="auto" w:val="clear"/>
-            <w:tcMar>
-              <w:top w:type="dxa" w:w="70"/>
-              <w:left w:type="dxa" w:w="110"/>
-              <w:bottom w:type="dxa" w:w="70"/>
-              <w:right w:type="dxa" w:w="110"/>
-            </w:tcMar>
-            <w:vAlign w:val="center"/>
-          </w:tcPr>
-          <w:p>
-            <w:pPr>
-              <w:spacing w:after="0" w:before="0" w:line="252"/>
-            </w:pPr>
-            <w:r>
-              <w:rPr>
-                <w:rFonts w:ascii="맑은 고딕" w:cs="맑은 고딕" w:eastAsia="맑은 고딕" w:hAnsi="맑은 고딕"/>
-                <w:color w:val="262626"/>
-                <w:sz w:val="18"/>
-                <w:szCs w:val="18"/>
-              </w:rPr>
-              <w:t xml:space="preserve">S15 클로징</w:t>
-            </w:r>
-          </w:p>
-        </w:tc>
-        <w:tc>
-          <w:tcPr>
-            <w:tcW w:type="dxa" w:w="1100"/>
-            <w:shd w:fill="FFFFFF" w:color="auto" w:val="clear"/>
-            <w:tcMar>
-              <w:top w:type="dxa" w:w="70"/>
-              <w:left w:type="dxa" w:w="110"/>
-              <w:bottom w:type="dxa" w:w="70"/>
-              <w:right w:type="dxa" w:w="110"/>
-            </w:tcMar>
-            <w:vAlign w:val="center"/>
-          </w:tcPr>
-          <w:p>
-            <w:pPr>
-              <w:spacing w:after="0" w:before="0" w:line="252"/>
-            </w:pPr>
-            <w:r>
-              <w:rPr>
-                <w:rFonts w:ascii="맑은 고딕" w:cs="맑은 고딕" w:eastAsia="맑은 고딕" w:hAnsi="맑은 고딕"/>
-                <w:color w:val="262626"/>
-                <w:sz w:val="18"/>
-                <w:szCs w:val="18"/>
-              </w:rPr>
-              <w:t xml:space="preserve">9:12</w:t>
-            </w:r>
-          </w:p>
-        </w:tc>
-        <w:tc>
-          <w:tcPr>
-            <w:tcW w:type="dxa" w:w="1100"/>
-            <w:shd w:fill="FFFFFF" w:color="auto" w:val="clear"/>
-            <w:tcMar>
-              <w:top w:type="dxa" w:w="70"/>
-              <w:left w:type="dxa" w:w="110"/>
-              <w:bottom w:type="dxa" w:w="70"/>
-              <w:right w:type="dxa" w:w="110"/>
-            </w:tcMar>
-            <w:vAlign w:val="center"/>
-          </w:tcPr>
-          <w:p>
-            <w:pPr>
-              <w:spacing w:after="0" w:before="0" w:line="252"/>
-            </w:pPr>
-            <w:r>
-              <w:rPr>
-                <w:rFonts w:ascii="맑은 고딕" w:cs="맑은 고딕" w:eastAsia="맑은 고딕" w:hAnsi="맑은 고딕"/>
-                <w:color w:val="262626"/>
-                <w:sz w:val="18"/>
-                <w:szCs w:val="18"/>
-              </w:rPr>
-              <w:t xml:space="preserve">0:37</w:t>
-            </w:r>
-          </w:p>
-        </w:tc>
-        <w:tc>
-          <w:tcPr>
-            <w:tcW w:type="dxa" w:w="5138"/>
-            <w:shd w:fill="FFFFFF" w:color="auto" w:val="clear"/>
-            <w:tcMar>
-              <w:top w:type="dxa" w:w="70"/>
-              <w:left w:type="dxa" w:w="110"/>
-              <w:bottom w:type="dxa" w:w="70"/>
-              <w:right w:type="dxa" w:w="110"/>
-            </w:tcMar>
-            <w:vAlign w:val="center"/>
-          </w:tcPr>
-          <w:p>
-            <w:pPr>
-              <w:spacing w:after="0" w:before="0" w:line="252"/>
-            </w:pPr>
-            <w:r>
-              <w:rPr>
-                <w:rFonts w:ascii="맑은 고딕" w:cs="맑은 고딕" w:eastAsia="맑은 고딕" w:hAnsi="맑은 고딕"/>
-                <w:color w:val="262626"/>
-                <w:sz w:val="18"/>
-                <w:szCs w:val="18"/>
-              </w:rPr>
-              <w:t xml:space="preserve">마지막 2초 침묵</w:t>
-            </w:r>
-          </w:p>
-        </w:tc>
-      </w:tr>
-      <w:tr>
-        <w:tc>
-          <w:tcPr>
-            <w:tcW w:type="dxa" w:w="2300"/>
-            <w:shd w:fill="F7F9FC" w:color="auto" w:val="clear"/>
             <w:tcMar>
               <w:top w:type="dxa" w:w="70"/>
               <w:left w:type="dxa" w:w="110"/>
@@ -23781,7 +26085,7 @@
         <w:tc>
           <w:tcPr>
             <w:tcW w:type="dxa" w:w="1100"/>
-            <w:shd w:fill="F7F9FC" w:color="auto" w:val="clear"/>
+            <w:shd w:fill="FFFFFF" w:color="auto" w:val="clear"/>
             <w:tcMar>
               <w:top w:type="dxa" w:w="70"/>
               <w:left w:type="dxa" w:w="110"/>
@@ -23799,7 +26103,7 @@
         <w:tc>
           <w:tcPr>
             <w:tcW w:type="dxa" w:w="1100"/>
-            <w:shd w:fill="F7F9FC" w:color="auto" w:val="clear"/>
+            <w:shd w:fill="FFFFFF" w:color="auto" w:val="clear"/>
             <w:tcMar>
               <w:top w:type="dxa" w:w="70"/>
               <w:left w:type="dxa" w:w="110"/>
@@ -23821,14 +26125,14 @@
                 <w:sz w:val="18"/>
                 <w:szCs w:val="18"/>
               </w:rPr>
-              <w:t xml:space="preserve">9:49</w:t>
+              <w:t xml:space="preserve">9:06</w:t>
             </w:r>
           </w:p>
         </w:tc>
         <w:tc>
           <w:tcPr>
             <w:tcW w:type="dxa" w:w="5138"/>
-            <w:shd w:fill="F7F9FC" w:color="auto" w:val="clear"/>
+            <w:shd w:fill="FFFFFF" w:color="auto" w:val="clear"/>
             <w:tcMar>
               <w:top w:type="dxa" w:w="70"/>
               <w:left w:type="dxa" w:w="110"/>
@@ -23848,7 +26152,7 @@
                 <w:sz w:val="18"/>
                 <w:szCs w:val="18"/>
               </w:rPr>
-              <w:t xml:space="preserve">10:00까지 여유 10초</w:t>
+              <w:t xml:space="preserve">10:00까지 여유 53초</w:t>
             </w:r>
           </w:p>
         </w:tc>
@@ -23878,42 +26182,13 @@
       <w:r>
         <w:rPr>
           <w:rFonts w:ascii="맑은 고딕" w:cs="맑은 고딕" w:eastAsia="맑은 고딕" w:hAnsi="맑은 고딕"/>
-          <w:color w:val="262626"/>
-          <w:sz w:val="20"/>
-          <w:szCs w:val="20"/>
-        </w:rPr>
-        <w:t xml:space="preserve">실전에서는 거의 항상 밀립니다. </w:t>
-      </w:r>
-      <w:r>
-        <w:rPr>
-          <w:rFonts w:ascii="맑은 고딕" w:cs="맑은 고딕" w:eastAsia="맑은 고딕" w:hAnsi="맑은 고딕"/>
-          <w:b/>
-          <w:bCs/>
-          <w:color w:val="262626"/>
-          <w:sz w:val="20"/>
-          <w:szCs w:val="20"/>
-        </w:rPr>
-        <w:t xml:space="preserve">아래 순서대로, 표시된 문장만</w:t>
-      </w:r>
-      <w:r>
-        <w:rPr>
-          <w:rFonts w:ascii="맑은 고딕" w:cs="맑은 고딕" w:eastAsia="맑은 고딕" w:hAnsi="맑은 고딕"/>
-          <w:color w:val="262626"/>
-          <w:sz w:val="20"/>
-          <w:szCs w:val="20"/>
-        </w:rPr>
-        <w:t xml:space="preserve"> 통째로 빼십시오. </w:t>
-      </w:r>
-      <w:r>
-        <w:rPr>
-          <w:rFonts w:ascii="맑은 고딕" w:cs="맑은 고딕" w:eastAsia="맑은 고딕" w:hAnsi="맑은 고딕"/>
-          <w:b/>
-          <w:bCs/>
-          <w:color w:val="262626"/>
-          <w:sz w:val="20"/>
-          <w:szCs w:val="20"/>
-        </w:rPr>
-        <w:t xml:space="preserve">S5·S9·S15는 어떤 경우에도 건드리지 않습니다.</w:t>
+          <w:b/>
+          <w:bCs/>
+          <w:color w:val="262626"/>
+          <w:sz w:val="20"/>
+          <w:szCs w:val="20"/>
+        </w:rPr>
+        <w:t xml:space="preserve">S2·S6·S9·S12는 어떤 경우에도 건드리지 않습니다.</w:t>
       </w:r>
     </w:p>
     <w:tbl>
@@ -24076,7 +26351,7 @@
                 <w:sz w:val="18"/>
                 <w:szCs w:val="18"/>
               </w:rPr>
-              <w:t xml:space="preserve">S12의 "팔릴 때마다 돈을 떼면 사장님이 슬롯을 안 엽니다. 당근이 그랬듯, 먼저 밀도를 만드는 게 순서입니다."</w:t>
+              <w:t xml:space="preserve">S3의 셋째 항목(광고 트래픽) 전체 — S9에서 어차피 다시 나옵니다</w:t>
             </w:r>
           </w:p>
         </w:tc>
@@ -24103,7 +26378,7 @@
                 <w:sz w:val="18"/>
                 <w:szCs w:val="18"/>
               </w:rPr>
-              <w:t xml:space="preserve">약 12초</w:t>
+              <w:t xml:space="preserve">약 10초</w:t>
             </w:r>
           </w:p>
         </w:tc>
@@ -24159,7 +26434,7 @@
                 <w:sz w:val="18"/>
                 <w:szCs w:val="18"/>
               </w:rPr>
-              <w:t xml:space="preserve">S6의 셋째 항목(광고 트래픽) 전체 — S12에서 어차피 다시 나옵니다</w:t>
+              <w:t xml:space="preserve">S8의 "공급 백 개를 전국에 흩뿌리면 실패하고, 강남구에 몰면 작동합니다."</w:t>
             </w:r>
           </w:p>
         </w:tc>
@@ -24186,7 +26461,7 @@
                 <w:sz w:val="18"/>
                 <w:szCs w:val="18"/>
               </w:rPr>
-              <w:t xml:space="preserve">약 10초</w:t>
+              <w:t xml:space="preserve">약 8초</w:t>
             </w:r>
           </w:p>
         </w:tc>
@@ -24242,7 +26517,7 @@
                 <w:sz w:val="18"/>
                 <w:szCs w:val="18"/>
               </w:rPr>
-              <w:t xml:space="preserve">S11의 "공급 백 개를 전국에 흩뿌리면 실패하고, 강남구에 몰면 작동합니다."</w:t>
+              <w:t xml:space="preserve">S5의 "네이버예약과 카카오헤어샵은…음식만 다룹니다." 두 문장</w:t>
             </w:r>
           </w:p>
         </w:tc>
@@ -24269,7 +26544,7 @@
                 <w:sz w:val="18"/>
                 <w:szCs w:val="18"/>
               </w:rPr>
-              <w:t xml:space="preserve">약 8초</w:t>
+              <w:t xml:space="preserve">약 12초</w:t>
             </w:r>
           </w:p>
         </w:tc>
@@ -24325,7 +26600,7 @@
                 <w:sz w:val="18"/>
                 <w:szCs w:val="18"/>
               </w:rPr>
-              <w:t xml:space="preserve">S14의 둘째 지적(자전거·강남구) 전체 — Q&amp;A로 넘기면 됩니다</w:t>
+              <w:t xml:space="preserve">S7의 "영화관 체인 한 곳과 계약하면 전국 수백 개 관의 빈 좌석이 한 번에 열립니다."</w:t>
             </w:r>
           </w:p>
         </w:tc>
@@ -24352,7 +26627,7 @@
                 <w:sz w:val="18"/>
                 <w:szCs w:val="18"/>
               </w:rPr>
-              <w:t xml:space="preserve">약 16초</w:t>
+              <w:t xml:space="preserve">약 10초</w:t>
             </w:r>
           </w:p>
         </w:tc>
@@ -24408,7 +26683,7 @@
                 <w:sz w:val="18"/>
                 <w:szCs w:val="18"/>
               </w:rPr>
-              <w:t xml:space="preserve">S10의 "영화관 체인 한 곳과 계약하면 전국 수백 개 관의 빈 좌석이 한 번에 열립니다."</w:t>
+              <w:t xml:space="preserve">S11의 둘째 지적(자전거·강남구) 전체 — Q&amp;A로 넘기면 됩니다</w:t>
             </w:r>
           </w:p>
         </w:tc>
@@ -24435,7 +26710,7 @@
                 <w:sz w:val="18"/>
                 <w:szCs w:val="18"/>
               </w:rPr>
-              <w:t xml:space="preserve">약 10초</w:t>
+              <w:t xml:space="preserve">약 16초</w:t>
             </w:r>
           </w:p>
         </w:tc>
@@ -24453,13 +26728,31 @@
       <w:r>
         <w:rPr>
           <w:rFonts w:ascii="맑은 고딕" w:cs="맑은 고딕" w:eastAsia="맑은 고딕" w:hAnsi="맑은 고딕"/>
-          <w:b/>
-          <w:bCs/>
-          <w:color w:val="262626"/>
-          <w:sz w:val="20"/>
-          <w:szCs w:val="20"/>
-        </w:rPr>
-        <w:t xml:space="preserve">전부 빼면 8:49. 1~3번만 빼도 9:15로 안전권입니다.</w:t>
+          <w:color w:val="262626"/>
+          <w:sz w:val="20"/>
+          <w:szCs w:val="20"/>
+        </w:rPr>
+        <w:t xml:space="preserve">전부 빼면 </w:t>
+      </w:r>
+      <w:r>
+        <w:rPr>
+          <w:rFonts w:ascii="맑은 고딕" w:cs="맑은 고딕" w:eastAsia="맑은 고딕" w:hAnsi="맑은 고딕"/>
+          <w:b/>
+          <w:bCs/>
+          <w:color w:val="262626"/>
+          <w:sz w:val="20"/>
+          <w:szCs w:val="20"/>
+        </w:rPr>
+        <w:t xml:space="preserve">8:10.</w:t>
+      </w:r>
+      <w:r>
+        <w:rPr>
+          <w:rFonts w:ascii="맑은 고딕" w:cs="맑은 고딕" w:eastAsia="맑은 고딕" w:hAnsi="맑은 고딕"/>
+          <w:color w:val="262626"/>
+          <w:sz w:val="20"/>
+          <w:szCs w:val="20"/>
+        </w:rPr>
+        <w:t xml:space="preserve"> 여유가 53초 있으니 실제로는 1~2번만 준비해 두면 충분합니다.</w:t>
       </w:r>
     </w:p>
     <w:p>
@@ -24536,7 +26829,7 @@
           <w:sz w:val="20"/>
           <w:szCs w:val="20"/>
         </w:rPr>
-        <w:t xml:space="preserve"> 특히 S1의 마지막 두 줄 사이는 두 박자. "두 사람은 서로의 존재를 모릅니다" 다음의 침묵이 이 발표에서 가장 비싼 2초입니다</w:t>
+        <w:t xml:space="preserve"> "두 사람은 서로의 존재를 모릅니다" 다음의 침묵이 이 발표에서 가장 비싼 2초입니다</w:t>
       </w:r>
     </w:p>
     <w:p>
@@ -24557,16 +26850,16 @@
           <w:sz w:val="20"/>
           <w:szCs w:val="20"/>
         </w:rPr>
-        <w:t xml:space="preserve">S5에서는 화면을 보고 말하십시오.</w:t>
-      </w:r>
-      <w:r>
-        <w:rPr>
-          <w:rFonts w:ascii="맑은 고딕" w:cs="맑은 고딕" w:eastAsia="맑은 고딕" w:hAnsi="맑은 고딕"/>
-          <w:color w:val="262626"/>
-          <w:sz w:val="20"/>
-          <w:szCs w:val="20"/>
-        </w:rPr>
-        <w:t xml:space="preserve"> 청중이 화면을 봐야 하는 유일한 슬라이드입니다. 도보에서 "사라집니다"라고 할 때 실제로 항목이 사라지는 타이밍에 맞추십시오</w:t>
+        <w:t xml:space="preserve">S1 브리지에서 속도를 올리지 마십시오.</w:t>
+      </w:r>
+      <w:r>
+        <w:rPr>
+          <w:rFonts w:ascii="맑은 고딕" w:cs="맑은 고딕" w:eastAsia="맑은 고딕" w:hAnsi="맑은 고딕"/>
+          <w:color w:val="262626"/>
+          <w:sz w:val="20"/>
+          <w:szCs w:val="20"/>
+        </w:rPr>
+        <w:t xml:space="preserve"> 문제 정의 슬라이드를 통째로 뺐기 때문에, "팔지 못하면 그대로 사라지는 한 시간"이라는 한 문장이 문제 정의 전체를 혼자 감당합니다. 여기서 흘리면 청중은 왜 이 사업이 필요한지 모른 채 데모를 봅니다</w:t>
       </w:r>
     </w:p>
     <w:p>
@@ -24587,16 +26880,16 @@
           <w:sz w:val="20"/>
           <w:szCs w:val="20"/>
         </w:rPr>
-        <w:t xml:space="preserve">S9는 리듬입니다.</w:t>
-      </w:r>
-      <w:r>
-        <w:rPr>
-          <w:rFonts w:ascii="맑은 고딕" w:cs="맑은 고딕" w:eastAsia="맑은 고딕" w:hAnsi="맑은 고딕"/>
-          <w:color w:val="262626"/>
-          <w:sz w:val="20"/>
-          <w:szCs w:val="20"/>
-        </w:rPr>
-        <w:t xml:space="preserve"> 1·2·3·4단계를 같은 억양으로 네 번 반복하면 사다리가 귀로 들립니다</w:t>
+        <w:t xml:space="preserve">S2에서는 화면을 보고 말하십시오.</w:t>
+      </w:r>
+      <w:r>
+        <w:rPr>
+          <w:rFonts w:ascii="맑은 고딕" w:cs="맑은 고딕" w:eastAsia="맑은 고딕" w:hAnsi="맑은 고딕"/>
+          <w:color w:val="262626"/>
+          <w:sz w:val="20"/>
+          <w:szCs w:val="20"/>
+        </w:rPr>
+        <w:t xml:space="preserve"> 청중이 화면을 봐야 하는 유일한 슬라이드입니다. 도보에서 "사라집니다"라고 할 때 실제로 항목이 사라지는 타이밍에 맞추십시오</w:t>
       </w:r>
     </w:p>
     <w:p>
@@ -24617,16 +26910,27 @@
           <w:sz w:val="20"/>
           <w:szCs w:val="20"/>
         </w:rPr>
-        <w:t xml:space="preserve">S13의 마지막 문장(요청)은 천천히.</w:t>
-      </w:r>
-      <w:r>
-        <w:rPr>
-          <w:rFonts w:ascii="맑은 고딕" w:cs="맑은 고딕" w:eastAsia="맑은 고딕" w:hAnsi="맑은 고딕"/>
-          <w:color w:val="262626"/>
-          <w:sz w:val="20"/>
-          <w:szCs w:val="20"/>
-        </w:rPr>
-        <w:t xml:space="preserve"> 상대가 기억해야 할 유일한 행동 항목입니다</w:t>
+        <w:t xml:space="preserve">S6은 리듬입니다.</w:t>
+      </w:r>
+      <w:r>
+        <w:rPr>
+          <w:rFonts w:ascii="맑은 고딕" w:cs="맑은 고딕" w:eastAsia="맑은 고딕" w:hAnsi="맑은 고딕"/>
+          <w:color w:val="262626"/>
+          <w:sz w:val="20"/>
+          <w:szCs w:val="20"/>
+        </w:rPr>
+        <w:t xml:space="preserve"> 1·2·3·4단계를 같은 억양으로 네 번 반복하면 사다리가 귀로 들립니다. 아마존은 맨 끝에 한 번만, 가볍게 얹으십시오. </w:t>
+      </w:r>
+      <w:r>
+        <w:rPr>
+          <w:rFonts w:ascii="맑은 고딕" w:cs="맑은 고딕" w:eastAsia="맑은 고딕" w:hAnsi="맑은 고딕"/>
+          <w:b/>
+          <w:bCs/>
+          <w:color w:val="262626"/>
+          <w:sz w:val="20"/>
+          <w:szCs w:val="20"/>
+        </w:rPr>
+        <w:t xml:space="preserve">우리 논리가 먼저고 아마존은 방증입니다</w:t>
       </w:r>
     </w:p>
     <w:p>
@@ -24647,16 +26951,16 @@
           <w:sz w:val="20"/>
           <w:szCs w:val="20"/>
         </w:rPr>
-        <w:t xml:space="preserve">S15 "감사합니다" 전에 2초 멈추십시오.</w:t>
-      </w:r>
-      <w:r>
-        <w:rPr>
-          <w:rFonts w:ascii="맑은 고딕" w:cs="맑은 고딕" w:eastAsia="맑은 고딕" w:hAnsi="맑은 고딕"/>
-          <w:color w:val="262626"/>
-          <w:sz w:val="20"/>
-          <w:szCs w:val="20"/>
-        </w:rPr>
-        <w:t xml:space="preserve"> "인프라"라는 단어가 착지할 시간을 주십시오</w:t>
+        <w:t xml:space="preserve">S9는 표를 손으로 짚으며 말하십시오.</w:t>
+      </w:r>
+      <w:r>
+        <w:rPr>
+          <w:rFonts w:ascii="맑은 고딕" w:cs="맑은 고딕" w:eastAsia="맑은 고딕" w:hAnsi="맑은 고딕"/>
+          <w:color w:val="262626"/>
+          <w:sz w:val="20"/>
+          <w:szCs w:val="20"/>
+        </w:rPr>
+        <w:t xml:space="preserve"> 숫자를 외워서 읊으면 지어낸 것처럼 들리고, 짚으면 근거가 있는 것처럼 들립니다</w:t>
       </w:r>
     </w:p>
     <w:p>
@@ -24671,31 +26975,102 @@
       <w:r>
         <w:rPr>
           <w:rFonts w:ascii="맑은 고딕" w:cs="맑은 고딕" w:eastAsia="맑은 고딕" w:hAnsi="맑은 고딕"/>
-          <w:color w:val="262626"/>
-          <w:sz w:val="20"/>
-          <w:szCs w:val="20"/>
-        </w:rPr>
-        <w:t xml:space="preserve">숫자는 </w:t>
-      </w:r>
-      <w:r>
-        <w:rPr>
-          <w:rFonts w:ascii="맑은 고딕" w:cs="맑은 고딕" w:eastAsia="맑은 고딕" w:hAnsi="맑은 고딕"/>
-          <w:b/>
-          <w:bCs/>
-          <w:color w:val="262626"/>
-          <w:sz w:val="20"/>
-          <w:szCs w:val="20"/>
-        </w:rPr>
-        <w:t xml:space="preserve">38분 · 2.5킬로 · 47명 · 112명</w:t>
-      </w:r>
-      <w:r>
-        <w:rPr>
-          <w:rFonts w:ascii="맑은 고딕" w:cs="맑은 고딕" w:eastAsia="맑은 고딕" w:hAnsi="맑은 고딕"/>
-          <w:color w:val="262626"/>
-          <w:sz w:val="20"/>
-          <w:szCs w:val="20"/>
-        </w:rPr>
-        <w:t xml:space="preserve"> 네 개만 입으로 말합니다. 나머지는 슬라이드에만 두십시오</w:t>
+          <w:b/>
+          <w:bCs/>
+          <w:color w:val="262626"/>
+          <w:sz w:val="20"/>
+          <w:szCs w:val="20"/>
+        </w:rPr>
+        <w:t xml:space="preserve">S10의 요청 문장은 천천히.</w:t>
+      </w:r>
+      <w:r>
+        <w:rPr>
+          <w:rFonts w:ascii="맑은 고딕" w:cs="맑은 고딕" w:eastAsia="맑은 고딕" w:hAnsi="맑은 고딕"/>
+          <w:color w:val="262626"/>
+          <w:sz w:val="20"/>
+          <w:szCs w:val="20"/>
+        </w:rPr>
+        <w:t xml:space="preserve"> 상대가 기억해야 할 유일한 행동 항목입니다</w:t>
+      </w:r>
+    </w:p>
+    <w:p>
+      <w:pPr>
+        <w:pStyle w:val="ListParagraph"/>
+        <w:numPr>
+          <w:ilvl w:val="0"/>
+          <w:numId w:val="2"/>
+        </w:numPr>
+        <w:spacing w:after="60" w:before="30" w:line="264"/>
+      </w:pPr>
+      <w:r>
+        <w:rPr>
+          <w:rFonts w:ascii="맑은 고딕" w:cs="맑은 고딕" w:eastAsia="맑은 고딕" w:hAnsi="맑은 고딕"/>
+          <w:b/>
+          <w:bCs/>
+          <w:color w:val="262626"/>
+          <w:sz w:val="20"/>
+          <w:szCs w:val="20"/>
+        </w:rPr>
+        <w:t xml:space="preserve">S12 "감사합니다" 전에 2초 멈추십시오.</w:t>
+      </w:r>
+    </w:p>
+    <w:p>
+      <w:pPr>
+        <w:pStyle w:val="ListParagraph"/>
+        <w:numPr>
+          <w:ilvl w:val="0"/>
+          <w:numId w:val="2"/>
+        </w:numPr>
+        <w:spacing w:after="60" w:before="30" w:line="264"/>
+      </w:pPr>
+      <w:r>
+        <w:rPr>
+          <w:rFonts w:ascii="맑은 고딕" w:cs="맑은 고딕" w:eastAsia="맑은 고딕" w:hAnsi="맑은 고딕"/>
+          <w:color w:val="262626"/>
+          <w:sz w:val="20"/>
+          <w:szCs w:val="20"/>
+        </w:rPr>
+        <w:t xml:space="preserve">입으로 말하는 숫자는 </w:t>
+      </w:r>
+      <w:r>
+        <w:rPr>
+          <w:rFonts w:ascii="맑은 고딕" w:cs="맑은 고딕" w:eastAsia="맑은 고딕" w:hAnsi="맑은 고딕"/>
+          <w:b/>
+          <w:bCs/>
+          <w:color w:val="262626"/>
+          <w:sz w:val="20"/>
+          <w:szCs w:val="20"/>
+        </w:rPr>
+        <w:t xml:space="preserve">데모에서 4개</w:t>
+      </w:r>
+      <w:r>
+        <w:rPr>
+          <w:rFonts w:ascii="맑은 고딕" w:cs="맑은 고딕" w:eastAsia="맑은 고딕" w:hAnsi="맑은 고딕"/>
+          <w:color w:val="262626"/>
+          <w:sz w:val="20"/>
+          <w:szCs w:val="20"/>
+        </w:rPr>
+        <w:t xml:space="preserve">(38분·2.5킬로·47명·112명), </w:t>
+      </w:r>
+      <w:r>
+        <w:rPr>
+          <w:rFonts w:ascii="맑은 고딕" w:cs="맑은 고딕" w:eastAsia="맑은 고딕" w:hAnsi="맑은 고딕"/>
+          <w:b/>
+          <w:bCs/>
+          <w:color w:val="262626"/>
+          <w:sz w:val="20"/>
+          <w:szCs w:val="20"/>
+        </w:rPr>
+        <w:t xml:space="preserve">재무에서 5개</w:t>
+      </w:r>
+      <w:r>
+        <w:rPr>
+          <w:rFonts w:ascii="맑은 고딕" w:cs="맑은 고딕" w:eastAsia="맑은 고딕" w:hAnsi="맑은 고딕"/>
+          <w:color w:val="262626"/>
+          <w:sz w:val="20"/>
+          <w:szCs w:val="20"/>
+        </w:rPr>
+        <w:t xml:space="preserve">(5억·43억·200억·52억·20억)뿐입니다. 나머지는 슬라이드에만 두십시오</w:t>
       </w:r>
     </w:p>
     <w:p>
@@ -24712,7 +27087,7 @@
           <w:sz w:val="24"/>
           <w:szCs w:val="24"/>
         </w:rPr>
-        <w:t xml:space="preserve">Q&amp;A 대비 — 예상 질문 5개와 30초 답변</w:t>
+        <w:t xml:space="preserve">Q&amp;A 대비</w:t>
       </w:r>
     </w:p>
     <w:p>
@@ -24831,7 +27206,7 @@
           <w:sz w:val="21"/>
           <w:szCs w:val="21"/>
         </w:rPr>
-        <w:t xml:space="preserve">Q3. 강남구 안에서 자전거 30분이면 어차피 다 가는데, 그 필터가 왜 필요합니까?</w:t>
+        <w:t xml:space="preserve">Q3. 그 재무 숫자의 근거가 뭡니까?</w:t>
       </w:r>
     </w:p>
     <w:p>
@@ -24845,38 +27220,47 @@
           <w:sz w:val="20"/>
           <w:szCs w:val="20"/>
         </w:rPr>
-        <w:t xml:space="preserve">정확합니다. 강남구는 39제곱킬로미터라 자전거 반경이 구 전체를 덮습니다. 그래서 저희는 이 기능을 </w:t>
-      </w:r>
-      <w:r>
-        <w:rPr>
-          <w:rFonts w:ascii="맑은 고딕" w:cs="맑은 고딕" w:eastAsia="맑은 고딕" w:hAnsi="맑은 고딕"/>
-          <w:b/>
-          <w:bCs/>
-          <w:color w:val="262626"/>
-          <w:sz w:val="20"/>
-          <w:szCs w:val="20"/>
-        </w:rPr>
-        <w:t xml:space="preserve">거리 제한이 아니라 도착 보증</w:t>
-      </w:r>
-      <w:r>
-        <w:rPr>
-          <w:rFonts w:ascii="맑은 고딕" w:cs="맑은 고딕" w:eastAsia="맑은 고딕" w:hAnsi="맑은 고딕"/>
-          <w:color w:val="262626"/>
-          <w:sz w:val="20"/>
-          <w:szCs w:val="20"/>
-        </w:rPr>
-        <w:t xml:space="preserve">으로 정의합니다. 못 갈 곳을 안 띄워서 헛걸음을 0으로 만드는 신뢰 장치입니다. 그리고 서울 전역으로 넓어질수록 이 기능은 </w:t>
-      </w:r>
-      <w:r>
-        <w:rPr>
-          <w:rFonts w:ascii="맑은 고딕" w:cs="맑은 고딕" w:eastAsia="맑은 고딕" w:hAnsi="맑은 고딕"/>
-          <w:b/>
-          <w:bCs/>
-          <w:color w:val="262626"/>
-          <w:sz w:val="20"/>
-          <w:szCs w:val="20"/>
-        </w:rPr>
-        <w:t xml:space="preserve">강해집니다.</w:t>
+        <w:t xml:space="preserve">시장 규모에서 역산한 게 아니라 </w:t>
+      </w:r>
+      <w:r>
+        <w:rPr>
+          <w:rFonts w:ascii="맑은 고딕" w:cs="맑은 고딕" w:eastAsia="맑은 고딕" w:hAnsi="맑은 고딕"/>
+          <w:b/>
+          <w:bCs/>
+          <w:color w:val="262626"/>
+          <w:sz w:val="20"/>
+          <w:szCs w:val="20"/>
+        </w:rPr>
+        <w:t xml:space="preserve">단위에서 쌓아 올린 숫자</w:t>
+      </w:r>
+      <w:r>
+        <w:rPr>
+          <w:rFonts w:ascii="맑은 고딕" w:cs="맑은 고딕" w:eastAsia="맑은 고딕" w:hAnsi="맑은 고딕"/>
+          <w:color w:val="262626"/>
+          <w:sz w:val="20"/>
+          <w:szCs w:val="20"/>
+        </w:rPr>
+        <w:t xml:space="preserve">입니다. 변수는 네 개뿐입니다. 가맹 수, 가맹당 월 성사 슬롯, 평균 객단가, 그리고 거래액 대비 수익률. 이 중 가장 불확실한 건 </w:t>
+      </w:r>
+      <w:r>
+        <w:rPr>
+          <w:rFonts w:ascii="맑은 고딕" w:cs="맑은 고딕" w:eastAsia="맑은 고딕" w:hAnsi="맑은 고딕"/>
+          <w:b/>
+          <w:bCs/>
+          <w:color w:val="262626"/>
+          <w:sz w:val="20"/>
+          <w:szCs w:val="20"/>
+        </w:rPr>
+        <w:t xml:space="preserve">가맹당 월 성사 슬롯</w:t>
+      </w:r>
+      <w:r>
+        <w:rPr>
+          <w:rFonts w:ascii="맑은 고딕" w:cs="맑은 고딕" w:eastAsia="맑은 고딕" w:hAnsi="맑은 고딕"/>
+          <w:color w:val="262626"/>
+          <w:sz w:val="20"/>
+          <w:szCs w:val="20"/>
+        </w:rPr>
+        <w:t xml:space="preserve">이고, 1년차에 저희가 검증하려는 것도 정확히 그 하나입니다. 월 8건이 안 나오면 나머지 숫자는 전부 다시 써야 한다고 보고 있습니다.</w:t>
       </w:r>
     </w:p>
     <w:p>
@@ -24893,7 +27277,7 @@
           <w:sz w:val="21"/>
           <w:szCs w:val="21"/>
         </w:rPr>
-        <w:t xml:space="preserve">Q4. 지금 시간이 비어 있고 네일을 받고 싶은 사람이 몇 명이나 됩니까?</w:t>
+        <w:t xml:space="preserve">Q4. 강남구 안에서 자전거 30분이면 어차피 다 가는데, 그 필터가 왜 필요합니까?</w:t>
       </w:r>
     </w:p>
     <w:p>
@@ -24907,27 +27291,38 @@
           <w:sz w:val="20"/>
           <w:szCs w:val="20"/>
         </w:rPr>
-        <w:t xml:space="preserve">교집합이 얇다는 것이 이 사업의 진짜 병목이고, 저희도 그렇게 봅니다. 그래서 </w:t>
-      </w:r>
-      <w:r>
-        <w:rPr>
-          <w:rFonts w:ascii="맑은 고딕" w:cs="맑은 고딕" w:eastAsia="맑은 고딕" w:hAnsi="맑은 고딕"/>
-          <w:b/>
-          <w:bCs/>
-          <w:color w:val="262626"/>
-          <w:sz w:val="20"/>
-          <w:szCs w:val="20"/>
-        </w:rPr>
-        <w:t xml:space="preserve">조건 예약 알림을 초기 제품에 필수로 넣습니다.</w:t>
-      </w:r>
-      <w:r>
-        <w:rPr>
-          <w:rFonts w:ascii="맑은 고딕" w:cs="맑은 고딕" w:eastAsia="맑은 고딕" w:hAnsi="맑은 고딕"/>
-          <w:color w:val="262626"/>
-          <w:sz w:val="20"/>
-          <w:szCs w:val="20"/>
-        </w:rPr>
-        <w:t xml:space="preserve"> "강남역 네일, 평일 오후, 30퍼센트 이상"을 걸어두면 슬롯이 뜨는 순간 푸시가 갑니다. 앱을 켜고 있는 사람만 상대하면 이 사업은 성립하지 않습니다.</w:t>
+        <w:t xml:space="preserve">정확합니다. 강남구는 39제곱킬로미터라 자전거 반경이 구 전체를 덮습니다. 그래서 저희는 이 기능을 </w:t>
+      </w:r>
+      <w:r>
+        <w:rPr>
+          <w:rFonts w:ascii="맑은 고딕" w:cs="맑은 고딕" w:eastAsia="맑은 고딕" w:hAnsi="맑은 고딕"/>
+          <w:b/>
+          <w:bCs/>
+          <w:color w:val="262626"/>
+          <w:sz w:val="20"/>
+          <w:szCs w:val="20"/>
+        </w:rPr>
+        <w:t xml:space="preserve">거리 제한이 아니라 도착 보증</w:t>
+      </w:r>
+      <w:r>
+        <w:rPr>
+          <w:rFonts w:ascii="맑은 고딕" w:cs="맑은 고딕" w:eastAsia="맑은 고딕" w:hAnsi="맑은 고딕"/>
+          <w:color w:val="262626"/>
+          <w:sz w:val="20"/>
+          <w:szCs w:val="20"/>
+        </w:rPr>
+        <w:t xml:space="preserve">으로 정의합니다. 못 갈 곳을 안 띄워서 헛걸음을 0으로 만드는 신뢰 장치입니다. 그리고 서울 전역으로 넓어질수록 이 기능은 </w:t>
+      </w:r>
+      <w:r>
+        <w:rPr>
+          <w:rFonts w:ascii="맑은 고딕" w:cs="맑은 고딕" w:eastAsia="맑은 고딕" w:hAnsi="맑은 고딕"/>
+          <w:b/>
+          <w:bCs/>
+          <w:color w:val="262626"/>
+          <w:sz w:val="20"/>
+          <w:szCs w:val="20"/>
+        </w:rPr>
+        <w:t xml:space="preserve">강해집니다.</w:t>
       </w:r>
     </w:p>
     <w:p>
@@ -24944,7 +27339,58 @@
           <w:sz w:val="21"/>
           <w:szCs w:val="21"/>
         </w:rPr>
-        <w:t xml:space="preserve">Q5. 네이버나 카카오가 그대로 따라 하면요?</w:t>
+        <w:t xml:space="preserve">Q5. 지금 시간이 비어 있고 네일을 받고 싶은 사람이 몇 명이나 됩니까?</w:t>
+      </w:r>
+    </w:p>
+    <w:p>
+      <w:pPr>
+        <w:spacing w:after="100" w:before="60" w:line="276"/>
+      </w:pPr>
+      <w:r>
+        <w:rPr>
+          <w:rFonts w:ascii="맑은 고딕" w:cs="맑은 고딕" w:eastAsia="맑은 고딕" w:hAnsi="맑은 고딕"/>
+          <w:color w:val="262626"/>
+          <w:sz w:val="20"/>
+          <w:szCs w:val="20"/>
+        </w:rPr>
+        <w:t xml:space="preserve">교집합이 얇다는 것이 이 사업의 진짜 병목이고, 저희도 그렇게 봅니다. 그래서 </w:t>
+      </w:r>
+      <w:r>
+        <w:rPr>
+          <w:rFonts w:ascii="맑은 고딕" w:cs="맑은 고딕" w:eastAsia="맑은 고딕" w:hAnsi="맑은 고딕"/>
+          <w:b/>
+          <w:bCs/>
+          <w:color w:val="262626"/>
+          <w:sz w:val="20"/>
+          <w:szCs w:val="20"/>
+        </w:rPr>
+        <w:t xml:space="preserve">조건 예약 알림을 초기 제품에 필수로 넣습니다.</w:t>
+      </w:r>
+      <w:r>
+        <w:rPr>
+          <w:rFonts w:ascii="맑은 고딕" w:cs="맑은 고딕" w:eastAsia="맑은 고딕" w:hAnsi="맑은 고딕"/>
+          <w:color w:val="262626"/>
+          <w:sz w:val="20"/>
+          <w:szCs w:val="20"/>
+        </w:rPr>
+        <w:t xml:space="preserve"> "강남역 네일, 평일 오후, 30퍼센트 이상"을 걸어두면 슬롯이 뜨는 순간 푸시가 갑니다. 앱을 켜고 있는 사람만 상대하면 이 사업은 성립하지 않습니다.</w:t>
+      </w:r>
+    </w:p>
+    <w:p>
+      <w:pPr>
+        <w:pStyle w:val="Heading3"/>
+        <w:spacing w:after="90" w:before="220"/>
+      </w:pPr>
+      <w:r>
+        <w:rPr>
+          <w:rFonts w:ascii="맑은 고딕" w:cs="맑은 고딕" w:eastAsia="맑은 고딕" w:hAnsi="맑은 고딕"/>
+          <w:b/>
+          <w:bCs/>
+          <w:color w:val="1F3864"/>
+          <w:sz w:val="21"/>
+          <w:szCs w:val="21"/>
+        </w:rPr>
+        <w:t xml:space="preserve">Q6. 네이버나 카카오가 그대로 따라 하면요?</w:t>
       </w:r>
     </w:p>
     <w:p>

--- a/채움_신사업_제안서.docx
+++ b/채움_신사업_제안서.docx
@@ -9933,7 +9933,589 @@
           <w:sz w:val="24"/>
           <w:szCs w:val="24"/>
         </w:rPr>
-        <w:t xml:space="preserve">8.1 수익 모델 3단계</w:t>
+        <w:t xml:space="preserve">8.1 수수료를 첫날부터 받는 이유</w:t>
+      </w:r>
+    </w:p>
+    <w:p>
+      <w:pPr>
+        <w:spacing w:after="100" w:before="60" w:line="276"/>
+      </w:pPr>
+      <w:r>
+        <w:rPr>
+          <w:rFonts w:ascii="맑은 고딕" w:cs="맑은 고딕" w:eastAsia="맑은 고딕" w:hAnsi="맑은 고딕"/>
+          <w:color w:val="262626"/>
+          <w:sz w:val="20"/>
+          <w:szCs w:val="20"/>
+        </w:rPr>
+        <w:t xml:space="preserve">당초 '당근처럼 초기 무수수료'를 검토했으나 </w:t>
+      </w:r>
+      <w:r>
+        <w:rPr>
+          <w:rFonts w:ascii="맑은 고딕" w:cs="맑은 고딕" w:eastAsia="맑은 고딕" w:hAnsi="맑은 고딕"/>
+          <w:b/>
+          <w:bCs/>
+          <w:color w:val="262626"/>
+          <w:sz w:val="20"/>
+          <w:szCs w:val="20"/>
+        </w:rPr>
+        <w:t xml:space="preserve">철회를 권고합니다.</w:t>
+      </w:r>
+      <w:r>
+        <w:rPr>
+          <w:rFonts w:ascii="맑은 고딕" w:cs="맑은 고딕" w:eastAsia="맑은 고딕" w:hAnsi="맑은 고딕"/>
+          <w:color w:val="262626"/>
+          <w:sz w:val="20"/>
+          <w:szCs w:val="20"/>
+        </w:rPr>
+        <w:t xml:space="preserve"> 당근과 채움은 구조가 다릅니다.</w:t>
+      </w:r>
+    </w:p>
+    <w:tbl>
+      <w:tblPr>
+        <w:tblW w:type="dxa" w:w="9640"/>
+        <w:tblBorders>
+          <w:top w:val="single" w:color="BFC9D6" w:sz="4"/>
+          <w:left w:val="single" w:color="BFC9D6" w:sz="4"/>
+          <w:bottom w:val="single" w:color="BFC9D6" w:sz="4"/>
+          <w:right w:val="single" w:color="BFC9D6" w:sz="4"/>
+          <w:insideH w:val="single" w:color="DCE3EC" w:sz="2"/>
+          <w:insideV w:val="single" w:color="DCE3EC" w:sz="2"/>
+        </w:tblBorders>
+      </w:tblPr>
+      <w:tblGrid>
+        <w:gridCol w:w="2400"/>
+        <w:gridCol w:w="3400"/>
+        <w:gridCol w:w="3838"/>
+      </w:tblGrid>
+      <w:tr>
+        <w:trPr>
+          <w:tblHeader/>
+        </w:trPr>
+        <w:tc>
+          <w:tcPr>
+            <w:tcW w:type="dxa" w:w="2400"/>
+            <w:shd w:fill="1F3864" w:color="auto" w:val="clear"/>
+            <w:tcMar>
+              <w:top w:type="dxa" w:w="80"/>
+              <w:left w:type="dxa" w:w="110"/>
+              <w:bottom w:type="dxa" w:w="80"/>
+              <w:right w:type="dxa" w:w="110"/>
+            </w:tcMar>
+            <w:vAlign w:val="center"/>
+          </w:tcPr>
+          <w:p>
+            <w:pPr>
+              <w:spacing w:after="0" w:before="0"/>
+            </w:pPr>
+            <w:r>
+              <w:rPr>
+                <w:rFonts w:ascii="맑은 고딕" w:cs="맑은 고딕" w:eastAsia="맑은 고딕" w:hAnsi="맑은 고딕"/>
+                <w:b/>
+                <w:bCs/>
+                <w:color w:val="FFFFFF"/>
+                <w:sz w:val="18"/>
+                <w:szCs w:val="18"/>
+              </w:rPr>
+              <w:t xml:space="preserve"/>
+            </w:r>
+          </w:p>
+        </w:tc>
+        <w:tc>
+          <w:tcPr>
+            <w:tcW w:type="dxa" w:w="3400"/>
+            <w:shd w:fill="1F3864" w:color="auto" w:val="clear"/>
+            <w:tcMar>
+              <w:top w:type="dxa" w:w="80"/>
+              <w:left w:type="dxa" w:w="110"/>
+              <w:bottom w:type="dxa" w:w="80"/>
+              <w:right w:type="dxa" w:w="110"/>
+            </w:tcMar>
+            <w:vAlign w:val="center"/>
+          </w:tcPr>
+          <w:p>
+            <w:pPr>
+              <w:spacing w:after="0" w:before="0"/>
+            </w:pPr>
+            <w:r>
+              <w:rPr>
+                <w:rFonts w:ascii="맑은 고딕" w:cs="맑은 고딕" w:eastAsia="맑은 고딕" w:hAnsi="맑은 고딕"/>
+                <w:b/>
+                <w:bCs/>
+                <w:color w:val="FFFFFF"/>
+                <w:sz w:val="18"/>
+                <w:szCs w:val="18"/>
+              </w:rPr>
+              <w:t xml:space="preserve">당근</w:t>
+            </w:r>
+          </w:p>
+        </w:tc>
+        <w:tc>
+          <w:tcPr>
+            <w:tcW w:type="dxa" w:w="3838"/>
+            <w:shd w:fill="1F3864" w:color="auto" w:val="clear"/>
+            <w:tcMar>
+              <w:top w:type="dxa" w:w="80"/>
+              <w:left w:type="dxa" w:w="110"/>
+              <w:bottom w:type="dxa" w:w="80"/>
+              <w:right w:type="dxa" w:w="110"/>
+            </w:tcMar>
+            <w:vAlign w:val="center"/>
+          </w:tcPr>
+          <w:p>
+            <w:pPr>
+              <w:spacing w:after="0" w:before="0"/>
+            </w:pPr>
+            <w:r>
+              <w:rPr>
+                <w:rFonts w:ascii="맑은 고딕" w:cs="맑은 고딕" w:eastAsia="맑은 고딕" w:hAnsi="맑은 고딕"/>
+                <w:b/>
+                <w:bCs/>
+                <w:color w:val="FFFFFF"/>
+                <w:sz w:val="18"/>
+                <w:szCs w:val="18"/>
+              </w:rPr>
+              <w:t xml:space="preserve">채움</w:t>
+            </w:r>
+          </w:p>
+        </w:tc>
+      </w:tr>
+      <w:tr>
+        <w:tc>
+          <w:tcPr>
+            <w:tcW w:type="dxa" w:w="2400"/>
+            <w:shd w:fill="FFFFFF" w:color="auto" w:val="clear"/>
+            <w:tcMar>
+              <w:top w:type="dxa" w:w="70"/>
+              <w:left w:type="dxa" w:w="110"/>
+              <w:bottom w:type="dxa" w:w="70"/>
+              <w:right w:type="dxa" w:w="110"/>
+            </w:tcMar>
+            <w:vAlign w:val="center"/>
+          </w:tcPr>
+          <w:p>
+            <w:pPr>
+              <w:spacing w:after="0" w:before="0" w:line="252"/>
+            </w:pPr>
+            <w:r>
+              <w:rPr>
+                <w:rFonts w:ascii="맑은 고딕" w:cs="맑은 고딕" w:eastAsia="맑은 고딕" w:hAnsi="맑은 고딕"/>
+                <w:color w:val="262626"/>
+                <w:sz w:val="18"/>
+                <w:szCs w:val="18"/>
+              </w:rPr>
+              <w:t xml:space="preserve">우리를 지나가는 돈</w:t>
+            </w:r>
+          </w:p>
+        </w:tc>
+        <w:tc>
+          <w:tcPr>
+            <w:tcW w:type="dxa" w:w="3400"/>
+            <w:shd w:fill="FFFFFF" w:color="auto" w:val="clear"/>
+            <w:tcMar>
+              <w:top w:type="dxa" w:w="70"/>
+              <w:left w:type="dxa" w:w="110"/>
+              <w:bottom w:type="dxa" w:w="70"/>
+              <w:right w:type="dxa" w:w="110"/>
+            </w:tcMar>
+            <w:vAlign w:val="center"/>
+          </w:tcPr>
+          <w:p>
+            <w:pPr>
+              <w:spacing w:after="0" w:before="0" w:line="252"/>
+            </w:pPr>
+            <w:r>
+              <w:rPr>
+                <w:rFonts w:ascii="맑은 고딕" w:cs="맑은 고딕" w:eastAsia="맑은 고딕" w:hAnsi="맑은 고딕"/>
+                <w:b/>
+                <w:bCs/>
+                <w:color w:val="B02A2A"/>
+                <w:sz w:val="18"/>
+                <w:szCs w:val="18"/>
+              </w:rPr>
+              <w:t xml:space="preserve">없음</w:t>
+            </w:r>
+            <w:r>
+              <w:rPr>
+                <w:rFonts w:ascii="맑은 고딕" w:cs="맑은 고딕" w:eastAsia="맑은 고딕" w:hAnsi="맑은 고딕"/>
+                <w:color w:val="B02A2A"/>
+                <w:sz w:val="18"/>
+                <w:szCs w:val="18"/>
+              </w:rPr>
+              <w:t xml:space="preserve"> (직거래)</w:t>
+            </w:r>
+          </w:p>
+        </w:tc>
+        <w:tc>
+          <w:tcPr>
+            <w:tcW w:type="dxa" w:w="3838"/>
+            <w:shd w:fill="FFFFFF" w:color="auto" w:val="clear"/>
+            <w:tcMar>
+              <w:top w:type="dxa" w:w="70"/>
+              <w:left w:type="dxa" w:w="110"/>
+              <w:bottom w:type="dxa" w:w="70"/>
+              <w:right w:type="dxa" w:w="110"/>
+            </w:tcMar>
+            <w:vAlign w:val="center"/>
+          </w:tcPr>
+          <w:p>
+            <w:pPr>
+              <w:spacing w:after="0" w:before="0" w:line="252"/>
+            </w:pPr>
+            <w:r>
+              <w:rPr>
+                <w:rFonts w:ascii="맑은 고딕" w:cs="맑은 고딕" w:eastAsia="맑은 고딕" w:hAnsi="맑은 고딕"/>
+                <w:b/>
+                <w:bCs/>
+                <w:color w:val="2E6B3E"/>
+                <w:sz w:val="18"/>
+                <w:szCs w:val="18"/>
+              </w:rPr>
+              <w:t xml:space="preserve">있음</w:t>
+            </w:r>
+            <w:r>
+              <w:rPr>
+                <w:rFonts w:ascii="맑은 고딕" w:cs="맑은 고딕" w:eastAsia="맑은 고딕" w:hAnsi="맑은 고딕"/>
+                <w:color w:val="2E6B3E"/>
+                <w:sz w:val="18"/>
+                <w:szCs w:val="18"/>
+              </w:rPr>
+              <w:t xml:space="preserve"> (선결제 의무)</w:t>
+            </w:r>
+          </w:p>
+        </w:tc>
+      </w:tr>
+      <w:tr>
+        <w:tc>
+          <w:tcPr>
+            <w:tcW w:type="dxa" w:w="2400"/>
+            <w:shd w:fill="F7F9FC" w:color="auto" w:val="clear"/>
+            <w:tcMar>
+              <w:top w:type="dxa" w:w="70"/>
+              <w:left w:type="dxa" w:w="110"/>
+              <w:bottom w:type="dxa" w:w="70"/>
+              <w:right w:type="dxa" w:w="110"/>
+            </w:tcMar>
+            <w:vAlign w:val="center"/>
+          </w:tcPr>
+          <w:p>
+            <w:pPr>
+              <w:spacing w:after="0" w:before="0" w:line="252"/>
+            </w:pPr>
+            <w:r>
+              <w:rPr>
+                <w:rFonts w:ascii="맑은 고딕" w:cs="맑은 고딕" w:eastAsia="맑은 고딕" w:hAnsi="맑은 고딕"/>
+                <w:color w:val="262626"/>
+                <w:sz w:val="18"/>
+                <w:szCs w:val="18"/>
+              </w:rPr>
+              <w:t xml:space="preserve">공급자가 비교하는 대상</w:t>
+            </w:r>
+          </w:p>
+        </w:tc>
+        <w:tc>
+          <w:tcPr>
+            <w:tcW w:type="dxa" w:w="3400"/>
+            <w:shd w:fill="F7F9FC" w:color="auto" w:val="clear"/>
+            <w:tcMar>
+              <w:top w:type="dxa" w:w="70"/>
+              <w:left w:type="dxa" w:w="110"/>
+              <w:bottom w:type="dxa" w:w="70"/>
+              <w:right w:type="dxa" w:w="110"/>
+            </w:tcMar>
+            <w:vAlign w:val="center"/>
+          </w:tcPr>
+          <w:p>
+            <w:pPr>
+              <w:spacing w:after="0" w:before="0" w:line="252"/>
+            </w:pPr>
+            <w:r>
+              <w:rPr>
+                <w:rFonts w:ascii="맑은 고딕" w:cs="맑은 고딕" w:eastAsia="맑은 고딕" w:hAnsi="맑은 고딕"/>
+                <w:color w:val="262626"/>
+                <w:sz w:val="18"/>
+                <w:szCs w:val="18"/>
+              </w:rPr>
+              <w:t xml:space="preserve">—</w:t>
+            </w:r>
+          </w:p>
+        </w:tc>
+        <w:tc>
+          <w:tcPr>
+            <w:tcW w:type="dxa" w:w="3838"/>
+            <w:shd w:fill="F7F9FC" w:color="auto" w:val="clear"/>
+            <w:tcMar>
+              <w:top w:type="dxa" w:w="70"/>
+              <w:left w:type="dxa" w:w="110"/>
+              <w:bottom w:type="dxa" w:w="70"/>
+              <w:right w:type="dxa" w:w="110"/>
+            </w:tcMar>
+            <w:vAlign w:val="center"/>
+          </w:tcPr>
+          <w:p>
+            <w:pPr>
+              <w:spacing w:after="0" w:before="0" w:line="252"/>
+            </w:pPr>
+            <w:r>
+              <w:rPr>
+                <w:rFonts w:ascii="맑은 고딕" w:cs="맑은 고딕" w:eastAsia="맑은 고딕" w:hAnsi="맑은 고딕"/>
+                <w:b/>
+                <w:bCs/>
+                <w:color w:val="2E6B3E"/>
+                <w:sz w:val="18"/>
+                <w:szCs w:val="18"/>
+              </w:rPr>
+              <w:t xml:space="preserve">0원</w:t>
+            </w:r>
+            <w:r>
+              <w:rPr>
+                <w:rFonts w:ascii="맑은 고딕" w:cs="맑은 고딕" w:eastAsia="맑은 고딕" w:hAnsi="맑은 고딕"/>
+                <w:color w:val="2E6B3E"/>
+                <w:sz w:val="18"/>
+                <w:szCs w:val="18"/>
+              </w:rPr>
+              <w:t xml:space="preserve"> (안 팔리면 슬롯은 소멸)</w:t>
+            </w:r>
+          </w:p>
+        </w:tc>
+      </w:tr>
+      <w:tr>
+        <w:tc>
+          <w:tcPr>
+            <w:tcW w:type="dxa" w:w="2400"/>
+            <w:shd w:fill="FFFFFF" w:color="auto" w:val="clear"/>
+            <w:tcMar>
+              <w:top w:type="dxa" w:w="70"/>
+              <w:left w:type="dxa" w:w="110"/>
+              <w:bottom w:type="dxa" w:w="70"/>
+              <w:right w:type="dxa" w:w="110"/>
+            </w:tcMar>
+            <w:vAlign w:val="center"/>
+          </w:tcPr>
+          <w:p>
+            <w:pPr>
+              <w:spacing w:after="0" w:before="0" w:line="252"/>
+            </w:pPr>
+            <w:r>
+              <w:rPr>
+                <w:rFonts w:ascii="맑은 고딕" w:cs="맑은 고딕" w:eastAsia="맑은 고딕" w:hAnsi="맑은 고딕"/>
+                <w:color w:val="262626"/>
+                <w:sz w:val="18"/>
+                <w:szCs w:val="18"/>
+              </w:rPr>
+              <w:t xml:space="preserve">그래서</w:t>
+            </w:r>
+          </w:p>
+        </w:tc>
+        <w:tc>
+          <w:tcPr>
+            <w:tcW w:type="dxa" w:w="3400"/>
+            <w:shd w:fill="FFFFFF" w:color="auto" w:val="clear"/>
+            <w:tcMar>
+              <w:top w:type="dxa" w:w="70"/>
+              <w:left w:type="dxa" w:w="110"/>
+              <w:bottom w:type="dxa" w:w="70"/>
+              <w:right w:type="dxa" w:w="110"/>
+            </w:tcMar>
+            <w:vAlign w:val="center"/>
+          </w:tcPr>
+          <w:p>
+            <w:pPr>
+              <w:spacing w:after="0" w:before="0" w:line="252"/>
+            </w:pPr>
+            <w:r>
+              <w:rPr>
+                <w:rFonts w:ascii="맑은 고딕" w:cs="맑은 고딕" w:eastAsia="맑은 고딕" w:hAnsi="맑은 고딕"/>
+                <w:color w:val="262626"/>
+                <w:sz w:val="18"/>
+                <w:szCs w:val="18"/>
+              </w:rPr>
+              <w:t xml:space="preserve">수수료를 받을 방법 자체가 없었다</w:t>
+            </w:r>
+          </w:p>
+        </w:tc>
+        <w:tc>
+          <w:tcPr>
+            <w:tcW w:type="dxa" w:w="3838"/>
+            <w:shd w:fill="FFFFFF" w:color="auto" w:val="clear"/>
+            <w:tcMar>
+              <w:top w:type="dxa" w:w="70"/>
+              <w:left w:type="dxa" w:w="110"/>
+              <w:bottom w:type="dxa" w:w="70"/>
+              <w:right w:type="dxa" w:w="110"/>
+            </w:tcMar>
+            <w:vAlign w:val="center"/>
+          </w:tcPr>
+          <w:p>
+            <w:pPr>
+              <w:spacing w:after="0" w:before="0" w:line="252"/>
+            </w:pPr>
+            <w:r>
+              <w:rPr>
+                <w:rFonts w:ascii="맑은 고딕" w:cs="맑은 고딕" w:eastAsia="맑은 고딕" w:hAnsi="맑은 고딕"/>
+                <w:b/>
+                <w:bCs/>
+                <w:color w:val="2E6B3E"/>
+                <w:sz w:val="18"/>
+                <w:szCs w:val="18"/>
+              </w:rPr>
+              <w:t xml:space="preserve">받을 수 있고, 저항도 낮다</w:t>
+            </w:r>
+          </w:p>
+        </w:tc>
+      </w:tr>
+    </w:tbl>
+    <w:p>
+      <w:pPr>
+        <w:spacing w:after="120" w:before="0"/>
+      </w:pPr>
+    </w:p>
+    <w:p>
+      <w:pPr>
+        <w:pBdr>
+          <w:top w:val="single" w:color="1F3864" w:sz="14" w:space="8"/>
+        </w:pBdr>
+        <w:shd w:fill="F2F5F9" w:color="auto" w:val="clear"/>
+        <w:spacing w:after="30" w:before="160" w:line="276"/>
+        <w:ind w:left="200" w:right="200"/>
+      </w:pPr>
+      <w:r>
+        <w:rPr>
+          <w:rFonts w:ascii="맑은 고딕" w:cs="맑은 고딕" w:eastAsia="맑은 고딕" w:hAnsi="맑은 고딕"/>
+          <w:color w:val="262626"/>
+          <w:sz w:val="20"/>
+          <w:szCs w:val="20"/>
+        </w:rPr>
+        <w:t xml:space="preserve">사장님이 비교하는 것은 정가가 아니라 </w:t>
+      </w:r>
+      <w:r>
+        <w:rPr>
+          <w:rFonts w:ascii="맑은 고딕" w:cs="맑은 고딕" w:eastAsia="맑은 고딕" w:hAnsi="맑은 고딕"/>
+          <w:b/>
+          <w:bCs/>
+          <w:color w:val="1F3864"/>
+          <w:sz w:val="20"/>
+          <w:szCs w:val="20"/>
+        </w:rPr>
+        <w:t xml:space="preserve">0원</w:t>
+      </w:r>
+      <w:r>
+        <w:rPr>
+          <w:rFonts w:ascii="맑은 고딕" w:cs="맑은 고딕" w:eastAsia="맑은 고딕" w:hAnsi="맑은 고딕"/>
+          <w:color w:val="262626"/>
+          <w:sz w:val="20"/>
+          <w:szCs w:val="20"/>
+        </w:rPr>
+        <w:t xml:space="preserve">입니다.</w:t>
+      </w:r>
+    </w:p>
+    <w:p>
+      <w:pPr>
+        <w:pBdr>
+          <w:bottom w:val="single" w:color="1F3864" w:sz="4" w:space="8"/>
+        </w:pBdr>
+        <w:shd w:fill="F2F5F9" w:color="auto" w:val="clear"/>
+        <w:spacing w:after="180" w:before="30" w:line="276"/>
+        <w:ind w:left="200" w:right="200"/>
+      </w:pPr>
+      <w:r>
+        <w:rPr>
+          <w:rFonts w:ascii="맑은 고딕" w:cs="맑은 고딕" w:eastAsia="맑은 고딕" w:hAnsi="맑은 고딕"/>
+          <w:color w:val="262626"/>
+          <w:sz w:val="20"/>
+          <w:szCs w:val="20"/>
+        </w:rPr>
+        <w:t xml:space="preserve">안 팔리면 매출이 0인 슬롯 위에서 받는 10%는 </w:t>
+      </w:r>
+      <w:r>
+        <w:rPr>
+          <w:rFonts w:ascii="맑은 고딕" w:cs="맑은 고딕" w:eastAsia="맑은 고딕" w:hAnsi="맑은 고딕"/>
+          <w:b/>
+          <w:bCs/>
+          <w:color w:val="1F3864"/>
+          <w:sz w:val="20"/>
+          <w:szCs w:val="20"/>
+        </w:rPr>
+        <w:t xml:space="preserve">뺏는 것이 아니라 나누는 것</w:t>
+      </w:r>
+      <w:r>
+        <w:rPr>
+          <w:rFonts w:ascii="맑은 고딕" w:cs="맑은 고딕" w:eastAsia="맑은 고딕" w:hAnsi="맑은 고딕"/>
+          <w:color w:val="262626"/>
+          <w:sz w:val="20"/>
+          <w:szCs w:val="20"/>
+        </w:rPr>
+        <w:t xml:space="preserve">입니다.</w:t>
+      </w:r>
+    </w:p>
+    <w:p>
+      <w:pPr>
+        <w:spacing w:after="100" w:before="60" w:line="276"/>
+      </w:pPr>
+      <w:r>
+        <w:rPr>
+          <w:rFonts w:ascii="맑은 고딕" w:cs="맑은 고딕" w:eastAsia="맑은 고딕" w:hAnsi="맑은 고딕"/>
+          <w:color w:val="262626"/>
+          <w:sz w:val="20"/>
+          <w:szCs w:val="20"/>
+        </w:rPr>
+        <w:t xml:space="preserve">무수수료를 1년 유지하면 </w:t>
+      </w:r>
+      <w:r>
+        <w:rPr>
+          <w:rFonts w:ascii="맑은 고딕" w:cs="맑은 고딕" w:eastAsia="맑은 고딕" w:hAnsi="맑은 고딕"/>
+          <w:b/>
+          <w:bCs/>
+          <w:color w:val="262626"/>
+          <w:sz w:val="20"/>
+          <w:szCs w:val="20"/>
+        </w:rPr>
+        <w:t xml:space="preserve">흑자 전환이 3년차에서 4년차로, 필요 투자가 13억에서 20억으로</w:t>
+      </w:r>
+      <w:r>
+        <w:rPr>
+          <w:rFonts w:ascii="맑은 고딕" w:cs="맑은 고딕" w:eastAsia="맑은 고딕" w:hAnsi="맑은 고딕"/>
+          <w:color w:val="262626"/>
+          <w:sz w:val="20"/>
+          <w:szCs w:val="20"/>
+        </w:rPr>
+        <w:t xml:space="preserve"> 늘어납니다. 대신 초기 공급 확보가 어려워지는 만큼 </w:t>
+      </w:r>
+      <w:r>
+        <w:rPr>
+          <w:rFonts w:ascii="맑은 고딕" w:cs="맑은 고딕" w:eastAsia="맑은 고딕" w:hAnsi="맑은 고딕"/>
+          <w:b/>
+          <w:bCs/>
+          <w:color w:val="262626"/>
+          <w:sz w:val="20"/>
+          <w:szCs w:val="20"/>
+        </w:rPr>
+        <w:t xml:space="preserve">첫 3개월은 수수료 0% 프로모션</w:t>
+      </w:r>
+      <w:r>
+        <w:rPr>
+          <w:rFonts w:ascii="맑은 고딕" w:cs="맑은 고딕" w:eastAsia="맑은 고딕" w:hAnsi="맑은 고딕"/>
+          <w:color w:val="262626"/>
+          <w:sz w:val="20"/>
+          <w:szCs w:val="20"/>
+        </w:rPr>
+        <w:t xml:space="preserve">으로 상쇄합니다.</w:t>
+      </w:r>
+    </w:p>
+    <w:p>
+      <w:pPr>
+        <w:pStyle w:val="Heading2"/>
+        <w:spacing w:after="120" w:before="280"/>
+      </w:pPr>
+      <w:r>
+        <w:rPr>
+          <w:rFonts w:ascii="맑은 고딕" w:cs="맑은 고딕" w:eastAsia="맑은 고딕" w:hAnsi="맑은 고딕"/>
+          <w:b/>
+          <w:bCs/>
+          <w:color w:val="2E5C8A"/>
+          <w:sz w:val="24"/>
+          <w:szCs w:val="24"/>
+        </w:rPr>
+        <w:t xml:space="preserve">8.2 수익 모델 3단계</w:t>
       </w:r>
     </w:p>
     <w:tbl>
@@ -9950,9 +10532,9 @@
       </w:tblPr>
       <w:tblGrid>
         <w:gridCol w:w="1300"/>
-        <w:gridCol w:w="2000"/>
-        <w:gridCol w:w="1900"/>
-        <w:gridCol w:w="4438"/>
+        <w:gridCol w:w="1600"/>
+        <w:gridCol w:w="2500"/>
+        <w:gridCol w:w="4238"/>
       </w:tblGrid>
       <w:tr>
         <w:trPr>
@@ -9989,7 +10571,7 @@
         </w:tc>
         <w:tc>
           <w:tcPr>
-            <w:tcW w:type="dxa" w:w="2000"/>
+            <w:tcW w:type="dxa" w:w="1600"/>
             <w:shd w:fill="1F3864" w:color="auto" w:val="clear"/>
             <w:tcMar>
               <w:top w:type="dxa" w:w="80"/>
@@ -10018,7 +10600,7 @@
         </w:tc>
         <w:tc>
           <w:tcPr>
-            <w:tcW w:type="dxa" w:w="1900"/>
+            <w:tcW w:type="dxa" w:w="2500"/>
             <w:shd w:fill="1F3864" w:color="auto" w:val="clear"/>
             <w:tcMar>
               <w:top w:type="dxa" w:w="80"/>
@@ -10047,7 +10629,7 @@
         </w:tc>
         <w:tc>
           <w:tcPr>
-            <w:tcW w:type="dxa" w:w="4438"/>
+            <w:tcW w:type="dxa" w:w="4238"/>
             <w:shd w:fill="1F3864" w:color="auto" w:val="clear"/>
             <w:tcMar>
               <w:top w:type="dxa" w:w="80"/>
@@ -10107,7 +10689,7 @@
         </w:tc>
         <w:tc>
           <w:tcPr>
-            <w:tcW w:type="dxa" w:w="2000"/>
+            <w:tcW w:type="dxa" w:w="1600"/>
             <w:shd w:fill="FFFFFF" w:color="auto" w:val="clear"/>
             <w:tcMar>
               <w:top w:type="dxa" w:w="70"/>
@@ -10134,7 +10716,7 @@
         </w:tc>
         <w:tc>
           <w:tcPr>
-            <w:tcW w:type="dxa" w:w="1900"/>
+            <w:tcW w:type="dxa" w:w="2500"/>
             <w:shd w:fill="FFFFFF" w:color="auto" w:val="clear"/>
             <w:tcMar>
               <w:top w:type="dxa" w:w="70"/>
@@ -10157,13 +10739,22 @@
                 <w:sz w:val="18"/>
                 <w:szCs w:val="18"/>
               </w:rPr>
-              <w:t xml:space="preserve">수수료 0%</w:t>
-            </w:r>
-          </w:p>
-        </w:tc>
-        <w:tc>
-          <w:tcPr>
-            <w:tcW w:type="dxa" w:w="4438"/>
+              <w:t xml:space="preserve">거래 수수료 10%</w:t>
+            </w:r>
+            <w:r>
+              <w:rPr>
+                <w:rFonts w:ascii="맑은 고딕" w:cs="맑은 고딕" w:eastAsia="맑은 고딕" w:hAnsi="맑은 고딕"/>
+                <w:color w:val="262626"/>
+                <w:sz w:val="18"/>
+                <w:szCs w:val="18"/>
+              </w:rPr>
+              <w:t xml:space="preserve"> (첫 3개월 0%)</w:t>
+            </w:r>
+          </w:p>
+        </w:tc>
+        <w:tc>
+          <w:tcPr>
+            <w:tcW w:type="dxa" w:w="4238"/>
             <w:shd w:fill="FFFFFF" w:color="auto" w:val="clear"/>
             <w:tcMar>
               <w:top w:type="dxa" w:w="70"/>
@@ -10184,8 +10775,28 @@
                 <w:sz w:val="18"/>
                 <w:szCs w:val="18"/>
               </w:rPr>
-              <w:t xml:space="preserve">당근 모델. 공급·수요 밀도 확보가 </w:t>
-            </w:r>
+              <w:t xml:space="preserve">빈 슬롯의 대안은 0원. 저항이 구조적으로 낮다</w:t>
+            </w:r>
+          </w:p>
+        </w:tc>
+      </w:tr>
+      <w:tr>
+        <w:tc>
+          <w:tcPr>
+            <w:tcW w:type="dxa" w:w="1300"/>
+            <w:shd w:fill="F7F9FC" w:color="auto" w:val="clear"/>
+            <w:tcMar>
+              <w:top w:type="dxa" w:w="70"/>
+              <w:left w:type="dxa" w:w="110"/>
+              <w:bottom w:type="dxa" w:w="70"/>
+              <w:right w:type="dxa" w:w="110"/>
+            </w:tcMar>
+            <w:vAlign w:val="center"/>
+          </w:tcPr>
+          <w:p>
+            <w:pPr>
+              <w:spacing w:after="0" w:before="0" w:line="252"/>
+            </w:pPr>
             <w:r>
               <w:rPr>
                 <w:rFonts w:ascii="맑은 고딕" w:cs="맑은 고딕" w:eastAsia="맑은 고딕" w:hAnsi="맑은 고딕"/>
@@ -10195,16 +10806,90 @@
                 <w:sz w:val="18"/>
                 <w:szCs w:val="18"/>
               </w:rPr>
-              <w:t xml:space="preserve">유일한 KPI</w:t>
-            </w:r>
-            <w:r>
-              <w:rPr>
-                <w:rFonts w:ascii="맑은 고딕" w:cs="맑은 고딕" w:eastAsia="맑은 고딕" w:hAnsi="맑은 고딕"/>
-                <w:color w:val="262626"/>
-                <w:sz w:val="18"/>
-                <w:szCs w:val="18"/>
-              </w:rPr>
-              <w:t xml:space="preserve">. 돈은 벌지 않는다</w:t>
+              <w:t xml:space="preserve">Phase 2</w:t>
+            </w:r>
+          </w:p>
+        </w:tc>
+        <w:tc>
+          <w:tcPr>
+            <w:tcW w:type="dxa" w:w="1600"/>
+            <w:shd w:fill="F7F9FC" w:color="auto" w:val="clear"/>
+            <w:tcMar>
+              <w:top w:type="dxa" w:w="70"/>
+              <w:left w:type="dxa" w:w="110"/>
+              <w:bottom w:type="dxa" w:w="70"/>
+              <w:right w:type="dxa" w:w="110"/>
+            </w:tcMar>
+            <w:vAlign w:val="center"/>
+          </w:tcPr>
+          <w:p>
+            <w:pPr>
+              <w:spacing w:after="0" w:before="0" w:line="252"/>
+            </w:pPr>
+            <w:r>
+              <w:rPr>
+                <w:rFonts w:ascii="맑은 고딕" w:cs="맑은 고딕" w:eastAsia="맑은 고딕" w:hAnsi="맑은 고딕"/>
+                <w:color w:val="262626"/>
+                <w:sz w:val="18"/>
+                <w:szCs w:val="18"/>
+              </w:rPr>
+              <w:t xml:space="preserve">13~24개월</w:t>
+            </w:r>
+          </w:p>
+        </w:tc>
+        <w:tc>
+          <w:tcPr>
+            <w:tcW w:type="dxa" w:w="2500"/>
+            <w:shd w:fill="F7F9FC" w:color="auto" w:val="clear"/>
+            <w:tcMar>
+              <w:top w:type="dxa" w:w="70"/>
+              <w:left w:type="dxa" w:w="110"/>
+              <w:bottom w:type="dxa" w:w="70"/>
+              <w:right w:type="dxa" w:w="110"/>
+            </w:tcMar>
+            <w:vAlign w:val="center"/>
+          </w:tcPr>
+          <w:p>
+            <w:pPr>
+              <w:spacing w:after="0" w:before="0" w:line="252"/>
+            </w:pPr>
+            <w:r>
+              <w:rPr>
+                <w:rFonts w:ascii="맑은 고딕" w:cs="맑은 고딕" w:eastAsia="맑은 고딕" w:hAnsi="맑은 고딕"/>
+                <w:b/>
+                <w:bCs/>
+                <w:color w:val="262626"/>
+                <w:sz w:val="18"/>
+                <w:szCs w:val="18"/>
+              </w:rPr>
+              <w:t xml:space="preserve">수수료 12% + 광고</w:t>
+            </w:r>
+          </w:p>
+        </w:tc>
+        <w:tc>
+          <w:tcPr>
+            <w:tcW w:type="dxa" w:w="4238"/>
+            <w:shd w:fill="F7F9FC" w:color="auto" w:val="clear"/>
+            <w:tcMar>
+              <w:top w:type="dxa" w:w="70"/>
+              <w:left w:type="dxa" w:w="110"/>
+              <w:bottom w:type="dxa" w:w="70"/>
+              <w:right w:type="dxa" w:w="110"/>
+            </w:tcMar>
+            <w:vAlign w:val="center"/>
+          </w:tcPr>
+          <w:p>
+            <w:pPr>
+              <w:spacing w:after="0" w:before="0" w:line="252"/>
+            </w:pPr>
+            <w:r>
+              <w:rPr>
+                <w:rFonts w:ascii="맑은 고딕" w:cs="맑은 고딕" w:eastAsia="맑은 고딕" w:hAnsi="맑은 고딕"/>
+                <w:color w:val="262626"/>
+                <w:sz w:val="18"/>
+                <w:szCs w:val="18"/>
+              </w:rPr>
+              <w:t xml:space="preserve">밀도 확보 후 도달반경 내 상위 노출권 판매 (3.5-③이 근거)</w:t>
             </w:r>
           </w:p>
         </w:tc>
@@ -10213,7 +10898,7 @@
         <w:tc>
           <w:tcPr>
             <w:tcW w:type="dxa" w:w="1300"/>
-            <w:shd w:fill="F7F9FC" w:color="auto" w:val="clear"/>
+            <w:shd w:fill="FFFFFF" w:color="auto" w:val="clear"/>
             <w:tcMar>
               <w:top w:type="dxa" w:w="70"/>
               <w:left w:type="dxa" w:w="110"/>
@@ -10235,41 +10920,41 @@
                 <w:sz w:val="18"/>
                 <w:szCs w:val="18"/>
               </w:rPr>
-              <w:t xml:space="preserve">Phase 2</w:t>
-            </w:r>
-          </w:p>
-        </w:tc>
-        <w:tc>
-          <w:tcPr>
-            <w:tcW w:type="dxa" w:w="2000"/>
-            <w:shd w:fill="F7F9FC" w:color="auto" w:val="clear"/>
-            <w:tcMar>
-              <w:top w:type="dxa" w:w="70"/>
-              <w:left w:type="dxa" w:w="110"/>
-              <w:bottom w:type="dxa" w:w="70"/>
-              <w:right w:type="dxa" w:w="110"/>
-            </w:tcMar>
-            <w:vAlign w:val="center"/>
-          </w:tcPr>
-          <w:p>
-            <w:pPr>
-              <w:spacing w:after="0" w:before="0" w:line="252"/>
-            </w:pPr>
-            <w:r>
-              <w:rPr>
-                <w:rFonts w:ascii="맑은 고딕" w:cs="맑은 고딕" w:eastAsia="맑은 고딕" w:hAnsi="맑은 고딕"/>
-                <w:color w:val="262626"/>
-                <w:sz w:val="18"/>
-                <w:szCs w:val="18"/>
-              </w:rPr>
-              <w:t xml:space="preserve">네트워크 효과 이후</w:t>
-            </w:r>
-          </w:p>
-        </w:tc>
-        <w:tc>
-          <w:tcPr>
-            <w:tcW w:type="dxa" w:w="1900"/>
-            <w:shd w:fill="F7F9FC" w:color="auto" w:val="clear"/>
+              <w:t xml:space="preserve">Phase 3</w:t>
+            </w:r>
+          </w:p>
+        </w:tc>
+        <w:tc>
+          <w:tcPr>
+            <w:tcW w:type="dxa" w:w="1600"/>
+            <w:shd w:fill="FFFFFF" w:color="auto" w:val="clear"/>
+            <w:tcMar>
+              <w:top w:type="dxa" w:w="70"/>
+              <w:left w:type="dxa" w:w="110"/>
+              <w:bottom w:type="dxa" w:w="70"/>
+              <w:right w:type="dxa" w:w="110"/>
+            </w:tcMar>
+            <w:vAlign w:val="center"/>
+          </w:tcPr>
+          <w:p>
+            <w:pPr>
+              <w:spacing w:after="0" w:before="0" w:line="252"/>
+            </w:pPr>
+            <w:r>
+              <w:rPr>
+                <w:rFonts w:ascii="맑은 고딕" w:cs="맑은 고딕" w:eastAsia="맑은 고딕" w:hAnsi="맑은 고딕"/>
+                <w:color w:val="262626"/>
+                <w:sz w:val="18"/>
+                <w:szCs w:val="18"/>
+              </w:rPr>
+              <w:t xml:space="preserve">25개월~</w:t>
+            </w:r>
+          </w:p>
+        </w:tc>
+        <w:tc>
+          <w:tcPr>
+            <w:tcW w:type="dxa" w:w="2500"/>
+            <w:shd w:fill="FFFFFF" w:color="auto" w:val="clear"/>
             <w:tcMar>
               <w:top w:type="dxa" w:w="70"/>
               <w:left w:type="dxa" w:w="110"/>
@@ -10291,34 +10976,45 @@
                 <w:sz w:val="18"/>
                 <w:szCs w:val="18"/>
               </w:rPr>
-              <w:t xml:space="preserve">광고</w:t>
-            </w:r>
-          </w:p>
-        </w:tc>
-        <w:tc>
-          <w:tcPr>
-            <w:tcW w:type="dxa" w:w="4438"/>
-            <w:shd w:fill="F7F9FC" w:color="auto" w:val="clear"/>
-            <w:tcMar>
-              <w:top w:type="dxa" w:w="70"/>
-              <w:left w:type="dxa" w:w="110"/>
-              <w:bottom w:type="dxa" w:w="70"/>
-              <w:right w:type="dxa" w:w="110"/>
-            </w:tcMar>
-            <w:vAlign w:val="center"/>
-          </w:tcPr>
-          <w:p>
-            <w:pPr>
-              <w:spacing w:after="0" w:before="0" w:line="252"/>
-            </w:pPr>
-            <w:r>
-              <w:rPr>
-                <w:rFonts w:ascii="맑은 고딕" w:cs="맑은 고딕" w:eastAsia="맑은 고딕" w:hAnsi="맑은 고딕"/>
-                <w:color w:val="262626"/>
-                <w:sz w:val="18"/>
-                <w:szCs w:val="18"/>
-              </w:rPr>
-              <w:t xml:space="preserve">도달반경 내 상위 노출권, 카테고리 스폰서 (3.5-③이 근거)</w:t>
+              <w:t xml:space="preserve">+ 채움페이</w:t>
+            </w:r>
+          </w:p>
+        </w:tc>
+        <w:tc>
+          <w:tcPr>
+            <w:tcW w:type="dxa" w:w="4238"/>
+            <w:shd w:fill="FFFFFF" w:color="auto" w:val="clear"/>
+            <w:tcMar>
+              <w:top w:type="dxa" w:w="70"/>
+              <w:left w:type="dxa" w:w="110"/>
+              <w:bottom w:type="dxa" w:w="70"/>
+              <w:right w:type="dxa" w:w="110"/>
+            </w:tcMar>
+            <w:vAlign w:val="center"/>
+          </w:tcPr>
+          <w:p>
+            <w:pPr>
+              <w:spacing w:after="0" w:before="0" w:line="252"/>
+            </w:pPr>
+            <w:r>
+              <w:rPr>
+                <w:rFonts w:ascii="맑은 고딕" w:cs="맑은 고딕" w:eastAsia="맑은 고딕" w:hAnsi="맑은 고딕"/>
+                <w:color w:val="262626"/>
+                <w:sz w:val="18"/>
+                <w:szCs w:val="18"/>
+              </w:rPr>
+              <w:t xml:space="preserve">결제 수수료 + 예치금 운용 수익 + </w:t>
+            </w:r>
+            <w:r>
+              <w:rPr>
+                <w:rFonts w:ascii="맑은 고딕" w:cs="맑은 고딕" w:eastAsia="맑은 고딕" w:hAnsi="맑은 고딕"/>
+                <w:b/>
+                <w:bCs/>
+                <w:color w:val="262626"/>
+                <w:sz w:val="18"/>
+                <w:szCs w:val="18"/>
+              </w:rPr>
+              <w:t xml:space="preserve">락인(lock-in) 효과</w:t>
             </w:r>
           </w:p>
         </w:tc>
@@ -10327,7 +11023,7 @@
         <w:tc>
           <w:tcPr>
             <w:tcW w:type="dxa" w:w="1300"/>
-            <w:shd w:fill="FFFFFF" w:color="auto" w:val="clear"/>
+            <w:shd w:fill="F7F9FC" w:color="auto" w:val="clear"/>
             <w:tcMar>
               <w:top w:type="dxa" w:w="70"/>
               <w:left w:type="dxa" w:w="110"/>
@@ -10355,35 +11051,35 @@
         </w:tc>
         <w:tc>
           <w:tcPr>
-            <w:tcW w:type="dxa" w:w="2000"/>
-            <w:shd w:fill="FFFFFF" w:color="auto" w:val="clear"/>
-            <w:tcMar>
-              <w:top w:type="dxa" w:w="70"/>
-              <w:left w:type="dxa" w:w="110"/>
-              <w:bottom w:type="dxa" w:w="70"/>
-              <w:right w:type="dxa" w:w="110"/>
-            </w:tcMar>
-            <w:vAlign w:val="center"/>
-          </w:tcPr>
-          <w:p>
-            <w:pPr>
-              <w:spacing w:after="0" w:before="0" w:line="252"/>
-            </w:pPr>
-            <w:r>
-              <w:rPr>
-                <w:rFonts w:ascii="맑은 고딕" w:cs="맑은 고딕" w:eastAsia="맑은 고딕" w:hAnsi="맑은 고딕"/>
-                <w:color w:val="262626"/>
-                <w:sz w:val="18"/>
-                <w:szCs w:val="18"/>
-              </w:rPr>
-              <w:t xml:space="preserve">거래량 확보 후</w:t>
-            </w:r>
-          </w:p>
-        </w:tc>
-        <w:tc>
-          <w:tcPr>
-            <w:tcW w:type="dxa" w:w="1900"/>
-            <w:shd w:fill="FFFFFF" w:color="auto" w:val="clear"/>
+            <w:tcW w:type="dxa" w:w="1600"/>
+            <w:shd w:fill="F7F9FC" w:color="auto" w:val="clear"/>
+            <w:tcMar>
+              <w:top w:type="dxa" w:w="70"/>
+              <w:left w:type="dxa" w:w="110"/>
+              <w:bottom w:type="dxa" w:w="70"/>
+              <w:right w:type="dxa" w:w="110"/>
+            </w:tcMar>
+            <w:vAlign w:val="center"/>
+          </w:tcPr>
+          <w:p>
+            <w:pPr>
+              <w:spacing w:after="0" w:before="0" w:line="252"/>
+            </w:pPr>
+            <w:r>
+              <w:rPr>
+                <w:rFonts w:ascii="맑은 고딕" w:cs="맑은 고딕" w:eastAsia="맑은 고딕" w:hAnsi="맑은 고딕"/>
+                <w:color w:val="262626"/>
+                <w:sz w:val="18"/>
+                <w:szCs w:val="18"/>
+              </w:rPr>
+              <w:t xml:space="preserve">동시</w:t>
+            </w:r>
+          </w:p>
+        </w:tc>
+        <w:tc>
+          <w:tcPr>
+            <w:tcW w:type="dxa" w:w="2500"/>
+            <w:shd w:fill="F7F9FC" w:color="auto" w:val="clear"/>
             <w:tcMar>
               <w:top w:type="dxa" w:w="70"/>
               <w:left w:type="dxa" w:w="110"/>
@@ -10405,53 +11101,13 @@
                 <w:sz w:val="18"/>
                 <w:szCs w:val="18"/>
               </w:rPr>
-              <w:t xml:space="preserve">채움페이</w:t>
-            </w:r>
-          </w:p>
-        </w:tc>
-        <w:tc>
-          <w:tcPr>
-            <w:tcW w:type="dxa" w:w="4438"/>
-            <w:shd w:fill="FFFFFF" w:color="auto" w:val="clear"/>
-            <w:tcMar>
-              <w:top w:type="dxa" w:w="70"/>
-              <w:left w:type="dxa" w:w="110"/>
-              <w:bottom w:type="dxa" w:w="70"/>
-              <w:right w:type="dxa" w:w="110"/>
-            </w:tcMar>
-            <w:vAlign w:val="center"/>
-          </w:tcPr>
-          <w:p>
-            <w:pPr>
-              <w:spacing w:after="0" w:before="0" w:line="252"/>
-            </w:pPr>
-            <w:r>
-              <w:rPr>
-                <w:rFonts w:ascii="맑은 고딕" w:cs="맑은 고딕" w:eastAsia="맑은 고딕" w:hAnsi="맑은 고딕"/>
-                <w:color w:val="262626"/>
-                <w:sz w:val="18"/>
-                <w:szCs w:val="18"/>
-              </w:rPr>
-              <w:t xml:space="preserve">결제 수수료 + 예치금 운용 수익 + </w:t>
-            </w:r>
-            <w:r>
-              <w:rPr>
-                <w:rFonts w:ascii="맑은 고딕" w:cs="맑은 고딕" w:eastAsia="맑은 고딕" w:hAnsi="맑은 고딕"/>
-                <w:b/>
-                <w:bCs/>
-                <w:color w:val="262626"/>
-                <w:sz w:val="18"/>
-                <w:szCs w:val="18"/>
-              </w:rPr>
-              <w:t xml:space="preserve">락인(lock-in) 효과</w:t>
-            </w:r>
-          </w:p>
-        </w:tc>
-      </w:tr>
-      <w:tr>
-        <w:tc>
-          <w:tcPr>
-            <w:tcW w:type="dxa" w:w="1300"/>
+              <w:t xml:space="preserve">+ 프리미엄 인증</w:t>
+            </w:r>
+          </w:p>
+        </w:tc>
+        <w:tc>
+          <w:tcPr>
+            <w:tcW w:type="dxa" w:w="4238"/>
             <w:shd w:fill="F7F9FC" w:color="auto" w:val="clear"/>
             <w:tcMar>
               <w:top w:type="dxa" w:w="70"/>
@@ -10468,96 +11124,11 @@
             <w:r>
               <w:rPr>
                 <w:rFonts w:ascii="맑은 고딕" w:cs="맑은 고딕" w:eastAsia="맑은 고딕" w:hAnsi="맑은 고딕"/>
-                <w:b/>
-                <w:bCs/>
-                <w:color w:val="262626"/>
-                <w:sz w:val="18"/>
-                <w:szCs w:val="18"/>
-              </w:rPr>
-              <w:t xml:space="preserve">Phase 3</w:t>
-            </w:r>
-          </w:p>
-        </w:tc>
-        <w:tc>
-          <w:tcPr>
-            <w:tcW w:type="dxa" w:w="2000"/>
-            <w:shd w:fill="F7F9FC" w:color="auto" w:val="clear"/>
-            <w:tcMar>
-              <w:top w:type="dxa" w:w="70"/>
-              <w:left w:type="dxa" w:w="110"/>
-              <w:bottom w:type="dxa" w:w="70"/>
-              <w:right w:type="dxa" w:w="110"/>
-            </w:tcMar>
-            <w:vAlign w:val="center"/>
-          </w:tcPr>
-          <w:p>
-            <w:pPr>
-              <w:spacing w:after="0" w:before="0" w:line="252"/>
-            </w:pPr>
-            <w:r>
-              <w:rPr>
-                <w:rFonts w:ascii="맑은 고딕" w:cs="맑은 고딕" w:eastAsia="맑은 고딕" w:hAnsi="맑은 고딕"/>
-                <w:color w:val="262626"/>
-                <w:sz w:val="18"/>
-                <w:szCs w:val="18"/>
-              </w:rPr>
-              <w:t xml:space="preserve">동시</w:t>
-            </w:r>
-          </w:p>
-        </w:tc>
-        <w:tc>
-          <w:tcPr>
-            <w:tcW w:type="dxa" w:w="1900"/>
-            <w:shd w:fill="F7F9FC" w:color="auto" w:val="clear"/>
-            <w:tcMar>
-              <w:top w:type="dxa" w:w="70"/>
-              <w:left w:type="dxa" w:w="110"/>
-              <w:bottom w:type="dxa" w:w="70"/>
-              <w:right w:type="dxa" w:w="110"/>
-            </w:tcMar>
-            <w:vAlign w:val="center"/>
-          </w:tcPr>
-          <w:p>
-            <w:pPr>
-              <w:spacing w:after="0" w:before="0" w:line="252"/>
-            </w:pPr>
-            <w:r>
-              <w:rPr>
-                <w:rFonts w:ascii="맑은 고딕" w:cs="맑은 고딕" w:eastAsia="맑은 고딕" w:hAnsi="맑은 고딕"/>
-                <w:b/>
-                <w:bCs/>
-                <w:color w:val="262626"/>
-                <w:sz w:val="18"/>
-                <w:szCs w:val="18"/>
-              </w:rPr>
-              <w:t xml:space="preserve">프리미엄 인증</w:t>
-            </w:r>
-          </w:p>
-        </w:tc>
-        <w:tc>
-          <w:tcPr>
-            <w:tcW w:type="dxa" w:w="4438"/>
-            <w:shd w:fill="F7F9FC" w:color="auto" w:val="clear"/>
-            <w:tcMar>
-              <w:top w:type="dxa" w:w="70"/>
-              <w:left w:type="dxa" w:w="110"/>
-              <w:bottom w:type="dxa" w:w="70"/>
-              <w:right w:type="dxa" w:w="110"/>
-            </w:tcMar>
-            <w:vAlign w:val="center"/>
-          </w:tcPr>
-          <w:p>
-            <w:pPr>
-              <w:spacing w:after="0" w:before="0" w:line="252"/>
-            </w:pPr>
-            <w:r>
-              <w:rPr>
-                <w:rFonts w:ascii="맑은 고딕" w:cs="맑은 고딕" w:eastAsia="맑은 고딕" w:hAnsi="맑은 고딕"/>
-                <w:color w:val="262626"/>
-                <w:sz w:val="18"/>
-                <w:szCs w:val="18"/>
-              </w:rPr>
-              <w:t xml:space="preserve">당근 인증 모델. 위생·자격 배지 구독 (신뢰 = 유료 상품)</w:t>
+                <w:color w:val="262626"/>
+                <w:sz w:val="18"/>
+                <w:szCs w:val="18"/>
+              </w:rPr>
+              <w:t xml:space="preserve">위생·자격 배지 구독 (신뢰 = 유료 상품)</w:t>
             </w:r>
           </w:p>
         </w:tc>
@@ -10577,7 +11148,7 @@
           <w:sz w:val="24"/>
           <w:szCs w:val="24"/>
         </w:rPr>
-        <w:t xml:space="preserve">8.2 4개년 재무 추정</w:t>
+        <w:t xml:space="preserve">8.3 4개년 재무 추정</w:t>
       </w:r>
     </w:p>
     <w:p>
@@ -10646,7 +11217,7 @@
           <w:sz w:val="20"/>
           <w:szCs w:val="20"/>
         </w:rPr>
-        <w:t xml:space="preserve">"가맹당 월 성사 슬롯"</w:t>
+        <w:t xml:space="preserve">"매장당 월 성사 슬롯"</w:t>
       </w:r>
       <w:r>
         <w:rPr>
@@ -10688,11 +11259,11 @@
         </w:tblBorders>
       </w:tblPr>
       <w:tblGrid>
-        <w:gridCol w:w="2400"/>
-        <w:gridCol w:w="1810"/>
-        <w:gridCol w:w="1810"/>
-        <w:gridCol w:w="1810"/>
-        <w:gridCol w:w="1808"/>
+        <w:gridCol w:w="2600"/>
+        <w:gridCol w:w="1760"/>
+        <w:gridCol w:w="1760"/>
+        <w:gridCol w:w="1760"/>
+        <w:gridCol w:w="1758"/>
       </w:tblGrid>
       <w:tr>
         <w:trPr>
@@ -10700,7 +11271,7 @@
         </w:trPr>
         <w:tc>
           <w:tcPr>
-            <w:tcW w:type="dxa" w:w="2400"/>
+            <w:tcW w:type="dxa" w:w="2600"/>
             <w:shd w:fill="1F3864" w:color="auto" w:val="clear"/>
             <w:tcMar>
               <w:top w:type="dxa" w:w="80"/>
@@ -10729,7 +11300,7 @@
         </w:tc>
         <w:tc>
           <w:tcPr>
-            <w:tcW w:type="dxa" w:w="1810"/>
+            <w:tcW w:type="dxa" w:w="1760"/>
             <w:shd w:fill="1F3864" w:color="auto" w:val="clear"/>
             <w:tcMar>
               <w:top w:type="dxa" w:w="80"/>
@@ -10758,7 +11329,7 @@
         </w:tc>
         <w:tc>
           <w:tcPr>
-            <w:tcW w:type="dxa" w:w="1810"/>
+            <w:tcW w:type="dxa" w:w="1760"/>
             <w:shd w:fill="1F3864" w:color="auto" w:val="clear"/>
             <w:tcMar>
               <w:top w:type="dxa" w:w="80"/>
@@ -10787,7 +11358,7 @@
         </w:tc>
         <w:tc>
           <w:tcPr>
-            <w:tcW w:type="dxa" w:w="1810"/>
+            <w:tcW w:type="dxa" w:w="1760"/>
             <w:shd w:fill="1F3864" w:color="auto" w:val="clear"/>
             <w:tcMar>
               <w:top w:type="dxa" w:w="80"/>
@@ -10816,7 +11387,7 @@
         </w:tc>
         <w:tc>
           <w:tcPr>
-            <w:tcW w:type="dxa" w:w="1808"/>
+            <w:tcW w:type="dxa" w:w="1758"/>
             <w:shd w:fill="1F3864" w:color="auto" w:val="clear"/>
             <w:tcMar>
               <w:top w:type="dxa" w:w="80"/>
@@ -10847,7 +11418,7 @@
       <w:tr>
         <w:tc>
           <w:tcPr>
-            <w:tcW w:type="dxa" w:w="2400"/>
+            <w:tcW w:type="dxa" w:w="2600"/>
             <w:shd w:fill="FFFFFF" w:color="auto" w:val="clear"/>
             <w:tcMar>
               <w:top w:type="dxa" w:w="70"/>
@@ -10874,7 +11445,7 @@
         </w:tc>
         <w:tc>
           <w:tcPr>
-            <w:tcW w:type="dxa" w:w="1810"/>
+            <w:tcW w:type="dxa" w:w="1760"/>
             <w:shd w:fill="FFFFFF" w:color="auto" w:val="clear"/>
             <w:tcMar>
               <w:top w:type="dxa" w:w="70"/>
@@ -10901,7 +11472,7 @@
         </w:tc>
         <w:tc>
           <w:tcPr>
-            <w:tcW w:type="dxa" w:w="1810"/>
+            <w:tcW w:type="dxa" w:w="1760"/>
             <w:shd w:fill="FFFFFF" w:color="auto" w:val="clear"/>
             <w:tcMar>
               <w:top w:type="dxa" w:w="70"/>
@@ -10928,7 +11499,7 @@
         </w:tc>
         <w:tc>
           <w:tcPr>
-            <w:tcW w:type="dxa" w:w="1810"/>
+            <w:tcW w:type="dxa" w:w="1760"/>
             <w:shd w:fill="FFFFFF" w:color="auto" w:val="clear"/>
             <w:tcMar>
               <w:top w:type="dxa" w:w="70"/>
@@ -10955,7 +11526,7 @@
         </w:tc>
         <w:tc>
           <w:tcPr>
-            <w:tcW w:type="dxa" w:w="1808"/>
+            <w:tcW w:type="dxa" w:w="1758"/>
             <w:shd w:fill="FFFFFF" w:color="auto" w:val="clear"/>
             <w:tcMar>
               <w:top w:type="dxa" w:w="70"/>
@@ -10984,7 +11555,7 @@
       <w:tr>
         <w:tc>
           <w:tcPr>
-            <w:tcW w:type="dxa" w:w="2400"/>
+            <w:tcW w:type="dxa" w:w="2600"/>
             <w:shd w:fill="F7F9FC" w:color="auto" w:val="clear"/>
             <w:tcMar>
               <w:top w:type="dxa" w:w="70"/>
@@ -11011,7 +11582,7 @@
         </w:tc>
         <w:tc>
           <w:tcPr>
-            <w:tcW w:type="dxa" w:w="1810"/>
+            <w:tcW w:type="dxa" w:w="1760"/>
             <w:shd w:fill="F7F9FC" w:color="auto" w:val="clear"/>
             <w:tcMar>
               <w:top w:type="dxa" w:w="70"/>
@@ -11038,7 +11609,7 @@
         </w:tc>
         <w:tc>
           <w:tcPr>
-            <w:tcW w:type="dxa" w:w="1810"/>
+            <w:tcW w:type="dxa" w:w="1760"/>
             <w:shd w:fill="F7F9FC" w:color="auto" w:val="clear"/>
             <w:tcMar>
               <w:top w:type="dxa" w:w="70"/>
@@ -11065,7 +11636,7 @@
         </w:tc>
         <w:tc>
           <w:tcPr>
-            <w:tcW w:type="dxa" w:w="1810"/>
+            <w:tcW w:type="dxa" w:w="1760"/>
             <w:shd w:fill="F7F9FC" w:color="auto" w:val="clear"/>
             <w:tcMar>
               <w:top w:type="dxa" w:w="70"/>
@@ -11092,7 +11663,7 @@
         </w:tc>
         <w:tc>
           <w:tcPr>
-            <w:tcW w:type="dxa" w:w="1808"/>
+            <w:tcW w:type="dxa" w:w="1758"/>
             <w:shd w:fill="F7F9FC" w:color="auto" w:val="clear"/>
             <w:tcMar>
               <w:top w:type="dxa" w:w="70"/>
@@ -11121,7 +11692,7 @@
       <w:tr>
         <w:tc>
           <w:tcPr>
-            <w:tcW w:type="dxa" w:w="2400"/>
+            <w:tcW w:type="dxa" w:w="2600"/>
             <w:shd w:fill="FFFFFF" w:color="auto" w:val="clear"/>
             <w:tcMar>
               <w:top w:type="dxa" w:w="70"/>
@@ -11142,13 +11713,13 @@
                 <w:sz w:val="18"/>
                 <w:szCs w:val="18"/>
               </w:rPr>
-              <w:t xml:space="preserve">가맹 (기말)</w:t>
-            </w:r>
-          </w:p>
-        </w:tc>
-        <w:tc>
-          <w:tcPr>
-            <w:tcW w:type="dxa" w:w="1810"/>
+              <w:t xml:space="preserve">입점 매장 (기말)</w:t>
+            </w:r>
+          </w:p>
+        </w:tc>
+        <w:tc>
+          <w:tcPr>
+            <w:tcW w:type="dxa" w:w="1760"/>
             <w:shd w:fill="FFFFFF" w:color="auto" w:val="clear"/>
             <w:tcMar>
               <w:top w:type="dxa" w:w="70"/>
@@ -11175,7 +11746,7 @@
         </w:tc>
         <w:tc>
           <w:tcPr>
-            <w:tcW w:type="dxa" w:w="1810"/>
+            <w:tcW w:type="dxa" w:w="1760"/>
             <w:shd w:fill="FFFFFF" w:color="auto" w:val="clear"/>
             <w:tcMar>
               <w:top w:type="dxa" w:w="70"/>
@@ -11202,7 +11773,7 @@
         </w:tc>
         <w:tc>
           <w:tcPr>
-            <w:tcW w:type="dxa" w:w="1810"/>
+            <w:tcW w:type="dxa" w:w="1760"/>
             <w:shd w:fill="FFFFFF" w:color="auto" w:val="clear"/>
             <w:tcMar>
               <w:top w:type="dxa" w:w="70"/>
@@ -11229,7 +11800,7 @@
         </w:tc>
         <w:tc>
           <w:tcPr>
-            <w:tcW w:type="dxa" w:w="1808"/>
+            <w:tcW w:type="dxa" w:w="1758"/>
             <w:shd w:fill="FFFFFF" w:color="auto" w:val="clear"/>
             <w:tcMar>
               <w:top w:type="dxa" w:w="70"/>
@@ -11258,7 +11829,7 @@
       <w:tr>
         <w:tc>
           <w:tcPr>
-            <w:tcW w:type="dxa" w:w="2400"/>
+            <w:tcW w:type="dxa" w:w="2600"/>
             <w:shd w:fill="F7F9FC" w:color="auto" w:val="clear"/>
             <w:tcMar>
               <w:top w:type="dxa" w:w="70"/>
@@ -11279,13 +11850,13 @@
                 <w:sz w:val="18"/>
                 <w:szCs w:val="18"/>
               </w:rPr>
-              <w:t xml:space="preserve">가맹 (연평균)</w:t>
-            </w:r>
-          </w:p>
-        </w:tc>
-        <w:tc>
-          <w:tcPr>
-            <w:tcW w:type="dxa" w:w="1810"/>
+              <w:t xml:space="preserve">입점 매장 (연평균)</w:t>
+            </w:r>
+          </w:p>
+        </w:tc>
+        <w:tc>
+          <w:tcPr>
+            <w:tcW w:type="dxa" w:w="1760"/>
             <w:shd w:fill="F7F9FC" w:color="auto" w:val="clear"/>
             <w:tcMar>
               <w:top w:type="dxa" w:w="70"/>
@@ -11312,7 +11883,7 @@
         </w:tc>
         <w:tc>
           <w:tcPr>
-            <w:tcW w:type="dxa" w:w="1810"/>
+            <w:tcW w:type="dxa" w:w="1760"/>
             <w:shd w:fill="F7F9FC" w:color="auto" w:val="clear"/>
             <w:tcMar>
               <w:top w:type="dxa" w:w="70"/>
@@ -11339,7 +11910,7 @@
         </w:tc>
         <w:tc>
           <w:tcPr>
-            <w:tcW w:type="dxa" w:w="1810"/>
+            <w:tcW w:type="dxa" w:w="1760"/>
             <w:shd w:fill="F7F9FC" w:color="auto" w:val="clear"/>
             <w:tcMar>
               <w:top w:type="dxa" w:w="70"/>
@@ -11366,7 +11937,7 @@
         </w:tc>
         <w:tc>
           <w:tcPr>
-            <w:tcW w:type="dxa" w:w="1808"/>
+            <w:tcW w:type="dxa" w:w="1758"/>
             <w:shd w:fill="F7F9FC" w:color="auto" w:val="clear"/>
             <w:tcMar>
               <w:top w:type="dxa" w:w="70"/>
@@ -11395,7 +11966,7 @@
       <w:tr>
         <w:tc>
           <w:tcPr>
-            <w:tcW w:type="dxa" w:w="2400"/>
+            <w:tcW w:type="dxa" w:w="2600"/>
             <w:shd w:fill="FFFFFF" w:color="auto" w:val="clear"/>
             <w:tcMar>
               <w:top w:type="dxa" w:w="70"/>
@@ -11418,13 +11989,13 @@
                 <w:sz w:val="18"/>
                 <w:szCs w:val="18"/>
               </w:rPr>
-              <w:t xml:space="preserve">가맹당 월 성사 슬롯</w:t>
-            </w:r>
-          </w:p>
-        </w:tc>
-        <w:tc>
-          <w:tcPr>
-            <w:tcW w:type="dxa" w:w="1810"/>
+              <w:t xml:space="preserve">매장당 월 성사 슬롯</w:t>
+            </w:r>
+          </w:p>
+        </w:tc>
+        <w:tc>
+          <w:tcPr>
+            <w:tcW w:type="dxa" w:w="1760"/>
             <w:shd w:fill="FFFFFF" w:color="auto" w:val="clear"/>
             <w:tcMar>
               <w:top w:type="dxa" w:w="70"/>
@@ -11453,7 +12024,7 @@
         </w:tc>
         <w:tc>
           <w:tcPr>
-            <w:tcW w:type="dxa" w:w="1810"/>
+            <w:tcW w:type="dxa" w:w="1760"/>
             <w:shd w:fill="FFFFFF" w:color="auto" w:val="clear"/>
             <w:tcMar>
               <w:top w:type="dxa" w:w="70"/>
@@ -11480,7 +12051,7 @@
         </w:tc>
         <w:tc>
           <w:tcPr>
-            <w:tcW w:type="dxa" w:w="1810"/>
+            <w:tcW w:type="dxa" w:w="1760"/>
             <w:shd w:fill="FFFFFF" w:color="auto" w:val="clear"/>
             <w:tcMar>
               <w:top w:type="dxa" w:w="70"/>
@@ -11507,7 +12078,7 @@
         </w:tc>
         <w:tc>
           <w:tcPr>
-            <w:tcW w:type="dxa" w:w="1808"/>
+            <w:tcW w:type="dxa" w:w="1758"/>
             <w:shd w:fill="FFFFFF" w:color="auto" w:val="clear"/>
             <w:tcMar>
               <w:top w:type="dxa" w:w="70"/>
@@ -11536,7 +12107,7 @@
       <w:tr>
         <w:tc>
           <w:tcPr>
-            <w:tcW w:type="dxa" w:w="2400"/>
+            <w:tcW w:type="dxa" w:w="2600"/>
             <w:shd w:fill="F7F9FC" w:color="auto" w:val="clear"/>
             <w:tcMar>
               <w:top w:type="dxa" w:w="70"/>
@@ -11563,7 +12134,7 @@
         </w:tc>
         <w:tc>
           <w:tcPr>
-            <w:tcW w:type="dxa" w:w="1810"/>
+            <w:tcW w:type="dxa" w:w="1760"/>
             <w:shd w:fill="F7F9FC" w:color="auto" w:val="clear"/>
             <w:tcMar>
               <w:top w:type="dxa" w:w="70"/>
@@ -11590,7 +12161,7 @@
         </w:tc>
         <w:tc>
           <w:tcPr>
-            <w:tcW w:type="dxa" w:w="1810"/>
+            <w:tcW w:type="dxa" w:w="1760"/>
             <w:shd w:fill="F7F9FC" w:color="auto" w:val="clear"/>
             <w:tcMar>
               <w:top w:type="dxa" w:w="70"/>
@@ -11617,7 +12188,7 @@
         </w:tc>
         <w:tc>
           <w:tcPr>
-            <w:tcW w:type="dxa" w:w="1810"/>
+            <w:tcW w:type="dxa" w:w="1760"/>
             <w:shd w:fill="F7F9FC" w:color="auto" w:val="clear"/>
             <w:tcMar>
               <w:top w:type="dxa" w:w="70"/>
@@ -11644,7 +12215,7 @@
         </w:tc>
         <w:tc>
           <w:tcPr>
-            <w:tcW w:type="dxa" w:w="1808"/>
+            <w:tcW w:type="dxa" w:w="1758"/>
             <w:shd w:fill="F7F9FC" w:color="auto" w:val="clear"/>
             <w:tcMar>
               <w:top w:type="dxa" w:w="70"/>
@@ -11673,7 +12244,7 @@
       <w:tr>
         <w:tc>
           <w:tcPr>
-            <w:tcW w:type="dxa" w:w="2400"/>
+            <w:tcW w:type="dxa" w:w="2600"/>
             <w:shd w:fill="FFFFFF" w:color="auto" w:val="clear"/>
             <w:tcMar>
               <w:top w:type="dxa" w:w="70"/>
@@ -11694,14 +12265,162 @@
                 <w:sz w:val="18"/>
                 <w:szCs w:val="18"/>
               </w:rPr>
-              <w:t xml:space="preserve">거래액 대비 수익률</w:t>
-            </w:r>
-          </w:p>
-        </w:tc>
-        <w:tc>
-          <w:tcPr>
-            <w:tcW w:type="dxa" w:w="1810"/>
+              <w:t xml:space="preserve">거래 수수료</w:t>
+            </w:r>
+          </w:p>
+        </w:tc>
+        <w:tc>
+          <w:tcPr>
+            <w:tcW w:type="dxa" w:w="1760"/>
             <w:shd w:fill="FFFFFF" w:color="auto" w:val="clear"/>
+            <w:tcMar>
+              <w:top w:type="dxa" w:w="70"/>
+              <w:left w:type="dxa" w:w="110"/>
+              <w:bottom w:type="dxa" w:w="70"/>
+              <w:right w:type="dxa" w:w="110"/>
+            </w:tcMar>
+            <w:vAlign w:val="center"/>
+          </w:tcPr>
+          <w:p>
+            <w:pPr>
+              <w:spacing w:after="0" w:before="0" w:line="252"/>
+            </w:pPr>
+            <w:r>
+              <w:rPr>
+                <w:rFonts w:ascii="맑은 고딕" w:cs="맑은 고딕" w:eastAsia="맑은 고딕" w:hAnsi="맑은 고딕"/>
+                <w:color w:val="262626"/>
+                <w:sz w:val="18"/>
+                <w:szCs w:val="18"/>
+              </w:rPr>
+              <w:t xml:space="preserve">10%</w:t>
+            </w:r>
+          </w:p>
+        </w:tc>
+        <w:tc>
+          <w:tcPr>
+            <w:tcW w:type="dxa" w:w="1760"/>
+            <w:shd w:fill="FFFFFF" w:color="auto" w:val="clear"/>
+            <w:tcMar>
+              <w:top w:type="dxa" w:w="70"/>
+              <w:left w:type="dxa" w:w="110"/>
+              <w:bottom w:type="dxa" w:w="70"/>
+              <w:right w:type="dxa" w:w="110"/>
+            </w:tcMar>
+            <w:vAlign w:val="center"/>
+          </w:tcPr>
+          <w:p>
+            <w:pPr>
+              <w:spacing w:after="0" w:before="0" w:line="252"/>
+            </w:pPr>
+            <w:r>
+              <w:rPr>
+                <w:rFonts w:ascii="맑은 고딕" w:cs="맑은 고딕" w:eastAsia="맑은 고딕" w:hAnsi="맑은 고딕"/>
+                <w:color w:val="262626"/>
+                <w:sz w:val="18"/>
+                <w:szCs w:val="18"/>
+              </w:rPr>
+              <w:t xml:space="preserve">12%</w:t>
+            </w:r>
+          </w:p>
+        </w:tc>
+        <w:tc>
+          <w:tcPr>
+            <w:tcW w:type="dxa" w:w="1760"/>
+            <w:shd w:fill="FFFFFF" w:color="auto" w:val="clear"/>
+            <w:tcMar>
+              <w:top w:type="dxa" w:w="70"/>
+              <w:left w:type="dxa" w:w="110"/>
+              <w:bottom w:type="dxa" w:w="70"/>
+              <w:right w:type="dxa" w:w="110"/>
+            </w:tcMar>
+            <w:vAlign w:val="center"/>
+          </w:tcPr>
+          <w:p>
+            <w:pPr>
+              <w:spacing w:after="0" w:before="0" w:line="252"/>
+            </w:pPr>
+            <w:r>
+              <w:rPr>
+                <w:rFonts w:ascii="맑은 고딕" w:cs="맑은 고딕" w:eastAsia="맑은 고딕" w:hAnsi="맑은 고딕"/>
+                <w:color w:val="262626"/>
+                <w:sz w:val="18"/>
+                <w:szCs w:val="18"/>
+              </w:rPr>
+              <w:t xml:space="preserve">13%</w:t>
+            </w:r>
+          </w:p>
+        </w:tc>
+        <w:tc>
+          <w:tcPr>
+            <w:tcW w:type="dxa" w:w="1758"/>
+            <w:shd w:fill="FFFFFF" w:color="auto" w:val="clear"/>
+            <w:tcMar>
+              <w:top w:type="dxa" w:w="70"/>
+              <w:left w:type="dxa" w:w="110"/>
+              <w:bottom w:type="dxa" w:w="70"/>
+              <w:right w:type="dxa" w:w="110"/>
+            </w:tcMar>
+            <w:vAlign w:val="center"/>
+          </w:tcPr>
+          <w:p>
+            <w:pPr>
+              <w:spacing w:after="0" w:before="0" w:line="252"/>
+            </w:pPr>
+            <w:r>
+              <w:rPr>
+                <w:rFonts w:ascii="맑은 고딕" w:cs="맑은 고딕" w:eastAsia="맑은 고딕" w:hAnsi="맑은 고딕"/>
+                <w:color w:val="262626"/>
+                <w:sz w:val="18"/>
+                <w:szCs w:val="18"/>
+              </w:rPr>
+              <w:t xml:space="preserve">15%</w:t>
+            </w:r>
+          </w:p>
+        </w:tc>
+      </w:tr>
+      <w:tr>
+        <w:tc>
+          <w:tcPr>
+            <w:tcW w:type="dxa" w:w="2600"/>
+            <w:shd w:fill="F7F9FC" w:color="auto" w:val="clear"/>
+            <w:tcMar>
+              <w:top w:type="dxa" w:w="70"/>
+              <w:left w:type="dxa" w:w="110"/>
+              <w:bottom w:type="dxa" w:w="70"/>
+              <w:right w:type="dxa" w:w="110"/>
+            </w:tcMar>
+            <w:vAlign w:val="center"/>
+          </w:tcPr>
+          <w:p>
+            <w:pPr>
+              <w:spacing w:after="0" w:before="0" w:line="252"/>
+            </w:pPr>
+            <w:r>
+              <w:rPr>
+                <w:rFonts w:ascii="맑은 고딕" w:cs="맑은 고딕" w:eastAsia="맑은 고딕" w:hAnsi="맑은 고딕"/>
+                <w:b/>
+                <w:bCs/>
+                <w:color w:val="262626"/>
+                <w:sz w:val="18"/>
+                <w:szCs w:val="18"/>
+              </w:rPr>
+              <w:t xml:space="preserve">실질 수익률</w:t>
+            </w:r>
+            <w:r>
+              <w:rPr>
+                <w:rFonts w:ascii="맑은 고딕" w:cs="맑은 고딕" w:eastAsia="맑은 고딕" w:hAnsi="맑은 고딕"/>
+                <w:color w:val="262626"/>
+                <w:sz w:val="18"/>
+                <w:szCs w:val="18"/>
+              </w:rPr>
+              <w:t xml:space="preserve"> (PG 2.5%p 차감)</w:t>
+            </w:r>
+          </w:p>
+        </w:tc>
+        <w:tc>
+          <w:tcPr>
+            <w:tcW w:type="dxa" w:w="1760"/>
+            <w:shd w:fill="F7F9FC" w:color="auto" w:val="clear"/>
             <w:tcMar>
               <w:top w:type="dxa" w:w="70"/>
               <w:left w:type="dxa" w:w="110"/>
@@ -11723,96 +12442,13 @@
                 <w:sz w:val="18"/>
                 <w:szCs w:val="18"/>
               </w:rPr>
-              <w:t xml:space="preserve">0%</w:t>
-            </w:r>
-          </w:p>
-        </w:tc>
-        <w:tc>
-          <w:tcPr>
-            <w:tcW w:type="dxa" w:w="1810"/>
-            <w:shd w:fill="FFFFFF" w:color="auto" w:val="clear"/>
-            <w:tcMar>
-              <w:top w:type="dxa" w:w="70"/>
-              <w:left w:type="dxa" w:w="110"/>
-              <w:bottom w:type="dxa" w:w="70"/>
-              <w:right w:type="dxa" w:w="110"/>
-            </w:tcMar>
-            <w:vAlign w:val="center"/>
-          </w:tcPr>
-          <w:p>
-            <w:pPr>
-              <w:spacing w:after="0" w:before="0" w:line="252"/>
-            </w:pPr>
-            <w:r>
-              <w:rPr>
-                <w:rFonts w:ascii="맑은 고딕" w:cs="맑은 고딕" w:eastAsia="맑은 고딕" w:hAnsi="맑은 고딕"/>
-                <w:color w:val="262626"/>
-                <w:sz w:val="18"/>
-                <w:szCs w:val="18"/>
-              </w:rPr>
-              <w:t xml:space="preserve">5%</w:t>
-            </w:r>
-          </w:p>
-        </w:tc>
-        <w:tc>
-          <w:tcPr>
-            <w:tcW w:type="dxa" w:w="1810"/>
-            <w:shd w:fill="FFFFFF" w:color="auto" w:val="clear"/>
-            <w:tcMar>
-              <w:top w:type="dxa" w:w="70"/>
-              <w:left w:type="dxa" w:w="110"/>
-              <w:bottom w:type="dxa" w:w="70"/>
-              <w:right w:type="dxa" w:w="110"/>
-            </w:tcMar>
-            <w:vAlign w:val="center"/>
-          </w:tcPr>
-          <w:p>
-            <w:pPr>
-              <w:spacing w:after="0" w:before="0" w:line="252"/>
-            </w:pPr>
-            <w:r>
-              <w:rPr>
-                <w:rFonts w:ascii="맑은 고딕" w:cs="맑은 고딕" w:eastAsia="맑은 고딕" w:hAnsi="맑은 고딕"/>
-                <w:color w:val="262626"/>
-                <w:sz w:val="18"/>
-                <w:szCs w:val="18"/>
-              </w:rPr>
-              <w:t xml:space="preserve">8%</w:t>
-            </w:r>
-          </w:p>
-        </w:tc>
-        <w:tc>
-          <w:tcPr>
-            <w:tcW w:type="dxa" w:w="1808"/>
-            <w:shd w:fill="FFFFFF" w:color="auto" w:val="clear"/>
-            <w:tcMar>
-              <w:top w:type="dxa" w:w="70"/>
-              <w:left w:type="dxa" w:w="110"/>
-              <w:bottom w:type="dxa" w:w="70"/>
-              <w:right w:type="dxa" w:w="110"/>
-            </w:tcMar>
-            <w:vAlign w:val="center"/>
-          </w:tcPr>
-          <w:p>
-            <w:pPr>
-              <w:spacing w:after="0" w:before="0" w:line="252"/>
-            </w:pPr>
-            <w:r>
-              <w:rPr>
-                <w:rFonts w:ascii="맑은 고딕" w:cs="맑은 고딕" w:eastAsia="맑은 고딕" w:hAnsi="맑은 고딕"/>
-                <w:color w:val="262626"/>
-                <w:sz w:val="18"/>
-                <w:szCs w:val="18"/>
-              </w:rPr>
-              <w:t xml:space="preserve">9%</w:t>
-            </w:r>
-          </w:p>
-        </w:tc>
-      </w:tr>
-      <w:tr>
-        <w:tc>
-          <w:tcPr>
-            <w:tcW w:type="dxa" w:w="2400"/>
+              <w:t xml:space="preserve">6%</w:t>
+            </w:r>
+          </w:p>
+        </w:tc>
+        <w:tc>
+          <w:tcPr>
+            <w:tcW w:type="dxa" w:w="1760"/>
             <w:shd w:fill="F7F9FC" w:color="auto" w:val="clear"/>
             <w:tcMar>
               <w:top w:type="dxa" w:w="70"/>
@@ -11829,17 +12465,19 @@
             <w:r>
               <w:rPr>
                 <w:rFonts w:ascii="맑은 고딕" w:cs="맑은 고딕" w:eastAsia="맑은 고딕" w:hAnsi="맑은 고딕"/>
-                <w:color w:val="262626"/>
-                <w:sz w:val="18"/>
-                <w:szCs w:val="18"/>
-              </w:rPr>
-              <w:t xml:space="preserve">인원</w:t>
-            </w:r>
-          </w:p>
-        </w:tc>
-        <w:tc>
-          <w:tcPr>
-            <w:tcW w:type="dxa" w:w="1810"/>
+                <w:b/>
+                <w:bCs/>
+                <w:color w:val="1F3864"/>
+                <w:sz w:val="18"/>
+                <w:szCs w:val="18"/>
+              </w:rPr>
+              <w:t xml:space="preserve">9.5%</w:t>
+            </w:r>
+          </w:p>
+        </w:tc>
+        <w:tc>
+          <w:tcPr>
+            <w:tcW w:type="dxa" w:w="1760"/>
             <w:shd w:fill="F7F9FC" w:color="auto" w:val="clear"/>
             <w:tcMar>
               <w:top w:type="dxa" w:w="70"/>
@@ -11856,17 +12494,19 @@
             <w:r>
               <w:rPr>
                 <w:rFonts w:ascii="맑은 고딕" w:cs="맑은 고딕" w:eastAsia="맑은 고딕" w:hAnsi="맑은 고딕"/>
-                <w:color w:val="262626"/>
-                <w:sz w:val="18"/>
-                <w:szCs w:val="18"/>
-              </w:rPr>
-              <w:t xml:space="preserve">5명</w:t>
-            </w:r>
-          </w:p>
-        </w:tc>
-        <w:tc>
-          <w:tcPr>
-            <w:tcW w:type="dxa" w:w="1810"/>
+                <w:b/>
+                <w:bCs/>
+                <w:color w:val="1F3864"/>
+                <w:sz w:val="18"/>
+                <w:szCs w:val="18"/>
+              </w:rPr>
+              <w:t xml:space="preserve">11%</w:t>
+            </w:r>
+          </w:p>
+        </w:tc>
+        <w:tc>
+          <w:tcPr>
+            <w:tcW w:type="dxa" w:w="1758"/>
             <w:shd w:fill="F7F9FC" w:color="auto" w:val="clear"/>
             <w:tcMar>
               <w:top w:type="dxa" w:w="70"/>
@@ -11883,65 +12523,13 @@
             <w:r>
               <w:rPr>
                 <w:rFonts w:ascii="맑은 고딕" w:cs="맑은 고딕" w:eastAsia="맑은 고딕" w:hAnsi="맑은 고딕"/>
-                <w:color w:val="262626"/>
-                <w:sz w:val="18"/>
-                <w:szCs w:val="18"/>
-              </w:rPr>
-              <w:t xml:space="preserve">15명</w:t>
-            </w:r>
-          </w:p>
-        </w:tc>
-        <w:tc>
-          <w:tcPr>
-            <w:tcW w:type="dxa" w:w="1810"/>
-            <w:shd w:fill="F7F9FC" w:color="auto" w:val="clear"/>
-            <w:tcMar>
-              <w:top w:type="dxa" w:w="70"/>
-              <w:left w:type="dxa" w:w="110"/>
-              <w:bottom w:type="dxa" w:w="70"/>
-              <w:right w:type="dxa" w:w="110"/>
-            </w:tcMar>
-            <w:vAlign w:val="center"/>
-          </w:tcPr>
-          <w:p>
-            <w:pPr>
-              <w:spacing w:after="0" w:before="0" w:line="252"/>
-            </w:pPr>
-            <w:r>
-              <w:rPr>
-                <w:rFonts w:ascii="맑은 고딕" w:cs="맑은 고딕" w:eastAsia="맑은 고딕" w:hAnsi="맑은 고딕"/>
-                <w:color w:val="262626"/>
-                <w:sz w:val="18"/>
-                <w:szCs w:val="18"/>
-              </w:rPr>
-              <w:t xml:space="preserve">25명</w:t>
-            </w:r>
-          </w:p>
-        </w:tc>
-        <w:tc>
-          <w:tcPr>
-            <w:tcW w:type="dxa" w:w="1808"/>
-            <w:shd w:fill="F7F9FC" w:color="auto" w:val="clear"/>
-            <w:tcMar>
-              <w:top w:type="dxa" w:w="70"/>
-              <w:left w:type="dxa" w:w="110"/>
-              <w:bottom w:type="dxa" w:w="70"/>
-              <w:right w:type="dxa" w:w="110"/>
-            </w:tcMar>
-            <w:vAlign w:val="center"/>
-          </w:tcPr>
-          <w:p>
-            <w:pPr>
-              <w:spacing w:after="0" w:before="0" w:line="252"/>
-            </w:pPr>
-            <w:r>
-              <w:rPr>
-                <w:rFonts w:ascii="맑은 고딕" w:cs="맑은 고딕" w:eastAsia="맑은 고딕" w:hAnsi="맑은 고딕"/>
-                <w:color w:val="262626"/>
-                <w:sz w:val="18"/>
-                <w:szCs w:val="18"/>
-              </w:rPr>
-              <w:t xml:space="preserve">40명</w:t>
+                <w:b/>
+                <w:bCs/>
+                <w:color w:val="1F3864"/>
+                <w:sz w:val="18"/>
+                <w:szCs w:val="18"/>
+              </w:rPr>
+              <w:t xml:space="preserve">13%</w:t>
             </w:r>
           </w:p>
         </w:tc>
@@ -11959,22 +12547,11 @@
       <w:r>
         <w:rPr>
           <w:rFonts w:ascii="맑은 고딕" w:cs="맑은 고딕" w:eastAsia="맑은 고딕" w:hAnsi="맑은 고딕"/>
-          <w:b/>
-          <w:bCs/>
-          <w:color w:val="262626"/>
-          <w:sz w:val="20"/>
-          <w:szCs w:val="20"/>
-        </w:rPr>
-        <w:t xml:space="preserve">수수료는 전 기간 0%입니다.</w:t>
-      </w:r>
-      <w:r>
-        <w:rPr>
-          <w:rFonts w:ascii="맑은 고딕" w:cs="맑은 고딕" w:eastAsia="맑은 고딕" w:hAnsi="맑은 고딕"/>
-          <w:color w:val="262626"/>
-          <w:sz w:val="20"/>
-          <w:szCs w:val="20"/>
-        </w:rPr>
-        <w:t xml:space="preserve"> 위 "수익률"은 광고·채움페이·인증 배지 수익을 거래액 대비로 환산한 값입니다.</w:t>
+          <w:color w:val="595959"/>
+          <w:sz w:val="18"/>
+          <w:szCs w:val="18"/>
+        </w:rPr>
+        <w:t xml:space="preserve">3년차부터는 광고 수익 약 0.5%p가 실질 수익률에 포함되어 있습니다.</w:t>
       </w:r>
     </w:p>
     <w:p>
@@ -12007,11 +12584,11 @@
         </w:tblBorders>
       </w:tblPr>
       <w:tblGrid>
-        <w:gridCol w:w="2400"/>
-        <w:gridCol w:w="1810"/>
-        <w:gridCol w:w="1810"/>
-        <w:gridCol w:w="1810"/>
-        <w:gridCol w:w="1808"/>
+        <w:gridCol w:w="2600"/>
+        <w:gridCol w:w="1760"/>
+        <w:gridCol w:w="1760"/>
+        <w:gridCol w:w="1760"/>
+        <w:gridCol w:w="1758"/>
       </w:tblGrid>
       <w:tr>
         <w:trPr>
@@ -12019,7 +12596,7 @@
         </w:trPr>
         <w:tc>
           <w:tcPr>
-            <w:tcW w:type="dxa" w:w="2400"/>
+            <w:tcW w:type="dxa" w:w="2600"/>
             <w:shd w:fill="1F3864" w:color="auto" w:val="clear"/>
             <w:tcMar>
               <w:top w:type="dxa" w:w="80"/>
@@ -12048,7 +12625,7 @@
         </w:tc>
         <w:tc>
           <w:tcPr>
-            <w:tcW w:type="dxa" w:w="1810"/>
+            <w:tcW w:type="dxa" w:w="1760"/>
             <w:shd w:fill="1F3864" w:color="auto" w:val="clear"/>
             <w:tcMar>
               <w:top w:type="dxa" w:w="80"/>
@@ -12077,7 +12654,7 @@
         </w:tc>
         <w:tc>
           <w:tcPr>
-            <w:tcW w:type="dxa" w:w="1810"/>
+            <w:tcW w:type="dxa" w:w="1760"/>
             <w:shd w:fill="1F3864" w:color="auto" w:val="clear"/>
             <w:tcMar>
               <w:top w:type="dxa" w:w="80"/>
@@ -12106,7 +12683,7 @@
         </w:tc>
         <w:tc>
           <w:tcPr>
-            <w:tcW w:type="dxa" w:w="1810"/>
+            <w:tcW w:type="dxa" w:w="1760"/>
             <w:shd w:fill="1F3864" w:color="auto" w:val="clear"/>
             <w:tcMar>
               <w:top w:type="dxa" w:w="80"/>
@@ -12135,7 +12712,7 @@
         </w:tc>
         <w:tc>
           <w:tcPr>
-            <w:tcW w:type="dxa" w:w="1808"/>
+            <w:tcW w:type="dxa" w:w="1758"/>
             <w:shd w:fill="1F3864" w:color="auto" w:val="clear"/>
             <w:tcMar>
               <w:top w:type="dxa" w:w="80"/>
@@ -12166,7 +12743,7 @@
       <w:tr>
         <w:tc>
           <w:tcPr>
-            <w:tcW w:type="dxa" w:w="2400"/>
+            <w:tcW w:type="dxa" w:w="2600"/>
             <w:shd w:fill="FFFFFF" w:color="auto" w:val="clear"/>
             <w:tcMar>
               <w:top w:type="dxa" w:w="70"/>
@@ -12193,7 +12770,7 @@
         </w:tc>
         <w:tc>
           <w:tcPr>
-            <w:tcW w:type="dxa" w:w="1810"/>
+            <w:tcW w:type="dxa" w:w="1760"/>
             <w:shd w:fill="FFFFFF" w:color="auto" w:val="clear"/>
             <w:tcMar>
               <w:top w:type="dxa" w:w="70"/>
@@ -12220,7 +12797,7 @@
         </w:tc>
         <w:tc>
           <w:tcPr>
-            <w:tcW w:type="dxa" w:w="1810"/>
+            <w:tcW w:type="dxa" w:w="1760"/>
             <w:shd w:fill="FFFFFF" w:color="auto" w:val="clear"/>
             <w:tcMar>
               <w:top w:type="dxa" w:w="70"/>
@@ -12247,7 +12824,7 @@
         </w:tc>
         <w:tc>
           <w:tcPr>
-            <w:tcW w:type="dxa" w:w="1810"/>
+            <w:tcW w:type="dxa" w:w="1760"/>
             <w:shd w:fill="FFFFFF" w:color="auto" w:val="clear"/>
             <w:tcMar>
               <w:top w:type="dxa" w:w="70"/>
@@ -12274,7 +12851,7 @@
         </w:tc>
         <w:tc>
           <w:tcPr>
-            <w:tcW w:type="dxa" w:w="1808"/>
+            <w:tcW w:type="dxa" w:w="1758"/>
             <w:shd w:fill="FFFFFF" w:color="auto" w:val="clear"/>
             <w:tcMar>
               <w:top w:type="dxa" w:w="70"/>
@@ -12303,7 +12880,7 @@
       <w:tr>
         <w:tc>
           <w:tcPr>
-            <w:tcW w:type="dxa" w:w="2400"/>
+            <w:tcW w:type="dxa" w:w="2600"/>
             <w:shd w:fill="F7F9FC" w:color="auto" w:val="clear"/>
             <w:tcMar>
               <w:top w:type="dxa" w:w="70"/>
@@ -12330,7 +12907,254 @@
         </w:tc>
         <w:tc>
           <w:tcPr>
-            <w:tcW w:type="dxa" w:w="1810"/>
+            <w:tcW w:type="dxa" w:w="1760"/>
+            <w:shd w:fill="F7F9FC" w:color="auto" w:val="clear"/>
+            <w:tcMar>
+              <w:top w:type="dxa" w:w="70"/>
+              <w:left w:type="dxa" w:w="110"/>
+              <w:bottom w:type="dxa" w:w="70"/>
+              <w:right w:type="dxa" w:w="110"/>
+            </w:tcMar>
+            <w:vAlign w:val="center"/>
+          </w:tcPr>
+          <w:p>
+            <w:pPr>
+              <w:spacing w:after="0" w:before="0" w:line="252"/>
+            </w:pPr>
+            <w:r>
+              <w:rPr>
+                <w:rFonts w:ascii="맑은 고딕" w:cs="맑은 고딕" w:eastAsia="맑은 고딕" w:hAnsi="맑은 고딕"/>
+                <w:color w:val="262626"/>
+                <w:sz w:val="18"/>
+                <w:szCs w:val="18"/>
+              </w:rPr>
+              <w:t xml:space="preserve">0.3</w:t>
+            </w:r>
+          </w:p>
+        </w:tc>
+        <w:tc>
+          <w:tcPr>
+            <w:tcW w:type="dxa" w:w="1760"/>
+            <w:shd w:fill="F7F9FC" w:color="auto" w:val="clear"/>
+            <w:tcMar>
+              <w:top w:type="dxa" w:w="70"/>
+              <w:left w:type="dxa" w:w="110"/>
+              <w:bottom w:type="dxa" w:w="70"/>
+              <w:right w:type="dxa" w:w="110"/>
+            </w:tcMar>
+            <w:vAlign w:val="center"/>
+          </w:tcPr>
+          <w:p>
+            <w:pPr>
+              <w:spacing w:after="0" w:before="0" w:line="252"/>
+            </w:pPr>
+            <w:r>
+              <w:rPr>
+                <w:rFonts w:ascii="맑은 고딕" w:cs="맑은 고딕" w:eastAsia="맑은 고딕" w:hAnsi="맑은 고딕"/>
+                <w:color w:val="262626"/>
+                <w:sz w:val="18"/>
+                <w:szCs w:val="18"/>
+              </w:rPr>
+              <w:t xml:space="preserve">4.1</w:t>
+            </w:r>
+          </w:p>
+        </w:tc>
+        <w:tc>
+          <w:tcPr>
+            <w:tcW w:type="dxa" w:w="1760"/>
+            <w:shd w:fill="F7F9FC" w:color="auto" w:val="clear"/>
+            <w:tcMar>
+              <w:top w:type="dxa" w:w="70"/>
+              <w:left w:type="dxa" w:w="110"/>
+              <w:bottom w:type="dxa" w:w="70"/>
+              <w:right w:type="dxa" w:w="110"/>
+            </w:tcMar>
+            <w:vAlign w:val="center"/>
+          </w:tcPr>
+          <w:p>
+            <w:pPr>
+              <w:spacing w:after="0" w:before="0" w:line="252"/>
+            </w:pPr>
+            <w:r>
+              <w:rPr>
+                <w:rFonts w:ascii="맑은 고딕" w:cs="맑은 고딕" w:eastAsia="맑은 고딕" w:hAnsi="맑은 고딕"/>
+                <w:color w:val="262626"/>
+                <w:sz w:val="18"/>
+                <w:szCs w:val="18"/>
+              </w:rPr>
+              <w:t xml:space="preserve">22.2</w:t>
+            </w:r>
+          </w:p>
+        </w:tc>
+        <w:tc>
+          <w:tcPr>
+            <w:tcW w:type="dxa" w:w="1758"/>
+            <w:shd w:fill="F7F9FC" w:color="auto" w:val="clear"/>
+            <w:tcMar>
+              <w:top w:type="dxa" w:w="70"/>
+              <w:left w:type="dxa" w:w="110"/>
+              <w:bottom w:type="dxa" w:w="70"/>
+              <w:right w:type="dxa" w:w="110"/>
+            </w:tcMar>
+            <w:vAlign w:val="center"/>
+          </w:tcPr>
+          <w:p>
+            <w:pPr>
+              <w:spacing w:after="0" w:before="0" w:line="252"/>
+            </w:pPr>
+            <w:r>
+              <w:rPr>
+                <w:rFonts w:ascii="맑은 고딕" w:cs="맑은 고딕" w:eastAsia="맑은 고딕" w:hAnsi="맑은 고딕"/>
+                <w:color w:val="262626"/>
+                <w:sz w:val="18"/>
+                <w:szCs w:val="18"/>
+              </w:rPr>
+              <w:t xml:space="preserve">74.9</w:t>
+            </w:r>
+          </w:p>
+        </w:tc>
+      </w:tr>
+      <w:tr>
+        <w:tc>
+          <w:tcPr>
+            <w:tcW w:type="dxa" w:w="2600"/>
+            <w:shd w:fill="FFFFFF" w:color="auto" w:val="clear"/>
+            <w:tcMar>
+              <w:top w:type="dxa" w:w="70"/>
+              <w:left w:type="dxa" w:w="110"/>
+              <w:bottom w:type="dxa" w:w="70"/>
+              <w:right w:type="dxa" w:w="110"/>
+            </w:tcMar>
+            <w:vAlign w:val="center"/>
+          </w:tcPr>
+          <w:p>
+            <w:pPr>
+              <w:spacing w:after="0" w:before="0" w:line="252"/>
+            </w:pPr>
+            <w:r>
+              <w:rPr>
+                <w:rFonts w:ascii="맑은 고딕" w:cs="맑은 고딕" w:eastAsia="맑은 고딕" w:hAnsi="맑은 고딕"/>
+                <w:color w:val="262626"/>
+                <w:sz w:val="18"/>
+                <w:szCs w:val="18"/>
+              </w:rPr>
+              <w:t xml:space="preserve">비용</w:t>
+            </w:r>
+          </w:p>
+        </w:tc>
+        <w:tc>
+          <w:tcPr>
+            <w:tcW w:type="dxa" w:w="1760"/>
+            <w:shd w:fill="FFFFFF" w:color="auto" w:val="clear"/>
+            <w:tcMar>
+              <w:top w:type="dxa" w:w="70"/>
+              <w:left w:type="dxa" w:w="110"/>
+              <w:bottom w:type="dxa" w:w="70"/>
+              <w:right w:type="dxa" w:w="110"/>
+            </w:tcMar>
+            <w:vAlign w:val="center"/>
+          </w:tcPr>
+          <w:p>
+            <w:pPr>
+              <w:spacing w:after="0" w:before="0" w:line="252"/>
+            </w:pPr>
+            <w:r>
+              <w:rPr>
+                <w:rFonts w:ascii="맑은 고딕" w:cs="맑은 고딕" w:eastAsia="맑은 고딕" w:hAnsi="맑은 고딕"/>
+                <w:color w:val="262626"/>
+                <w:sz w:val="18"/>
+                <w:szCs w:val="18"/>
+              </w:rPr>
+              <w:t xml:space="preserve">5.0</w:t>
+            </w:r>
+          </w:p>
+        </w:tc>
+        <w:tc>
+          <w:tcPr>
+            <w:tcW w:type="dxa" w:w="1760"/>
+            <w:shd w:fill="FFFFFF" w:color="auto" w:val="clear"/>
+            <w:tcMar>
+              <w:top w:type="dxa" w:w="70"/>
+              <w:left w:type="dxa" w:w="110"/>
+              <w:bottom w:type="dxa" w:w="70"/>
+              <w:right w:type="dxa" w:w="110"/>
+            </w:tcMar>
+            <w:vAlign w:val="center"/>
+          </w:tcPr>
+          <w:p>
+            <w:pPr>
+              <w:spacing w:after="0" w:before="0" w:line="252"/>
+            </w:pPr>
+            <w:r>
+              <w:rPr>
+                <w:rFonts w:ascii="맑은 고딕" w:cs="맑은 고딕" w:eastAsia="맑은 고딕" w:hAnsi="맑은 고딕"/>
+                <w:color w:val="262626"/>
+                <w:sz w:val="18"/>
+                <w:szCs w:val="18"/>
+              </w:rPr>
+              <w:t xml:space="preserve">12.2</w:t>
+            </w:r>
+          </w:p>
+        </w:tc>
+        <w:tc>
+          <w:tcPr>
+            <w:tcW w:type="dxa" w:w="1760"/>
+            <w:shd w:fill="FFFFFF" w:color="auto" w:val="clear"/>
+            <w:tcMar>
+              <w:top w:type="dxa" w:w="70"/>
+              <w:left w:type="dxa" w:w="110"/>
+              <w:bottom w:type="dxa" w:w="70"/>
+              <w:right w:type="dxa" w:w="110"/>
+            </w:tcMar>
+            <w:vAlign w:val="center"/>
+          </w:tcPr>
+          <w:p>
+            <w:pPr>
+              <w:spacing w:after="0" w:before="0" w:line="252"/>
+            </w:pPr>
+            <w:r>
+              <w:rPr>
+                <w:rFonts w:ascii="맑은 고딕" w:cs="맑은 고딕" w:eastAsia="맑은 고딕" w:hAnsi="맑은 고딕"/>
+                <w:color w:val="262626"/>
+                <w:sz w:val="18"/>
+                <w:szCs w:val="18"/>
+              </w:rPr>
+              <w:t xml:space="preserve">20.0</w:t>
+            </w:r>
+          </w:p>
+        </w:tc>
+        <w:tc>
+          <w:tcPr>
+            <w:tcW w:type="dxa" w:w="1758"/>
+            <w:shd w:fill="FFFFFF" w:color="auto" w:val="clear"/>
+            <w:tcMar>
+              <w:top w:type="dxa" w:w="70"/>
+              <w:left w:type="dxa" w:w="110"/>
+              <w:bottom w:type="dxa" w:w="70"/>
+              <w:right w:type="dxa" w:w="110"/>
+            </w:tcMar>
+            <w:vAlign w:val="center"/>
+          </w:tcPr>
+          <w:p>
+            <w:pPr>
+              <w:spacing w:after="0" w:before="0" w:line="252"/>
+            </w:pPr>
+            <w:r>
+              <w:rPr>
+                <w:rFonts w:ascii="맑은 고딕" w:cs="맑은 고딕" w:eastAsia="맑은 고딕" w:hAnsi="맑은 고딕"/>
+                <w:color w:val="262626"/>
+                <w:sz w:val="18"/>
+                <w:szCs w:val="18"/>
+              </w:rPr>
+              <w:t xml:space="preserve">35.0</w:t>
+            </w:r>
+          </w:p>
+        </w:tc>
+      </w:tr>
+      <w:tr>
+        <w:tc>
+          <w:tcPr>
+            <w:tcW w:type="dxa" w:w="2600"/>
             <w:shd w:fill="F7F9FC" w:color="auto" w:val="clear"/>
             <w:tcMar>
               <w:top w:type="dxa" w:w="70"/>
@@ -12349,17 +13173,17 @@
                 <w:rFonts w:ascii="맑은 고딕" w:cs="맑은 고딕" w:eastAsia="맑은 고딕" w:hAnsi="맑은 고딕"/>
                 <w:b/>
                 <w:bCs/>
-                <w:color w:val="1F3864"/>
-                <w:sz w:val="18"/>
-                <w:szCs w:val="18"/>
-              </w:rPr>
-              <w:t xml:space="preserve">0</w:t>
-            </w:r>
-          </w:p>
-        </w:tc>
-        <w:tc>
-          <w:tcPr>
-            <w:tcW w:type="dxa" w:w="1810"/>
+                <w:color w:val="262626"/>
+                <w:sz w:val="18"/>
+                <w:szCs w:val="18"/>
+              </w:rPr>
+              <w:t xml:space="preserve">영업손익</w:t>
+            </w:r>
+          </w:p>
+        </w:tc>
+        <w:tc>
+          <w:tcPr>
+            <w:tcW w:type="dxa" w:w="1760"/>
             <w:shd w:fill="F7F9FC" w:color="auto" w:val="clear"/>
             <w:tcMar>
               <w:top w:type="dxa" w:w="70"/>
@@ -12376,17 +13200,17 @@
             <w:r>
               <w:rPr>
                 <w:rFonts w:ascii="맑은 고딕" w:cs="맑은 고딕" w:eastAsia="맑은 고딕" w:hAnsi="맑은 고딕"/>
-                <w:color w:val="262626"/>
-                <w:sz w:val="18"/>
-                <w:szCs w:val="18"/>
-              </w:rPr>
-              <w:t xml:space="preserve">2.2</w:t>
-            </w:r>
-          </w:p>
-        </w:tc>
-        <w:tc>
-          <w:tcPr>
-            <w:tcW w:type="dxa" w:w="1810"/>
+                <w:color w:val="B02A2A"/>
+                <w:sz w:val="18"/>
+                <w:szCs w:val="18"/>
+              </w:rPr>
+              <w:t xml:space="preserve">-4.7</w:t>
+            </w:r>
+          </w:p>
+        </w:tc>
+        <w:tc>
+          <w:tcPr>
+            <w:tcW w:type="dxa" w:w="1760"/>
             <w:shd w:fill="F7F9FC" w:color="auto" w:val="clear"/>
             <w:tcMar>
               <w:top w:type="dxa" w:w="70"/>
@@ -12403,293 +13227,17 @@
             <w:r>
               <w:rPr>
                 <w:rFonts w:ascii="맑은 고딕" w:cs="맑은 고딕" w:eastAsia="맑은 고딕" w:hAnsi="맑은 고딕"/>
-                <w:color w:val="262626"/>
-                <w:sz w:val="18"/>
-                <w:szCs w:val="18"/>
-              </w:rPr>
-              <w:t xml:space="preserve">16.1</w:t>
-            </w:r>
-          </w:p>
-        </w:tc>
-        <w:tc>
-          <w:tcPr>
-            <w:tcW w:type="dxa" w:w="1808"/>
-            <w:shd w:fill="F7F9FC" w:color="auto" w:val="clear"/>
-            <w:tcMar>
-              <w:top w:type="dxa" w:w="70"/>
-              <w:left w:type="dxa" w:w="110"/>
-              <w:bottom w:type="dxa" w:w="70"/>
-              <w:right w:type="dxa" w:w="110"/>
-            </w:tcMar>
-            <w:vAlign w:val="center"/>
-          </w:tcPr>
-          <w:p>
-            <w:pPr>
-              <w:spacing w:after="0" w:before="0" w:line="252"/>
-            </w:pPr>
-            <w:r>
-              <w:rPr>
-                <w:rFonts w:ascii="맑은 고딕" w:cs="맑은 고딕" w:eastAsia="맑은 고딕" w:hAnsi="맑은 고딕"/>
-                <w:color w:val="262626"/>
-                <w:sz w:val="18"/>
-                <w:szCs w:val="18"/>
-              </w:rPr>
-              <w:t xml:space="preserve">51.8</w:t>
-            </w:r>
-          </w:p>
-        </w:tc>
-      </w:tr>
-      <w:tr>
-        <w:tc>
-          <w:tcPr>
-            <w:tcW w:type="dxa" w:w="2400"/>
-            <w:shd w:fill="FFFFFF" w:color="auto" w:val="clear"/>
-            <w:tcMar>
-              <w:top w:type="dxa" w:w="70"/>
-              <w:left w:type="dxa" w:w="110"/>
-              <w:bottom w:type="dxa" w:w="70"/>
-              <w:right w:type="dxa" w:w="110"/>
-            </w:tcMar>
-            <w:vAlign w:val="center"/>
-          </w:tcPr>
-          <w:p>
-            <w:pPr>
-              <w:spacing w:after="0" w:before="0" w:line="252"/>
-            </w:pPr>
-            <w:r>
-              <w:rPr>
-                <w:rFonts w:ascii="맑은 고딕" w:cs="맑은 고딕" w:eastAsia="맑은 고딕" w:hAnsi="맑은 고딕"/>
-                <w:color w:val="262626"/>
-                <w:sz w:val="18"/>
-                <w:szCs w:val="18"/>
-              </w:rPr>
-              <w:t xml:space="preserve">비용</w:t>
-            </w:r>
-          </w:p>
-        </w:tc>
-        <w:tc>
-          <w:tcPr>
-            <w:tcW w:type="dxa" w:w="1810"/>
-            <w:shd w:fill="FFFFFF" w:color="auto" w:val="clear"/>
-            <w:tcMar>
-              <w:top w:type="dxa" w:w="70"/>
-              <w:left w:type="dxa" w:w="110"/>
-              <w:bottom w:type="dxa" w:w="70"/>
-              <w:right w:type="dxa" w:w="110"/>
-            </w:tcMar>
-            <w:vAlign w:val="center"/>
-          </w:tcPr>
-          <w:p>
-            <w:pPr>
-              <w:spacing w:after="0" w:before="0" w:line="252"/>
-            </w:pPr>
-            <w:r>
-              <w:rPr>
-                <w:rFonts w:ascii="맑은 고딕" w:cs="맑은 고딕" w:eastAsia="맑은 고딕" w:hAnsi="맑은 고딕"/>
-                <w:color w:val="262626"/>
-                <w:sz w:val="18"/>
-                <w:szCs w:val="18"/>
-              </w:rPr>
-              <w:t xml:space="preserve">5.0</w:t>
-            </w:r>
-          </w:p>
-        </w:tc>
-        <w:tc>
-          <w:tcPr>
-            <w:tcW w:type="dxa" w:w="1810"/>
-            <w:shd w:fill="FFFFFF" w:color="auto" w:val="clear"/>
-            <w:tcMar>
-              <w:top w:type="dxa" w:w="70"/>
-              <w:left w:type="dxa" w:w="110"/>
-              <w:bottom w:type="dxa" w:w="70"/>
-              <w:right w:type="dxa" w:w="110"/>
-            </w:tcMar>
-            <w:vAlign w:val="center"/>
-          </w:tcPr>
-          <w:p>
-            <w:pPr>
-              <w:spacing w:after="0" w:before="0" w:line="252"/>
-            </w:pPr>
-            <w:r>
-              <w:rPr>
-                <w:rFonts w:ascii="맑은 고딕" w:cs="맑은 고딕" w:eastAsia="맑은 고딕" w:hAnsi="맑은 고딕"/>
-                <w:color w:val="262626"/>
-                <w:sz w:val="18"/>
-                <w:szCs w:val="18"/>
-              </w:rPr>
-              <w:t xml:space="preserve">12.2</w:t>
-            </w:r>
-          </w:p>
-        </w:tc>
-        <w:tc>
-          <w:tcPr>
-            <w:tcW w:type="dxa" w:w="1810"/>
-            <w:shd w:fill="FFFFFF" w:color="auto" w:val="clear"/>
-            <w:tcMar>
-              <w:top w:type="dxa" w:w="70"/>
-              <w:left w:type="dxa" w:w="110"/>
-              <w:bottom w:type="dxa" w:w="70"/>
-              <w:right w:type="dxa" w:w="110"/>
-            </w:tcMar>
-            <w:vAlign w:val="center"/>
-          </w:tcPr>
-          <w:p>
-            <w:pPr>
-              <w:spacing w:after="0" w:before="0" w:line="252"/>
-            </w:pPr>
-            <w:r>
-              <w:rPr>
-                <w:rFonts w:ascii="맑은 고딕" w:cs="맑은 고딕" w:eastAsia="맑은 고딕" w:hAnsi="맑은 고딕"/>
-                <w:color w:val="262626"/>
-                <w:sz w:val="18"/>
-                <w:szCs w:val="18"/>
-              </w:rPr>
-              <w:t xml:space="preserve">20.0</w:t>
-            </w:r>
-          </w:p>
-        </w:tc>
-        <w:tc>
-          <w:tcPr>
-            <w:tcW w:type="dxa" w:w="1808"/>
-            <w:shd w:fill="FFFFFF" w:color="auto" w:val="clear"/>
-            <w:tcMar>
-              <w:top w:type="dxa" w:w="70"/>
-              <w:left w:type="dxa" w:w="110"/>
-              <w:bottom w:type="dxa" w:w="70"/>
-              <w:right w:type="dxa" w:w="110"/>
-            </w:tcMar>
-            <w:vAlign w:val="center"/>
-          </w:tcPr>
-          <w:p>
-            <w:pPr>
-              <w:spacing w:after="0" w:before="0" w:line="252"/>
-            </w:pPr>
-            <w:r>
-              <w:rPr>
-                <w:rFonts w:ascii="맑은 고딕" w:cs="맑은 고딕" w:eastAsia="맑은 고딕" w:hAnsi="맑은 고딕"/>
-                <w:color w:val="262626"/>
-                <w:sz w:val="18"/>
-                <w:szCs w:val="18"/>
-              </w:rPr>
-              <w:t xml:space="preserve">35.0</w:t>
-            </w:r>
-          </w:p>
-        </w:tc>
-      </w:tr>
-      <w:tr>
-        <w:tc>
-          <w:tcPr>
-            <w:tcW w:type="dxa" w:w="2400"/>
-            <w:shd w:fill="F7F9FC" w:color="auto" w:val="clear"/>
-            <w:tcMar>
-              <w:top w:type="dxa" w:w="70"/>
-              <w:left w:type="dxa" w:w="110"/>
-              <w:bottom w:type="dxa" w:w="70"/>
-              <w:right w:type="dxa" w:w="110"/>
-            </w:tcMar>
-            <w:vAlign w:val="center"/>
-          </w:tcPr>
-          <w:p>
-            <w:pPr>
-              <w:spacing w:after="0" w:before="0" w:line="252"/>
-            </w:pPr>
-            <w:r>
-              <w:rPr>
-                <w:rFonts w:ascii="맑은 고딕" w:cs="맑은 고딕" w:eastAsia="맑은 고딕" w:hAnsi="맑은 고딕"/>
-                <w:b/>
-                <w:bCs/>
-                <w:color w:val="262626"/>
-                <w:sz w:val="18"/>
-                <w:szCs w:val="18"/>
-              </w:rPr>
-              <w:t xml:space="preserve">영업손익</w:t>
-            </w:r>
-          </w:p>
-        </w:tc>
-        <w:tc>
-          <w:tcPr>
-            <w:tcW w:type="dxa" w:w="1810"/>
-            <w:shd w:fill="F7F9FC" w:color="auto" w:val="clear"/>
-            <w:tcMar>
-              <w:top w:type="dxa" w:w="70"/>
-              <w:left w:type="dxa" w:w="110"/>
-              <w:bottom w:type="dxa" w:w="70"/>
-              <w:right w:type="dxa" w:w="110"/>
-            </w:tcMar>
-            <w:vAlign w:val="center"/>
-          </w:tcPr>
-          <w:p>
-            <w:pPr>
-              <w:spacing w:after="0" w:before="0" w:line="252"/>
-            </w:pPr>
-            <w:r>
-              <w:rPr>
-                <w:rFonts w:ascii="맑은 고딕" w:cs="맑은 고딕" w:eastAsia="맑은 고딕" w:hAnsi="맑은 고딕"/>
                 <w:color w:val="B02A2A"/>
                 <w:sz w:val="18"/>
                 <w:szCs w:val="18"/>
               </w:rPr>
-              <w:t xml:space="preserve">-5.0</w:t>
-            </w:r>
-          </w:p>
-        </w:tc>
-        <w:tc>
-          <w:tcPr>
-            <w:tcW w:type="dxa" w:w="1810"/>
-            <w:shd w:fill="F7F9FC" w:color="auto" w:val="clear"/>
-            <w:tcMar>
-              <w:top w:type="dxa" w:w="70"/>
-              <w:left w:type="dxa" w:w="110"/>
-              <w:bottom w:type="dxa" w:w="70"/>
-              <w:right w:type="dxa" w:w="110"/>
-            </w:tcMar>
-            <w:vAlign w:val="center"/>
-          </w:tcPr>
-          <w:p>
-            <w:pPr>
-              <w:spacing w:after="0" w:before="0" w:line="252"/>
-            </w:pPr>
-            <w:r>
-              <w:rPr>
-                <w:rFonts w:ascii="맑은 고딕" w:cs="맑은 고딕" w:eastAsia="맑은 고딕" w:hAnsi="맑은 고딕"/>
-                <w:color w:val="B02A2A"/>
-                <w:sz w:val="18"/>
-                <w:szCs w:val="18"/>
-              </w:rPr>
-              <w:t xml:space="preserve">-10.0</w:t>
-            </w:r>
-          </w:p>
-        </w:tc>
-        <w:tc>
-          <w:tcPr>
-            <w:tcW w:type="dxa" w:w="1810"/>
-            <w:shd w:fill="F7F9FC" w:color="auto" w:val="clear"/>
-            <w:tcMar>
-              <w:top w:type="dxa" w:w="70"/>
-              <w:left w:type="dxa" w:w="110"/>
-              <w:bottom w:type="dxa" w:w="70"/>
-              <w:right w:type="dxa" w:w="110"/>
-            </w:tcMar>
-            <w:vAlign w:val="center"/>
-          </w:tcPr>
-          <w:p>
-            <w:pPr>
-              <w:spacing w:after="0" w:before="0" w:line="252"/>
-            </w:pPr>
-            <w:r>
-              <w:rPr>
-                <w:rFonts w:ascii="맑은 고딕" w:cs="맑은 고딕" w:eastAsia="맑은 고딕" w:hAnsi="맑은 고딕"/>
-                <w:color w:val="B02A2A"/>
-                <w:sz w:val="18"/>
-                <w:szCs w:val="18"/>
-              </w:rPr>
-              <w:t xml:space="preserve">-3.9</w:t>
-            </w:r>
-          </w:p>
-        </w:tc>
-        <w:tc>
-          <w:tcPr>
-            <w:tcW w:type="dxa" w:w="1808"/>
+              <w:t xml:space="preserve">-8.1</w:t>
+            </w:r>
+          </w:p>
+        </w:tc>
+        <w:tc>
+          <w:tcPr>
+            <w:tcW w:type="dxa" w:w="1760"/>
             <w:shd w:fill="F7F9FC" w:color="auto" w:val="clear"/>
             <w:tcMar>
               <w:top w:type="dxa" w:w="70"/>
@@ -12712,7 +13260,36 @@
                 <w:sz w:val="18"/>
                 <w:szCs w:val="18"/>
               </w:rPr>
-              <w:t xml:space="preserve">+16.8</w:t>
+              <w:t xml:space="preserve">+2.2</w:t>
+            </w:r>
+          </w:p>
+        </w:tc>
+        <w:tc>
+          <w:tcPr>
+            <w:tcW w:type="dxa" w:w="1758"/>
+            <w:shd w:fill="F7F9FC" w:color="auto" w:val="clear"/>
+            <w:tcMar>
+              <w:top w:type="dxa" w:w="70"/>
+              <w:left w:type="dxa" w:w="110"/>
+              <w:bottom w:type="dxa" w:w="70"/>
+              <w:right w:type="dxa" w:w="110"/>
+            </w:tcMar>
+            <w:vAlign w:val="center"/>
+          </w:tcPr>
+          <w:p>
+            <w:pPr>
+              <w:spacing w:after="0" w:before="0" w:line="252"/>
+            </w:pPr>
+            <w:r>
+              <w:rPr>
+                <w:rFonts w:ascii="맑은 고딕" w:cs="맑은 고딕" w:eastAsia="맑은 고딕" w:hAnsi="맑은 고딕"/>
+                <w:b/>
+                <w:bCs/>
+                <w:color w:val="2E6B3E"/>
+                <w:sz w:val="18"/>
+                <w:szCs w:val="18"/>
+              </w:rPr>
+              <w:t xml:space="preserve">+39.9</w:t>
             </w:r>
           </w:p>
         </w:tc>
@@ -12720,7 +13297,7 @@
       <w:tr>
         <w:tc>
           <w:tcPr>
-            <w:tcW w:type="dxa" w:w="2400"/>
+            <w:tcW w:type="dxa" w:w="2600"/>
             <w:shd w:fill="FFFFFF" w:color="auto" w:val="clear"/>
             <w:tcMar>
               <w:top w:type="dxa" w:w="70"/>
@@ -12749,7 +13326,7 @@
         </w:tc>
         <w:tc>
           <w:tcPr>
-            <w:tcW w:type="dxa" w:w="1810"/>
+            <w:tcW w:type="dxa" w:w="1760"/>
             <w:shd w:fill="FFFFFF" w:color="auto" w:val="clear"/>
             <w:tcMar>
               <w:top w:type="dxa" w:w="70"/>
@@ -12770,40 +13347,13 @@
                 <w:sz w:val="18"/>
                 <w:szCs w:val="18"/>
               </w:rPr>
-              <w:t xml:space="preserve">-5.0</w:t>
-            </w:r>
-          </w:p>
-        </w:tc>
-        <w:tc>
-          <w:tcPr>
-            <w:tcW w:type="dxa" w:w="1810"/>
-            <w:shd w:fill="FFFFFF" w:color="auto" w:val="clear"/>
-            <w:tcMar>
-              <w:top w:type="dxa" w:w="70"/>
-              <w:left w:type="dxa" w:w="110"/>
-              <w:bottom w:type="dxa" w:w="70"/>
-              <w:right w:type="dxa" w:w="110"/>
-            </w:tcMar>
-            <w:vAlign w:val="center"/>
-          </w:tcPr>
-          <w:p>
-            <w:pPr>
-              <w:spacing w:after="0" w:before="0" w:line="252"/>
-            </w:pPr>
-            <w:r>
-              <w:rPr>
-                <w:rFonts w:ascii="맑은 고딕" w:cs="맑은 고딕" w:eastAsia="맑은 고딕" w:hAnsi="맑은 고딕"/>
-                <w:color w:val="262626"/>
-                <w:sz w:val="18"/>
-                <w:szCs w:val="18"/>
-              </w:rPr>
-              <w:t xml:space="preserve">-15.0</w:t>
-            </w:r>
-          </w:p>
-        </w:tc>
-        <w:tc>
-          <w:tcPr>
-            <w:tcW w:type="dxa" w:w="1810"/>
+              <w:t xml:space="preserve">-4.7</w:t>
+            </w:r>
+          </w:p>
+        </w:tc>
+        <w:tc>
+          <w:tcPr>
+            <w:tcW w:type="dxa" w:w="1760"/>
             <w:shd w:fill="FFFFFF" w:color="auto" w:val="clear"/>
             <w:tcMar>
               <w:top w:type="dxa" w:w="70"/>
@@ -12826,13 +13376,13 @@
                 <w:sz w:val="18"/>
                 <w:szCs w:val="18"/>
               </w:rPr>
-              <w:t xml:space="preserve">-18.9</w:t>
-            </w:r>
-          </w:p>
-        </w:tc>
-        <w:tc>
-          <w:tcPr>
-            <w:tcW w:type="dxa" w:w="1808"/>
+              <w:t xml:space="preserve">-12.8</w:t>
+            </w:r>
+          </w:p>
+        </w:tc>
+        <w:tc>
+          <w:tcPr>
+            <w:tcW w:type="dxa" w:w="1760"/>
             <w:shd w:fill="FFFFFF" w:color="auto" w:val="clear"/>
             <w:tcMar>
               <w:top w:type="dxa" w:w="70"/>
@@ -12853,7 +13403,36 @@
                 <w:sz w:val="18"/>
                 <w:szCs w:val="18"/>
               </w:rPr>
-              <w:t xml:space="preserve">-2.1</w:t>
+              <w:t xml:space="preserve">-10.6</w:t>
+            </w:r>
+          </w:p>
+        </w:tc>
+        <w:tc>
+          <w:tcPr>
+            <w:tcW w:type="dxa" w:w="1758"/>
+            <w:shd w:fill="FFFFFF" w:color="auto" w:val="clear"/>
+            <w:tcMar>
+              <w:top w:type="dxa" w:w="70"/>
+              <w:left w:type="dxa" w:w="110"/>
+              <w:bottom w:type="dxa" w:w="70"/>
+              <w:right w:type="dxa" w:w="110"/>
+            </w:tcMar>
+            <w:vAlign w:val="center"/>
+          </w:tcPr>
+          <w:p>
+            <w:pPr>
+              <w:spacing w:after="0" w:before="0" w:line="252"/>
+            </w:pPr>
+            <w:r>
+              <w:rPr>
+                <w:rFonts w:ascii="맑은 고딕" w:cs="맑은 고딕" w:eastAsia="맑은 고딕" w:hAnsi="맑은 고딕"/>
+                <w:b/>
+                <w:bCs/>
+                <w:color w:val="2E6B3E"/>
+                <w:sz w:val="18"/>
+                <w:szCs w:val="18"/>
+              </w:rPr>
+              <w:t xml:space="preserve">+29.3</w:t>
             </w:r>
           </w:p>
         </w:tc>
@@ -12891,7 +13470,7 @@
           <w:sz w:val="20"/>
           <w:szCs w:val="20"/>
         </w:rPr>
-        <w:t xml:space="preserve">: 3년차 4분기</w:t>
+        <w:t xml:space="preserve">: 3년차 2분기</w:t>
       </w:r>
     </w:p>
     <w:p>
@@ -12921,7 +13500,18 @@
           <w:sz w:val="20"/>
           <w:szCs w:val="20"/>
         </w:rPr>
-        <w:t xml:space="preserve">: 4년차</w:t>
+        <w:t xml:space="preserve">: </w:t>
+      </w:r>
+      <w:r>
+        <w:rPr>
+          <w:rFonts w:ascii="맑은 고딕" w:cs="맑은 고딕" w:eastAsia="맑은 고딕" w:hAnsi="맑은 고딕"/>
+          <w:b/>
+          <w:bCs/>
+          <w:color w:val="262626"/>
+          <w:sz w:val="20"/>
+          <w:szCs w:val="20"/>
+        </w:rPr>
+        <w:t xml:space="preserve">3년차</w:t>
       </w:r>
     </w:p>
     <w:p>
@@ -12951,27 +13541,18 @@
           <w:sz w:val="20"/>
           <w:szCs w:val="20"/>
         </w:rPr>
-        <w:t xml:space="preserve"> (최대 누적 적자): 약 </w:t>
-      </w:r>
-      <w:r>
-        <w:rPr>
-          <w:rFonts w:ascii="맑은 고딕" w:cs="맑은 고딕" w:eastAsia="맑은 고딕" w:hAnsi="맑은 고딕"/>
-          <w:b/>
-          <w:bCs/>
-          <w:color w:val="262626"/>
-          <w:sz w:val="20"/>
-          <w:szCs w:val="20"/>
-        </w:rPr>
-        <w:t xml:space="preserve">20억 원</w:t>
-      </w:r>
-      <w:r>
-        <w:rPr>
-          <w:rFonts w:ascii="맑은 고딕" w:cs="맑은 고딕" w:eastAsia="맑은 고딕" w:hAnsi="맑은 고딕"/>
-          <w:color w:val="262626"/>
-          <w:sz w:val="20"/>
-          <w:szCs w:val="20"/>
-        </w:rPr>
-        <w:t xml:space="preserve"> — 3년차 말</w:t>
+        <w:t xml:space="preserve"> (최대 누적 적자, 2년차 말): 약 </w:t>
+      </w:r>
+      <w:r>
+        <w:rPr>
+          <w:rFonts w:ascii="맑은 고딕" w:cs="맑은 고딕" w:eastAsia="맑은 고딕" w:hAnsi="맑은 고딕"/>
+          <w:b/>
+          <w:bCs/>
+          <w:color w:val="262626"/>
+          <w:sz w:val="20"/>
+          <w:szCs w:val="20"/>
+        </w:rPr>
+        <w:t xml:space="preserve">13억 원</w:t>
       </w:r>
     </w:p>
     <w:p>
@@ -13001,7 +13582,18 @@
           <w:sz w:val="20"/>
           <w:szCs w:val="20"/>
         </w:rPr>
-        <w:t xml:space="preserve">: 5년차 초</w:t>
+        <w:t xml:space="preserve">: </w:t>
+      </w:r>
+      <w:r>
+        <w:rPr>
+          <w:rFonts w:ascii="맑은 고딕" w:cs="맑은 고딕" w:eastAsia="맑은 고딕" w:hAnsi="맑은 고딕"/>
+          <w:b/>
+          <w:bCs/>
+          <w:color w:val="262626"/>
+          <w:sz w:val="20"/>
+          <w:szCs w:val="20"/>
+        </w:rPr>
+        <w:t xml:space="preserve">4년차 상반기</w:t>
       </w:r>
     </w:p>
     <w:p>
@@ -13360,7 +13952,7 @@
           <w:sz w:val="20"/>
           <w:szCs w:val="20"/>
         </w:rPr>
-        <w:t xml:space="preserve">가맹당 월 8건</w:t>
+        <w:t xml:space="preserve">매장당 월 8건</w:t>
       </w:r>
       <w:r>
         <w:rPr>
@@ -13390,16 +13982,16 @@
           <w:sz w:val="20"/>
           <w:szCs w:val="20"/>
         </w:rPr>
-        <w:t xml:space="preserve">거래액 대비 수익률 5→9%</w:t>
-      </w:r>
-      <w:r>
-        <w:rPr>
-          <w:rFonts w:ascii="맑은 고딕" w:cs="맑은 고딕" w:eastAsia="맑은 고딕" w:hAnsi="맑은 고딕"/>
-          <w:color w:val="262626"/>
-          <w:sz w:val="20"/>
-          <w:szCs w:val="20"/>
-        </w:rPr>
-        <w:t xml:space="preserve"> — 광고 단가가 검증되지 않은 값입니다. 3%에 그치면 4년차 매출이 52억에서 17억으로 떨어집니다</w:t>
+        <w:t xml:space="preserve">수수료 10~15% 수용</w:t>
+      </w:r>
+      <w:r>
+        <w:rPr>
+          <w:rFonts w:ascii="맑은 고딕" w:cs="맑은 고딕" w:eastAsia="맑은 고딕" w:hAnsi="맑은 고딕"/>
+          <w:color w:val="262626"/>
+          <w:sz w:val="20"/>
+          <w:szCs w:val="20"/>
+        </w:rPr>
+        <w:t xml:space="preserve"> — 사장님이 5%만 받아들이면 3년차 매출이 22억에서 10억으로 떨어지고 흑자가 4년차로 밀립니다</w:t>
       </w:r>
     </w:p>
     <w:p>
@@ -13420,7 +14012,7 @@
           <w:sz w:val="20"/>
           <w:szCs w:val="20"/>
         </w:rPr>
-        <w:t xml:space="preserve">가맹 확보 속도</w:t>
+        <w:t xml:space="preserve">입점 확보 속도</w:t>
       </w:r>
       <w:r>
         <w:rPr>
@@ -14744,7 +15336,7 @@
                 <w:sz w:val="18"/>
                 <w:szCs w:val="18"/>
               </w:rPr>
-              <w:t xml:space="preserve">가맹 100개</w:t>
+              <w:t xml:space="preserve">입점 매장 100개</w:t>
             </w:r>
             <w:r>
               <w:rPr>
@@ -18925,7 +19517,7 @@
           <w:sz w:val="20"/>
           <w:szCs w:val="20"/>
         </w:rPr>
-        <w:t xml:space="preserve">: 가맹 심사 시 </w:t>
+        <w:t xml:space="preserve">: 입점 심사 시 </w:t>
       </w:r>
       <w:r>
         <w:rPr>
@@ -23847,7 +24439,7 @@
           <w:sz w:val="24"/>
           <w:szCs w:val="24"/>
         </w:rPr>
-        <w:t xml:space="preserve">S9 · 수익 — 언제, 얼마  (0:52)</w:t>
+        <w:t xml:space="preserve">S9 · 수익 — 언제, 얼마  (1:02)</w:t>
       </w:r>
     </w:p>
     <w:p>
@@ -23872,7 +24464,27 @@
           <w:sz w:val="18"/>
           <w:szCs w:val="18"/>
         </w:rPr>
-        <w:t xml:space="preserve"> — 4개년 표(거래액 / 매출 / 영업손익 / 누적)와 꺾은선 하나. 3년차 4분기에 0선을 통과하는 지점을 굵게 표시. 근거는 8.2절.</w:t>
+        <w:t xml:space="preserve"> — 4개년 표(거래액 / 매출 / 영업손익 / 누적)와 꺾은선 하나. </w:t>
+      </w:r>
+      <w:r>
+        <w:rPr>
+          <w:rFonts w:ascii="맑은 고딕" w:cs="맑은 고딕" w:eastAsia="맑은 고딕" w:hAnsi="맑은 고딕"/>
+          <w:b/>
+          <w:bCs/>
+          <w:color w:val="595959"/>
+          <w:sz w:val="18"/>
+          <w:szCs w:val="18"/>
+        </w:rPr>
+        <w:t xml:space="preserve">3년차에 0선을 통과하는 지점</w:t>
+      </w:r>
+      <w:r>
+        <w:rPr>
+          <w:rFonts w:ascii="맑은 고딕" w:cs="맑은 고딕" w:eastAsia="맑은 고딕" w:hAnsi="맑은 고딕"/>
+          <w:color w:val="595959"/>
+          <w:sz w:val="18"/>
+          <w:szCs w:val="18"/>
+        </w:rPr>
+        <w:t xml:space="preserve">을 굵게 표시. 근거는 8.2절.</w:t>
       </w:r>
     </w:p>
     <w:p>
@@ -23893,16 +24505,16 @@
           <w:sz w:val="20"/>
           <w:szCs w:val="20"/>
         </w:rPr>
-        <w:t xml:space="preserve">1년차는 매출이 0입니다.</w:t>
-      </w:r>
-      <w:r>
-        <w:rPr>
-          <w:rFonts w:ascii="맑은 고딕" w:cs="맑은 고딕" w:eastAsia="맑은 고딕" w:hAnsi="맑은 고딕"/>
-          <w:color w:val="262626"/>
-          <w:sz w:val="20"/>
-          <w:szCs w:val="20"/>
-        </w:rPr>
-        <w:t xml:space="preserve"> 의도한 겁니다. 수수료를 받지 않고, 강남구에서 가맹 400개와 거래액 5억을 만드는 게 전부입니다. /</w:t>
+        <w:t xml:space="preserve">수수료는 첫날부터 받습니다.</w:t>
+      </w:r>
+      <w:r>
+        <w:rPr>
+          <w:rFonts w:ascii="맑은 고딕" w:cs="맑은 고딕" w:eastAsia="맑은 고딕" w:hAnsi="맑은 고딕"/>
+          <w:color w:val="262626"/>
+          <w:sz w:val="20"/>
+          <w:szCs w:val="20"/>
+        </w:rPr>
+        <w:t xml:space="preserve"> 당근은 못 받았죠. 중고 직거래에는 우리를 지나가는 돈이 없으니까요. 채움은 선결제라 돈이 지나갑니다. /</w:t>
       </w:r>
     </w:p>
     <w:p>
@@ -23918,7 +24530,27 @@
           <w:sz w:val="20"/>
           <w:szCs w:val="20"/>
         </w:rPr>
-        <w:t xml:space="preserve">2년차에 광고를 켭니다. 서울 다섯 개 구로 넓히고 거래액 43억, 매출 2억. /</w:t>
+        <w:t xml:space="preserve">그리고 더 중요한 게 있습니다. </w:t>
+      </w:r>
+      <w:r>
+        <w:rPr>
+          <w:rFonts w:ascii="맑은 고딕" w:cs="맑은 고딕" w:eastAsia="맑은 고딕" w:hAnsi="맑은 고딕"/>
+          <w:b/>
+          <w:bCs/>
+          <w:color w:val="1F3864"/>
+          <w:sz w:val="20"/>
+          <w:szCs w:val="20"/>
+        </w:rPr>
+        <w:t xml:space="preserve">사장님이 비교하는 건 정가가 아니라 0원입니다.</w:t>
+      </w:r>
+      <w:r>
+        <w:rPr>
+          <w:rFonts w:ascii="맑은 고딕" w:cs="맑은 고딕" w:eastAsia="맑은 고딕" w:hAnsi="맑은 고딕"/>
+          <w:color w:val="262626"/>
+          <w:sz w:val="20"/>
+          <w:szCs w:val="20"/>
+        </w:rPr>
+        <w:t xml:space="preserve"> 안 팔리면 0원인 슬롯에서 받는 10%는, 뺏는 게 아니라 나누는 겁니다. /</w:t>
       </w:r>
     </w:p>
     <w:p>
@@ -23934,27 +24566,7 @@
           <w:sz w:val="20"/>
           <w:szCs w:val="20"/>
         </w:rPr>
-        <w:t xml:space="preserve">3년차에 숙박까지 올라가면 거래액 200억, 매출 16억. </w:t>
-      </w:r>
-      <w:r>
-        <w:rPr>
-          <w:rFonts w:ascii="맑은 고딕" w:cs="맑은 고딕" w:eastAsia="맑은 고딕" w:hAnsi="맑은 고딕"/>
-          <w:b/>
-          <w:bCs/>
-          <w:color w:val="1F3864"/>
-          <w:sz w:val="20"/>
-          <w:szCs w:val="20"/>
-        </w:rPr>
-        <w:t xml:space="preserve">여기 4분기에 월 단위 흑자로 돌아섭니다.</w:t>
-      </w:r>
-      <w:r>
-        <w:rPr>
-          <w:rFonts w:ascii="맑은 고딕" w:cs="맑은 고딕" w:eastAsia="맑은 고딕" w:hAnsi="맑은 고딕"/>
-          <w:color w:val="262626"/>
-          <w:sz w:val="20"/>
-          <w:szCs w:val="20"/>
-        </w:rPr>
-        <w:t xml:space="preserve"> /</w:t>
+        <w:t xml:space="preserve">1년차는 강남구에서 입점 400개, 거래액 5억, 매출 3천만 원. 거의 없는 거나 마찬가지입니다. /</w:t>
       </w:r>
     </w:p>
     <w:p>
@@ -23970,8 +24582,15 @@
           <w:sz w:val="20"/>
           <w:szCs w:val="20"/>
         </w:rPr>
-        <w:t xml:space="preserve">4년차에 연간 흑자 전환입니다. 매출 52억에 영업이익 17억. 누적 적자 최대치가 19억이니까 </w:t>
-      </w:r>
+        <w:t xml:space="preserve">2년차에 서울 다섯 개 구로 넓히면 거래액 43억, 매출 4억. /</w:t>
+      </w:r>
+    </w:p>
+    <w:p>
+      <w:pPr>
+        <w:shd w:fill="F2F5F9" w:color="auto" w:val="clear"/>
+        <w:spacing w:after="30" w:before="30" w:line="276"/>
+        <w:ind w:left="200" w:right="200"/>
+      </w:pPr>
       <w:r>
         <w:rPr>
           <w:rFonts w:ascii="맑은 고딕" w:cs="맑은 고딕" w:eastAsia="맑은 고딕" w:hAnsi="맑은 고딕"/>
@@ -23981,16 +24600,16 @@
           <w:sz w:val="20"/>
           <w:szCs w:val="20"/>
         </w:rPr>
-        <w:t xml:space="preserve">필요한 투자는 약 20억, 회수 시점은 5년차 초입니다.</w:t>
-      </w:r>
-      <w:r>
-        <w:rPr>
-          <w:rFonts w:ascii="맑은 고딕" w:cs="맑은 고딕" w:eastAsia="맑은 고딕" w:hAnsi="맑은 고딕"/>
-          <w:color w:val="262626"/>
-          <w:sz w:val="20"/>
-          <w:szCs w:val="20"/>
-        </w:rPr>
-        <w:t xml:space="preserve"> /</w:t>
+        <w:t xml:space="preserve">3년차에 흑자로 돌아섭니다.</w:t>
+      </w:r>
+      <w:r>
+        <w:rPr>
+          <w:rFonts w:ascii="맑은 고딕" w:cs="맑은 고딕" w:eastAsia="맑은 고딕" w:hAnsi="맑은 고딕"/>
+          <w:color w:val="262626"/>
+          <w:sz w:val="20"/>
+          <w:szCs w:val="20"/>
+        </w:rPr>
+        <w:t xml:space="preserve"> 숙박까지 올라가 거래액 200억, 매출 22억, 영업이익 2억. /</w:t>
       </w:r>
     </w:p>
     <w:p>
@@ -24009,7 +24628,7 @@
           <w:sz w:val="20"/>
           <w:szCs w:val="20"/>
         </w:rPr>
-        <w:t xml:space="preserve">하나만 강조드리면, </w:t>
+        <w:t xml:space="preserve">4년차는 매출 75억에 영업이익 40억. </w:t>
       </w:r>
       <w:r>
         <w:rPr>
@@ -24020,16 +24639,7 @@
           <w:sz w:val="20"/>
           <w:szCs w:val="20"/>
         </w:rPr>
-        <w:t xml:space="preserve">수수료는 끝까지 0입니다.</w:t>
-      </w:r>
-      <w:r>
-        <w:rPr>
-          <w:rFonts w:ascii="맑은 고딕" w:cs="맑은 고딕" w:eastAsia="맑은 고딕" w:hAnsi="맑은 고딕"/>
-          <w:color w:val="262626"/>
-          <w:sz w:val="20"/>
-          <w:szCs w:val="20"/>
-        </w:rPr>
-        <w:t xml:space="preserve"> 이 매출은 전부 광고와 결제, 인증에서 나옵니다.</w:t>
+        <w:t xml:space="preserve">최대 누적 적자가 13억이니 필요한 투자도 그 정도고, 4년차 상반기에 회수됩니다.</w:t>
       </w:r>
     </w:p>
     <w:p>
@@ -25699,7 +26309,7 @@
                 <w:sz w:val="18"/>
                 <w:szCs w:val="18"/>
               </w:rPr>
-              <w:t xml:space="preserve">0:52</w:t>
+              <w:t xml:space="preserve">1:02</w:t>
             </w:r>
           </w:p>
         </w:tc>
@@ -25782,7 +26392,7 @@
                 <w:sz w:val="18"/>
                 <w:szCs w:val="18"/>
               </w:rPr>
-              <w:t xml:space="preserve">7:32</w:t>
+              <w:t xml:space="preserve">7:42</w:t>
             </w:r>
           </w:p>
         </w:tc>
@@ -25892,7 +26502,7 @@
                 <w:sz w:val="18"/>
                 <w:szCs w:val="18"/>
               </w:rPr>
-              <w:t xml:space="preserve">7:53</w:t>
+              <w:t xml:space="preserve">8:03</w:t>
             </w:r>
           </w:p>
         </w:tc>
@@ -25993,7 +26603,7 @@
                 <w:sz w:val="18"/>
                 <w:szCs w:val="18"/>
               </w:rPr>
-              <w:t xml:space="preserve">8:28</w:t>
+              <w:t xml:space="preserve">8:38</w:t>
             </w:r>
           </w:p>
         </w:tc>
@@ -26125,7 +26735,7 @@
                 <w:sz w:val="18"/>
                 <w:szCs w:val="18"/>
               </w:rPr>
-              <w:t xml:space="preserve">9:06</w:t>
+              <w:t xml:space="preserve">9:16</w:t>
             </w:r>
           </w:p>
         </w:tc>
@@ -26152,7 +26762,7 @@
                 <w:sz w:val="18"/>
                 <w:szCs w:val="18"/>
               </w:rPr>
-              <w:t xml:space="preserve">10:00까지 여유 53초</w:t>
+              <w:t xml:space="preserve">10:00까지 여유 43초</w:t>
             </w:r>
           </w:p>
         </w:tc>
@@ -26752,7 +27362,7 @@
           <w:sz w:val="20"/>
           <w:szCs w:val="20"/>
         </w:rPr>
-        <w:t xml:space="preserve"> 여유가 53초 있으니 실제로는 1~2번만 준비해 두면 충분합니다.</w:t>
+        <w:t xml:space="preserve"> 여유가 43초 있으니 실제로는 1~2번만 준비해 두면 충분합니다.</w:t>
       </w:r>
     </w:p>
     <w:p>
@@ -27070,7 +27680,7 @@
           <w:sz w:val="20"/>
           <w:szCs w:val="20"/>
         </w:rPr>
-        <w:t xml:space="preserve">(5억·43억·200억·52억·20억)뿐입니다. 나머지는 슬라이드에만 두십시오</w:t>
+        <w:t xml:space="preserve">(5억·43억·200억·75억·13억)뿐입니다. 나머지는 슬라이드에만 두십시오</w:t>
       </w:r>
     </w:p>
     <w:p>
@@ -27240,18 +27850,18 @@
           <w:sz w:val="20"/>
           <w:szCs w:val="20"/>
         </w:rPr>
-        <w:t xml:space="preserve">입니다. 변수는 네 개뿐입니다. 가맹 수, 가맹당 월 성사 슬롯, 평균 객단가, 그리고 거래액 대비 수익률. 이 중 가장 불확실한 건 </w:t>
-      </w:r>
-      <w:r>
-        <w:rPr>
-          <w:rFonts w:ascii="맑은 고딕" w:cs="맑은 고딕" w:eastAsia="맑은 고딕" w:hAnsi="맑은 고딕"/>
-          <w:b/>
-          <w:bCs/>
-          <w:color w:val="262626"/>
-          <w:sz w:val="20"/>
-          <w:szCs w:val="20"/>
-        </w:rPr>
-        <w:t xml:space="preserve">가맹당 월 성사 슬롯</w:t>
+        <w:t xml:space="preserve">입니다. 변수는 네 개뿐입니다. 입점 매장 수, 매장당 월 성사 슬롯, 평균 객단가, 그리고 수수료율. 이 중 가장 불확실한 건 </w:t>
+      </w:r>
+      <w:r>
+        <w:rPr>
+          <w:rFonts w:ascii="맑은 고딕" w:cs="맑은 고딕" w:eastAsia="맑은 고딕" w:hAnsi="맑은 고딕"/>
+          <w:b/>
+          <w:bCs/>
+          <w:color w:val="262626"/>
+          <w:sz w:val="20"/>
+          <w:szCs w:val="20"/>
+        </w:rPr>
+        <w:t xml:space="preserve">매장당 월 성사 슬롯</w:t>
       </w:r>
       <w:r>
         <w:rPr>
@@ -27912,7 +28522,7 @@
                 <w:sz w:val="18"/>
                 <w:szCs w:val="18"/>
               </w:rPr>
-              <w:t xml:space="preserve">강남구 미용·네일 업장 밀도 실측 (가맹 후보 리스트업)</w:t>
+              <w:t xml:space="preserve">강남구 미용·네일 업장 밀도 실측 (입점 후보 리스트업)</w:t>
             </w:r>
           </w:p>
         </w:tc>

--- a/채움_신사업_제안서.docx
+++ b/채움_신사업_제안서.docx
@@ -22568,7 +22568,7 @@
           <w:sz w:val="18"/>
           <w:szCs w:val="18"/>
         </w:rPr>
-        <w:t xml:space="preserve"> — 문제 정의 슬라이드를 따로 두지 않고 </w:t>
+        <w:t xml:space="preserve"> — </w:t>
       </w:r>
       <w:r>
         <w:rPr>
@@ -22579,7 +22579,16 @@
           <w:sz w:val="18"/>
           <w:szCs w:val="18"/>
         </w:rPr>
-        <w:t xml:space="preserve">오프닝 한 장에서 곧바로 데모로 넘어갑니다.</w:t>
+        <w:t xml:space="preserve">시장의 빈칸(S2) → 무엇을 파는가(S3) → 어떻게 작동하는가(S4)</w:t>
+      </w:r>
+      <w:r>
+        <w:rPr>
+          <w:rFonts w:ascii="맑은 고딕" w:cs="맑은 고딕" w:eastAsia="맑은 고딕" w:hAnsi="맑은 고딕"/>
+          <w:color w:val="595959"/>
+          <w:sz w:val="18"/>
+          <w:szCs w:val="18"/>
+        </w:rPr>
+        <w:t xml:space="preserve"> 순서입니다.</w:t>
       </w:r>
     </w:p>
     <w:p>
@@ -22596,7 +22605,7 @@
           <w:sz w:val="24"/>
           <w:szCs w:val="24"/>
         </w:rPr>
-        <w:t xml:space="preserve">S1 · 두 사람 → 브리지  (1:09)</w:t>
+        <w:t xml:space="preserve">S1 · 두 사람  (1:00)</w:t>
       </w:r>
     </w:p>
     <w:p>
@@ -22621,7 +22630,7 @@
           <w:sz w:val="18"/>
           <w:szCs w:val="18"/>
         </w:rPr>
-        <w:t xml:space="preserve"> — 좌우 2분할. 왼쪽은 카페 창가에 혼자 앉은 사람의 손(손톱 클로즈업), 오른쪽은 텅 빈 네일샵 의자 하나. 자막 없음. 마지막에 두 이미지 사이에 "채움" 한 단어만 뜬다.</w:t>
+        <w:t xml:space="preserve"> — 좌우 2분할. 왼쪽: 카페 창가에 혼자 앉은 사람의 손(손톱 클로즈업). 오른쪽: 텅 빈 네일샵 의자 하나. 자막 없음.</w:t>
       </w:r>
     </w:p>
     <w:p>
@@ -22800,27 +22809,7 @@
           <w:sz w:val="20"/>
           <w:szCs w:val="20"/>
         </w:rPr>
-        <w:t xml:space="preserve"> 저희는 이 둘을 잇는 앱을 만들려고 합니다. 이름은 </w:t>
-      </w:r>
-      <w:r>
-        <w:rPr>
-          <w:rFonts w:ascii="맑은 고딕" w:cs="맑은 고딕" w:eastAsia="맑은 고딕" w:hAnsi="맑은 고딕"/>
-          <w:b/>
-          <w:bCs/>
-          <w:color w:val="1F3864"/>
-          <w:sz w:val="20"/>
-          <w:szCs w:val="20"/>
-        </w:rPr>
-        <w:t xml:space="preserve">채움</w:t>
-      </w:r>
-      <w:r>
-        <w:rPr>
-          <w:rFonts w:ascii="맑은 고딕" w:cs="맑은 고딕" w:eastAsia="맑은 고딕" w:hAnsi="맑은 고딕"/>
-          <w:color w:val="262626"/>
-          <w:sz w:val="20"/>
-          <w:szCs w:val="20"/>
-        </w:rPr>
-        <w:t xml:space="preserve">입니다. /</w:t>
+        <w:t xml:space="preserve"> /</w:t>
       </w:r>
     </w:p>
     <w:p>
@@ -22839,7 +22828,7 @@
           <w:sz w:val="20"/>
           <w:szCs w:val="20"/>
         </w:rPr>
-        <w:t xml:space="preserve">그런데 여기서 진짜 질문이 하나 남습니다. </w:t>
+        <w:t xml:space="preserve">그런데 이 둘을 잇는 서비스가, </w:t>
       </w:r>
       <w:r>
         <w:rPr>
@@ -22850,7 +22839,7 @@
           <w:sz w:val="20"/>
           <w:szCs w:val="20"/>
         </w:rPr>
-        <w:t xml:space="preserve">근처에 자리가 있다고 해서, 내가 정말 갈 수 있을까요.</w:t>
+        <w:t xml:space="preserve">지금 없습니다.</w:t>
       </w:r>
     </w:p>
     <w:p>
@@ -22875,7 +22864,7 @@
           <w:sz w:val="18"/>
           <w:szCs w:val="18"/>
         </w:rPr>
-        <w:t xml:space="preserve"> — 말을 끊지 말고 그대로 데모 화면으로</w:t>
+        <w:t xml:space="preserve"> — "이미 있지 않냐고 물으실 겁니다" → S2</w:t>
       </w:r>
     </w:p>
     <w:p>
@@ -22892,7 +22881,7 @@
           <w:sz w:val="21"/>
           <w:szCs w:val="21"/>
         </w:rPr>
-        <w:t xml:space="preserve">★ 다음 슬라이드가 이 발표의 심장입니다. 애니메이션에 가장 공을 들이십시오.</w:t>
+        <w:t xml:space="preserve">★ 이 슬라이드가 이 발표의 주장입니다. "왜 아직 아무도 없나"까지 답하고 넘어가십시오.</w:t>
       </w:r>
     </w:p>
     <w:p>
@@ -22909,7 +22898,7 @@
           <w:sz w:val="24"/>
           <w:szCs w:val="24"/>
         </w:rPr>
-        <w:t xml:space="preserve">S2 · 핵심 데모 — 이동수단 필터  (1:18)</w:t>
+        <w:t xml:space="preserve">S2 · 이 조합이 시장에 없다  (1:15)</w:t>
       </w:r>
     </w:p>
     <w:p>
@@ -22934,7 +22923,67 @@
           <w:sz w:val="18"/>
           <w:szCs w:val="18"/>
         </w:rPr>
-        <w:t xml:space="preserve"> — 3단 애니메이션. ① 사장님 등록 화면 ② 손님 화면의 마감 카운트다운 ③ 도보/자전거/차량 버튼을 누를 때마다 목록이 바뀌는 장면. 마지막에 한 줄 정의가 뜬다.</w:t>
+        <w:t xml:space="preserve"> — 2×2 매트릭스. 가로축 = 무엇을 파나(음식 ↔ </w:t>
+      </w:r>
+      <w:r>
+        <w:rPr>
+          <w:rFonts w:ascii="맑은 고딕" w:cs="맑은 고딕" w:eastAsia="맑은 고딕" w:hAnsi="맑은 고딕"/>
+          <w:b/>
+          <w:bCs/>
+          <w:color w:val="595959"/>
+          <w:sz w:val="18"/>
+          <w:szCs w:val="18"/>
+        </w:rPr>
+        <w:t xml:space="preserve">서비스업</w:t>
+      </w:r>
+      <w:r>
+        <w:rPr>
+          <w:rFonts w:ascii="맑은 고딕" w:cs="맑은 고딕" w:eastAsia="맑은 고딕" w:hAnsi="맑은 고딕"/>
+          <w:color w:val="595959"/>
+          <w:sz w:val="18"/>
+          <w:szCs w:val="18"/>
+        </w:rPr>
+        <w:t xml:space="preserve">), 세로축 = 언제 파나(미리 예약 ↔ </w:t>
+      </w:r>
+      <w:r>
+        <w:rPr>
+          <w:rFonts w:ascii="맑은 고딕" w:cs="맑은 고딕" w:eastAsia="맑은 고딕" w:hAnsi="맑은 고딕"/>
+          <w:b/>
+          <w:bCs/>
+          <w:color w:val="595959"/>
+          <w:sz w:val="18"/>
+          <w:szCs w:val="18"/>
+        </w:rPr>
+        <w:t xml:space="preserve">지금, 내 주변</w:t>
+      </w:r>
+      <w:r>
+        <w:rPr>
+          <w:rFonts w:ascii="맑은 고딕" w:cs="맑은 고딕" w:eastAsia="맑은 고딕" w:hAnsi="맑은 고딕"/>
+          <w:color w:val="595959"/>
+          <w:sz w:val="18"/>
+          <w:szCs w:val="18"/>
+        </w:rPr>
+        <w:t xml:space="preserve">). 세 칸에 마감히어로 / 당근 / 네이버예약이 들어가고 </w:t>
+      </w:r>
+      <w:r>
+        <w:rPr>
+          <w:rFonts w:ascii="맑은 고딕" w:cs="맑은 고딕" w:eastAsia="맑은 고딕" w:hAnsi="맑은 고딕"/>
+          <w:b/>
+          <w:bCs/>
+          <w:color w:val="595959"/>
+          <w:sz w:val="18"/>
+          <w:szCs w:val="18"/>
+        </w:rPr>
+        <w:t xml:space="preserve">우상단 한 칸만 비어 있다.</w:t>
+      </w:r>
+      <w:r>
+        <w:rPr>
+          <w:rFonts w:ascii="맑은 고딕" w:cs="맑은 고딕" w:eastAsia="맑은 고딕" w:hAnsi="맑은 고딕"/>
+          <w:color w:val="595959"/>
+          <w:sz w:val="18"/>
+          <w:szCs w:val="18"/>
+        </w:rPr>
+        <w:t xml:space="preserve"> 마지막에 그 칸이 채워진다.</w:t>
       </w:r>
     </w:p>
     <w:p>
@@ -22953,27 +23002,7 @@
           <w:sz w:val="20"/>
           <w:szCs w:val="20"/>
         </w:rPr>
-        <w:t xml:space="preserve">기존 앱들은 거리순으로 보여줍니다. 1킬로, 2킬로. 제시간에 도착할 수 있는지는 사용자가 알아서 계산해야 합니다. 채움은 반대로 합니다. </w:t>
-      </w:r>
-      <w:r>
-        <w:rPr>
-          <w:rFonts w:ascii="맑은 고딕" w:cs="맑은 고딕" w:eastAsia="맑은 고딕" w:hAnsi="맑은 고딕"/>
-          <w:b/>
-          <w:bCs/>
-          <w:color w:val="1F3864"/>
-          <w:sz w:val="20"/>
-          <w:szCs w:val="20"/>
-        </w:rPr>
-        <w:t xml:space="preserve">갈 수 있는 것만 보여줍니다.</w:t>
-      </w:r>
-      <w:r>
-        <w:rPr>
-          <w:rFonts w:ascii="맑은 고딕" w:cs="맑은 고딕" w:eastAsia="맑은 고딕" w:hAnsi="맑은 고딕"/>
-          <w:color w:val="262626"/>
-          <w:sz w:val="20"/>
-          <w:szCs w:val="20"/>
-        </w:rPr>
-        <w:t xml:space="preserve"> /</w:t>
+        <w:t xml:space="preserve">이런 서비스 이미 있지 않냐고 물으실 겁니다. 반은 맞습니다. /</w:t>
       </w:r>
     </w:p>
     <w:p>
@@ -22985,11 +23014,42 @@
       <w:r>
         <w:rPr>
           <w:rFonts w:ascii="맑은 고딕" w:cs="맑은 고딕" w:eastAsia="맑은 고딕" w:hAnsi="맑은 고딕"/>
-          <w:color w:val="262626"/>
-          <w:sz w:val="20"/>
-          <w:szCs w:val="20"/>
-        </w:rPr>
-        <w:t xml:space="preserve">보시죠. 사장님이 등록합니다. 오늘 한 시부터 두 시, 마감은 열두 시 반. 정가 사만 원짜리 케어를 이만 사천 원에. /</w:t>
+          <w:b/>
+          <w:bCs/>
+          <w:color w:val="1F3864"/>
+          <w:sz w:val="20"/>
+          <w:szCs w:val="20"/>
+        </w:rPr>
+        <w:t xml:space="preserve">음식 떠리는 있습니다.</w:t>
+      </w:r>
+      <w:r>
+        <w:rPr>
+          <w:rFonts w:ascii="맑은 고딕" w:cs="맑은 고딕" w:eastAsia="맑은 고딕" w:hAnsi="맑은 고딕"/>
+          <w:color w:val="262626"/>
+          <w:sz w:val="20"/>
+          <w:szCs w:val="20"/>
+        </w:rPr>
+        <w:t xml:space="preserve"> 마감히어로, 라스트오더. 오늘 못 팔면 버리는 음식을 싸게 넘기는 앱이죠. 그런데 </w:t>
+      </w:r>
+      <w:r>
+        <w:rPr>
+          <w:rFonts w:ascii="맑은 고딕" w:cs="맑은 고딕" w:eastAsia="맑은 고딕" w:hAnsi="맑은 고딕"/>
+          <w:b/>
+          <w:bCs/>
+          <w:color w:val="1F3864"/>
+          <w:sz w:val="20"/>
+          <w:szCs w:val="20"/>
+        </w:rPr>
+        <w:t xml:space="preserve">음식만</w:t>
+      </w:r>
+      <w:r>
+        <w:rPr>
+          <w:rFonts w:ascii="맑은 고딕" w:cs="맑은 고딕" w:eastAsia="맑은 고딕" w:hAnsi="맑은 고딕"/>
+          <w:color w:val="262626"/>
+          <w:sz w:val="20"/>
+          <w:szCs w:val="20"/>
+        </w:rPr>
+        <w:t xml:space="preserve"> 합니다. /</w:t>
       </w:r>
     </w:p>
     <w:p>
@@ -23001,31 +23061,42 @@
       <w:r>
         <w:rPr>
           <w:rFonts w:ascii="맑은 고딕" w:cs="맑은 고딕" w:eastAsia="맑은 고딕" w:hAnsi="맑은 고딕"/>
-          <w:color w:val="262626"/>
-          <w:sz w:val="20"/>
-          <w:szCs w:val="20"/>
-        </w:rPr>
-        <w:t xml:space="preserve">손님 화면에는 이렇게 뜹니다. </w:t>
-      </w:r>
-      <w:r>
-        <w:rPr>
-          <w:rFonts w:ascii="맑은 고딕" w:cs="맑은 고딕" w:eastAsia="맑은 고딕" w:hAnsi="맑은 고딕"/>
           <w:b/>
           <w:bCs/>
           <w:color w:val="1F3864"/>
           <w:sz w:val="20"/>
           <w:szCs w:val="20"/>
         </w:rPr>
-        <w:t xml:space="preserve">마감까지 38분.</w:t>
-      </w:r>
-      <w:r>
-        <w:rPr>
-          <w:rFonts w:ascii="맑은 고딕" w:cs="맑은 고딕" w:eastAsia="맑은 고딕" w:hAnsi="맑은 고딕"/>
-          <w:color w:val="262626"/>
-          <w:sz w:val="20"/>
-          <w:szCs w:val="20"/>
-        </w:rPr>
-        <w:t xml:space="preserve"> 이 숫자는 실시간으로 줄어듭니다. /</w:t>
+        <w:t xml:space="preserve">내 주변도 있습니다.</w:t>
+      </w:r>
+      <w:r>
+        <w:rPr>
+          <w:rFonts w:ascii="맑은 고딕" w:cs="맑은 고딕" w:eastAsia="맑은 고딕" w:hAnsi="맑은 고딕"/>
+          <w:color w:val="262626"/>
+          <w:sz w:val="20"/>
+          <w:szCs w:val="20"/>
+        </w:rPr>
+        <w:t xml:space="preserve"> 당근. 지금 내 근처에서 거래가 일어나죠. 그런데 </w:t>
+      </w:r>
+      <w:r>
+        <w:rPr>
+          <w:rFonts w:ascii="맑은 고딕" w:cs="맑은 고딕" w:eastAsia="맑은 고딕" w:hAnsi="맑은 고딕"/>
+          <w:b/>
+          <w:bCs/>
+          <w:color w:val="1F3864"/>
+          <w:sz w:val="20"/>
+          <w:szCs w:val="20"/>
+        </w:rPr>
+        <w:t xml:space="preserve">중고 물건</w:t>
+      </w:r>
+      <w:r>
+        <w:rPr>
+          <w:rFonts w:ascii="맑은 고딕" w:cs="맑은 고딕" w:eastAsia="맑은 고딕" w:hAnsi="맑은 고딕"/>
+          <w:color w:val="262626"/>
+          <w:sz w:val="20"/>
+          <w:szCs w:val="20"/>
+        </w:rPr>
+        <w:t xml:space="preserve">입니다. /</w:t>
       </w:r>
     </w:p>
     <w:p>
@@ -23037,11 +23108,42 @@
       <w:r>
         <w:rPr>
           <w:rFonts w:ascii="맑은 고딕" w:cs="맑은 고딕" w:eastAsia="맑은 고딕" w:hAnsi="맑은 고딕"/>
-          <w:color w:val="262626"/>
-          <w:sz w:val="20"/>
-          <w:szCs w:val="20"/>
-        </w:rPr>
-        <w:t xml:space="preserve">그리고 버튼이 세 개 있습니다. 도보, 자전거, 차량. 지금 이 가게까지 2.5킬로입니다. /</w:t>
+          <w:b/>
+          <w:bCs/>
+          <w:color w:val="1F3864"/>
+          <w:sz w:val="20"/>
+          <w:szCs w:val="20"/>
+        </w:rPr>
+        <w:t xml:space="preserve">미용실 예약도 있습니다.</w:t>
+      </w:r>
+      <w:r>
+        <w:rPr>
+          <w:rFonts w:ascii="맑은 고딕" w:cs="맑은 고딕" w:eastAsia="맑은 고딕" w:hAnsi="맑은 고딕"/>
+          <w:color w:val="262626"/>
+          <w:sz w:val="20"/>
+          <w:szCs w:val="20"/>
+        </w:rPr>
+        <w:t xml:space="preserve"> 네이버예약, 카카오헤어샵. 그런데 </w:t>
+      </w:r>
+      <w:r>
+        <w:rPr>
+          <w:rFonts w:ascii="맑은 고딕" w:cs="맑은 고딕" w:eastAsia="맑은 고딕" w:hAnsi="맑은 고딕"/>
+          <w:b/>
+          <w:bCs/>
+          <w:color w:val="1F3864"/>
+          <w:sz w:val="20"/>
+          <w:szCs w:val="20"/>
+        </w:rPr>
+        <w:t xml:space="preserve">내일과 다음 주</w:t>
+      </w:r>
+      <w:r>
+        <w:rPr>
+          <w:rFonts w:ascii="맑은 고딕" w:cs="맑은 고딕" w:eastAsia="맑은 고딕" w:hAnsi="맑은 고딕"/>
+          <w:color w:val="262626"/>
+          <w:sz w:val="20"/>
+          <w:szCs w:val="20"/>
+        </w:rPr>
+        <w:t xml:space="preserve">를 팝니다. 오늘 비어버린 한 시간은 아무도 안 팝니다. /</w:t>
       </w:r>
     </w:p>
     <w:p>
@@ -23053,33 +23155,22 @@
       <w:r>
         <w:rPr>
           <w:rFonts w:ascii="맑은 고딕" w:cs="맑은 고딕" w:eastAsia="맑은 고딕" w:hAnsi="맑은 고딕"/>
+          <w:color w:val="262626"/>
+          <w:sz w:val="20"/>
+          <w:szCs w:val="20"/>
+        </w:rPr>
+        <w:t xml:space="preserve">그래서 이 칸이 비어 있습니다. </w:t>
+      </w:r>
+      <w:r>
+        <w:rPr>
+          <w:rFonts w:ascii="맑은 고딕" w:cs="맑은 고딕" w:eastAsia="맑은 고딕" w:hAnsi="맑은 고딕"/>
           <w:b/>
           <w:bCs/>
           <w:color w:val="1F3864"/>
           <w:sz w:val="20"/>
           <w:szCs w:val="20"/>
         </w:rPr>
-        <w:t xml:space="preserve">도보</w:t>
-      </w:r>
-      <w:r>
-        <w:rPr>
-          <w:rFonts w:ascii="맑은 고딕" w:cs="맑은 고딕" w:eastAsia="맑은 고딕" w:hAnsi="맑은 고딕"/>
-          <w:color w:val="262626"/>
-          <w:sz w:val="20"/>
-          <w:szCs w:val="20"/>
-        </w:rPr>
-        <w:t xml:space="preserve">를 누르면 38분, 준비 시간까지 43분. 38분 안에 못 갑니다. </w:t>
-      </w:r>
-      <w:r>
-        <w:rPr>
-          <w:rFonts w:ascii="맑은 고딕" w:cs="맑은 고딕" w:eastAsia="맑은 고딕" w:hAnsi="맑은 고딕"/>
-          <w:b/>
-          <w:bCs/>
-          <w:color w:val="1F3864"/>
-          <w:sz w:val="20"/>
-          <w:szCs w:val="20"/>
-        </w:rPr>
-        <w:t xml:space="preserve">화면에서 사라집니다.</w:t>
+        <w:t xml:space="preserve">서비스업의 떠리를, 내 주변에서, 지금.</w:t>
       </w:r>
       <w:r>
         <w:rPr>
@@ -23106,27 +23197,7 @@
           <w:sz w:val="20"/>
           <w:szCs w:val="20"/>
         </w:rPr>
-        <w:t xml:space="preserve">자전거</w:t>
-      </w:r>
-      <w:r>
-        <w:rPr>
-          <w:rFonts w:ascii="맑은 고딕" w:cs="맑은 고딕" w:eastAsia="맑은 고딕" w:hAnsi="맑은 고딕"/>
-          <w:color w:val="262626"/>
-          <w:sz w:val="20"/>
-          <w:szCs w:val="20"/>
-        </w:rPr>
-        <w:t xml:space="preserve">를 누르면 10분. 여유가 23분 남습니다. </w:t>
-      </w:r>
-      <w:r>
-        <w:rPr>
-          <w:rFonts w:ascii="맑은 고딕" w:cs="맑은 고딕" w:eastAsia="맑은 고딕" w:hAnsi="맑은 고딕"/>
-          <w:b/>
-          <w:bCs/>
-          <w:color w:val="1F3864"/>
-          <w:sz w:val="20"/>
-          <w:szCs w:val="20"/>
-        </w:rPr>
-        <w:t xml:space="preserve">보입니다.</w:t>
+        <w:t xml:space="preserve">음식 떠리와 당근을 합친 자리인데, 아직 아무도 여기 없습니다.</w:t>
       </w:r>
       <w:r>
         <w:rPr>
@@ -23151,15 +23222,8 @@
           <w:sz w:val="20"/>
           <w:szCs w:val="20"/>
         </w:rPr>
-        <w:t xml:space="preserve">차량도 주차 시간까지 18분. 보입니다. /</w:t>
-      </w:r>
-    </w:p>
-    <w:p>
-      <w:pPr>
-        <w:shd w:fill="F2F5F9" w:color="auto" w:val="clear"/>
-        <w:spacing w:after="30" w:before="30" w:line="276"/>
-        <w:ind w:left="200" w:right="200"/>
-      </w:pPr>
+        <w:t xml:space="preserve">왜 비어 있을까요. 우연이 아닙니다. 음식 떠리 앱은 </w:t>
+      </w:r>
       <w:r>
         <w:rPr>
           <w:rFonts w:ascii="맑은 고딕" w:cs="맑은 고딕" w:eastAsia="맑은 고딕" w:hAnsi="맑은 고딕"/>
@@ -23169,16 +23233,36 @@
           <w:sz w:val="20"/>
           <w:szCs w:val="20"/>
         </w:rPr>
-        <w:t xml:space="preserve">같은 시각, 같은 자리에 서 있어도, 이동수단에 따라 완전히 다른 화면을 봅니다.</w:t>
-      </w:r>
-      <w:r>
-        <w:rPr>
-          <w:rFonts w:ascii="맑은 고딕" w:cs="맑은 고딕" w:eastAsia="맑은 고딕" w:hAnsi="맑은 고딕"/>
-          <w:color w:val="262626"/>
-          <w:sz w:val="20"/>
-          <w:szCs w:val="20"/>
-        </w:rPr>
-        <w:t xml:space="preserve"> /</w:t>
+        <w:t xml:space="preserve">물건 재고</w:t>
+      </w:r>
+      <w:r>
+        <w:rPr>
+          <w:rFonts w:ascii="맑은 고딕" w:cs="맑은 고딕" w:eastAsia="맑은 고딕" w:hAnsi="맑은 고딕"/>
+          <w:color w:val="262626"/>
+          <w:sz w:val="20"/>
+          <w:szCs w:val="20"/>
+        </w:rPr>
+        <w:t xml:space="preserve">를 세는 구조라 예약 슬롯으로 넘어오지 못합니다. 예약 앱은 </w:t>
+      </w:r>
+      <w:r>
+        <w:rPr>
+          <w:rFonts w:ascii="맑은 고딕" w:cs="맑은 고딕" w:eastAsia="맑은 고딕" w:hAnsi="맑은 고딕"/>
+          <w:b/>
+          <w:bCs/>
+          <w:color w:val="1F3864"/>
+          <w:sz w:val="20"/>
+          <w:szCs w:val="20"/>
+        </w:rPr>
+        <w:t xml:space="preserve">정가</w:t>
+      </w:r>
+      <w:r>
+        <w:rPr>
+          <w:rFonts w:ascii="맑은 고딕" w:cs="맑은 고딕" w:eastAsia="맑은 고딕" w:hAnsi="맑은 고딕"/>
+          <w:color w:val="262626"/>
+          <w:sz w:val="20"/>
+          <w:szCs w:val="20"/>
+        </w:rPr>
+        <w:t xml:space="preserve">로 먹고살아서 스스로 할인을 걸 수 없습니다. /</w:t>
       </w:r>
     </w:p>
     <w:p>
@@ -23197,7 +23281,7 @@
           <w:sz w:val="20"/>
           <w:szCs w:val="20"/>
         </w:rPr>
-        <w:t xml:space="preserve">지금, 내가 갈 수 있는 거리 안에서, 비어 있는 예약 한 자리를 채운다. </w:t>
+        <w:t xml:space="preserve">각자 자기 구조에 묶여 있어서, 이 칸은 </w:t>
       </w:r>
       <w:r>
         <w:rPr>
@@ -23208,7 +23292,16 @@
           <w:sz w:val="20"/>
           <w:szCs w:val="20"/>
         </w:rPr>
-        <w:t xml:space="preserve">이게 채움입니다.</w:t>
+        <w:t xml:space="preserve">옆으로 한 걸음 옮겨서는 아무도 못 오는 자리</w:t>
+      </w:r>
+      <w:r>
+        <w:rPr>
+          <w:rFonts w:ascii="맑은 고딕" w:cs="맑은 고딕" w:eastAsia="맑은 고딕" w:hAnsi="맑은 고딕"/>
+          <w:color w:val="262626"/>
+          <w:sz w:val="20"/>
+          <w:szCs w:val="20"/>
+        </w:rPr>
+        <w:t xml:space="preserve">입니다.</w:t>
       </w:r>
     </w:p>
     <w:p>
@@ -23233,7 +23326,7 @@
           <w:sz w:val="18"/>
           <w:szCs w:val="18"/>
         </w:rPr>
-        <w:t xml:space="preserve"> — 화면을 그대로 둔 채 "이 작은 장치가 세 가지를 만듭니다"</w:t>
+        <w:t xml:space="preserve"> — 빈 칸이 채워지며 → S3</w:t>
       </w:r>
     </w:p>
     <w:p>
@@ -23250,7 +23343,7 @@
           <w:sz w:val="24"/>
           <w:szCs w:val="24"/>
         </w:rPr>
-        <w:t xml:space="preserve">S3 · 세 가지 효과  (0:28)</w:t>
+        <w:t xml:space="preserve">S3 · 채움 — 무엇을 파는가  (0:31)</w:t>
       </w:r>
     </w:p>
     <w:p>
@@ -23275,7 +23368,7 @@
           <w:sz w:val="18"/>
           <w:szCs w:val="18"/>
         </w:rPr>
-        <w:t xml:space="preserve"> — 아이콘 3개 가로 배열. ① 헛걸음 제로 ② 짧은 목록, 높은 전환 ③ 가장 비싼 트래픽.</w:t>
+        <w:t xml:space="preserve"> — 앱 메인 화면 한 장. 내 위치 중심 지도에 빈 슬롯 카드 서너 개. 하단에 한 줄 정의.</w:t>
       </w:r>
     </w:p>
     <w:p>
@@ -23294,7 +23387,7 @@
           <w:sz w:val="20"/>
           <w:szCs w:val="20"/>
         </w:rPr>
-        <w:t xml:space="preserve">첫째, </w:t>
+        <w:t xml:space="preserve">그 자리를 저희가 만들려고 합니다. 이름은 </w:t>
       </w:r>
       <w:r>
         <w:rPr>
@@ -23305,36 +23398,16 @@
           <w:sz w:val="20"/>
           <w:szCs w:val="20"/>
         </w:rPr>
-        <w:t xml:space="preserve">헛걸음이 사라집니다.</w:t>
-      </w:r>
-      <w:r>
-        <w:rPr>
-          <w:rFonts w:ascii="맑은 고딕" w:cs="맑은 고딕" w:eastAsia="맑은 고딕" w:hAnsi="맑은 고딕"/>
-          <w:color w:val="262626"/>
-          <w:sz w:val="20"/>
-          <w:szCs w:val="20"/>
-        </w:rPr>
-        <w:t xml:space="preserve"> 못 오는 사람에게는 애초에 안 보여주니까요. 노쇼를 정책이 아니라 </w:t>
-      </w:r>
-      <w:r>
-        <w:rPr>
-          <w:rFonts w:ascii="맑은 고딕" w:cs="맑은 고딕" w:eastAsia="맑은 고딕" w:hAnsi="맑은 고딕"/>
-          <w:b/>
-          <w:bCs/>
-          <w:color w:val="1F3864"/>
-          <w:sz w:val="20"/>
-          <w:szCs w:val="20"/>
-        </w:rPr>
-        <w:t xml:space="preserve">화면 설계로</w:t>
-      </w:r>
-      <w:r>
-        <w:rPr>
-          <w:rFonts w:ascii="맑은 고딕" w:cs="맑은 고딕" w:eastAsia="맑은 고딕" w:hAnsi="맑은 고딕"/>
-          <w:color w:val="262626"/>
-          <w:sz w:val="20"/>
-          <w:szCs w:val="20"/>
-        </w:rPr>
-        <w:t xml:space="preserve"> 막는 겁니다.</w:t>
+        <w:t xml:space="preserve">채움</w:t>
+      </w:r>
+      <w:r>
+        <w:rPr>
+          <w:rFonts w:ascii="맑은 고딕" w:cs="맑은 고딕" w:eastAsia="맑은 고딕" w:hAnsi="맑은 고딕"/>
+          <w:color w:val="262626"/>
+          <w:sz w:val="20"/>
+          <w:szCs w:val="20"/>
+        </w:rPr>
+        <w:t xml:space="preserve">입니다. /</w:t>
       </w:r>
     </w:p>
     <w:p>
@@ -23350,7 +23423,23 @@
           <w:sz w:val="20"/>
           <w:szCs w:val="20"/>
         </w:rPr>
-        <w:t xml:space="preserve">둘째, 목록은 짧아지는데 </w:t>
+        <w:t xml:space="preserve">사장님은 오늘 비어버린 한 시간을 올립니다. 정가 사만 원짜리 네일 케어를 이만 사천 원에. /</w:t>
+      </w:r>
+    </w:p>
+    <w:p>
+      <w:pPr>
+        <w:shd w:fill="F2F5F9" w:color="auto" w:val="clear"/>
+        <w:spacing w:after="30" w:before="30" w:line="276"/>
+        <w:ind w:left="200" w:right="200"/>
+      </w:pPr>
+      <w:r>
+        <w:rPr>
+          <w:rFonts w:ascii="맑은 고딕" w:cs="맑은 고딕" w:eastAsia="맑은 고딕" w:hAnsi="맑은 고딕"/>
+          <w:color w:val="262626"/>
+          <w:sz w:val="20"/>
+          <w:szCs w:val="20"/>
+        </w:rPr>
+        <w:t xml:space="preserve">저는 지금 강남역에 있고 두 시간이 비었습니다. 앱을 열면 </w:t>
       </w:r>
       <w:r>
         <w:rPr>
@@ -23361,16 +23450,16 @@
           <w:sz w:val="20"/>
           <w:szCs w:val="20"/>
         </w:rPr>
-        <w:t xml:space="preserve">예약 전환율은 올라갑니다.</w:t>
-      </w:r>
-      <w:r>
-        <w:rPr>
-          <w:rFonts w:ascii="맑은 고딕" w:cs="맑은 고딕" w:eastAsia="맑은 고딕" w:hAnsi="맑은 고딕"/>
-          <w:color w:val="262626"/>
-          <w:sz w:val="20"/>
-          <w:szCs w:val="20"/>
-        </w:rPr>
-        <w:t xml:space="preserve"> 보이는 게 전부 진짜 갈 수 있는 것이니까요.</w:t>
+        <w:t xml:space="preserve">내 주변에서 지금 바로 받을 수 있는 자리들</w:t>
+      </w:r>
+      <w:r>
+        <w:rPr>
+          <w:rFonts w:ascii="맑은 고딕" w:cs="맑은 고딕" w:eastAsia="맑은 고딕" w:hAnsi="맑은 고딕"/>
+          <w:color w:val="262626"/>
+          <w:sz w:val="20"/>
+          <w:szCs w:val="20"/>
+        </w:rPr>
+        <w:t xml:space="preserve">이 뜹니다. /</w:t>
       </w:r>
     </w:p>
     <w:p>
@@ -23389,7 +23478,7 @@
           <w:sz w:val="20"/>
           <w:szCs w:val="20"/>
         </w:rPr>
-        <w:t xml:space="preserve">셋째, 광고 상품의 근거가 생깁니다. </w:t>
+        <w:t xml:space="preserve">지금, 내 주변에서, 비어 있는 예약 한 자리를 채운다. </w:t>
       </w:r>
       <w:r>
         <w:rPr>
@@ -23400,16 +23489,7 @@
           <w:sz w:val="20"/>
           <w:szCs w:val="20"/>
         </w:rPr>
-        <w:t xml:space="preserve">지금 여기 올 수 있는 사람</w:t>
-      </w:r>
-      <w:r>
-        <w:rPr>
-          <w:rFonts w:ascii="맑은 고딕" w:cs="맑은 고딕" w:eastAsia="맑은 고딕" w:hAnsi="맑은 고딕"/>
-          <w:color w:val="262626"/>
-          <w:sz w:val="20"/>
-          <w:szCs w:val="20"/>
-        </w:rPr>
-        <w:t xml:space="preserve">은 광고주에게 가장 비싼 트래픽입니다.</w:t>
+        <w:t xml:space="preserve">이게 채움입니다.</w:t>
       </w:r>
     </w:p>
     <w:p>
@@ -23434,7 +23514,24 @@
           <w:sz w:val="18"/>
           <w:szCs w:val="18"/>
         </w:rPr>
-        <w:t xml:space="preserve"> — "사장님 화면도 잠깐 보여드리겠습니다"</w:t>
+        <w:t xml:space="preserve"> — "그런데 여기서 문제가 하나 생깁니다" → S4</w:t>
+      </w:r>
+    </w:p>
+    <w:p>
+      <w:pPr>
+        <w:pStyle w:val="Heading3"/>
+        <w:spacing w:after="90" w:before="220"/>
+      </w:pPr>
+      <w:r>
+        <w:rPr>
+          <w:rFonts w:ascii="맑은 고딕" w:cs="맑은 고딕" w:eastAsia="맑은 고딕" w:hAnsi="맑은 고딕"/>
+          <w:b/>
+          <w:bCs/>
+          <w:color w:val="B02A2A"/>
+          <w:sz w:val="21"/>
+          <w:szCs w:val="21"/>
+        </w:rPr>
+        <w:t xml:space="preserve">★ 이 슬라이드가 그 주장의 증거입니다. 애니메이션에 가장 공을 들이십시오.</w:t>
       </w:r>
     </w:p>
     <w:p>
@@ -23451,7 +23548,7 @@
           <w:sz w:val="24"/>
           <w:szCs w:val="24"/>
         </w:rPr>
-        <w:t xml:space="preserve">S4 · 사장님 화면  (0:23)</w:t>
+        <w:t xml:space="preserve">S4 · 도달 계산 — 내 주변을 진짜 갈 수 있는 곳으로  (1:12)</w:t>
       </w:r>
     </w:p>
     <w:p>
@@ -23476,7 +23573,18 @@
           <w:sz w:val="18"/>
           <w:szCs w:val="18"/>
         </w:rPr>
-        <w:t xml:space="preserve"> — 사장님 앱 목업. "이 슬롯을 지금 볼 수 있는 사람 47명 (도보 6·자전거 18·차량 23)" / "마감을 15분 늦추면 → 112명"</w:t>
+        <w:t xml:space="preserve"> — 3단 애니메이션. ① 마감 카운트다운 ② 도보/자전거/차량 버튼 ③ 버튼을 누를 때마다 목록이 바뀌는 장면. </w:t>
+      </w:r>
+      <w:r>
+        <w:rPr>
+          <w:rFonts w:ascii="맑은 고딕" w:cs="맑은 고딕" w:eastAsia="맑은 고딕" w:hAnsi="맑은 고딕"/>
+          <w:b/>
+          <w:bCs/>
+          <w:color w:val="595959"/>
+          <w:sz w:val="18"/>
+          <w:szCs w:val="18"/>
+        </w:rPr>
+        <w:t xml:space="preserve">애니메이션에 가장 공을 들일 슬라이드.</w:t>
       </w:r>
     </w:p>
     <w:p>
@@ -23491,11 +23599,22 @@
       <w:r>
         <w:rPr>
           <w:rFonts w:ascii="맑은 고딕" w:cs="맑은 고딕" w:eastAsia="맑은 고딕" w:hAnsi="맑은 고딕"/>
-          <w:color w:val="262626"/>
-          <w:sz w:val="20"/>
-          <w:szCs w:val="20"/>
-        </w:rPr>
-        <w:t xml:space="preserve">이 슬롯을 지금 볼 수 있는 사람 47명. 도보 6, 자전거 18, 차량 23. /</w:t>
+          <w:b/>
+          <w:bCs/>
+          <w:color w:val="1F3864"/>
+          <w:sz w:val="20"/>
+          <w:szCs w:val="20"/>
+        </w:rPr>
+        <w:t xml:space="preserve">내 주변에 있다고 해서, 내가 정말 갈 수 있을까요.</w:t>
+      </w:r>
+      <w:r>
+        <w:rPr>
+          <w:rFonts w:ascii="맑은 고딕" w:cs="맑은 고딕" w:eastAsia="맑은 고딕" w:hAnsi="맑은 고딕"/>
+          <w:color w:val="262626"/>
+          <w:sz w:val="20"/>
+          <w:szCs w:val="20"/>
+        </w:rPr>
+        <w:t xml:space="preserve"> /</w:t>
       </w:r>
     </w:p>
     <w:p>
@@ -23511,7 +23630,236 @@
           <w:sz w:val="20"/>
           <w:szCs w:val="20"/>
         </w:rPr>
-        <w:t xml:space="preserve">마감을 15분만 늦추면 47명이 112명이 됩니다. /</w:t>
+        <w:t xml:space="preserve">마감이 38분 남았는데 걸어서 40분이면, 그건 내 주변에 있어도 </w:t>
+      </w:r>
+      <w:r>
+        <w:rPr>
+          <w:rFonts w:ascii="맑은 고딕" w:cs="맑은 고딕" w:eastAsia="맑은 고딕" w:hAnsi="맑은 고딕"/>
+          <w:b/>
+          <w:bCs/>
+          <w:color w:val="1F3864"/>
+          <w:sz w:val="20"/>
+          <w:szCs w:val="20"/>
+        </w:rPr>
+        <w:t xml:space="preserve">없는 겁니다.</w:t>
+      </w:r>
+      <w:r>
+        <w:rPr>
+          <w:rFonts w:ascii="맑은 고딕" w:cs="맑은 고딕" w:eastAsia="맑은 고딕" w:hAnsi="맑은 고딕"/>
+          <w:color w:val="262626"/>
+          <w:sz w:val="20"/>
+          <w:szCs w:val="20"/>
+        </w:rPr>
+        <w:t xml:space="preserve"> /</w:t>
+      </w:r>
+    </w:p>
+    <w:p>
+      <w:pPr>
+        <w:shd w:fill="F2F5F9" w:color="auto" w:val="clear"/>
+        <w:spacing w:after="30" w:before="30" w:line="276"/>
+        <w:ind w:left="200" w:right="200"/>
+      </w:pPr>
+      <w:r>
+        <w:rPr>
+          <w:rFonts w:ascii="맑은 고딕" w:cs="맑은 고딕" w:eastAsia="맑은 고딕" w:hAnsi="맑은 고딕"/>
+          <w:color w:val="262626"/>
+          <w:sz w:val="20"/>
+          <w:szCs w:val="20"/>
+        </w:rPr>
+        <w:t xml:space="preserve">기존 앱들은 거리순으로만 보여줍니다. 1킬로, 2킬로. 제시간에 도착할 수 있는지는 사용자가 알아서 계산해야 합니다. </w:t>
+      </w:r>
+      <w:r>
+        <w:rPr>
+          <w:rFonts w:ascii="맑은 고딕" w:cs="맑은 고딕" w:eastAsia="맑은 고딕" w:hAnsi="맑은 고딕"/>
+          <w:b/>
+          <w:bCs/>
+          <w:color w:val="1F3864"/>
+          <w:sz w:val="20"/>
+          <w:szCs w:val="20"/>
+        </w:rPr>
+        <w:t xml:space="preserve">채움은 갈 수 있는 것만 보여줍니다.</w:t>
+      </w:r>
+      <w:r>
+        <w:rPr>
+          <w:rFonts w:ascii="맑은 고딕" w:cs="맑은 고딕" w:eastAsia="맑은 고딕" w:hAnsi="맑은 고딕"/>
+          <w:color w:val="262626"/>
+          <w:sz w:val="20"/>
+          <w:szCs w:val="20"/>
+        </w:rPr>
+        <w:t xml:space="preserve"> /</w:t>
+      </w:r>
+    </w:p>
+    <w:p>
+      <w:pPr>
+        <w:shd w:fill="F2F5F9" w:color="auto" w:val="clear"/>
+        <w:spacing w:after="30" w:before="30" w:line="276"/>
+        <w:ind w:left="200" w:right="200"/>
+      </w:pPr>
+      <w:r>
+        <w:rPr>
+          <w:rFonts w:ascii="맑은 고딕" w:cs="맑은 고딕" w:eastAsia="맑은 고딕" w:hAnsi="맑은 고딕"/>
+          <w:color w:val="262626"/>
+          <w:sz w:val="20"/>
+          <w:szCs w:val="20"/>
+        </w:rPr>
+        <w:t xml:space="preserve">보시죠. 마감까지 </w:t>
+      </w:r>
+      <w:r>
+        <w:rPr>
+          <w:rFonts w:ascii="맑은 고딕" w:cs="맑은 고딕" w:eastAsia="맑은 고딕" w:hAnsi="맑은 고딕"/>
+          <w:b/>
+          <w:bCs/>
+          <w:color w:val="1F3864"/>
+          <w:sz w:val="20"/>
+          <w:szCs w:val="20"/>
+        </w:rPr>
+        <w:t xml:space="preserve">38분.</w:t>
+      </w:r>
+      <w:r>
+        <w:rPr>
+          <w:rFonts w:ascii="맑은 고딕" w:cs="맑은 고딕" w:eastAsia="맑은 고딕" w:hAnsi="맑은 고딕"/>
+          <w:color w:val="262626"/>
+          <w:sz w:val="20"/>
+          <w:szCs w:val="20"/>
+        </w:rPr>
+        <w:t xml:space="preserve"> 이 숫자는 실시간으로 줄어듭니다. 그리고 버튼이 세 개 있습니다. 도보, 자전거, 차량. 지금 이 가게까지 2.5킬로입니다. /</w:t>
+      </w:r>
+    </w:p>
+    <w:p>
+      <w:pPr>
+        <w:shd w:fill="F2F5F9" w:color="auto" w:val="clear"/>
+        <w:spacing w:after="30" w:before="30" w:line="276"/>
+        <w:ind w:left="200" w:right="200"/>
+      </w:pPr>
+      <w:r>
+        <w:rPr>
+          <w:rFonts w:ascii="맑은 고딕" w:cs="맑은 고딕" w:eastAsia="맑은 고딕" w:hAnsi="맑은 고딕"/>
+          <w:b/>
+          <w:bCs/>
+          <w:color w:val="1F3864"/>
+          <w:sz w:val="20"/>
+          <w:szCs w:val="20"/>
+        </w:rPr>
+        <w:t xml:space="preserve">도보</w:t>
+      </w:r>
+      <w:r>
+        <w:rPr>
+          <w:rFonts w:ascii="맑은 고딕" w:cs="맑은 고딕" w:eastAsia="맑은 고딕" w:hAnsi="맑은 고딕"/>
+          <w:color w:val="262626"/>
+          <w:sz w:val="20"/>
+          <w:szCs w:val="20"/>
+        </w:rPr>
+        <w:t xml:space="preserve">를 누르면 38분, 준비 시간까지 43분. 못 갑니다. </w:t>
+      </w:r>
+      <w:r>
+        <w:rPr>
+          <w:rFonts w:ascii="맑은 고딕" w:cs="맑은 고딕" w:eastAsia="맑은 고딕" w:hAnsi="맑은 고딕"/>
+          <w:b/>
+          <w:bCs/>
+          <w:color w:val="1F3864"/>
+          <w:sz w:val="20"/>
+          <w:szCs w:val="20"/>
+        </w:rPr>
+        <w:t xml:space="preserve">화면에서 사라집니다.</w:t>
+      </w:r>
+      <w:r>
+        <w:rPr>
+          <w:rFonts w:ascii="맑은 고딕" w:cs="맑은 고딕" w:eastAsia="맑은 고딕" w:hAnsi="맑은 고딕"/>
+          <w:color w:val="262626"/>
+          <w:sz w:val="20"/>
+          <w:szCs w:val="20"/>
+        </w:rPr>
+        <w:t xml:space="preserve"> /</w:t>
+      </w:r>
+    </w:p>
+    <w:p>
+      <w:pPr>
+        <w:shd w:fill="F2F5F9" w:color="auto" w:val="clear"/>
+        <w:spacing w:after="30" w:before="30" w:line="276"/>
+        <w:ind w:left="200" w:right="200"/>
+      </w:pPr>
+      <w:r>
+        <w:rPr>
+          <w:rFonts w:ascii="맑은 고딕" w:cs="맑은 고딕" w:eastAsia="맑은 고딕" w:hAnsi="맑은 고딕"/>
+          <w:b/>
+          <w:bCs/>
+          <w:color w:val="1F3864"/>
+          <w:sz w:val="20"/>
+          <w:szCs w:val="20"/>
+        </w:rPr>
+        <w:t xml:space="preserve">자전거</w:t>
+      </w:r>
+      <w:r>
+        <w:rPr>
+          <w:rFonts w:ascii="맑은 고딕" w:cs="맑은 고딕" w:eastAsia="맑은 고딕" w:hAnsi="맑은 고딕"/>
+          <w:color w:val="262626"/>
+          <w:sz w:val="20"/>
+          <w:szCs w:val="20"/>
+        </w:rPr>
+        <w:t xml:space="preserve">를 누르면 10분. 여유가 23분 남습니다. </w:t>
+      </w:r>
+      <w:r>
+        <w:rPr>
+          <w:rFonts w:ascii="맑은 고딕" w:cs="맑은 고딕" w:eastAsia="맑은 고딕" w:hAnsi="맑은 고딕"/>
+          <w:b/>
+          <w:bCs/>
+          <w:color w:val="1F3864"/>
+          <w:sz w:val="20"/>
+          <w:szCs w:val="20"/>
+        </w:rPr>
+        <w:t xml:space="preserve">보입니다.</w:t>
+      </w:r>
+      <w:r>
+        <w:rPr>
+          <w:rFonts w:ascii="맑은 고딕" w:cs="맑은 고딕" w:eastAsia="맑은 고딕" w:hAnsi="맑은 고딕"/>
+          <w:color w:val="262626"/>
+          <w:sz w:val="20"/>
+          <w:szCs w:val="20"/>
+        </w:rPr>
+        <w:t xml:space="preserve"> /</w:t>
+      </w:r>
+    </w:p>
+    <w:p>
+      <w:pPr>
+        <w:shd w:fill="F2F5F9" w:color="auto" w:val="clear"/>
+        <w:spacing w:after="30" w:before="30" w:line="276"/>
+        <w:ind w:left="200" w:right="200"/>
+      </w:pPr>
+      <w:r>
+        <w:rPr>
+          <w:rFonts w:ascii="맑은 고딕" w:cs="맑은 고딕" w:eastAsia="맑은 고딕" w:hAnsi="맑은 고딕"/>
+          <w:color w:val="262626"/>
+          <w:sz w:val="20"/>
+          <w:szCs w:val="20"/>
+        </w:rPr>
+        <w:t xml:space="preserve">차량도 주차 시간까지 18분. 보입니다. /</w:t>
+      </w:r>
+    </w:p>
+    <w:p>
+      <w:pPr>
+        <w:shd w:fill="F2F5F9" w:color="auto" w:val="clear"/>
+        <w:spacing w:after="30" w:before="30" w:line="276"/>
+        <w:ind w:left="200" w:right="200"/>
+      </w:pPr>
+      <w:r>
+        <w:rPr>
+          <w:rFonts w:ascii="맑은 고딕" w:cs="맑은 고딕" w:eastAsia="맑은 고딕" w:hAnsi="맑은 고딕"/>
+          <w:b/>
+          <w:bCs/>
+          <w:color w:val="1F3864"/>
+          <w:sz w:val="20"/>
+          <w:szCs w:val="20"/>
+        </w:rPr>
+        <w:t xml:space="preserve">같은 시각, 같은 자리에 서 있어도, 이동수단에 따라 완전히 다른 화면을 봅니다.</w:t>
+      </w:r>
+      <w:r>
+        <w:rPr>
+          <w:rFonts w:ascii="맑은 고딕" w:cs="맑은 고딕" w:eastAsia="맑은 고딕" w:hAnsi="맑은 고딕"/>
+          <w:color w:val="262626"/>
+          <w:sz w:val="20"/>
+          <w:szCs w:val="20"/>
+        </w:rPr>
+        <w:t xml:space="preserve"> /</w:t>
       </w:r>
     </w:p>
     <w:p>
@@ -23532,16 +23880,32 @@
           <w:sz w:val="20"/>
           <w:szCs w:val="20"/>
         </w:rPr>
-        <w:t xml:space="preserve">가격을 깎으라고 하지 않습니다. 시간을 조정하라고 합니다.</w:t>
-      </w:r>
-      <w:r>
-        <w:rPr>
-          <w:rFonts w:ascii="맑은 고딕" w:cs="맑은 고딕" w:eastAsia="맑은 고딕" w:hAnsi="맑은 고딕"/>
-          <w:color w:val="262626"/>
-          <w:sz w:val="20"/>
-          <w:szCs w:val="20"/>
-        </w:rPr>
-        <w:t xml:space="preserve"> 사장님에게 할인 말고 다른 레버를 하나 더 드리는 겁니다.</w:t>
+        <w:t xml:space="preserve">내 주변을, 진짜 갈 수 있는 곳으로 좁혀주는 겁니다.</w:t>
+      </w:r>
+    </w:p>
+    <w:p>
+      <w:pPr>
+        <w:spacing w:after="100" w:before="60" w:line="276"/>
+      </w:pPr>
+      <w:r>
+        <w:rPr>
+          <w:rFonts w:ascii="맑은 고딕" w:cs="맑은 고딕" w:eastAsia="맑은 고딕" w:hAnsi="맑은 고딕"/>
+          <w:b/>
+          <w:bCs/>
+          <w:color w:val="595959"/>
+          <w:sz w:val="18"/>
+          <w:szCs w:val="18"/>
+        </w:rPr>
+        <w:t xml:space="preserve">전환</w:t>
+      </w:r>
+      <w:r>
+        <w:rPr>
+          <w:rFonts w:ascii="맑은 고딕" w:cs="맑은 고딕" w:eastAsia="맑은 고딕" w:hAnsi="맑은 고딕"/>
+          <w:color w:val="595959"/>
+          <w:sz w:val="18"/>
+          <w:szCs w:val="18"/>
+        </w:rPr>
+        <w:t xml:space="preserve"> — 화면을 그대로 둔 채 "이 작은 장치가 세 가지를 만듭니다" → S5</w:t>
       </w:r>
     </w:p>
     <w:p>
@@ -23558,7 +23922,7 @@
           <w:sz w:val="24"/>
           <w:szCs w:val="24"/>
         </w:rPr>
-        <w:t xml:space="preserve">S5 · 경쟁 지도  (0:32)</w:t>
+        <w:t xml:space="preserve">S5 · 세 가지 효과  (0:28)</w:t>
       </w:r>
     </w:p>
     <w:p>
@@ -23583,7 +23947,7 @@
           <w:sz w:val="18"/>
           <w:szCs w:val="18"/>
         </w:rPr>
-        <w:t xml:space="preserve"> — 2축 포지셔닝 맵. X축 = 카테고리(음식 ↔ 서비스업), Y축 = 시간축(미래 예약 ↔ 지금). 우상단만 비어 있고 거기에 채움.</w:t>
+        <w:t xml:space="preserve"> — 아이콘 3개 가로 배열. ① 헛걸음 제로 ② 짧은 목록, 높은 전환 ③ 가장 비싼 트래픽.</w:t>
       </w:r>
     </w:p>
     <w:p>
@@ -23602,7 +23966,47 @@
           <w:sz w:val="20"/>
           <w:szCs w:val="20"/>
         </w:rPr>
-        <w:t xml:space="preserve">기존 서비스들은 서로 다른 시간을 다룹니다. 네이버예약과 카카오헤어샵은 내일과 다음 주, 미래의 예약입니다. 마감히어로 같은 타임세일 앱은 오늘을 다루지만 음식만 다룹니다. /</w:t>
+        <w:t xml:space="preserve">첫째, </w:t>
+      </w:r>
+      <w:r>
+        <w:rPr>
+          <w:rFonts w:ascii="맑은 고딕" w:cs="맑은 고딕" w:eastAsia="맑은 고딕" w:hAnsi="맑은 고딕"/>
+          <w:b/>
+          <w:bCs/>
+          <w:color w:val="1F3864"/>
+          <w:sz w:val="20"/>
+          <w:szCs w:val="20"/>
+        </w:rPr>
+        <w:t xml:space="preserve">헛걸음이 사라집니다.</w:t>
+      </w:r>
+      <w:r>
+        <w:rPr>
+          <w:rFonts w:ascii="맑은 고딕" w:cs="맑은 고딕" w:eastAsia="맑은 고딕" w:hAnsi="맑은 고딕"/>
+          <w:color w:val="262626"/>
+          <w:sz w:val="20"/>
+          <w:szCs w:val="20"/>
+        </w:rPr>
+        <w:t xml:space="preserve"> 못 오는 사람에게는 애초에 안 보여주니까요. 노쇼를 정책이 아니라 </w:t>
+      </w:r>
+      <w:r>
+        <w:rPr>
+          <w:rFonts w:ascii="맑은 고딕" w:cs="맑은 고딕" w:eastAsia="맑은 고딕" w:hAnsi="맑은 고딕"/>
+          <w:b/>
+          <w:bCs/>
+          <w:color w:val="1F3864"/>
+          <w:sz w:val="20"/>
+          <w:szCs w:val="20"/>
+        </w:rPr>
+        <w:t xml:space="preserve">화면 설계로</w:t>
+      </w:r>
+      <w:r>
+        <w:rPr>
+          <w:rFonts w:ascii="맑은 고딕" w:cs="맑은 고딕" w:eastAsia="맑은 고딕" w:hAnsi="맑은 고딕"/>
+          <w:color w:val="262626"/>
+          <w:sz w:val="20"/>
+          <w:szCs w:val="20"/>
+        </w:rPr>
+        <w:t xml:space="preserve"> 막는 겁니다.</w:t>
       </w:r>
     </w:p>
     <w:p>
@@ -23614,22 +24018,31 @@
       <w:r>
         <w:rPr>
           <w:rFonts w:ascii="맑은 고딕" w:cs="맑은 고딕" w:eastAsia="맑은 고딕" w:hAnsi="맑은 고딕"/>
+          <w:color w:val="262626"/>
+          <w:sz w:val="20"/>
+          <w:szCs w:val="20"/>
+        </w:rPr>
+        <w:t xml:space="preserve">둘째, 목록은 짧아지는데 </w:t>
+      </w:r>
+      <w:r>
+        <w:rPr>
+          <w:rFonts w:ascii="맑은 고딕" w:cs="맑은 고딕" w:eastAsia="맑은 고딕" w:hAnsi="맑은 고딕"/>
           <w:b/>
           <w:bCs/>
           <w:color w:val="1F3864"/>
           <w:sz w:val="20"/>
           <w:szCs w:val="20"/>
         </w:rPr>
-        <w:t xml:space="preserve">지금부터 두 시간, 그리고 서비스업.</w:t>
-      </w:r>
-      <w:r>
-        <w:rPr>
-          <w:rFonts w:ascii="맑은 고딕" w:cs="맑은 고딕" w:eastAsia="맑은 고딕" w:hAnsi="맑은 고딕"/>
-          <w:color w:val="262626"/>
-          <w:sz w:val="20"/>
-          <w:szCs w:val="20"/>
-        </w:rPr>
-        <w:t xml:space="preserve"> 이 칸이 비어 있습니다. /</w:t>
+        <w:t xml:space="preserve">예약 전환율은 올라갑니다.</w:t>
+      </w:r>
+      <w:r>
+        <w:rPr>
+          <w:rFonts w:ascii="맑은 고딕" w:cs="맑은 고딕" w:eastAsia="맑은 고딕" w:hAnsi="맑은 고딕"/>
+          <w:color w:val="262626"/>
+          <w:sz w:val="20"/>
+          <w:szCs w:val="20"/>
+        </w:rPr>
+        <w:t xml:space="preserve"> 보이는 게 전부 진짜 갈 수 있는 것이니까요.</w:t>
       </w:r>
     </w:p>
     <w:p>
@@ -23648,7 +24061,7 @@
           <w:sz w:val="20"/>
           <w:szCs w:val="20"/>
         </w:rPr>
-        <w:t xml:space="preserve">그리고 </w:t>
+        <w:t xml:space="preserve">셋째, 광고 상품의 근거가 생깁니다. </w:t>
       </w:r>
       <w:r>
         <w:rPr>
@@ -23659,16 +24072,16 @@
           <w:sz w:val="20"/>
           <w:szCs w:val="20"/>
         </w:rPr>
-        <w:t xml:space="preserve">이동수단으로 도달 가능성을 거르는 앱은, 저희가 찾아본 한 아직 없습니다.</w:t>
-      </w:r>
-      <w:r>
-        <w:rPr>
-          <w:rFonts w:ascii="맑은 고딕" w:cs="맑은 고딕" w:eastAsia="맑은 고딕" w:hAnsi="맑은 고딕"/>
-          <w:color w:val="262626"/>
-          <w:sz w:val="20"/>
-          <w:szCs w:val="20"/>
-        </w:rPr>
-        <w:t xml:space="preserve"> 여기가 저희 자리입니다.</w:t>
+        <w:t xml:space="preserve">지금 여기 올 수 있는 사람</w:t>
+      </w:r>
+      <w:r>
+        <w:rPr>
+          <w:rFonts w:ascii="맑은 고딕" w:cs="맑은 고딕" w:eastAsia="맑은 고딕" w:hAnsi="맑은 고딕"/>
+          <w:color w:val="262626"/>
+          <w:sz w:val="20"/>
+          <w:szCs w:val="20"/>
+        </w:rPr>
+        <w:t xml:space="preserve">은 광고주에게 가장 비싼 트래픽입니다.</w:t>
       </w:r>
     </w:p>
     <w:p>
@@ -23693,7 +24106,7 @@
           <w:sz w:val="18"/>
           <w:szCs w:val="18"/>
         </w:rPr>
-        <w:t xml:space="preserve"> — "그럼 네일샵 몇 개로 뭘 하겠냐는 질문이 남습니다"</w:t>
+        <w:t xml:space="preserve"> — "사장님 화면도 잠깐 보여드리겠습니다" → S6</w:t>
       </w:r>
     </w:p>
     <w:p>
@@ -23710,7 +24123,7 @@
           <w:sz w:val="24"/>
           <w:szCs w:val="24"/>
         </w:rPr>
-        <w:t xml:space="preserve">S6 · 확장 4단계  (1:28)</w:t>
+        <w:t xml:space="preserve">S6 · 사장님 화면  (0:23)</w:t>
       </w:r>
     </w:p>
     <w:p>
@@ -23735,7 +24148,7 @@
           <w:sz w:val="18"/>
           <w:szCs w:val="18"/>
         </w:rPr>
-        <w:t xml:space="preserve"> — 채움 사다리 4칸(서비스업 → 문화 → 숙박 → 포장음식). 각 칸 아래에 "새로 배우는 역량" 한 줄씩. 맨 마지막에 하단 작게 아마존 사다리가 겹쳐 뜬다.</w:t>
+        <w:t xml:space="preserve"> — 사장님 앱 목업. `이 슬롯을 지금 볼 수 있는 사람 47명 (도보 6·자전거 18·차량 23)` / `마감을 15분 늦추면 → 112명`</w:t>
       </w:r>
     </w:p>
     <w:p>
@@ -23754,7 +24167,7 @@
           <w:sz w:val="20"/>
           <w:szCs w:val="20"/>
         </w:rPr>
-        <w:t xml:space="preserve">확장은 네 단계로 갑니다. 그리고 이 순서에는 이유가 있습니다. /</w:t>
+        <w:t xml:space="preserve">이 슬롯을 지금 볼 수 있는 사람 47명. 도보 6, 자전거 18, 차량 23. /</w:t>
       </w:r>
     </w:p>
     <w:p>
@@ -23766,179 +24179,11 @@
       <w:r>
         <w:rPr>
           <w:rFonts w:ascii="맑은 고딕" w:cs="맑은 고딕" w:eastAsia="맑은 고딕" w:hAnsi="맑은 고딕"/>
-          <w:b/>
-          <w:bCs/>
-          <w:color w:val="1F3864"/>
-          <w:sz w:val="20"/>
-          <w:szCs w:val="20"/>
-        </w:rPr>
-        <w:t xml:space="preserve">1단계는 지금 보신 서비스업.</w:t>
-      </w:r>
-      <w:r>
-        <w:rPr>
-          <w:rFonts w:ascii="맑은 고딕" w:cs="맑은 고딕" w:eastAsia="맑은 고딕" w:hAnsi="맑은 고딕"/>
-          <w:color w:val="262626"/>
-          <w:sz w:val="20"/>
-          <w:szCs w:val="20"/>
-        </w:rPr>
-        <w:t xml:space="preserve"> 재고 수량이 항상 하나고, 썩지 않고, 사장님 한 분이 결정합니다. 시간 재고 중에 가장 다루기 쉬운 형태입니다. 여기서 도달 엔진과 선결제를 완성합니다. /</w:t>
-      </w:r>
-    </w:p>
-    <w:p>
-      <w:pPr>
-        <w:shd w:fill="F2F5F9" w:color="auto" w:val="clear"/>
-        <w:spacing w:after="30" w:before="30" w:line="276"/>
-        <w:ind w:left="200" w:right="200"/>
-      </w:pPr>
-      <w:r>
-        <w:rPr>
-          <w:rFonts w:ascii="맑은 고딕" w:cs="맑은 고딕" w:eastAsia="맑은 고딕" w:hAnsi="맑은 고딕"/>
-          <w:b/>
-          <w:bCs/>
-          <w:color w:val="1F3864"/>
-          <w:sz w:val="20"/>
-          <w:szCs w:val="20"/>
-        </w:rPr>
-        <w:t xml:space="preserve">2단계는 문화.</w:t>
-      </w:r>
-      <w:r>
-        <w:rPr>
-          <w:rFonts w:ascii="맑은 고딕" w:cs="맑은 고딕" w:eastAsia="맑은 고딕" w:hAnsi="맑은 고딕"/>
-          <w:color w:val="262626"/>
-          <w:sz w:val="20"/>
-          <w:szCs w:val="20"/>
-        </w:rPr>
-        <w:t xml:space="preserve"> 연극, 영화, 방탈출, 보드게임. 전부 예약이고 오늘 지나면 사라집니다. 1단계 엔진을 그대로 쓰고, 새로 배우는 건 좌석이라는 </w:t>
-      </w:r>
-      <w:r>
-        <w:rPr>
-          <w:rFonts w:ascii="맑은 고딕" w:cs="맑은 고딕" w:eastAsia="맑은 고딕" w:hAnsi="맑은 고딕"/>
-          <w:b/>
-          <w:bCs/>
-          <w:color w:val="1F3864"/>
-          <w:sz w:val="20"/>
-          <w:szCs w:val="20"/>
-        </w:rPr>
-        <w:t xml:space="preserve">수량</w:t>
-      </w:r>
-      <w:r>
-        <w:rPr>
-          <w:rFonts w:ascii="맑은 고딕" w:cs="맑은 고딕" w:eastAsia="맑은 고딕" w:hAnsi="맑은 고딕"/>
-          <w:color w:val="262626"/>
-          <w:sz w:val="20"/>
-          <w:szCs w:val="20"/>
-        </w:rPr>
-        <w:t xml:space="preserve"> 하나뿐입니다. /</w:t>
-      </w:r>
-    </w:p>
-    <w:p>
-      <w:pPr>
-        <w:shd w:fill="F2F5F9" w:color="auto" w:val="clear"/>
-        <w:spacing w:after="30" w:before="30" w:line="276"/>
-        <w:ind w:left="200" w:right="200"/>
-      </w:pPr>
-      <w:r>
-        <w:rPr>
-          <w:rFonts w:ascii="맑은 고딕" w:cs="맑은 고딕" w:eastAsia="맑은 고딕" w:hAnsi="맑은 고딕"/>
-          <w:b/>
-          <w:bCs/>
-          <w:color w:val="1F3864"/>
-          <w:sz w:val="20"/>
-          <w:szCs w:val="20"/>
-        </w:rPr>
-        <w:t xml:space="preserve">3단계는 숙박.</w:t>
-      </w:r>
-      <w:r>
-        <w:rPr>
-          <w:rFonts w:ascii="맑은 고딕" w:cs="맑은 고딕" w:eastAsia="맑은 고딕" w:hAnsi="맑은 고딕"/>
-          <w:color w:val="262626"/>
-          <w:sz w:val="20"/>
-          <w:szCs w:val="20"/>
-        </w:rPr>
-        <w:t xml:space="preserve"> 여기서 처음으로 공급자와 손님의 시간이 분리됩니다. 마감이 "몇 분 안에"에서 "오늘 자정까지"로 바뀝니다. /</w:t>
-      </w:r>
-    </w:p>
-    <w:p>
-      <w:pPr>
-        <w:shd w:fill="F2F5F9" w:color="auto" w:val="clear"/>
-        <w:spacing w:after="30" w:before="30" w:line="276"/>
-        <w:ind w:left="200" w:right="200"/>
-      </w:pPr>
-      <w:r>
-        <w:rPr>
-          <w:rFonts w:ascii="맑은 고딕" w:cs="맑은 고딕" w:eastAsia="맑은 고딕" w:hAnsi="맑은 고딕"/>
-          <w:b/>
-          <w:bCs/>
-          <w:color w:val="1F3864"/>
-          <w:sz w:val="20"/>
-          <w:szCs w:val="20"/>
-        </w:rPr>
-        <w:t xml:space="preserve">4단계가 포장음식입니다.</w:t>
-      </w:r>
-      <w:r>
-        <w:rPr>
-          <w:rFonts w:ascii="맑은 고딕" w:cs="맑은 고딕" w:eastAsia="맑은 고딕" w:hAnsi="맑은 고딕"/>
-          <w:color w:val="262626"/>
-          <w:sz w:val="20"/>
-          <w:szCs w:val="20"/>
-        </w:rPr>
-        <w:t xml:space="preserve"> 만두, 빵, 동네 과일가게. 사회적 가치는 가장 큰데 순서는 마지막입니다. 여기서 처음으로 시간이 아니라 </w:t>
-      </w:r>
-      <w:r>
-        <w:rPr>
-          <w:rFonts w:ascii="맑은 고딕" w:cs="맑은 고딕" w:eastAsia="맑은 고딕" w:hAnsi="맑은 고딕"/>
-          <w:b/>
-          <w:bCs/>
-          <w:color w:val="1F3864"/>
-          <w:sz w:val="20"/>
-          <w:szCs w:val="20"/>
-        </w:rPr>
-        <w:t xml:space="preserve">물건</w:t>
-      </w:r>
-      <w:r>
-        <w:rPr>
-          <w:rFonts w:ascii="맑은 고딕" w:cs="맑은 고딕" w:eastAsia="맑은 고딕" w:hAnsi="맑은 고딕"/>
-          <w:color w:val="262626"/>
-          <w:sz w:val="20"/>
-          <w:szCs w:val="20"/>
-        </w:rPr>
-        <w:t xml:space="preserve">을 팔거든요. 앱에 올려둔 사이 매장 손님이 사갑니다. /</w:t>
-      </w:r>
-    </w:p>
-    <w:p>
-      <w:pPr>
-        <w:shd w:fill="F2F5F9" w:color="auto" w:val="clear"/>
-        <w:spacing w:after="30" w:before="30" w:line="276"/>
-        <w:ind w:left="200" w:right="200"/>
-      </w:pPr>
-      <w:r>
-        <w:rPr>
-          <w:rFonts w:ascii="맑은 고딕" w:cs="맑은 고딕" w:eastAsia="맑은 고딕" w:hAnsi="맑은 고딕"/>
-          <w:color w:val="262626"/>
-          <w:sz w:val="20"/>
-          <w:szCs w:val="20"/>
-        </w:rPr>
-        <w:t xml:space="preserve">정리하면, </w:t>
-      </w:r>
-      <w:r>
-        <w:rPr>
-          <w:rFonts w:ascii="맑은 고딕" w:cs="맑은 고딕" w:eastAsia="맑은 고딕" w:hAnsi="맑은 고딕"/>
-          <w:b/>
-          <w:bCs/>
-          <w:color w:val="1F3864"/>
-          <w:sz w:val="20"/>
-          <w:szCs w:val="20"/>
-        </w:rPr>
-        <w:t xml:space="preserve">단계마다 새로 배우는 건 딱 하나입니다.</w:t>
-      </w:r>
-      <w:r>
-        <w:rPr>
-          <w:rFonts w:ascii="맑은 고딕" w:cs="맑은 고딕" w:eastAsia="맑은 고딕" w:hAnsi="맑은 고딕"/>
-          <w:color w:val="262626"/>
-          <w:sz w:val="20"/>
-          <w:szCs w:val="20"/>
-        </w:rPr>
-        <w:t xml:space="preserve"> 나머지는 앞 단계에서 이미 만든 걸로 해결합니다. /</w:t>
+          <w:color w:val="262626"/>
+          <w:sz w:val="20"/>
+          <w:szCs w:val="20"/>
+        </w:rPr>
+        <w:t xml:space="preserve">마감을 15분만 늦추면 47명이 112명이 됩니다. /</w:t>
       </w:r>
     </w:p>
     <w:p>
@@ -23953,22 +24198,39 @@
       <w:r>
         <w:rPr>
           <w:rFonts w:ascii="맑은 고딕" w:cs="맑은 고딕" w:eastAsia="맑은 고딕" w:hAnsi="맑은 고딕"/>
-          <w:color w:val="262626"/>
-          <w:sz w:val="20"/>
-          <w:szCs w:val="20"/>
-        </w:rPr>
-        <w:t xml:space="preserve">아마존도 이렇게 갔습니다. 책, 음반, 전자제품, 마지막이 신선식품. </w:t>
-      </w:r>
-      <w:r>
-        <w:rPr>
-          <w:rFonts w:ascii="맑은 고딕" w:cs="맑은 고딕" w:eastAsia="맑은 고딕" w:hAnsi="맑은 고딕"/>
           <w:b/>
           <w:bCs/>
           <w:color w:val="1F3864"/>
           <w:sz w:val="20"/>
           <w:szCs w:val="20"/>
         </w:rPr>
-        <w:t xml:space="preserve">가장 관대한 상품으로 기본기를 익히고 한 칸씩 올라간 겁니다.</w:t>
+        <w:t xml:space="preserve">가격을 깎으라고 하지 않습니다. 시간을 조정하라고 합니다.</w:t>
+      </w:r>
+      <w:r>
+        <w:rPr>
+          <w:rFonts w:ascii="맑은 고딕" w:cs="맑은 고딕" w:eastAsia="맑은 고딕" w:hAnsi="맑은 고딕"/>
+          <w:color w:val="262626"/>
+          <w:sz w:val="20"/>
+          <w:szCs w:val="20"/>
+        </w:rPr>
+        <w:t xml:space="preserve"> 사장님에게 할인 말고 다른 레버를 하나 더 드리는 겁니다.</w:t>
+      </w:r>
+    </w:p>
+    <w:p>
+      <w:pPr>
+        <w:pStyle w:val="Heading2"/>
+        <w:spacing w:after="120" w:before="280"/>
+      </w:pPr>
+      <w:r>
+        <w:rPr>
+          <w:rFonts w:ascii="맑은 고딕" w:cs="맑은 고딕" w:eastAsia="맑은 고딕" w:hAnsi="맑은 고딕"/>
+          <w:b/>
+          <w:bCs/>
+          <w:color w:val="2E5C8A"/>
+          <w:sz w:val="24"/>
+          <w:szCs w:val="24"/>
+        </w:rPr>
+        <w:t xml:space="preserve">S7 · 확장  (0:53)</w:t>
       </w:r>
     </w:p>
     <w:p>
@@ -23984,7 +24246,7 @@
           <w:sz w:val="18"/>
           <w:szCs w:val="18"/>
         </w:rPr>
-        <w:t xml:space="preserve">전환</w:t>
+        <w:t xml:space="preserve">화면</w:t>
       </w:r>
       <w:r>
         <w:rPr>
@@ -23993,49 +24255,7 @@
           <w:sz w:val="18"/>
           <w:szCs w:val="18"/>
         </w:rPr>
-        <w:t xml:space="preserve"> — 사다리를 그대로 두고 색을 둘로 나누며</w:t>
-      </w:r>
-    </w:p>
-    <w:p>
-      <w:pPr>
-        <w:pStyle w:val="Heading2"/>
-        <w:spacing w:after="120" w:before="280"/>
-      </w:pPr>
-      <w:r>
-        <w:rPr>
-          <w:rFonts w:ascii="맑은 고딕" w:cs="맑은 고딕" w:eastAsia="맑은 고딕" w:hAnsi="맑은 고딕"/>
-          <w:b/>
-          <w:bCs/>
-          <w:color w:val="2E5C8A"/>
-          <w:sz w:val="24"/>
-          <w:szCs w:val="24"/>
-        </w:rPr>
-        <w:t xml:space="preserve">S7 · 소상공인에서 대기업으로  (0:38)</w:t>
-      </w:r>
-    </w:p>
-    <w:p>
-      <w:pPr>
-        <w:spacing w:after="100" w:before="60" w:line="276"/>
-      </w:pPr>
-      <w:r>
-        <w:rPr>
-          <w:rFonts w:ascii="맑은 고딕" w:cs="맑은 고딕" w:eastAsia="맑은 고딕" w:hAnsi="맑은 고딕"/>
-          <w:b/>
-          <w:bCs/>
-          <w:color w:val="595959"/>
-          <w:sz w:val="18"/>
-          <w:szCs w:val="18"/>
-        </w:rPr>
-        <w:t xml:space="preserve">화면</w:t>
-      </w:r>
-      <w:r>
-        <w:rPr>
-          <w:rFonts w:ascii="맑은 고딕" w:cs="맑은 고딕" w:eastAsia="맑은 고딕" w:hAnsi="맑은 고딕"/>
-          <w:color w:val="595959"/>
-          <w:sz w:val="18"/>
-          <w:szCs w:val="18"/>
-        </w:rPr>
-        <w:t xml:space="preserve"> — 같은 사다리에 색 오버레이. 1·4단계 = 소상공인(밀도), 2·3단계 = 대기업(규모). 오른쪽에 화살표: "첫 문 → 롯데시네마 · 롯데호텔"</w:t>
+        <w:t xml:space="preserve"> — 4칸 사다리(서비스업 → 문화 → 숙박 → 포장음식). 1·4단계는 소상공인 색, 2·3단계는 대기업 색. 오른쪽에 화살표: `첫 문 → 롯데시네마 · 롯데호텔`</w:t>
       </w:r>
     </w:p>
     <w:p>
@@ -24054,27 +24274,7 @@
           <w:sz w:val="20"/>
           <w:szCs w:val="20"/>
         </w:rPr>
-        <w:t xml:space="preserve">여기서 한 가지가 더 보입니다. </w:t>
-      </w:r>
-      <w:r>
-        <w:rPr>
-          <w:rFonts w:ascii="맑은 고딕" w:cs="맑은 고딕" w:eastAsia="맑은 고딕" w:hAnsi="맑은 고딕"/>
-          <w:b/>
-          <w:bCs/>
-          <w:color w:val="1F3864"/>
-          <w:sz w:val="20"/>
-          <w:szCs w:val="20"/>
-        </w:rPr>
-        <w:t xml:space="preserve">1단계와 4단계는 소상공인이고, 2단계와 3단계는 대기업입니다.</w:t>
-      </w:r>
-      <w:r>
-        <w:rPr>
-          <w:rFonts w:ascii="맑은 고딕" w:cs="맑은 고딕" w:eastAsia="맑은 고딕" w:hAnsi="맑은 고딕"/>
-          <w:color w:val="262626"/>
-          <w:sz w:val="20"/>
-          <w:szCs w:val="20"/>
-        </w:rPr>
-        <w:t xml:space="preserve"> /</w:t>
+        <w:t xml:space="preserve">확장은 네 단계입니다. /</w:t>
       </w:r>
     </w:p>
     <w:p>
@@ -24090,7 +24290,7 @@
           <w:sz w:val="20"/>
           <w:szCs w:val="20"/>
         </w:rPr>
-        <w:t xml:space="preserve">소상공인은 </w:t>
+        <w:t xml:space="preserve">지금은 </w:t>
       </w:r>
       <w:r>
         <w:rPr>
@@ -24101,36 +24301,16 @@
           <w:sz w:val="20"/>
           <w:szCs w:val="20"/>
         </w:rPr>
-        <w:t xml:space="preserve">밀도</w:t>
-      </w:r>
-      <w:r>
-        <w:rPr>
-          <w:rFonts w:ascii="맑은 고딕" w:cs="맑은 고딕" w:eastAsia="맑은 고딕" w:hAnsi="맑은 고딕"/>
-          <w:color w:val="262626"/>
-          <w:sz w:val="20"/>
-          <w:szCs w:val="20"/>
-        </w:rPr>
-        <w:t xml:space="preserve">를 만들고, 대기업은 </w:t>
-      </w:r>
-      <w:r>
-        <w:rPr>
-          <w:rFonts w:ascii="맑은 고딕" w:cs="맑은 고딕" w:eastAsia="맑은 고딕" w:hAnsi="맑은 고딕"/>
-          <w:b/>
-          <w:bCs/>
-          <w:color w:val="1F3864"/>
-          <w:sz w:val="20"/>
-          <w:szCs w:val="20"/>
-        </w:rPr>
-        <w:t xml:space="preserve">규모</w:t>
-      </w:r>
-      <w:r>
-        <w:rPr>
-          <w:rFonts w:ascii="맑은 고딕" w:cs="맑은 고딕" w:eastAsia="맑은 고딕" w:hAnsi="맑은 고딕"/>
-          <w:color w:val="262626"/>
-          <w:sz w:val="20"/>
-          <w:szCs w:val="20"/>
-        </w:rPr>
-        <w:t xml:space="preserve">를 만듭니다. 영화관 체인 한 곳과 계약하면 전국 수백 개 관의 빈 좌석이 한 번에 열립니다. /</w:t>
+        <w:t xml:space="preserve">예약 기반 서비스업</w:t>
+      </w:r>
+      <w:r>
+        <w:rPr>
+          <w:rFonts w:ascii="맑은 고딕" w:cs="맑은 고딕" w:eastAsia="맑은 고딕" w:hAnsi="맑은 고딕"/>
+          <w:color w:val="262626"/>
+          <w:sz w:val="20"/>
+          <w:szCs w:val="20"/>
+        </w:rPr>
+        <w:t xml:space="preserve">입니다. 재고가 항상 하나고 썩지 않아서, 시간 재고 중에 가장 다루기 쉽습니다. 여기서 엔진을 완성합니다. /</w:t>
       </w:r>
     </w:p>
     <w:p>
@@ -24146,7 +24326,7 @@
           <w:sz w:val="20"/>
           <w:szCs w:val="20"/>
         </w:rPr>
-        <w:t xml:space="preserve">다만 순서를 못 바꿉니다. </w:t>
+        <w:t xml:space="preserve">다음이 </w:t>
       </w:r>
       <w:r>
         <w:rPr>
@@ -24157,16 +24337,92 @@
           <w:sz w:val="20"/>
           <w:szCs w:val="20"/>
         </w:rPr>
-        <w:t xml:space="preserve">대형 체인은 트래픽을 증명한 플랫폼에만 재고를 엽니다.</w:t>
-      </w:r>
-      <w:r>
-        <w:rPr>
-          <w:rFonts w:ascii="맑은 고딕" w:cs="맑은 고딕" w:eastAsia="맑은 고딕" w:hAnsi="맑은 고딕"/>
-          <w:color w:val="262626"/>
-          <w:sz w:val="20"/>
-          <w:szCs w:val="20"/>
-        </w:rPr>
-        <w:t xml:space="preserve"> /</w:t>
+        <w:t xml:space="preserve">문화</w:t>
+      </w:r>
+      <w:r>
+        <w:rPr>
+          <w:rFonts w:ascii="맑은 고딕" w:cs="맑은 고딕" w:eastAsia="맑은 고딕" w:hAnsi="맑은 고딕"/>
+          <w:color w:val="262626"/>
+          <w:sz w:val="20"/>
+          <w:szCs w:val="20"/>
+        </w:rPr>
+        <w:t xml:space="preserve"> — 연극, 영화, 방탈출, 보드게임. 전부 예약이고 오늘 지나면 사라집니다. 새로 배우는 건 좌석이라는 </w:t>
+      </w:r>
+      <w:r>
+        <w:rPr>
+          <w:rFonts w:ascii="맑은 고딕" w:cs="맑은 고딕" w:eastAsia="맑은 고딕" w:hAnsi="맑은 고딕"/>
+          <w:b/>
+          <w:bCs/>
+          <w:color w:val="1F3864"/>
+          <w:sz w:val="20"/>
+          <w:szCs w:val="20"/>
+        </w:rPr>
+        <w:t xml:space="preserve">수량</w:t>
+      </w:r>
+      <w:r>
+        <w:rPr>
+          <w:rFonts w:ascii="맑은 고딕" w:cs="맑은 고딕" w:eastAsia="맑은 고딕" w:hAnsi="맑은 고딕"/>
+          <w:color w:val="262626"/>
+          <w:sz w:val="20"/>
+          <w:szCs w:val="20"/>
+        </w:rPr>
+        <w:t xml:space="preserve"> 하나뿐입니다. /</w:t>
+      </w:r>
+    </w:p>
+    <w:p>
+      <w:pPr>
+        <w:shd w:fill="F2F5F9" w:color="auto" w:val="clear"/>
+        <w:spacing w:after="30" w:before="30" w:line="276"/>
+        <w:ind w:left="200" w:right="200"/>
+      </w:pPr>
+      <w:r>
+        <w:rPr>
+          <w:rFonts w:ascii="맑은 고딕" w:cs="맑은 고딕" w:eastAsia="맑은 고딕" w:hAnsi="맑은 고딕"/>
+          <w:color w:val="262626"/>
+          <w:sz w:val="20"/>
+          <w:szCs w:val="20"/>
+        </w:rPr>
+        <w:t xml:space="preserve">그다음 </w:t>
+      </w:r>
+      <w:r>
+        <w:rPr>
+          <w:rFonts w:ascii="맑은 고딕" w:cs="맑은 고딕" w:eastAsia="맑은 고딕" w:hAnsi="맑은 고딕"/>
+          <w:b/>
+          <w:bCs/>
+          <w:color w:val="1F3864"/>
+          <w:sz w:val="20"/>
+          <w:szCs w:val="20"/>
+        </w:rPr>
+        <w:t xml:space="preserve">숙박</w:t>
+      </w:r>
+      <w:r>
+        <w:rPr>
+          <w:rFonts w:ascii="맑은 고딕" w:cs="맑은 고딕" w:eastAsia="맑은 고딕" w:hAnsi="맑은 고딕"/>
+          <w:color w:val="262626"/>
+          <w:sz w:val="20"/>
+          <w:szCs w:val="20"/>
+        </w:rPr>
+        <w:t xml:space="preserve">, 마지막이 </w:t>
+      </w:r>
+      <w:r>
+        <w:rPr>
+          <w:rFonts w:ascii="맑은 고딕" w:cs="맑은 고딕" w:eastAsia="맑은 고딕" w:hAnsi="맑은 고딕"/>
+          <w:b/>
+          <w:bCs/>
+          <w:color w:val="1F3864"/>
+          <w:sz w:val="20"/>
+          <w:szCs w:val="20"/>
+        </w:rPr>
+        <w:t xml:space="preserve">포장음식</w:t>
+      </w:r>
+      <w:r>
+        <w:rPr>
+          <w:rFonts w:ascii="맑은 고딕" w:cs="맑은 고딕" w:eastAsia="맑은 고딕" w:hAnsi="맑은 고딕"/>
+          <w:color w:val="262626"/>
+          <w:sz w:val="20"/>
+          <w:szCs w:val="20"/>
+        </w:rPr>
+        <w:t xml:space="preserve">입니다. 사회적 가치는 가장 큰데 실시간 재고 관리가 가장 어려워서 맨 뒤입니다. /</w:t>
       </w:r>
     </w:p>
     <w:p>
@@ -24185,7 +24441,7 @@
           <w:sz w:val="20"/>
           <w:szCs w:val="20"/>
         </w:rPr>
-        <w:t xml:space="preserve">그 첫 문을 </w:t>
+        <w:t xml:space="preserve">그리고 </w:t>
       </w:r>
       <w:r>
         <w:rPr>
@@ -24196,6 +24452,26 @@
           <w:sz w:val="20"/>
           <w:szCs w:val="20"/>
         </w:rPr>
+        <w:t xml:space="preserve">2단계부터는 상대가 대기업입니다.</w:t>
+      </w:r>
+      <w:r>
+        <w:rPr>
+          <w:rFonts w:ascii="맑은 고딕" w:cs="맑은 고딕" w:eastAsia="맑은 고딕" w:hAnsi="맑은 고딕"/>
+          <w:color w:val="262626"/>
+          <w:sz w:val="20"/>
+          <w:szCs w:val="20"/>
+        </w:rPr>
+        <w:t xml:space="preserve"> 영화관 체인 한 곳이면 전국 수백 개 관의 빈 좌석이 한 번에 열립니다. 그 첫 문을 </w:t>
+      </w:r>
+      <w:r>
+        <w:rPr>
+          <w:rFonts w:ascii="맑은 고딕" w:cs="맑은 고딕" w:eastAsia="맑은 고딕" w:hAnsi="맑은 고딕"/>
+          <w:b/>
+          <w:bCs/>
+          <w:color w:val="1F3864"/>
+          <w:sz w:val="20"/>
+          <w:szCs w:val="20"/>
+        </w:rPr>
         <w:t xml:space="preserve">롯데시네마와 롯데호텔</w:t>
       </w:r>
       <w:r>
@@ -24205,7 +24481,7 @@
           <w:sz w:val="20"/>
           <w:szCs w:val="20"/>
         </w:rPr>
-        <w:t xml:space="preserve">에서 열면 됩니다. 레퍼런스 한 건이면 나머지는 따라옵니다.</w:t>
+        <w:t xml:space="preserve">에서 열면 됩니다.</w:t>
       </w:r>
     </w:p>
     <w:p>
@@ -24422,7 +24698,7 @@
           <w:sz w:val="18"/>
           <w:szCs w:val="18"/>
         </w:rPr>
-        <w:t xml:space="preserve"> — "그래서 언제, 얼마를 버느냐"</w:t>
+        <w:t xml:space="preserve"> — "그래서 언제, 얼마를 버느냐" → S9</w:t>
       </w:r>
     </w:p>
     <w:p>
@@ -24484,7 +24760,7 @@
           <w:sz w:val="18"/>
           <w:szCs w:val="18"/>
         </w:rPr>
-        <w:t xml:space="preserve">을 굵게 표시. 근거는 8.2절.</w:t>
+        <w:t xml:space="preserve">을 굵게 표시.</w:t>
       </w:r>
     </w:p>
     <w:p>
@@ -24681,7 +24957,7 @@
           <w:sz w:val="18"/>
           <w:szCs w:val="18"/>
         </w:rPr>
-        <w:t xml:space="preserve"> — 큰 글씨로 North Star "채워진 슬롯 수". 아래에 요청 두 줄.</w:t>
+        <w:t xml:space="preserve"> — 큰 글씨로 North Star `채워진 슬롯 수`. 아래에 요청 두 줄.</w:t>
       </w:r>
     </w:p>
     <w:p>
@@ -25002,7 +25278,7 @@
           <w:sz w:val="18"/>
           <w:szCs w:val="18"/>
         </w:rPr>
-        <w:t xml:space="preserve"> — 화면을 어둡게 하고</w:t>
+        <w:t xml:space="preserve"> — 화면을 어둡게 하고 → S12</w:t>
       </w:r>
     </w:p>
     <w:p>
@@ -25264,10 +25540,10 @@
         </w:tblBorders>
       </w:tblPr>
       <w:tblGrid>
-        <w:gridCol w:w="2300"/>
-        <w:gridCol w:w="1100"/>
-        <w:gridCol w:w="1100"/>
-        <w:gridCol w:w="5138"/>
+        <w:gridCol w:w="3000"/>
+        <w:gridCol w:w="1000"/>
+        <w:gridCol w:w="1000"/>
+        <w:gridCol w:w="4638"/>
       </w:tblGrid>
       <w:tr>
         <w:trPr>
@@ -25275,7 +25551,7 @@
         </w:trPr>
         <w:tc>
           <w:tcPr>
-            <w:tcW w:type="dxa" w:w="2300"/>
+            <w:tcW w:type="dxa" w:w="3000"/>
             <w:shd w:fill="1F3864" w:color="auto" w:val="clear"/>
             <w:tcMar>
               <w:top w:type="dxa" w:w="80"/>
@@ -25304,7 +25580,7 @@
         </w:tc>
         <w:tc>
           <w:tcPr>
-            <w:tcW w:type="dxa" w:w="1100"/>
+            <w:tcW w:type="dxa" w:w="1000"/>
             <w:shd w:fill="1F3864" w:color="auto" w:val="clear"/>
             <w:tcMar>
               <w:top w:type="dxa" w:w="80"/>
@@ -25333,7 +25609,7 @@
         </w:tc>
         <w:tc>
           <w:tcPr>
-            <w:tcW w:type="dxa" w:w="1100"/>
+            <w:tcW w:type="dxa" w:w="1000"/>
             <w:shd w:fill="1F3864" w:color="auto" w:val="clear"/>
             <w:tcMar>
               <w:top w:type="dxa" w:w="80"/>
@@ -25362,7 +25638,7 @@
         </w:tc>
         <w:tc>
           <w:tcPr>
-            <w:tcW w:type="dxa" w:w="5138"/>
+            <w:tcW w:type="dxa" w:w="4638"/>
             <w:shd w:fill="1F3864" w:color="auto" w:val="clear"/>
             <w:tcMar>
               <w:top w:type="dxa" w:w="80"/>
@@ -25393,7 +25669,7 @@
       <w:tr>
         <w:tc>
           <w:tcPr>
-            <w:tcW w:type="dxa" w:w="2300"/>
+            <w:tcW w:type="dxa" w:w="3000"/>
             <w:shd w:fill="FFFFFF" w:color="auto" w:val="clear"/>
             <w:tcMar>
               <w:top w:type="dxa" w:w="70"/>
@@ -25414,13 +25690,13 @@
                 <w:sz w:val="18"/>
                 <w:szCs w:val="18"/>
               </w:rPr>
-              <w:t xml:space="preserve">S1 두 사람 → 브리지</w:t>
-            </w:r>
-          </w:p>
-        </w:tc>
-        <w:tc>
-          <w:tcPr>
-            <w:tcW w:type="dxa" w:w="1100"/>
+              <w:t xml:space="preserve">S1 두 사람</w:t>
+            </w:r>
+          </w:p>
+        </w:tc>
+        <w:tc>
+          <w:tcPr>
+            <w:tcW w:type="dxa" w:w="1000"/>
             <w:shd w:fill="FFFFFF" w:color="auto" w:val="clear"/>
             <w:tcMar>
               <w:top w:type="dxa" w:w="70"/>
@@ -25447,7 +25723,7 @@
         </w:tc>
         <w:tc>
           <w:tcPr>
-            <w:tcW w:type="dxa" w:w="1100"/>
+            <w:tcW w:type="dxa" w:w="1000"/>
             <w:shd w:fill="FFFFFF" w:color="auto" w:val="clear"/>
             <w:tcMar>
               <w:top w:type="dxa" w:w="70"/>
@@ -25468,13 +25744,13 @@
                 <w:sz w:val="18"/>
                 <w:szCs w:val="18"/>
               </w:rPr>
-              <w:t xml:space="preserve">1:09</w:t>
-            </w:r>
-          </w:p>
-        </w:tc>
-        <w:tc>
-          <w:tcPr>
-            <w:tcW w:type="dxa" w:w="5138"/>
+              <w:t xml:space="preserve">1:00</w:t>
+            </w:r>
+          </w:p>
+        </w:tc>
+        <w:tc>
+          <w:tcPr>
+            <w:tcW w:type="dxa" w:w="4638"/>
             <w:shd w:fill="FFFFFF" w:color="auto" w:val="clear"/>
             <w:tcMar>
               <w:top w:type="dxa" w:w="70"/>
@@ -25503,7 +25779,7 @@
       <w:tr>
         <w:tc>
           <w:tcPr>
-            <w:tcW w:type="dxa" w:w="2300"/>
+            <w:tcW w:type="dxa" w:w="3000"/>
             <w:shd w:fill="F7F9FC" w:color="auto" w:val="clear"/>
             <w:tcMar>
               <w:top w:type="dxa" w:w="70"/>
@@ -25526,13 +25802,13 @@
                 <w:sz w:val="18"/>
                 <w:szCs w:val="18"/>
               </w:rPr>
-              <w:t xml:space="preserve">S2 핵심 데모</w:t>
-            </w:r>
-          </w:p>
-        </w:tc>
-        <w:tc>
-          <w:tcPr>
-            <w:tcW w:type="dxa" w:w="1100"/>
+              <w:t xml:space="preserve">S2 이 조합이 시장에 없다</w:t>
+            </w:r>
+          </w:p>
+        </w:tc>
+        <w:tc>
+          <w:tcPr>
+            <w:tcW w:type="dxa" w:w="1000"/>
             <w:shd w:fill="F7F9FC" w:color="auto" w:val="clear"/>
             <w:tcMar>
               <w:top w:type="dxa" w:w="70"/>
@@ -25553,13 +25829,13 @@
                 <w:sz w:val="18"/>
                 <w:szCs w:val="18"/>
               </w:rPr>
-              <w:t xml:space="preserve">1:09</w:t>
-            </w:r>
-          </w:p>
-        </w:tc>
-        <w:tc>
-          <w:tcPr>
-            <w:tcW w:type="dxa" w:w="1100"/>
+              <w:t xml:space="preserve">1:00</w:t>
+            </w:r>
+          </w:p>
+        </w:tc>
+        <w:tc>
+          <w:tcPr>
+            <w:tcW w:type="dxa" w:w="1000"/>
             <w:shd w:fill="F7F9FC" w:color="auto" w:val="clear"/>
             <w:tcMar>
               <w:top w:type="dxa" w:w="70"/>
@@ -25582,13 +25858,13 @@
                 <w:sz w:val="18"/>
                 <w:szCs w:val="18"/>
               </w:rPr>
-              <w:t xml:space="preserve">1:18</w:t>
-            </w:r>
-          </w:p>
-        </w:tc>
-        <w:tc>
-          <w:tcPr>
-            <w:tcW w:type="dxa" w:w="5138"/>
+              <w:t xml:space="preserve">1:15</w:t>
+            </w:r>
+          </w:p>
+        </w:tc>
+        <w:tc>
+          <w:tcPr>
+            <w:tcW w:type="dxa" w:w="4638"/>
             <w:shd w:fill="F7F9FC" w:color="auto" w:val="clear"/>
             <w:tcMar>
               <w:top w:type="dxa" w:w="70"/>
@@ -25611,7 +25887,7 @@
                 <w:sz w:val="18"/>
                 <w:szCs w:val="18"/>
               </w:rPr>
-              <w:t xml:space="preserve">발표의 심장. 절대 줄이지 말 것</w:t>
+              <w:t xml:space="preserve">가장 중요한 주장. "왜 아직 없나"까지 답할 것</w:t>
             </w:r>
           </w:p>
         </w:tc>
@@ -25619,7 +25895,7 @@
       <w:tr>
         <w:tc>
           <w:tcPr>
-            <w:tcW w:type="dxa" w:w="2300"/>
+            <w:tcW w:type="dxa" w:w="3000"/>
             <w:shd w:fill="FFFFFF" w:color="auto" w:val="clear"/>
             <w:tcMar>
               <w:top w:type="dxa" w:w="70"/>
@@ -25640,13 +25916,13 @@
                 <w:sz w:val="18"/>
                 <w:szCs w:val="18"/>
               </w:rPr>
-              <w:t xml:space="preserve">S3 세 가지 효과</w:t>
-            </w:r>
-          </w:p>
-        </w:tc>
-        <w:tc>
-          <w:tcPr>
-            <w:tcW w:type="dxa" w:w="1100"/>
+              <w:t xml:space="preserve">S3 채움 — 무엇을 파는가</w:t>
+            </w:r>
+          </w:p>
+        </w:tc>
+        <w:tc>
+          <w:tcPr>
+            <w:tcW w:type="dxa" w:w="1000"/>
             <w:shd w:fill="FFFFFF" w:color="auto" w:val="clear"/>
             <w:tcMar>
               <w:top w:type="dxa" w:w="70"/>
@@ -25667,13 +25943,13 @@
                 <w:sz w:val="18"/>
                 <w:szCs w:val="18"/>
               </w:rPr>
-              <w:t xml:space="preserve">2:28</w:t>
-            </w:r>
-          </w:p>
-        </w:tc>
-        <w:tc>
-          <w:tcPr>
-            <w:tcW w:type="dxa" w:w="1100"/>
+              <w:t xml:space="preserve">2:15</w:t>
+            </w:r>
+          </w:p>
+        </w:tc>
+        <w:tc>
+          <w:tcPr>
+            <w:tcW w:type="dxa" w:w="1000"/>
             <w:shd w:fill="FFFFFF" w:color="auto" w:val="clear"/>
             <w:tcMar>
               <w:top w:type="dxa" w:w="70"/>
@@ -25694,13 +25970,13 @@
                 <w:sz w:val="18"/>
                 <w:szCs w:val="18"/>
               </w:rPr>
-              <w:t xml:space="preserve">0:28</w:t>
-            </w:r>
-          </w:p>
-        </w:tc>
-        <w:tc>
-          <w:tcPr>
-            <w:tcW w:type="dxa" w:w="5138"/>
+              <w:t xml:space="preserve">0:31</w:t>
+            </w:r>
+          </w:p>
+        </w:tc>
+        <w:tc>
+          <w:tcPr>
+            <w:tcW w:type="dxa" w:w="4638"/>
             <w:shd w:fill="FFFFFF" w:color="auto" w:val="clear"/>
             <w:tcMar>
               <w:top w:type="dxa" w:w="70"/>
@@ -25720,7 +25996,7 @@
       <w:tr>
         <w:tc>
           <w:tcPr>
-            <w:tcW w:type="dxa" w:w="2300"/>
+            <w:tcW w:type="dxa" w:w="3000"/>
             <w:shd w:fill="F7F9FC" w:color="auto" w:val="clear"/>
             <w:tcMar>
               <w:top w:type="dxa" w:w="70"/>
@@ -25737,17 +26013,19 @@
             <w:r>
               <w:rPr>
                 <w:rFonts w:ascii="맑은 고딕" w:cs="맑은 고딕" w:eastAsia="맑은 고딕" w:hAnsi="맑은 고딕"/>
-                <w:color w:val="262626"/>
-                <w:sz w:val="18"/>
-                <w:szCs w:val="18"/>
-              </w:rPr>
-              <w:t xml:space="preserve">S4 사장님 화면</w:t>
-            </w:r>
-          </w:p>
-        </w:tc>
-        <w:tc>
-          <w:tcPr>
-            <w:tcW w:type="dxa" w:w="1100"/>
+                <w:b/>
+                <w:bCs/>
+                <w:color w:val="B02A2A"/>
+                <w:sz w:val="18"/>
+                <w:szCs w:val="18"/>
+              </w:rPr>
+              <w:t xml:space="preserve">S4 도달 계산 — 내 주변을 진짜 갈 수 있는 곳으로</w:t>
+            </w:r>
+          </w:p>
+        </w:tc>
+        <w:tc>
+          <w:tcPr>
+            <w:tcW w:type="dxa" w:w="1000"/>
             <w:shd w:fill="F7F9FC" w:color="auto" w:val="clear"/>
             <w:tcMar>
               <w:top w:type="dxa" w:w="70"/>
@@ -25764,17 +26042,17 @@
             <w:r>
               <w:rPr>
                 <w:rFonts w:ascii="맑은 고딕" w:cs="맑은 고딕" w:eastAsia="맑은 고딕" w:hAnsi="맑은 고딕"/>
-                <w:color w:val="262626"/>
-                <w:sz w:val="18"/>
-                <w:szCs w:val="18"/>
-              </w:rPr>
-              <w:t xml:space="preserve">2:56</w:t>
-            </w:r>
-          </w:p>
-        </w:tc>
-        <w:tc>
-          <w:tcPr>
-            <w:tcW w:type="dxa" w:w="1100"/>
+                <w:color w:val="B02A2A"/>
+                <w:sz w:val="18"/>
+                <w:szCs w:val="18"/>
+              </w:rPr>
+              <w:t xml:space="preserve">2:46</w:t>
+            </w:r>
+          </w:p>
+        </w:tc>
+        <w:tc>
+          <w:tcPr>
+            <w:tcW w:type="dxa" w:w="1000"/>
             <w:shd w:fill="F7F9FC" w:color="auto" w:val="clear"/>
             <w:tcMar>
               <w:top w:type="dxa" w:w="70"/>
@@ -25791,17 +26069,19 @@
             <w:r>
               <w:rPr>
                 <w:rFonts w:ascii="맑은 고딕" w:cs="맑은 고딕" w:eastAsia="맑은 고딕" w:hAnsi="맑은 고딕"/>
-                <w:color w:val="262626"/>
-                <w:sz w:val="18"/>
-                <w:szCs w:val="18"/>
-              </w:rPr>
-              <w:t xml:space="preserve">0:23</w:t>
-            </w:r>
-          </w:p>
-        </w:tc>
-        <w:tc>
-          <w:tcPr>
-            <w:tcW w:type="dxa" w:w="5138"/>
+                <w:b/>
+                <w:bCs/>
+                <w:color w:val="B02A2A"/>
+                <w:sz w:val="18"/>
+                <w:szCs w:val="18"/>
+              </w:rPr>
+              <w:t xml:space="preserve">1:12</w:t>
+            </w:r>
+          </w:p>
+        </w:tc>
+        <w:tc>
+          <w:tcPr>
+            <w:tcW w:type="dxa" w:w="4638"/>
             <w:shd w:fill="F7F9FC" w:color="auto" w:val="clear"/>
             <w:tcMar>
               <w:top w:type="dxa" w:w="70"/>
@@ -25815,13 +26095,24 @@
             <w:pPr>
               <w:spacing w:after="0" w:before="0" w:line="252"/>
             </w:pPr>
+            <w:r>
+              <w:rPr>
+                <w:rFonts w:ascii="맑은 고딕" w:cs="맑은 고딕" w:eastAsia="맑은 고딕" w:hAnsi="맑은 고딕"/>
+                <w:b/>
+                <w:bCs/>
+                <w:color w:val="B02A2A"/>
+                <w:sz w:val="18"/>
+                <w:szCs w:val="18"/>
+              </w:rPr>
+              <w:t xml:space="preserve">작동 원리. 애니메이션 타이밍에 맞춰</w:t>
+            </w:r>
           </w:p>
         </w:tc>
       </w:tr>
       <w:tr>
         <w:tc>
           <w:tcPr>
-            <w:tcW w:type="dxa" w:w="2300"/>
+            <w:tcW w:type="dxa" w:w="3000"/>
             <w:shd w:fill="FFFFFF" w:color="auto" w:val="clear"/>
             <w:tcMar>
               <w:top w:type="dxa" w:w="70"/>
@@ -25842,13 +26133,13 @@
                 <w:sz w:val="18"/>
                 <w:szCs w:val="18"/>
               </w:rPr>
-              <w:t xml:space="preserve">S5 경쟁 지도</w:t>
-            </w:r>
-          </w:p>
-        </w:tc>
-        <w:tc>
-          <w:tcPr>
-            <w:tcW w:type="dxa" w:w="1100"/>
+              <w:t xml:space="preserve">S5 세 가지 효과</w:t>
+            </w:r>
+          </w:p>
+        </w:tc>
+        <w:tc>
+          <w:tcPr>
+            <w:tcW w:type="dxa" w:w="1000"/>
             <w:shd w:fill="FFFFFF" w:color="auto" w:val="clear"/>
             <w:tcMar>
               <w:top w:type="dxa" w:w="70"/>
@@ -25869,13 +26160,13 @@
                 <w:sz w:val="18"/>
                 <w:szCs w:val="18"/>
               </w:rPr>
-              <w:t xml:space="preserve">3:20</w:t>
-            </w:r>
-          </w:p>
-        </w:tc>
-        <w:tc>
-          <w:tcPr>
-            <w:tcW w:type="dxa" w:w="1100"/>
+              <w:t xml:space="preserve">3:59</w:t>
+            </w:r>
+          </w:p>
+        </w:tc>
+        <w:tc>
+          <w:tcPr>
+            <w:tcW w:type="dxa" w:w="1000"/>
             <w:shd w:fill="FFFFFF" w:color="auto" w:val="clear"/>
             <w:tcMar>
               <w:top w:type="dxa" w:w="70"/>
@@ -25896,13 +26187,13 @@
                 <w:sz w:val="18"/>
                 <w:szCs w:val="18"/>
               </w:rPr>
-              <w:t xml:space="preserve">0:32</w:t>
-            </w:r>
-          </w:p>
-        </w:tc>
-        <w:tc>
-          <w:tcPr>
-            <w:tcW w:type="dxa" w:w="5138"/>
+              <w:t xml:space="preserve">0:28</w:t>
+            </w:r>
+          </w:p>
+        </w:tc>
+        <w:tc>
+          <w:tcPr>
+            <w:tcW w:type="dxa" w:w="4638"/>
             <w:shd w:fill="FFFFFF" w:color="auto" w:val="clear"/>
             <w:tcMar>
               <w:top w:type="dxa" w:w="70"/>
@@ -25922,7 +26213,7 @@
       <w:tr>
         <w:tc>
           <w:tcPr>
-            <w:tcW w:type="dxa" w:w="2300"/>
+            <w:tcW w:type="dxa" w:w="3000"/>
             <w:shd w:fill="F7F9FC" w:color="auto" w:val="clear"/>
             <w:tcMar>
               <w:top w:type="dxa" w:w="70"/>
@@ -25943,13 +26234,13 @@
                 <w:sz w:val="18"/>
                 <w:szCs w:val="18"/>
               </w:rPr>
-              <w:t xml:space="preserve">S6 확장 4단계</w:t>
-            </w:r>
-          </w:p>
-        </w:tc>
-        <w:tc>
-          <w:tcPr>
-            <w:tcW w:type="dxa" w:w="1100"/>
+              <w:t xml:space="preserve">S6 사장님 화면</w:t>
+            </w:r>
+          </w:p>
+        </w:tc>
+        <w:tc>
+          <w:tcPr>
+            <w:tcW w:type="dxa" w:w="1000"/>
             <w:shd w:fill="F7F9FC" w:color="auto" w:val="clear"/>
             <w:tcMar>
               <w:top w:type="dxa" w:w="70"/>
@@ -25970,13 +26261,13 @@
                 <w:sz w:val="18"/>
                 <w:szCs w:val="18"/>
               </w:rPr>
-              <w:t xml:space="preserve">3:53</w:t>
-            </w:r>
-          </w:p>
-        </w:tc>
-        <w:tc>
-          <w:tcPr>
-            <w:tcW w:type="dxa" w:w="1100"/>
+              <w:t xml:space="preserve">4:28</w:t>
+            </w:r>
+          </w:p>
+        </w:tc>
+        <w:tc>
+          <w:tcPr>
+            <w:tcW w:type="dxa" w:w="1000"/>
             <w:shd w:fill="F7F9FC" w:color="auto" w:val="clear"/>
             <w:tcMar>
               <w:top w:type="dxa" w:w="70"/>
@@ -25997,13 +26288,13 @@
                 <w:sz w:val="18"/>
                 <w:szCs w:val="18"/>
               </w:rPr>
-              <w:t xml:space="preserve">1:28</w:t>
-            </w:r>
-          </w:p>
-        </w:tc>
-        <w:tc>
-          <w:tcPr>
-            <w:tcW w:type="dxa" w:w="5138"/>
+              <w:t xml:space="preserve">0:23</w:t>
+            </w:r>
+          </w:p>
+        </w:tc>
+        <w:tc>
+          <w:tcPr>
+            <w:tcW w:type="dxa" w:w="4638"/>
             <w:shd w:fill="F7F9FC" w:color="auto" w:val="clear"/>
             <w:tcMar>
               <w:top w:type="dxa" w:w="70"/>
@@ -26017,22 +26308,13 @@
             <w:pPr>
               <w:spacing w:after="0" w:before="0" w:line="252"/>
             </w:pPr>
-            <w:r>
-              <w:rPr>
-                <w:rFonts w:ascii="맑은 고딕" w:cs="맑은 고딕" w:eastAsia="맑은 고딕" w:hAnsi="맑은 고딕"/>
-                <w:color w:val="262626"/>
-                <w:sz w:val="18"/>
-                <w:szCs w:val="18"/>
-              </w:rPr>
-              <w:t xml:space="preserve">두 번째로 중요한 슬라이드</w:t>
-            </w:r>
           </w:p>
         </w:tc>
       </w:tr>
       <w:tr>
         <w:tc>
           <w:tcPr>
-            <w:tcW w:type="dxa" w:w="2300"/>
+            <w:tcW w:type="dxa" w:w="3000"/>
             <w:shd w:fill="FFFFFF" w:color="auto" w:val="clear"/>
             <w:tcMar>
               <w:top w:type="dxa" w:w="70"/>
@@ -26053,13 +26335,13 @@
                 <w:sz w:val="18"/>
                 <w:szCs w:val="18"/>
               </w:rPr>
-              <w:t xml:space="preserve">S7 소상공인 → 대기업</w:t>
-            </w:r>
-          </w:p>
-        </w:tc>
-        <w:tc>
-          <w:tcPr>
-            <w:tcW w:type="dxa" w:w="1100"/>
+              <w:t xml:space="preserve">S7 확장</w:t>
+            </w:r>
+          </w:p>
+        </w:tc>
+        <w:tc>
+          <w:tcPr>
+            <w:tcW w:type="dxa" w:w="1000"/>
             <w:shd w:fill="FFFFFF" w:color="auto" w:val="clear"/>
             <w:tcMar>
               <w:top w:type="dxa" w:w="70"/>
@@ -26080,13 +26362,13 @@
                 <w:sz w:val="18"/>
                 <w:szCs w:val="18"/>
               </w:rPr>
-              <w:t xml:space="preserve">5:22</w:t>
-            </w:r>
-          </w:p>
-        </w:tc>
-        <w:tc>
-          <w:tcPr>
-            <w:tcW w:type="dxa" w:w="1100"/>
+              <w:t xml:space="preserve">4:52</w:t>
+            </w:r>
+          </w:p>
+        </w:tc>
+        <w:tc>
+          <w:tcPr>
+            <w:tcW w:type="dxa" w:w="1000"/>
             <w:shd w:fill="FFFFFF" w:color="auto" w:val="clear"/>
             <w:tcMar>
               <w:top w:type="dxa" w:w="70"/>
@@ -26107,13 +26389,13 @@
                 <w:sz w:val="18"/>
                 <w:szCs w:val="18"/>
               </w:rPr>
-              <w:t xml:space="preserve">0:38</w:t>
-            </w:r>
-          </w:p>
-        </w:tc>
-        <w:tc>
-          <w:tcPr>
-            <w:tcW w:type="dxa" w:w="5138"/>
+              <w:t xml:space="preserve">0:53</w:t>
+            </w:r>
+          </w:p>
+        </w:tc>
+        <w:tc>
+          <w:tcPr>
+            <w:tcW w:type="dxa" w:w="4638"/>
             <w:shd w:fill="FFFFFF" w:color="auto" w:val="clear"/>
             <w:tcMar>
               <w:top w:type="dxa" w:w="70"/>
@@ -26133,7 +26415,7 @@
       <w:tr>
         <w:tc>
           <w:tcPr>
-            <w:tcW w:type="dxa" w:w="2300"/>
+            <w:tcW w:type="dxa" w:w="3000"/>
             <w:shd w:fill="F7F9FC" w:color="auto" w:val="clear"/>
             <w:tcMar>
               <w:top w:type="dxa" w:w="70"/>
@@ -26160,7 +26442,7 @@
         </w:tc>
         <w:tc>
           <w:tcPr>
-            <w:tcW w:type="dxa" w:w="1100"/>
+            <w:tcW w:type="dxa" w:w="1000"/>
             <w:shd w:fill="F7F9FC" w:color="auto" w:val="clear"/>
             <w:tcMar>
               <w:top w:type="dxa" w:w="70"/>
@@ -26181,13 +26463,13 @@
                 <w:sz w:val="18"/>
                 <w:szCs w:val="18"/>
               </w:rPr>
-              <w:t xml:space="preserve">6:00</w:t>
-            </w:r>
-          </w:p>
-        </w:tc>
-        <w:tc>
-          <w:tcPr>
-            <w:tcW w:type="dxa" w:w="1100"/>
+              <w:t xml:space="preserve">5:45</w:t>
+            </w:r>
+          </w:p>
+        </w:tc>
+        <w:tc>
+          <w:tcPr>
+            <w:tcW w:type="dxa" w:w="1000"/>
             <w:shd w:fill="F7F9FC" w:color="auto" w:val="clear"/>
             <w:tcMar>
               <w:top w:type="dxa" w:w="70"/>
@@ -26214,7 +26496,7 @@
         </w:tc>
         <w:tc>
           <w:tcPr>
-            <w:tcW w:type="dxa" w:w="5138"/>
+            <w:tcW w:type="dxa" w:w="4638"/>
             <w:shd w:fill="F7F9FC" w:color="auto" w:val="clear"/>
             <w:tcMar>
               <w:top w:type="dxa" w:w="70"/>
@@ -26234,7 +26516,7 @@
       <w:tr>
         <w:tc>
           <w:tcPr>
-            <w:tcW w:type="dxa" w:w="2300"/>
+            <w:tcW w:type="dxa" w:w="3000"/>
             <w:shd w:fill="FFFFFF" w:color="auto" w:val="clear"/>
             <w:tcMar>
               <w:top w:type="dxa" w:w="70"/>
@@ -26261,7 +26543,7 @@
         </w:tc>
         <w:tc>
           <w:tcPr>
-            <w:tcW w:type="dxa" w:w="1100"/>
+            <w:tcW w:type="dxa" w:w="1000"/>
             <w:shd w:fill="FFFFFF" w:color="auto" w:val="clear"/>
             <w:tcMar>
               <w:top w:type="dxa" w:w="70"/>
@@ -26282,13 +26564,13 @@
                 <w:sz w:val="18"/>
                 <w:szCs w:val="18"/>
               </w:rPr>
-              <w:t xml:space="preserve">6:39</w:t>
-            </w:r>
-          </w:p>
-        </w:tc>
-        <w:tc>
-          <w:tcPr>
-            <w:tcW w:type="dxa" w:w="1100"/>
+              <w:t xml:space="preserve">6:23</w:t>
+            </w:r>
+          </w:p>
+        </w:tc>
+        <w:tc>
+          <w:tcPr>
+            <w:tcW w:type="dxa" w:w="1000"/>
             <w:shd w:fill="FFFFFF" w:color="auto" w:val="clear"/>
             <w:tcMar>
               <w:top w:type="dxa" w:w="70"/>
@@ -26315,7 +26597,7 @@
         </w:tc>
         <w:tc>
           <w:tcPr>
-            <w:tcW w:type="dxa" w:w="5138"/>
+            <w:tcW w:type="dxa" w:w="4638"/>
             <w:shd w:fill="FFFFFF" w:color="auto" w:val="clear"/>
             <w:tcMar>
               <w:top w:type="dxa" w:w="70"/>
@@ -26344,7 +26626,7 @@
       <w:tr>
         <w:tc>
           <w:tcPr>
-            <w:tcW w:type="dxa" w:w="2300"/>
+            <w:tcW w:type="dxa" w:w="3000"/>
             <w:shd w:fill="F7F9FC" w:color="auto" w:val="clear"/>
             <w:tcMar>
               <w:top w:type="dxa" w:w="70"/>
@@ -26371,7 +26653,7 @@
         </w:tc>
         <w:tc>
           <w:tcPr>
-            <w:tcW w:type="dxa" w:w="1100"/>
+            <w:tcW w:type="dxa" w:w="1000"/>
             <w:shd w:fill="F7F9FC" w:color="auto" w:val="clear"/>
             <w:tcMar>
               <w:top w:type="dxa" w:w="70"/>
@@ -26392,13 +26674,13 @@
                 <w:sz w:val="18"/>
                 <w:szCs w:val="18"/>
               </w:rPr>
-              <w:t xml:space="preserve">7:42</w:t>
-            </w:r>
-          </w:p>
-        </w:tc>
-        <w:tc>
-          <w:tcPr>
-            <w:tcW w:type="dxa" w:w="1100"/>
+              <w:t xml:space="preserve">7:26</w:t>
+            </w:r>
+          </w:p>
+        </w:tc>
+        <w:tc>
+          <w:tcPr>
+            <w:tcW w:type="dxa" w:w="1000"/>
             <w:shd w:fill="F7F9FC" w:color="auto" w:val="clear"/>
             <w:tcMar>
               <w:top w:type="dxa" w:w="70"/>
@@ -26425,7 +26707,7 @@
         </w:tc>
         <w:tc>
           <w:tcPr>
-            <w:tcW w:type="dxa" w:w="5138"/>
+            <w:tcW w:type="dxa" w:w="4638"/>
             <w:shd w:fill="F7F9FC" w:color="auto" w:val="clear"/>
             <w:tcMar>
               <w:top w:type="dxa" w:w="70"/>
@@ -26454,7 +26736,7 @@
       <w:tr>
         <w:tc>
           <w:tcPr>
-            <w:tcW w:type="dxa" w:w="2300"/>
+            <w:tcW w:type="dxa" w:w="3000"/>
             <w:shd w:fill="FFFFFF" w:color="auto" w:val="clear"/>
             <w:tcMar>
               <w:top w:type="dxa" w:w="70"/>
@@ -26475,13 +26757,13 @@
                 <w:sz w:val="18"/>
                 <w:szCs w:val="18"/>
               </w:rPr>
-              <w:t xml:space="preserve">S11 두 가지 지적</w:t>
-            </w:r>
-          </w:p>
-        </w:tc>
-        <w:tc>
-          <w:tcPr>
-            <w:tcW w:type="dxa" w:w="1100"/>
+              <w:t xml:space="preserve">S11 정면으로 받는 두 가지 지적</w:t>
+            </w:r>
+          </w:p>
+        </w:tc>
+        <w:tc>
+          <w:tcPr>
+            <w:tcW w:type="dxa" w:w="1000"/>
             <w:shd w:fill="FFFFFF" w:color="auto" w:val="clear"/>
             <w:tcMar>
               <w:top w:type="dxa" w:w="70"/>
@@ -26502,13 +26784,13 @@
                 <w:sz w:val="18"/>
                 <w:szCs w:val="18"/>
               </w:rPr>
-              <w:t xml:space="preserve">8:03</w:t>
-            </w:r>
-          </w:p>
-        </w:tc>
-        <w:tc>
-          <w:tcPr>
-            <w:tcW w:type="dxa" w:w="1100"/>
+              <w:t xml:space="preserve">7:47</w:t>
+            </w:r>
+          </w:p>
+        </w:tc>
+        <w:tc>
+          <w:tcPr>
+            <w:tcW w:type="dxa" w:w="1000"/>
             <w:shd w:fill="FFFFFF" w:color="auto" w:val="clear"/>
             <w:tcMar>
               <w:top w:type="dxa" w:w="70"/>
@@ -26535,7 +26817,7 @@
         </w:tc>
         <w:tc>
           <w:tcPr>
-            <w:tcW w:type="dxa" w:w="5138"/>
+            <w:tcW w:type="dxa" w:w="4638"/>
             <w:shd w:fill="FFFFFF" w:color="auto" w:val="clear"/>
             <w:tcMar>
               <w:top w:type="dxa" w:w="70"/>
@@ -26555,7 +26837,7 @@
       <w:tr>
         <w:tc>
           <w:tcPr>
-            <w:tcW w:type="dxa" w:w="2300"/>
+            <w:tcW w:type="dxa" w:w="3000"/>
             <w:shd w:fill="F7F9FC" w:color="auto" w:val="clear"/>
             <w:tcMar>
               <w:top w:type="dxa" w:w="70"/>
@@ -26576,13 +26858,13 @@
                 <w:sz w:val="18"/>
                 <w:szCs w:val="18"/>
               </w:rPr>
-              <w:t xml:space="preserve">S12 클로징</w:t>
-            </w:r>
-          </w:p>
-        </w:tc>
-        <w:tc>
-          <w:tcPr>
-            <w:tcW w:type="dxa" w:w="1100"/>
+              <w:t xml:space="preserve">S12 클로징 — 두 사람</w:t>
+            </w:r>
+          </w:p>
+        </w:tc>
+        <w:tc>
+          <w:tcPr>
+            <w:tcW w:type="dxa" w:w="1000"/>
             <w:shd w:fill="F7F9FC" w:color="auto" w:val="clear"/>
             <w:tcMar>
               <w:top w:type="dxa" w:w="70"/>
@@ -26603,13 +26885,13 @@
                 <w:sz w:val="18"/>
                 <w:szCs w:val="18"/>
               </w:rPr>
-              <w:t xml:space="preserve">8:38</w:t>
-            </w:r>
-          </w:p>
-        </w:tc>
-        <w:tc>
-          <w:tcPr>
-            <w:tcW w:type="dxa" w:w="1100"/>
+              <w:t xml:space="preserve">8:23</w:t>
+            </w:r>
+          </w:p>
+        </w:tc>
+        <w:tc>
+          <w:tcPr>
+            <w:tcW w:type="dxa" w:w="1000"/>
             <w:shd w:fill="F7F9FC" w:color="auto" w:val="clear"/>
             <w:tcMar>
               <w:top w:type="dxa" w:w="70"/>
@@ -26636,7 +26918,7 @@
         </w:tc>
         <w:tc>
           <w:tcPr>
-            <w:tcW w:type="dxa" w:w="5138"/>
+            <w:tcW w:type="dxa" w:w="4638"/>
             <w:shd w:fill="F7F9FC" w:color="auto" w:val="clear"/>
             <w:tcMar>
               <w:top w:type="dxa" w:w="70"/>
@@ -26665,7 +26947,7 @@
       <w:tr>
         <w:tc>
           <w:tcPr>
-            <w:tcW w:type="dxa" w:w="2300"/>
+            <w:tcW w:type="dxa" w:w="3000"/>
             <w:shd w:fill="FFFFFF" w:color="auto" w:val="clear"/>
             <w:tcMar>
               <w:top w:type="dxa" w:w="70"/>
@@ -26694,7 +26976,7 @@
         </w:tc>
         <w:tc>
           <w:tcPr>
-            <w:tcW w:type="dxa" w:w="1100"/>
+            <w:tcW w:type="dxa" w:w="1000"/>
             <w:shd w:fill="FFFFFF" w:color="auto" w:val="clear"/>
             <w:tcMar>
               <w:top w:type="dxa" w:w="70"/>
@@ -26712,7 +26994,7 @@
         </w:tc>
         <w:tc>
           <w:tcPr>
-            <w:tcW w:type="dxa" w:w="1100"/>
+            <w:tcW w:type="dxa" w:w="1000"/>
             <w:shd w:fill="FFFFFF" w:color="auto" w:val="clear"/>
             <w:tcMar>
               <w:top w:type="dxa" w:w="70"/>
@@ -26735,13 +27017,13 @@
                 <w:sz w:val="18"/>
                 <w:szCs w:val="18"/>
               </w:rPr>
-              <w:t xml:space="preserve">9:16</w:t>
-            </w:r>
-          </w:p>
-        </w:tc>
-        <w:tc>
-          <w:tcPr>
-            <w:tcW w:type="dxa" w:w="5138"/>
+              <w:t xml:space="preserve">9:00</w:t>
+            </w:r>
+          </w:p>
+        </w:tc>
+        <w:tc>
+          <w:tcPr>
+            <w:tcW w:type="dxa" w:w="4638"/>
             <w:shd w:fill="FFFFFF" w:color="auto" w:val="clear"/>
             <w:tcMar>
               <w:top w:type="dxa" w:w="70"/>
@@ -26762,7 +27044,7 @@
                 <w:sz w:val="18"/>
                 <w:szCs w:val="18"/>
               </w:rPr>
-              <w:t xml:space="preserve">10:00까지 여유 43초</w:t>
+              <w:t xml:space="preserve">10:00까지 여유 59초</w:t>
             </w:r>
           </w:p>
         </w:tc>
@@ -26798,7 +27080,16 @@
           <w:sz w:val="20"/>
           <w:szCs w:val="20"/>
         </w:rPr>
-        <w:t xml:space="preserve">S2·S6·S9·S12는 어떤 경우에도 건드리지 않습니다.</w:t>
+        <w:t xml:space="preserve">S2 · S4 · S9 · S12는 어떤 경우에도 건드리지 않습니다.</w:t>
+      </w:r>
+      <w:r>
+        <w:rPr>
+          <w:rFonts w:ascii="맑은 고딕" w:cs="맑은 고딕" w:eastAsia="맑은 고딕" w:hAnsi="맑은 고딕"/>
+          <w:color w:val="262626"/>
+          <w:sz w:val="20"/>
+          <w:szCs w:val="20"/>
+        </w:rPr>
+        <w:t xml:space="preserve"> S2가 이 발표의 주장이고, S4가 그 주장의 증거입니다.</w:t>
       </w:r>
     </w:p>
     <w:tbl>
@@ -26961,7 +27252,7 @@
                 <w:sz w:val="18"/>
                 <w:szCs w:val="18"/>
               </w:rPr>
-              <w:t xml:space="preserve">S3의 셋째 항목(광고 트래픽) 전체 — S9에서 어차피 다시 나옵니다</w:t>
+              <w:t xml:space="preserve">S5의 셋째 항목(광고 트래픽) 전체 — S9에서 어차피 다시 나옵니다</w:t>
             </w:r>
           </w:p>
         </w:tc>
@@ -27127,7 +27418,7 @@
                 <w:sz w:val="18"/>
                 <w:szCs w:val="18"/>
               </w:rPr>
-              <w:t xml:space="preserve">S5의 "네이버예약과 카카오헤어샵은…음식만 다룹니다." 두 문장</w:t>
+              <w:t xml:space="preserve">S7의 "그다음 숙박, 마지막이 포장음식입니다…맨 뒤입니다." 한 문장</w:t>
             </w:r>
           </w:p>
         </w:tc>
@@ -27154,7 +27445,7 @@
                 <w:sz w:val="18"/>
                 <w:szCs w:val="18"/>
               </w:rPr>
-              <w:t xml:space="preserve">약 12초</w:t>
+              <w:t xml:space="preserve">약 14초</w:t>
             </w:r>
           </w:p>
         </w:tc>
@@ -27210,7 +27501,7 @@
                 <w:sz w:val="18"/>
                 <w:szCs w:val="18"/>
               </w:rPr>
-              <w:t xml:space="preserve">S7의 "영화관 체인 한 곳과 계약하면 전국 수백 개 관의 빈 좌석이 한 번에 열립니다."</w:t>
+              <w:t xml:space="preserve">S6 전체 — 사장님 화면은 Q&amp;A로 넘겨도 됩니다</w:t>
             </w:r>
           </w:p>
         </w:tc>
@@ -27237,7 +27528,7 @@
                 <w:sz w:val="18"/>
                 <w:szCs w:val="18"/>
               </w:rPr>
-              <w:t xml:space="preserve">약 10초</w:t>
+              <w:t xml:space="preserve">약 23초</w:t>
             </w:r>
           </w:p>
         </w:tc>
@@ -27293,7 +27584,7 @@
                 <w:sz w:val="18"/>
                 <w:szCs w:val="18"/>
               </w:rPr>
-              <w:t xml:space="preserve">S11의 둘째 지적(자전거·강남구) 전체 — Q&amp;A로 넘기면 됩니다</w:t>
+              <w:t xml:space="preserve">S11의 둘째 지적(자전거·강남구) 전체</w:t>
             </w:r>
           </w:p>
         </w:tc>
@@ -27353,16 +27644,16 @@
           <w:sz w:val="20"/>
           <w:szCs w:val="20"/>
         </w:rPr>
-        <w:t xml:space="preserve">8:10.</w:t>
-      </w:r>
-      <w:r>
-        <w:rPr>
-          <w:rFonts w:ascii="맑은 고딕" w:cs="맑은 고딕" w:eastAsia="맑은 고딕" w:hAnsi="맑은 고딕"/>
-          <w:color w:val="262626"/>
-          <w:sz w:val="20"/>
-          <w:szCs w:val="20"/>
-        </w:rPr>
-        <w:t xml:space="preserve"> 여유가 43초 있으니 실제로는 1~2번만 준비해 두면 충분합니다.</w:t>
+        <w:t xml:space="preserve">8:00.</w:t>
+      </w:r>
+      <w:r>
+        <w:rPr>
+          <w:rFonts w:ascii="맑은 고딕" w:cs="맑은 고딕" w:eastAsia="맑은 고딕" w:hAnsi="맑은 고딕"/>
+          <w:color w:val="262626"/>
+          <w:sz w:val="20"/>
+          <w:szCs w:val="20"/>
+        </w:rPr>
+        <w:t xml:space="preserve"> 여유가 59초 있으니 실제로는 1~2번만 준비해 두면 충분합니다.</w:t>
       </w:r>
     </w:p>
     <w:p>
@@ -27460,16 +27751,56 @@
           <w:sz w:val="20"/>
           <w:szCs w:val="20"/>
         </w:rPr>
-        <w:t xml:space="preserve">S1 브리지에서 속도를 올리지 마십시오.</w:t>
-      </w:r>
-      <w:r>
-        <w:rPr>
-          <w:rFonts w:ascii="맑은 고딕" w:cs="맑은 고딕" w:eastAsia="맑은 고딕" w:hAnsi="맑은 고딕"/>
-          <w:color w:val="262626"/>
-          <w:sz w:val="20"/>
-          <w:szCs w:val="20"/>
-        </w:rPr>
-        <w:t xml:space="preserve"> 문제 정의 슬라이드를 통째로 뺐기 때문에, "팔지 못하면 그대로 사라지는 한 시간"이라는 한 문장이 문제 정의 전체를 혼자 감당합니다. 여기서 흘리면 청중은 왜 이 사업이 필요한지 모른 채 데모를 봅니다</w:t>
+        <w:t xml:space="preserve">S2가 이 발표의 주장입니다.</w:t>
+      </w:r>
+      <w:r>
+        <w:rPr>
+          <w:rFonts w:ascii="맑은 고딕" w:cs="맑은 고딕" w:eastAsia="맑은 고딕" w:hAnsi="맑은 고딕"/>
+          <w:color w:val="262626"/>
+          <w:sz w:val="20"/>
+          <w:szCs w:val="20"/>
+        </w:rPr>
+        <w:t xml:space="preserve"> 마감히어로 · 당근 · 네이버예약을 하나씩 짚으며 "그런데 음식만", "그런데 중고 물건", "그런데 내일과 다음 주"를 </w:t>
+      </w:r>
+      <w:r>
+        <w:rPr>
+          <w:rFonts w:ascii="맑은 고딕" w:cs="맑은 고딕" w:eastAsia="맑은 고딕" w:hAnsi="맑은 고딕"/>
+          <w:b/>
+          <w:bCs/>
+          <w:color w:val="262626"/>
+          <w:sz w:val="20"/>
+          <w:szCs w:val="20"/>
+        </w:rPr>
+        <w:t xml:space="preserve">같은 리듬으로 세 번</w:t>
+      </w:r>
+      <w:r>
+        <w:rPr>
+          <w:rFonts w:ascii="맑은 고딕" w:cs="맑은 고딕" w:eastAsia="맑은 고딕" w:hAnsi="맑은 고딕"/>
+          <w:color w:val="262626"/>
+          <w:sz w:val="20"/>
+          <w:szCs w:val="20"/>
+        </w:rPr>
+        <w:t xml:space="preserve"> 반복하십시오. 빈칸이 귀로 들립니다. 그리고 </w:t>
+      </w:r>
+      <w:r>
+        <w:rPr>
+          <w:rFonts w:ascii="맑은 고딕" w:cs="맑은 고딕" w:eastAsia="맑은 고딕" w:hAnsi="맑은 고딕"/>
+          <w:b/>
+          <w:bCs/>
+          <w:color w:val="262626"/>
+          <w:sz w:val="20"/>
+          <w:szCs w:val="20"/>
+        </w:rPr>
+        <w:t xml:space="preserve">"왜 비어 있는가"까지 답하고 넘어가십시오</w:t>
+      </w:r>
+      <w:r>
+        <w:rPr>
+          <w:rFonts w:ascii="맑은 고딕" w:cs="맑은 고딕" w:eastAsia="맑은 고딕" w:hAnsi="맑은 고딕"/>
+          <w:color w:val="262626"/>
+          <w:sz w:val="20"/>
+          <w:szCs w:val="20"/>
+        </w:rPr>
+        <w:t xml:space="preserve"> — 여기서 멈추면 "운 좋게 남은 자리"로 들리고, 끝까지 가면 "구조적으로 아무도 못 오는 자리"가 됩니다</w:t>
       </w:r>
     </w:p>
     <w:p>
@@ -27490,16 +27821,16 @@
           <w:sz w:val="20"/>
           <w:szCs w:val="20"/>
         </w:rPr>
-        <w:t xml:space="preserve">S2에서는 화면을 보고 말하십시오.</w:t>
-      </w:r>
-      <w:r>
-        <w:rPr>
-          <w:rFonts w:ascii="맑은 고딕" w:cs="맑은 고딕" w:eastAsia="맑은 고딕" w:hAnsi="맑은 고딕"/>
-          <w:color w:val="262626"/>
-          <w:sz w:val="20"/>
-          <w:szCs w:val="20"/>
-        </w:rPr>
-        <w:t xml:space="preserve"> 청중이 화면을 봐야 하는 유일한 슬라이드입니다. 도보에서 "사라집니다"라고 할 때 실제로 항목이 사라지는 타이밍에 맞추십시오</w:t>
+        <w:t xml:space="preserve">S3는 짧게, 화면만 보여주고 넘어가십시오.</w:t>
+      </w:r>
+      <w:r>
+        <w:rPr>
+          <w:rFonts w:ascii="맑은 고딕" w:cs="맑은 고딕" w:eastAsia="맑은 고딕" w:hAnsi="맑은 고딕"/>
+          <w:color w:val="262626"/>
+          <w:sz w:val="20"/>
+          <w:szCs w:val="20"/>
+        </w:rPr>
+        <w:t xml:space="preserve"> 여기서 설명을 길게 하면 S4의 데모가 김이 빠집니다</w:t>
       </w:r>
     </w:p>
     <w:p>
@@ -27520,27 +27851,16 @@
           <w:sz w:val="20"/>
           <w:szCs w:val="20"/>
         </w:rPr>
-        <w:t xml:space="preserve">S6은 리듬입니다.</w:t>
-      </w:r>
-      <w:r>
-        <w:rPr>
-          <w:rFonts w:ascii="맑은 고딕" w:cs="맑은 고딕" w:eastAsia="맑은 고딕" w:hAnsi="맑은 고딕"/>
-          <w:color w:val="262626"/>
-          <w:sz w:val="20"/>
-          <w:szCs w:val="20"/>
-        </w:rPr>
-        <w:t xml:space="preserve"> 1·2·3·4단계를 같은 억양으로 네 번 반복하면 사다리가 귀로 들립니다. 아마존은 맨 끝에 한 번만, 가볍게 얹으십시오. </w:t>
-      </w:r>
-      <w:r>
-        <w:rPr>
-          <w:rFonts w:ascii="맑은 고딕" w:cs="맑은 고딕" w:eastAsia="맑은 고딕" w:hAnsi="맑은 고딕"/>
-          <w:b/>
-          <w:bCs/>
-          <w:color w:val="262626"/>
-          <w:sz w:val="20"/>
-          <w:szCs w:val="20"/>
-        </w:rPr>
-        <w:t xml:space="preserve">우리 논리가 먼저고 아마존은 방증입니다</w:t>
+        <w:t xml:space="preserve">S4에서는 화면을 보고 말하십시오.</w:t>
+      </w:r>
+      <w:r>
+        <w:rPr>
+          <w:rFonts w:ascii="맑은 고딕" w:cs="맑은 고딕" w:eastAsia="맑은 고딕" w:hAnsi="맑은 고딕"/>
+          <w:color w:val="262626"/>
+          <w:sz w:val="20"/>
+          <w:szCs w:val="20"/>
+        </w:rPr>
+        <w:t xml:space="preserve"> 청중이 화면을 봐야 하는 유일한 슬라이드입니다. 도보에서 "사라집니다"라고 할 때 실제로 항목이 사라지는 타이밍에 맞추십시오</w:t>
       </w:r>
     </w:p>
     <w:p>
@@ -27561,16 +27881,16 @@
           <w:sz w:val="20"/>
           <w:szCs w:val="20"/>
         </w:rPr>
-        <w:t xml:space="preserve">S9는 표를 손으로 짚으며 말하십시오.</w:t>
-      </w:r>
-      <w:r>
-        <w:rPr>
-          <w:rFonts w:ascii="맑은 고딕" w:cs="맑은 고딕" w:eastAsia="맑은 고딕" w:hAnsi="맑은 고딕"/>
-          <w:color w:val="262626"/>
-          <w:sz w:val="20"/>
-          <w:szCs w:val="20"/>
-        </w:rPr>
-        <w:t xml:space="preserve"> 숫자를 외워서 읊으면 지어낸 것처럼 들리고, 짚으면 근거가 있는 것처럼 들립니다</w:t>
+        <w:t xml:space="preserve">S7은 빠르게.</w:t>
+      </w:r>
+      <w:r>
+        <w:rPr>
+          <w:rFonts w:ascii="맑은 고딕" w:cs="맑은 고딕" w:eastAsia="맑은 고딕" w:hAnsi="맑은 고딕"/>
+          <w:color w:val="262626"/>
+          <w:sz w:val="20"/>
+          <w:szCs w:val="20"/>
+        </w:rPr>
+        <w:t xml:space="preserve"> 네 단계는 이름만 스치듯 지나가면 됩니다. 순서의 이유를 물으면 그때 답하십시오 — 문서에 다 있습니다</w:t>
       </w:r>
     </w:p>
     <w:p>
@@ -27591,16 +27911,16 @@
           <w:sz w:val="20"/>
           <w:szCs w:val="20"/>
         </w:rPr>
-        <w:t xml:space="preserve">S10의 요청 문장은 천천히.</w:t>
-      </w:r>
-      <w:r>
-        <w:rPr>
-          <w:rFonts w:ascii="맑은 고딕" w:cs="맑은 고딕" w:eastAsia="맑은 고딕" w:hAnsi="맑은 고딕"/>
-          <w:color w:val="262626"/>
-          <w:sz w:val="20"/>
-          <w:szCs w:val="20"/>
-        </w:rPr>
-        <w:t xml:space="preserve"> 상대가 기억해야 할 유일한 행동 항목입니다</w:t>
+        <w:t xml:space="preserve">S9는 표를 손으로 짚으며 말하십시오.</w:t>
+      </w:r>
+      <w:r>
+        <w:rPr>
+          <w:rFonts w:ascii="맑은 고딕" w:cs="맑은 고딕" w:eastAsia="맑은 고딕" w:hAnsi="맑은 고딕"/>
+          <w:color w:val="262626"/>
+          <w:sz w:val="20"/>
+          <w:szCs w:val="20"/>
+        </w:rPr>
+        <w:t xml:space="preserve"> 숫자를 외워서 읊으면 지어낸 것처럼 들리고, 짚으면 근거가 있는 것처럼 들립니다</w:t>
       </w:r>
     </w:p>
     <w:p>
@@ -27621,7 +27941,16 @@
           <w:sz w:val="20"/>
           <w:szCs w:val="20"/>
         </w:rPr>
-        <w:t xml:space="preserve">S12 "감사합니다" 전에 2초 멈추십시오.</w:t>
+        <w:t xml:space="preserve">S10의 요청 문장은 천천히.</w:t>
+      </w:r>
+      <w:r>
+        <w:rPr>
+          <w:rFonts w:ascii="맑은 고딕" w:cs="맑은 고딕" w:eastAsia="맑은 고딕" w:hAnsi="맑은 고딕"/>
+          <w:color w:val="262626"/>
+          <w:sz w:val="20"/>
+          <w:szCs w:val="20"/>
+        </w:rPr>
+        <w:t xml:space="preserve"> 상대가 기억해야 할 유일한 행동 항목입니다</w:t>
       </w:r>
     </w:p>
     <w:p>
@@ -27636,6 +27965,27 @@
       <w:r>
         <w:rPr>
           <w:rFonts w:ascii="맑은 고딕" w:cs="맑은 고딕" w:eastAsia="맑은 고딕" w:hAnsi="맑은 고딕"/>
+          <w:b/>
+          <w:bCs/>
+          <w:color w:val="262626"/>
+          <w:sz w:val="20"/>
+          <w:szCs w:val="20"/>
+        </w:rPr>
+        <w:t xml:space="preserve">S12 "감사합니다" 전에 2초 멈추십시오.</w:t>
+      </w:r>
+    </w:p>
+    <w:p>
+      <w:pPr>
+        <w:pStyle w:val="ListParagraph"/>
+        <w:numPr>
+          <w:ilvl w:val="0"/>
+          <w:numId w:val="2"/>
+        </w:numPr>
+        <w:spacing w:after="60" w:before="30" w:line="264"/>
+      </w:pPr>
+      <w:r>
+        <w:rPr>
+          <w:rFonts w:ascii="맑은 고딕" w:cs="맑은 고딕" w:eastAsia="맑은 고딕" w:hAnsi="맑은 고딕"/>
           <w:color w:val="262626"/>
           <w:sz w:val="20"/>
           <w:szCs w:val="20"/>
@@ -27660,7 +28010,7 @@
           <w:sz w:val="20"/>
           <w:szCs w:val="20"/>
         </w:rPr>
-        <w:t xml:space="preserve">(38분·2.5킬로·47명·112명), </w:t>
+        <w:t xml:space="preserve">(38분 · 2.5킬로 · 47명 · 112명), </w:t>
       </w:r>
       <w:r>
         <w:rPr>
@@ -27680,7 +28030,7 @@
           <w:sz w:val="20"/>
           <w:szCs w:val="20"/>
         </w:rPr>
-        <w:t xml:space="preserve">(5억·43억·200억·75억·13억)뿐입니다. 나머지는 슬라이드에만 두십시오</w:t>
+        <w:t xml:space="preserve">(5억 · 43억 · 200억 · 75억 · 13억)뿐입니다</w:t>
       </w:r>
     </w:p>
     <w:p>
